--- a/SSB_Lecturettes.docx
+++ b/SSB_Lecturettes.docx
@@ -218,7 +218,7 @@
                 <w:sz w:val="21"/>
                 <w:szCs w:val="21"/>
               </w:rPr>
-              <w:t xml:space="preserve">Origin</w:t>
+              <w:t xml:space="preserve">What is it</w:t>
             </w:r>
           </w:p>
         </w:tc>
@@ -248,41 +248,24 @@
                 <w:sz w:val="21"/>
                 <w:szCs w:val="21"/>
               </w:rPr>
-              <w:t xml:space="preserve">1947 Partition</w:t>
-            </w:r>
-            <w:r>
-              <w:rPr>
-                <w:b/>
-                <w:bCs/>
-                <w:color w:val="C00000"/>
-                <w:sz w:val="21"/>
-                <w:szCs w:val="21"/>
-              </w:rPr>
-              <w:t xml:space="preserve">  →  </w:t>
-            </w:r>
-            <w:r>
-              <w:rPr>
-                <w:sz w:val="21"/>
-                <w:szCs w:val="21"/>
-              </w:rPr>
-              <w:t xml:space="preserve">Kashmir dispute</w:t>
-            </w:r>
-            <w:r>
-              <w:rPr>
-                <w:b/>
-                <w:bCs/>
-                <w:color w:val="C00000"/>
-                <w:sz w:val="21"/>
-                <w:szCs w:val="21"/>
-              </w:rPr>
-              <w:t xml:space="preserve">  →  </w:t>
-            </w:r>
-            <w:r>
-              <w:rPr>
-                <w:sz w:val="21"/>
-                <w:szCs w:val="21"/>
-              </w:rPr>
-              <w:t xml:space="preserve">1948 first war</w:t>
+              <w:t xml:space="preserve">Relationship between two nuclear-armed neighbours, born of the 1947 Partition</w:t>
+            </w:r>
+            <w:r>
+              <w:rPr>
+                <w:b/>
+                <w:bCs/>
+                <w:color w:val="C00000"/>
+                <w:sz w:val="21"/>
+                <w:szCs w:val="21"/>
+              </w:rPr>
+              <w:t xml:space="preserve">  →  </w:t>
+            </w:r>
+            <w:r>
+              <w:rPr>
+                <w:sz w:val="21"/>
+                <w:szCs w:val="21"/>
+              </w:rPr>
+              <w:t xml:space="preserve">Shaped by Kashmir, four wars (1947–48, 1965, 1971, 1999 Kargil) and cross-border terrorism</w:t>
             </w:r>
           </w:p>
         </w:tc>
@@ -354,7 +337,7 @@
                 <w:sz w:val="21"/>
                 <w:szCs w:val="21"/>
               </w:rPr>
-              <w:t xml:space="preserve">Wars &amp; conflicts</w:t>
+              <w:t xml:space="preserve">Why it matters</w:t>
             </w:r>
           </w:p>
         </w:tc>
@@ -385,58 +368,75 @@
                 <w:sz w:val="21"/>
                 <w:szCs w:val="21"/>
               </w:rPr>
-              <w:t xml:space="preserve">1965</w:t>
-            </w:r>
-            <w:r>
-              <w:rPr>
-                <w:b/>
-                <w:bCs/>
-                <w:color w:val="C00000"/>
-                <w:sz w:val="21"/>
-                <w:szCs w:val="21"/>
-              </w:rPr>
-              <w:t xml:space="preserve">  →  </w:t>
-            </w:r>
-            <w:r>
-              <w:rPr>
-                <w:sz w:val="21"/>
-                <w:szCs w:val="21"/>
-              </w:rPr>
-              <w:t xml:space="preserve">1971 (Bangladesh created)</w:t>
-            </w:r>
-            <w:r>
-              <w:rPr>
-                <w:b/>
-                <w:bCs/>
-                <w:color w:val="C00000"/>
-                <w:sz w:val="21"/>
-                <w:szCs w:val="21"/>
-              </w:rPr>
-              <w:t xml:space="preserve">  →  </w:t>
-            </w:r>
-            <w:r>
-              <w:rPr>
-                <w:sz w:val="21"/>
-                <w:szCs w:val="21"/>
-              </w:rPr>
-              <w:t xml:space="preserve">1999 Kargil</w:t>
-            </w:r>
-            <w:r>
-              <w:rPr>
-                <w:b/>
-                <w:bCs/>
-                <w:color w:val="C00000"/>
-                <w:sz w:val="21"/>
-                <w:szCs w:val="21"/>
-              </w:rPr>
-              <w:t xml:space="preserve">  →  </w:t>
-            </w:r>
-            <w:r>
-              <w:rPr>
-                <w:sz w:val="21"/>
-                <w:szCs w:val="21"/>
-              </w:rPr>
-              <w:t xml:space="preserve">recurring LoC tensions</w:t>
+              <w:t xml:space="preserve">Security: nuclear flashpoint, active LoC</w:t>
+            </w:r>
+            <w:r>
+              <w:rPr>
+                <w:b/>
+                <w:bCs/>
+                <w:color w:val="C00000"/>
+                <w:sz w:val="21"/>
+                <w:szCs w:val="21"/>
+              </w:rPr>
+              <w:t xml:space="preserve">  →  </w:t>
+            </w:r>
+            <w:r>
+              <w:rPr>
+                <w:sz w:val="21"/>
+                <w:szCs w:val="21"/>
+              </w:rPr>
+              <w:t xml:space="preserve">Regional: SAARC stalled, South Asia's growth held back</w:t>
+            </w:r>
+            <w:r>
+              <w:rPr>
+                <w:b/>
+                <w:bCs/>
+                <w:color w:val="C00000"/>
+                <w:sz w:val="21"/>
+                <w:szCs w:val="21"/>
+              </w:rPr>
+              <w:t xml:space="preserve">  →  </w:t>
+            </w:r>
+            <w:r>
+              <w:rPr>
+                <w:sz w:val="21"/>
+                <w:szCs w:val="21"/>
+              </w:rPr>
+              <w:t xml:space="preserve">Strategic: China–Pakistan nexus, Afghanistan</w:t>
+            </w:r>
+            <w:r>
+              <w:rPr>
+                <w:b/>
+                <w:bCs/>
+                <w:color w:val="C00000"/>
+                <w:sz w:val="21"/>
+                <w:szCs w:val="21"/>
+              </w:rPr>
+              <w:t xml:space="preserve">  →  </w:t>
+            </w:r>
+            <w:r>
+              <w:rPr>
+                <w:sz w:val="21"/>
+                <w:szCs w:val="21"/>
+              </w:rPr>
+              <w:t xml:space="preserve">Economic: heavy defence spending, lost trade</w:t>
+            </w:r>
+            <w:r>
+              <w:rPr>
+                <w:b/>
+                <w:bCs/>
+                <w:color w:val="C00000"/>
+                <w:sz w:val="21"/>
+                <w:szCs w:val="21"/>
+              </w:rPr>
+              <w:t xml:space="preserve">  →  </w:t>
+            </w:r>
+            <w:r>
+              <w:rPr>
+                <w:sz w:val="21"/>
+                <w:szCs w:val="21"/>
+              </w:rPr>
+              <w:t xml:space="preserve">Global: terrorism and nuclear risk concern the world</w:t>
             </w:r>
           </w:p>
         </w:tc>
@@ -506,7 +506,7 @@
                 <w:sz w:val="21"/>
                 <w:szCs w:val="21"/>
               </w:rPr>
-              <w:t xml:space="preserve">Core issues</w:t>
+              <w:t xml:space="preserve">Current status in India</w:t>
             </w:r>
           </w:p>
         </w:tc>
@@ -536,58 +536,109 @@
                 <w:sz w:val="21"/>
                 <w:szCs w:val="21"/>
               </w:rPr>
-              <w:t xml:space="preserve">Kashmir</w:t>
-            </w:r>
-            <w:r>
-              <w:rPr>
-                <w:b/>
-                <w:bCs/>
-                <w:color w:val="C00000"/>
-                <w:sz w:val="21"/>
-                <w:szCs w:val="21"/>
-              </w:rPr>
-              <w:t xml:space="preserve">  →  </w:t>
-            </w:r>
-            <w:r>
-              <w:rPr>
-                <w:sz w:val="21"/>
-                <w:szCs w:val="21"/>
-              </w:rPr>
-              <w:t xml:space="preserve">cross-border terrorism</w:t>
-            </w:r>
-            <w:r>
-              <w:rPr>
-                <w:b/>
-                <w:bCs/>
-                <w:color w:val="C00000"/>
-                <w:sz w:val="21"/>
-                <w:szCs w:val="21"/>
-              </w:rPr>
-              <w:t xml:space="preserve">  →  </w:t>
-            </w:r>
-            <w:r>
-              <w:rPr>
-                <w:sz w:val="21"/>
-                <w:szCs w:val="21"/>
-              </w:rPr>
-              <w:t xml:space="preserve">water sharing (Indus Waters Treaty 1960)</w:t>
-            </w:r>
-            <w:r>
-              <w:rPr>
-                <w:b/>
-                <w:bCs/>
-                <w:color w:val="C00000"/>
-                <w:sz w:val="21"/>
-                <w:szCs w:val="21"/>
-              </w:rPr>
-              <w:t xml:space="preserve">  →  </w:t>
-            </w:r>
-            <w:r>
-              <w:rPr>
-                <w:sz w:val="21"/>
-                <w:szCs w:val="21"/>
-              </w:rPr>
-              <w:t xml:space="preserve">nuclear rivalry (since 1998)</w:t>
+              <w:t xml:space="preserve">Article 370 abrogated (2019)</w:t>
+            </w:r>
+            <w:r>
+              <w:rPr>
+                <w:b/>
+                <w:bCs/>
+                <w:color w:val="C00000"/>
+                <w:sz w:val="21"/>
+                <w:szCs w:val="21"/>
+              </w:rPr>
+              <w:t xml:space="preserve">  →  </w:t>
+            </w:r>
+            <w:r>
+              <w:rPr>
+                <w:sz w:val="21"/>
+                <w:szCs w:val="21"/>
+              </w:rPr>
+              <w:t xml:space="preserve">Pahalgam attack (Apr 2025)</w:t>
+            </w:r>
+            <w:r>
+              <w:rPr>
+                <w:b/>
+                <w:bCs/>
+                <w:color w:val="C00000"/>
+                <w:sz w:val="21"/>
+                <w:szCs w:val="21"/>
+              </w:rPr>
+              <w:t xml:space="preserve">  →  </w:t>
+            </w:r>
+            <w:r>
+              <w:rPr>
+                <w:sz w:val="21"/>
+                <w:szCs w:val="21"/>
+              </w:rPr>
+              <w:t xml:space="preserve">Operation Sindoor (May 2025)</w:t>
+            </w:r>
+            <w:r>
+              <w:rPr>
+                <w:b/>
+                <w:bCs/>
+                <w:color w:val="C00000"/>
+                <w:sz w:val="21"/>
+                <w:szCs w:val="21"/>
+              </w:rPr>
+              <w:t xml:space="preserve">  →  </w:t>
+            </w:r>
+            <w:r>
+              <w:rPr>
+                <w:sz w:val="21"/>
+                <w:szCs w:val="21"/>
+              </w:rPr>
+              <w:t xml:space="preserve">Indus Waters Treaty in abeyance</w:t>
+            </w:r>
+            <w:r>
+              <w:rPr>
+                <w:b/>
+                <w:bCs/>
+                <w:color w:val="C00000"/>
+                <w:sz w:val="21"/>
+                <w:szCs w:val="21"/>
+              </w:rPr>
+              <w:t xml:space="preserve">  →  </w:t>
+            </w:r>
+            <w:r>
+              <w:rPr>
+                <w:sz w:val="21"/>
+                <w:szCs w:val="21"/>
+              </w:rPr>
+              <w:t xml:space="preserve">Attari border closed, trade and visas suspended, diplomatic strength reduced</w:t>
+            </w:r>
+            <w:r>
+              <w:rPr>
+                <w:b/>
+                <w:bCs/>
+                <w:color w:val="C00000"/>
+                <w:sz w:val="21"/>
+                <w:szCs w:val="21"/>
+              </w:rPr>
+              <w:t xml:space="preserve">  →  </w:t>
+            </w:r>
+            <w:r>
+              <w:rPr>
+                <w:sz w:val="21"/>
+                <w:szCs w:val="21"/>
+              </w:rPr>
+              <w:t xml:space="preserve">Ceasefire understanding (May 2025)</w:t>
+            </w:r>
+            <w:r>
+              <w:rPr>
+                <w:b/>
+                <w:bCs/>
+                <w:color w:val="C00000"/>
+                <w:sz w:val="21"/>
+                <w:szCs w:val="21"/>
+              </w:rPr>
+              <w:t xml:space="preserve">  →  </w:t>
+            </w:r>
+            <w:r>
+              <w:rPr>
+                <w:sz w:val="21"/>
+                <w:szCs w:val="21"/>
+              </w:rPr>
+              <w:t xml:space="preserve">India's doctrine: terror attack = act of war, no tolerance of nuclear blackmail, "talks and terror cannot go together"</w:t>
             </w:r>
           </w:p>
         </w:tc>
@@ -659,7 +710,7 @@
                 <w:sz w:val="21"/>
                 <w:szCs w:val="21"/>
               </w:rPr>
-              <w:t xml:space="preserve">Attempts at peace</w:t>
+              <w:t xml:space="preserve">Problems</w:t>
             </w:r>
           </w:p>
         </w:tc>
@@ -690,58 +741,109 @@
                 <w:sz w:val="21"/>
                 <w:szCs w:val="21"/>
               </w:rPr>
-              <w:t xml:space="preserve">Tashkent 1966</w:t>
-            </w:r>
-            <w:r>
-              <w:rPr>
-                <w:b/>
-                <w:bCs/>
-                <w:color w:val="C00000"/>
-                <w:sz w:val="21"/>
-                <w:szCs w:val="21"/>
-              </w:rPr>
-              <w:t xml:space="preserve">  →  </w:t>
-            </w:r>
-            <w:r>
-              <w:rPr>
-                <w:sz w:val="21"/>
-                <w:szCs w:val="21"/>
-              </w:rPr>
-              <w:t xml:space="preserve">Shimla 1972</w:t>
-            </w:r>
-            <w:r>
-              <w:rPr>
-                <w:b/>
-                <w:bCs/>
-                <w:color w:val="C00000"/>
-                <w:sz w:val="21"/>
-                <w:szCs w:val="21"/>
-              </w:rPr>
-              <w:t xml:space="preserve">  →  </w:t>
-            </w:r>
-            <w:r>
-              <w:rPr>
-                <w:sz w:val="21"/>
-                <w:szCs w:val="21"/>
-              </w:rPr>
-              <w:t xml:space="preserve">Lahore Bus Diplomacy 1999</w:t>
-            </w:r>
-            <w:r>
-              <w:rPr>
-                <w:b/>
-                <w:bCs/>
-                <w:color w:val="C00000"/>
-                <w:sz w:val="21"/>
-                <w:szCs w:val="21"/>
-              </w:rPr>
-              <w:t xml:space="preserve">  →  </w:t>
-            </w:r>
-            <w:r>
-              <w:rPr>
-                <w:sz w:val="21"/>
-                <w:szCs w:val="21"/>
-              </w:rPr>
-              <w:t xml:space="preserve">Composite Dialogue 2004</w:t>
+              <w:t xml:space="preserve">Kashmir dispute</w:t>
+            </w:r>
+            <w:r>
+              <w:rPr>
+                <w:b/>
+                <w:bCs/>
+                <w:color w:val="C00000"/>
+                <w:sz w:val="21"/>
+                <w:szCs w:val="21"/>
+              </w:rPr>
+              <w:t xml:space="preserve">  →  </w:t>
+            </w:r>
+            <w:r>
+              <w:rPr>
+                <w:sz w:val="21"/>
+                <w:szCs w:val="21"/>
+              </w:rPr>
+              <w:t xml:space="preserve">State-sponsored terrorism (LeT, JeM)</w:t>
+            </w:r>
+            <w:r>
+              <w:rPr>
+                <w:b/>
+                <w:bCs/>
+                <w:color w:val="C00000"/>
+                <w:sz w:val="21"/>
+                <w:szCs w:val="21"/>
+              </w:rPr>
+              <w:t xml:space="preserve">  →  </w:t>
+            </w:r>
+            <w:r>
+              <w:rPr>
+                <w:sz w:val="21"/>
+                <w:szCs w:val="21"/>
+              </w:rPr>
+              <w:t xml:space="preserve">China–Pakistan nexus (CPEC through PoK, UN veto)</w:t>
+            </w:r>
+            <w:r>
+              <w:rPr>
+                <w:b/>
+                <w:bCs/>
+                <w:color w:val="C00000"/>
+                <w:sz w:val="21"/>
+                <w:szCs w:val="21"/>
+              </w:rPr>
+              <w:t xml:space="preserve">  →  </w:t>
+            </w:r>
+            <w:r>
+              <w:rPr>
+                <w:sz w:val="21"/>
+                <w:szCs w:val="21"/>
+              </w:rPr>
+              <w:t xml:space="preserve">Water dispute</w:t>
+            </w:r>
+            <w:r>
+              <w:rPr>
+                <w:b/>
+                <w:bCs/>
+                <w:color w:val="C00000"/>
+                <w:sz w:val="21"/>
+                <w:szCs w:val="21"/>
+              </w:rPr>
+              <w:t xml:space="preserve">  →  </w:t>
+            </w:r>
+            <w:r>
+              <w:rPr>
+                <w:sz w:val="21"/>
+                <w:szCs w:val="21"/>
+              </w:rPr>
+              <w:t xml:space="preserve">Drones and narcotics smuggling across the Punjab border</w:t>
+            </w:r>
+            <w:r>
+              <w:rPr>
+                <w:b/>
+                <w:bCs/>
+                <w:color w:val="C00000"/>
+                <w:sz w:val="21"/>
+                <w:szCs w:val="21"/>
+              </w:rPr>
+              <w:t xml:space="preserve">  →  </w:t>
+            </w:r>
+            <w:r>
+              <w:rPr>
+                <w:sz w:val="21"/>
+                <w:szCs w:val="21"/>
+              </w:rPr>
+              <w:t xml:space="preserve">Disinformation and cyber threats</w:t>
+            </w:r>
+            <w:r>
+              <w:rPr>
+                <w:b/>
+                <w:bCs/>
+                <w:color w:val="C00000"/>
+                <w:sz w:val="21"/>
+                <w:szCs w:val="21"/>
+              </w:rPr>
+              <w:t xml:space="preserve">  →  </w:t>
+            </w:r>
+            <w:r>
+              <w:rPr>
+                <w:sz w:val="21"/>
+                <w:szCs w:val="21"/>
+              </w:rPr>
+              <w:t xml:space="preserve">Deep trust deficit, no structured dialogue</w:t>
             </w:r>
           </w:p>
         </w:tc>
@@ -811,7 +913,7 @@
                 <w:sz w:val="21"/>
                 <w:szCs w:val="21"/>
               </w:rPr>
-              <w:t xml:space="preserve">Breakdown</w:t>
+              <w:t xml:space="preserve">Solutions</w:t>
             </w:r>
           </w:p>
         </w:tc>
@@ -841,75 +943,126 @@
                 <w:sz w:val="21"/>
                 <w:szCs w:val="21"/>
               </w:rPr>
-              <w:t xml:space="preserve">Mumbai 26/11 (2008)</w:t>
-            </w:r>
-            <w:r>
-              <w:rPr>
-                <w:b/>
-                <w:bCs/>
-                <w:color w:val="C00000"/>
-                <w:sz w:val="21"/>
-                <w:szCs w:val="21"/>
-              </w:rPr>
-              <w:t xml:space="preserve">  →  </w:t>
-            </w:r>
-            <w:r>
-              <w:rPr>
-                <w:sz w:val="21"/>
-                <w:szCs w:val="21"/>
-              </w:rPr>
-              <w:t xml:space="preserve">Pathankot, Uri (2016)</w:t>
-            </w:r>
-            <w:r>
-              <w:rPr>
-                <w:b/>
-                <w:bCs/>
-                <w:color w:val="C00000"/>
-                <w:sz w:val="21"/>
-                <w:szCs w:val="21"/>
-              </w:rPr>
-              <w:t xml:space="preserve">  →  </w:t>
-            </w:r>
-            <w:r>
-              <w:rPr>
-                <w:sz w:val="21"/>
-                <w:szCs w:val="21"/>
-              </w:rPr>
-              <w:t xml:space="preserve">Pulwama and Balakot (2019)</w:t>
-            </w:r>
-            <w:r>
-              <w:rPr>
-                <w:b/>
-                <w:bCs/>
-                <w:color w:val="C00000"/>
-                <w:sz w:val="21"/>
-                <w:szCs w:val="21"/>
-              </w:rPr>
-              <w:t xml:space="preserve">  →  </w:t>
-            </w:r>
-            <w:r>
-              <w:rPr>
-                <w:sz w:val="21"/>
-                <w:szCs w:val="21"/>
-              </w:rPr>
-              <w:t xml:space="preserve">Article 370 abrogation (2019)</w:t>
-            </w:r>
-            <w:r>
-              <w:rPr>
-                <w:b/>
-                <w:bCs/>
-                <w:color w:val="C00000"/>
-                <w:sz w:val="21"/>
-                <w:szCs w:val="21"/>
-              </w:rPr>
-              <w:t xml:space="preserve">  →  </w:t>
-            </w:r>
-            <w:r>
-              <w:rPr>
-                <w:sz w:val="21"/>
-                <w:szCs w:val="21"/>
-              </w:rPr>
-              <w:t xml:space="preserve">diplomatic ties downgraded</w:t>
+              <w:t xml:space="preserve">Zero tolerance for terror, backed by strong deterrence</w:t>
+            </w:r>
+            <w:r>
+              <w:rPr>
+                <w:b/>
+                <w:bCs/>
+                <w:color w:val="C00000"/>
+                <w:sz w:val="21"/>
+                <w:szCs w:val="21"/>
+              </w:rPr>
+              <w:t xml:space="preserve">  →  </w:t>
+            </w:r>
+            <w:r>
+              <w:rPr>
+                <w:sz w:val="21"/>
+                <w:szCs w:val="21"/>
+              </w:rPr>
+              <w:t xml:space="preserve">Military modernisation (air defence, drones, surveillance)</w:t>
+            </w:r>
+            <w:r>
+              <w:rPr>
+                <w:b/>
+                <w:bCs/>
+                <w:color w:val="C00000"/>
+                <w:sz w:val="21"/>
+                <w:szCs w:val="21"/>
+              </w:rPr>
+              <w:t xml:space="preserve">  →  </w:t>
+            </w:r>
+            <w:r>
+              <w:rPr>
+                <w:sz w:val="21"/>
+                <w:szCs w:val="21"/>
+              </w:rPr>
+              <w:t xml:space="preserve">Diplomatic pressure (FATF, UN, global outreach)</w:t>
+            </w:r>
+            <w:r>
+              <w:rPr>
+                <w:b/>
+                <w:bCs/>
+                <w:color w:val="C00000"/>
+                <w:sz w:val="21"/>
+                <w:szCs w:val="21"/>
+              </w:rPr>
+              <w:t xml:space="preserve">  →  </w:t>
+            </w:r>
+            <w:r>
+              <w:rPr>
+                <w:sz w:val="21"/>
+                <w:szCs w:val="21"/>
+              </w:rPr>
+              <w:t xml:space="preserve">Secure borders (smart fencing, anti-drone systems)</w:t>
+            </w:r>
+            <w:r>
+              <w:rPr>
+                <w:b/>
+                <w:bCs/>
+                <w:color w:val="C00000"/>
+                <w:sz w:val="21"/>
+                <w:szCs w:val="21"/>
+              </w:rPr>
+              <w:t xml:space="preserve">  →  </w:t>
+            </w:r>
+            <w:r>
+              <w:rPr>
+                <w:sz w:val="21"/>
+                <w:szCs w:val="21"/>
+              </w:rPr>
+              <w:t xml:space="preserve">Kashmir: development, integration, peace</w:t>
+            </w:r>
+            <w:r>
+              <w:rPr>
+                <w:b/>
+                <w:bCs/>
+                <w:color w:val="C00000"/>
+                <w:sz w:val="21"/>
+                <w:szCs w:val="21"/>
+              </w:rPr>
+              <w:t xml:space="preserve">  →  </w:t>
+            </w:r>
+            <w:r>
+              <w:rPr>
+                <w:sz w:val="21"/>
+                <w:szCs w:val="21"/>
+              </w:rPr>
+              <w:t xml:space="preserve">Economic strength to reduce vulnerabilities</w:t>
+            </w:r>
+            <w:r>
+              <w:rPr>
+                <w:b/>
+                <w:bCs/>
+                <w:color w:val="C00000"/>
+                <w:sz w:val="21"/>
+                <w:szCs w:val="21"/>
+              </w:rPr>
+              <w:t xml:space="preserve">  →  </w:t>
+            </w:r>
+            <w:r>
+              <w:rPr>
+                <w:sz w:val="21"/>
+                <w:szCs w:val="21"/>
+              </w:rPr>
+              <w:t xml:space="preserve">Keep backchannels open</w:t>
+            </w:r>
+            <w:r>
+              <w:rPr>
+                <w:b/>
+                <w:bCs/>
+                <w:color w:val="C00000"/>
+                <w:sz w:val="21"/>
+                <w:szCs w:val="21"/>
+              </w:rPr>
+              <w:t xml:space="preserve">  →  </w:t>
+            </w:r>
+            <w:r>
+              <w:rPr>
+                <w:sz w:val="21"/>
+                <w:szCs w:val="21"/>
+              </w:rPr>
+              <w:t xml:space="preserve">People-to-people ties once Pakistan acts against terror</w:t>
             </w:r>
           </w:p>
         </w:tc>
@@ -981,7 +1134,7 @@
                 <w:sz w:val="21"/>
                 <w:szCs w:val="21"/>
               </w:rPr>
-              <w:t xml:space="preserve">Recent phase</w:t>
+              <w:t xml:space="preserve">Conclusion</w:t>
             </w:r>
           </w:p>
         </w:tc>
@@ -1012,480 +1165,41 @@
                 <w:sz w:val="21"/>
                 <w:szCs w:val="21"/>
               </w:rPr>
-              <w:t xml:space="preserve">Pahalgam attack (April 2025)</w:t>
-            </w:r>
-            <w:r>
-              <w:rPr>
-                <w:b/>
-                <w:bCs/>
-                <w:color w:val="C00000"/>
-                <w:sz w:val="21"/>
-                <w:szCs w:val="21"/>
-              </w:rPr>
-              <w:t xml:space="preserve">  →  </w:t>
-            </w:r>
-            <w:r>
-              <w:rPr>
-                <w:sz w:val="21"/>
-                <w:szCs w:val="21"/>
-              </w:rPr>
-              <w:t xml:space="preserve">Operation Sindoor (May 2025)</w:t>
-            </w:r>
-            <w:r>
-              <w:rPr>
-                <w:b/>
-                <w:bCs/>
-                <w:color w:val="C00000"/>
-                <w:sz w:val="21"/>
-                <w:szCs w:val="21"/>
-              </w:rPr>
-              <w:t xml:space="preserve">  →  </w:t>
-            </w:r>
-            <w:r>
-              <w:rPr>
-                <w:sz w:val="21"/>
-                <w:szCs w:val="21"/>
-              </w:rPr>
-              <w:t xml:space="preserve">Indus Waters Treaty put in abeyance</w:t>
-            </w:r>
-            <w:r>
-              <w:rPr>
-                <w:b/>
-                <w:bCs/>
-                <w:color w:val="C00000"/>
-                <w:sz w:val="21"/>
-                <w:szCs w:val="21"/>
-              </w:rPr>
-              <w:t xml:space="preserve">  →  </w:t>
-            </w:r>
-            <w:r>
-              <w:rPr>
-                <w:sz w:val="21"/>
-                <w:szCs w:val="21"/>
-              </w:rPr>
-              <w:t xml:space="preserve">trade, travel and cultural links frozen</w:t>
-            </w:r>
-          </w:p>
-        </w:tc>
-      </w:tr>
-      <w:tr>
-        <w:trPr>
-          <w:cantSplit/>
-        </w:trPr>
-        <w:tc>
-          <w:tcPr>
-            <w:tcW w:type="dxa" w:w="520"/>
-            <w:tcBorders>
-              <w:top w:val="single" w:color="BFBFBF" w:sz="4"/>
-              <w:left w:val="single" w:color="BFBFBF" w:sz="4"/>
-              <w:bottom w:val="single" w:color="BFBFBF" w:sz="4"/>
-              <w:right w:val="single" w:color="BFBFBF" w:sz="4"/>
-            </w:tcBorders>
-            <w:tcMar>
-              <w:top w:type="dxa" w:w="70"/>
-              <w:left w:type="dxa" w:w="100"/>
-              <w:bottom w:type="dxa" w:w="70"/>
-              <w:right w:type="dxa" w:w="100"/>
-            </w:tcMar>
-            <w:vAlign w:val="center"/>
-          </w:tcPr>
-          <w:p>
-            <w:pPr>
-              <w:spacing w:after="0" w:before="0" w:line="300"/>
-              <w:jc w:val="center"/>
-            </w:pPr>
-            <w:r>
-              <w:rPr>
-                <w:color w:val="7F7F7F"/>
-                <w:sz w:val="21"/>
-                <w:szCs w:val="21"/>
-              </w:rPr>
-              <w:t xml:space="preserve">7</w:t>
-            </w:r>
-          </w:p>
-        </w:tc>
-        <w:tc>
-          <w:tcPr>
-            <w:tcW w:type="dxa" w:w="2200"/>
-            <w:tcBorders>
-              <w:top w:val="single" w:color="BFBFBF" w:sz="4"/>
-              <w:left w:val="single" w:color="BFBFBF" w:sz="4"/>
-              <w:bottom w:val="single" w:color="BFBFBF" w:sz="4"/>
-              <w:right w:val="single" w:color="BFBFBF" w:sz="4"/>
-            </w:tcBorders>
-            <w:tcMar>
-              <w:top w:type="dxa" w:w="70"/>
-              <w:left w:type="dxa" w:w="100"/>
-              <w:bottom w:type="dxa" w:w="70"/>
-              <w:right w:type="dxa" w:w="100"/>
-            </w:tcMar>
-            <w:vAlign w:val="center"/>
-          </w:tcPr>
-          <w:p>
-            <w:pPr>
-              <w:spacing w:after="0" w:before="0" w:line="300"/>
-            </w:pPr>
-            <w:r>
-              <w:rPr>
-                <w:b/>
-                <w:bCs/>
-                <w:color w:val="1F3864"/>
-                <w:sz w:val="21"/>
-                <w:szCs w:val="21"/>
-              </w:rPr>
-              <w:t xml:space="preserve">Impact</w:t>
-            </w:r>
-          </w:p>
-        </w:tc>
-        <w:tc>
-          <w:tcPr>
-            <w:tcW w:type="dxa" w:w="7986"/>
-            <w:tcBorders>
-              <w:top w:val="single" w:color="BFBFBF" w:sz="4"/>
-              <w:left w:val="single" w:color="BFBFBF" w:sz="4"/>
-              <w:bottom w:val="single" w:color="BFBFBF" w:sz="4"/>
-              <w:right w:val="single" w:color="BFBFBF" w:sz="4"/>
-            </w:tcBorders>
-            <w:tcMar>
-              <w:top w:type="dxa" w:w="70"/>
-              <w:left w:type="dxa" w:w="100"/>
-              <w:bottom w:type="dxa" w:w="70"/>
-              <w:right w:type="dxa" w:w="100"/>
-            </w:tcMar>
-            <w:vAlign w:val="center"/>
-          </w:tcPr>
-          <w:p>
-            <w:pPr>
-              <w:spacing w:after="0" w:before="0" w:line="300"/>
-            </w:pPr>
-            <w:r>
-              <w:rPr>
-                <w:sz w:val="21"/>
-                <w:szCs w:val="21"/>
-              </w:rPr>
-              <w:t xml:space="preserve">regional instability</w:t>
-            </w:r>
-            <w:r>
-              <w:rPr>
-                <w:b/>
-                <w:bCs/>
-                <w:color w:val="C00000"/>
-                <w:sz w:val="21"/>
-                <w:szCs w:val="21"/>
-              </w:rPr>
-              <w:t xml:space="preserve">  →  </w:t>
-            </w:r>
-            <w:r>
-              <w:rPr>
-                <w:sz w:val="21"/>
-                <w:szCs w:val="21"/>
-              </w:rPr>
-              <w:t xml:space="preserve">SAARC stalled</w:t>
-            </w:r>
-            <w:r>
-              <w:rPr>
-                <w:b/>
-                <w:bCs/>
-                <w:color w:val="C00000"/>
-                <w:sz w:val="21"/>
-                <w:szCs w:val="21"/>
-              </w:rPr>
-              <w:t xml:space="preserve">  →  </w:t>
-            </w:r>
-            <w:r>
-              <w:rPr>
-                <w:sz w:val="21"/>
-                <w:szCs w:val="21"/>
-              </w:rPr>
-              <w:t xml:space="preserve">defence spending burden</w:t>
-            </w:r>
-            <w:r>
-              <w:rPr>
-                <w:b/>
-                <w:bCs/>
-                <w:color w:val="C00000"/>
-                <w:sz w:val="21"/>
-                <w:szCs w:val="21"/>
-              </w:rPr>
-              <w:t xml:space="preserve">  →  </w:t>
-            </w:r>
-            <w:r>
-              <w:rPr>
-                <w:sz w:val="21"/>
-                <w:szCs w:val="21"/>
-              </w:rPr>
-              <w:t xml:space="preserve">human cost on border populations</w:t>
-            </w:r>
-          </w:p>
-        </w:tc>
-      </w:tr>
-      <w:tr>
-        <w:trPr>
-          <w:cantSplit/>
-        </w:trPr>
-        <w:tc>
-          <w:tcPr>
-            <w:tcW w:type="dxa" w:w="520"/>
-            <w:tcBorders>
-              <w:top w:val="single" w:color="BFBFBF" w:sz="4"/>
-              <w:left w:val="single" w:color="BFBFBF" w:sz="4"/>
-              <w:bottom w:val="single" w:color="BFBFBF" w:sz="4"/>
-              <w:right w:val="single" w:color="BFBFBF" w:sz="4"/>
-            </w:tcBorders>
-            <w:shd w:fill="F5F7FB" w:color="auto" w:val="clear"/>
-            <w:tcMar>
-              <w:top w:type="dxa" w:w="70"/>
-              <w:left w:type="dxa" w:w="100"/>
-              <w:bottom w:type="dxa" w:w="70"/>
-              <w:right w:type="dxa" w:w="100"/>
-            </w:tcMar>
-            <w:vAlign w:val="center"/>
-          </w:tcPr>
-          <w:p>
-            <w:pPr>
-              <w:spacing w:after="0" w:before="0" w:line="300"/>
-              <w:jc w:val="center"/>
-            </w:pPr>
-            <w:r>
-              <w:rPr>
-                <w:color w:val="7F7F7F"/>
-                <w:sz w:val="21"/>
-                <w:szCs w:val="21"/>
-              </w:rPr>
-              <w:t xml:space="preserve">8</w:t>
-            </w:r>
-          </w:p>
-        </w:tc>
-        <w:tc>
-          <w:tcPr>
-            <w:tcW w:type="dxa" w:w="2200"/>
-            <w:tcBorders>
-              <w:top w:val="single" w:color="BFBFBF" w:sz="4"/>
-              <w:left w:val="single" w:color="BFBFBF" w:sz="4"/>
-              <w:bottom w:val="single" w:color="BFBFBF" w:sz="4"/>
-              <w:right w:val="single" w:color="BFBFBF" w:sz="4"/>
-            </w:tcBorders>
-            <w:shd w:fill="F5F7FB" w:color="auto" w:val="clear"/>
-            <w:tcMar>
-              <w:top w:type="dxa" w:w="70"/>
-              <w:left w:type="dxa" w:w="100"/>
-              <w:bottom w:type="dxa" w:w="70"/>
-              <w:right w:type="dxa" w:w="100"/>
-            </w:tcMar>
-            <w:vAlign w:val="center"/>
-          </w:tcPr>
-          <w:p>
-            <w:pPr>
-              <w:spacing w:after="0" w:before="0" w:line="300"/>
-            </w:pPr>
-            <w:r>
-              <w:rPr>
-                <w:b/>
-                <w:bCs/>
-                <w:color w:val="1F3864"/>
-                <w:sz w:val="21"/>
-                <w:szCs w:val="21"/>
-              </w:rPr>
-              <w:t xml:space="preserve">Way forward</w:t>
-            </w:r>
-          </w:p>
-        </w:tc>
-        <w:tc>
-          <w:tcPr>
-            <w:tcW w:type="dxa" w:w="7986"/>
-            <w:tcBorders>
-              <w:top w:val="single" w:color="BFBFBF" w:sz="4"/>
-              <w:left w:val="single" w:color="BFBFBF" w:sz="4"/>
-              <w:bottom w:val="single" w:color="BFBFBF" w:sz="4"/>
-              <w:right w:val="single" w:color="BFBFBF" w:sz="4"/>
-            </w:tcBorders>
-            <w:shd w:fill="F5F7FB" w:color="auto" w:val="clear"/>
-            <w:tcMar>
-              <w:top w:type="dxa" w:w="70"/>
-              <w:left w:type="dxa" w:w="100"/>
-              <w:bottom w:type="dxa" w:w="70"/>
-              <w:right w:type="dxa" w:w="100"/>
-            </w:tcMar>
-            <w:vAlign w:val="center"/>
-          </w:tcPr>
-          <w:p>
-            <w:pPr>
-              <w:spacing w:after="0" w:before="0" w:line="300"/>
-            </w:pPr>
-            <w:r>
-              <w:rPr>
-                <w:sz w:val="21"/>
-                <w:szCs w:val="21"/>
-              </w:rPr>
-              <w:t xml:space="preserve">zero tolerance for terrorism</w:t>
-            </w:r>
-            <w:r>
-              <w:rPr>
-                <w:b/>
-                <w:bCs/>
-                <w:color w:val="C00000"/>
-                <w:sz w:val="21"/>
-                <w:szCs w:val="21"/>
-              </w:rPr>
-              <w:t xml:space="preserve">  →  </w:t>
-            </w:r>
-            <w:r>
-              <w:rPr>
-                <w:sz w:val="21"/>
-                <w:szCs w:val="21"/>
-              </w:rPr>
-              <w:t xml:space="preserve">strong military deterrence</w:t>
-            </w:r>
-            <w:r>
-              <w:rPr>
-                <w:b/>
-                <w:bCs/>
-                <w:color w:val="C00000"/>
-                <w:sz w:val="21"/>
-                <w:szCs w:val="21"/>
-              </w:rPr>
-              <w:t xml:space="preserve">  →  </w:t>
-            </w:r>
-            <w:r>
-              <w:rPr>
-                <w:sz w:val="21"/>
-                <w:szCs w:val="21"/>
-              </w:rPr>
-              <w:t xml:space="preserve">keep diplomatic backchannels open</w:t>
-            </w:r>
-            <w:r>
-              <w:rPr>
-                <w:b/>
-                <w:bCs/>
-                <w:color w:val="C00000"/>
-                <w:sz w:val="21"/>
-                <w:szCs w:val="21"/>
-              </w:rPr>
-              <w:t xml:space="preserve">  →  </w:t>
-            </w:r>
-            <w:r>
-              <w:rPr>
-                <w:sz w:val="21"/>
-                <w:szCs w:val="21"/>
-              </w:rPr>
-              <w:t xml:space="preserve">people-to-people and economic cooperation</w:t>
-            </w:r>
-            <w:r>
-              <w:rPr>
-                <w:b/>
-                <w:bCs/>
-                <w:color w:val="C00000"/>
-                <w:sz w:val="21"/>
-                <w:szCs w:val="21"/>
-              </w:rPr>
-              <w:t xml:space="preserve">  →  </w:t>
-            </w:r>
-            <w:r>
-              <w:rPr>
-                <w:sz w:val="21"/>
-                <w:szCs w:val="21"/>
-              </w:rPr>
-              <w:t xml:space="preserve">India's stand: "Talks and terror cannot go together"</w:t>
-            </w:r>
-          </w:p>
-        </w:tc>
-      </w:tr>
-      <w:tr>
-        <w:trPr>
-          <w:cantSplit/>
-        </w:trPr>
-        <w:tc>
-          <w:tcPr>
-            <w:tcW w:type="dxa" w:w="520"/>
-            <w:tcBorders>
-              <w:top w:val="single" w:color="BFBFBF" w:sz="4"/>
-              <w:left w:val="single" w:color="BFBFBF" w:sz="4"/>
-              <w:bottom w:val="single" w:color="BFBFBF" w:sz="4"/>
-              <w:right w:val="single" w:color="BFBFBF" w:sz="4"/>
-            </w:tcBorders>
-            <w:tcMar>
-              <w:top w:type="dxa" w:w="70"/>
-              <w:left w:type="dxa" w:w="100"/>
-              <w:bottom w:type="dxa" w:w="70"/>
-              <w:right w:type="dxa" w:w="100"/>
-            </w:tcMar>
-            <w:vAlign w:val="center"/>
-          </w:tcPr>
-          <w:p>
-            <w:pPr>
-              <w:spacing w:after="0" w:before="0" w:line="300"/>
-              <w:jc w:val="center"/>
-            </w:pPr>
-            <w:r>
-              <w:rPr>
-                <w:color w:val="7F7F7F"/>
-                <w:sz w:val="21"/>
-                <w:szCs w:val="21"/>
-              </w:rPr>
-              <w:t xml:space="preserve">9</w:t>
-            </w:r>
-          </w:p>
-        </w:tc>
-        <w:tc>
-          <w:tcPr>
-            <w:tcW w:type="dxa" w:w="2200"/>
-            <w:tcBorders>
-              <w:top w:val="single" w:color="BFBFBF" w:sz="4"/>
-              <w:left w:val="single" w:color="BFBFBF" w:sz="4"/>
-              <w:bottom w:val="single" w:color="BFBFBF" w:sz="4"/>
-              <w:right w:val="single" w:color="BFBFBF" w:sz="4"/>
-            </w:tcBorders>
-            <w:tcMar>
-              <w:top w:type="dxa" w:w="70"/>
-              <w:left w:type="dxa" w:w="100"/>
-              <w:bottom w:type="dxa" w:w="70"/>
-              <w:right w:type="dxa" w:w="100"/>
-            </w:tcMar>
-            <w:vAlign w:val="center"/>
-          </w:tcPr>
-          <w:p>
-            <w:pPr>
-              <w:spacing w:after="0" w:before="0" w:line="300"/>
-            </w:pPr>
-            <w:r>
-              <w:rPr>
-                <w:b/>
-                <w:bCs/>
-                <w:color w:val="1F3864"/>
-                <w:sz w:val="21"/>
-                <w:szCs w:val="21"/>
-              </w:rPr>
-              <w:t xml:space="preserve">Conclusion</w:t>
-            </w:r>
-          </w:p>
-        </w:tc>
-        <w:tc>
-          <w:tcPr>
-            <w:tcW w:type="dxa" w:w="7986"/>
-            <w:tcBorders>
-              <w:top w:val="single" w:color="BFBFBF" w:sz="4"/>
-              <w:left w:val="single" w:color="BFBFBF" w:sz="4"/>
-              <w:bottom w:val="single" w:color="BFBFBF" w:sz="4"/>
-              <w:right w:val="single" w:color="BFBFBF" w:sz="4"/>
-            </w:tcBorders>
-            <w:tcMar>
-              <w:top w:type="dxa" w:w="70"/>
-              <w:left w:type="dxa" w:w="100"/>
-              <w:bottom w:type="dxa" w:w="70"/>
-              <w:right w:type="dxa" w:w="100"/>
-            </w:tcMar>
-            <w:vAlign w:val="center"/>
-          </w:tcPr>
-          <w:p>
-            <w:pPr>
-              <w:spacing w:after="0" w:before="0" w:line="300"/>
-            </w:pPr>
-            <w:r>
-              <w:rPr>
-                <w:sz w:val="21"/>
-                <w:szCs w:val="21"/>
-              </w:rPr>
-              <w:t xml:space="preserve">Peace is desirable, but only on the basis of security, sovereignty and an end to terror</w:t>
+              <w:t xml:space="preserve">India wants peace, but not at the cost of security or sovereignty</w:t>
+            </w:r>
+            <w:r>
+              <w:rPr>
+                <w:b/>
+                <w:bCs/>
+                <w:color w:val="C00000"/>
+                <w:sz w:val="21"/>
+                <w:szCs w:val="21"/>
+              </w:rPr>
+              <w:t xml:space="preserve">  →  </w:t>
+            </w:r>
+            <w:r>
+              <w:rPr>
+                <w:sz w:val="21"/>
+                <w:szCs w:val="21"/>
+              </w:rPr>
+              <w:t xml:space="preserve">A strong, self-reliant and confident India can deal with Pakistan from a position of strength</w:t>
+            </w:r>
+            <w:r>
+              <w:rPr>
+                <w:b/>
+                <w:bCs/>
+                <w:color w:val="C00000"/>
+                <w:sz w:val="21"/>
+                <w:szCs w:val="21"/>
+              </w:rPr>
+              <w:t xml:space="preserve">  →  </w:t>
+            </w:r>
+            <w:r>
+              <w:rPr>
+                <w:sz w:val="21"/>
+                <w:szCs w:val="21"/>
+              </w:rPr>
+              <w:t xml:space="preserve">Lasting peace depends on Pakistan ending terror</w:t>
             </w:r>
           </w:p>
         </w:tc>

--- a/SSB_Lecturettes.docx
+++ b/SSB_Lecturettes.docx
@@ -241,31 +241,54 @@
           </w:tcPr>
           <w:p>
             <w:pPr>
-              <w:spacing w:after="0" w:before="0" w:line="300"/>
-            </w:pPr>
-            <w:r>
-              <w:rPr>
-                <w:sz w:val="21"/>
-                <w:szCs w:val="21"/>
-              </w:rPr>
-              <w:t xml:space="preserve">Relationship between two nuclear-armed neighbours, born of the 1947 Partition</w:t>
-            </w:r>
-            <w:r>
-              <w:rPr>
-                <w:b/>
-                <w:bCs/>
-                <w:color w:val="C00000"/>
-                <w:sz w:val="21"/>
-                <w:szCs w:val="21"/>
-              </w:rPr>
-              <w:t xml:space="preserve">  →  </w:t>
-            </w:r>
-            <w:r>
-              <w:rPr>
-                <w:sz w:val="21"/>
-                <w:szCs w:val="21"/>
-              </w:rPr>
-              <w:t xml:space="preserve">Shaped by Kashmir, four wars (1947–48, 1965, 1971, 1999 Kargil) and cross-border terrorism</w:t>
+              <w:tabs>
+                <w:tab w:val="left" w:pos="260"/>
+              </w:tabs>
+              <w:spacing w:after="0" w:before="0" w:line="280"/>
+              <w:ind w:left="260" w:hanging="260"/>
+            </w:pPr>
+            <w:r>
+              <w:rPr>
+                <w:b/>
+                <w:bCs/>
+                <w:color w:val="C00000"/>
+                <w:sz w:val="21"/>
+                <w:szCs w:val="21"/>
+              </w:rPr>
+              <w:t xml:space="preserve">→	</w:t>
+            </w:r>
+            <w:r>
+              <w:rPr>
+                <w:sz w:val="21"/>
+                <w:szCs w:val="21"/>
+              </w:rPr>
+              <w:t xml:space="preserve">Two nuclear-armed neighbours, born of the 1947 Partition</w:t>
+            </w:r>
+          </w:p>
+          <w:p>
+            <w:pPr>
+              <w:tabs>
+                <w:tab w:val="left" w:pos="260"/>
+              </w:tabs>
+              <w:spacing w:after="0" w:before="40" w:line="280"/>
+              <w:ind w:left="260" w:hanging="260"/>
+            </w:pPr>
+            <w:r>
+              <w:rPr>
+                <w:b/>
+                <w:bCs/>
+                <w:color w:val="C00000"/>
+                <w:sz w:val="21"/>
+                <w:szCs w:val="21"/>
+              </w:rPr>
+              <w:t xml:space="preserve">→	</w:t>
+            </w:r>
+            <w:r>
+              <w:rPr>
+                <w:sz w:val="21"/>
+                <w:szCs w:val="21"/>
+              </w:rPr>
+              <w:t xml:space="preserve">Shaped by Kashmir, four wars and cross-border terrorism</w:t>
             </w:r>
           </w:p>
         </w:tc>
@@ -361,82 +384,177 @@
           </w:tcPr>
           <w:p>
             <w:pPr>
-              <w:spacing w:after="0" w:before="0" w:line="300"/>
-            </w:pPr>
-            <w:r>
-              <w:rPr>
-                <w:sz w:val="21"/>
-                <w:szCs w:val="21"/>
-              </w:rPr>
-              <w:t xml:space="preserve">Security: nuclear flashpoint, active LoC</w:t>
-            </w:r>
-            <w:r>
-              <w:rPr>
-                <w:b/>
-                <w:bCs/>
-                <w:color w:val="C00000"/>
-                <w:sz w:val="21"/>
-                <w:szCs w:val="21"/>
-              </w:rPr>
-              <w:t xml:space="preserve">  →  </w:t>
-            </w:r>
-            <w:r>
-              <w:rPr>
-                <w:sz w:val="21"/>
-                <w:szCs w:val="21"/>
-              </w:rPr>
-              <w:t xml:space="preserve">Regional: SAARC stalled, South Asia's growth held back</w:t>
-            </w:r>
-            <w:r>
-              <w:rPr>
-                <w:b/>
-                <w:bCs/>
-                <w:color w:val="C00000"/>
-                <w:sz w:val="21"/>
-                <w:szCs w:val="21"/>
-              </w:rPr>
-              <w:t xml:space="preserve">  →  </w:t>
-            </w:r>
-            <w:r>
-              <w:rPr>
-                <w:sz w:val="21"/>
-                <w:szCs w:val="21"/>
-              </w:rPr>
-              <w:t xml:space="preserve">Strategic: China–Pakistan nexus, Afghanistan</w:t>
-            </w:r>
-            <w:r>
-              <w:rPr>
-                <w:b/>
-                <w:bCs/>
-                <w:color w:val="C00000"/>
-                <w:sz w:val="21"/>
-                <w:szCs w:val="21"/>
-              </w:rPr>
-              <w:t xml:space="preserve">  →  </w:t>
-            </w:r>
-            <w:r>
-              <w:rPr>
-                <w:sz w:val="21"/>
-                <w:szCs w:val="21"/>
-              </w:rPr>
-              <w:t xml:space="preserve">Economic: heavy defence spending, lost trade</w:t>
-            </w:r>
-            <w:r>
-              <w:rPr>
-                <w:b/>
-                <w:bCs/>
-                <w:color w:val="C00000"/>
-                <w:sz w:val="21"/>
-                <w:szCs w:val="21"/>
-              </w:rPr>
-              <w:t xml:space="preserve">  →  </w:t>
-            </w:r>
-            <w:r>
-              <w:rPr>
-                <w:sz w:val="21"/>
-                <w:szCs w:val="21"/>
-              </w:rPr>
-              <w:t xml:space="preserve">Global: terrorism and nuclear risk concern the world</w:t>
+              <w:tabs>
+                <w:tab w:val="left" w:pos="260"/>
+              </w:tabs>
+              <w:spacing w:after="0" w:before="0" w:line="280"/>
+              <w:ind w:left="260" w:hanging="260"/>
+            </w:pPr>
+            <w:r>
+              <w:rPr>
+                <w:b/>
+                <w:bCs/>
+                <w:color w:val="C00000"/>
+                <w:sz w:val="21"/>
+                <w:szCs w:val="21"/>
+              </w:rPr>
+              <w:t xml:space="preserve">→	</w:t>
+            </w:r>
+            <w:r>
+              <w:rPr>
+                <w:b/>
+                <w:bCs/>
+                <w:sz w:val="21"/>
+                <w:szCs w:val="21"/>
+              </w:rPr>
+              <w:t xml:space="preserve">Security:</w:t>
+            </w:r>
+            <w:r>
+              <w:rPr>
+                <w:sz w:val="21"/>
+                <w:szCs w:val="21"/>
+              </w:rPr>
+              <w:t xml:space="preserve"> nuclear flashpoint, active LoC</w:t>
+            </w:r>
+          </w:p>
+          <w:p>
+            <w:pPr>
+              <w:tabs>
+                <w:tab w:val="left" w:pos="260"/>
+              </w:tabs>
+              <w:spacing w:after="0" w:before="40" w:line="280"/>
+              <w:ind w:left="260" w:hanging="260"/>
+            </w:pPr>
+            <w:r>
+              <w:rPr>
+                <w:b/>
+                <w:bCs/>
+                <w:color w:val="C00000"/>
+                <w:sz w:val="21"/>
+                <w:szCs w:val="21"/>
+              </w:rPr>
+              <w:t xml:space="preserve">→	</w:t>
+            </w:r>
+            <w:r>
+              <w:rPr>
+                <w:b/>
+                <w:bCs/>
+                <w:sz w:val="21"/>
+                <w:szCs w:val="21"/>
+              </w:rPr>
+              <w:t xml:space="preserve">Regional:</w:t>
+            </w:r>
+            <w:r>
+              <w:rPr>
+                <w:sz w:val="21"/>
+                <w:szCs w:val="21"/>
+              </w:rPr>
+              <w:t xml:space="preserve"> SAARC stalled</w:t>
+            </w:r>
+          </w:p>
+          <w:p>
+            <w:pPr>
+              <w:tabs>
+                <w:tab w:val="left" w:pos="260"/>
+              </w:tabs>
+              <w:spacing w:after="0" w:before="40" w:line="280"/>
+              <w:ind w:left="260" w:hanging="260"/>
+            </w:pPr>
+            <w:r>
+              <w:rPr>
+                <w:b/>
+                <w:bCs/>
+                <w:color w:val="C00000"/>
+                <w:sz w:val="21"/>
+                <w:szCs w:val="21"/>
+              </w:rPr>
+              <w:t xml:space="preserve">→	</w:t>
+            </w:r>
+            <w:r>
+              <w:rPr>
+                <w:b/>
+                <w:bCs/>
+                <w:sz w:val="21"/>
+                <w:szCs w:val="21"/>
+              </w:rPr>
+              <w:t xml:space="preserve">Strategic:</w:t>
+            </w:r>
+            <w:r>
+              <w:rPr>
+                <w:sz w:val="21"/>
+                <w:szCs w:val="21"/>
+              </w:rPr>
+              <w:t xml:space="preserve"> China–Pakistan nexus, Afghanistan</w:t>
+            </w:r>
+          </w:p>
+          <w:p>
+            <w:pPr>
+              <w:tabs>
+                <w:tab w:val="left" w:pos="260"/>
+              </w:tabs>
+              <w:spacing w:after="0" w:before="40" w:line="280"/>
+              <w:ind w:left="260" w:hanging="260"/>
+            </w:pPr>
+            <w:r>
+              <w:rPr>
+                <w:b/>
+                <w:bCs/>
+                <w:color w:val="C00000"/>
+                <w:sz w:val="21"/>
+                <w:szCs w:val="21"/>
+              </w:rPr>
+              <w:t xml:space="preserve">→	</w:t>
+            </w:r>
+            <w:r>
+              <w:rPr>
+                <w:b/>
+                <w:bCs/>
+                <w:sz w:val="21"/>
+                <w:szCs w:val="21"/>
+              </w:rPr>
+              <w:t xml:space="preserve">Economic:</w:t>
+            </w:r>
+            <w:r>
+              <w:rPr>
+                <w:sz w:val="21"/>
+                <w:szCs w:val="21"/>
+              </w:rPr>
+              <w:t xml:space="preserve"> defence burden, lost trade</w:t>
+            </w:r>
+          </w:p>
+          <w:p>
+            <w:pPr>
+              <w:tabs>
+                <w:tab w:val="left" w:pos="260"/>
+              </w:tabs>
+              <w:spacing w:after="0" w:before="40" w:line="280"/>
+              <w:ind w:left="260" w:hanging="260"/>
+            </w:pPr>
+            <w:r>
+              <w:rPr>
+                <w:b/>
+                <w:bCs/>
+                <w:color w:val="C00000"/>
+                <w:sz w:val="21"/>
+                <w:szCs w:val="21"/>
+              </w:rPr>
+              <w:t xml:space="preserve">→	</w:t>
+            </w:r>
+            <w:r>
+              <w:rPr>
+                <w:b/>
+                <w:bCs/>
+                <w:sz w:val="21"/>
+                <w:szCs w:val="21"/>
+              </w:rPr>
+              <w:t xml:space="preserve">Global:</w:t>
+            </w:r>
+            <w:r>
+              <w:rPr>
+                <w:sz w:val="21"/>
+                <w:szCs w:val="21"/>
+              </w:rPr>
+              <w:t xml:space="preserve"> terrorism and nuclear risk</w:t>
             </w:r>
           </w:p>
         </w:tc>
@@ -506,7 +624,7 @@
                 <w:sz w:val="21"/>
                 <w:szCs w:val="21"/>
               </w:rPr>
-              <w:t xml:space="preserve">Current status in India</w:t>
+              <w:t xml:space="preserve">Current status (Sept 2026)</w:t>
             </w:r>
           </w:p>
         </w:tc>
@@ -529,116 +647,185 @@
           </w:tcPr>
           <w:p>
             <w:pPr>
-              <w:spacing w:after="0" w:before="0" w:line="300"/>
-            </w:pPr>
-            <w:r>
-              <w:rPr>
-                <w:sz w:val="21"/>
-                <w:szCs w:val="21"/>
-              </w:rPr>
-              <w:t xml:space="preserve">Article 370 abrogated (2019)</w:t>
-            </w:r>
-            <w:r>
-              <w:rPr>
-                <w:b/>
-                <w:bCs/>
-                <w:color w:val="C00000"/>
-                <w:sz w:val="21"/>
-                <w:szCs w:val="21"/>
-              </w:rPr>
-              <w:t xml:space="preserve">  →  </w:t>
-            </w:r>
-            <w:r>
-              <w:rPr>
-                <w:sz w:val="21"/>
-                <w:szCs w:val="21"/>
-              </w:rPr>
-              <w:t xml:space="preserve">Pahalgam attack (Apr 2025)</w:t>
-            </w:r>
-            <w:r>
-              <w:rPr>
-                <w:b/>
-                <w:bCs/>
-                <w:color w:val="C00000"/>
-                <w:sz w:val="21"/>
-                <w:szCs w:val="21"/>
-              </w:rPr>
-              <w:t xml:space="preserve">  →  </w:t>
-            </w:r>
-            <w:r>
-              <w:rPr>
-                <w:sz w:val="21"/>
-                <w:szCs w:val="21"/>
-              </w:rPr>
-              <w:t xml:space="preserve">Operation Sindoor (May 2025)</w:t>
-            </w:r>
-            <w:r>
-              <w:rPr>
-                <w:b/>
-                <w:bCs/>
-                <w:color w:val="C00000"/>
-                <w:sz w:val="21"/>
-                <w:szCs w:val="21"/>
-              </w:rPr>
-              <w:t xml:space="preserve">  →  </w:t>
-            </w:r>
-            <w:r>
-              <w:rPr>
-                <w:sz w:val="21"/>
-                <w:szCs w:val="21"/>
-              </w:rPr>
-              <w:t xml:space="preserve">Indus Waters Treaty in abeyance</w:t>
-            </w:r>
-            <w:r>
-              <w:rPr>
-                <w:b/>
-                <w:bCs/>
-                <w:color w:val="C00000"/>
-                <w:sz w:val="21"/>
-                <w:szCs w:val="21"/>
-              </w:rPr>
-              <w:t xml:space="preserve">  →  </w:t>
-            </w:r>
-            <w:r>
-              <w:rPr>
-                <w:sz w:val="21"/>
-                <w:szCs w:val="21"/>
-              </w:rPr>
-              <w:t xml:space="preserve">Attari border closed, trade and visas suspended, diplomatic strength reduced</w:t>
-            </w:r>
-            <w:r>
-              <w:rPr>
-                <w:b/>
-                <w:bCs/>
-                <w:color w:val="C00000"/>
-                <w:sz w:val="21"/>
-                <w:szCs w:val="21"/>
-              </w:rPr>
-              <w:t xml:space="preserve">  →  </w:t>
-            </w:r>
-            <w:r>
-              <w:rPr>
-                <w:sz w:val="21"/>
-                <w:szCs w:val="21"/>
-              </w:rPr>
-              <w:t xml:space="preserve">Ceasefire understanding (May 2025)</w:t>
-            </w:r>
-            <w:r>
-              <w:rPr>
-                <w:b/>
-                <w:bCs/>
-                <w:color w:val="C00000"/>
-                <w:sz w:val="21"/>
-                <w:szCs w:val="21"/>
-              </w:rPr>
-              <w:t xml:space="preserve">  →  </w:t>
-            </w:r>
-            <w:r>
-              <w:rPr>
-                <w:sz w:val="21"/>
-                <w:szCs w:val="21"/>
-              </w:rPr>
-              <w:t xml:space="preserve">India's doctrine: terror attack = act of war, no tolerance of nuclear blackmail, "talks and terror cannot go together"</w:t>
+              <w:tabs>
+                <w:tab w:val="left" w:pos="260"/>
+              </w:tabs>
+              <w:spacing w:after="0" w:before="0" w:line="280"/>
+              <w:ind w:left="260" w:hanging="260"/>
+            </w:pPr>
+            <w:r>
+              <w:rPr>
+                <w:b/>
+                <w:bCs/>
+                <w:color w:val="C00000"/>
+                <w:sz w:val="21"/>
+                <w:szCs w:val="21"/>
+              </w:rPr>
+              <w:t xml:space="preserve">→	</w:t>
+            </w:r>
+            <w:r>
+              <w:rPr>
+                <w:sz w:val="21"/>
+                <w:szCs w:val="21"/>
+              </w:rPr>
+              <w:t xml:space="preserve">Pahalgam (Apr 2025) and Operation Sindoor (May 2025) remain the reference point</w:t>
+            </w:r>
+          </w:p>
+          <w:p>
+            <w:pPr>
+              <w:tabs>
+                <w:tab w:val="left" w:pos="260"/>
+              </w:tabs>
+              <w:spacing w:after="0" w:before="40" w:line="280"/>
+              <w:ind w:left="260" w:hanging="260"/>
+            </w:pPr>
+            <w:r>
+              <w:rPr>
+                <w:b/>
+                <w:bCs/>
+                <w:color w:val="C00000"/>
+                <w:sz w:val="21"/>
+                <w:szCs w:val="21"/>
+              </w:rPr>
+              <w:t xml:space="preserve">→	</w:t>
+            </w:r>
+            <w:r>
+              <w:rPr>
+                <w:b/>
+                <w:bCs/>
+                <w:sz w:val="21"/>
+                <w:szCs w:val="21"/>
+              </w:rPr>
+              <w:t xml:space="preserve">IWT:</w:t>
+            </w:r>
+            <w:r>
+              <w:rPr>
+                <w:sz w:val="21"/>
+                <w:szCs w:val="21"/>
+              </w:rPr>
+              <w:t xml:space="preserve"> Court of Arbitration ruled the treaty still binding (31 Aug 2026); India rejected the ruling</w:t>
+            </w:r>
+          </w:p>
+          <w:p>
+            <w:pPr>
+              <w:tabs>
+                <w:tab w:val="left" w:pos="260"/>
+              </w:tabs>
+              <w:spacing w:after="0" w:before="40" w:line="280"/>
+              <w:ind w:left="260" w:hanging="260"/>
+            </w:pPr>
+            <w:r>
+              <w:rPr>
+                <w:b/>
+                <w:bCs/>
+                <w:color w:val="C00000"/>
+                <w:sz w:val="21"/>
+                <w:szCs w:val="21"/>
+              </w:rPr>
+              <w:t xml:space="preserve">→	</w:t>
+            </w:r>
+            <w:r>
+              <w:rPr>
+                <w:sz w:val="21"/>
+                <w:szCs w:val="21"/>
+              </w:rPr>
+              <w:t xml:space="preserve">Naval collision in the Arabian Sea (15 Sep 2026): first direct clash since 2025, diplomats summoned</w:t>
+            </w:r>
+          </w:p>
+          <w:p>
+            <w:pPr>
+              <w:tabs>
+                <w:tab w:val="left" w:pos="260"/>
+              </w:tabs>
+              <w:spacing w:after="0" w:before="40" w:line="280"/>
+              <w:ind w:left="260" w:hanging="260"/>
+            </w:pPr>
+            <w:r>
+              <w:rPr>
+                <w:b/>
+                <w:bCs/>
+                <w:color w:val="C00000"/>
+                <w:sz w:val="21"/>
+                <w:szCs w:val="21"/>
+              </w:rPr>
+              <w:t xml:space="preserve">→	</w:t>
+            </w:r>
+            <w:r>
+              <w:rPr>
+                <w:b/>
+                <w:bCs/>
+                <w:sz w:val="21"/>
+                <w:szCs w:val="21"/>
+              </w:rPr>
+              <w:t xml:space="preserve">Kashmir:</w:t>
+            </w:r>
+            <w:r>
+              <w:rPr>
+                <w:sz w:val="21"/>
+                <w:szCs w:val="21"/>
+              </w:rPr>
+              <w:t xml:space="preserve"> statehood demand continues; US called J&amp;K an important part of India (Aug 2026), Pakistan protested</w:t>
+            </w:r>
+          </w:p>
+          <w:p>
+            <w:pPr>
+              <w:tabs>
+                <w:tab w:val="left" w:pos="260"/>
+              </w:tabs>
+              <w:spacing w:after="0" w:before="40" w:line="280"/>
+              <w:ind w:left="260" w:hanging="260"/>
+            </w:pPr>
+            <w:r>
+              <w:rPr>
+                <w:b/>
+                <w:bCs/>
+                <w:color w:val="C00000"/>
+                <w:sz w:val="21"/>
+                <w:szCs w:val="21"/>
+              </w:rPr>
+              <w:t xml:space="preserve">→	</w:t>
+            </w:r>
+            <w:r>
+              <w:rPr>
+                <w:sz w:val="21"/>
+                <w:szCs w:val="21"/>
+              </w:rPr>
+              <w:t xml:space="preserve">Some signs of a thaw, nothing confirmed</w:t>
+            </w:r>
+          </w:p>
+          <w:p>
+            <w:pPr>
+              <w:tabs>
+                <w:tab w:val="left" w:pos="260"/>
+              </w:tabs>
+              <w:spacing w:after="0" w:before="40" w:line="280"/>
+              <w:ind w:left="260" w:hanging="260"/>
+            </w:pPr>
+            <w:r>
+              <w:rPr>
+                <w:b/>
+                <w:bCs/>
+                <w:color w:val="C00000"/>
+                <w:sz w:val="21"/>
+                <w:szCs w:val="21"/>
+              </w:rPr>
+              <w:t xml:space="preserve">→	</w:t>
+            </w:r>
+            <w:r>
+              <w:rPr>
+                <w:b/>
+                <w:bCs/>
+                <w:sz w:val="21"/>
+                <w:szCs w:val="21"/>
+              </w:rPr>
+              <w:t xml:space="preserve">India's doctrine:</w:t>
+            </w:r>
+            <w:r>
+              <w:rPr>
+                <w:sz w:val="21"/>
+                <w:szCs w:val="21"/>
+              </w:rPr>
+              <w:t xml:space="preserve"> terror attack = act of war, no nuclear blackmail, "talks and terror cannot go together"</w:t>
             </w:r>
           </w:p>
         </w:tc>
@@ -734,116 +921,184 @@
           </w:tcPr>
           <w:p>
             <w:pPr>
-              <w:spacing w:after="0" w:before="0" w:line="300"/>
-            </w:pPr>
-            <w:r>
-              <w:rPr>
-                <w:sz w:val="21"/>
-                <w:szCs w:val="21"/>
-              </w:rPr>
-              <w:t xml:space="preserve">Kashmir dispute</w:t>
-            </w:r>
-            <w:r>
-              <w:rPr>
-                <w:b/>
-                <w:bCs/>
-                <w:color w:val="C00000"/>
-                <w:sz w:val="21"/>
-                <w:szCs w:val="21"/>
-              </w:rPr>
-              <w:t xml:space="preserve">  →  </w:t>
-            </w:r>
-            <w:r>
-              <w:rPr>
-                <w:sz w:val="21"/>
-                <w:szCs w:val="21"/>
-              </w:rPr>
-              <w:t xml:space="preserve">State-sponsored terrorism (LeT, JeM)</w:t>
-            </w:r>
-            <w:r>
-              <w:rPr>
-                <w:b/>
-                <w:bCs/>
-                <w:color w:val="C00000"/>
-                <w:sz w:val="21"/>
-                <w:szCs w:val="21"/>
-              </w:rPr>
-              <w:t xml:space="preserve">  →  </w:t>
-            </w:r>
-            <w:r>
-              <w:rPr>
-                <w:sz w:val="21"/>
-                <w:szCs w:val="21"/>
-              </w:rPr>
-              <w:t xml:space="preserve">China–Pakistan nexus (CPEC through PoK, UN veto)</w:t>
-            </w:r>
-            <w:r>
-              <w:rPr>
-                <w:b/>
-                <w:bCs/>
-                <w:color w:val="C00000"/>
-                <w:sz w:val="21"/>
-                <w:szCs w:val="21"/>
-              </w:rPr>
-              <w:t xml:space="preserve">  →  </w:t>
-            </w:r>
-            <w:r>
-              <w:rPr>
-                <w:sz w:val="21"/>
-                <w:szCs w:val="21"/>
-              </w:rPr>
-              <w:t xml:space="preserve">Water dispute</w:t>
-            </w:r>
-            <w:r>
-              <w:rPr>
-                <w:b/>
-                <w:bCs/>
-                <w:color w:val="C00000"/>
-                <w:sz w:val="21"/>
-                <w:szCs w:val="21"/>
-              </w:rPr>
-              <w:t xml:space="preserve">  →  </w:t>
-            </w:r>
-            <w:r>
-              <w:rPr>
-                <w:sz w:val="21"/>
-                <w:szCs w:val="21"/>
-              </w:rPr>
-              <w:t xml:space="preserve">Drones and narcotics smuggling across the Punjab border</w:t>
-            </w:r>
-            <w:r>
-              <w:rPr>
-                <w:b/>
-                <w:bCs/>
-                <w:color w:val="C00000"/>
-                <w:sz w:val="21"/>
-                <w:szCs w:val="21"/>
-              </w:rPr>
-              <w:t xml:space="preserve">  →  </w:t>
-            </w:r>
-            <w:r>
-              <w:rPr>
-                <w:sz w:val="21"/>
-                <w:szCs w:val="21"/>
-              </w:rPr>
-              <w:t xml:space="preserve">Disinformation and cyber threats</w:t>
-            </w:r>
-            <w:r>
-              <w:rPr>
-                <w:b/>
-                <w:bCs/>
-                <w:color w:val="C00000"/>
-                <w:sz w:val="21"/>
-                <w:szCs w:val="21"/>
-              </w:rPr>
-              <w:t xml:space="preserve">  →  </w:t>
-            </w:r>
-            <w:r>
-              <w:rPr>
-                <w:sz w:val="21"/>
-                <w:szCs w:val="21"/>
-              </w:rPr>
-              <w:t xml:space="preserve">Deep trust deficit, no structured dialogue</w:t>
+              <w:tabs>
+                <w:tab w:val="left" w:pos="260"/>
+              </w:tabs>
+              <w:spacing w:after="0" w:before="0" w:line="280"/>
+              <w:ind w:left="260" w:hanging="260"/>
+            </w:pPr>
+            <w:r>
+              <w:rPr>
+                <w:b/>
+                <w:bCs/>
+                <w:color w:val="C00000"/>
+                <w:sz w:val="21"/>
+                <w:szCs w:val="21"/>
+              </w:rPr>
+              <w:t xml:space="preserve">→	</w:t>
+            </w:r>
+            <w:r>
+              <w:rPr>
+                <w:sz w:val="21"/>
+                <w:szCs w:val="21"/>
+              </w:rPr>
+              <w:t xml:space="preserve">Kashmir and state-sponsored terrorism (LeT, JeM)</w:t>
+            </w:r>
+          </w:p>
+          <w:p>
+            <w:pPr>
+              <w:tabs>
+                <w:tab w:val="left" w:pos="260"/>
+              </w:tabs>
+              <w:spacing w:after="0" w:before="40" w:line="280"/>
+              <w:ind w:left="260" w:hanging="260"/>
+            </w:pPr>
+            <w:r>
+              <w:rPr>
+                <w:b/>
+                <w:bCs/>
+                <w:color w:val="C00000"/>
+                <w:sz w:val="21"/>
+                <w:szCs w:val="21"/>
+              </w:rPr>
+              <w:t xml:space="preserve">→	</w:t>
+            </w:r>
+            <w:r>
+              <w:rPr>
+                <w:sz w:val="21"/>
+                <w:szCs w:val="21"/>
+              </w:rPr>
+              <w:t xml:space="preserve">Water dispute now a legal contest at The Hague</w:t>
+            </w:r>
+          </w:p>
+          <w:p>
+            <w:pPr>
+              <w:tabs>
+                <w:tab w:val="left" w:pos="260"/>
+              </w:tabs>
+              <w:spacing w:after="0" w:before="40" w:line="280"/>
+              <w:ind w:left="260" w:hanging="260"/>
+            </w:pPr>
+            <w:r>
+              <w:rPr>
+                <w:b/>
+                <w:bCs/>
+                <w:color w:val="C00000"/>
+                <w:sz w:val="21"/>
+                <w:szCs w:val="21"/>
+              </w:rPr>
+              <w:t xml:space="preserve">→	</w:t>
+            </w:r>
+            <w:r>
+              <w:rPr>
+                <w:sz w:val="21"/>
+                <w:szCs w:val="21"/>
+              </w:rPr>
+              <w:t xml:space="preserve">Maritime and LoC incidents, no hotline trust</w:t>
+            </w:r>
+          </w:p>
+          <w:p>
+            <w:pPr>
+              <w:tabs>
+                <w:tab w:val="left" w:pos="260"/>
+              </w:tabs>
+              <w:spacing w:after="0" w:before="40" w:line="280"/>
+              <w:ind w:left="260" w:hanging="260"/>
+            </w:pPr>
+            <w:r>
+              <w:rPr>
+                <w:b/>
+                <w:bCs/>
+                <w:color w:val="C00000"/>
+                <w:sz w:val="21"/>
+                <w:szCs w:val="21"/>
+              </w:rPr>
+              <w:t xml:space="preserve">→	</w:t>
+            </w:r>
+            <w:r>
+              <w:rPr>
+                <w:sz w:val="21"/>
+                <w:szCs w:val="21"/>
+              </w:rPr>
+              <w:t xml:space="preserve">China–Pakistan nexus (CPEC, UN terror-listing blocks)</w:t>
+            </w:r>
+          </w:p>
+          <w:p>
+            <w:pPr>
+              <w:tabs>
+                <w:tab w:val="left" w:pos="260"/>
+              </w:tabs>
+              <w:spacing w:after="0" w:before="40" w:line="280"/>
+              <w:ind w:left="260" w:hanging="260"/>
+            </w:pPr>
+            <w:r>
+              <w:rPr>
+                <w:b/>
+                <w:bCs/>
+                <w:color w:val="C00000"/>
+                <w:sz w:val="21"/>
+                <w:szCs w:val="21"/>
+              </w:rPr>
+              <w:t xml:space="preserve">→	</w:t>
+            </w:r>
+            <w:r>
+              <w:rPr>
+                <w:sz w:val="21"/>
+                <w:szCs w:val="21"/>
+              </w:rPr>
+              <w:t xml:space="preserve">Changing US–Pakistan equation</w:t>
+            </w:r>
+          </w:p>
+          <w:p>
+            <w:pPr>
+              <w:tabs>
+                <w:tab w:val="left" w:pos="260"/>
+              </w:tabs>
+              <w:spacing w:after="0" w:before="40" w:line="280"/>
+              <w:ind w:left="260" w:hanging="260"/>
+            </w:pPr>
+            <w:r>
+              <w:rPr>
+                <w:b/>
+                <w:bCs/>
+                <w:color w:val="C00000"/>
+                <w:sz w:val="21"/>
+                <w:szCs w:val="21"/>
+              </w:rPr>
+              <w:t xml:space="preserve">→	</w:t>
+            </w:r>
+            <w:r>
+              <w:rPr>
+                <w:sz w:val="21"/>
+                <w:szCs w:val="21"/>
+              </w:rPr>
+              <w:t xml:space="preserve">Drones, narcotics, disinformation</w:t>
+            </w:r>
+          </w:p>
+          <w:p>
+            <w:pPr>
+              <w:tabs>
+                <w:tab w:val="left" w:pos="260"/>
+              </w:tabs>
+              <w:spacing w:after="0" w:before="40" w:line="280"/>
+              <w:ind w:left="260" w:hanging="260"/>
+            </w:pPr>
+            <w:r>
+              <w:rPr>
+                <w:b/>
+                <w:bCs/>
+                <w:color w:val="C00000"/>
+                <w:sz w:val="21"/>
+                <w:szCs w:val="21"/>
+              </w:rPr>
+              <w:t xml:space="preserve">→	</w:t>
+            </w:r>
+            <w:r>
+              <w:rPr>
+                <w:sz w:val="21"/>
+                <w:szCs w:val="21"/>
+              </w:rPr>
+              <w:t xml:space="preserve">No structured dialogue</w:t>
             </w:r>
           </w:p>
         </w:tc>
@@ -936,133 +1191,219 @@
           </w:tcPr>
           <w:p>
             <w:pPr>
-              <w:spacing w:after="0" w:before="0" w:line="300"/>
-            </w:pPr>
-            <w:r>
-              <w:rPr>
-                <w:sz w:val="21"/>
-                <w:szCs w:val="21"/>
-              </w:rPr>
-              <w:t xml:space="preserve">Zero tolerance for terror, backed by strong deterrence</w:t>
-            </w:r>
-            <w:r>
-              <w:rPr>
-                <w:b/>
-                <w:bCs/>
-                <w:color w:val="C00000"/>
-                <w:sz w:val="21"/>
-                <w:szCs w:val="21"/>
-              </w:rPr>
-              <w:t xml:space="preserve">  →  </w:t>
-            </w:r>
-            <w:r>
-              <w:rPr>
-                <w:sz w:val="21"/>
-                <w:szCs w:val="21"/>
-              </w:rPr>
-              <w:t xml:space="preserve">Military modernisation (air defence, drones, surveillance)</w:t>
-            </w:r>
-            <w:r>
-              <w:rPr>
-                <w:b/>
-                <w:bCs/>
-                <w:color w:val="C00000"/>
-                <w:sz w:val="21"/>
-                <w:szCs w:val="21"/>
-              </w:rPr>
-              <w:t xml:space="preserve">  →  </w:t>
-            </w:r>
-            <w:r>
-              <w:rPr>
-                <w:sz w:val="21"/>
-                <w:szCs w:val="21"/>
-              </w:rPr>
-              <w:t xml:space="preserve">Diplomatic pressure (FATF, UN, global outreach)</w:t>
-            </w:r>
-            <w:r>
-              <w:rPr>
-                <w:b/>
-                <w:bCs/>
-                <w:color w:val="C00000"/>
-                <w:sz w:val="21"/>
-                <w:szCs w:val="21"/>
-              </w:rPr>
-              <w:t xml:space="preserve">  →  </w:t>
-            </w:r>
-            <w:r>
-              <w:rPr>
-                <w:sz w:val="21"/>
-                <w:szCs w:val="21"/>
-              </w:rPr>
-              <w:t xml:space="preserve">Secure borders (smart fencing, anti-drone systems)</w:t>
-            </w:r>
-            <w:r>
-              <w:rPr>
-                <w:b/>
-                <w:bCs/>
-                <w:color w:val="C00000"/>
-                <w:sz w:val="21"/>
-                <w:szCs w:val="21"/>
-              </w:rPr>
-              <w:t xml:space="preserve">  →  </w:t>
-            </w:r>
-            <w:r>
-              <w:rPr>
-                <w:sz w:val="21"/>
-                <w:szCs w:val="21"/>
-              </w:rPr>
-              <w:t xml:space="preserve">Kashmir: development, integration, peace</w:t>
-            </w:r>
-            <w:r>
-              <w:rPr>
-                <w:b/>
-                <w:bCs/>
-                <w:color w:val="C00000"/>
-                <w:sz w:val="21"/>
-                <w:szCs w:val="21"/>
-              </w:rPr>
-              <w:t xml:space="preserve">  →  </w:t>
-            </w:r>
-            <w:r>
-              <w:rPr>
-                <w:sz w:val="21"/>
-                <w:szCs w:val="21"/>
-              </w:rPr>
-              <w:t xml:space="preserve">Economic strength to reduce vulnerabilities</w:t>
-            </w:r>
-            <w:r>
-              <w:rPr>
-                <w:b/>
-                <w:bCs/>
-                <w:color w:val="C00000"/>
-                <w:sz w:val="21"/>
-                <w:szCs w:val="21"/>
-              </w:rPr>
-              <w:t xml:space="preserve">  →  </w:t>
-            </w:r>
-            <w:r>
-              <w:rPr>
-                <w:sz w:val="21"/>
-                <w:szCs w:val="21"/>
-              </w:rPr>
-              <w:t xml:space="preserve">Keep backchannels open</w:t>
-            </w:r>
-            <w:r>
-              <w:rPr>
-                <w:b/>
-                <w:bCs/>
-                <w:color w:val="C00000"/>
-                <w:sz w:val="21"/>
-                <w:szCs w:val="21"/>
-              </w:rPr>
-              <w:t xml:space="preserve">  →  </w:t>
-            </w:r>
-            <w:r>
-              <w:rPr>
-                <w:sz w:val="21"/>
-                <w:szCs w:val="21"/>
-              </w:rPr>
-              <w:t xml:space="preserve">People-to-people ties once Pakistan acts against terror</w:t>
+              <w:tabs>
+                <w:tab w:val="left" w:pos="260"/>
+              </w:tabs>
+              <w:spacing w:after="0" w:before="0" w:line="280"/>
+              <w:ind w:left="260" w:hanging="260"/>
+            </w:pPr>
+            <w:r>
+              <w:rPr>
+                <w:b/>
+                <w:bCs/>
+                <w:color w:val="C00000"/>
+                <w:sz w:val="21"/>
+                <w:szCs w:val="21"/>
+              </w:rPr>
+              <w:t xml:space="preserve">→	</w:t>
+            </w:r>
+            <w:r>
+              <w:rPr>
+                <w:sz w:val="21"/>
+                <w:szCs w:val="21"/>
+              </w:rPr>
+              <w:t xml:space="preserve">Zero tolerance for terror, strong deterrence</w:t>
+            </w:r>
+          </w:p>
+          <w:p>
+            <w:pPr>
+              <w:tabs>
+                <w:tab w:val="left" w:pos="260"/>
+              </w:tabs>
+              <w:spacing w:after="0" w:before="40" w:line="280"/>
+              <w:ind w:left="260" w:hanging="260"/>
+            </w:pPr>
+            <w:r>
+              <w:rPr>
+                <w:b/>
+                <w:bCs/>
+                <w:color w:val="C00000"/>
+                <w:sz w:val="21"/>
+                <w:szCs w:val="21"/>
+              </w:rPr>
+              <w:t xml:space="preserve">→	</w:t>
+            </w:r>
+            <w:r>
+              <w:rPr>
+                <w:sz w:val="21"/>
+                <w:szCs w:val="21"/>
+              </w:rPr>
+              <w:t xml:space="preserve">Military modernisation (air defence, drones, naval readiness, self-reliance)</w:t>
+            </w:r>
+          </w:p>
+          <w:p>
+            <w:pPr>
+              <w:tabs>
+                <w:tab w:val="left" w:pos="260"/>
+              </w:tabs>
+              <w:spacing w:after="0" w:before="40" w:line="280"/>
+              <w:ind w:left="260" w:hanging="260"/>
+            </w:pPr>
+            <w:r>
+              <w:rPr>
+                <w:b/>
+                <w:bCs/>
+                <w:color w:val="C00000"/>
+                <w:sz w:val="21"/>
+                <w:szCs w:val="21"/>
+              </w:rPr>
+              <w:t xml:space="preserve">→	</w:t>
+            </w:r>
+            <w:r>
+              <w:rPr>
+                <w:sz w:val="21"/>
+                <w:szCs w:val="21"/>
+              </w:rPr>
+              <w:t xml:space="preserve">Diplomatic pressure (FATF, UN)</w:t>
+            </w:r>
+          </w:p>
+          <w:p>
+            <w:pPr>
+              <w:tabs>
+                <w:tab w:val="left" w:pos="260"/>
+              </w:tabs>
+              <w:spacing w:after="0" w:before="40" w:line="280"/>
+              <w:ind w:left="260" w:hanging="260"/>
+            </w:pPr>
+            <w:r>
+              <w:rPr>
+                <w:b/>
+                <w:bCs/>
+                <w:color w:val="C00000"/>
+                <w:sz w:val="21"/>
+                <w:szCs w:val="21"/>
+              </w:rPr>
+              <w:t xml:space="preserve">→	</w:t>
+            </w:r>
+            <w:r>
+              <w:rPr>
+                <w:sz w:val="21"/>
+                <w:szCs w:val="21"/>
+              </w:rPr>
+              <w:t xml:space="preserve">Firm IWT stand, backed by legal and diplomatic strategy</w:t>
+            </w:r>
+          </w:p>
+          <w:p>
+            <w:pPr>
+              <w:tabs>
+                <w:tab w:val="left" w:pos="260"/>
+              </w:tabs>
+              <w:spacing w:after="0" w:before="40" w:line="280"/>
+              <w:ind w:left="260" w:hanging="260"/>
+            </w:pPr>
+            <w:r>
+              <w:rPr>
+                <w:b/>
+                <w:bCs/>
+                <w:color w:val="C00000"/>
+                <w:sz w:val="21"/>
+                <w:szCs w:val="21"/>
+              </w:rPr>
+              <w:t xml:space="preserve">→	</w:t>
+            </w:r>
+            <w:r>
+              <w:rPr>
+                <w:sz w:val="21"/>
+                <w:szCs w:val="21"/>
+              </w:rPr>
+              <w:t xml:space="preserve">Secure borders (anti-drone systems, smart fencing)</w:t>
+            </w:r>
+          </w:p>
+          <w:p>
+            <w:pPr>
+              <w:tabs>
+                <w:tab w:val="left" w:pos="260"/>
+              </w:tabs>
+              <w:spacing w:after="0" w:before="40" w:line="280"/>
+              <w:ind w:left="260" w:hanging="260"/>
+            </w:pPr>
+            <w:r>
+              <w:rPr>
+                <w:b/>
+                <w:bCs/>
+                <w:color w:val="C00000"/>
+                <w:sz w:val="21"/>
+                <w:szCs w:val="21"/>
+              </w:rPr>
+              <w:t xml:space="preserve">→	</w:t>
+            </w:r>
+            <w:r>
+              <w:rPr>
+                <w:b/>
+                <w:bCs/>
+                <w:sz w:val="21"/>
+                <w:szCs w:val="21"/>
+              </w:rPr>
+              <w:t xml:space="preserve">Kashmir:</w:t>
+            </w:r>
+            <w:r>
+              <w:rPr>
+                <w:sz w:val="21"/>
+                <w:szCs w:val="21"/>
+              </w:rPr>
+              <w:t xml:space="preserve"> development, integration, statehood in due course</w:t>
+            </w:r>
+          </w:p>
+          <w:p>
+            <w:pPr>
+              <w:tabs>
+                <w:tab w:val="left" w:pos="260"/>
+              </w:tabs>
+              <w:spacing w:after="0" w:before="40" w:line="280"/>
+              <w:ind w:left="260" w:hanging="260"/>
+            </w:pPr>
+            <w:r>
+              <w:rPr>
+                <w:b/>
+                <w:bCs/>
+                <w:color w:val="C00000"/>
+                <w:sz w:val="21"/>
+                <w:szCs w:val="21"/>
+              </w:rPr>
+              <w:t xml:space="preserve">→	</w:t>
+            </w:r>
+            <w:r>
+              <w:rPr>
+                <w:sz w:val="21"/>
+                <w:szCs w:val="21"/>
+              </w:rPr>
+              <w:t xml:space="preserve">Crisis hotlines and maritime confidence-building measures</w:t>
+            </w:r>
+          </w:p>
+          <w:p>
+            <w:pPr>
+              <w:tabs>
+                <w:tab w:val="left" w:pos="260"/>
+              </w:tabs>
+              <w:spacing w:after="0" w:before="40" w:line="280"/>
+              <w:ind w:left="260" w:hanging="260"/>
+            </w:pPr>
+            <w:r>
+              <w:rPr>
+                <w:b/>
+                <w:bCs/>
+                <w:color w:val="C00000"/>
+                <w:sz w:val="21"/>
+                <w:szCs w:val="21"/>
+              </w:rPr>
+              <w:t xml:space="preserve">→	</w:t>
+            </w:r>
+            <w:r>
+              <w:rPr>
+                <w:sz w:val="21"/>
+                <w:szCs w:val="21"/>
+              </w:rPr>
+              <w:t xml:space="preserve">Backchannels open; people-to-people ties once Pakistan acts on terror</w:t>
             </w:r>
           </w:p>
         </w:tc>
@@ -1158,48 +1499,1779 @@
           </w:tcPr>
           <w:p>
             <w:pPr>
+              <w:tabs>
+                <w:tab w:val="left" w:pos="260"/>
+              </w:tabs>
+              <w:spacing w:after="0" w:before="0" w:line="280"/>
+              <w:ind w:left="260" w:hanging="260"/>
+            </w:pPr>
+            <w:r>
+              <w:rPr>
+                <w:b/>
+                <w:bCs/>
+                <w:color w:val="C00000"/>
+                <w:sz w:val="21"/>
+                <w:szCs w:val="21"/>
+              </w:rPr>
+              <w:t xml:space="preserve">→	</w:t>
+            </w:r>
+            <w:r>
+              <w:rPr>
+                <w:sz w:val="21"/>
+                <w:szCs w:val="21"/>
+              </w:rPr>
+              <w:t xml:space="preserve">India wants peace, but not at the cost of security or sovereignty</w:t>
+            </w:r>
+          </w:p>
+          <w:p>
+            <w:pPr>
+              <w:tabs>
+                <w:tab w:val="left" w:pos="260"/>
+              </w:tabs>
+              <w:spacing w:after="0" w:before="40" w:line="280"/>
+              <w:ind w:left="260" w:hanging="260"/>
+            </w:pPr>
+            <w:r>
+              <w:rPr>
+                <w:b/>
+                <w:bCs/>
+                <w:color w:val="C00000"/>
+                <w:sz w:val="21"/>
+                <w:szCs w:val="21"/>
+              </w:rPr>
+              <w:t xml:space="preserve">→	</w:t>
+            </w:r>
+            <w:r>
+              <w:rPr>
+                <w:sz w:val="21"/>
+                <w:szCs w:val="21"/>
+              </w:rPr>
+              <w:t xml:space="preserve">A strong, self-reliant India deals with Pakistan from a position of strength</w:t>
+            </w:r>
+          </w:p>
+          <w:p>
+            <w:pPr>
+              <w:tabs>
+                <w:tab w:val="left" w:pos="260"/>
+              </w:tabs>
+              <w:spacing w:after="0" w:before="40" w:line="280"/>
+              <w:ind w:left="260" w:hanging="260"/>
+            </w:pPr>
+            <w:r>
+              <w:rPr>
+                <w:b/>
+                <w:bCs/>
+                <w:color w:val="C00000"/>
+                <w:sz w:val="21"/>
+                <w:szCs w:val="21"/>
+              </w:rPr>
+              <w:t xml:space="preserve">→	</w:t>
+            </w:r>
+            <w:r>
+              <w:rPr>
+                <w:sz w:val="21"/>
+                <w:szCs w:val="21"/>
+              </w:rPr>
+              <w:t xml:space="preserve">Lasting peace depends on Pakistan ending terror</w:t>
+            </w:r>
+          </w:p>
+        </w:tc>
+      </w:tr>
+    </w:tbl>
+    <w:p>
+      <w:pPr>
+        <w:pStyle w:val="Heading1"/>
+        <w:pageBreakBefore/>
+        <w:shd w:fill="1F3864" w:color="auto" w:val="clear"/>
+        <w:spacing w:after="160" w:before="0"/>
+        <w:ind w:left="100" w:right="100"/>
+      </w:pPr>
+      <w:r>
+        <w:t xml:space="preserve">Topic 2: India–China Relations</w:t>
+      </w:r>
+    </w:p>
+    <w:tbl>
+      <w:tblPr>
+        <w:tblW w:type="dxa" w:w="10706"/>
+        <w:tblBorders>
+          <w:top w:val="single" w:color="auto" w:sz="4"/>
+          <w:left w:val="single" w:color="auto" w:sz="4"/>
+          <w:bottom w:val="single" w:color="auto" w:sz="4"/>
+          <w:right w:val="single" w:color="auto" w:sz="4"/>
+          <w:insideH w:val="single" w:color="auto" w:sz="4"/>
+          <w:insideV w:val="single" w:color="auto" w:sz="4"/>
+        </w:tblBorders>
+      </w:tblPr>
+      <w:tblGrid>
+        <w:gridCol w:w="520"/>
+        <w:gridCol w:w="2200"/>
+        <w:gridCol w:w="7986"/>
+      </w:tblGrid>
+      <w:tr>
+        <w:trPr>
+          <w:tblHeader/>
+        </w:trPr>
+        <w:tc>
+          <w:tcPr>
+            <w:tcW w:type="dxa" w:w="520"/>
+            <w:tcBorders>
+              <w:top w:val="single" w:color="BFBFBF" w:sz="4"/>
+              <w:left w:val="single" w:color="BFBFBF" w:sz="4"/>
+              <w:bottom w:val="single" w:color="BFBFBF" w:sz="4"/>
+              <w:right w:val="single" w:color="BFBFBF" w:sz="4"/>
+            </w:tcBorders>
+            <w:shd w:fill="DCE3F0" w:color="auto" w:val="clear"/>
+            <w:tcMar>
+              <w:top w:type="dxa" w:w="70"/>
+              <w:left w:type="dxa" w:w="100"/>
+              <w:bottom w:type="dxa" w:w="70"/>
+              <w:right w:type="dxa" w:w="100"/>
+            </w:tcMar>
+            <w:vAlign w:val="center"/>
+          </w:tcPr>
+          <w:p>
+            <w:pPr>
               <w:spacing w:after="0" w:before="0" w:line="300"/>
-            </w:pPr>
-            <w:r>
-              <w:rPr>
-                <w:sz w:val="21"/>
-                <w:szCs w:val="21"/>
-              </w:rPr>
-              <w:t xml:space="preserve">India wants peace, but not at the cost of security or sovereignty</w:t>
-            </w:r>
-            <w:r>
-              <w:rPr>
-                <w:b/>
-                <w:bCs/>
-                <w:color w:val="C00000"/>
-                <w:sz w:val="21"/>
-                <w:szCs w:val="21"/>
-              </w:rPr>
-              <w:t xml:space="preserve">  →  </w:t>
-            </w:r>
-            <w:r>
-              <w:rPr>
-                <w:sz w:val="21"/>
-                <w:szCs w:val="21"/>
-              </w:rPr>
-              <w:t xml:space="preserve">A strong, self-reliant and confident India can deal with Pakistan from a position of strength</w:t>
-            </w:r>
-            <w:r>
-              <w:rPr>
-                <w:b/>
-                <w:bCs/>
-                <w:color w:val="C00000"/>
-                <w:sz w:val="21"/>
-                <w:szCs w:val="21"/>
-              </w:rPr>
-              <w:t xml:space="preserve">  →  </w:t>
-            </w:r>
-            <w:r>
-              <w:rPr>
-                <w:sz w:val="21"/>
-                <w:szCs w:val="21"/>
-              </w:rPr>
-              <w:t xml:space="preserve">Lasting peace depends on Pakistan ending terror</w:t>
+              <w:jc w:val="center"/>
+            </w:pPr>
+            <w:r>
+              <w:rPr>
+                <w:b/>
+                <w:bCs/>
+                <w:sz w:val="21"/>
+                <w:szCs w:val="21"/>
+              </w:rPr>
+              <w:t xml:space="preserve">#</w:t>
+            </w:r>
+          </w:p>
+        </w:tc>
+        <w:tc>
+          <w:tcPr>
+            <w:tcW w:type="dxa" w:w="2200"/>
+            <w:tcBorders>
+              <w:top w:val="single" w:color="BFBFBF" w:sz="4"/>
+              <w:left w:val="single" w:color="BFBFBF" w:sz="4"/>
+              <w:bottom w:val="single" w:color="BFBFBF" w:sz="4"/>
+              <w:right w:val="single" w:color="BFBFBF" w:sz="4"/>
+            </w:tcBorders>
+            <w:shd w:fill="DCE3F0" w:color="auto" w:val="clear"/>
+            <w:tcMar>
+              <w:top w:type="dxa" w:w="70"/>
+              <w:left w:type="dxa" w:w="100"/>
+              <w:bottom w:type="dxa" w:w="70"/>
+              <w:right w:type="dxa" w:w="100"/>
+            </w:tcMar>
+            <w:vAlign w:val="center"/>
+          </w:tcPr>
+          <w:p>
+            <w:pPr>
+              <w:spacing w:after="0" w:before="0" w:line="300"/>
+            </w:pPr>
+            <w:r>
+              <w:rPr>
+                <w:b/>
+                <w:bCs/>
+                <w:sz w:val="21"/>
+                <w:szCs w:val="21"/>
+              </w:rPr>
+              <w:t xml:space="preserve">Stage</w:t>
+            </w:r>
+          </w:p>
+        </w:tc>
+        <w:tc>
+          <w:tcPr>
+            <w:tcW w:type="dxa" w:w="7986"/>
+            <w:tcBorders>
+              <w:top w:val="single" w:color="BFBFBF" w:sz="4"/>
+              <w:left w:val="single" w:color="BFBFBF" w:sz="4"/>
+              <w:bottom w:val="single" w:color="BFBFBF" w:sz="4"/>
+              <w:right w:val="single" w:color="BFBFBF" w:sz="4"/>
+            </w:tcBorders>
+            <w:shd w:fill="DCE3F0" w:color="auto" w:val="clear"/>
+            <w:tcMar>
+              <w:top w:type="dxa" w:w="70"/>
+              <w:left w:type="dxa" w:w="100"/>
+              <w:bottom w:type="dxa" w:w="70"/>
+              <w:right w:type="dxa" w:w="100"/>
+            </w:tcMar>
+            <w:vAlign w:val="center"/>
+          </w:tcPr>
+          <w:p>
+            <w:pPr>
+              <w:spacing w:after="0" w:before="0" w:line="300"/>
+            </w:pPr>
+            <w:r>
+              <w:rPr>
+                <w:b/>
+                <w:bCs/>
+                <w:sz w:val="21"/>
+                <w:szCs w:val="21"/>
+              </w:rPr>
+              <w:t xml:space="preserve">Flow</w:t>
+            </w:r>
+          </w:p>
+        </w:tc>
+      </w:tr>
+      <w:tr>
+        <w:trPr>
+          <w:cantSplit/>
+        </w:trPr>
+        <w:tc>
+          <w:tcPr>
+            <w:tcW w:type="dxa" w:w="520"/>
+            <w:tcBorders>
+              <w:top w:val="single" w:color="BFBFBF" w:sz="4"/>
+              <w:left w:val="single" w:color="BFBFBF" w:sz="4"/>
+              <w:bottom w:val="single" w:color="BFBFBF" w:sz="4"/>
+              <w:right w:val="single" w:color="BFBFBF" w:sz="4"/>
+            </w:tcBorders>
+            <w:tcMar>
+              <w:top w:type="dxa" w:w="70"/>
+              <w:left w:type="dxa" w:w="100"/>
+              <w:bottom w:type="dxa" w:w="70"/>
+              <w:right w:type="dxa" w:w="100"/>
+            </w:tcMar>
+            <w:vAlign w:val="center"/>
+          </w:tcPr>
+          <w:p>
+            <w:pPr>
+              <w:spacing w:after="0" w:before="0" w:line="300"/>
+              <w:jc w:val="center"/>
+            </w:pPr>
+            <w:r>
+              <w:rPr>
+                <w:color w:val="7F7F7F"/>
+                <w:sz w:val="21"/>
+                <w:szCs w:val="21"/>
+              </w:rPr>
+              <w:t xml:space="preserve">1</w:t>
+            </w:r>
+          </w:p>
+        </w:tc>
+        <w:tc>
+          <w:tcPr>
+            <w:tcW w:type="dxa" w:w="2200"/>
+            <w:tcBorders>
+              <w:top w:val="single" w:color="BFBFBF" w:sz="4"/>
+              <w:left w:val="single" w:color="BFBFBF" w:sz="4"/>
+              <w:bottom w:val="single" w:color="BFBFBF" w:sz="4"/>
+              <w:right w:val="single" w:color="BFBFBF" w:sz="4"/>
+            </w:tcBorders>
+            <w:tcMar>
+              <w:top w:type="dxa" w:w="70"/>
+              <w:left w:type="dxa" w:w="100"/>
+              <w:bottom w:type="dxa" w:w="70"/>
+              <w:right w:type="dxa" w:w="100"/>
+            </w:tcMar>
+            <w:vAlign w:val="center"/>
+          </w:tcPr>
+          <w:p>
+            <w:pPr>
+              <w:spacing w:after="0" w:before="0" w:line="300"/>
+            </w:pPr>
+            <w:r>
+              <w:rPr>
+                <w:b/>
+                <w:bCs/>
+                <w:color w:val="1F3864"/>
+                <w:sz w:val="21"/>
+                <w:szCs w:val="21"/>
+              </w:rPr>
+              <w:t xml:space="preserve">What is it</w:t>
+            </w:r>
+          </w:p>
+        </w:tc>
+        <w:tc>
+          <w:tcPr>
+            <w:tcW w:type="dxa" w:w="7986"/>
+            <w:tcBorders>
+              <w:top w:val="single" w:color="BFBFBF" w:sz="4"/>
+              <w:left w:val="single" w:color="BFBFBF" w:sz="4"/>
+              <w:bottom w:val="single" w:color="BFBFBF" w:sz="4"/>
+              <w:right w:val="single" w:color="BFBFBF" w:sz="4"/>
+            </w:tcBorders>
+            <w:tcMar>
+              <w:top w:type="dxa" w:w="70"/>
+              <w:left w:type="dxa" w:w="100"/>
+              <w:bottom w:type="dxa" w:w="70"/>
+              <w:right w:type="dxa" w:w="100"/>
+            </w:tcMar>
+            <w:vAlign w:val="center"/>
+          </w:tcPr>
+          <w:p>
+            <w:pPr>
+              <w:tabs>
+                <w:tab w:val="left" w:pos="260"/>
+              </w:tabs>
+              <w:spacing w:after="0" w:before="0" w:line="280"/>
+              <w:ind w:left="260" w:hanging="260"/>
+            </w:pPr>
+            <w:r>
+              <w:rPr>
+                <w:b/>
+                <w:bCs/>
+                <w:color w:val="C00000"/>
+                <w:sz w:val="21"/>
+                <w:szCs w:val="21"/>
+              </w:rPr>
+              <w:t xml:space="preserve">→	</w:t>
+            </w:r>
+            <w:r>
+              <w:rPr>
+                <w:sz w:val="21"/>
+                <w:szCs w:val="21"/>
+              </w:rPr>
+              <w:t xml:space="preserve">Two ancient civilisations and Asia's largest neighbours, both nuclear-armed rising powers</w:t>
+            </w:r>
+          </w:p>
+          <w:p>
+            <w:pPr>
+              <w:tabs>
+                <w:tab w:val="left" w:pos="260"/>
+              </w:tabs>
+              <w:spacing w:after="0" w:before="40" w:line="280"/>
+              <w:ind w:left="260" w:hanging="260"/>
+            </w:pPr>
+            <w:r>
+              <w:rPr>
+                <w:b/>
+                <w:bCs/>
+                <w:color w:val="C00000"/>
+                <w:sz w:val="21"/>
+                <w:szCs w:val="21"/>
+              </w:rPr>
+              <w:t xml:space="preserve">→	</w:t>
+            </w:r>
+            <w:r>
+              <w:rPr>
+                <w:sz w:val="21"/>
+                <w:szCs w:val="21"/>
+              </w:rPr>
+              <w:t xml:space="preserve">Cooperation, competition and conflict together</w:t>
+            </w:r>
+          </w:p>
+          <w:p>
+            <w:pPr>
+              <w:tabs>
+                <w:tab w:val="left" w:pos="260"/>
+              </w:tabs>
+              <w:spacing w:after="0" w:before="40" w:line="280"/>
+              <w:ind w:left="260" w:hanging="260"/>
+            </w:pPr>
+            <w:r>
+              <w:rPr>
+                <w:b/>
+                <w:bCs/>
+                <w:color w:val="C00000"/>
+                <w:sz w:val="21"/>
+                <w:szCs w:val="21"/>
+              </w:rPr>
+              <w:t xml:space="preserve">→	</w:t>
+            </w:r>
+            <w:r>
+              <w:rPr>
+                <w:sz w:val="21"/>
+                <w:szCs w:val="21"/>
+              </w:rPr>
+              <w:t xml:space="preserve">About 3,500 km disputed LAC</w:t>
+            </w:r>
+          </w:p>
+          <w:p>
+            <w:pPr>
+              <w:tabs>
+                <w:tab w:val="left" w:pos="260"/>
+              </w:tabs>
+              <w:spacing w:after="0" w:before="40" w:line="280"/>
+              <w:ind w:left="260" w:hanging="260"/>
+            </w:pPr>
+            <w:r>
+              <w:rPr>
+                <w:b/>
+                <w:bCs/>
+                <w:color w:val="C00000"/>
+                <w:sz w:val="21"/>
+                <w:szCs w:val="21"/>
+              </w:rPr>
+              <w:t xml:space="preserve">→	</w:t>
+            </w:r>
+            <w:r>
+              <w:rPr>
+                <w:sz w:val="21"/>
+                <w:szCs w:val="21"/>
+              </w:rPr>
+              <w:t xml:space="preserve">1962 war, Doklam 2017, Galwan 2020</w:t>
+            </w:r>
+          </w:p>
+        </w:tc>
+      </w:tr>
+      <w:tr>
+        <w:trPr>
+          <w:cantSplit/>
+        </w:trPr>
+        <w:tc>
+          <w:tcPr>
+            <w:tcW w:type="dxa" w:w="520"/>
+            <w:tcBorders>
+              <w:top w:val="single" w:color="BFBFBF" w:sz="4"/>
+              <w:left w:val="single" w:color="BFBFBF" w:sz="4"/>
+              <w:bottom w:val="single" w:color="BFBFBF" w:sz="4"/>
+              <w:right w:val="single" w:color="BFBFBF" w:sz="4"/>
+            </w:tcBorders>
+            <w:shd w:fill="F5F7FB" w:color="auto" w:val="clear"/>
+            <w:tcMar>
+              <w:top w:type="dxa" w:w="70"/>
+              <w:left w:type="dxa" w:w="100"/>
+              <w:bottom w:type="dxa" w:w="70"/>
+              <w:right w:type="dxa" w:w="100"/>
+            </w:tcMar>
+            <w:vAlign w:val="center"/>
+          </w:tcPr>
+          <w:p>
+            <w:pPr>
+              <w:spacing w:after="0" w:before="0" w:line="300"/>
+              <w:jc w:val="center"/>
+            </w:pPr>
+            <w:r>
+              <w:rPr>
+                <w:color w:val="7F7F7F"/>
+                <w:sz w:val="21"/>
+                <w:szCs w:val="21"/>
+              </w:rPr>
+              <w:t xml:space="preserve">2</w:t>
+            </w:r>
+          </w:p>
+        </w:tc>
+        <w:tc>
+          <w:tcPr>
+            <w:tcW w:type="dxa" w:w="2200"/>
+            <w:tcBorders>
+              <w:top w:val="single" w:color="BFBFBF" w:sz="4"/>
+              <w:left w:val="single" w:color="BFBFBF" w:sz="4"/>
+              <w:bottom w:val="single" w:color="BFBFBF" w:sz="4"/>
+              <w:right w:val="single" w:color="BFBFBF" w:sz="4"/>
+            </w:tcBorders>
+            <w:shd w:fill="F5F7FB" w:color="auto" w:val="clear"/>
+            <w:tcMar>
+              <w:top w:type="dxa" w:w="70"/>
+              <w:left w:type="dxa" w:w="100"/>
+              <w:bottom w:type="dxa" w:w="70"/>
+              <w:right w:type="dxa" w:w="100"/>
+            </w:tcMar>
+            <w:vAlign w:val="center"/>
+          </w:tcPr>
+          <w:p>
+            <w:pPr>
+              <w:spacing w:after="0" w:before="0" w:line="300"/>
+            </w:pPr>
+            <w:r>
+              <w:rPr>
+                <w:b/>
+                <w:bCs/>
+                <w:color w:val="1F3864"/>
+                <w:sz w:val="21"/>
+                <w:szCs w:val="21"/>
+              </w:rPr>
+              <w:t xml:space="preserve">Why it matters</w:t>
+            </w:r>
+          </w:p>
+        </w:tc>
+        <w:tc>
+          <w:tcPr>
+            <w:tcW w:type="dxa" w:w="7986"/>
+            <w:tcBorders>
+              <w:top w:val="single" w:color="BFBFBF" w:sz="4"/>
+              <w:left w:val="single" w:color="BFBFBF" w:sz="4"/>
+              <w:bottom w:val="single" w:color="BFBFBF" w:sz="4"/>
+              <w:right w:val="single" w:color="BFBFBF" w:sz="4"/>
+            </w:tcBorders>
+            <w:shd w:fill="F5F7FB" w:color="auto" w:val="clear"/>
+            <w:tcMar>
+              <w:top w:type="dxa" w:w="70"/>
+              <w:left w:type="dxa" w:w="100"/>
+              <w:bottom w:type="dxa" w:w="70"/>
+              <w:right w:type="dxa" w:w="100"/>
+            </w:tcMar>
+            <w:vAlign w:val="center"/>
+          </w:tcPr>
+          <w:p>
+            <w:pPr>
+              <w:tabs>
+                <w:tab w:val="left" w:pos="260"/>
+              </w:tabs>
+              <w:spacing w:after="0" w:before="0" w:line="280"/>
+              <w:ind w:left="260" w:hanging="260"/>
+            </w:pPr>
+            <w:r>
+              <w:rPr>
+                <w:b/>
+                <w:bCs/>
+                <w:color w:val="C00000"/>
+                <w:sz w:val="21"/>
+                <w:szCs w:val="21"/>
+              </w:rPr>
+              <w:t xml:space="preserve">→	</w:t>
+            </w:r>
+            <w:r>
+              <w:rPr>
+                <w:b/>
+                <w:bCs/>
+                <w:sz w:val="21"/>
+                <w:szCs w:val="21"/>
+              </w:rPr>
+              <w:t xml:space="preserve">Security:</w:t>
+            </w:r>
+            <w:r>
+              <w:rPr>
+                <w:sz w:val="21"/>
+                <w:szCs w:val="21"/>
+              </w:rPr>
+              <w:t xml:space="preserve"> two-front threat</w:t>
+            </w:r>
+          </w:p>
+          <w:p>
+            <w:pPr>
+              <w:tabs>
+                <w:tab w:val="left" w:pos="260"/>
+              </w:tabs>
+              <w:spacing w:after="0" w:before="40" w:line="280"/>
+              <w:ind w:left="260" w:hanging="260"/>
+            </w:pPr>
+            <w:r>
+              <w:rPr>
+                <w:b/>
+                <w:bCs/>
+                <w:color w:val="C00000"/>
+                <w:sz w:val="21"/>
+                <w:szCs w:val="21"/>
+              </w:rPr>
+              <w:t xml:space="preserve">→	</w:t>
+            </w:r>
+            <w:r>
+              <w:rPr>
+                <w:b/>
+                <w:bCs/>
+                <w:sz w:val="21"/>
+                <w:szCs w:val="21"/>
+              </w:rPr>
+              <w:t xml:space="preserve">Economic:</w:t>
+            </w:r>
+            <w:r>
+              <w:rPr>
+                <w:sz w:val="21"/>
+                <w:szCs w:val="21"/>
+              </w:rPr>
+              <w:t xml:space="preserve"> supply-chain dependence (electronics, pharma inputs, rare earths)</w:t>
+            </w:r>
+          </w:p>
+          <w:p>
+            <w:pPr>
+              <w:tabs>
+                <w:tab w:val="left" w:pos="260"/>
+              </w:tabs>
+              <w:spacing w:after="0" w:before="40" w:line="280"/>
+              <w:ind w:left="260" w:hanging="260"/>
+            </w:pPr>
+            <w:r>
+              <w:rPr>
+                <w:b/>
+                <w:bCs/>
+                <w:color w:val="C00000"/>
+                <w:sz w:val="21"/>
+                <w:szCs w:val="21"/>
+              </w:rPr>
+              <w:t xml:space="preserve">→	</w:t>
+            </w:r>
+            <w:r>
+              <w:rPr>
+                <w:b/>
+                <w:bCs/>
+                <w:sz w:val="21"/>
+                <w:szCs w:val="21"/>
+              </w:rPr>
+              <w:t xml:space="preserve">Strategic:</w:t>
+            </w:r>
+            <w:r>
+              <w:rPr>
+                <w:sz w:val="21"/>
+                <w:szCs w:val="21"/>
+              </w:rPr>
+              <w:t xml:space="preserve"> Indian Ocean, Indo-Pacific, China–Pakistan nexus</w:t>
+            </w:r>
+          </w:p>
+          <w:p>
+            <w:pPr>
+              <w:tabs>
+                <w:tab w:val="left" w:pos="260"/>
+              </w:tabs>
+              <w:spacing w:after="0" w:before="40" w:line="280"/>
+              <w:ind w:left="260" w:hanging="260"/>
+            </w:pPr>
+            <w:r>
+              <w:rPr>
+                <w:b/>
+                <w:bCs/>
+                <w:color w:val="C00000"/>
+                <w:sz w:val="21"/>
+                <w:szCs w:val="21"/>
+              </w:rPr>
+              <w:t xml:space="preserve">→	</w:t>
+            </w:r>
+            <w:r>
+              <w:rPr>
+                <w:b/>
+                <w:bCs/>
+                <w:sz w:val="21"/>
+                <w:szCs w:val="21"/>
+              </w:rPr>
+              <w:t xml:space="preserve">Global:</w:t>
+            </w:r>
+            <w:r>
+              <w:rPr>
+                <w:sz w:val="21"/>
+                <w:szCs w:val="21"/>
+              </w:rPr>
+              <w:t xml:space="preserve"> the "Asian century" depends on these ties</w:t>
+            </w:r>
+          </w:p>
+        </w:tc>
+      </w:tr>
+      <w:tr>
+        <w:trPr>
+          <w:cantSplit/>
+        </w:trPr>
+        <w:tc>
+          <w:tcPr>
+            <w:tcW w:type="dxa" w:w="520"/>
+            <w:tcBorders>
+              <w:top w:val="single" w:color="BFBFBF" w:sz="4"/>
+              <w:left w:val="single" w:color="BFBFBF" w:sz="4"/>
+              <w:bottom w:val="single" w:color="BFBFBF" w:sz="4"/>
+              <w:right w:val="single" w:color="BFBFBF" w:sz="4"/>
+            </w:tcBorders>
+            <w:tcMar>
+              <w:top w:type="dxa" w:w="70"/>
+              <w:left w:type="dxa" w:w="100"/>
+              <w:bottom w:type="dxa" w:w="70"/>
+              <w:right w:type="dxa" w:w="100"/>
+            </w:tcMar>
+            <w:vAlign w:val="center"/>
+          </w:tcPr>
+          <w:p>
+            <w:pPr>
+              <w:spacing w:after="0" w:before="0" w:line="300"/>
+              <w:jc w:val="center"/>
+            </w:pPr>
+            <w:r>
+              <w:rPr>
+                <w:color w:val="7F7F7F"/>
+                <w:sz w:val="21"/>
+                <w:szCs w:val="21"/>
+              </w:rPr>
+              <w:t xml:space="preserve">3</w:t>
+            </w:r>
+          </w:p>
+        </w:tc>
+        <w:tc>
+          <w:tcPr>
+            <w:tcW w:type="dxa" w:w="2200"/>
+            <w:tcBorders>
+              <w:top w:val="single" w:color="BFBFBF" w:sz="4"/>
+              <w:left w:val="single" w:color="BFBFBF" w:sz="4"/>
+              <w:bottom w:val="single" w:color="BFBFBF" w:sz="4"/>
+              <w:right w:val="single" w:color="BFBFBF" w:sz="4"/>
+            </w:tcBorders>
+            <w:tcMar>
+              <w:top w:type="dxa" w:w="70"/>
+              <w:left w:type="dxa" w:w="100"/>
+              <w:bottom w:type="dxa" w:w="70"/>
+              <w:right w:type="dxa" w:w="100"/>
+            </w:tcMar>
+            <w:vAlign w:val="center"/>
+          </w:tcPr>
+          <w:p>
+            <w:pPr>
+              <w:spacing w:after="0" w:before="0" w:line="300"/>
+            </w:pPr>
+            <w:r>
+              <w:rPr>
+                <w:b/>
+                <w:bCs/>
+                <w:color w:val="1F3864"/>
+                <w:sz w:val="21"/>
+                <w:szCs w:val="21"/>
+              </w:rPr>
+              <w:t xml:space="preserve">Current status (Sept 2026)</w:t>
+            </w:r>
+          </w:p>
+        </w:tc>
+        <w:tc>
+          <w:tcPr>
+            <w:tcW w:type="dxa" w:w="7986"/>
+            <w:tcBorders>
+              <w:top w:val="single" w:color="BFBFBF" w:sz="4"/>
+              <w:left w:val="single" w:color="BFBFBF" w:sz="4"/>
+              <w:bottom w:val="single" w:color="BFBFBF" w:sz="4"/>
+              <w:right w:val="single" w:color="BFBFBF" w:sz="4"/>
+            </w:tcBorders>
+            <w:tcMar>
+              <w:top w:type="dxa" w:w="70"/>
+              <w:left w:type="dxa" w:w="100"/>
+              <w:bottom w:type="dxa" w:w="70"/>
+              <w:right w:type="dxa" w:w="100"/>
+            </w:tcMar>
+            <w:vAlign w:val="center"/>
+          </w:tcPr>
+          <w:p>
+            <w:pPr>
+              <w:tabs>
+                <w:tab w:val="left" w:pos="260"/>
+              </w:tabs>
+              <w:spacing w:after="0" w:before="0" w:line="280"/>
+              <w:ind w:left="260" w:hanging="260"/>
+            </w:pPr>
+            <w:r>
+              <w:rPr>
+                <w:b/>
+                <w:bCs/>
+                <w:color w:val="C00000"/>
+                <w:sz w:val="21"/>
+                <w:szCs w:val="21"/>
+              </w:rPr>
+              <w:t xml:space="preserve">→	</w:t>
+            </w:r>
+            <w:r>
+              <w:rPr>
+                <w:sz w:val="21"/>
+                <w:szCs w:val="21"/>
+              </w:rPr>
+              <w:t xml:space="preserve">BRICS Summit, New Delhi (12–13 Sep 2026): Xi's first India visit since 2019, Modi–Xi bilateral</w:t>
+            </w:r>
+          </w:p>
+          <w:p>
+            <w:pPr>
+              <w:tabs>
+                <w:tab w:val="left" w:pos="260"/>
+              </w:tabs>
+              <w:spacing w:after="0" w:before="40" w:line="280"/>
+              <w:ind w:left="260" w:hanging="260"/>
+            </w:pPr>
+            <w:r>
+              <w:rPr>
+                <w:b/>
+                <w:bCs/>
+                <w:color w:val="C00000"/>
+                <w:sz w:val="21"/>
+                <w:szCs w:val="21"/>
+              </w:rPr>
+              <w:t xml:space="preserve">→	</w:t>
+            </w:r>
+            <w:r>
+              <w:rPr>
+                <w:b/>
+                <w:bCs/>
+                <w:sz w:val="21"/>
+                <w:szCs w:val="21"/>
+              </w:rPr>
+              <w:t xml:space="preserve">SR talks:</w:t>
+            </w:r>
+            <w:r>
+              <w:rPr>
+                <w:sz w:val="21"/>
+                <w:szCs w:val="21"/>
+              </w:rPr>
+              <w:t xml:space="preserve"> NSA Doval and Wang Yi, just before the summit</w:t>
+            </w:r>
+          </w:p>
+          <w:p>
+            <w:pPr>
+              <w:tabs>
+                <w:tab w:val="left" w:pos="260"/>
+              </w:tabs>
+              <w:spacing w:after="0" w:before="40" w:line="280"/>
+              <w:ind w:left="260" w:hanging="260"/>
+            </w:pPr>
+            <w:r>
+              <w:rPr>
+                <w:b/>
+                <w:bCs/>
+                <w:color w:val="C00000"/>
+                <w:sz w:val="21"/>
+                <w:szCs w:val="21"/>
+              </w:rPr>
+              <w:t xml:space="preserve">→	</w:t>
+            </w:r>
+            <w:r>
+              <w:rPr>
+                <w:sz w:val="21"/>
+                <w:szCs w:val="21"/>
+              </w:rPr>
+              <w:t xml:space="preserve">First Corps Commander talks in Arunachal Pradesh (Sept 2026)</w:t>
+            </w:r>
+          </w:p>
+          <w:p>
+            <w:pPr>
+              <w:tabs>
+                <w:tab w:val="left" w:pos="260"/>
+              </w:tabs>
+              <w:spacing w:after="0" w:before="40" w:line="280"/>
+              <w:ind w:left="260" w:hanging="260"/>
+            </w:pPr>
+            <w:r>
+              <w:rPr>
+                <w:b/>
+                <w:bCs/>
+                <w:color w:val="C00000"/>
+                <w:sz w:val="21"/>
+                <w:szCs w:val="21"/>
+              </w:rPr>
+              <w:t xml:space="preserve">→	</w:t>
+            </w:r>
+            <w:r>
+              <w:rPr>
+                <w:b/>
+                <w:bCs/>
+                <w:sz w:val="21"/>
+                <w:szCs w:val="21"/>
+              </w:rPr>
+              <w:t xml:space="preserve">Trade:</w:t>
+            </w:r>
+            <w:r>
+              <w:rPr>
+                <w:sz w:val="21"/>
+                <w:szCs w:val="21"/>
+              </w:rPr>
+              <w:t xml:space="preserve"> up 7.9% to $127.7 bn (2025–26); China raising imports from India</w:t>
+            </w:r>
+          </w:p>
+          <w:p>
+            <w:pPr>
+              <w:tabs>
+                <w:tab w:val="left" w:pos="260"/>
+              </w:tabs>
+              <w:spacing w:after="0" w:before="40" w:line="280"/>
+              <w:ind w:left="260" w:hanging="260"/>
+            </w:pPr>
+            <w:r>
+              <w:rPr>
+                <w:b/>
+                <w:bCs/>
+                <w:color w:val="C00000"/>
+                <w:sz w:val="21"/>
+                <w:szCs w:val="21"/>
+              </w:rPr>
+              <w:t xml:space="preserve">→	</w:t>
+            </w:r>
+            <w:r>
+              <w:rPr>
+                <w:sz w:val="21"/>
+                <w:szCs w:val="21"/>
+              </w:rPr>
+              <w:t xml:space="preserve">Post-Galwan visa curbs still hit business and academic exchanges</w:t>
+            </w:r>
+          </w:p>
+          <w:p>
+            <w:pPr>
+              <w:tabs>
+                <w:tab w:val="left" w:pos="260"/>
+              </w:tabs>
+              <w:spacing w:after="0" w:before="40" w:line="280"/>
+              <w:ind w:left="260" w:hanging="260"/>
+            </w:pPr>
+            <w:r>
+              <w:rPr>
+                <w:b/>
+                <w:bCs/>
+                <w:color w:val="C00000"/>
+                <w:sz w:val="21"/>
+                <w:szCs w:val="21"/>
+              </w:rPr>
+              <w:t xml:space="preserve">→	</w:t>
+            </w:r>
+            <w:r>
+              <w:rPr>
+                <w:b/>
+                <w:bCs/>
+                <w:sz w:val="21"/>
+                <w:szCs w:val="21"/>
+              </w:rPr>
+              <w:t xml:space="preserve">Arunachal:</w:t>
+            </w:r>
+            <w:r>
+              <w:rPr>
+                <w:sz w:val="21"/>
+                <w:szCs w:val="21"/>
+              </w:rPr>
+              <w:t xml:space="preserve"> India says the state of the border will reflect on the state of ties (Aug 2026)</w:t>
+            </w:r>
+          </w:p>
+          <w:p>
+            <w:pPr>
+              <w:tabs>
+                <w:tab w:val="left" w:pos="260"/>
+              </w:tabs>
+              <w:spacing w:after="0" w:before="40" w:line="280"/>
+              <w:ind w:left="260" w:hanging="260"/>
+            </w:pPr>
+            <w:r>
+              <w:rPr>
+                <w:b/>
+                <w:bCs/>
+                <w:color w:val="C00000"/>
+                <w:sz w:val="21"/>
+                <w:szCs w:val="21"/>
+              </w:rPr>
+              <w:t xml:space="preserve">→	</w:t>
+            </w:r>
+            <w:r>
+              <w:rPr>
+                <w:b/>
+                <w:bCs/>
+                <w:sz w:val="21"/>
+                <w:szCs w:val="21"/>
+              </w:rPr>
+              <w:t xml:space="preserve">India:</w:t>
+            </w:r>
+            <w:r>
+              <w:rPr>
+                <w:sz w:val="21"/>
+                <w:szCs w:val="21"/>
+              </w:rPr>
+              <w:t xml:space="preserve"> border peace is the basis of ties; China: keep the boundary separate</w:t>
+            </w:r>
+          </w:p>
+          <w:p>
+            <w:pPr>
+              <w:tabs>
+                <w:tab w:val="left" w:pos="260"/>
+              </w:tabs>
+              <w:spacing w:after="0" w:before="40" w:line="280"/>
+              <w:ind w:left="260" w:hanging="260"/>
+            </w:pPr>
+            <w:r>
+              <w:rPr>
+                <w:b/>
+                <w:bCs/>
+                <w:color w:val="C00000"/>
+                <w:sz w:val="21"/>
+                <w:szCs w:val="21"/>
+              </w:rPr>
+              <w:t xml:space="preserve">→	</w:t>
+            </w:r>
+            <w:r>
+              <w:rPr>
+                <w:b/>
+                <w:bCs/>
+                <w:sz w:val="21"/>
+                <w:szCs w:val="21"/>
+              </w:rPr>
+              <w:t xml:space="preserve">Overall:</w:t>
+            </w:r>
+            <w:r>
+              <w:rPr>
+                <w:sz w:val="21"/>
+                <w:szCs w:val="21"/>
+              </w:rPr>
+              <w:t xml:space="preserve"> cautious thaw, managed competition, not a full reset</w:t>
+            </w:r>
+          </w:p>
+        </w:tc>
+      </w:tr>
+      <w:tr>
+        <w:trPr>
+          <w:cantSplit/>
+        </w:trPr>
+        <w:tc>
+          <w:tcPr>
+            <w:tcW w:type="dxa" w:w="520"/>
+            <w:tcBorders>
+              <w:top w:val="single" w:color="BFBFBF" w:sz="4"/>
+              <w:left w:val="single" w:color="BFBFBF" w:sz="4"/>
+              <w:bottom w:val="single" w:color="BFBFBF" w:sz="4"/>
+              <w:right w:val="single" w:color="BFBFBF" w:sz="4"/>
+            </w:tcBorders>
+            <w:shd w:fill="F5F7FB" w:color="auto" w:val="clear"/>
+            <w:tcMar>
+              <w:top w:type="dxa" w:w="70"/>
+              <w:left w:type="dxa" w:w="100"/>
+              <w:bottom w:type="dxa" w:w="70"/>
+              <w:right w:type="dxa" w:w="100"/>
+            </w:tcMar>
+            <w:vAlign w:val="center"/>
+          </w:tcPr>
+          <w:p>
+            <w:pPr>
+              <w:spacing w:after="0" w:before="0" w:line="300"/>
+              <w:jc w:val="center"/>
+            </w:pPr>
+            <w:r>
+              <w:rPr>
+                <w:color w:val="7F7F7F"/>
+                <w:sz w:val="21"/>
+                <w:szCs w:val="21"/>
+              </w:rPr>
+              <w:t xml:space="preserve">4</w:t>
+            </w:r>
+          </w:p>
+        </w:tc>
+        <w:tc>
+          <w:tcPr>
+            <w:tcW w:type="dxa" w:w="2200"/>
+            <w:tcBorders>
+              <w:top w:val="single" w:color="BFBFBF" w:sz="4"/>
+              <w:left w:val="single" w:color="BFBFBF" w:sz="4"/>
+              <w:bottom w:val="single" w:color="BFBFBF" w:sz="4"/>
+              <w:right w:val="single" w:color="BFBFBF" w:sz="4"/>
+            </w:tcBorders>
+            <w:shd w:fill="F5F7FB" w:color="auto" w:val="clear"/>
+            <w:tcMar>
+              <w:top w:type="dxa" w:w="70"/>
+              <w:left w:type="dxa" w:w="100"/>
+              <w:bottom w:type="dxa" w:w="70"/>
+              <w:right w:type="dxa" w:w="100"/>
+            </w:tcMar>
+            <w:vAlign w:val="center"/>
+          </w:tcPr>
+          <w:p>
+            <w:pPr>
+              <w:spacing w:after="0" w:before="0" w:line="300"/>
+            </w:pPr>
+            <w:r>
+              <w:rPr>
+                <w:b/>
+                <w:bCs/>
+                <w:color w:val="1F3864"/>
+                <w:sz w:val="21"/>
+                <w:szCs w:val="21"/>
+              </w:rPr>
+              <w:t xml:space="preserve">Problems</w:t>
+            </w:r>
+          </w:p>
+        </w:tc>
+        <w:tc>
+          <w:tcPr>
+            <w:tcW w:type="dxa" w:w="7986"/>
+            <w:tcBorders>
+              <w:top w:val="single" w:color="BFBFBF" w:sz="4"/>
+              <w:left w:val="single" w:color="BFBFBF" w:sz="4"/>
+              <w:bottom w:val="single" w:color="BFBFBF" w:sz="4"/>
+              <w:right w:val="single" w:color="BFBFBF" w:sz="4"/>
+            </w:tcBorders>
+            <w:shd w:fill="F5F7FB" w:color="auto" w:val="clear"/>
+            <w:tcMar>
+              <w:top w:type="dxa" w:w="70"/>
+              <w:left w:type="dxa" w:w="100"/>
+              <w:bottom w:type="dxa" w:w="70"/>
+              <w:right w:type="dxa" w:w="100"/>
+            </w:tcMar>
+            <w:vAlign w:val="center"/>
+          </w:tcPr>
+          <w:p>
+            <w:pPr>
+              <w:tabs>
+                <w:tab w:val="left" w:pos="260"/>
+              </w:tabs>
+              <w:spacing w:after="0" w:before="0" w:line="280"/>
+              <w:ind w:left="260" w:hanging="260"/>
+            </w:pPr>
+            <w:r>
+              <w:rPr>
+                <w:b/>
+                <w:bCs/>
+                <w:color w:val="C00000"/>
+                <w:sz w:val="21"/>
+                <w:szCs w:val="21"/>
+              </w:rPr>
+              <w:t xml:space="preserve">→	</w:t>
+            </w:r>
+            <w:r>
+              <w:rPr>
+                <w:sz w:val="21"/>
+                <w:szCs w:val="21"/>
+              </w:rPr>
+              <w:t xml:space="preserve">Unresolved boundary (Aksai Chin, Arunachal)</w:t>
+            </w:r>
+          </w:p>
+          <w:p>
+            <w:pPr>
+              <w:tabs>
+                <w:tab w:val="left" w:pos="260"/>
+              </w:tabs>
+              <w:spacing w:after="0" w:before="40" w:line="280"/>
+              <w:ind w:left="260" w:hanging="260"/>
+            </w:pPr>
+            <w:r>
+              <w:rPr>
+                <w:b/>
+                <w:bCs/>
+                <w:color w:val="C00000"/>
+                <w:sz w:val="21"/>
+                <w:szCs w:val="21"/>
+              </w:rPr>
+              <w:t xml:space="preserve">→	</w:t>
+            </w:r>
+            <w:r>
+              <w:rPr>
+                <w:sz w:val="21"/>
+                <w:szCs w:val="21"/>
+              </w:rPr>
+              <w:t xml:space="preserve">Trust deficit, salami slicing</w:t>
+            </w:r>
+          </w:p>
+          <w:p>
+            <w:pPr>
+              <w:tabs>
+                <w:tab w:val="left" w:pos="260"/>
+              </w:tabs>
+              <w:spacing w:after="0" w:before="40" w:line="280"/>
+              <w:ind w:left="260" w:hanging="260"/>
+            </w:pPr>
+            <w:r>
+              <w:rPr>
+                <w:b/>
+                <w:bCs/>
+                <w:color w:val="C00000"/>
+                <w:sz w:val="21"/>
+                <w:szCs w:val="21"/>
+              </w:rPr>
+              <w:t xml:space="preserve">→	</w:t>
+            </w:r>
+            <w:r>
+              <w:rPr>
+                <w:sz w:val="21"/>
+                <w:szCs w:val="21"/>
+              </w:rPr>
+              <w:t xml:space="preserve">China–Pakistan military nexus</w:t>
+            </w:r>
+          </w:p>
+          <w:p>
+            <w:pPr>
+              <w:tabs>
+                <w:tab w:val="left" w:pos="260"/>
+              </w:tabs>
+              <w:spacing w:after="0" w:before="40" w:line="280"/>
+              <w:ind w:left="260" w:hanging="260"/>
+            </w:pPr>
+            <w:r>
+              <w:rPr>
+                <w:b/>
+                <w:bCs/>
+                <w:color w:val="C00000"/>
+                <w:sz w:val="21"/>
+                <w:szCs w:val="21"/>
+              </w:rPr>
+              <w:t xml:space="preserve">→	</w:t>
+            </w:r>
+            <w:r>
+              <w:rPr>
+                <w:sz w:val="21"/>
+                <w:szCs w:val="21"/>
+              </w:rPr>
+              <w:t xml:space="preserve">Large trade deficit, import dependence</w:t>
+            </w:r>
+          </w:p>
+          <w:p>
+            <w:pPr>
+              <w:tabs>
+                <w:tab w:val="left" w:pos="260"/>
+              </w:tabs>
+              <w:spacing w:after="0" w:before="40" w:line="280"/>
+              <w:ind w:left="260" w:hanging="260"/>
+            </w:pPr>
+            <w:r>
+              <w:rPr>
+                <w:b/>
+                <w:bCs/>
+                <w:color w:val="C00000"/>
+                <w:sz w:val="21"/>
+                <w:szCs w:val="21"/>
+              </w:rPr>
+              <w:t xml:space="preserve">→	</w:t>
+            </w:r>
+            <w:r>
+              <w:rPr>
+                <w:sz w:val="21"/>
+                <w:szCs w:val="21"/>
+              </w:rPr>
+              <w:t xml:space="preserve">Investment and technology curbs</w:t>
+            </w:r>
+          </w:p>
+          <w:p>
+            <w:pPr>
+              <w:tabs>
+                <w:tab w:val="left" w:pos="260"/>
+              </w:tabs>
+              <w:spacing w:after="0" w:before="40" w:line="280"/>
+              <w:ind w:left="260" w:hanging="260"/>
+            </w:pPr>
+            <w:r>
+              <w:rPr>
+                <w:b/>
+                <w:bCs/>
+                <w:color w:val="C00000"/>
+                <w:sz w:val="21"/>
+                <w:szCs w:val="21"/>
+              </w:rPr>
+              <w:t xml:space="preserve">→	</w:t>
+            </w:r>
+            <w:r>
+              <w:rPr>
+                <w:sz w:val="21"/>
+                <w:szCs w:val="21"/>
+              </w:rPr>
+              <w:t xml:space="preserve">Brahmaputra dam</w:t>
+            </w:r>
+          </w:p>
+          <w:p>
+            <w:pPr>
+              <w:tabs>
+                <w:tab w:val="left" w:pos="260"/>
+              </w:tabs>
+              <w:spacing w:after="0" w:before="40" w:line="280"/>
+              <w:ind w:left="260" w:hanging="260"/>
+            </w:pPr>
+            <w:r>
+              <w:rPr>
+                <w:b/>
+                <w:bCs/>
+                <w:color w:val="C00000"/>
+                <w:sz w:val="21"/>
+                <w:szCs w:val="21"/>
+              </w:rPr>
+              <w:t xml:space="preserve">→	</w:t>
+            </w:r>
+            <w:r>
+              <w:rPr>
+                <w:sz w:val="21"/>
+                <w:szCs w:val="21"/>
+              </w:rPr>
+              <w:t xml:space="preserve">Tibet and Dalai Lama succession</w:t>
+            </w:r>
+          </w:p>
+          <w:p>
+            <w:pPr>
+              <w:tabs>
+                <w:tab w:val="left" w:pos="260"/>
+              </w:tabs>
+              <w:spacing w:after="0" w:before="40" w:line="280"/>
+              <w:ind w:left="260" w:hanging="260"/>
+            </w:pPr>
+            <w:r>
+              <w:rPr>
+                <w:b/>
+                <w:bCs/>
+                <w:color w:val="C00000"/>
+                <w:sz w:val="21"/>
+                <w:szCs w:val="21"/>
+              </w:rPr>
+              <w:t xml:space="preserve">→	</w:t>
+            </w:r>
+            <w:r>
+              <w:rPr>
+                <w:sz w:val="21"/>
+                <w:szCs w:val="21"/>
+              </w:rPr>
+              <w:t xml:space="preserve">Chinese presence in the Indian Ocean</w:t>
+            </w:r>
+          </w:p>
+        </w:tc>
+      </w:tr>
+      <w:tr>
+        <w:trPr>
+          <w:cantSplit/>
+        </w:trPr>
+        <w:tc>
+          <w:tcPr>
+            <w:tcW w:type="dxa" w:w="520"/>
+            <w:tcBorders>
+              <w:top w:val="single" w:color="BFBFBF" w:sz="4"/>
+              <w:left w:val="single" w:color="BFBFBF" w:sz="4"/>
+              <w:bottom w:val="single" w:color="BFBFBF" w:sz="4"/>
+              <w:right w:val="single" w:color="BFBFBF" w:sz="4"/>
+            </w:tcBorders>
+            <w:tcMar>
+              <w:top w:type="dxa" w:w="70"/>
+              <w:left w:type="dxa" w:w="100"/>
+              <w:bottom w:type="dxa" w:w="70"/>
+              <w:right w:type="dxa" w:w="100"/>
+            </w:tcMar>
+            <w:vAlign w:val="center"/>
+          </w:tcPr>
+          <w:p>
+            <w:pPr>
+              <w:spacing w:after="0" w:before="0" w:line="300"/>
+              <w:jc w:val="center"/>
+            </w:pPr>
+            <w:r>
+              <w:rPr>
+                <w:color w:val="7F7F7F"/>
+                <w:sz w:val="21"/>
+                <w:szCs w:val="21"/>
+              </w:rPr>
+              <w:t xml:space="preserve">5</w:t>
+            </w:r>
+          </w:p>
+        </w:tc>
+        <w:tc>
+          <w:tcPr>
+            <w:tcW w:type="dxa" w:w="2200"/>
+            <w:tcBorders>
+              <w:top w:val="single" w:color="BFBFBF" w:sz="4"/>
+              <w:left w:val="single" w:color="BFBFBF" w:sz="4"/>
+              <w:bottom w:val="single" w:color="BFBFBF" w:sz="4"/>
+              <w:right w:val="single" w:color="BFBFBF" w:sz="4"/>
+            </w:tcBorders>
+            <w:tcMar>
+              <w:top w:type="dxa" w:w="70"/>
+              <w:left w:type="dxa" w:w="100"/>
+              <w:bottom w:type="dxa" w:w="70"/>
+              <w:right w:type="dxa" w:w="100"/>
+            </w:tcMar>
+            <w:vAlign w:val="center"/>
+          </w:tcPr>
+          <w:p>
+            <w:pPr>
+              <w:spacing w:after="0" w:before="0" w:line="300"/>
+            </w:pPr>
+            <w:r>
+              <w:rPr>
+                <w:b/>
+                <w:bCs/>
+                <w:color w:val="1F3864"/>
+                <w:sz w:val="21"/>
+                <w:szCs w:val="21"/>
+              </w:rPr>
+              <w:t xml:space="preserve">Solutions</w:t>
+            </w:r>
+          </w:p>
+        </w:tc>
+        <w:tc>
+          <w:tcPr>
+            <w:tcW w:type="dxa" w:w="7986"/>
+            <w:tcBorders>
+              <w:top w:val="single" w:color="BFBFBF" w:sz="4"/>
+              <w:left w:val="single" w:color="BFBFBF" w:sz="4"/>
+              <w:bottom w:val="single" w:color="BFBFBF" w:sz="4"/>
+              <w:right w:val="single" w:color="BFBFBF" w:sz="4"/>
+            </w:tcBorders>
+            <w:tcMar>
+              <w:top w:type="dxa" w:w="70"/>
+              <w:left w:type="dxa" w:w="100"/>
+              <w:bottom w:type="dxa" w:w="70"/>
+              <w:right w:type="dxa" w:w="100"/>
+            </w:tcMar>
+            <w:vAlign w:val="center"/>
+          </w:tcPr>
+          <w:p>
+            <w:pPr>
+              <w:tabs>
+                <w:tab w:val="left" w:pos="260"/>
+              </w:tabs>
+              <w:spacing w:after="0" w:before="0" w:line="280"/>
+              <w:ind w:left="260" w:hanging="260"/>
+            </w:pPr>
+            <w:r>
+              <w:rPr>
+                <w:b/>
+                <w:bCs/>
+                <w:color w:val="C00000"/>
+                <w:sz w:val="21"/>
+                <w:szCs w:val="21"/>
+              </w:rPr>
+              <w:t xml:space="preserve">→	</w:t>
+            </w:r>
+            <w:r>
+              <w:rPr>
+                <w:b/>
+                <w:bCs/>
+                <w:sz w:val="21"/>
+                <w:szCs w:val="21"/>
+              </w:rPr>
+              <w:t xml:space="preserve">Border first:</w:t>
+            </w:r>
+            <w:r>
+              <w:rPr>
+                <w:sz w:val="21"/>
+                <w:szCs w:val="21"/>
+              </w:rPr>
+              <w:t xml:space="preserve"> disengagement, de-escalation</w:t>
+            </w:r>
+          </w:p>
+          <w:p>
+            <w:pPr>
+              <w:tabs>
+                <w:tab w:val="left" w:pos="260"/>
+              </w:tabs>
+              <w:spacing w:after="0" w:before="40" w:line="280"/>
+              <w:ind w:left="260" w:hanging="260"/>
+            </w:pPr>
+            <w:r>
+              <w:rPr>
+                <w:b/>
+                <w:bCs/>
+                <w:color w:val="C00000"/>
+                <w:sz w:val="21"/>
+                <w:szCs w:val="21"/>
+              </w:rPr>
+              <w:t xml:space="preserve">→	</w:t>
+            </w:r>
+            <w:r>
+              <w:rPr>
+                <w:b/>
+                <w:bCs/>
+                <w:sz w:val="21"/>
+                <w:szCs w:val="21"/>
+              </w:rPr>
+              <w:t xml:space="preserve">Strong deterrence:</w:t>
+            </w:r>
+            <w:r>
+              <w:rPr>
+                <w:sz w:val="21"/>
+                <w:szCs w:val="21"/>
+              </w:rPr>
+              <w:t xml:space="preserve"> border infrastructure, military modernisation</w:t>
+            </w:r>
+          </w:p>
+          <w:p>
+            <w:pPr>
+              <w:tabs>
+                <w:tab w:val="left" w:pos="260"/>
+              </w:tabs>
+              <w:spacing w:after="0" w:before="40" w:line="280"/>
+              <w:ind w:left="260" w:hanging="260"/>
+            </w:pPr>
+            <w:r>
+              <w:rPr>
+                <w:b/>
+                <w:bCs/>
+                <w:color w:val="C00000"/>
+                <w:sz w:val="21"/>
+                <w:szCs w:val="21"/>
+              </w:rPr>
+              <w:t xml:space="preserve">→	</w:t>
+            </w:r>
+            <w:r>
+              <w:rPr>
+                <w:b/>
+                <w:bCs/>
+                <w:sz w:val="21"/>
+                <w:szCs w:val="21"/>
+              </w:rPr>
+              <w:t xml:space="preserve">Regular dialogue:</w:t>
+            </w:r>
+            <w:r>
+              <w:rPr>
+                <w:sz w:val="21"/>
+                <w:szCs w:val="21"/>
+              </w:rPr>
+              <w:t xml:space="preserve"> SR talks, Corps Commander talks</w:t>
+            </w:r>
+          </w:p>
+          <w:p>
+            <w:pPr>
+              <w:tabs>
+                <w:tab w:val="left" w:pos="260"/>
+              </w:tabs>
+              <w:spacing w:after="0" w:before="40" w:line="280"/>
+              <w:ind w:left="260" w:hanging="260"/>
+            </w:pPr>
+            <w:r>
+              <w:rPr>
+                <w:b/>
+                <w:bCs/>
+                <w:color w:val="C00000"/>
+                <w:sz w:val="21"/>
+                <w:szCs w:val="21"/>
+              </w:rPr>
+              <w:t xml:space="preserve">→	</w:t>
+            </w:r>
+            <w:r>
+              <w:rPr>
+                <w:sz w:val="21"/>
+                <w:szCs w:val="21"/>
+              </w:rPr>
+              <w:t xml:space="preserve">Atmanirbhar Bharat, PLI, diversified supply chains</w:t>
+            </w:r>
+          </w:p>
+          <w:p>
+            <w:pPr>
+              <w:tabs>
+                <w:tab w:val="left" w:pos="260"/>
+              </w:tabs>
+              <w:spacing w:after="0" w:before="40" w:line="280"/>
+              <w:ind w:left="260" w:hanging="260"/>
+            </w:pPr>
+            <w:r>
+              <w:rPr>
+                <w:b/>
+                <w:bCs/>
+                <w:color w:val="C00000"/>
+                <w:sz w:val="21"/>
+                <w:szCs w:val="21"/>
+              </w:rPr>
+              <w:t xml:space="preserve">→	</w:t>
+            </w:r>
+            <w:r>
+              <w:rPr>
+                <w:sz w:val="21"/>
+                <w:szCs w:val="21"/>
+              </w:rPr>
+              <w:t xml:space="preserve">Calibrated economic engagement with security screening</w:t>
+            </w:r>
+          </w:p>
+          <w:p>
+            <w:pPr>
+              <w:tabs>
+                <w:tab w:val="left" w:pos="260"/>
+              </w:tabs>
+              <w:spacing w:after="0" w:before="40" w:line="280"/>
+              <w:ind w:left="260" w:hanging="260"/>
+            </w:pPr>
+            <w:r>
+              <w:rPr>
+                <w:b/>
+                <w:bCs/>
+                <w:color w:val="C00000"/>
+                <w:sz w:val="21"/>
+                <w:szCs w:val="21"/>
+              </w:rPr>
+              <w:t xml:space="preserve">→	</w:t>
+            </w:r>
+            <w:r>
+              <w:rPr>
+                <w:sz w:val="21"/>
+                <w:szCs w:val="21"/>
+              </w:rPr>
+              <w:t xml:space="preserve">Quad, Act East, Indo-Pacific partnerships</w:t>
+            </w:r>
+          </w:p>
+          <w:p>
+            <w:pPr>
+              <w:tabs>
+                <w:tab w:val="left" w:pos="260"/>
+              </w:tabs>
+              <w:spacing w:after="0" w:before="40" w:line="280"/>
+              <w:ind w:left="260" w:hanging="260"/>
+            </w:pPr>
+            <w:r>
+              <w:rPr>
+                <w:b/>
+                <w:bCs/>
+                <w:color w:val="C00000"/>
+                <w:sz w:val="21"/>
+                <w:szCs w:val="21"/>
+              </w:rPr>
+              <w:t xml:space="preserve">→	</w:t>
+            </w:r>
+            <w:r>
+              <w:rPr>
+                <w:sz w:val="21"/>
+                <w:szCs w:val="21"/>
+              </w:rPr>
+              <w:t xml:space="preserve">Brahmaputra data-sharing</w:t>
+            </w:r>
+          </w:p>
+          <w:p>
+            <w:pPr>
+              <w:tabs>
+                <w:tab w:val="left" w:pos="260"/>
+              </w:tabs>
+              <w:spacing w:after="0" w:before="40" w:line="280"/>
+              <w:ind w:left="260" w:hanging="260"/>
+            </w:pPr>
+            <w:r>
+              <w:rPr>
+                <w:b/>
+                <w:bCs/>
+                <w:color w:val="C00000"/>
+                <w:sz w:val="21"/>
+                <w:szCs w:val="21"/>
+              </w:rPr>
+              <w:t xml:space="preserve">→	</w:t>
+            </w:r>
+            <w:r>
+              <w:rPr>
+                <w:sz w:val="21"/>
+                <w:szCs w:val="21"/>
+              </w:rPr>
+              <w:t xml:space="preserve">Strategic autonomy</w:t>
+            </w:r>
+          </w:p>
+        </w:tc>
+      </w:tr>
+      <w:tr>
+        <w:trPr>
+          <w:cantSplit/>
+        </w:trPr>
+        <w:tc>
+          <w:tcPr>
+            <w:tcW w:type="dxa" w:w="520"/>
+            <w:tcBorders>
+              <w:top w:val="single" w:color="BFBFBF" w:sz="4"/>
+              <w:left w:val="single" w:color="BFBFBF" w:sz="4"/>
+              <w:bottom w:val="single" w:color="BFBFBF" w:sz="4"/>
+              <w:right w:val="single" w:color="BFBFBF" w:sz="4"/>
+            </w:tcBorders>
+            <w:shd w:fill="F5F7FB" w:color="auto" w:val="clear"/>
+            <w:tcMar>
+              <w:top w:type="dxa" w:w="70"/>
+              <w:left w:type="dxa" w:w="100"/>
+              <w:bottom w:type="dxa" w:w="70"/>
+              <w:right w:type="dxa" w:w="100"/>
+            </w:tcMar>
+            <w:vAlign w:val="center"/>
+          </w:tcPr>
+          <w:p>
+            <w:pPr>
+              <w:spacing w:after="0" w:before="0" w:line="300"/>
+              <w:jc w:val="center"/>
+            </w:pPr>
+            <w:r>
+              <w:rPr>
+                <w:color w:val="7F7F7F"/>
+                <w:sz w:val="21"/>
+                <w:szCs w:val="21"/>
+              </w:rPr>
+              <w:t xml:space="preserve">6</w:t>
+            </w:r>
+          </w:p>
+        </w:tc>
+        <w:tc>
+          <w:tcPr>
+            <w:tcW w:type="dxa" w:w="2200"/>
+            <w:tcBorders>
+              <w:top w:val="single" w:color="BFBFBF" w:sz="4"/>
+              <w:left w:val="single" w:color="BFBFBF" w:sz="4"/>
+              <w:bottom w:val="single" w:color="BFBFBF" w:sz="4"/>
+              <w:right w:val="single" w:color="BFBFBF" w:sz="4"/>
+            </w:tcBorders>
+            <w:shd w:fill="F5F7FB" w:color="auto" w:val="clear"/>
+            <w:tcMar>
+              <w:top w:type="dxa" w:w="70"/>
+              <w:left w:type="dxa" w:w="100"/>
+              <w:bottom w:type="dxa" w:w="70"/>
+              <w:right w:type="dxa" w:w="100"/>
+            </w:tcMar>
+            <w:vAlign w:val="center"/>
+          </w:tcPr>
+          <w:p>
+            <w:pPr>
+              <w:spacing w:after="0" w:before="0" w:line="300"/>
+            </w:pPr>
+            <w:r>
+              <w:rPr>
+                <w:b/>
+                <w:bCs/>
+                <w:color w:val="1F3864"/>
+                <w:sz w:val="21"/>
+                <w:szCs w:val="21"/>
+              </w:rPr>
+              <w:t xml:space="preserve">Conclusion</w:t>
+            </w:r>
+          </w:p>
+        </w:tc>
+        <w:tc>
+          <w:tcPr>
+            <w:tcW w:type="dxa" w:w="7986"/>
+            <w:tcBorders>
+              <w:top w:val="single" w:color="BFBFBF" w:sz="4"/>
+              <w:left w:val="single" w:color="BFBFBF" w:sz="4"/>
+              <w:bottom w:val="single" w:color="BFBFBF" w:sz="4"/>
+              <w:right w:val="single" w:color="BFBFBF" w:sz="4"/>
+            </w:tcBorders>
+            <w:shd w:fill="F5F7FB" w:color="auto" w:val="clear"/>
+            <w:tcMar>
+              <w:top w:type="dxa" w:w="70"/>
+              <w:left w:type="dxa" w:w="100"/>
+              <w:bottom w:type="dxa" w:w="70"/>
+              <w:right w:type="dxa" w:w="100"/>
+            </w:tcMar>
+            <w:vAlign w:val="center"/>
+          </w:tcPr>
+          <w:p>
+            <w:pPr>
+              <w:tabs>
+                <w:tab w:val="left" w:pos="260"/>
+              </w:tabs>
+              <w:spacing w:after="0" w:before="0" w:line="280"/>
+              <w:ind w:left="260" w:hanging="260"/>
+            </w:pPr>
+            <w:r>
+              <w:rPr>
+                <w:b/>
+                <w:bCs/>
+                <w:color w:val="C00000"/>
+                <w:sz w:val="21"/>
+                <w:szCs w:val="21"/>
+              </w:rPr>
+              <w:t xml:space="preserve">→	</w:t>
+            </w:r>
+            <w:r>
+              <w:rPr>
+                <w:sz w:val="21"/>
+                <w:szCs w:val="21"/>
+              </w:rPr>
+              <w:t xml:space="preserve">India seeks a stable, mutually respectful relationship</w:t>
+            </w:r>
+          </w:p>
+          <w:p>
+            <w:pPr>
+              <w:tabs>
+                <w:tab w:val="left" w:pos="260"/>
+              </w:tabs>
+              <w:spacing w:after="0" w:before="40" w:line="280"/>
+              <w:ind w:left="260" w:hanging="260"/>
+            </w:pPr>
+            <w:r>
+              <w:rPr>
+                <w:b/>
+                <w:bCs/>
+                <w:color w:val="C00000"/>
+                <w:sz w:val="21"/>
+                <w:szCs w:val="21"/>
+              </w:rPr>
+              <w:t xml:space="preserve">→	</w:t>
+            </w:r>
+            <w:r>
+              <w:rPr>
+                <w:sz w:val="21"/>
+                <w:szCs w:val="21"/>
+              </w:rPr>
+              <w:t xml:space="preserve">Border peace is the foundation of everything else</w:t>
+            </w:r>
+          </w:p>
+          <w:p>
+            <w:pPr>
+              <w:tabs>
+                <w:tab w:val="left" w:pos="260"/>
+              </w:tabs>
+              <w:spacing w:after="0" w:before="40" w:line="280"/>
+              <w:ind w:left="260" w:hanging="260"/>
+            </w:pPr>
+            <w:r>
+              <w:rPr>
+                <w:b/>
+                <w:bCs/>
+                <w:color w:val="C00000"/>
+                <w:sz w:val="21"/>
+                <w:szCs w:val="21"/>
+              </w:rPr>
+              <w:t xml:space="preserve">→	</w:t>
+            </w:r>
+            <w:r>
+              <w:rPr>
+                <w:b/>
+                <w:bCs/>
+                <w:sz w:val="21"/>
+                <w:szCs w:val="21"/>
+              </w:rPr>
+              <w:t xml:space="preserve">Negotiate from strength:</w:t>
+            </w:r>
+            <w:r>
+              <w:rPr>
+                <w:sz w:val="21"/>
+                <w:szCs w:val="21"/>
+              </w:rPr>
+              <w:t xml:space="preserve"> military, economy and partnerships</w:t>
             </w:r>
           </w:p>
         </w:tc>

--- a/SSB_Lecturettes.docx
+++ b/SSB_Lecturettes.docx
@@ -255,7 +255,10 @@
                 <w:sz w:val="21"/>
                 <w:szCs w:val="21"/>
               </w:rPr>
-              <w:t xml:space="preserve">→	</w:t>
+              <w:t xml:space="preserve">→</w:t>
+            </w:r>
+            <w:r>
+              <w:tab/>
             </w:r>
             <w:r>
               <w:rPr>
@@ -281,7 +284,10 @@
                 <w:sz w:val="21"/>
                 <w:szCs w:val="21"/>
               </w:rPr>
-              <w:t xml:space="preserve">→	</w:t>
+              <w:t xml:space="preserve">→</w:t>
+            </w:r>
+            <w:r>
+              <w:tab/>
             </w:r>
             <w:r>
               <w:rPr>
@@ -398,7 +404,10 @@
                 <w:sz w:val="21"/>
                 <w:szCs w:val="21"/>
               </w:rPr>
-              <w:t xml:space="preserve">→	</w:t>
+              <w:t xml:space="preserve">→</w:t>
+            </w:r>
+            <w:r>
+              <w:tab/>
             </w:r>
             <w:r>
               <w:rPr>
@@ -433,7 +442,10 @@
                 <w:sz w:val="21"/>
                 <w:szCs w:val="21"/>
               </w:rPr>
-              <w:t xml:space="preserve">→	</w:t>
+              <w:t xml:space="preserve">→</w:t>
+            </w:r>
+            <w:r>
+              <w:tab/>
             </w:r>
             <w:r>
               <w:rPr>
@@ -468,7 +480,10 @@
                 <w:sz w:val="21"/>
                 <w:szCs w:val="21"/>
               </w:rPr>
-              <w:t xml:space="preserve">→	</w:t>
+              <w:t xml:space="preserve">→</w:t>
+            </w:r>
+            <w:r>
+              <w:tab/>
             </w:r>
             <w:r>
               <w:rPr>
@@ -503,7 +518,10 @@
                 <w:sz w:val="21"/>
                 <w:szCs w:val="21"/>
               </w:rPr>
-              <w:t xml:space="preserve">→	</w:t>
+              <w:t xml:space="preserve">→</w:t>
+            </w:r>
+            <w:r>
+              <w:tab/>
             </w:r>
             <w:r>
               <w:rPr>
@@ -538,7 +556,10 @@
                 <w:sz w:val="21"/>
                 <w:szCs w:val="21"/>
               </w:rPr>
-              <w:t xml:space="preserve">→	</w:t>
+              <w:t xml:space="preserve">→</w:t>
+            </w:r>
+            <w:r>
+              <w:tab/>
             </w:r>
             <w:r>
               <w:rPr>
@@ -661,7 +682,10 @@
                 <w:sz w:val="21"/>
                 <w:szCs w:val="21"/>
               </w:rPr>
-              <w:t xml:space="preserve">→	</w:t>
+              <w:t xml:space="preserve">→</w:t>
+            </w:r>
+            <w:r>
+              <w:tab/>
             </w:r>
             <w:r>
               <w:rPr>
@@ -687,7 +711,10 @@
                 <w:sz w:val="21"/>
                 <w:szCs w:val="21"/>
               </w:rPr>
-              <w:t xml:space="preserve">→	</w:t>
+              <w:t xml:space="preserve">→</w:t>
+            </w:r>
+            <w:r>
+              <w:tab/>
             </w:r>
             <w:r>
               <w:rPr>
@@ -722,7 +749,10 @@
                 <w:sz w:val="21"/>
                 <w:szCs w:val="21"/>
               </w:rPr>
-              <w:t xml:space="preserve">→	</w:t>
+              <w:t xml:space="preserve">→</w:t>
+            </w:r>
+            <w:r>
+              <w:tab/>
             </w:r>
             <w:r>
               <w:rPr>
@@ -748,7 +778,10 @@
                 <w:sz w:val="21"/>
                 <w:szCs w:val="21"/>
               </w:rPr>
-              <w:t xml:space="preserve">→	</w:t>
+              <w:t xml:space="preserve">→</w:t>
+            </w:r>
+            <w:r>
+              <w:tab/>
             </w:r>
             <w:r>
               <w:rPr>
@@ -783,7 +816,10 @@
                 <w:sz w:val="21"/>
                 <w:szCs w:val="21"/>
               </w:rPr>
-              <w:t xml:space="preserve">→	</w:t>
+              <w:t xml:space="preserve">→</w:t>
+            </w:r>
+            <w:r>
+              <w:tab/>
             </w:r>
             <w:r>
               <w:rPr>
@@ -809,7 +845,10 @@
                 <w:sz w:val="21"/>
                 <w:szCs w:val="21"/>
               </w:rPr>
-              <w:t xml:space="preserve">→	</w:t>
+              <w:t xml:space="preserve">→</w:t>
+            </w:r>
+            <w:r>
+              <w:tab/>
             </w:r>
             <w:r>
               <w:rPr>
@@ -935,7 +974,10 @@
                 <w:sz w:val="21"/>
                 <w:szCs w:val="21"/>
               </w:rPr>
-              <w:t xml:space="preserve">→	</w:t>
+              <w:t xml:space="preserve">→</w:t>
+            </w:r>
+            <w:r>
+              <w:tab/>
             </w:r>
             <w:r>
               <w:rPr>
@@ -961,7 +1003,10 @@
                 <w:sz w:val="21"/>
                 <w:szCs w:val="21"/>
               </w:rPr>
-              <w:t xml:space="preserve">→	</w:t>
+              <w:t xml:space="preserve">→</w:t>
+            </w:r>
+            <w:r>
+              <w:tab/>
             </w:r>
             <w:r>
               <w:rPr>
@@ -987,7 +1032,10 @@
                 <w:sz w:val="21"/>
                 <w:szCs w:val="21"/>
               </w:rPr>
-              <w:t xml:space="preserve">→	</w:t>
+              <w:t xml:space="preserve">→</w:t>
+            </w:r>
+            <w:r>
+              <w:tab/>
             </w:r>
             <w:r>
               <w:rPr>
@@ -1013,7 +1061,10 @@
                 <w:sz w:val="21"/>
                 <w:szCs w:val="21"/>
               </w:rPr>
-              <w:t xml:space="preserve">→	</w:t>
+              <w:t xml:space="preserve">→</w:t>
+            </w:r>
+            <w:r>
+              <w:tab/>
             </w:r>
             <w:r>
               <w:rPr>
@@ -1039,7 +1090,10 @@
                 <w:sz w:val="21"/>
                 <w:szCs w:val="21"/>
               </w:rPr>
-              <w:t xml:space="preserve">→	</w:t>
+              <w:t xml:space="preserve">→</w:t>
+            </w:r>
+            <w:r>
+              <w:tab/>
             </w:r>
             <w:r>
               <w:rPr>
@@ -1065,7 +1119,10 @@
                 <w:sz w:val="21"/>
                 <w:szCs w:val="21"/>
               </w:rPr>
-              <w:t xml:space="preserve">→	</w:t>
+              <w:t xml:space="preserve">→</w:t>
+            </w:r>
+            <w:r>
+              <w:tab/>
             </w:r>
             <w:r>
               <w:rPr>
@@ -1091,7 +1148,10 @@
                 <w:sz w:val="21"/>
                 <w:szCs w:val="21"/>
               </w:rPr>
-              <w:t xml:space="preserve">→	</w:t>
+              <w:t xml:space="preserve">→</w:t>
+            </w:r>
+            <w:r>
+              <w:tab/>
             </w:r>
             <w:r>
               <w:rPr>
@@ -1205,7 +1265,10 @@
                 <w:sz w:val="21"/>
                 <w:szCs w:val="21"/>
               </w:rPr>
-              <w:t xml:space="preserve">→	</w:t>
+              <w:t xml:space="preserve">→</w:t>
+            </w:r>
+            <w:r>
+              <w:tab/>
             </w:r>
             <w:r>
               <w:rPr>
@@ -1231,7 +1294,10 @@
                 <w:sz w:val="21"/>
                 <w:szCs w:val="21"/>
               </w:rPr>
-              <w:t xml:space="preserve">→	</w:t>
+              <w:t xml:space="preserve">→</w:t>
+            </w:r>
+            <w:r>
+              <w:tab/>
             </w:r>
             <w:r>
               <w:rPr>
@@ -1257,7 +1323,10 @@
                 <w:sz w:val="21"/>
                 <w:szCs w:val="21"/>
               </w:rPr>
-              <w:t xml:space="preserve">→	</w:t>
+              <w:t xml:space="preserve">→</w:t>
+            </w:r>
+            <w:r>
+              <w:tab/>
             </w:r>
             <w:r>
               <w:rPr>
@@ -1283,7 +1352,10 @@
                 <w:sz w:val="21"/>
                 <w:szCs w:val="21"/>
               </w:rPr>
-              <w:t xml:space="preserve">→	</w:t>
+              <w:t xml:space="preserve">→</w:t>
+            </w:r>
+            <w:r>
+              <w:tab/>
             </w:r>
             <w:r>
               <w:rPr>
@@ -1309,7 +1381,10 @@
                 <w:sz w:val="21"/>
                 <w:szCs w:val="21"/>
               </w:rPr>
-              <w:t xml:space="preserve">→	</w:t>
+              <w:t xml:space="preserve">→</w:t>
+            </w:r>
+            <w:r>
+              <w:tab/>
             </w:r>
             <w:r>
               <w:rPr>
@@ -1335,7 +1410,10 @@
                 <w:sz w:val="21"/>
                 <w:szCs w:val="21"/>
               </w:rPr>
-              <w:t xml:space="preserve">→	</w:t>
+              <w:t xml:space="preserve">→</w:t>
+            </w:r>
+            <w:r>
+              <w:tab/>
             </w:r>
             <w:r>
               <w:rPr>
@@ -1370,7 +1448,10 @@
                 <w:sz w:val="21"/>
                 <w:szCs w:val="21"/>
               </w:rPr>
-              <w:t xml:space="preserve">→	</w:t>
+              <w:t xml:space="preserve">→</w:t>
+            </w:r>
+            <w:r>
+              <w:tab/>
             </w:r>
             <w:r>
               <w:rPr>
@@ -1396,7 +1477,10 @@
                 <w:sz w:val="21"/>
                 <w:szCs w:val="21"/>
               </w:rPr>
-              <w:t xml:space="preserve">→	</w:t>
+              <w:t xml:space="preserve">→</w:t>
+            </w:r>
+            <w:r>
+              <w:tab/>
             </w:r>
             <w:r>
               <w:rPr>
@@ -1513,7 +1597,10 @@
                 <w:sz w:val="21"/>
                 <w:szCs w:val="21"/>
               </w:rPr>
-              <w:t xml:space="preserve">→	</w:t>
+              <w:t xml:space="preserve">→</w:t>
+            </w:r>
+            <w:r>
+              <w:tab/>
             </w:r>
             <w:r>
               <w:rPr>
@@ -1539,7 +1626,10 @@
                 <w:sz w:val="21"/>
                 <w:szCs w:val="21"/>
               </w:rPr>
-              <w:t xml:space="preserve">→	</w:t>
+              <w:t xml:space="preserve">→</w:t>
+            </w:r>
+            <w:r>
+              <w:tab/>
             </w:r>
             <w:r>
               <w:rPr>
@@ -1565,7 +1655,10 @@
                 <w:sz w:val="21"/>
                 <w:szCs w:val="21"/>
               </w:rPr>
-              <w:t xml:space="preserve">→	</w:t>
+              <w:t xml:space="preserve">→</w:t>
+            </w:r>
+            <w:r>
+              <w:tab/>
             </w:r>
             <w:r>
               <w:rPr>
@@ -1814,7 +1907,10 @@
                 <w:sz w:val="21"/>
                 <w:szCs w:val="21"/>
               </w:rPr>
-              <w:t xml:space="preserve">→	</w:t>
+              <w:t xml:space="preserve">→</w:t>
+            </w:r>
+            <w:r>
+              <w:tab/>
             </w:r>
             <w:r>
               <w:rPr>
@@ -1840,7 +1936,10 @@
                 <w:sz w:val="21"/>
                 <w:szCs w:val="21"/>
               </w:rPr>
-              <w:t xml:space="preserve">→	</w:t>
+              <w:t xml:space="preserve">→</w:t>
+            </w:r>
+            <w:r>
+              <w:tab/>
             </w:r>
             <w:r>
               <w:rPr>
@@ -1866,7 +1965,10 @@
                 <w:sz w:val="21"/>
                 <w:szCs w:val="21"/>
               </w:rPr>
-              <w:t xml:space="preserve">→	</w:t>
+              <w:t xml:space="preserve">→</w:t>
+            </w:r>
+            <w:r>
+              <w:tab/>
             </w:r>
             <w:r>
               <w:rPr>
@@ -1892,7 +1994,10 @@
                 <w:sz w:val="21"/>
                 <w:szCs w:val="21"/>
               </w:rPr>
-              <w:t xml:space="preserve">→	</w:t>
+              <w:t xml:space="preserve">→</w:t>
+            </w:r>
+            <w:r>
+              <w:tab/>
             </w:r>
             <w:r>
               <w:rPr>
@@ -2009,7 +2114,10 @@
                 <w:sz w:val="21"/>
                 <w:szCs w:val="21"/>
               </w:rPr>
-              <w:t xml:space="preserve">→	</w:t>
+              <w:t xml:space="preserve">→</w:t>
+            </w:r>
+            <w:r>
+              <w:tab/>
             </w:r>
             <w:r>
               <w:rPr>
@@ -2044,7 +2152,10 @@
                 <w:sz w:val="21"/>
                 <w:szCs w:val="21"/>
               </w:rPr>
-              <w:t xml:space="preserve">→	</w:t>
+              <w:t xml:space="preserve">→</w:t>
+            </w:r>
+            <w:r>
+              <w:tab/>
             </w:r>
             <w:r>
               <w:rPr>
@@ -2079,7 +2190,10 @@
                 <w:sz w:val="21"/>
                 <w:szCs w:val="21"/>
               </w:rPr>
-              <w:t xml:space="preserve">→	</w:t>
+              <w:t xml:space="preserve">→</w:t>
+            </w:r>
+            <w:r>
+              <w:tab/>
             </w:r>
             <w:r>
               <w:rPr>
@@ -2114,7 +2228,10 @@
                 <w:sz w:val="21"/>
                 <w:szCs w:val="21"/>
               </w:rPr>
-              <w:t xml:space="preserve">→	</w:t>
+              <w:t xml:space="preserve">→</w:t>
+            </w:r>
+            <w:r>
+              <w:tab/>
             </w:r>
             <w:r>
               <w:rPr>
@@ -2237,7 +2354,10 @@
                 <w:sz w:val="21"/>
                 <w:szCs w:val="21"/>
               </w:rPr>
-              <w:t xml:space="preserve">→	</w:t>
+              <w:t xml:space="preserve">→</w:t>
+            </w:r>
+            <w:r>
+              <w:tab/>
             </w:r>
             <w:r>
               <w:rPr>
@@ -2263,7 +2383,10 @@
                 <w:sz w:val="21"/>
                 <w:szCs w:val="21"/>
               </w:rPr>
-              <w:t xml:space="preserve">→	</w:t>
+              <w:t xml:space="preserve">→</w:t>
+            </w:r>
+            <w:r>
+              <w:tab/>
             </w:r>
             <w:r>
               <w:rPr>
@@ -2298,7 +2421,10 @@
                 <w:sz w:val="21"/>
                 <w:szCs w:val="21"/>
               </w:rPr>
-              <w:t xml:space="preserve">→	</w:t>
+              <w:t xml:space="preserve">→</w:t>
+            </w:r>
+            <w:r>
+              <w:tab/>
             </w:r>
             <w:r>
               <w:rPr>
@@ -2324,7 +2450,10 @@
                 <w:sz w:val="21"/>
                 <w:szCs w:val="21"/>
               </w:rPr>
-              <w:t xml:space="preserve">→	</w:t>
+              <w:t xml:space="preserve">→</w:t>
+            </w:r>
+            <w:r>
+              <w:tab/>
             </w:r>
             <w:r>
               <w:rPr>
@@ -2359,7 +2488,10 @@
                 <w:sz w:val="21"/>
                 <w:szCs w:val="21"/>
               </w:rPr>
-              <w:t xml:space="preserve">→	</w:t>
+              <w:t xml:space="preserve">→</w:t>
+            </w:r>
+            <w:r>
+              <w:tab/>
             </w:r>
             <w:r>
               <w:rPr>
@@ -2385,7 +2517,10 @@
                 <w:sz w:val="21"/>
                 <w:szCs w:val="21"/>
               </w:rPr>
-              <w:t xml:space="preserve">→	</w:t>
+              <w:t xml:space="preserve">→</w:t>
+            </w:r>
+            <w:r>
+              <w:tab/>
             </w:r>
             <w:r>
               <w:rPr>
@@ -2420,7 +2555,10 @@
                 <w:sz w:val="21"/>
                 <w:szCs w:val="21"/>
               </w:rPr>
-              <w:t xml:space="preserve">→	</w:t>
+              <w:t xml:space="preserve">→</w:t>
+            </w:r>
+            <w:r>
+              <w:tab/>
             </w:r>
             <w:r>
               <w:rPr>
@@ -2455,7 +2593,10 @@
                 <w:sz w:val="21"/>
                 <w:szCs w:val="21"/>
               </w:rPr>
-              <w:t xml:space="preserve">→	</w:t>
+              <w:t xml:space="preserve">→</w:t>
+            </w:r>
+            <w:r>
+              <w:tab/>
             </w:r>
             <w:r>
               <w:rPr>
@@ -2581,7 +2722,10 @@
                 <w:sz w:val="21"/>
                 <w:szCs w:val="21"/>
               </w:rPr>
-              <w:t xml:space="preserve">→	</w:t>
+              <w:t xml:space="preserve">→</w:t>
+            </w:r>
+            <w:r>
+              <w:tab/>
             </w:r>
             <w:r>
               <w:rPr>
@@ -2607,7 +2751,10 @@
                 <w:sz w:val="21"/>
                 <w:szCs w:val="21"/>
               </w:rPr>
-              <w:t xml:space="preserve">→	</w:t>
+              <w:t xml:space="preserve">→</w:t>
+            </w:r>
+            <w:r>
+              <w:tab/>
             </w:r>
             <w:r>
               <w:rPr>
@@ -2633,7 +2780,10 @@
                 <w:sz w:val="21"/>
                 <w:szCs w:val="21"/>
               </w:rPr>
-              <w:t xml:space="preserve">→	</w:t>
+              <w:t xml:space="preserve">→</w:t>
+            </w:r>
+            <w:r>
+              <w:tab/>
             </w:r>
             <w:r>
               <w:rPr>
@@ -2659,7 +2809,10 @@
                 <w:sz w:val="21"/>
                 <w:szCs w:val="21"/>
               </w:rPr>
-              <w:t xml:space="preserve">→	</w:t>
+              <w:t xml:space="preserve">→</w:t>
+            </w:r>
+            <w:r>
+              <w:tab/>
             </w:r>
             <w:r>
               <w:rPr>
@@ -2685,7 +2838,10 @@
                 <w:sz w:val="21"/>
                 <w:szCs w:val="21"/>
               </w:rPr>
-              <w:t xml:space="preserve">→	</w:t>
+              <w:t xml:space="preserve">→</w:t>
+            </w:r>
+            <w:r>
+              <w:tab/>
             </w:r>
             <w:r>
               <w:rPr>
@@ -2711,7 +2867,10 @@
                 <w:sz w:val="21"/>
                 <w:szCs w:val="21"/>
               </w:rPr>
-              <w:t xml:space="preserve">→	</w:t>
+              <w:t xml:space="preserve">→</w:t>
+            </w:r>
+            <w:r>
+              <w:tab/>
             </w:r>
             <w:r>
               <w:rPr>
@@ -2737,7 +2896,10 @@
                 <w:sz w:val="21"/>
                 <w:szCs w:val="21"/>
               </w:rPr>
-              <w:t xml:space="preserve">→	</w:t>
+              <w:t xml:space="preserve">→</w:t>
+            </w:r>
+            <w:r>
+              <w:tab/>
             </w:r>
             <w:r>
               <w:rPr>
@@ -2763,7 +2925,10 @@
                 <w:sz w:val="21"/>
                 <w:szCs w:val="21"/>
               </w:rPr>
-              <w:t xml:space="preserve">→	</w:t>
+              <w:t xml:space="preserve">→</w:t>
+            </w:r>
+            <w:r>
+              <w:tab/>
             </w:r>
             <w:r>
               <w:rPr>
@@ -2877,7 +3042,10 @@
                 <w:sz w:val="21"/>
                 <w:szCs w:val="21"/>
               </w:rPr>
-              <w:t xml:space="preserve">→	</w:t>
+              <w:t xml:space="preserve">→</w:t>
+            </w:r>
+            <w:r>
+              <w:tab/>
             </w:r>
             <w:r>
               <w:rPr>
@@ -2912,7 +3080,10 @@
                 <w:sz w:val="21"/>
                 <w:szCs w:val="21"/>
               </w:rPr>
-              <w:t xml:space="preserve">→	</w:t>
+              <w:t xml:space="preserve">→</w:t>
+            </w:r>
+            <w:r>
+              <w:tab/>
             </w:r>
             <w:r>
               <w:rPr>
@@ -2947,7 +3118,10 @@
                 <w:sz w:val="21"/>
                 <w:szCs w:val="21"/>
               </w:rPr>
-              <w:t xml:space="preserve">→	</w:t>
+              <w:t xml:space="preserve">→</w:t>
+            </w:r>
+            <w:r>
+              <w:tab/>
             </w:r>
             <w:r>
               <w:rPr>
@@ -2982,7 +3156,10 @@
                 <w:sz w:val="21"/>
                 <w:szCs w:val="21"/>
               </w:rPr>
-              <w:t xml:space="preserve">→	</w:t>
+              <w:t xml:space="preserve">→</w:t>
+            </w:r>
+            <w:r>
+              <w:tab/>
             </w:r>
             <w:r>
               <w:rPr>
@@ -3008,7 +3185,10 @@
                 <w:sz w:val="21"/>
                 <w:szCs w:val="21"/>
               </w:rPr>
-              <w:t xml:space="preserve">→	</w:t>
+              <w:t xml:space="preserve">→</w:t>
+            </w:r>
+            <w:r>
+              <w:tab/>
             </w:r>
             <w:r>
               <w:rPr>
@@ -3034,7 +3214,10 @@
                 <w:sz w:val="21"/>
                 <w:szCs w:val="21"/>
               </w:rPr>
-              <w:t xml:space="preserve">→	</w:t>
+              <w:t xml:space="preserve">→</w:t>
+            </w:r>
+            <w:r>
+              <w:tab/>
             </w:r>
             <w:r>
               <w:rPr>
@@ -3060,7 +3243,10 @@
                 <w:sz w:val="21"/>
                 <w:szCs w:val="21"/>
               </w:rPr>
-              <w:t xml:space="preserve">→	</w:t>
+              <w:t xml:space="preserve">→</w:t>
+            </w:r>
+            <w:r>
+              <w:tab/>
             </w:r>
             <w:r>
               <w:rPr>
@@ -3086,7 +3272,10 @@
                 <w:sz w:val="21"/>
                 <w:szCs w:val="21"/>
               </w:rPr>
-              <w:t xml:space="preserve">→	</w:t>
+              <w:t xml:space="preserve">→</w:t>
+            </w:r>
+            <w:r>
+              <w:tab/>
             </w:r>
             <w:r>
               <w:rPr>
@@ -3203,7 +3392,10 @@
                 <w:sz w:val="21"/>
                 <w:szCs w:val="21"/>
               </w:rPr>
-              <w:t xml:space="preserve">→	</w:t>
+              <w:t xml:space="preserve">→</w:t>
+            </w:r>
+            <w:r>
+              <w:tab/>
             </w:r>
             <w:r>
               <w:rPr>
@@ -3229,7 +3421,10 @@
                 <w:sz w:val="21"/>
                 <w:szCs w:val="21"/>
               </w:rPr>
-              <w:t xml:space="preserve">→	</w:t>
+              <w:t xml:space="preserve">→</w:t>
+            </w:r>
+            <w:r>
+              <w:tab/>
             </w:r>
             <w:r>
               <w:rPr>
@@ -3255,7 +3450,10 @@
                 <w:sz w:val="21"/>
                 <w:szCs w:val="21"/>
               </w:rPr>
-              <w:t xml:space="preserve">→	</w:t>
+              <w:t xml:space="preserve">→</w:t>
+            </w:r>
+            <w:r>
+              <w:tab/>
             </w:r>
             <w:r>
               <w:rPr>

--- a/SSB_Lecturettes.docx
+++ b/SSB_Lecturettes.docx
@@ -3470,6 +3470,1714 @@
                 <w:szCs w:val="21"/>
               </w:rPr>
               <w:t xml:space="preserve"> military, economy and partnerships</w:t>
+            </w:r>
+          </w:p>
+        </w:tc>
+      </w:tr>
+    </w:tbl>
+    <w:p>
+      <w:pPr>
+        <w:pStyle w:val="Heading1"/>
+        <w:pageBreakBefore/>
+        <w:shd w:fill="1F3864" w:color="auto" w:val="clear"/>
+        <w:spacing w:after="160" w:before="0"/>
+        <w:ind w:left="100" w:right="100"/>
+      </w:pPr>
+      <w:r>
+        <w:t xml:space="preserve">Topic 3: India–Afghanistan Relations</w:t>
+      </w:r>
+    </w:p>
+    <w:tbl>
+      <w:tblPr>
+        <w:tblW w:type="dxa" w:w="10706"/>
+        <w:tblBorders>
+          <w:top w:val="single" w:color="auto" w:sz="4"/>
+          <w:left w:val="single" w:color="auto" w:sz="4"/>
+          <w:bottom w:val="single" w:color="auto" w:sz="4"/>
+          <w:right w:val="single" w:color="auto" w:sz="4"/>
+          <w:insideH w:val="single" w:color="auto" w:sz="4"/>
+          <w:insideV w:val="single" w:color="auto" w:sz="4"/>
+        </w:tblBorders>
+      </w:tblPr>
+      <w:tblGrid>
+        <w:gridCol w:w="520"/>
+        <w:gridCol w:w="2200"/>
+        <w:gridCol w:w="7986"/>
+      </w:tblGrid>
+      <w:tr>
+        <w:trPr>
+          <w:tblHeader/>
+        </w:trPr>
+        <w:tc>
+          <w:tcPr>
+            <w:tcW w:type="dxa" w:w="520"/>
+            <w:tcBorders>
+              <w:top w:val="single" w:color="BFBFBF" w:sz="4"/>
+              <w:left w:val="single" w:color="BFBFBF" w:sz="4"/>
+              <w:bottom w:val="single" w:color="BFBFBF" w:sz="4"/>
+              <w:right w:val="single" w:color="BFBFBF" w:sz="4"/>
+            </w:tcBorders>
+            <w:shd w:fill="DCE3F0" w:color="auto" w:val="clear"/>
+            <w:tcMar>
+              <w:top w:type="dxa" w:w="70"/>
+              <w:left w:type="dxa" w:w="100"/>
+              <w:bottom w:type="dxa" w:w="70"/>
+              <w:right w:type="dxa" w:w="100"/>
+            </w:tcMar>
+            <w:vAlign w:val="center"/>
+          </w:tcPr>
+          <w:p>
+            <w:pPr>
+              <w:spacing w:after="0" w:before="0" w:line="300"/>
+              <w:jc w:val="center"/>
+            </w:pPr>
+            <w:r>
+              <w:rPr>
+                <w:b/>
+                <w:bCs/>
+                <w:sz w:val="21"/>
+                <w:szCs w:val="21"/>
+              </w:rPr>
+              <w:t xml:space="preserve">#</w:t>
+            </w:r>
+          </w:p>
+        </w:tc>
+        <w:tc>
+          <w:tcPr>
+            <w:tcW w:type="dxa" w:w="2200"/>
+            <w:tcBorders>
+              <w:top w:val="single" w:color="BFBFBF" w:sz="4"/>
+              <w:left w:val="single" w:color="BFBFBF" w:sz="4"/>
+              <w:bottom w:val="single" w:color="BFBFBF" w:sz="4"/>
+              <w:right w:val="single" w:color="BFBFBF" w:sz="4"/>
+            </w:tcBorders>
+            <w:shd w:fill="DCE3F0" w:color="auto" w:val="clear"/>
+            <w:tcMar>
+              <w:top w:type="dxa" w:w="70"/>
+              <w:left w:type="dxa" w:w="100"/>
+              <w:bottom w:type="dxa" w:w="70"/>
+              <w:right w:type="dxa" w:w="100"/>
+            </w:tcMar>
+            <w:vAlign w:val="center"/>
+          </w:tcPr>
+          <w:p>
+            <w:pPr>
+              <w:spacing w:after="0" w:before="0" w:line="300"/>
+            </w:pPr>
+            <w:r>
+              <w:rPr>
+                <w:b/>
+                <w:bCs/>
+                <w:sz w:val="21"/>
+                <w:szCs w:val="21"/>
+              </w:rPr>
+              <w:t xml:space="preserve">Stage</w:t>
+            </w:r>
+          </w:p>
+        </w:tc>
+        <w:tc>
+          <w:tcPr>
+            <w:tcW w:type="dxa" w:w="7986"/>
+            <w:tcBorders>
+              <w:top w:val="single" w:color="BFBFBF" w:sz="4"/>
+              <w:left w:val="single" w:color="BFBFBF" w:sz="4"/>
+              <w:bottom w:val="single" w:color="BFBFBF" w:sz="4"/>
+              <w:right w:val="single" w:color="BFBFBF" w:sz="4"/>
+            </w:tcBorders>
+            <w:shd w:fill="DCE3F0" w:color="auto" w:val="clear"/>
+            <w:tcMar>
+              <w:top w:type="dxa" w:w="70"/>
+              <w:left w:type="dxa" w:w="100"/>
+              <w:bottom w:type="dxa" w:w="70"/>
+              <w:right w:type="dxa" w:w="100"/>
+            </w:tcMar>
+            <w:vAlign w:val="center"/>
+          </w:tcPr>
+          <w:p>
+            <w:pPr>
+              <w:spacing w:after="0" w:before="0" w:line="300"/>
+            </w:pPr>
+            <w:r>
+              <w:rPr>
+                <w:b/>
+                <w:bCs/>
+                <w:sz w:val="21"/>
+                <w:szCs w:val="21"/>
+              </w:rPr>
+              <w:t xml:space="preserve">Flow</w:t>
+            </w:r>
+          </w:p>
+        </w:tc>
+      </w:tr>
+      <w:tr>
+        <w:trPr>
+          <w:cantSplit/>
+        </w:trPr>
+        <w:tc>
+          <w:tcPr>
+            <w:tcW w:type="dxa" w:w="520"/>
+            <w:tcBorders>
+              <w:top w:val="single" w:color="BFBFBF" w:sz="4"/>
+              <w:left w:val="single" w:color="BFBFBF" w:sz="4"/>
+              <w:bottom w:val="single" w:color="BFBFBF" w:sz="4"/>
+              <w:right w:val="single" w:color="BFBFBF" w:sz="4"/>
+            </w:tcBorders>
+            <w:tcMar>
+              <w:top w:type="dxa" w:w="70"/>
+              <w:left w:type="dxa" w:w="100"/>
+              <w:bottom w:type="dxa" w:w="70"/>
+              <w:right w:type="dxa" w:w="100"/>
+            </w:tcMar>
+            <w:vAlign w:val="center"/>
+          </w:tcPr>
+          <w:p>
+            <w:pPr>
+              <w:spacing w:after="0" w:before="0" w:line="300"/>
+              <w:jc w:val="center"/>
+            </w:pPr>
+            <w:r>
+              <w:rPr>
+                <w:color w:val="7F7F7F"/>
+                <w:sz w:val="21"/>
+                <w:szCs w:val="21"/>
+              </w:rPr>
+              <w:t xml:space="preserve">1</w:t>
+            </w:r>
+          </w:p>
+        </w:tc>
+        <w:tc>
+          <w:tcPr>
+            <w:tcW w:type="dxa" w:w="2200"/>
+            <w:tcBorders>
+              <w:top w:val="single" w:color="BFBFBF" w:sz="4"/>
+              <w:left w:val="single" w:color="BFBFBF" w:sz="4"/>
+              <w:bottom w:val="single" w:color="BFBFBF" w:sz="4"/>
+              <w:right w:val="single" w:color="BFBFBF" w:sz="4"/>
+            </w:tcBorders>
+            <w:tcMar>
+              <w:top w:type="dxa" w:w="70"/>
+              <w:left w:type="dxa" w:w="100"/>
+              <w:bottom w:type="dxa" w:w="70"/>
+              <w:right w:type="dxa" w:w="100"/>
+            </w:tcMar>
+            <w:vAlign w:val="center"/>
+          </w:tcPr>
+          <w:p>
+            <w:pPr>
+              <w:spacing w:after="0" w:before="0" w:line="300"/>
+            </w:pPr>
+            <w:r>
+              <w:rPr>
+                <w:b/>
+                <w:bCs/>
+                <w:color w:val="1F3864"/>
+                <w:sz w:val="21"/>
+                <w:szCs w:val="21"/>
+              </w:rPr>
+              <w:t xml:space="preserve">What is it</w:t>
+            </w:r>
+          </w:p>
+        </w:tc>
+        <w:tc>
+          <w:tcPr>
+            <w:tcW w:type="dxa" w:w="7986"/>
+            <w:tcBorders>
+              <w:top w:val="single" w:color="BFBFBF" w:sz="4"/>
+              <w:left w:val="single" w:color="BFBFBF" w:sz="4"/>
+              <w:bottom w:val="single" w:color="BFBFBF" w:sz="4"/>
+              <w:right w:val="single" w:color="BFBFBF" w:sz="4"/>
+            </w:tcBorders>
+            <w:tcMar>
+              <w:top w:type="dxa" w:w="70"/>
+              <w:left w:type="dxa" w:w="100"/>
+              <w:bottom w:type="dxa" w:w="70"/>
+              <w:right w:type="dxa" w:w="100"/>
+            </w:tcMar>
+            <w:vAlign w:val="center"/>
+          </w:tcPr>
+          <w:p>
+            <w:pPr>
+              <w:tabs>
+                <w:tab w:val="left" w:pos="260"/>
+              </w:tabs>
+              <w:spacing w:after="0" w:before="0" w:line="280"/>
+              <w:ind w:left="260" w:hanging="260"/>
+            </w:pPr>
+            <w:r>
+              <w:rPr>
+                <w:b/>
+                <w:bCs/>
+                <w:color w:val="C00000"/>
+                <w:sz w:val="21"/>
+                <w:szCs w:val="21"/>
+              </w:rPr>
+              <w:t xml:space="preserve">→</w:t>
+            </w:r>
+            <w:r>
+              <w:tab/>
+            </w:r>
+            <w:r>
+              <w:rPr>
+                <w:sz w:val="21"/>
+                <w:szCs w:val="21"/>
+              </w:rPr>
+              <w:t xml:space="preserve">Old civilisational ties; India the largest regional development partner for two decades (Salma Dam, Parliament building, Zaranj–Delaram highway)</w:t>
+            </w:r>
+          </w:p>
+          <w:p>
+            <w:pPr>
+              <w:tabs>
+                <w:tab w:val="left" w:pos="260"/>
+              </w:tabs>
+              <w:spacing w:after="0" w:before="40" w:line="280"/>
+              <w:ind w:left="260" w:hanging="260"/>
+            </w:pPr>
+            <w:r>
+              <w:rPr>
+                <w:b/>
+                <w:bCs/>
+                <w:color w:val="C00000"/>
+                <w:sz w:val="21"/>
+                <w:szCs w:val="21"/>
+              </w:rPr>
+              <w:t xml:space="preserve">→</w:t>
+            </w:r>
+            <w:r>
+              <w:tab/>
+            </w:r>
+            <w:r>
+              <w:rPr>
+                <w:sz w:val="21"/>
+                <w:szCs w:val="21"/>
+              </w:rPr>
+              <w:t xml:space="preserve">Backed the Northern Alliance and the Ghani government</w:t>
+            </w:r>
+          </w:p>
+          <w:p>
+            <w:pPr>
+              <w:tabs>
+                <w:tab w:val="left" w:pos="260"/>
+              </w:tabs>
+              <w:spacing w:after="0" w:before="40" w:line="280"/>
+              <w:ind w:left="260" w:hanging="260"/>
+            </w:pPr>
+            <w:r>
+              <w:rPr>
+                <w:b/>
+                <w:bCs/>
+                <w:color w:val="C00000"/>
+                <w:sz w:val="21"/>
+                <w:szCs w:val="21"/>
+              </w:rPr>
+              <w:t xml:space="preserve">→</w:t>
+            </w:r>
+            <w:r>
+              <w:tab/>
+            </w:r>
+            <w:r>
+              <w:rPr>
+                <w:sz w:val="21"/>
+                <w:szCs w:val="21"/>
+              </w:rPr>
+              <w:t xml:space="preserve">Taliban takeover (Aug 2021): India shut its embassy</w:t>
+            </w:r>
+          </w:p>
+          <w:p>
+            <w:pPr>
+              <w:tabs>
+                <w:tab w:val="left" w:pos="260"/>
+              </w:tabs>
+              <w:spacing w:after="0" w:before="40" w:line="280"/>
+              <w:ind w:left="260" w:hanging="260"/>
+            </w:pPr>
+            <w:r>
+              <w:rPr>
+                <w:b/>
+                <w:bCs/>
+                <w:color w:val="C00000"/>
+                <w:sz w:val="21"/>
+                <w:szCs w:val="21"/>
+              </w:rPr>
+              <w:t xml:space="preserve">→</w:t>
+            </w:r>
+            <w:r>
+              <w:tab/>
+            </w:r>
+            <w:r>
+              <w:rPr>
+                <w:sz w:val="21"/>
+                <w:szCs w:val="21"/>
+              </w:rPr>
+              <w:t xml:space="preserve">Now pragmatic re-engagement with the Taliban regime</w:t>
+            </w:r>
+          </w:p>
+        </w:tc>
+      </w:tr>
+      <w:tr>
+        <w:trPr>
+          <w:cantSplit/>
+        </w:trPr>
+        <w:tc>
+          <w:tcPr>
+            <w:tcW w:type="dxa" w:w="520"/>
+            <w:tcBorders>
+              <w:top w:val="single" w:color="BFBFBF" w:sz="4"/>
+              <w:left w:val="single" w:color="BFBFBF" w:sz="4"/>
+              <w:bottom w:val="single" w:color="BFBFBF" w:sz="4"/>
+              <w:right w:val="single" w:color="BFBFBF" w:sz="4"/>
+            </w:tcBorders>
+            <w:shd w:fill="F5F7FB" w:color="auto" w:val="clear"/>
+            <w:tcMar>
+              <w:top w:type="dxa" w:w="70"/>
+              <w:left w:type="dxa" w:w="100"/>
+              <w:bottom w:type="dxa" w:w="70"/>
+              <w:right w:type="dxa" w:w="100"/>
+            </w:tcMar>
+            <w:vAlign w:val="center"/>
+          </w:tcPr>
+          <w:p>
+            <w:pPr>
+              <w:spacing w:after="0" w:before="0" w:line="300"/>
+              <w:jc w:val="center"/>
+            </w:pPr>
+            <w:r>
+              <w:rPr>
+                <w:color w:val="7F7F7F"/>
+                <w:sz w:val="21"/>
+                <w:szCs w:val="21"/>
+              </w:rPr>
+              <w:t xml:space="preserve">2</w:t>
+            </w:r>
+          </w:p>
+        </w:tc>
+        <w:tc>
+          <w:tcPr>
+            <w:tcW w:type="dxa" w:w="2200"/>
+            <w:tcBorders>
+              <w:top w:val="single" w:color="BFBFBF" w:sz="4"/>
+              <w:left w:val="single" w:color="BFBFBF" w:sz="4"/>
+              <w:bottom w:val="single" w:color="BFBFBF" w:sz="4"/>
+              <w:right w:val="single" w:color="BFBFBF" w:sz="4"/>
+            </w:tcBorders>
+            <w:shd w:fill="F5F7FB" w:color="auto" w:val="clear"/>
+            <w:tcMar>
+              <w:top w:type="dxa" w:w="70"/>
+              <w:left w:type="dxa" w:w="100"/>
+              <w:bottom w:type="dxa" w:w="70"/>
+              <w:right w:type="dxa" w:w="100"/>
+            </w:tcMar>
+            <w:vAlign w:val="center"/>
+          </w:tcPr>
+          <w:p>
+            <w:pPr>
+              <w:spacing w:after="0" w:before="0" w:line="300"/>
+            </w:pPr>
+            <w:r>
+              <w:rPr>
+                <w:b/>
+                <w:bCs/>
+                <w:color w:val="1F3864"/>
+                <w:sz w:val="21"/>
+                <w:szCs w:val="21"/>
+              </w:rPr>
+              <w:t xml:space="preserve">Why it matters</w:t>
+            </w:r>
+          </w:p>
+        </w:tc>
+        <w:tc>
+          <w:tcPr>
+            <w:tcW w:type="dxa" w:w="7986"/>
+            <w:tcBorders>
+              <w:top w:val="single" w:color="BFBFBF" w:sz="4"/>
+              <w:left w:val="single" w:color="BFBFBF" w:sz="4"/>
+              <w:bottom w:val="single" w:color="BFBFBF" w:sz="4"/>
+              <w:right w:val="single" w:color="BFBFBF" w:sz="4"/>
+            </w:tcBorders>
+            <w:shd w:fill="F5F7FB" w:color="auto" w:val="clear"/>
+            <w:tcMar>
+              <w:top w:type="dxa" w:w="70"/>
+              <w:left w:type="dxa" w:w="100"/>
+              <w:bottom w:type="dxa" w:w="70"/>
+              <w:right w:type="dxa" w:w="100"/>
+            </w:tcMar>
+            <w:vAlign w:val="center"/>
+          </w:tcPr>
+          <w:p>
+            <w:pPr>
+              <w:tabs>
+                <w:tab w:val="left" w:pos="260"/>
+              </w:tabs>
+              <w:spacing w:after="0" w:before="0" w:line="280"/>
+              <w:ind w:left="260" w:hanging="260"/>
+            </w:pPr>
+            <w:r>
+              <w:rPr>
+                <w:b/>
+                <w:bCs/>
+                <w:color w:val="C00000"/>
+                <w:sz w:val="21"/>
+                <w:szCs w:val="21"/>
+              </w:rPr>
+              <w:t xml:space="preserve">→</w:t>
+            </w:r>
+            <w:r>
+              <w:tab/>
+            </w:r>
+            <w:r>
+              <w:rPr>
+                <w:b/>
+                <w:bCs/>
+                <w:sz w:val="21"/>
+                <w:szCs w:val="21"/>
+              </w:rPr>
+              <w:t xml:space="preserve">Security:</w:t>
+            </w:r>
+            <w:r>
+              <w:rPr>
+                <w:sz w:val="21"/>
+                <w:szCs w:val="21"/>
+              </w:rPr>
+              <w:t xml:space="preserve"> no Afghan soil for terror against India</w:t>
+            </w:r>
+          </w:p>
+          <w:p>
+            <w:pPr>
+              <w:tabs>
+                <w:tab w:val="left" w:pos="260"/>
+              </w:tabs>
+              <w:spacing w:after="0" w:before="40" w:line="280"/>
+              <w:ind w:left="260" w:hanging="260"/>
+            </w:pPr>
+            <w:r>
+              <w:rPr>
+                <w:b/>
+                <w:bCs/>
+                <w:color w:val="C00000"/>
+                <w:sz w:val="21"/>
+                <w:szCs w:val="21"/>
+              </w:rPr>
+              <w:t xml:space="preserve">→</w:t>
+            </w:r>
+            <w:r>
+              <w:tab/>
+            </w:r>
+            <w:r>
+              <w:rPr>
+                <w:b/>
+                <w:bCs/>
+                <w:sz w:val="21"/>
+                <w:szCs w:val="21"/>
+              </w:rPr>
+              <w:t xml:space="preserve">Strategic:</w:t>
+            </w:r>
+            <w:r>
+              <w:rPr>
+                <w:sz w:val="21"/>
+                <w:szCs w:val="21"/>
+              </w:rPr>
+              <w:t xml:space="preserve"> counters Pakistan's "strategic depth" and China's footprint</w:t>
+            </w:r>
+          </w:p>
+          <w:p>
+            <w:pPr>
+              <w:tabs>
+                <w:tab w:val="left" w:pos="260"/>
+              </w:tabs>
+              <w:spacing w:after="0" w:before="40" w:line="280"/>
+              <w:ind w:left="260" w:hanging="260"/>
+            </w:pPr>
+            <w:r>
+              <w:rPr>
+                <w:b/>
+                <w:bCs/>
+                <w:color w:val="C00000"/>
+                <w:sz w:val="21"/>
+                <w:szCs w:val="21"/>
+              </w:rPr>
+              <w:t xml:space="preserve">→</w:t>
+            </w:r>
+            <w:r>
+              <w:tab/>
+            </w:r>
+            <w:r>
+              <w:rPr>
+                <w:b/>
+                <w:bCs/>
+                <w:sz w:val="21"/>
+                <w:szCs w:val="21"/>
+              </w:rPr>
+              <w:t xml:space="preserve">Connectivity:</w:t>
+            </w:r>
+            <w:r>
+              <w:rPr>
+                <w:sz w:val="21"/>
+                <w:szCs w:val="21"/>
+              </w:rPr>
+              <w:t xml:space="preserve"> gateway to Central Asia via Chabahar and INSTC</w:t>
+            </w:r>
+          </w:p>
+          <w:p>
+            <w:pPr>
+              <w:tabs>
+                <w:tab w:val="left" w:pos="260"/>
+              </w:tabs>
+              <w:spacing w:after="0" w:before="40" w:line="280"/>
+              <w:ind w:left="260" w:hanging="260"/>
+            </w:pPr>
+            <w:r>
+              <w:rPr>
+                <w:b/>
+                <w:bCs/>
+                <w:color w:val="C00000"/>
+                <w:sz w:val="21"/>
+                <w:szCs w:val="21"/>
+              </w:rPr>
+              <w:t xml:space="preserve">→</w:t>
+            </w:r>
+            <w:r>
+              <w:tab/>
+            </w:r>
+            <w:r>
+              <w:rPr>
+                <w:b/>
+                <w:bCs/>
+                <w:sz w:val="21"/>
+                <w:szCs w:val="21"/>
+              </w:rPr>
+              <w:t xml:space="preserve">Economic:</w:t>
+            </w:r>
+            <w:r>
+              <w:rPr>
+                <w:sz w:val="21"/>
+                <w:szCs w:val="21"/>
+              </w:rPr>
+              <w:t xml:space="preserve"> market, minerals, trade</w:t>
+            </w:r>
+          </w:p>
+          <w:p>
+            <w:pPr>
+              <w:tabs>
+                <w:tab w:val="left" w:pos="260"/>
+              </w:tabs>
+              <w:spacing w:after="0" w:before="40" w:line="280"/>
+              <w:ind w:left="260" w:hanging="260"/>
+            </w:pPr>
+            <w:r>
+              <w:rPr>
+                <w:b/>
+                <w:bCs/>
+                <w:color w:val="C00000"/>
+                <w:sz w:val="21"/>
+                <w:szCs w:val="21"/>
+              </w:rPr>
+              <w:t xml:space="preserve">→</w:t>
+            </w:r>
+            <w:r>
+              <w:tab/>
+            </w:r>
+            <w:r>
+              <w:rPr>
+                <w:b/>
+                <w:bCs/>
+                <w:sz w:val="21"/>
+                <w:szCs w:val="21"/>
+              </w:rPr>
+              <w:t xml:space="preserve">Humanitarian:</w:t>
+            </w:r>
+            <w:r>
+              <w:rPr>
+                <w:sz w:val="21"/>
+                <w:szCs w:val="21"/>
+              </w:rPr>
+              <w:t xml:space="preserve"> goodwill among the Afghan people</w:t>
+            </w:r>
+          </w:p>
+        </w:tc>
+      </w:tr>
+      <w:tr>
+        <w:trPr>
+          <w:cantSplit/>
+        </w:trPr>
+        <w:tc>
+          <w:tcPr>
+            <w:tcW w:type="dxa" w:w="520"/>
+            <w:tcBorders>
+              <w:top w:val="single" w:color="BFBFBF" w:sz="4"/>
+              <w:left w:val="single" w:color="BFBFBF" w:sz="4"/>
+              <w:bottom w:val="single" w:color="BFBFBF" w:sz="4"/>
+              <w:right w:val="single" w:color="BFBFBF" w:sz="4"/>
+            </w:tcBorders>
+            <w:tcMar>
+              <w:top w:type="dxa" w:w="70"/>
+              <w:left w:type="dxa" w:w="100"/>
+              <w:bottom w:type="dxa" w:w="70"/>
+              <w:right w:type="dxa" w:w="100"/>
+            </w:tcMar>
+            <w:vAlign w:val="center"/>
+          </w:tcPr>
+          <w:p>
+            <w:pPr>
+              <w:spacing w:after="0" w:before="0" w:line="300"/>
+              <w:jc w:val="center"/>
+            </w:pPr>
+            <w:r>
+              <w:rPr>
+                <w:color w:val="7F7F7F"/>
+                <w:sz w:val="21"/>
+                <w:szCs w:val="21"/>
+              </w:rPr>
+              <w:t xml:space="preserve">3</w:t>
+            </w:r>
+          </w:p>
+        </w:tc>
+        <w:tc>
+          <w:tcPr>
+            <w:tcW w:type="dxa" w:w="2200"/>
+            <w:tcBorders>
+              <w:top w:val="single" w:color="BFBFBF" w:sz="4"/>
+              <w:left w:val="single" w:color="BFBFBF" w:sz="4"/>
+              <w:bottom w:val="single" w:color="BFBFBF" w:sz="4"/>
+              <w:right w:val="single" w:color="BFBFBF" w:sz="4"/>
+            </w:tcBorders>
+            <w:tcMar>
+              <w:top w:type="dxa" w:w="70"/>
+              <w:left w:type="dxa" w:w="100"/>
+              <w:bottom w:type="dxa" w:w="70"/>
+              <w:right w:type="dxa" w:w="100"/>
+            </w:tcMar>
+            <w:vAlign w:val="center"/>
+          </w:tcPr>
+          <w:p>
+            <w:pPr>
+              <w:spacing w:after="0" w:before="0" w:line="300"/>
+            </w:pPr>
+            <w:r>
+              <w:rPr>
+                <w:b/>
+                <w:bCs/>
+                <w:color w:val="1F3864"/>
+                <w:sz w:val="21"/>
+                <w:szCs w:val="21"/>
+              </w:rPr>
+              <w:t xml:space="preserve">Current status (Sept 2026)</w:t>
+            </w:r>
+          </w:p>
+        </w:tc>
+        <w:tc>
+          <w:tcPr>
+            <w:tcW w:type="dxa" w:w="7986"/>
+            <w:tcBorders>
+              <w:top w:val="single" w:color="BFBFBF" w:sz="4"/>
+              <w:left w:val="single" w:color="BFBFBF" w:sz="4"/>
+              <w:bottom w:val="single" w:color="BFBFBF" w:sz="4"/>
+              <w:right w:val="single" w:color="BFBFBF" w:sz="4"/>
+            </w:tcBorders>
+            <w:tcMar>
+              <w:top w:type="dxa" w:w="70"/>
+              <w:left w:type="dxa" w:w="100"/>
+              <w:bottom w:type="dxa" w:w="70"/>
+              <w:right w:type="dxa" w:w="100"/>
+            </w:tcMar>
+            <w:vAlign w:val="center"/>
+          </w:tcPr>
+          <w:p>
+            <w:pPr>
+              <w:tabs>
+                <w:tab w:val="left" w:pos="260"/>
+              </w:tabs>
+              <w:spacing w:after="0" w:before="0" w:line="280"/>
+              <w:ind w:left="260" w:hanging="260"/>
+            </w:pPr>
+            <w:r>
+              <w:rPr>
+                <w:b/>
+                <w:bCs/>
+                <w:color w:val="C00000"/>
+                <w:sz w:val="21"/>
+                <w:szCs w:val="21"/>
+              </w:rPr>
+              <w:t xml:space="preserve">→</w:t>
+            </w:r>
+            <w:r>
+              <w:tab/>
+            </w:r>
+            <w:r>
+              <w:rPr>
+                <w:sz w:val="21"/>
+                <w:szCs w:val="21"/>
+              </w:rPr>
+              <w:t xml:space="preserve">Kabul mission upgraded to full embassy (Oct 2025); Afghan embassy in Delhi handed to the Taliban, first Taliban diplomat in India</w:t>
+            </w:r>
+          </w:p>
+          <w:p>
+            <w:pPr>
+              <w:tabs>
+                <w:tab w:val="left" w:pos="260"/>
+              </w:tabs>
+              <w:spacing w:after="0" w:before="40" w:line="280"/>
+              <w:ind w:left="260" w:hanging="260"/>
+            </w:pPr>
+            <w:r>
+              <w:rPr>
+                <w:b/>
+                <w:bCs/>
+                <w:color w:val="C00000"/>
+                <w:sz w:val="21"/>
+                <w:szCs w:val="21"/>
+              </w:rPr>
+              <w:t xml:space="preserve">→</w:t>
+            </w:r>
+            <w:r>
+              <w:tab/>
+            </w:r>
+            <w:r>
+              <w:rPr>
+                <w:b/>
+                <w:bCs/>
+                <w:sz w:val="21"/>
+                <w:szCs w:val="21"/>
+              </w:rPr>
+              <w:t xml:space="preserve">Ministerial visits:</w:t>
+            </w:r>
+            <w:r>
+              <w:rPr>
+                <w:sz w:val="21"/>
+                <w:szCs w:val="21"/>
+              </w:rPr>
+              <w:t xml:space="preserve"> agriculture minister (Jul 2026) the fourth, after foreign, health and commerce</w:t>
+            </w:r>
+          </w:p>
+          <w:p>
+            <w:pPr>
+              <w:tabs>
+                <w:tab w:val="left" w:pos="260"/>
+              </w:tabs>
+              <w:spacing w:after="0" w:before="40" w:line="280"/>
+              <w:ind w:left="260" w:hanging="260"/>
+            </w:pPr>
+            <w:r>
+              <w:rPr>
+                <w:b/>
+                <w:bCs/>
+                <w:color w:val="C00000"/>
+                <w:sz w:val="21"/>
+                <w:szCs w:val="21"/>
+              </w:rPr>
+              <w:t xml:space="preserve">→</w:t>
+            </w:r>
+            <w:r>
+              <w:tab/>
+            </w:r>
+            <w:r>
+              <w:rPr>
+                <w:b/>
+                <w:bCs/>
+                <w:sz w:val="21"/>
+                <w:szCs w:val="21"/>
+              </w:rPr>
+              <w:t xml:space="preserve">Trade:</w:t>
+            </w:r>
+            <w:r>
+              <w:rPr>
+                <w:sz w:val="21"/>
+                <w:szCs w:val="21"/>
+              </w:rPr>
+              <w:t xml:space="preserve"> Kabul–Amritsar and Kabul–Delhi air freight corridors reactivated (Dec 2025); trade above $1.5 bn last fiscal</w:t>
+            </w:r>
+          </w:p>
+          <w:p>
+            <w:pPr>
+              <w:tabs>
+                <w:tab w:val="left" w:pos="260"/>
+              </w:tabs>
+              <w:spacing w:after="0" w:before="40" w:line="280"/>
+              <w:ind w:left="260" w:hanging="260"/>
+            </w:pPr>
+            <w:r>
+              <w:rPr>
+                <w:b/>
+                <w:bCs/>
+                <w:color w:val="C00000"/>
+                <w:sz w:val="21"/>
+                <w:szCs w:val="21"/>
+              </w:rPr>
+              <w:t xml:space="preserve">→</w:t>
+            </w:r>
+            <w:r>
+              <w:tab/>
+            </w:r>
+            <w:r>
+              <w:rPr>
+                <w:b/>
+                <w:bCs/>
+                <w:sz w:val="21"/>
+                <w:szCs w:val="21"/>
+              </w:rPr>
+              <w:t xml:space="preserve">Recognition:</w:t>
+            </w:r>
+            <w:r>
+              <w:rPr>
+                <w:sz w:val="21"/>
+                <w:szCs w:val="21"/>
+              </w:rPr>
+              <w:t xml:space="preserve"> no formal recognition of the Taliban government yet</w:t>
+            </w:r>
+          </w:p>
+          <w:p>
+            <w:pPr>
+              <w:tabs>
+                <w:tab w:val="left" w:pos="260"/>
+              </w:tabs>
+              <w:spacing w:after="0" w:before="40" w:line="280"/>
+              <w:ind w:left="260" w:hanging="260"/>
+            </w:pPr>
+            <w:r>
+              <w:rPr>
+                <w:b/>
+                <w:bCs/>
+                <w:color w:val="C00000"/>
+                <w:sz w:val="21"/>
+                <w:szCs w:val="21"/>
+              </w:rPr>
+              <w:t xml:space="preserve">→</w:t>
+            </w:r>
+            <w:r>
+              <w:tab/>
+            </w:r>
+            <w:r>
+              <w:rPr>
+                <w:b/>
+                <w:bCs/>
+                <w:sz w:val="21"/>
+                <w:szCs w:val="21"/>
+              </w:rPr>
+              <w:t xml:space="preserve">Pakistan factor:</w:t>
+            </w:r>
+            <w:r>
+              <w:rPr>
+                <w:sz w:val="21"/>
+                <w:szCs w:val="21"/>
+              </w:rPr>
+              <w:t xml:space="preserve"> India condemned Pakistan's strikes in Afghanistan at the UN; Pakistan calls Afghanistan a "colony of India"</w:t>
+            </w:r>
+          </w:p>
+          <w:p>
+            <w:pPr>
+              <w:tabs>
+                <w:tab w:val="left" w:pos="260"/>
+              </w:tabs>
+              <w:spacing w:after="0" w:before="40" w:line="280"/>
+              <w:ind w:left="260" w:hanging="260"/>
+            </w:pPr>
+            <w:r>
+              <w:rPr>
+                <w:b/>
+                <w:bCs/>
+                <w:color w:val="C00000"/>
+                <w:sz w:val="21"/>
+                <w:szCs w:val="21"/>
+              </w:rPr>
+              <w:t xml:space="preserve">→</w:t>
+            </w:r>
+            <w:r>
+              <w:tab/>
+            </w:r>
+            <w:r>
+              <w:rPr>
+                <w:b/>
+                <w:bCs/>
+                <w:sz w:val="21"/>
+                <w:szCs w:val="21"/>
+              </w:rPr>
+              <w:t xml:space="preserve">MEA (Aug 2026):</w:t>
+            </w:r>
+            <w:r>
+              <w:rPr>
+                <w:sz w:val="21"/>
+                <w:szCs w:val="21"/>
+              </w:rPr>
+              <w:t xml:space="preserve"> engagement expanded through diplomacy, humanitarian aid and development assistance</w:t>
+            </w:r>
+          </w:p>
+        </w:tc>
+      </w:tr>
+      <w:tr>
+        <w:trPr>
+          <w:cantSplit/>
+        </w:trPr>
+        <w:tc>
+          <w:tcPr>
+            <w:tcW w:type="dxa" w:w="520"/>
+            <w:tcBorders>
+              <w:top w:val="single" w:color="BFBFBF" w:sz="4"/>
+              <w:left w:val="single" w:color="BFBFBF" w:sz="4"/>
+              <w:bottom w:val="single" w:color="BFBFBF" w:sz="4"/>
+              <w:right w:val="single" w:color="BFBFBF" w:sz="4"/>
+            </w:tcBorders>
+            <w:shd w:fill="F5F7FB" w:color="auto" w:val="clear"/>
+            <w:tcMar>
+              <w:top w:type="dxa" w:w="70"/>
+              <w:left w:type="dxa" w:w="100"/>
+              <w:bottom w:type="dxa" w:w="70"/>
+              <w:right w:type="dxa" w:w="100"/>
+            </w:tcMar>
+            <w:vAlign w:val="center"/>
+          </w:tcPr>
+          <w:p>
+            <w:pPr>
+              <w:spacing w:after="0" w:before="0" w:line="300"/>
+              <w:jc w:val="center"/>
+            </w:pPr>
+            <w:r>
+              <w:rPr>
+                <w:color w:val="7F7F7F"/>
+                <w:sz w:val="21"/>
+                <w:szCs w:val="21"/>
+              </w:rPr>
+              <w:t xml:space="preserve">4</w:t>
+            </w:r>
+          </w:p>
+        </w:tc>
+        <w:tc>
+          <w:tcPr>
+            <w:tcW w:type="dxa" w:w="2200"/>
+            <w:tcBorders>
+              <w:top w:val="single" w:color="BFBFBF" w:sz="4"/>
+              <w:left w:val="single" w:color="BFBFBF" w:sz="4"/>
+              <w:bottom w:val="single" w:color="BFBFBF" w:sz="4"/>
+              <w:right w:val="single" w:color="BFBFBF" w:sz="4"/>
+            </w:tcBorders>
+            <w:shd w:fill="F5F7FB" w:color="auto" w:val="clear"/>
+            <w:tcMar>
+              <w:top w:type="dxa" w:w="70"/>
+              <w:left w:type="dxa" w:w="100"/>
+              <w:bottom w:type="dxa" w:w="70"/>
+              <w:right w:type="dxa" w:w="100"/>
+            </w:tcMar>
+            <w:vAlign w:val="center"/>
+          </w:tcPr>
+          <w:p>
+            <w:pPr>
+              <w:spacing w:after="0" w:before="0" w:line="300"/>
+            </w:pPr>
+            <w:r>
+              <w:rPr>
+                <w:b/>
+                <w:bCs/>
+                <w:color w:val="1F3864"/>
+                <w:sz w:val="21"/>
+                <w:szCs w:val="21"/>
+              </w:rPr>
+              <w:t xml:space="preserve">Problems</w:t>
+            </w:r>
+          </w:p>
+        </w:tc>
+        <w:tc>
+          <w:tcPr>
+            <w:tcW w:type="dxa" w:w="7986"/>
+            <w:tcBorders>
+              <w:top w:val="single" w:color="BFBFBF" w:sz="4"/>
+              <w:left w:val="single" w:color="BFBFBF" w:sz="4"/>
+              <w:bottom w:val="single" w:color="BFBFBF" w:sz="4"/>
+              <w:right w:val="single" w:color="BFBFBF" w:sz="4"/>
+            </w:tcBorders>
+            <w:shd w:fill="F5F7FB" w:color="auto" w:val="clear"/>
+            <w:tcMar>
+              <w:top w:type="dxa" w:w="70"/>
+              <w:left w:type="dxa" w:w="100"/>
+              <w:bottom w:type="dxa" w:w="70"/>
+              <w:right w:type="dxa" w:w="100"/>
+            </w:tcMar>
+            <w:vAlign w:val="center"/>
+          </w:tcPr>
+          <w:p>
+            <w:pPr>
+              <w:tabs>
+                <w:tab w:val="left" w:pos="260"/>
+              </w:tabs>
+              <w:spacing w:after="0" w:before="0" w:line="280"/>
+              <w:ind w:left="260" w:hanging="260"/>
+            </w:pPr>
+            <w:r>
+              <w:rPr>
+                <w:b/>
+                <w:bCs/>
+                <w:color w:val="C00000"/>
+                <w:sz w:val="21"/>
+                <w:szCs w:val="21"/>
+              </w:rPr>
+              <w:t xml:space="preserve">→</w:t>
+            </w:r>
+            <w:r>
+              <w:tab/>
+            </w:r>
+            <w:r>
+              <w:rPr>
+                <w:b/>
+                <w:bCs/>
+                <w:sz w:val="21"/>
+                <w:szCs w:val="21"/>
+              </w:rPr>
+              <w:t xml:space="preserve">No direct land route:</w:t>
+            </w:r>
+            <w:r>
+              <w:rPr>
+                <w:sz w:val="21"/>
+                <w:szCs w:val="21"/>
+              </w:rPr>
+              <w:t xml:space="preserve"> Pakistan blocks transit, Attari–Wagah closed since May 2025</w:t>
+            </w:r>
+          </w:p>
+          <w:p>
+            <w:pPr>
+              <w:tabs>
+                <w:tab w:val="left" w:pos="260"/>
+              </w:tabs>
+              <w:spacing w:after="0" w:before="40" w:line="280"/>
+              <w:ind w:left="260" w:hanging="260"/>
+            </w:pPr>
+            <w:r>
+              <w:rPr>
+                <w:b/>
+                <w:bCs/>
+                <w:color w:val="C00000"/>
+                <w:sz w:val="21"/>
+                <w:szCs w:val="21"/>
+              </w:rPr>
+              <w:t xml:space="preserve">→</w:t>
+            </w:r>
+            <w:r>
+              <w:tab/>
+            </w:r>
+            <w:r>
+              <w:rPr>
+                <w:sz w:val="21"/>
+                <w:szCs w:val="21"/>
+              </w:rPr>
+              <w:t xml:space="preserve">Chabahar under pressure from the US–Iran conflict</w:t>
+            </w:r>
+          </w:p>
+          <w:p>
+            <w:pPr>
+              <w:tabs>
+                <w:tab w:val="left" w:pos="260"/>
+              </w:tabs>
+              <w:spacing w:after="0" w:before="40" w:line="280"/>
+              <w:ind w:left="260" w:hanging="260"/>
+            </w:pPr>
+            <w:r>
+              <w:rPr>
+                <w:b/>
+                <w:bCs/>
+                <w:color w:val="C00000"/>
+                <w:sz w:val="21"/>
+                <w:szCs w:val="21"/>
+              </w:rPr>
+              <w:t xml:space="preserve">→</w:t>
+            </w:r>
+            <w:r>
+              <w:tab/>
+            </w:r>
+            <w:r>
+              <w:rPr>
+                <w:sz w:val="21"/>
+                <w:szCs w:val="21"/>
+              </w:rPr>
+              <w:t xml:space="preserve">Taliban curbs on women and human rights</w:t>
+            </w:r>
+          </w:p>
+          <w:p>
+            <w:pPr>
+              <w:tabs>
+                <w:tab w:val="left" w:pos="260"/>
+              </w:tabs>
+              <w:spacing w:after="0" w:before="40" w:line="280"/>
+              <w:ind w:left="260" w:hanging="260"/>
+            </w:pPr>
+            <w:r>
+              <w:rPr>
+                <w:b/>
+                <w:bCs/>
+                <w:color w:val="C00000"/>
+                <w:sz w:val="21"/>
+                <w:szCs w:val="21"/>
+              </w:rPr>
+              <w:t xml:space="preserve">→</w:t>
+            </w:r>
+            <w:r>
+              <w:tab/>
+            </w:r>
+            <w:r>
+              <w:rPr>
+                <w:sz w:val="21"/>
+                <w:szCs w:val="21"/>
+              </w:rPr>
+              <w:t xml:space="preserve">Pakistan–Afghanistan conflict spillover, Pakistan alleging an Indian hand</w:t>
+            </w:r>
+          </w:p>
+          <w:p>
+            <w:pPr>
+              <w:tabs>
+                <w:tab w:val="left" w:pos="260"/>
+              </w:tabs>
+              <w:spacing w:after="0" w:before="40" w:line="280"/>
+              <w:ind w:left="260" w:hanging="260"/>
+            </w:pPr>
+            <w:r>
+              <w:rPr>
+                <w:b/>
+                <w:bCs/>
+                <w:color w:val="C00000"/>
+                <w:sz w:val="21"/>
+                <w:szCs w:val="21"/>
+              </w:rPr>
+              <w:t xml:space="preserve">→</w:t>
+            </w:r>
+            <w:r>
+              <w:tab/>
+            </w:r>
+            <w:r>
+              <w:rPr>
+                <w:sz w:val="21"/>
+                <w:szCs w:val="21"/>
+              </w:rPr>
+              <w:t xml:space="preserve">China's economic push in Afghanistan</w:t>
+            </w:r>
+          </w:p>
+          <w:p>
+            <w:pPr>
+              <w:tabs>
+                <w:tab w:val="left" w:pos="260"/>
+              </w:tabs>
+              <w:spacing w:after="0" w:before="40" w:line="280"/>
+              <w:ind w:left="260" w:hanging="260"/>
+            </w:pPr>
+            <w:r>
+              <w:rPr>
+                <w:b/>
+                <w:bCs/>
+                <w:color w:val="C00000"/>
+                <w:sz w:val="21"/>
+                <w:szCs w:val="21"/>
+              </w:rPr>
+              <w:t xml:space="preserve">→</w:t>
+            </w:r>
+            <w:r>
+              <w:tab/>
+            </w:r>
+            <w:r>
+              <w:rPr>
+                <w:sz w:val="21"/>
+                <w:szCs w:val="21"/>
+              </w:rPr>
+              <w:t xml:space="preserve">Terror groups still active (TTP, ISKP, LeT/JeM links)</w:t>
+            </w:r>
+          </w:p>
+          <w:p>
+            <w:pPr>
+              <w:tabs>
+                <w:tab w:val="left" w:pos="260"/>
+              </w:tabs>
+              <w:spacing w:after="0" w:before="40" w:line="280"/>
+              <w:ind w:left="260" w:hanging="260"/>
+            </w:pPr>
+            <w:r>
+              <w:rPr>
+                <w:b/>
+                <w:bCs/>
+                <w:color w:val="C00000"/>
+                <w:sz w:val="21"/>
+                <w:szCs w:val="21"/>
+              </w:rPr>
+              <w:t xml:space="preserve">→</w:t>
+            </w:r>
+            <w:r>
+              <w:tab/>
+            </w:r>
+            <w:r>
+              <w:rPr>
+                <w:sz w:val="21"/>
+                <w:szCs w:val="21"/>
+              </w:rPr>
+              <w:t xml:space="preserve">Taliban an unpredictable partner</w:t>
+            </w:r>
+          </w:p>
+        </w:tc>
+      </w:tr>
+      <w:tr>
+        <w:trPr>
+          <w:cantSplit/>
+        </w:trPr>
+        <w:tc>
+          <w:tcPr>
+            <w:tcW w:type="dxa" w:w="520"/>
+            <w:tcBorders>
+              <w:top w:val="single" w:color="BFBFBF" w:sz="4"/>
+              <w:left w:val="single" w:color="BFBFBF" w:sz="4"/>
+              <w:bottom w:val="single" w:color="BFBFBF" w:sz="4"/>
+              <w:right w:val="single" w:color="BFBFBF" w:sz="4"/>
+            </w:tcBorders>
+            <w:tcMar>
+              <w:top w:type="dxa" w:w="70"/>
+              <w:left w:type="dxa" w:w="100"/>
+              <w:bottom w:type="dxa" w:w="70"/>
+              <w:right w:type="dxa" w:w="100"/>
+            </w:tcMar>
+            <w:vAlign w:val="center"/>
+          </w:tcPr>
+          <w:p>
+            <w:pPr>
+              <w:spacing w:after="0" w:before="0" w:line="300"/>
+              <w:jc w:val="center"/>
+            </w:pPr>
+            <w:r>
+              <w:rPr>
+                <w:color w:val="7F7F7F"/>
+                <w:sz w:val="21"/>
+                <w:szCs w:val="21"/>
+              </w:rPr>
+              <w:t xml:space="preserve">5</w:t>
+            </w:r>
+          </w:p>
+        </w:tc>
+        <w:tc>
+          <w:tcPr>
+            <w:tcW w:type="dxa" w:w="2200"/>
+            <w:tcBorders>
+              <w:top w:val="single" w:color="BFBFBF" w:sz="4"/>
+              <w:left w:val="single" w:color="BFBFBF" w:sz="4"/>
+              <w:bottom w:val="single" w:color="BFBFBF" w:sz="4"/>
+              <w:right w:val="single" w:color="BFBFBF" w:sz="4"/>
+            </w:tcBorders>
+            <w:tcMar>
+              <w:top w:type="dxa" w:w="70"/>
+              <w:left w:type="dxa" w:w="100"/>
+              <w:bottom w:type="dxa" w:w="70"/>
+              <w:right w:type="dxa" w:w="100"/>
+            </w:tcMar>
+            <w:vAlign w:val="center"/>
+          </w:tcPr>
+          <w:p>
+            <w:pPr>
+              <w:spacing w:after="0" w:before="0" w:line="300"/>
+            </w:pPr>
+            <w:r>
+              <w:rPr>
+                <w:b/>
+                <w:bCs/>
+                <w:color w:val="1F3864"/>
+                <w:sz w:val="21"/>
+                <w:szCs w:val="21"/>
+              </w:rPr>
+              <w:t xml:space="preserve">Solutions</w:t>
+            </w:r>
+          </w:p>
+        </w:tc>
+        <w:tc>
+          <w:tcPr>
+            <w:tcW w:type="dxa" w:w="7986"/>
+            <w:tcBorders>
+              <w:top w:val="single" w:color="BFBFBF" w:sz="4"/>
+              <w:left w:val="single" w:color="BFBFBF" w:sz="4"/>
+              <w:bottom w:val="single" w:color="BFBFBF" w:sz="4"/>
+              <w:right w:val="single" w:color="BFBFBF" w:sz="4"/>
+            </w:tcBorders>
+            <w:tcMar>
+              <w:top w:type="dxa" w:w="70"/>
+              <w:left w:type="dxa" w:w="100"/>
+              <w:bottom w:type="dxa" w:w="70"/>
+              <w:right w:type="dxa" w:w="100"/>
+            </w:tcMar>
+            <w:vAlign w:val="center"/>
+          </w:tcPr>
+          <w:p>
+            <w:pPr>
+              <w:tabs>
+                <w:tab w:val="left" w:pos="260"/>
+              </w:tabs>
+              <w:spacing w:after="0" w:before="0" w:line="280"/>
+              <w:ind w:left="260" w:hanging="260"/>
+            </w:pPr>
+            <w:r>
+              <w:rPr>
+                <w:b/>
+                <w:bCs/>
+                <w:color w:val="C00000"/>
+                <w:sz w:val="21"/>
+                <w:szCs w:val="21"/>
+              </w:rPr>
+              <w:t xml:space="preserve">→</w:t>
+            </w:r>
+            <w:r>
+              <w:tab/>
+            </w:r>
+            <w:r>
+              <w:rPr>
+                <w:b/>
+                <w:bCs/>
+                <w:sz w:val="21"/>
+                <w:szCs w:val="21"/>
+              </w:rPr>
+              <w:t xml:space="preserve">Calibrated engagement:</w:t>
+            </w:r>
+            <w:r>
+              <w:rPr>
+                <w:sz w:val="21"/>
+                <w:szCs w:val="21"/>
+              </w:rPr>
+              <w:t xml:space="preserve"> aid and development, no recognition until the Taliban delivers on terror and inclusivity</w:t>
+            </w:r>
+          </w:p>
+          <w:p>
+            <w:pPr>
+              <w:tabs>
+                <w:tab w:val="left" w:pos="260"/>
+              </w:tabs>
+              <w:spacing w:after="0" w:before="40" w:line="280"/>
+              <w:ind w:left="260" w:hanging="260"/>
+            </w:pPr>
+            <w:r>
+              <w:rPr>
+                <w:b/>
+                <w:bCs/>
+                <w:color w:val="C00000"/>
+                <w:sz w:val="21"/>
+                <w:szCs w:val="21"/>
+              </w:rPr>
+              <w:t xml:space="preserve">→</w:t>
+            </w:r>
+            <w:r>
+              <w:tab/>
+            </w:r>
+            <w:r>
+              <w:rPr>
+                <w:sz w:val="21"/>
+                <w:szCs w:val="21"/>
+              </w:rPr>
+              <w:t xml:space="preserve">Expand the air corridor and Chabahar; keep the US sanctions waiver alive</w:t>
+            </w:r>
+          </w:p>
+          <w:p>
+            <w:pPr>
+              <w:tabs>
+                <w:tab w:val="left" w:pos="260"/>
+              </w:tabs>
+              <w:spacing w:after="0" w:before="40" w:line="280"/>
+              <w:ind w:left="260" w:hanging="260"/>
+            </w:pPr>
+            <w:r>
+              <w:rPr>
+                <w:b/>
+                <w:bCs/>
+                <w:color w:val="C00000"/>
+                <w:sz w:val="21"/>
+                <w:szCs w:val="21"/>
+              </w:rPr>
+              <w:t xml:space="preserve">→</w:t>
+            </w:r>
+            <w:r>
+              <w:tab/>
+            </w:r>
+            <w:r>
+              <w:rPr>
+                <w:sz w:val="21"/>
+                <w:szCs w:val="21"/>
+              </w:rPr>
+              <w:t xml:space="preserve">Targeted projects in health, agriculture and education</w:t>
+            </w:r>
+          </w:p>
+          <w:p>
+            <w:pPr>
+              <w:tabs>
+                <w:tab w:val="left" w:pos="260"/>
+              </w:tabs>
+              <w:spacing w:after="0" w:before="40" w:line="280"/>
+              <w:ind w:left="260" w:hanging="260"/>
+            </w:pPr>
+            <w:r>
+              <w:rPr>
+                <w:b/>
+                <w:bCs/>
+                <w:color w:val="C00000"/>
+                <w:sz w:val="21"/>
+                <w:szCs w:val="21"/>
+              </w:rPr>
+              <w:t xml:space="preserve">→</w:t>
+            </w:r>
+            <w:r>
+              <w:tab/>
+            </w:r>
+            <w:r>
+              <w:rPr>
+                <w:sz w:val="21"/>
+                <w:szCs w:val="21"/>
+              </w:rPr>
+              <w:t xml:space="preserve">Written assurances that Afghan soil won't be used against India</w:t>
+            </w:r>
+          </w:p>
+          <w:p>
+            <w:pPr>
+              <w:tabs>
+                <w:tab w:val="left" w:pos="260"/>
+              </w:tabs>
+              <w:spacing w:after="0" w:before="40" w:line="280"/>
+              <w:ind w:left="260" w:hanging="260"/>
+            </w:pPr>
+            <w:r>
+              <w:rPr>
+                <w:b/>
+                <w:bCs/>
+                <w:color w:val="C00000"/>
+                <w:sz w:val="21"/>
+                <w:szCs w:val="21"/>
+              </w:rPr>
+              <w:t xml:space="preserve">→</w:t>
+            </w:r>
+            <w:r>
+              <w:tab/>
+            </w:r>
+            <w:r>
+              <w:rPr>
+                <w:sz w:val="21"/>
+                <w:szCs w:val="21"/>
+              </w:rPr>
+              <w:t xml:space="preserve">Coordinate with Russia, Iran and Central Asia (Moscow format)</w:t>
+            </w:r>
+          </w:p>
+          <w:p>
+            <w:pPr>
+              <w:tabs>
+                <w:tab w:val="left" w:pos="260"/>
+              </w:tabs>
+              <w:spacing w:after="0" w:before="40" w:line="280"/>
+              <w:ind w:left="260" w:hanging="260"/>
+            </w:pPr>
+            <w:r>
+              <w:rPr>
+                <w:b/>
+                <w:bCs/>
+                <w:color w:val="C00000"/>
+                <w:sz w:val="21"/>
+                <w:szCs w:val="21"/>
+              </w:rPr>
+              <w:t xml:space="preserve">→</w:t>
+            </w:r>
+            <w:r>
+              <w:tab/>
+            </w:r>
+            <w:r>
+              <w:rPr>
+                <w:sz w:val="21"/>
+                <w:szCs w:val="21"/>
+              </w:rPr>
+              <w:t xml:space="preserve">Raise women's rights quietly through diplomacy and multilateral forums</w:t>
+            </w:r>
+          </w:p>
+          <w:p>
+            <w:pPr>
+              <w:tabs>
+                <w:tab w:val="left" w:pos="260"/>
+              </w:tabs>
+              <w:spacing w:after="0" w:before="40" w:line="280"/>
+              <w:ind w:left="260" w:hanging="260"/>
+            </w:pPr>
+            <w:r>
+              <w:rPr>
+                <w:b/>
+                <w:bCs/>
+                <w:color w:val="C00000"/>
+                <w:sz w:val="21"/>
+                <w:szCs w:val="21"/>
+              </w:rPr>
+              <w:t xml:space="preserve">→</w:t>
+            </w:r>
+            <w:r>
+              <w:tab/>
+            </w:r>
+            <w:r>
+              <w:rPr>
+                <w:sz w:val="21"/>
+                <w:szCs w:val="21"/>
+              </w:rPr>
+              <w:t xml:space="preserve">Stay out of the Pakistan–Afghanistan fight</w:t>
+            </w:r>
+          </w:p>
+        </w:tc>
+      </w:tr>
+      <w:tr>
+        <w:trPr>
+          <w:cantSplit/>
+        </w:trPr>
+        <w:tc>
+          <w:tcPr>
+            <w:tcW w:type="dxa" w:w="520"/>
+            <w:tcBorders>
+              <w:top w:val="single" w:color="BFBFBF" w:sz="4"/>
+              <w:left w:val="single" w:color="BFBFBF" w:sz="4"/>
+              <w:bottom w:val="single" w:color="BFBFBF" w:sz="4"/>
+              <w:right w:val="single" w:color="BFBFBF" w:sz="4"/>
+            </w:tcBorders>
+            <w:shd w:fill="F5F7FB" w:color="auto" w:val="clear"/>
+            <w:tcMar>
+              <w:top w:type="dxa" w:w="70"/>
+              <w:left w:type="dxa" w:w="100"/>
+              <w:bottom w:type="dxa" w:w="70"/>
+              <w:right w:type="dxa" w:w="100"/>
+            </w:tcMar>
+            <w:vAlign w:val="center"/>
+          </w:tcPr>
+          <w:p>
+            <w:pPr>
+              <w:spacing w:after="0" w:before="0" w:line="300"/>
+              <w:jc w:val="center"/>
+            </w:pPr>
+            <w:r>
+              <w:rPr>
+                <w:color w:val="7F7F7F"/>
+                <w:sz w:val="21"/>
+                <w:szCs w:val="21"/>
+              </w:rPr>
+              <w:t xml:space="preserve">6</w:t>
+            </w:r>
+          </w:p>
+        </w:tc>
+        <w:tc>
+          <w:tcPr>
+            <w:tcW w:type="dxa" w:w="2200"/>
+            <w:tcBorders>
+              <w:top w:val="single" w:color="BFBFBF" w:sz="4"/>
+              <w:left w:val="single" w:color="BFBFBF" w:sz="4"/>
+              <w:bottom w:val="single" w:color="BFBFBF" w:sz="4"/>
+              <w:right w:val="single" w:color="BFBFBF" w:sz="4"/>
+            </w:tcBorders>
+            <w:shd w:fill="F5F7FB" w:color="auto" w:val="clear"/>
+            <w:tcMar>
+              <w:top w:type="dxa" w:w="70"/>
+              <w:left w:type="dxa" w:w="100"/>
+              <w:bottom w:type="dxa" w:w="70"/>
+              <w:right w:type="dxa" w:w="100"/>
+            </w:tcMar>
+            <w:vAlign w:val="center"/>
+          </w:tcPr>
+          <w:p>
+            <w:pPr>
+              <w:spacing w:after="0" w:before="0" w:line="300"/>
+            </w:pPr>
+            <w:r>
+              <w:rPr>
+                <w:b/>
+                <w:bCs/>
+                <w:color w:val="1F3864"/>
+                <w:sz w:val="21"/>
+                <w:szCs w:val="21"/>
+              </w:rPr>
+              <w:t xml:space="preserve">Conclusion</w:t>
+            </w:r>
+          </w:p>
+        </w:tc>
+        <w:tc>
+          <w:tcPr>
+            <w:tcW w:type="dxa" w:w="7986"/>
+            <w:tcBorders>
+              <w:top w:val="single" w:color="BFBFBF" w:sz="4"/>
+              <w:left w:val="single" w:color="BFBFBF" w:sz="4"/>
+              <w:bottom w:val="single" w:color="BFBFBF" w:sz="4"/>
+              <w:right w:val="single" w:color="BFBFBF" w:sz="4"/>
+            </w:tcBorders>
+            <w:shd w:fill="F5F7FB" w:color="auto" w:val="clear"/>
+            <w:tcMar>
+              <w:top w:type="dxa" w:w="70"/>
+              <w:left w:type="dxa" w:w="100"/>
+              <w:bottom w:type="dxa" w:w="70"/>
+              <w:right w:type="dxa" w:w="100"/>
+            </w:tcMar>
+            <w:vAlign w:val="center"/>
+          </w:tcPr>
+          <w:p>
+            <w:pPr>
+              <w:tabs>
+                <w:tab w:val="left" w:pos="260"/>
+              </w:tabs>
+              <w:spacing w:after="0" w:before="0" w:line="280"/>
+              <w:ind w:left="260" w:hanging="260"/>
+            </w:pPr>
+            <w:r>
+              <w:rPr>
+                <w:b/>
+                <w:bCs/>
+                <w:color w:val="C00000"/>
+                <w:sz w:val="21"/>
+                <w:szCs w:val="21"/>
+              </w:rPr>
+              <w:t xml:space="preserve">→</w:t>
+            </w:r>
+            <w:r>
+              <w:tab/>
+            </w:r>
+            <w:r>
+              <w:rPr>
+                <w:sz w:val="21"/>
+                <w:szCs w:val="21"/>
+              </w:rPr>
+              <w:t xml:space="preserve">India's policy is guided by national interest, not ideology</w:t>
+            </w:r>
+          </w:p>
+          <w:p>
+            <w:pPr>
+              <w:tabs>
+                <w:tab w:val="left" w:pos="260"/>
+              </w:tabs>
+              <w:spacing w:after="0" w:before="40" w:line="280"/>
+              <w:ind w:left="260" w:hanging="260"/>
+            </w:pPr>
+            <w:r>
+              <w:rPr>
+                <w:b/>
+                <w:bCs/>
+                <w:color w:val="C00000"/>
+                <w:sz w:val="21"/>
+                <w:szCs w:val="21"/>
+              </w:rPr>
+              <w:t xml:space="preserve">→</w:t>
+            </w:r>
+            <w:r>
+              <w:tab/>
+            </w:r>
+            <w:r>
+              <w:rPr>
+                <w:sz w:val="21"/>
+                <w:szCs w:val="21"/>
+              </w:rPr>
+              <w:t xml:space="preserve">The Afghan people remain India's friend, whoever rules in Kabul</w:t>
+            </w:r>
+          </w:p>
+          <w:p>
+            <w:pPr>
+              <w:tabs>
+                <w:tab w:val="left" w:pos="260"/>
+              </w:tabs>
+              <w:spacing w:after="0" w:before="40" w:line="280"/>
+              <w:ind w:left="260" w:hanging="260"/>
+            </w:pPr>
+            <w:r>
+              <w:rPr>
+                <w:b/>
+                <w:bCs/>
+                <w:color w:val="C00000"/>
+                <w:sz w:val="21"/>
+                <w:szCs w:val="21"/>
+              </w:rPr>
+              <w:t xml:space="preserve">→</w:t>
+            </w:r>
+            <w:r>
+              <w:tab/>
+            </w:r>
+            <w:r>
+              <w:rPr>
+                <w:sz w:val="21"/>
+                <w:szCs w:val="21"/>
+              </w:rPr>
+              <w:t xml:space="preserve">Safe borders, regional connectivity and a terror-free neighbourhood come first</w:t>
             </w:r>
           </w:p>
         </w:tc>

--- a/SSB_Lecturettes.docx
+++ b/SSB_Lecturettes.docx
@@ -5178,6 +5178,1761 @@
                 <w:szCs w:val="21"/>
               </w:rPr>
               <w:t xml:space="preserve">Safe borders, regional connectivity and a terror-free neighbourhood come first</w:t>
+            </w:r>
+          </w:p>
+        </w:tc>
+      </w:tr>
+    </w:tbl>
+    <w:p>
+      <w:pPr>
+        <w:pStyle w:val="Heading1"/>
+        <w:pageBreakBefore/>
+        <w:shd w:fill="1F3864" w:color="auto" w:val="clear"/>
+        <w:spacing w:after="160" w:before="0"/>
+        <w:ind w:left="100" w:right="100"/>
+      </w:pPr>
+      <w:r>
+        <w:t xml:space="preserve">Topic 4: India–Nepal Relations</w:t>
+      </w:r>
+    </w:p>
+    <w:tbl>
+      <w:tblPr>
+        <w:tblW w:type="dxa" w:w="10706"/>
+        <w:tblBorders>
+          <w:top w:val="single" w:color="auto" w:sz="4"/>
+          <w:left w:val="single" w:color="auto" w:sz="4"/>
+          <w:bottom w:val="single" w:color="auto" w:sz="4"/>
+          <w:right w:val="single" w:color="auto" w:sz="4"/>
+          <w:insideH w:val="single" w:color="auto" w:sz="4"/>
+          <w:insideV w:val="single" w:color="auto" w:sz="4"/>
+        </w:tblBorders>
+      </w:tblPr>
+      <w:tblGrid>
+        <w:gridCol w:w="520"/>
+        <w:gridCol w:w="2200"/>
+        <w:gridCol w:w="7986"/>
+      </w:tblGrid>
+      <w:tr>
+        <w:trPr>
+          <w:tblHeader/>
+        </w:trPr>
+        <w:tc>
+          <w:tcPr>
+            <w:tcW w:type="dxa" w:w="520"/>
+            <w:tcBorders>
+              <w:top w:val="single" w:color="BFBFBF" w:sz="4"/>
+              <w:left w:val="single" w:color="BFBFBF" w:sz="4"/>
+              <w:bottom w:val="single" w:color="BFBFBF" w:sz="4"/>
+              <w:right w:val="single" w:color="BFBFBF" w:sz="4"/>
+            </w:tcBorders>
+            <w:shd w:fill="DCE3F0" w:color="auto" w:val="clear"/>
+            <w:tcMar>
+              <w:top w:type="dxa" w:w="70"/>
+              <w:left w:type="dxa" w:w="100"/>
+              <w:bottom w:type="dxa" w:w="70"/>
+              <w:right w:type="dxa" w:w="100"/>
+            </w:tcMar>
+            <w:vAlign w:val="center"/>
+          </w:tcPr>
+          <w:p>
+            <w:pPr>
+              <w:spacing w:after="0" w:before="0" w:line="300"/>
+              <w:jc w:val="center"/>
+            </w:pPr>
+            <w:r>
+              <w:rPr>
+                <w:b/>
+                <w:bCs/>
+                <w:sz w:val="21"/>
+                <w:szCs w:val="21"/>
+              </w:rPr>
+              <w:t xml:space="preserve">#</w:t>
+            </w:r>
+          </w:p>
+        </w:tc>
+        <w:tc>
+          <w:tcPr>
+            <w:tcW w:type="dxa" w:w="2200"/>
+            <w:tcBorders>
+              <w:top w:val="single" w:color="BFBFBF" w:sz="4"/>
+              <w:left w:val="single" w:color="BFBFBF" w:sz="4"/>
+              <w:bottom w:val="single" w:color="BFBFBF" w:sz="4"/>
+              <w:right w:val="single" w:color="BFBFBF" w:sz="4"/>
+            </w:tcBorders>
+            <w:shd w:fill="DCE3F0" w:color="auto" w:val="clear"/>
+            <w:tcMar>
+              <w:top w:type="dxa" w:w="70"/>
+              <w:left w:type="dxa" w:w="100"/>
+              <w:bottom w:type="dxa" w:w="70"/>
+              <w:right w:type="dxa" w:w="100"/>
+            </w:tcMar>
+            <w:vAlign w:val="center"/>
+          </w:tcPr>
+          <w:p>
+            <w:pPr>
+              <w:spacing w:after="0" w:before="0" w:line="300"/>
+            </w:pPr>
+            <w:r>
+              <w:rPr>
+                <w:b/>
+                <w:bCs/>
+                <w:sz w:val="21"/>
+                <w:szCs w:val="21"/>
+              </w:rPr>
+              <w:t xml:space="preserve">Stage</w:t>
+            </w:r>
+          </w:p>
+        </w:tc>
+        <w:tc>
+          <w:tcPr>
+            <w:tcW w:type="dxa" w:w="7986"/>
+            <w:tcBorders>
+              <w:top w:val="single" w:color="BFBFBF" w:sz="4"/>
+              <w:left w:val="single" w:color="BFBFBF" w:sz="4"/>
+              <w:bottom w:val="single" w:color="BFBFBF" w:sz="4"/>
+              <w:right w:val="single" w:color="BFBFBF" w:sz="4"/>
+            </w:tcBorders>
+            <w:shd w:fill="DCE3F0" w:color="auto" w:val="clear"/>
+            <w:tcMar>
+              <w:top w:type="dxa" w:w="70"/>
+              <w:left w:type="dxa" w:w="100"/>
+              <w:bottom w:type="dxa" w:w="70"/>
+              <w:right w:type="dxa" w:w="100"/>
+            </w:tcMar>
+            <w:vAlign w:val="center"/>
+          </w:tcPr>
+          <w:p>
+            <w:pPr>
+              <w:spacing w:after="0" w:before="0" w:line="300"/>
+            </w:pPr>
+            <w:r>
+              <w:rPr>
+                <w:b/>
+                <w:bCs/>
+                <w:sz w:val="21"/>
+                <w:szCs w:val="21"/>
+              </w:rPr>
+              <w:t xml:space="preserve">Flow</w:t>
+            </w:r>
+          </w:p>
+        </w:tc>
+      </w:tr>
+      <w:tr>
+        <w:trPr>
+          <w:cantSplit/>
+        </w:trPr>
+        <w:tc>
+          <w:tcPr>
+            <w:tcW w:type="dxa" w:w="520"/>
+            <w:tcBorders>
+              <w:top w:val="single" w:color="BFBFBF" w:sz="4"/>
+              <w:left w:val="single" w:color="BFBFBF" w:sz="4"/>
+              <w:bottom w:val="single" w:color="BFBFBF" w:sz="4"/>
+              <w:right w:val="single" w:color="BFBFBF" w:sz="4"/>
+            </w:tcBorders>
+            <w:tcMar>
+              <w:top w:type="dxa" w:w="70"/>
+              <w:left w:type="dxa" w:w="100"/>
+              <w:bottom w:type="dxa" w:w="70"/>
+              <w:right w:type="dxa" w:w="100"/>
+            </w:tcMar>
+            <w:vAlign w:val="center"/>
+          </w:tcPr>
+          <w:p>
+            <w:pPr>
+              <w:spacing w:after="0" w:before="0" w:line="300"/>
+              <w:jc w:val="center"/>
+            </w:pPr>
+            <w:r>
+              <w:rPr>
+                <w:color w:val="7F7F7F"/>
+                <w:sz w:val="21"/>
+                <w:szCs w:val="21"/>
+              </w:rPr>
+              <w:t xml:space="preserve">1</w:t>
+            </w:r>
+          </w:p>
+        </w:tc>
+        <w:tc>
+          <w:tcPr>
+            <w:tcW w:type="dxa" w:w="2200"/>
+            <w:tcBorders>
+              <w:top w:val="single" w:color="BFBFBF" w:sz="4"/>
+              <w:left w:val="single" w:color="BFBFBF" w:sz="4"/>
+              <w:bottom w:val="single" w:color="BFBFBF" w:sz="4"/>
+              <w:right w:val="single" w:color="BFBFBF" w:sz="4"/>
+            </w:tcBorders>
+            <w:tcMar>
+              <w:top w:type="dxa" w:w="70"/>
+              <w:left w:type="dxa" w:w="100"/>
+              <w:bottom w:type="dxa" w:w="70"/>
+              <w:right w:type="dxa" w:w="100"/>
+            </w:tcMar>
+            <w:vAlign w:val="center"/>
+          </w:tcPr>
+          <w:p>
+            <w:pPr>
+              <w:spacing w:after="0" w:before="0" w:line="300"/>
+            </w:pPr>
+            <w:r>
+              <w:rPr>
+                <w:b/>
+                <w:bCs/>
+                <w:color w:val="1F3864"/>
+                <w:sz w:val="21"/>
+                <w:szCs w:val="21"/>
+              </w:rPr>
+              <w:t xml:space="preserve">What is it</w:t>
+            </w:r>
+          </w:p>
+        </w:tc>
+        <w:tc>
+          <w:tcPr>
+            <w:tcW w:type="dxa" w:w="7986"/>
+            <w:tcBorders>
+              <w:top w:val="single" w:color="BFBFBF" w:sz="4"/>
+              <w:left w:val="single" w:color="BFBFBF" w:sz="4"/>
+              <w:bottom w:val="single" w:color="BFBFBF" w:sz="4"/>
+              <w:right w:val="single" w:color="BFBFBF" w:sz="4"/>
+            </w:tcBorders>
+            <w:tcMar>
+              <w:top w:type="dxa" w:w="70"/>
+              <w:left w:type="dxa" w:w="100"/>
+              <w:bottom w:type="dxa" w:w="70"/>
+              <w:right w:type="dxa" w:w="100"/>
+            </w:tcMar>
+            <w:vAlign w:val="center"/>
+          </w:tcPr>
+          <w:p>
+            <w:pPr>
+              <w:tabs>
+                <w:tab w:val="left" w:pos="260"/>
+              </w:tabs>
+              <w:spacing w:after="0" w:before="0" w:line="280"/>
+              <w:ind w:left="260" w:hanging="260"/>
+            </w:pPr>
+            <w:r>
+              <w:rPr>
+                <w:b/>
+                <w:bCs/>
+                <w:color w:val="C00000"/>
+                <w:sz w:val="21"/>
+                <w:szCs w:val="21"/>
+              </w:rPr>
+              <w:t xml:space="preserve">→</w:t>
+            </w:r>
+            <w:r>
+              <w:tab/>
+            </w:r>
+            <w:r>
+              <w:rPr>
+                <w:sz w:val="21"/>
+                <w:szCs w:val="21"/>
+              </w:rPr>
+              <w:t xml:space="preserve">Unique "Roti-Beti" bond; open border with five Indian states (Sikkim, West Bengal, Bihar, UP, Uttarakhand)</w:t>
+            </w:r>
+          </w:p>
+          <w:p>
+            <w:pPr>
+              <w:tabs>
+                <w:tab w:val="left" w:pos="260"/>
+              </w:tabs>
+              <w:spacing w:after="0" w:before="40" w:line="280"/>
+              <w:ind w:left="260" w:hanging="260"/>
+            </w:pPr>
+            <w:r>
+              <w:rPr>
+                <w:b/>
+                <w:bCs/>
+                <w:color w:val="C00000"/>
+                <w:sz w:val="21"/>
+                <w:szCs w:val="21"/>
+              </w:rPr>
+              <w:t xml:space="preserve">→</w:t>
+            </w:r>
+            <w:r>
+              <w:tab/>
+            </w:r>
+            <w:r>
+              <w:rPr>
+                <w:sz w:val="21"/>
+                <w:szCs w:val="21"/>
+              </w:rPr>
+              <w:t xml:space="preserve">1950 Treaty of Peace and Friendship as the bedrock</w:t>
+            </w:r>
+          </w:p>
+          <w:p>
+            <w:pPr>
+              <w:tabs>
+                <w:tab w:val="left" w:pos="260"/>
+              </w:tabs>
+              <w:spacing w:after="0" w:before="40" w:line="280"/>
+              <w:ind w:left="260" w:hanging="260"/>
+            </w:pPr>
+            <w:r>
+              <w:rPr>
+                <w:b/>
+                <w:bCs/>
+                <w:color w:val="C00000"/>
+                <w:sz w:val="21"/>
+                <w:szCs w:val="21"/>
+              </w:rPr>
+              <w:t xml:space="preserve">→</w:t>
+            </w:r>
+            <w:r>
+              <w:tab/>
+            </w:r>
+            <w:r>
+              <w:rPr>
+                <w:sz w:val="21"/>
+                <w:szCs w:val="21"/>
+              </w:rPr>
+              <w:t xml:space="preserve">Landlocked Nepal depends on India for transit and sea access</w:t>
+            </w:r>
+          </w:p>
+          <w:p>
+            <w:pPr>
+              <w:tabs>
+                <w:tab w:val="left" w:pos="260"/>
+              </w:tabs>
+              <w:spacing w:after="0" w:before="40" w:line="280"/>
+              <w:ind w:left="260" w:hanging="260"/>
+            </w:pPr>
+            <w:r>
+              <w:rPr>
+                <w:b/>
+                <w:bCs/>
+                <w:color w:val="C00000"/>
+                <w:sz w:val="21"/>
+                <w:szCs w:val="21"/>
+              </w:rPr>
+              <w:t xml:space="preserve">→</w:t>
+            </w:r>
+            <w:r>
+              <w:tab/>
+            </w:r>
+            <w:r>
+              <w:rPr>
+                <w:sz w:val="21"/>
+                <w:szCs w:val="21"/>
+              </w:rPr>
+              <w:t xml:space="preserve">Gorkha soldiers in the Indian Army; shared Hindu–Buddhist heritage</w:t>
+            </w:r>
+          </w:p>
+        </w:tc>
+      </w:tr>
+      <w:tr>
+        <w:trPr>
+          <w:cantSplit/>
+        </w:trPr>
+        <w:tc>
+          <w:tcPr>
+            <w:tcW w:type="dxa" w:w="520"/>
+            <w:tcBorders>
+              <w:top w:val="single" w:color="BFBFBF" w:sz="4"/>
+              <w:left w:val="single" w:color="BFBFBF" w:sz="4"/>
+              <w:bottom w:val="single" w:color="BFBFBF" w:sz="4"/>
+              <w:right w:val="single" w:color="BFBFBF" w:sz="4"/>
+            </w:tcBorders>
+            <w:shd w:fill="F5F7FB" w:color="auto" w:val="clear"/>
+            <w:tcMar>
+              <w:top w:type="dxa" w:w="70"/>
+              <w:left w:type="dxa" w:w="100"/>
+              <w:bottom w:type="dxa" w:w="70"/>
+              <w:right w:type="dxa" w:w="100"/>
+            </w:tcMar>
+            <w:vAlign w:val="center"/>
+          </w:tcPr>
+          <w:p>
+            <w:pPr>
+              <w:spacing w:after="0" w:before="0" w:line="300"/>
+              <w:jc w:val="center"/>
+            </w:pPr>
+            <w:r>
+              <w:rPr>
+                <w:color w:val="7F7F7F"/>
+                <w:sz w:val="21"/>
+                <w:szCs w:val="21"/>
+              </w:rPr>
+              <w:t xml:space="preserve">2</w:t>
+            </w:r>
+          </w:p>
+        </w:tc>
+        <w:tc>
+          <w:tcPr>
+            <w:tcW w:type="dxa" w:w="2200"/>
+            <w:tcBorders>
+              <w:top w:val="single" w:color="BFBFBF" w:sz="4"/>
+              <w:left w:val="single" w:color="BFBFBF" w:sz="4"/>
+              <w:bottom w:val="single" w:color="BFBFBF" w:sz="4"/>
+              <w:right w:val="single" w:color="BFBFBF" w:sz="4"/>
+            </w:tcBorders>
+            <w:shd w:fill="F5F7FB" w:color="auto" w:val="clear"/>
+            <w:tcMar>
+              <w:top w:type="dxa" w:w="70"/>
+              <w:left w:type="dxa" w:w="100"/>
+              <w:bottom w:type="dxa" w:w="70"/>
+              <w:right w:type="dxa" w:w="100"/>
+            </w:tcMar>
+            <w:vAlign w:val="center"/>
+          </w:tcPr>
+          <w:p>
+            <w:pPr>
+              <w:spacing w:after="0" w:before="0" w:line="300"/>
+            </w:pPr>
+            <w:r>
+              <w:rPr>
+                <w:b/>
+                <w:bCs/>
+                <w:color w:val="1F3864"/>
+                <w:sz w:val="21"/>
+                <w:szCs w:val="21"/>
+              </w:rPr>
+              <w:t xml:space="preserve">Why it matters</w:t>
+            </w:r>
+          </w:p>
+        </w:tc>
+        <w:tc>
+          <w:tcPr>
+            <w:tcW w:type="dxa" w:w="7986"/>
+            <w:tcBorders>
+              <w:top w:val="single" w:color="BFBFBF" w:sz="4"/>
+              <w:left w:val="single" w:color="BFBFBF" w:sz="4"/>
+              <w:bottom w:val="single" w:color="BFBFBF" w:sz="4"/>
+              <w:right w:val="single" w:color="BFBFBF" w:sz="4"/>
+            </w:tcBorders>
+            <w:shd w:fill="F5F7FB" w:color="auto" w:val="clear"/>
+            <w:tcMar>
+              <w:top w:type="dxa" w:w="70"/>
+              <w:left w:type="dxa" w:w="100"/>
+              <w:bottom w:type="dxa" w:w="70"/>
+              <w:right w:type="dxa" w:w="100"/>
+            </w:tcMar>
+            <w:vAlign w:val="center"/>
+          </w:tcPr>
+          <w:p>
+            <w:pPr>
+              <w:tabs>
+                <w:tab w:val="left" w:pos="260"/>
+              </w:tabs>
+              <w:spacing w:after="0" w:before="0" w:line="280"/>
+              <w:ind w:left="260" w:hanging="260"/>
+            </w:pPr>
+            <w:r>
+              <w:rPr>
+                <w:b/>
+                <w:bCs/>
+                <w:color w:val="C00000"/>
+                <w:sz w:val="21"/>
+                <w:szCs w:val="21"/>
+              </w:rPr>
+              <w:t xml:space="preserve">→</w:t>
+            </w:r>
+            <w:r>
+              <w:tab/>
+            </w:r>
+            <w:r>
+              <w:rPr>
+                <w:b/>
+                <w:bCs/>
+                <w:sz w:val="21"/>
+                <w:szCs w:val="21"/>
+              </w:rPr>
+              <w:t xml:space="preserve">Security:</w:t>
+            </w:r>
+            <w:r>
+              <w:rPr>
+                <w:sz w:val="21"/>
+                <w:szCs w:val="21"/>
+              </w:rPr>
+              <w:t xml:space="preserve"> open border, Siliguri Corridor, buffer with China</w:t>
+            </w:r>
+          </w:p>
+          <w:p>
+            <w:pPr>
+              <w:tabs>
+                <w:tab w:val="left" w:pos="260"/>
+              </w:tabs>
+              <w:spacing w:after="0" w:before="40" w:line="280"/>
+              <w:ind w:left="260" w:hanging="260"/>
+            </w:pPr>
+            <w:r>
+              <w:rPr>
+                <w:b/>
+                <w:bCs/>
+                <w:color w:val="C00000"/>
+                <w:sz w:val="21"/>
+                <w:szCs w:val="21"/>
+              </w:rPr>
+              <w:t xml:space="preserve">→</w:t>
+            </w:r>
+            <w:r>
+              <w:tab/>
+            </w:r>
+            <w:r>
+              <w:rPr>
+                <w:b/>
+                <w:bCs/>
+                <w:sz w:val="21"/>
+                <w:szCs w:val="21"/>
+              </w:rPr>
+              <w:t xml:space="preserve">Strategic:</w:t>
+            </w:r>
+            <w:r>
+              <w:rPr>
+                <w:sz w:val="21"/>
+                <w:szCs w:val="21"/>
+              </w:rPr>
+              <w:t xml:space="preserve"> counters Chinese influence in the Himalayas</w:t>
+            </w:r>
+          </w:p>
+          <w:p>
+            <w:pPr>
+              <w:tabs>
+                <w:tab w:val="left" w:pos="260"/>
+              </w:tabs>
+              <w:spacing w:after="0" w:before="40" w:line="280"/>
+              <w:ind w:left="260" w:hanging="260"/>
+            </w:pPr>
+            <w:r>
+              <w:rPr>
+                <w:b/>
+                <w:bCs/>
+                <w:color w:val="C00000"/>
+                <w:sz w:val="21"/>
+                <w:szCs w:val="21"/>
+              </w:rPr>
+              <w:t xml:space="preserve">→</w:t>
+            </w:r>
+            <w:r>
+              <w:tab/>
+            </w:r>
+            <w:r>
+              <w:rPr>
+                <w:b/>
+                <w:bCs/>
+                <w:sz w:val="21"/>
+                <w:szCs w:val="21"/>
+              </w:rPr>
+              <w:t xml:space="preserve">Economic:</w:t>
+            </w:r>
+            <w:r>
+              <w:rPr>
+                <w:sz w:val="21"/>
+                <w:szCs w:val="21"/>
+              </w:rPr>
+              <w:t xml:space="preserve"> hydropower, trade, remittances</w:t>
+            </w:r>
+          </w:p>
+          <w:p>
+            <w:pPr>
+              <w:tabs>
+                <w:tab w:val="left" w:pos="260"/>
+              </w:tabs>
+              <w:spacing w:after="0" w:before="40" w:line="280"/>
+              <w:ind w:left="260" w:hanging="260"/>
+            </w:pPr>
+            <w:r>
+              <w:rPr>
+                <w:b/>
+                <w:bCs/>
+                <w:color w:val="C00000"/>
+                <w:sz w:val="21"/>
+                <w:szCs w:val="21"/>
+              </w:rPr>
+              <w:t xml:space="preserve">→</w:t>
+            </w:r>
+            <w:r>
+              <w:tab/>
+            </w:r>
+            <w:r>
+              <w:rPr>
+                <w:b/>
+                <w:bCs/>
+                <w:sz w:val="21"/>
+                <w:szCs w:val="21"/>
+              </w:rPr>
+              <w:t xml:space="preserve">Cultural:</w:t>
+            </w:r>
+            <w:r>
+              <w:rPr>
+                <w:sz w:val="21"/>
+                <w:szCs w:val="21"/>
+              </w:rPr>
+              <w:t xml:space="preserve"> Janakpur–Ayodhya, Lumbini, Pashupatinath</w:t>
+            </w:r>
+          </w:p>
+          <w:p>
+            <w:pPr>
+              <w:tabs>
+                <w:tab w:val="left" w:pos="260"/>
+              </w:tabs>
+              <w:spacing w:after="0" w:before="40" w:line="280"/>
+              <w:ind w:left="260" w:hanging="260"/>
+            </w:pPr>
+            <w:r>
+              <w:rPr>
+                <w:b/>
+                <w:bCs/>
+                <w:color w:val="C00000"/>
+                <w:sz w:val="21"/>
+                <w:szCs w:val="21"/>
+              </w:rPr>
+              <w:t xml:space="preserve">→</w:t>
+            </w:r>
+            <w:r>
+              <w:tab/>
+            </w:r>
+            <w:r>
+              <w:rPr>
+                <w:b/>
+                <w:bCs/>
+                <w:sz w:val="21"/>
+                <w:szCs w:val="21"/>
+              </w:rPr>
+              <w:t xml:space="preserve">Neighbourhood First:</w:t>
+            </w:r>
+            <w:r>
+              <w:rPr>
+                <w:sz w:val="21"/>
+                <w:szCs w:val="21"/>
+              </w:rPr>
+              <w:t xml:space="preserve"> a test case for India's regional diplomacy</w:t>
+            </w:r>
+          </w:p>
+        </w:tc>
+      </w:tr>
+      <w:tr>
+        <w:trPr>
+          <w:cantSplit/>
+        </w:trPr>
+        <w:tc>
+          <w:tcPr>
+            <w:tcW w:type="dxa" w:w="520"/>
+            <w:tcBorders>
+              <w:top w:val="single" w:color="BFBFBF" w:sz="4"/>
+              <w:left w:val="single" w:color="BFBFBF" w:sz="4"/>
+              <w:bottom w:val="single" w:color="BFBFBF" w:sz="4"/>
+              <w:right w:val="single" w:color="BFBFBF" w:sz="4"/>
+            </w:tcBorders>
+            <w:tcMar>
+              <w:top w:type="dxa" w:w="70"/>
+              <w:left w:type="dxa" w:w="100"/>
+              <w:bottom w:type="dxa" w:w="70"/>
+              <w:right w:type="dxa" w:w="100"/>
+            </w:tcMar>
+            <w:vAlign w:val="center"/>
+          </w:tcPr>
+          <w:p>
+            <w:pPr>
+              <w:spacing w:after="0" w:before="0" w:line="300"/>
+              <w:jc w:val="center"/>
+            </w:pPr>
+            <w:r>
+              <w:rPr>
+                <w:color w:val="7F7F7F"/>
+                <w:sz w:val="21"/>
+                <w:szCs w:val="21"/>
+              </w:rPr>
+              <w:t xml:space="preserve">3</w:t>
+            </w:r>
+          </w:p>
+        </w:tc>
+        <w:tc>
+          <w:tcPr>
+            <w:tcW w:type="dxa" w:w="2200"/>
+            <w:tcBorders>
+              <w:top w:val="single" w:color="BFBFBF" w:sz="4"/>
+              <w:left w:val="single" w:color="BFBFBF" w:sz="4"/>
+              <w:bottom w:val="single" w:color="BFBFBF" w:sz="4"/>
+              <w:right w:val="single" w:color="BFBFBF" w:sz="4"/>
+            </w:tcBorders>
+            <w:tcMar>
+              <w:top w:type="dxa" w:w="70"/>
+              <w:left w:type="dxa" w:w="100"/>
+              <w:bottom w:type="dxa" w:w="70"/>
+              <w:right w:type="dxa" w:w="100"/>
+            </w:tcMar>
+            <w:vAlign w:val="center"/>
+          </w:tcPr>
+          <w:p>
+            <w:pPr>
+              <w:spacing w:after="0" w:before="0" w:line="300"/>
+            </w:pPr>
+            <w:r>
+              <w:rPr>
+                <w:b/>
+                <w:bCs/>
+                <w:color w:val="1F3864"/>
+                <w:sz w:val="21"/>
+                <w:szCs w:val="21"/>
+              </w:rPr>
+              <w:t xml:space="preserve">Current status (Sept 2026)</w:t>
+            </w:r>
+          </w:p>
+        </w:tc>
+        <w:tc>
+          <w:tcPr>
+            <w:tcW w:type="dxa" w:w="7986"/>
+            <w:tcBorders>
+              <w:top w:val="single" w:color="BFBFBF" w:sz="4"/>
+              <w:left w:val="single" w:color="BFBFBF" w:sz="4"/>
+              <w:bottom w:val="single" w:color="BFBFBF" w:sz="4"/>
+              <w:right w:val="single" w:color="BFBFBF" w:sz="4"/>
+            </w:tcBorders>
+            <w:tcMar>
+              <w:top w:type="dxa" w:w="70"/>
+              <w:left w:type="dxa" w:w="100"/>
+              <w:bottom w:type="dxa" w:w="70"/>
+              <w:right w:type="dxa" w:w="100"/>
+            </w:tcMar>
+            <w:vAlign w:val="center"/>
+          </w:tcPr>
+          <w:p>
+            <w:pPr>
+              <w:tabs>
+                <w:tab w:val="left" w:pos="260"/>
+              </w:tabs>
+              <w:spacing w:after="0" w:before="0" w:line="280"/>
+              <w:ind w:left="260" w:hanging="260"/>
+            </w:pPr>
+            <w:r>
+              <w:rPr>
+                <w:b/>
+                <w:bCs/>
+                <w:color w:val="C00000"/>
+                <w:sz w:val="21"/>
+                <w:szCs w:val="21"/>
+              </w:rPr>
+              <w:t xml:space="preserve">→</w:t>
+            </w:r>
+            <w:r>
+              <w:tab/>
+            </w:r>
+            <w:r>
+              <w:rPr>
+                <w:b/>
+                <w:bCs/>
+                <w:sz w:val="21"/>
+                <w:szCs w:val="21"/>
+              </w:rPr>
+              <w:t xml:space="preserve">Political change:</w:t>
+            </w:r>
+            <w:r>
+              <w:rPr>
+                <w:sz w:val="21"/>
+                <w:szCs w:val="21"/>
+              </w:rPr>
+              <w:t xml:space="preserve"> Gen Z protests forced PM Oli out; Balendra Shah (RSP) government took office (27 Mar 2026)</w:t>
+            </w:r>
+          </w:p>
+          <w:p>
+            <w:pPr>
+              <w:tabs>
+                <w:tab w:val="left" w:pos="260"/>
+              </w:tabs>
+              <w:spacing w:after="0" w:before="40" w:line="280"/>
+              <w:ind w:left="260" w:hanging="260"/>
+            </w:pPr>
+            <w:r>
+              <w:rPr>
+                <w:b/>
+                <w:bCs/>
+                <w:color w:val="C00000"/>
+                <w:sz w:val="21"/>
+                <w:szCs w:val="21"/>
+              </w:rPr>
+              <w:t xml:space="preserve">→</w:t>
+            </w:r>
+            <w:r>
+              <w:tab/>
+            </w:r>
+            <w:r>
+              <w:rPr>
+                <w:b/>
+                <w:bCs/>
+                <w:sz w:val="21"/>
+                <w:szCs w:val="21"/>
+              </w:rPr>
+              <w:t xml:space="preserve">Lipulekh:</w:t>
+            </w:r>
+            <w:r>
+              <w:rPr>
+                <w:sz w:val="21"/>
+                <w:szCs w:val="21"/>
+              </w:rPr>
+              <w:t xml:space="preserve"> Nepal objected to its use for the Kailash Mansarovar Yatra (3 May 2026); India says it is bilateral, no third-party role; Boundary Working Group doing field work</w:t>
+            </w:r>
+          </w:p>
+          <w:p>
+            <w:pPr>
+              <w:tabs>
+                <w:tab w:val="left" w:pos="260"/>
+              </w:tabs>
+              <w:spacing w:after="0" w:before="40" w:line="280"/>
+              <w:ind w:left="260" w:hanging="260"/>
+            </w:pPr>
+            <w:r>
+              <w:rPr>
+                <w:b/>
+                <w:bCs/>
+                <w:color w:val="C00000"/>
+                <w:sz w:val="21"/>
+                <w:szCs w:val="21"/>
+              </w:rPr>
+              <w:t xml:space="preserve">→</w:t>
+            </w:r>
+            <w:r>
+              <w:tab/>
+            </w:r>
+            <w:r>
+              <w:rPr>
+                <w:b/>
+                <w:bCs/>
+                <w:sz w:val="21"/>
+                <w:szCs w:val="21"/>
+              </w:rPr>
+              <w:t xml:space="preserve">Engagement:</w:t>
+            </w:r>
+            <w:r>
+              <w:rPr>
+                <w:sz w:val="21"/>
+                <w:szCs w:val="21"/>
+              </w:rPr>
+              <w:t xml:space="preserve"> Lamichhane met Modi (3 Jun); FM Shisir Khanal visited India (5–7 Jun); Jaishankar met FM Swarnim Wagle (18 Sep) on economy, energy, connectivity and a "reset"</w:t>
+            </w:r>
+          </w:p>
+          <w:p>
+            <w:pPr>
+              <w:tabs>
+                <w:tab w:val="left" w:pos="260"/>
+              </w:tabs>
+              <w:spacing w:after="0" w:before="40" w:line="280"/>
+              <w:ind w:left="260" w:hanging="260"/>
+            </w:pPr>
+            <w:r>
+              <w:rPr>
+                <w:b/>
+                <w:bCs/>
+                <w:color w:val="C00000"/>
+                <w:sz w:val="21"/>
+                <w:szCs w:val="21"/>
+              </w:rPr>
+              <w:t xml:space="preserve">→</w:t>
+            </w:r>
+            <w:r>
+              <w:tab/>
+            </w:r>
+            <w:r>
+              <w:rPr>
+                <w:b/>
+                <w:bCs/>
+                <w:sz w:val="21"/>
+                <w:szCs w:val="21"/>
+              </w:rPr>
+              <w:t xml:space="preserve">Digital and power:</w:t>
+            </w:r>
+            <w:r>
+              <w:rPr>
+                <w:sz w:val="21"/>
+                <w:szCs w:val="21"/>
+              </w:rPr>
+              <w:t xml:space="preserve"> UPI–NPI remittance link (Jun 2026); Nepal importing 1,154 MW from India</w:t>
+            </w:r>
+          </w:p>
+          <w:p>
+            <w:pPr>
+              <w:tabs>
+                <w:tab w:val="left" w:pos="260"/>
+              </w:tabs>
+              <w:spacing w:after="0" w:before="40" w:line="280"/>
+              <w:ind w:left="260" w:hanging="260"/>
+            </w:pPr>
+            <w:r>
+              <w:rPr>
+                <w:b/>
+                <w:bCs/>
+                <w:color w:val="C00000"/>
+                <w:sz w:val="21"/>
+                <w:szCs w:val="21"/>
+              </w:rPr>
+              <w:t xml:space="preserve">→</w:t>
+            </w:r>
+            <w:r>
+              <w:tab/>
+            </w:r>
+            <w:r>
+              <w:rPr>
+                <w:b/>
+                <w:bCs/>
+                <w:sz w:val="21"/>
+                <w:szCs w:val="21"/>
+              </w:rPr>
+              <w:t xml:space="preserve">Tone:</w:t>
+            </w:r>
+            <w:r>
+              <w:rPr>
+                <w:sz w:val="21"/>
+                <w:szCs w:val="21"/>
+              </w:rPr>
+              <w:t xml:space="preserve"> PM Shah calls ties harmonious and strong (29 Sep 2026)</w:t>
+            </w:r>
+          </w:p>
+        </w:tc>
+      </w:tr>
+      <w:tr>
+        <w:trPr>
+          <w:cantSplit/>
+        </w:trPr>
+        <w:tc>
+          <w:tcPr>
+            <w:tcW w:type="dxa" w:w="520"/>
+            <w:tcBorders>
+              <w:top w:val="single" w:color="BFBFBF" w:sz="4"/>
+              <w:left w:val="single" w:color="BFBFBF" w:sz="4"/>
+              <w:bottom w:val="single" w:color="BFBFBF" w:sz="4"/>
+              <w:right w:val="single" w:color="BFBFBF" w:sz="4"/>
+            </w:tcBorders>
+            <w:shd w:fill="F5F7FB" w:color="auto" w:val="clear"/>
+            <w:tcMar>
+              <w:top w:type="dxa" w:w="70"/>
+              <w:left w:type="dxa" w:w="100"/>
+              <w:bottom w:type="dxa" w:w="70"/>
+              <w:right w:type="dxa" w:w="100"/>
+            </w:tcMar>
+            <w:vAlign w:val="center"/>
+          </w:tcPr>
+          <w:p>
+            <w:pPr>
+              <w:spacing w:after="0" w:before="0" w:line="300"/>
+              <w:jc w:val="center"/>
+            </w:pPr>
+            <w:r>
+              <w:rPr>
+                <w:color w:val="7F7F7F"/>
+                <w:sz w:val="21"/>
+                <w:szCs w:val="21"/>
+              </w:rPr>
+              <w:t xml:space="preserve">4</w:t>
+            </w:r>
+          </w:p>
+        </w:tc>
+        <w:tc>
+          <w:tcPr>
+            <w:tcW w:type="dxa" w:w="2200"/>
+            <w:tcBorders>
+              <w:top w:val="single" w:color="BFBFBF" w:sz="4"/>
+              <w:left w:val="single" w:color="BFBFBF" w:sz="4"/>
+              <w:bottom w:val="single" w:color="BFBFBF" w:sz="4"/>
+              <w:right w:val="single" w:color="BFBFBF" w:sz="4"/>
+            </w:tcBorders>
+            <w:shd w:fill="F5F7FB" w:color="auto" w:val="clear"/>
+            <w:tcMar>
+              <w:top w:type="dxa" w:w="70"/>
+              <w:left w:type="dxa" w:w="100"/>
+              <w:bottom w:type="dxa" w:w="70"/>
+              <w:right w:type="dxa" w:w="100"/>
+            </w:tcMar>
+            <w:vAlign w:val="center"/>
+          </w:tcPr>
+          <w:p>
+            <w:pPr>
+              <w:spacing w:after="0" w:before="0" w:line="300"/>
+            </w:pPr>
+            <w:r>
+              <w:rPr>
+                <w:b/>
+                <w:bCs/>
+                <w:color w:val="1F3864"/>
+                <w:sz w:val="21"/>
+                <w:szCs w:val="21"/>
+              </w:rPr>
+              <w:t xml:space="preserve">Problems</w:t>
+            </w:r>
+          </w:p>
+        </w:tc>
+        <w:tc>
+          <w:tcPr>
+            <w:tcW w:type="dxa" w:w="7986"/>
+            <w:tcBorders>
+              <w:top w:val="single" w:color="BFBFBF" w:sz="4"/>
+              <w:left w:val="single" w:color="BFBFBF" w:sz="4"/>
+              <w:bottom w:val="single" w:color="BFBFBF" w:sz="4"/>
+              <w:right w:val="single" w:color="BFBFBF" w:sz="4"/>
+            </w:tcBorders>
+            <w:shd w:fill="F5F7FB" w:color="auto" w:val="clear"/>
+            <w:tcMar>
+              <w:top w:type="dxa" w:w="70"/>
+              <w:left w:type="dxa" w:w="100"/>
+              <w:bottom w:type="dxa" w:w="70"/>
+              <w:right w:type="dxa" w:w="100"/>
+            </w:tcMar>
+            <w:vAlign w:val="center"/>
+          </w:tcPr>
+          <w:p>
+            <w:pPr>
+              <w:tabs>
+                <w:tab w:val="left" w:pos="260"/>
+              </w:tabs>
+              <w:spacing w:after="0" w:before="0" w:line="280"/>
+              <w:ind w:left="260" w:hanging="260"/>
+            </w:pPr>
+            <w:r>
+              <w:rPr>
+                <w:b/>
+                <w:bCs/>
+                <w:color w:val="C00000"/>
+                <w:sz w:val="21"/>
+                <w:szCs w:val="21"/>
+              </w:rPr>
+              <w:t xml:space="preserve">→</w:t>
+            </w:r>
+            <w:r>
+              <w:tab/>
+            </w:r>
+            <w:r>
+              <w:rPr>
+                <w:sz w:val="21"/>
+                <w:szCs w:val="21"/>
+              </w:rPr>
+              <w:t xml:space="preserve">Kalapani–Lipulekh–Limpiyadhura dispute (Treaty of Sugauli, 1816)</w:t>
+            </w:r>
+          </w:p>
+          <w:p>
+            <w:pPr>
+              <w:tabs>
+                <w:tab w:val="left" w:pos="260"/>
+              </w:tabs>
+              <w:spacing w:after="0" w:before="40" w:line="280"/>
+              <w:ind w:left="260" w:hanging="260"/>
+            </w:pPr>
+            <w:r>
+              <w:rPr>
+                <w:b/>
+                <w:bCs/>
+                <w:color w:val="C00000"/>
+                <w:sz w:val="21"/>
+                <w:szCs w:val="21"/>
+              </w:rPr>
+              <w:t xml:space="preserve">→</w:t>
+            </w:r>
+            <w:r>
+              <w:tab/>
+            </w:r>
+            <w:r>
+              <w:rPr>
+                <w:sz w:val="21"/>
+                <w:szCs w:val="21"/>
+              </w:rPr>
+              <w:t xml:space="preserve">Nepal's demand for "sovereign equality" and a revised 1950 Treaty</w:t>
+            </w:r>
+          </w:p>
+          <w:p>
+            <w:pPr>
+              <w:tabs>
+                <w:tab w:val="left" w:pos="260"/>
+              </w:tabs>
+              <w:spacing w:after="0" w:before="40" w:line="280"/>
+              <w:ind w:left="260" w:hanging="260"/>
+            </w:pPr>
+            <w:r>
+              <w:rPr>
+                <w:b/>
+                <w:bCs/>
+                <w:color w:val="C00000"/>
+                <w:sz w:val="21"/>
+                <w:szCs w:val="21"/>
+              </w:rPr>
+              <w:t xml:space="preserve">→</w:t>
+            </w:r>
+            <w:r>
+              <w:tab/>
+            </w:r>
+            <w:r>
+              <w:rPr>
+                <w:sz w:val="21"/>
+                <w:szCs w:val="21"/>
+              </w:rPr>
+              <w:t xml:space="preserve">Agnipath and Gorkha recruitment friction</w:t>
+            </w:r>
+          </w:p>
+          <w:p>
+            <w:pPr>
+              <w:tabs>
+                <w:tab w:val="left" w:pos="260"/>
+              </w:tabs>
+              <w:spacing w:after="0" w:before="40" w:line="280"/>
+              <w:ind w:left="260" w:hanging="260"/>
+            </w:pPr>
+            <w:r>
+              <w:rPr>
+                <w:b/>
+                <w:bCs/>
+                <w:color w:val="C00000"/>
+                <w:sz w:val="21"/>
+                <w:szCs w:val="21"/>
+              </w:rPr>
+              <w:t xml:space="preserve">→</w:t>
+            </w:r>
+            <w:r>
+              <w:tab/>
+            </w:r>
+            <w:r>
+              <w:rPr>
+                <w:sz w:val="21"/>
+                <w:szCs w:val="21"/>
+              </w:rPr>
+              <w:t xml:space="preserve">China's growing role (BRI, grants, projects)</w:t>
+            </w:r>
+          </w:p>
+          <w:p>
+            <w:pPr>
+              <w:tabs>
+                <w:tab w:val="left" w:pos="260"/>
+              </w:tabs>
+              <w:spacing w:after="0" w:before="40" w:line="280"/>
+              <w:ind w:left="260" w:hanging="260"/>
+            </w:pPr>
+            <w:r>
+              <w:rPr>
+                <w:b/>
+                <w:bCs/>
+                <w:color w:val="C00000"/>
+                <w:sz w:val="21"/>
+                <w:szCs w:val="21"/>
+              </w:rPr>
+              <w:t xml:space="preserve">→</w:t>
+            </w:r>
+            <w:r>
+              <w:tab/>
+            </w:r>
+            <w:r>
+              <w:rPr>
+                <w:sz w:val="21"/>
+                <w:szCs w:val="21"/>
+              </w:rPr>
+              <w:t xml:space="preserve">Anti-India "big brother" narrative in Nepali politics</w:t>
+            </w:r>
+          </w:p>
+          <w:p>
+            <w:pPr>
+              <w:tabs>
+                <w:tab w:val="left" w:pos="260"/>
+              </w:tabs>
+              <w:spacing w:after="0" w:before="40" w:line="280"/>
+              <w:ind w:left="260" w:hanging="260"/>
+            </w:pPr>
+            <w:r>
+              <w:rPr>
+                <w:b/>
+                <w:bCs/>
+                <w:color w:val="C00000"/>
+                <w:sz w:val="21"/>
+                <w:szCs w:val="21"/>
+              </w:rPr>
+              <w:t xml:space="preserve">→</w:t>
+            </w:r>
+            <w:r>
+              <w:tab/>
+            </w:r>
+            <w:r>
+              <w:rPr>
+                <w:b/>
+                <w:bCs/>
+                <w:sz w:val="21"/>
+                <w:szCs w:val="21"/>
+              </w:rPr>
+              <w:t xml:space="preserve">Open-border security:</w:t>
+            </w:r>
+            <w:r>
+              <w:rPr>
+                <w:sz w:val="21"/>
+                <w:szCs w:val="21"/>
+              </w:rPr>
+              <w:t xml:space="preserve"> smuggling, trafficking, fake currency</w:t>
+            </w:r>
+          </w:p>
+          <w:p>
+            <w:pPr>
+              <w:tabs>
+                <w:tab w:val="left" w:pos="260"/>
+              </w:tabs>
+              <w:spacing w:after="0" w:before="40" w:line="280"/>
+              <w:ind w:left="260" w:hanging="260"/>
+            </w:pPr>
+            <w:r>
+              <w:rPr>
+                <w:b/>
+                <w:bCs/>
+                <w:color w:val="C00000"/>
+                <w:sz w:val="21"/>
+                <w:szCs w:val="21"/>
+              </w:rPr>
+              <w:t xml:space="preserve">→</w:t>
+            </w:r>
+            <w:r>
+              <w:tab/>
+            </w:r>
+            <w:r>
+              <w:rPr>
+                <w:b/>
+                <w:bCs/>
+                <w:sz w:val="21"/>
+                <w:szCs w:val="21"/>
+              </w:rPr>
+              <w:t xml:space="preserve">Water:</w:t>
+            </w:r>
+            <w:r>
+              <w:rPr>
+                <w:sz w:val="21"/>
+                <w:szCs w:val="21"/>
+              </w:rPr>
+              <w:t xml:space="preserve"> Kosi floods, hydropower sharing</w:t>
+            </w:r>
+          </w:p>
+          <w:p>
+            <w:pPr>
+              <w:tabs>
+                <w:tab w:val="left" w:pos="260"/>
+              </w:tabs>
+              <w:spacing w:after="0" w:before="40" w:line="280"/>
+              <w:ind w:left="260" w:hanging="260"/>
+            </w:pPr>
+            <w:r>
+              <w:rPr>
+                <w:b/>
+                <w:bCs/>
+                <w:color w:val="C00000"/>
+                <w:sz w:val="21"/>
+                <w:szCs w:val="21"/>
+              </w:rPr>
+              <w:t xml:space="preserve">→</w:t>
+            </w:r>
+            <w:r>
+              <w:tab/>
+            </w:r>
+            <w:r>
+              <w:rPr>
+                <w:sz w:val="21"/>
+                <w:szCs w:val="21"/>
+              </w:rPr>
+              <w:t xml:space="preserve">Political instability in Nepal</w:t>
+            </w:r>
+          </w:p>
+        </w:tc>
+      </w:tr>
+      <w:tr>
+        <w:trPr>
+          <w:cantSplit/>
+        </w:trPr>
+        <w:tc>
+          <w:tcPr>
+            <w:tcW w:type="dxa" w:w="520"/>
+            <w:tcBorders>
+              <w:top w:val="single" w:color="BFBFBF" w:sz="4"/>
+              <w:left w:val="single" w:color="BFBFBF" w:sz="4"/>
+              <w:bottom w:val="single" w:color="BFBFBF" w:sz="4"/>
+              <w:right w:val="single" w:color="BFBFBF" w:sz="4"/>
+            </w:tcBorders>
+            <w:tcMar>
+              <w:top w:type="dxa" w:w="70"/>
+              <w:left w:type="dxa" w:w="100"/>
+              <w:bottom w:type="dxa" w:w="70"/>
+              <w:right w:type="dxa" w:w="100"/>
+            </w:tcMar>
+            <w:vAlign w:val="center"/>
+          </w:tcPr>
+          <w:p>
+            <w:pPr>
+              <w:spacing w:after="0" w:before="0" w:line="300"/>
+              <w:jc w:val="center"/>
+            </w:pPr>
+            <w:r>
+              <w:rPr>
+                <w:color w:val="7F7F7F"/>
+                <w:sz w:val="21"/>
+                <w:szCs w:val="21"/>
+              </w:rPr>
+              <w:t xml:space="preserve">5</w:t>
+            </w:r>
+          </w:p>
+        </w:tc>
+        <w:tc>
+          <w:tcPr>
+            <w:tcW w:type="dxa" w:w="2200"/>
+            <w:tcBorders>
+              <w:top w:val="single" w:color="BFBFBF" w:sz="4"/>
+              <w:left w:val="single" w:color="BFBFBF" w:sz="4"/>
+              <w:bottom w:val="single" w:color="BFBFBF" w:sz="4"/>
+              <w:right w:val="single" w:color="BFBFBF" w:sz="4"/>
+            </w:tcBorders>
+            <w:tcMar>
+              <w:top w:type="dxa" w:w="70"/>
+              <w:left w:type="dxa" w:w="100"/>
+              <w:bottom w:type="dxa" w:w="70"/>
+              <w:right w:type="dxa" w:w="100"/>
+            </w:tcMar>
+            <w:vAlign w:val="center"/>
+          </w:tcPr>
+          <w:p>
+            <w:pPr>
+              <w:spacing w:after="0" w:before="0" w:line="300"/>
+            </w:pPr>
+            <w:r>
+              <w:rPr>
+                <w:b/>
+                <w:bCs/>
+                <w:color w:val="1F3864"/>
+                <w:sz w:val="21"/>
+                <w:szCs w:val="21"/>
+              </w:rPr>
+              <w:t xml:space="preserve">Solutions</w:t>
+            </w:r>
+          </w:p>
+        </w:tc>
+        <w:tc>
+          <w:tcPr>
+            <w:tcW w:type="dxa" w:w="7986"/>
+            <w:tcBorders>
+              <w:top w:val="single" w:color="BFBFBF" w:sz="4"/>
+              <w:left w:val="single" w:color="BFBFBF" w:sz="4"/>
+              <w:bottom w:val="single" w:color="BFBFBF" w:sz="4"/>
+              <w:right w:val="single" w:color="BFBFBF" w:sz="4"/>
+            </w:tcBorders>
+            <w:tcMar>
+              <w:top w:type="dxa" w:w="70"/>
+              <w:left w:type="dxa" w:w="100"/>
+              <w:bottom w:type="dxa" w:w="70"/>
+              <w:right w:type="dxa" w:w="100"/>
+            </w:tcMar>
+            <w:vAlign w:val="center"/>
+          </w:tcPr>
+          <w:p>
+            <w:pPr>
+              <w:tabs>
+                <w:tab w:val="left" w:pos="260"/>
+              </w:tabs>
+              <w:spacing w:after="0" w:before="0" w:line="280"/>
+              <w:ind w:left="260" w:hanging="260"/>
+            </w:pPr>
+            <w:r>
+              <w:rPr>
+                <w:b/>
+                <w:bCs/>
+                <w:color w:val="C00000"/>
+                <w:sz w:val="21"/>
+                <w:szCs w:val="21"/>
+              </w:rPr>
+              <w:t xml:space="preserve">→</w:t>
+            </w:r>
+            <w:r>
+              <w:tab/>
+            </w:r>
+            <w:r>
+              <w:rPr>
+                <w:sz w:val="21"/>
+                <w:szCs w:val="21"/>
+              </w:rPr>
+              <w:t xml:space="preserve">Settle the boundary quietly through the Boundary Working Group, no third party</w:t>
+            </w:r>
+          </w:p>
+          <w:p>
+            <w:pPr>
+              <w:tabs>
+                <w:tab w:val="left" w:pos="260"/>
+              </w:tabs>
+              <w:spacing w:after="0" w:before="40" w:line="280"/>
+              <w:ind w:left="260" w:hanging="260"/>
+            </w:pPr>
+            <w:r>
+              <w:rPr>
+                <w:b/>
+                <w:bCs/>
+                <w:color w:val="C00000"/>
+                <w:sz w:val="21"/>
+                <w:szCs w:val="21"/>
+              </w:rPr>
+              <w:t xml:space="preserve">→</w:t>
+            </w:r>
+            <w:r>
+              <w:tab/>
+            </w:r>
+            <w:r>
+              <w:rPr>
+                <w:sz w:val="21"/>
+                <w:szCs w:val="21"/>
+              </w:rPr>
+              <w:t xml:space="preserve">People-centric diplomacy beyond the political elite</w:t>
+            </w:r>
+          </w:p>
+          <w:p>
+            <w:pPr>
+              <w:tabs>
+                <w:tab w:val="left" w:pos="260"/>
+              </w:tabs>
+              <w:spacing w:after="0" w:before="40" w:line="280"/>
+              <w:ind w:left="260" w:hanging="260"/>
+            </w:pPr>
+            <w:r>
+              <w:rPr>
+                <w:b/>
+                <w:bCs/>
+                <w:color w:val="C00000"/>
+                <w:sz w:val="21"/>
+                <w:szCs w:val="21"/>
+              </w:rPr>
+              <w:t xml:space="preserve">→</w:t>
+            </w:r>
+            <w:r>
+              <w:tab/>
+            </w:r>
+            <w:r>
+              <w:rPr>
+                <w:sz w:val="21"/>
+                <w:szCs w:val="21"/>
+              </w:rPr>
+              <w:t xml:space="preserve">Power trade and hydropower investment (cross-border grids)</w:t>
+            </w:r>
+          </w:p>
+          <w:p>
+            <w:pPr>
+              <w:tabs>
+                <w:tab w:val="left" w:pos="260"/>
+              </w:tabs>
+              <w:spacing w:after="0" w:before="40" w:line="280"/>
+              <w:ind w:left="260" w:hanging="260"/>
+            </w:pPr>
+            <w:r>
+              <w:rPr>
+                <w:b/>
+                <w:bCs/>
+                <w:color w:val="C00000"/>
+                <w:sz w:val="21"/>
+                <w:szCs w:val="21"/>
+              </w:rPr>
+              <w:t xml:space="preserve">→</w:t>
+            </w:r>
+            <w:r>
+              <w:tab/>
+            </w:r>
+            <w:r>
+              <w:rPr>
+                <w:b/>
+                <w:bCs/>
+                <w:sz w:val="21"/>
+                <w:szCs w:val="21"/>
+              </w:rPr>
+              <w:t xml:space="preserve">Connectivity:</w:t>
+            </w:r>
+            <w:r>
+              <w:rPr>
+                <w:sz w:val="21"/>
+                <w:szCs w:val="21"/>
+              </w:rPr>
+              <w:t xml:space="preserve"> rail, roads, integrated check posts, airports</w:t>
+            </w:r>
+          </w:p>
+          <w:p>
+            <w:pPr>
+              <w:tabs>
+                <w:tab w:val="left" w:pos="260"/>
+              </w:tabs>
+              <w:spacing w:after="0" w:before="40" w:line="280"/>
+              <w:ind w:left="260" w:hanging="260"/>
+            </w:pPr>
+            <w:r>
+              <w:rPr>
+                <w:b/>
+                <w:bCs/>
+                <w:color w:val="C00000"/>
+                <w:sz w:val="21"/>
+                <w:szCs w:val="21"/>
+              </w:rPr>
+              <w:t xml:space="preserve">→</w:t>
+            </w:r>
+            <w:r>
+              <w:tab/>
+            </w:r>
+            <w:r>
+              <w:rPr>
+                <w:sz w:val="21"/>
+                <w:szCs w:val="21"/>
+              </w:rPr>
+              <w:t xml:space="preserve">Digital integration (UPI, Bhashini)</w:t>
+            </w:r>
+          </w:p>
+          <w:p>
+            <w:pPr>
+              <w:tabs>
+                <w:tab w:val="left" w:pos="260"/>
+              </w:tabs>
+              <w:spacing w:after="0" w:before="40" w:line="280"/>
+              <w:ind w:left="260" w:hanging="260"/>
+            </w:pPr>
+            <w:r>
+              <w:rPr>
+                <w:b/>
+                <w:bCs/>
+                <w:color w:val="C00000"/>
+                <w:sz w:val="21"/>
+                <w:szCs w:val="21"/>
+              </w:rPr>
+              <w:t xml:space="preserve">→</w:t>
+            </w:r>
+            <w:r>
+              <w:tab/>
+            </w:r>
+            <w:r>
+              <w:rPr>
+                <w:sz w:val="21"/>
+                <w:szCs w:val="21"/>
+              </w:rPr>
+              <w:t xml:space="preserve">Disaster cooperation (Operation Maitri-type relief, flood early warning)</w:t>
+            </w:r>
+          </w:p>
+          <w:p>
+            <w:pPr>
+              <w:tabs>
+                <w:tab w:val="left" w:pos="260"/>
+              </w:tabs>
+              <w:spacing w:after="0" w:before="40" w:line="280"/>
+              <w:ind w:left="260" w:hanging="260"/>
+            </w:pPr>
+            <w:r>
+              <w:rPr>
+                <w:b/>
+                <w:bCs/>
+                <w:color w:val="C00000"/>
+                <w:sz w:val="21"/>
+                <w:szCs w:val="21"/>
+              </w:rPr>
+              <w:t xml:space="preserve">→</w:t>
+            </w:r>
+            <w:r>
+              <w:tab/>
+            </w:r>
+            <w:r>
+              <w:rPr>
+                <w:b/>
+                <w:bCs/>
+                <w:sz w:val="21"/>
+                <w:szCs w:val="21"/>
+              </w:rPr>
+              <w:t xml:space="preserve">Agnipath:</w:t>
+            </w:r>
+            <w:r>
+              <w:rPr>
+                <w:sz w:val="21"/>
+                <w:szCs w:val="21"/>
+              </w:rPr>
+              <w:t xml:space="preserve"> recruitment options for Gorkhas</w:t>
+            </w:r>
+          </w:p>
+          <w:p>
+            <w:pPr>
+              <w:tabs>
+                <w:tab w:val="left" w:pos="260"/>
+              </w:tabs>
+              <w:spacing w:after="0" w:before="40" w:line="280"/>
+              <w:ind w:left="260" w:hanging="260"/>
+            </w:pPr>
+            <w:r>
+              <w:rPr>
+                <w:b/>
+                <w:bCs/>
+                <w:color w:val="C00000"/>
+                <w:sz w:val="21"/>
+                <w:szCs w:val="21"/>
+              </w:rPr>
+              <w:t xml:space="preserve">→</w:t>
+            </w:r>
+            <w:r>
+              <w:tab/>
+            </w:r>
+            <w:r>
+              <w:rPr>
+                <w:sz w:val="21"/>
+                <w:szCs w:val="21"/>
+              </w:rPr>
+              <w:t xml:space="preserve">Respect Nepal's sovereignty, avoid heavy-handedness</w:t>
+            </w:r>
+          </w:p>
+        </w:tc>
+      </w:tr>
+      <w:tr>
+        <w:trPr>
+          <w:cantSplit/>
+        </w:trPr>
+        <w:tc>
+          <w:tcPr>
+            <w:tcW w:type="dxa" w:w="520"/>
+            <w:tcBorders>
+              <w:top w:val="single" w:color="BFBFBF" w:sz="4"/>
+              <w:left w:val="single" w:color="BFBFBF" w:sz="4"/>
+              <w:bottom w:val="single" w:color="BFBFBF" w:sz="4"/>
+              <w:right w:val="single" w:color="BFBFBF" w:sz="4"/>
+            </w:tcBorders>
+            <w:shd w:fill="F5F7FB" w:color="auto" w:val="clear"/>
+            <w:tcMar>
+              <w:top w:type="dxa" w:w="70"/>
+              <w:left w:type="dxa" w:w="100"/>
+              <w:bottom w:type="dxa" w:w="70"/>
+              <w:right w:type="dxa" w:w="100"/>
+            </w:tcMar>
+            <w:vAlign w:val="center"/>
+          </w:tcPr>
+          <w:p>
+            <w:pPr>
+              <w:spacing w:after="0" w:before="0" w:line="300"/>
+              <w:jc w:val="center"/>
+            </w:pPr>
+            <w:r>
+              <w:rPr>
+                <w:color w:val="7F7F7F"/>
+                <w:sz w:val="21"/>
+                <w:szCs w:val="21"/>
+              </w:rPr>
+              <w:t xml:space="preserve">6</w:t>
+            </w:r>
+          </w:p>
+        </w:tc>
+        <w:tc>
+          <w:tcPr>
+            <w:tcW w:type="dxa" w:w="2200"/>
+            <w:tcBorders>
+              <w:top w:val="single" w:color="BFBFBF" w:sz="4"/>
+              <w:left w:val="single" w:color="BFBFBF" w:sz="4"/>
+              <w:bottom w:val="single" w:color="BFBFBF" w:sz="4"/>
+              <w:right w:val="single" w:color="BFBFBF" w:sz="4"/>
+            </w:tcBorders>
+            <w:shd w:fill="F5F7FB" w:color="auto" w:val="clear"/>
+            <w:tcMar>
+              <w:top w:type="dxa" w:w="70"/>
+              <w:left w:type="dxa" w:w="100"/>
+              <w:bottom w:type="dxa" w:w="70"/>
+              <w:right w:type="dxa" w:w="100"/>
+            </w:tcMar>
+            <w:vAlign w:val="center"/>
+          </w:tcPr>
+          <w:p>
+            <w:pPr>
+              <w:spacing w:after="0" w:before="0" w:line="300"/>
+            </w:pPr>
+            <w:r>
+              <w:rPr>
+                <w:b/>
+                <w:bCs/>
+                <w:color w:val="1F3864"/>
+                <w:sz w:val="21"/>
+                <w:szCs w:val="21"/>
+              </w:rPr>
+              <w:t xml:space="preserve">Conclusion</w:t>
+            </w:r>
+          </w:p>
+        </w:tc>
+        <w:tc>
+          <w:tcPr>
+            <w:tcW w:type="dxa" w:w="7986"/>
+            <w:tcBorders>
+              <w:top w:val="single" w:color="BFBFBF" w:sz="4"/>
+              <w:left w:val="single" w:color="BFBFBF" w:sz="4"/>
+              <w:bottom w:val="single" w:color="BFBFBF" w:sz="4"/>
+              <w:right w:val="single" w:color="BFBFBF" w:sz="4"/>
+            </w:tcBorders>
+            <w:shd w:fill="F5F7FB" w:color="auto" w:val="clear"/>
+            <w:tcMar>
+              <w:top w:type="dxa" w:w="70"/>
+              <w:left w:type="dxa" w:w="100"/>
+              <w:bottom w:type="dxa" w:w="70"/>
+              <w:right w:type="dxa" w:w="100"/>
+            </w:tcMar>
+            <w:vAlign w:val="center"/>
+          </w:tcPr>
+          <w:p>
+            <w:pPr>
+              <w:tabs>
+                <w:tab w:val="left" w:pos="260"/>
+              </w:tabs>
+              <w:spacing w:after="0" w:before="0" w:line="280"/>
+              <w:ind w:left="260" w:hanging="260"/>
+            </w:pPr>
+            <w:r>
+              <w:rPr>
+                <w:b/>
+                <w:bCs/>
+                <w:color w:val="C00000"/>
+                <w:sz w:val="21"/>
+                <w:szCs w:val="21"/>
+              </w:rPr>
+              <w:t xml:space="preserve">→</w:t>
+            </w:r>
+            <w:r>
+              <w:tab/>
+            </w:r>
+            <w:r>
+              <w:rPr>
+                <w:sz w:val="21"/>
+                <w:szCs w:val="21"/>
+              </w:rPr>
+              <w:t xml:space="preserve">Ties are civilisational; borders and governments cannot break them</w:t>
+            </w:r>
+          </w:p>
+          <w:p>
+            <w:pPr>
+              <w:tabs>
+                <w:tab w:val="left" w:pos="260"/>
+              </w:tabs>
+              <w:spacing w:after="0" w:before="40" w:line="280"/>
+              <w:ind w:left="260" w:hanging="260"/>
+            </w:pPr>
+            <w:r>
+              <w:rPr>
+                <w:b/>
+                <w:bCs/>
+                <w:color w:val="C00000"/>
+                <w:sz w:val="21"/>
+                <w:szCs w:val="21"/>
+              </w:rPr>
+              <w:t xml:space="preserve">→</w:t>
+            </w:r>
+            <w:r>
+              <w:tab/>
+            </w:r>
+            <w:r>
+              <w:rPr>
+                <w:sz w:val="21"/>
+                <w:szCs w:val="21"/>
+              </w:rPr>
+              <w:t xml:space="preserve">Treat Nepal as an equal partner, not a sphere of influence</w:t>
+            </w:r>
+          </w:p>
+          <w:p>
+            <w:pPr>
+              <w:tabs>
+                <w:tab w:val="left" w:pos="260"/>
+              </w:tabs>
+              <w:spacing w:after="0" w:before="40" w:line="280"/>
+              <w:ind w:left="260" w:hanging="260"/>
+            </w:pPr>
+            <w:r>
+              <w:rPr>
+                <w:b/>
+                <w:bCs/>
+                <w:color w:val="C00000"/>
+                <w:sz w:val="21"/>
+                <w:szCs w:val="21"/>
+              </w:rPr>
+              <w:t xml:space="preserve">→</w:t>
+            </w:r>
+            <w:r>
+              <w:tab/>
+            </w:r>
+            <w:r>
+              <w:rPr>
+                <w:sz w:val="21"/>
+                <w:szCs w:val="21"/>
+              </w:rPr>
+              <w:t xml:space="preserve">Strong India–Nepal ties anchor stability in the Himalayas and the region</w:t>
             </w:r>
           </w:p>
         </w:tc>

--- a/SSB_Lecturettes.docx
+++ b/SSB_Lecturettes.docx
@@ -6933,6 +6933,1799 @@
                 <w:szCs w:val="21"/>
               </w:rPr>
               <w:t xml:space="preserve">Strong India–Nepal ties anchor stability in the Himalayas and the region</w:t>
+            </w:r>
+          </w:p>
+        </w:tc>
+      </w:tr>
+    </w:tbl>
+    <w:p>
+      <w:pPr>
+        <w:pStyle w:val="Heading1"/>
+        <w:pageBreakBefore/>
+        <w:shd w:fill="1F3864" w:color="auto" w:val="clear"/>
+        <w:spacing w:after="160" w:before="0"/>
+        <w:ind w:left="100" w:right="100"/>
+      </w:pPr>
+      <w:r>
+        <w:t xml:space="preserve">Topic 5: India–Bangladesh Relations</w:t>
+      </w:r>
+    </w:p>
+    <w:tbl>
+      <w:tblPr>
+        <w:tblW w:type="dxa" w:w="10706"/>
+        <w:tblBorders>
+          <w:top w:val="single" w:color="auto" w:sz="4"/>
+          <w:left w:val="single" w:color="auto" w:sz="4"/>
+          <w:bottom w:val="single" w:color="auto" w:sz="4"/>
+          <w:right w:val="single" w:color="auto" w:sz="4"/>
+          <w:insideH w:val="single" w:color="auto" w:sz="4"/>
+          <w:insideV w:val="single" w:color="auto" w:sz="4"/>
+        </w:tblBorders>
+      </w:tblPr>
+      <w:tblGrid>
+        <w:gridCol w:w="520"/>
+        <w:gridCol w:w="2200"/>
+        <w:gridCol w:w="7986"/>
+      </w:tblGrid>
+      <w:tr>
+        <w:trPr>
+          <w:tblHeader/>
+        </w:trPr>
+        <w:tc>
+          <w:tcPr>
+            <w:tcW w:type="dxa" w:w="520"/>
+            <w:tcBorders>
+              <w:top w:val="single" w:color="BFBFBF" w:sz="4"/>
+              <w:left w:val="single" w:color="BFBFBF" w:sz="4"/>
+              <w:bottom w:val="single" w:color="BFBFBF" w:sz="4"/>
+              <w:right w:val="single" w:color="BFBFBF" w:sz="4"/>
+            </w:tcBorders>
+            <w:shd w:fill="DCE3F0" w:color="auto" w:val="clear"/>
+            <w:tcMar>
+              <w:top w:type="dxa" w:w="70"/>
+              <w:left w:type="dxa" w:w="100"/>
+              <w:bottom w:type="dxa" w:w="70"/>
+              <w:right w:type="dxa" w:w="100"/>
+            </w:tcMar>
+            <w:vAlign w:val="center"/>
+          </w:tcPr>
+          <w:p>
+            <w:pPr>
+              <w:spacing w:after="0" w:before="0" w:line="300"/>
+              <w:jc w:val="center"/>
+            </w:pPr>
+            <w:r>
+              <w:rPr>
+                <w:b/>
+                <w:bCs/>
+                <w:sz w:val="21"/>
+                <w:szCs w:val="21"/>
+              </w:rPr>
+              <w:t xml:space="preserve">#</w:t>
+            </w:r>
+          </w:p>
+        </w:tc>
+        <w:tc>
+          <w:tcPr>
+            <w:tcW w:type="dxa" w:w="2200"/>
+            <w:tcBorders>
+              <w:top w:val="single" w:color="BFBFBF" w:sz="4"/>
+              <w:left w:val="single" w:color="BFBFBF" w:sz="4"/>
+              <w:bottom w:val="single" w:color="BFBFBF" w:sz="4"/>
+              <w:right w:val="single" w:color="BFBFBF" w:sz="4"/>
+            </w:tcBorders>
+            <w:shd w:fill="DCE3F0" w:color="auto" w:val="clear"/>
+            <w:tcMar>
+              <w:top w:type="dxa" w:w="70"/>
+              <w:left w:type="dxa" w:w="100"/>
+              <w:bottom w:type="dxa" w:w="70"/>
+              <w:right w:type="dxa" w:w="100"/>
+            </w:tcMar>
+            <w:vAlign w:val="center"/>
+          </w:tcPr>
+          <w:p>
+            <w:pPr>
+              <w:spacing w:after="0" w:before="0" w:line="300"/>
+            </w:pPr>
+            <w:r>
+              <w:rPr>
+                <w:b/>
+                <w:bCs/>
+                <w:sz w:val="21"/>
+                <w:szCs w:val="21"/>
+              </w:rPr>
+              <w:t xml:space="preserve">Stage</w:t>
+            </w:r>
+          </w:p>
+        </w:tc>
+        <w:tc>
+          <w:tcPr>
+            <w:tcW w:type="dxa" w:w="7986"/>
+            <w:tcBorders>
+              <w:top w:val="single" w:color="BFBFBF" w:sz="4"/>
+              <w:left w:val="single" w:color="BFBFBF" w:sz="4"/>
+              <w:bottom w:val="single" w:color="BFBFBF" w:sz="4"/>
+              <w:right w:val="single" w:color="BFBFBF" w:sz="4"/>
+            </w:tcBorders>
+            <w:shd w:fill="DCE3F0" w:color="auto" w:val="clear"/>
+            <w:tcMar>
+              <w:top w:type="dxa" w:w="70"/>
+              <w:left w:type="dxa" w:w="100"/>
+              <w:bottom w:type="dxa" w:w="70"/>
+              <w:right w:type="dxa" w:w="100"/>
+            </w:tcMar>
+            <w:vAlign w:val="center"/>
+          </w:tcPr>
+          <w:p>
+            <w:pPr>
+              <w:spacing w:after="0" w:before="0" w:line="300"/>
+            </w:pPr>
+            <w:r>
+              <w:rPr>
+                <w:b/>
+                <w:bCs/>
+                <w:sz w:val="21"/>
+                <w:szCs w:val="21"/>
+              </w:rPr>
+              <w:t xml:space="preserve">Flow</w:t>
+            </w:r>
+          </w:p>
+        </w:tc>
+      </w:tr>
+      <w:tr>
+        <w:trPr>
+          <w:cantSplit/>
+        </w:trPr>
+        <w:tc>
+          <w:tcPr>
+            <w:tcW w:type="dxa" w:w="520"/>
+            <w:tcBorders>
+              <w:top w:val="single" w:color="BFBFBF" w:sz="4"/>
+              <w:left w:val="single" w:color="BFBFBF" w:sz="4"/>
+              <w:bottom w:val="single" w:color="BFBFBF" w:sz="4"/>
+              <w:right w:val="single" w:color="BFBFBF" w:sz="4"/>
+            </w:tcBorders>
+            <w:tcMar>
+              <w:top w:type="dxa" w:w="70"/>
+              <w:left w:type="dxa" w:w="100"/>
+              <w:bottom w:type="dxa" w:w="70"/>
+              <w:right w:type="dxa" w:w="100"/>
+            </w:tcMar>
+            <w:vAlign w:val="center"/>
+          </w:tcPr>
+          <w:p>
+            <w:pPr>
+              <w:spacing w:after="0" w:before="0" w:line="300"/>
+              <w:jc w:val="center"/>
+            </w:pPr>
+            <w:r>
+              <w:rPr>
+                <w:color w:val="7F7F7F"/>
+                <w:sz w:val="21"/>
+                <w:szCs w:val="21"/>
+              </w:rPr>
+              <w:t xml:space="preserve">1</w:t>
+            </w:r>
+          </w:p>
+        </w:tc>
+        <w:tc>
+          <w:tcPr>
+            <w:tcW w:type="dxa" w:w="2200"/>
+            <w:tcBorders>
+              <w:top w:val="single" w:color="BFBFBF" w:sz="4"/>
+              <w:left w:val="single" w:color="BFBFBF" w:sz="4"/>
+              <w:bottom w:val="single" w:color="BFBFBF" w:sz="4"/>
+              <w:right w:val="single" w:color="BFBFBF" w:sz="4"/>
+            </w:tcBorders>
+            <w:tcMar>
+              <w:top w:type="dxa" w:w="70"/>
+              <w:left w:type="dxa" w:w="100"/>
+              <w:bottom w:type="dxa" w:w="70"/>
+              <w:right w:type="dxa" w:w="100"/>
+            </w:tcMar>
+            <w:vAlign w:val="center"/>
+          </w:tcPr>
+          <w:p>
+            <w:pPr>
+              <w:spacing w:after="0" w:before="0" w:line="300"/>
+            </w:pPr>
+            <w:r>
+              <w:rPr>
+                <w:b/>
+                <w:bCs/>
+                <w:color w:val="1F3864"/>
+                <w:sz w:val="21"/>
+                <w:szCs w:val="21"/>
+              </w:rPr>
+              <w:t xml:space="preserve">What is it</w:t>
+            </w:r>
+          </w:p>
+        </w:tc>
+        <w:tc>
+          <w:tcPr>
+            <w:tcW w:type="dxa" w:w="7986"/>
+            <w:tcBorders>
+              <w:top w:val="single" w:color="BFBFBF" w:sz="4"/>
+              <w:left w:val="single" w:color="BFBFBF" w:sz="4"/>
+              <w:bottom w:val="single" w:color="BFBFBF" w:sz="4"/>
+              <w:right w:val="single" w:color="BFBFBF" w:sz="4"/>
+            </w:tcBorders>
+            <w:tcMar>
+              <w:top w:type="dxa" w:w="70"/>
+              <w:left w:type="dxa" w:w="100"/>
+              <w:bottom w:type="dxa" w:w="70"/>
+              <w:right w:type="dxa" w:w="100"/>
+            </w:tcMar>
+            <w:vAlign w:val="center"/>
+          </w:tcPr>
+          <w:p>
+            <w:pPr>
+              <w:tabs>
+                <w:tab w:val="left" w:pos="260"/>
+              </w:tabs>
+              <w:spacing w:after="0" w:before="0" w:line="280"/>
+              <w:ind w:left="260" w:hanging="260"/>
+            </w:pPr>
+            <w:r>
+              <w:rPr>
+                <w:b/>
+                <w:bCs/>
+                <w:color w:val="C00000"/>
+                <w:sz w:val="21"/>
+                <w:szCs w:val="21"/>
+              </w:rPr>
+              <w:t xml:space="preserve">→</w:t>
+            </w:r>
+            <w:r>
+              <w:tab/>
+            </w:r>
+            <w:r>
+              <w:rPr>
+                <w:sz w:val="21"/>
+                <w:szCs w:val="21"/>
+              </w:rPr>
+              <w:t xml:space="preserve">India's closest eastern neighbour; 4,096 km border, India's longest with any neighbour</w:t>
+            </w:r>
+          </w:p>
+          <w:p>
+            <w:pPr>
+              <w:tabs>
+                <w:tab w:val="left" w:pos="260"/>
+              </w:tabs>
+              <w:spacing w:after="0" w:before="40" w:line="280"/>
+              <w:ind w:left="260" w:hanging="260"/>
+            </w:pPr>
+            <w:r>
+              <w:rPr>
+                <w:b/>
+                <w:bCs/>
+                <w:color w:val="C00000"/>
+                <w:sz w:val="21"/>
+                <w:szCs w:val="21"/>
+              </w:rPr>
+              <w:t xml:space="preserve">→</w:t>
+            </w:r>
+            <w:r>
+              <w:tab/>
+            </w:r>
+            <w:r>
+              <w:rPr>
+                <w:sz w:val="21"/>
+                <w:szCs w:val="21"/>
+              </w:rPr>
+              <w:t xml:space="preserve">Born of India's role in the 1971 Liberation War</w:t>
+            </w:r>
+          </w:p>
+          <w:p>
+            <w:pPr>
+              <w:tabs>
+                <w:tab w:val="left" w:pos="260"/>
+              </w:tabs>
+              <w:spacing w:after="0" w:before="40" w:line="280"/>
+              <w:ind w:left="260" w:hanging="260"/>
+            </w:pPr>
+            <w:r>
+              <w:rPr>
+                <w:b/>
+                <w:bCs/>
+                <w:color w:val="C00000"/>
+                <w:sz w:val="21"/>
+                <w:szCs w:val="21"/>
+              </w:rPr>
+              <w:t xml:space="preserve">→</w:t>
+            </w:r>
+            <w:r>
+              <w:tab/>
+            </w:r>
+            <w:r>
+              <w:rPr>
+                <w:sz w:val="21"/>
+                <w:szCs w:val="21"/>
+              </w:rPr>
+              <w:t xml:space="preserve">Shared language, culture and 54 common rivers</w:t>
+            </w:r>
+          </w:p>
+          <w:p>
+            <w:pPr>
+              <w:tabs>
+                <w:tab w:val="left" w:pos="260"/>
+              </w:tabs>
+              <w:spacing w:after="0" w:before="40" w:line="280"/>
+              <w:ind w:left="260" w:hanging="260"/>
+            </w:pPr>
+            <w:r>
+              <w:rPr>
+                <w:b/>
+                <w:bCs/>
+                <w:color w:val="C00000"/>
+                <w:sz w:val="21"/>
+                <w:szCs w:val="21"/>
+              </w:rPr>
+              <w:t xml:space="preserve">→</w:t>
+            </w:r>
+            <w:r>
+              <w:tab/>
+            </w:r>
+            <w:r>
+              <w:rPr>
+                <w:sz w:val="21"/>
+                <w:szCs w:val="21"/>
+              </w:rPr>
+              <w:t xml:space="preserve">Partners in BIMSTEC, BBIN and Act East</w:t>
+            </w:r>
+          </w:p>
+        </w:tc>
+      </w:tr>
+      <w:tr>
+        <w:trPr>
+          <w:cantSplit/>
+        </w:trPr>
+        <w:tc>
+          <w:tcPr>
+            <w:tcW w:type="dxa" w:w="520"/>
+            <w:tcBorders>
+              <w:top w:val="single" w:color="BFBFBF" w:sz="4"/>
+              <w:left w:val="single" w:color="BFBFBF" w:sz="4"/>
+              <w:bottom w:val="single" w:color="BFBFBF" w:sz="4"/>
+              <w:right w:val="single" w:color="BFBFBF" w:sz="4"/>
+            </w:tcBorders>
+            <w:shd w:fill="F5F7FB" w:color="auto" w:val="clear"/>
+            <w:tcMar>
+              <w:top w:type="dxa" w:w="70"/>
+              <w:left w:type="dxa" w:w="100"/>
+              <w:bottom w:type="dxa" w:w="70"/>
+              <w:right w:type="dxa" w:w="100"/>
+            </w:tcMar>
+            <w:vAlign w:val="center"/>
+          </w:tcPr>
+          <w:p>
+            <w:pPr>
+              <w:spacing w:after="0" w:before="0" w:line="300"/>
+              <w:jc w:val="center"/>
+            </w:pPr>
+            <w:r>
+              <w:rPr>
+                <w:color w:val="7F7F7F"/>
+                <w:sz w:val="21"/>
+                <w:szCs w:val="21"/>
+              </w:rPr>
+              <w:t xml:space="preserve">2</w:t>
+            </w:r>
+          </w:p>
+        </w:tc>
+        <w:tc>
+          <w:tcPr>
+            <w:tcW w:type="dxa" w:w="2200"/>
+            <w:tcBorders>
+              <w:top w:val="single" w:color="BFBFBF" w:sz="4"/>
+              <w:left w:val="single" w:color="BFBFBF" w:sz="4"/>
+              <w:bottom w:val="single" w:color="BFBFBF" w:sz="4"/>
+              <w:right w:val="single" w:color="BFBFBF" w:sz="4"/>
+            </w:tcBorders>
+            <w:shd w:fill="F5F7FB" w:color="auto" w:val="clear"/>
+            <w:tcMar>
+              <w:top w:type="dxa" w:w="70"/>
+              <w:left w:type="dxa" w:w="100"/>
+              <w:bottom w:type="dxa" w:w="70"/>
+              <w:right w:type="dxa" w:w="100"/>
+            </w:tcMar>
+            <w:vAlign w:val="center"/>
+          </w:tcPr>
+          <w:p>
+            <w:pPr>
+              <w:spacing w:after="0" w:before="0" w:line="300"/>
+            </w:pPr>
+            <w:r>
+              <w:rPr>
+                <w:b/>
+                <w:bCs/>
+                <w:color w:val="1F3864"/>
+                <w:sz w:val="21"/>
+                <w:szCs w:val="21"/>
+              </w:rPr>
+              <w:t xml:space="preserve">Why it matters</w:t>
+            </w:r>
+          </w:p>
+        </w:tc>
+        <w:tc>
+          <w:tcPr>
+            <w:tcW w:type="dxa" w:w="7986"/>
+            <w:tcBorders>
+              <w:top w:val="single" w:color="BFBFBF" w:sz="4"/>
+              <w:left w:val="single" w:color="BFBFBF" w:sz="4"/>
+              <w:bottom w:val="single" w:color="BFBFBF" w:sz="4"/>
+              <w:right w:val="single" w:color="BFBFBF" w:sz="4"/>
+            </w:tcBorders>
+            <w:shd w:fill="F5F7FB" w:color="auto" w:val="clear"/>
+            <w:tcMar>
+              <w:top w:type="dxa" w:w="70"/>
+              <w:left w:type="dxa" w:w="100"/>
+              <w:bottom w:type="dxa" w:w="70"/>
+              <w:right w:type="dxa" w:w="100"/>
+            </w:tcMar>
+            <w:vAlign w:val="center"/>
+          </w:tcPr>
+          <w:p>
+            <w:pPr>
+              <w:tabs>
+                <w:tab w:val="left" w:pos="260"/>
+              </w:tabs>
+              <w:spacing w:after="0" w:before="0" w:line="280"/>
+              <w:ind w:left="260" w:hanging="260"/>
+            </w:pPr>
+            <w:r>
+              <w:rPr>
+                <w:b/>
+                <w:bCs/>
+                <w:color w:val="C00000"/>
+                <w:sz w:val="21"/>
+                <w:szCs w:val="21"/>
+              </w:rPr>
+              <w:t xml:space="preserve">→</w:t>
+            </w:r>
+            <w:r>
+              <w:tab/>
+            </w:r>
+            <w:r>
+              <w:rPr>
+                <w:b/>
+                <w:bCs/>
+                <w:sz w:val="21"/>
+                <w:szCs w:val="21"/>
+              </w:rPr>
+              <w:t xml:space="preserve">Security:</w:t>
+            </w:r>
+            <w:r>
+              <w:rPr>
+                <w:sz w:val="21"/>
+                <w:szCs w:val="21"/>
+              </w:rPr>
+              <w:t xml:space="preserve"> Northeast insurgency, cross-border terror, illegal migration</w:t>
+            </w:r>
+          </w:p>
+          <w:p>
+            <w:pPr>
+              <w:tabs>
+                <w:tab w:val="left" w:pos="260"/>
+              </w:tabs>
+              <w:spacing w:after="0" w:before="40" w:line="280"/>
+              <w:ind w:left="260" w:hanging="260"/>
+            </w:pPr>
+            <w:r>
+              <w:rPr>
+                <w:b/>
+                <w:bCs/>
+                <w:color w:val="C00000"/>
+                <w:sz w:val="21"/>
+                <w:szCs w:val="21"/>
+              </w:rPr>
+              <w:t xml:space="preserve">→</w:t>
+            </w:r>
+            <w:r>
+              <w:tab/>
+            </w:r>
+            <w:r>
+              <w:rPr>
+                <w:b/>
+                <w:bCs/>
+                <w:sz w:val="21"/>
+                <w:szCs w:val="21"/>
+              </w:rPr>
+              <w:t xml:space="preserve">Strategic:</w:t>
+            </w:r>
+            <w:r>
+              <w:rPr>
+                <w:sz w:val="21"/>
+                <w:szCs w:val="21"/>
+              </w:rPr>
+              <w:t xml:space="preserve"> Bay of Bengal, Siliguri Corridor, China's presence in Dhaka</w:t>
+            </w:r>
+          </w:p>
+          <w:p>
+            <w:pPr>
+              <w:tabs>
+                <w:tab w:val="left" w:pos="260"/>
+              </w:tabs>
+              <w:spacing w:after="0" w:before="40" w:line="280"/>
+              <w:ind w:left="260" w:hanging="260"/>
+            </w:pPr>
+            <w:r>
+              <w:rPr>
+                <w:b/>
+                <w:bCs/>
+                <w:color w:val="C00000"/>
+                <w:sz w:val="21"/>
+                <w:szCs w:val="21"/>
+              </w:rPr>
+              <w:t xml:space="preserve">→</w:t>
+            </w:r>
+            <w:r>
+              <w:tab/>
+            </w:r>
+            <w:r>
+              <w:rPr>
+                <w:b/>
+                <w:bCs/>
+                <w:sz w:val="21"/>
+                <w:szCs w:val="21"/>
+              </w:rPr>
+              <w:t xml:space="preserve">Economic:</w:t>
+            </w:r>
+            <w:r>
+              <w:rPr>
+                <w:sz w:val="21"/>
+                <w:szCs w:val="21"/>
+              </w:rPr>
+              <w:t xml:space="preserve"> India's largest trade partner in South Asia; transit route to the Northeast</w:t>
+            </w:r>
+          </w:p>
+          <w:p>
+            <w:pPr>
+              <w:tabs>
+                <w:tab w:val="left" w:pos="260"/>
+              </w:tabs>
+              <w:spacing w:after="0" w:before="40" w:line="280"/>
+              <w:ind w:left="260" w:hanging="260"/>
+            </w:pPr>
+            <w:r>
+              <w:rPr>
+                <w:b/>
+                <w:bCs/>
+                <w:color w:val="C00000"/>
+                <w:sz w:val="21"/>
+                <w:szCs w:val="21"/>
+              </w:rPr>
+              <w:t xml:space="preserve">→</w:t>
+            </w:r>
+            <w:r>
+              <w:tab/>
+            </w:r>
+            <w:r>
+              <w:rPr>
+                <w:b/>
+                <w:bCs/>
+                <w:sz w:val="21"/>
+                <w:szCs w:val="21"/>
+              </w:rPr>
+              <w:t xml:space="preserve">Water:</w:t>
+            </w:r>
+            <w:r>
+              <w:rPr>
+                <w:sz w:val="21"/>
+                <w:szCs w:val="21"/>
+              </w:rPr>
+              <w:t xml:space="preserve"> Ganga and Teesta</w:t>
+            </w:r>
+          </w:p>
+          <w:p>
+            <w:pPr>
+              <w:tabs>
+                <w:tab w:val="left" w:pos="260"/>
+              </w:tabs>
+              <w:spacing w:after="0" w:before="40" w:line="280"/>
+              <w:ind w:left="260" w:hanging="260"/>
+            </w:pPr>
+            <w:r>
+              <w:rPr>
+                <w:b/>
+                <w:bCs/>
+                <w:color w:val="C00000"/>
+                <w:sz w:val="21"/>
+                <w:szCs w:val="21"/>
+              </w:rPr>
+              <w:t xml:space="preserve">→</w:t>
+            </w:r>
+            <w:r>
+              <w:tab/>
+            </w:r>
+            <w:r>
+              <w:rPr>
+                <w:b/>
+                <w:bCs/>
+                <w:sz w:val="21"/>
+                <w:szCs w:val="21"/>
+              </w:rPr>
+              <w:t xml:space="preserve">Connectivity:</w:t>
+            </w:r>
+            <w:r>
+              <w:rPr>
+                <w:sz w:val="21"/>
+                <w:szCs w:val="21"/>
+              </w:rPr>
+              <w:t xml:space="preserve"> rail, roads, power grid, Chittagong and Mongla ports</w:t>
+            </w:r>
+          </w:p>
+        </w:tc>
+      </w:tr>
+      <w:tr>
+        <w:trPr>
+          <w:cantSplit/>
+        </w:trPr>
+        <w:tc>
+          <w:tcPr>
+            <w:tcW w:type="dxa" w:w="520"/>
+            <w:tcBorders>
+              <w:top w:val="single" w:color="BFBFBF" w:sz="4"/>
+              <w:left w:val="single" w:color="BFBFBF" w:sz="4"/>
+              <w:bottom w:val="single" w:color="BFBFBF" w:sz="4"/>
+              <w:right w:val="single" w:color="BFBFBF" w:sz="4"/>
+            </w:tcBorders>
+            <w:tcMar>
+              <w:top w:type="dxa" w:w="70"/>
+              <w:left w:type="dxa" w:w="100"/>
+              <w:bottom w:type="dxa" w:w="70"/>
+              <w:right w:type="dxa" w:w="100"/>
+            </w:tcMar>
+            <w:vAlign w:val="center"/>
+          </w:tcPr>
+          <w:p>
+            <w:pPr>
+              <w:spacing w:after="0" w:before="0" w:line="300"/>
+              <w:jc w:val="center"/>
+            </w:pPr>
+            <w:r>
+              <w:rPr>
+                <w:color w:val="7F7F7F"/>
+                <w:sz w:val="21"/>
+                <w:szCs w:val="21"/>
+              </w:rPr>
+              <w:t xml:space="preserve">3</w:t>
+            </w:r>
+          </w:p>
+        </w:tc>
+        <w:tc>
+          <w:tcPr>
+            <w:tcW w:type="dxa" w:w="2200"/>
+            <w:tcBorders>
+              <w:top w:val="single" w:color="BFBFBF" w:sz="4"/>
+              <w:left w:val="single" w:color="BFBFBF" w:sz="4"/>
+              <w:bottom w:val="single" w:color="BFBFBF" w:sz="4"/>
+              <w:right w:val="single" w:color="BFBFBF" w:sz="4"/>
+            </w:tcBorders>
+            <w:tcMar>
+              <w:top w:type="dxa" w:w="70"/>
+              <w:left w:type="dxa" w:w="100"/>
+              <w:bottom w:type="dxa" w:w="70"/>
+              <w:right w:type="dxa" w:w="100"/>
+            </w:tcMar>
+            <w:vAlign w:val="center"/>
+          </w:tcPr>
+          <w:p>
+            <w:pPr>
+              <w:spacing w:after="0" w:before="0" w:line="300"/>
+            </w:pPr>
+            <w:r>
+              <w:rPr>
+                <w:b/>
+                <w:bCs/>
+                <w:color w:val="1F3864"/>
+                <w:sz w:val="21"/>
+                <w:szCs w:val="21"/>
+              </w:rPr>
+              <w:t xml:space="preserve">Current status (Sept 2026)</w:t>
+            </w:r>
+          </w:p>
+        </w:tc>
+        <w:tc>
+          <w:tcPr>
+            <w:tcW w:type="dxa" w:w="7986"/>
+            <w:tcBorders>
+              <w:top w:val="single" w:color="BFBFBF" w:sz="4"/>
+              <w:left w:val="single" w:color="BFBFBF" w:sz="4"/>
+              <w:bottom w:val="single" w:color="BFBFBF" w:sz="4"/>
+              <w:right w:val="single" w:color="BFBFBF" w:sz="4"/>
+            </w:tcBorders>
+            <w:tcMar>
+              <w:top w:type="dxa" w:w="70"/>
+              <w:left w:type="dxa" w:w="100"/>
+              <w:bottom w:type="dxa" w:w="70"/>
+              <w:right w:type="dxa" w:w="100"/>
+            </w:tcMar>
+            <w:vAlign w:val="center"/>
+          </w:tcPr>
+          <w:p>
+            <w:pPr>
+              <w:tabs>
+                <w:tab w:val="left" w:pos="260"/>
+              </w:tabs>
+              <w:spacing w:after="0" w:before="0" w:line="280"/>
+              <w:ind w:left="260" w:hanging="260"/>
+            </w:pPr>
+            <w:r>
+              <w:rPr>
+                <w:b/>
+                <w:bCs/>
+                <w:color w:val="C00000"/>
+                <w:sz w:val="21"/>
+                <w:szCs w:val="21"/>
+              </w:rPr>
+              <w:t xml:space="preserve">→</w:t>
+            </w:r>
+            <w:r>
+              <w:tab/>
+            </w:r>
+            <w:r>
+              <w:rPr>
+                <w:b/>
+                <w:bCs/>
+                <w:sz w:val="21"/>
+                <w:szCs w:val="21"/>
+              </w:rPr>
+              <w:t xml:space="preserve">Political change:</w:t>
+            </w:r>
+            <w:r>
+              <w:rPr>
+                <w:sz w:val="21"/>
+                <w:szCs w:val="21"/>
+              </w:rPr>
+              <w:t xml:space="preserve"> Hasina ousted (Aug 2024); elected BNP government under PM Tarique Rahman</w:t>
+            </w:r>
+          </w:p>
+          <w:p>
+            <w:pPr>
+              <w:tabs>
+                <w:tab w:val="left" w:pos="260"/>
+              </w:tabs>
+              <w:spacing w:after="0" w:before="40" w:line="280"/>
+              <w:ind w:left="260" w:hanging="260"/>
+            </w:pPr>
+            <w:r>
+              <w:rPr>
+                <w:b/>
+                <w:bCs/>
+                <w:color w:val="C00000"/>
+                <w:sz w:val="21"/>
+                <w:szCs w:val="21"/>
+              </w:rPr>
+              <w:t xml:space="preserve">→</w:t>
+            </w:r>
+            <w:r>
+              <w:tab/>
+            </w:r>
+            <w:r>
+              <w:rPr>
+                <w:b/>
+                <w:bCs/>
+                <w:sz w:val="21"/>
+                <w:szCs w:val="21"/>
+              </w:rPr>
+              <w:t xml:space="preserve">Hasina question:</w:t>
+            </w:r>
+            <w:r>
+              <w:rPr>
+                <w:sz w:val="21"/>
+                <w:szCs w:val="21"/>
+              </w:rPr>
+              <w:t xml:space="preserve"> in exile in India, sentenced to death in absentia; Dhaka demands extradition; India says the request is being examined under law</w:t>
+            </w:r>
+          </w:p>
+          <w:p>
+            <w:pPr>
+              <w:tabs>
+                <w:tab w:val="left" w:pos="260"/>
+              </w:tabs>
+              <w:spacing w:after="0" w:before="40" w:line="280"/>
+              <w:ind w:left="260" w:hanging="260"/>
+            </w:pPr>
+            <w:r>
+              <w:rPr>
+                <w:b/>
+                <w:bCs/>
+                <w:color w:val="C00000"/>
+                <w:sz w:val="21"/>
+                <w:szCs w:val="21"/>
+              </w:rPr>
+              <w:t xml:space="preserve">→</w:t>
+            </w:r>
+            <w:r>
+              <w:tab/>
+            </w:r>
+            <w:r>
+              <w:rPr>
+                <w:b/>
+                <w:bCs/>
+                <w:sz w:val="21"/>
+                <w:szCs w:val="21"/>
+              </w:rPr>
+              <w:t xml:space="preserve">Visits:</w:t>
+            </w:r>
+            <w:r>
+              <w:rPr>
+                <w:sz w:val="21"/>
+                <w:szCs w:val="21"/>
+              </w:rPr>
+              <w:t xml:space="preserve"> Rahman yet to visit India; Aug visit fell through, skipped BRICS in New Delhi; talks on a Nov 2026 visit resumed (trade, Ganga treaty on agenda)</w:t>
+            </w:r>
+          </w:p>
+          <w:p>
+            <w:pPr>
+              <w:tabs>
+                <w:tab w:val="left" w:pos="260"/>
+              </w:tabs>
+              <w:spacing w:after="0" w:before="40" w:line="280"/>
+              <w:ind w:left="260" w:hanging="260"/>
+            </w:pPr>
+            <w:r>
+              <w:rPr>
+                <w:b/>
+                <w:bCs/>
+                <w:color w:val="C00000"/>
+                <w:sz w:val="21"/>
+                <w:szCs w:val="21"/>
+              </w:rPr>
+              <w:t xml:space="preserve">→</w:t>
+            </w:r>
+            <w:r>
+              <w:tab/>
+            </w:r>
+            <w:r>
+              <w:rPr>
+                <w:b/>
+                <w:bCs/>
+                <w:sz w:val="21"/>
+                <w:szCs w:val="21"/>
+              </w:rPr>
+              <w:t xml:space="preserve">Tone:</w:t>
+            </w:r>
+            <w:r>
+              <w:rPr>
+                <w:sz w:val="21"/>
+                <w:szCs w:val="21"/>
+              </w:rPr>
+              <w:t xml:space="preserve"> MEA wants "positive, constructive and forward-looking" ties (22 Sep); Dhaka wants a "reset", calls India "just another country" (13 Sep)</w:t>
+            </w:r>
+          </w:p>
+          <w:p>
+            <w:pPr>
+              <w:tabs>
+                <w:tab w:val="left" w:pos="260"/>
+              </w:tabs>
+              <w:spacing w:after="0" w:before="40" w:line="280"/>
+              <w:ind w:left="260" w:hanging="260"/>
+            </w:pPr>
+            <w:r>
+              <w:rPr>
+                <w:b/>
+                <w:bCs/>
+                <w:color w:val="C00000"/>
+                <w:sz w:val="21"/>
+                <w:szCs w:val="21"/>
+              </w:rPr>
+              <w:t xml:space="preserve">→</w:t>
+            </w:r>
+            <w:r>
+              <w:tab/>
+            </w:r>
+            <w:r>
+              <w:rPr>
+                <w:b/>
+                <w:bCs/>
+                <w:sz w:val="21"/>
+                <w:szCs w:val="21"/>
+              </w:rPr>
+              <w:t xml:space="preserve">Water:</w:t>
+            </w:r>
+            <w:r>
+              <w:rPr>
+                <w:sz w:val="21"/>
+                <w:szCs w:val="21"/>
+              </w:rPr>
+              <w:t xml:space="preserve"> 1996 Ganga Water Treaty expires Dec 2026; Teesta still unresolved</w:t>
+            </w:r>
+          </w:p>
+          <w:p>
+            <w:pPr>
+              <w:tabs>
+                <w:tab w:val="left" w:pos="260"/>
+              </w:tabs>
+              <w:spacing w:after="0" w:before="40" w:line="280"/>
+              <w:ind w:left="260" w:hanging="260"/>
+            </w:pPr>
+            <w:r>
+              <w:rPr>
+                <w:b/>
+                <w:bCs/>
+                <w:color w:val="C00000"/>
+                <w:sz w:val="21"/>
+                <w:szCs w:val="21"/>
+              </w:rPr>
+              <w:t xml:space="preserve">→</w:t>
+            </w:r>
+            <w:r>
+              <w:tab/>
+            </w:r>
+            <w:r>
+              <w:rPr>
+                <w:b/>
+                <w:bCs/>
+                <w:sz w:val="21"/>
+                <w:szCs w:val="21"/>
+              </w:rPr>
+              <w:t xml:space="preserve">Irritants:</w:t>
+            </w:r>
+            <w:r>
+              <w:rPr>
+                <w:sz w:val="21"/>
+                <w:szCs w:val="21"/>
+              </w:rPr>
+              <w:t xml:space="preserve"> border killings and push-ins</w:t>
+            </w:r>
+          </w:p>
+        </w:tc>
+      </w:tr>
+      <w:tr>
+        <w:trPr>
+          <w:cantSplit/>
+        </w:trPr>
+        <w:tc>
+          <w:tcPr>
+            <w:tcW w:type="dxa" w:w="520"/>
+            <w:tcBorders>
+              <w:top w:val="single" w:color="BFBFBF" w:sz="4"/>
+              <w:left w:val="single" w:color="BFBFBF" w:sz="4"/>
+              <w:bottom w:val="single" w:color="BFBFBF" w:sz="4"/>
+              <w:right w:val="single" w:color="BFBFBF" w:sz="4"/>
+            </w:tcBorders>
+            <w:shd w:fill="F5F7FB" w:color="auto" w:val="clear"/>
+            <w:tcMar>
+              <w:top w:type="dxa" w:w="70"/>
+              <w:left w:type="dxa" w:w="100"/>
+              <w:bottom w:type="dxa" w:w="70"/>
+              <w:right w:type="dxa" w:w="100"/>
+            </w:tcMar>
+            <w:vAlign w:val="center"/>
+          </w:tcPr>
+          <w:p>
+            <w:pPr>
+              <w:spacing w:after="0" w:before="0" w:line="300"/>
+              <w:jc w:val="center"/>
+            </w:pPr>
+            <w:r>
+              <w:rPr>
+                <w:color w:val="7F7F7F"/>
+                <w:sz w:val="21"/>
+                <w:szCs w:val="21"/>
+              </w:rPr>
+              <w:t xml:space="preserve">4</w:t>
+            </w:r>
+          </w:p>
+        </w:tc>
+        <w:tc>
+          <w:tcPr>
+            <w:tcW w:type="dxa" w:w="2200"/>
+            <w:tcBorders>
+              <w:top w:val="single" w:color="BFBFBF" w:sz="4"/>
+              <w:left w:val="single" w:color="BFBFBF" w:sz="4"/>
+              <w:bottom w:val="single" w:color="BFBFBF" w:sz="4"/>
+              <w:right w:val="single" w:color="BFBFBF" w:sz="4"/>
+            </w:tcBorders>
+            <w:shd w:fill="F5F7FB" w:color="auto" w:val="clear"/>
+            <w:tcMar>
+              <w:top w:type="dxa" w:w="70"/>
+              <w:left w:type="dxa" w:w="100"/>
+              <w:bottom w:type="dxa" w:w="70"/>
+              <w:right w:type="dxa" w:w="100"/>
+            </w:tcMar>
+            <w:vAlign w:val="center"/>
+          </w:tcPr>
+          <w:p>
+            <w:pPr>
+              <w:spacing w:after="0" w:before="0" w:line="300"/>
+            </w:pPr>
+            <w:r>
+              <w:rPr>
+                <w:b/>
+                <w:bCs/>
+                <w:color w:val="1F3864"/>
+                <w:sz w:val="21"/>
+                <w:szCs w:val="21"/>
+              </w:rPr>
+              <w:t xml:space="preserve">Problems</w:t>
+            </w:r>
+          </w:p>
+        </w:tc>
+        <w:tc>
+          <w:tcPr>
+            <w:tcW w:type="dxa" w:w="7986"/>
+            <w:tcBorders>
+              <w:top w:val="single" w:color="BFBFBF" w:sz="4"/>
+              <w:left w:val="single" w:color="BFBFBF" w:sz="4"/>
+              <w:bottom w:val="single" w:color="BFBFBF" w:sz="4"/>
+              <w:right w:val="single" w:color="BFBFBF" w:sz="4"/>
+            </w:tcBorders>
+            <w:shd w:fill="F5F7FB" w:color="auto" w:val="clear"/>
+            <w:tcMar>
+              <w:top w:type="dxa" w:w="70"/>
+              <w:left w:type="dxa" w:w="100"/>
+              <w:bottom w:type="dxa" w:w="70"/>
+              <w:right w:type="dxa" w:w="100"/>
+            </w:tcMar>
+            <w:vAlign w:val="center"/>
+          </w:tcPr>
+          <w:p>
+            <w:pPr>
+              <w:tabs>
+                <w:tab w:val="left" w:pos="260"/>
+              </w:tabs>
+              <w:spacing w:after="0" w:before="0" w:line="280"/>
+              <w:ind w:left="260" w:hanging="260"/>
+            </w:pPr>
+            <w:r>
+              <w:rPr>
+                <w:b/>
+                <w:bCs/>
+                <w:color w:val="C00000"/>
+                <w:sz w:val="21"/>
+                <w:szCs w:val="21"/>
+              </w:rPr>
+              <w:t xml:space="preserve">→</w:t>
+            </w:r>
+            <w:r>
+              <w:tab/>
+            </w:r>
+            <w:r>
+              <w:rPr>
+                <w:sz w:val="21"/>
+                <w:szCs w:val="21"/>
+              </w:rPr>
+              <w:t xml:space="preserve">Hasina extradition</w:t>
+            </w:r>
+          </w:p>
+          <w:p>
+            <w:pPr>
+              <w:tabs>
+                <w:tab w:val="left" w:pos="260"/>
+              </w:tabs>
+              <w:spacing w:after="0" w:before="40" w:line="280"/>
+              <w:ind w:left="260" w:hanging="260"/>
+            </w:pPr>
+            <w:r>
+              <w:rPr>
+                <w:b/>
+                <w:bCs/>
+                <w:color w:val="C00000"/>
+                <w:sz w:val="21"/>
+                <w:szCs w:val="21"/>
+              </w:rPr>
+              <w:t xml:space="preserve">→</w:t>
+            </w:r>
+            <w:r>
+              <w:tab/>
+            </w:r>
+            <w:r>
+              <w:rPr>
+                <w:sz w:val="21"/>
+                <w:szCs w:val="21"/>
+              </w:rPr>
+              <w:t xml:space="preserve">Ganga Treaty expiry and Teesta deadlock</w:t>
+            </w:r>
+          </w:p>
+          <w:p>
+            <w:pPr>
+              <w:tabs>
+                <w:tab w:val="left" w:pos="260"/>
+              </w:tabs>
+              <w:spacing w:after="0" w:before="40" w:line="280"/>
+              <w:ind w:left="260" w:hanging="260"/>
+            </w:pPr>
+            <w:r>
+              <w:rPr>
+                <w:b/>
+                <w:bCs/>
+                <w:color w:val="C00000"/>
+                <w:sz w:val="21"/>
+                <w:szCs w:val="21"/>
+              </w:rPr>
+              <w:t xml:space="preserve">→</w:t>
+            </w:r>
+            <w:r>
+              <w:tab/>
+            </w:r>
+            <w:r>
+              <w:rPr>
+                <w:sz w:val="21"/>
+                <w:szCs w:val="21"/>
+              </w:rPr>
+              <w:t xml:space="preserve">Border killings, push-ins, illegal migration</w:t>
+            </w:r>
+          </w:p>
+          <w:p>
+            <w:pPr>
+              <w:tabs>
+                <w:tab w:val="left" w:pos="260"/>
+              </w:tabs>
+              <w:spacing w:after="0" w:before="40" w:line="280"/>
+              <w:ind w:left="260" w:hanging="260"/>
+            </w:pPr>
+            <w:r>
+              <w:rPr>
+                <w:b/>
+                <w:bCs/>
+                <w:color w:val="C00000"/>
+                <w:sz w:val="21"/>
+                <w:szCs w:val="21"/>
+              </w:rPr>
+              <w:t xml:space="preserve">→</w:t>
+            </w:r>
+            <w:r>
+              <w:tab/>
+            </w:r>
+            <w:r>
+              <w:rPr>
+                <w:sz w:val="21"/>
+                <w:szCs w:val="21"/>
+              </w:rPr>
+              <w:t xml:space="preserve">Safety of minorities, including Hindus</w:t>
+            </w:r>
+          </w:p>
+          <w:p>
+            <w:pPr>
+              <w:tabs>
+                <w:tab w:val="left" w:pos="260"/>
+              </w:tabs>
+              <w:spacing w:after="0" w:before="40" w:line="280"/>
+              <w:ind w:left="260" w:hanging="260"/>
+            </w:pPr>
+            <w:r>
+              <w:rPr>
+                <w:b/>
+                <w:bCs/>
+                <w:color w:val="C00000"/>
+                <w:sz w:val="21"/>
+                <w:szCs w:val="21"/>
+              </w:rPr>
+              <w:t xml:space="preserve">→</w:t>
+            </w:r>
+            <w:r>
+              <w:tab/>
+            </w:r>
+            <w:r>
+              <w:rPr>
+                <w:sz w:val="21"/>
+                <w:szCs w:val="21"/>
+              </w:rPr>
+              <w:t xml:space="preserve">Growing Chinese footprint (Teesta project, ports, defence)</w:t>
+            </w:r>
+          </w:p>
+          <w:p>
+            <w:pPr>
+              <w:tabs>
+                <w:tab w:val="left" w:pos="260"/>
+              </w:tabs>
+              <w:spacing w:after="0" w:before="40" w:line="280"/>
+              <w:ind w:left="260" w:hanging="260"/>
+            </w:pPr>
+            <w:r>
+              <w:rPr>
+                <w:b/>
+                <w:bCs/>
+                <w:color w:val="C00000"/>
+                <w:sz w:val="21"/>
+                <w:szCs w:val="21"/>
+              </w:rPr>
+              <w:t xml:space="preserve">→</w:t>
+            </w:r>
+            <w:r>
+              <w:tab/>
+            </w:r>
+            <w:r>
+              <w:rPr>
+                <w:sz w:val="21"/>
+                <w:szCs w:val="21"/>
+              </w:rPr>
+              <w:t xml:space="preserve">Anti-India sentiment in Bangladeshi politics</w:t>
+            </w:r>
+          </w:p>
+          <w:p>
+            <w:pPr>
+              <w:tabs>
+                <w:tab w:val="left" w:pos="260"/>
+              </w:tabs>
+              <w:spacing w:after="0" w:before="40" w:line="280"/>
+              <w:ind w:left="260" w:hanging="260"/>
+            </w:pPr>
+            <w:r>
+              <w:rPr>
+                <w:b/>
+                <w:bCs/>
+                <w:color w:val="C00000"/>
+                <w:sz w:val="21"/>
+                <w:szCs w:val="21"/>
+              </w:rPr>
+              <w:t xml:space="preserve">→</w:t>
+            </w:r>
+            <w:r>
+              <w:tab/>
+            </w:r>
+            <w:r>
+              <w:rPr>
+                <w:sz w:val="21"/>
+                <w:szCs w:val="21"/>
+              </w:rPr>
+              <w:t xml:space="preserve">Trade deficit and non-tariff barriers</w:t>
+            </w:r>
+          </w:p>
+          <w:p>
+            <w:pPr>
+              <w:tabs>
+                <w:tab w:val="left" w:pos="260"/>
+              </w:tabs>
+              <w:spacing w:after="0" w:before="40" w:line="280"/>
+              <w:ind w:left="260" w:hanging="260"/>
+            </w:pPr>
+            <w:r>
+              <w:rPr>
+                <w:b/>
+                <w:bCs/>
+                <w:color w:val="C00000"/>
+                <w:sz w:val="21"/>
+                <w:szCs w:val="21"/>
+              </w:rPr>
+              <w:t xml:space="preserve">→</w:t>
+            </w:r>
+            <w:r>
+              <w:tab/>
+            </w:r>
+            <w:r>
+              <w:rPr>
+                <w:sz w:val="21"/>
+                <w:szCs w:val="21"/>
+              </w:rPr>
+              <w:t xml:space="preserve">West Bengal politics complicating water deals</w:t>
+            </w:r>
+          </w:p>
+        </w:tc>
+      </w:tr>
+      <w:tr>
+        <w:trPr>
+          <w:cantSplit/>
+        </w:trPr>
+        <w:tc>
+          <w:tcPr>
+            <w:tcW w:type="dxa" w:w="520"/>
+            <w:tcBorders>
+              <w:top w:val="single" w:color="BFBFBF" w:sz="4"/>
+              <w:left w:val="single" w:color="BFBFBF" w:sz="4"/>
+              <w:bottom w:val="single" w:color="BFBFBF" w:sz="4"/>
+              <w:right w:val="single" w:color="BFBFBF" w:sz="4"/>
+            </w:tcBorders>
+            <w:tcMar>
+              <w:top w:type="dxa" w:w="70"/>
+              <w:left w:type="dxa" w:w="100"/>
+              <w:bottom w:type="dxa" w:w="70"/>
+              <w:right w:type="dxa" w:w="100"/>
+            </w:tcMar>
+            <w:vAlign w:val="center"/>
+          </w:tcPr>
+          <w:p>
+            <w:pPr>
+              <w:spacing w:after="0" w:before="0" w:line="300"/>
+              <w:jc w:val="center"/>
+            </w:pPr>
+            <w:r>
+              <w:rPr>
+                <w:color w:val="7F7F7F"/>
+                <w:sz w:val="21"/>
+                <w:szCs w:val="21"/>
+              </w:rPr>
+              <w:t xml:space="preserve">5</w:t>
+            </w:r>
+          </w:p>
+        </w:tc>
+        <w:tc>
+          <w:tcPr>
+            <w:tcW w:type="dxa" w:w="2200"/>
+            <w:tcBorders>
+              <w:top w:val="single" w:color="BFBFBF" w:sz="4"/>
+              <w:left w:val="single" w:color="BFBFBF" w:sz="4"/>
+              <w:bottom w:val="single" w:color="BFBFBF" w:sz="4"/>
+              <w:right w:val="single" w:color="BFBFBF" w:sz="4"/>
+            </w:tcBorders>
+            <w:tcMar>
+              <w:top w:type="dxa" w:w="70"/>
+              <w:left w:type="dxa" w:w="100"/>
+              <w:bottom w:type="dxa" w:w="70"/>
+              <w:right w:type="dxa" w:w="100"/>
+            </w:tcMar>
+            <w:vAlign w:val="center"/>
+          </w:tcPr>
+          <w:p>
+            <w:pPr>
+              <w:spacing w:after="0" w:before="0" w:line="300"/>
+            </w:pPr>
+            <w:r>
+              <w:rPr>
+                <w:b/>
+                <w:bCs/>
+                <w:color w:val="1F3864"/>
+                <w:sz w:val="21"/>
+                <w:szCs w:val="21"/>
+              </w:rPr>
+              <w:t xml:space="preserve">Solutions</w:t>
+            </w:r>
+          </w:p>
+        </w:tc>
+        <w:tc>
+          <w:tcPr>
+            <w:tcW w:type="dxa" w:w="7986"/>
+            <w:tcBorders>
+              <w:top w:val="single" w:color="BFBFBF" w:sz="4"/>
+              <w:left w:val="single" w:color="BFBFBF" w:sz="4"/>
+              <w:bottom w:val="single" w:color="BFBFBF" w:sz="4"/>
+              <w:right w:val="single" w:color="BFBFBF" w:sz="4"/>
+            </w:tcBorders>
+            <w:tcMar>
+              <w:top w:type="dxa" w:w="70"/>
+              <w:left w:type="dxa" w:w="100"/>
+              <w:bottom w:type="dxa" w:w="70"/>
+              <w:right w:type="dxa" w:w="100"/>
+            </w:tcMar>
+            <w:vAlign w:val="center"/>
+          </w:tcPr>
+          <w:p>
+            <w:pPr>
+              <w:tabs>
+                <w:tab w:val="left" w:pos="260"/>
+              </w:tabs>
+              <w:spacing w:after="0" w:before="0" w:line="280"/>
+              <w:ind w:left="260" w:hanging="260"/>
+            </w:pPr>
+            <w:r>
+              <w:rPr>
+                <w:b/>
+                <w:bCs/>
+                <w:color w:val="C00000"/>
+                <w:sz w:val="21"/>
+                <w:szCs w:val="21"/>
+              </w:rPr>
+              <w:t xml:space="preserve">→</w:t>
+            </w:r>
+            <w:r>
+              <w:tab/>
+            </w:r>
+            <w:r>
+              <w:rPr>
+                <w:b/>
+                <w:bCs/>
+                <w:sz w:val="21"/>
+                <w:szCs w:val="21"/>
+              </w:rPr>
+              <w:t xml:space="preserve">Water first:</w:t>
+            </w:r>
+            <w:r>
+              <w:rPr>
+                <w:sz w:val="21"/>
+                <w:szCs w:val="21"/>
+              </w:rPr>
+              <w:t xml:space="preserve"> new Ganga treaty on a technical basis; move Teesta talks forward</w:t>
+            </w:r>
+          </w:p>
+          <w:p>
+            <w:pPr>
+              <w:tabs>
+                <w:tab w:val="left" w:pos="260"/>
+              </w:tabs>
+              <w:spacing w:after="0" w:before="40" w:line="280"/>
+              <w:ind w:left="260" w:hanging="260"/>
+            </w:pPr>
+            <w:r>
+              <w:rPr>
+                <w:b/>
+                <w:bCs/>
+                <w:color w:val="C00000"/>
+                <w:sz w:val="21"/>
+                <w:szCs w:val="21"/>
+              </w:rPr>
+              <w:t xml:space="preserve">→</w:t>
+            </w:r>
+            <w:r>
+              <w:tab/>
+            </w:r>
+            <w:r>
+              <w:rPr>
+                <w:sz w:val="21"/>
+                <w:szCs w:val="21"/>
+              </w:rPr>
+              <w:t xml:space="preserve">Keep the Hasina question on a legal track, don't let it freeze ties</w:t>
+            </w:r>
+          </w:p>
+          <w:p>
+            <w:pPr>
+              <w:tabs>
+                <w:tab w:val="left" w:pos="260"/>
+              </w:tabs>
+              <w:spacing w:after="0" w:before="40" w:line="280"/>
+              <w:ind w:left="260" w:hanging="260"/>
+            </w:pPr>
+            <w:r>
+              <w:rPr>
+                <w:b/>
+                <w:bCs/>
+                <w:color w:val="C00000"/>
+                <w:sz w:val="21"/>
+                <w:szCs w:val="21"/>
+              </w:rPr>
+              <w:t xml:space="preserve">→</w:t>
+            </w:r>
+            <w:r>
+              <w:tab/>
+            </w:r>
+            <w:r>
+              <w:rPr>
+                <w:sz w:val="21"/>
+                <w:szCs w:val="21"/>
+              </w:rPr>
+              <w:t xml:space="preserve">Resume high-level visits; use existing bilateral mechanisms</w:t>
+            </w:r>
+          </w:p>
+          <w:p>
+            <w:pPr>
+              <w:tabs>
+                <w:tab w:val="left" w:pos="260"/>
+              </w:tabs>
+              <w:spacing w:after="0" w:before="40" w:line="280"/>
+              <w:ind w:left="260" w:hanging="260"/>
+            </w:pPr>
+            <w:r>
+              <w:rPr>
+                <w:b/>
+                <w:bCs/>
+                <w:color w:val="C00000"/>
+                <w:sz w:val="21"/>
+                <w:szCs w:val="21"/>
+              </w:rPr>
+              <w:t xml:space="preserve">→</w:t>
+            </w:r>
+            <w:r>
+              <w:tab/>
+            </w:r>
+            <w:r>
+              <w:rPr>
+                <w:b/>
+                <w:bCs/>
+                <w:sz w:val="21"/>
+                <w:szCs w:val="21"/>
+              </w:rPr>
+              <w:t xml:space="preserve">Border management:</w:t>
+            </w:r>
+            <w:r>
+              <w:rPr>
+                <w:sz w:val="21"/>
+                <w:szCs w:val="21"/>
+              </w:rPr>
+              <w:t xml:space="preserve"> fencing, joint patrols, non-lethal methods; zero tolerance for smuggling and terror</w:t>
+            </w:r>
+          </w:p>
+          <w:p>
+            <w:pPr>
+              <w:tabs>
+                <w:tab w:val="left" w:pos="260"/>
+              </w:tabs>
+              <w:spacing w:after="0" w:before="40" w:line="280"/>
+              <w:ind w:left="260" w:hanging="260"/>
+            </w:pPr>
+            <w:r>
+              <w:rPr>
+                <w:b/>
+                <w:bCs/>
+                <w:color w:val="C00000"/>
+                <w:sz w:val="21"/>
+                <w:szCs w:val="21"/>
+              </w:rPr>
+              <w:t xml:space="preserve">→</w:t>
+            </w:r>
+            <w:r>
+              <w:tab/>
+            </w:r>
+            <w:r>
+              <w:rPr>
+                <w:b/>
+                <w:bCs/>
+                <w:sz w:val="21"/>
+                <w:szCs w:val="21"/>
+              </w:rPr>
+              <w:t xml:space="preserve">Economic engagement:</w:t>
+            </w:r>
+            <w:r>
+              <w:rPr>
+                <w:sz w:val="21"/>
+                <w:szCs w:val="21"/>
+              </w:rPr>
+              <w:t xml:space="preserve"> trade, power (Nepal–Bangladesh–India grid), rail and port connectivity</w:t>
+            </w:r>
+          </w:p>
+          <w:p>
+            <w:pPr>
+              <w:tabs>
+                <w:tab w:val="left" w:pos="260"/>
+              </w:tabs>
+              <w:spacing w:after="0" w:before="40" w:line="280"/>
+              <w:ind w:left="260" w:hanging="260"/>
+            </w:pPr>
+            <w:r>
+              <w:rPr>
+                <w:b/>
+                <w:bCs/>
+                <w:color w:val="C00000"/>
+                <w:sz w:val="21"/>
+                <w:szCs w:val="21"/>
+              </w:rPr>
+              <w:t xml:space="preserve">→</w:t>
+            </w:r>
+            <w:r>
+              <w:tab/>
+            </w:r>
+            <w:r>
+              <w:rPr>
+                <w:b/>
+                <w:bCs/>
+                <w:sz w:val="21"/>
+                <w:szCs w:val="21"/>
+              </w:rPr>
+              <w:t xml:space="preserve">People-to-people:</w:t>
+            </w:r>
+            <w:r>
+              <w:rPr>
+                <w:sz w:val="21"/>
+                <w:szCs w:val="21"/>
+              </w:rPr>
+              <w:t xml:space="preserve"> visas, medical tourism, education, culture</w:t>
+            </w:r>
+          </w:p>
+          <w:p>
+            <w:pPr>
+              <w:tabs>
+                <w:tab w:val="left" w:pos="260"/>
+              </w:tabs>
+              <w:spacing w:after="0" w:before="40" w:line="280"/>
+              <w:ind w:left="260" w:hanging="260"/>
+            </w:pPr>
+            <w:r>
+              <w:rPr>
+                <w:b/>
+                <w:bCs/>
+                <w:color w:val="C00000"/>
+                <w:sz w:val="21"/>
+                <w:szCs w:val="21"/>
+              </w:rPr>
+              <w:t xml:space="preserve">→</w:t>
+            </w:r>
+            <w:r>
+              <w:tab/>
+            </w:r>
+            <w:r>
+              <w:rPr>
+                <w:sz w:val="21"/>
+                <w:szCs w:val="21"/>
+              </w:rPr>
+              <w:t xml:space="preserve">Raise minority safety through quiet diplomacy</w:t>
+            </w:r>
+          </w:p>
+          <w:p>
+            <w:pPr>
+              <w:tabs>
+                <w:tab w:val="left" w:pos="260"/>
+              </w:tabs>
+              <w:spacing w:after="0" w:before="40" w:line="280"/>
+              <w:ind w:left="260" w:hanging="260"/>
+            </w:pPr>
+            <w:r>
+              <w:rPr>
+                <w:b/>
+                <w:bCs/>
+                <w:color w:val="C00000"/>
+                <w:sz w:val="21"/>
+                <w:szCs w:val="21"/>
+              </w:rPr>
+              <w:t xml:space="preserve">→</w:t>
+            </w:r>
+            <w:r>
+              <w:tab/>
+            </w:r>
+            <w:r>
+              <w:rPr>
+                <w:sz w:val="21"/>
+                <w:szCs w:val="21"/>
+              </w:rPr>
+              <w:t xml:space="preserve">Deal with Dhaka as a state, not with one party or leader</w:t>
+            </w:r>
+          </w:p>
+        </w:tc>
+      </w:tr>
+      <w:tr>
+        <w:trPr>
+          <w:cantSplit/>
+        </w:trPr>
+        <w:tc>
+          <w:tcPr>
+            <w:tcW w:type="dxa" w:w="520"/>
+            <w:tcBorders>
+              <w:top w:val="single" w:color="BFBFBF" w:sz="4"/>
+              <w:left w:val="single" w:color="BFBFBF" w:sz="4"/>
+              <w:bottom w:val="single" w:color="BFBFBF" w:sz="4"/>
+              <w:right w:val="single" w:color="BFBFBF" w:sz="4"/>
+            </w:tcBorders>
+            <w:shd w:fill="F5F7FB" w:color="auto" w:val="clear"/>
+            <w:tcMar>
+              <w:top w:type="dxa" w:w="70"/>
+              <w:left w:type="dxa" w:w="100"/>
+              <w:bottom w:type="dxa" w:w="70"/>
+              <w:right w:type="dxa" w:w="100"/>
+            </w:tcMar>
+            <w:vAlign w:val="center"/>
+          </w:tcPr>
+          <w:p>
+            <w:pPr>
+              <w:spacing w:after="0" w:before="0" w:line="300"/>
+              <w:jc w:val="center"/>
+            </w:pPr>
+            <w:r>
+              <w:rPr>
+                <w:color w:val="7F7F7F"/>
+                <w:sz w:val="21"/>
+                <w:szCs w:val="21"/>
+              </w:rPr>
+              <w:t xml:space="preserve">6</w:t>
+            </w:r>
+          </w:p>
+        </w:tc>
+        <w:tc>
+          <w:tcPr>
+            <w:tcW w:type="dxa" w:w="2200"/>
+            <w:tcBorders>
+              <w:top w:val="single" w:color="BFBFBF" w:sz="4"/>
+              <w:left w:val="single" w:color="BFBFBF" w:sz="4"/>
+              <w:bottom w:val="single" w:color="BFBFBF" w:sz="4"/>
+              <w:right w:val="single" w:color="BFBFBF" w:sz="4"/>
+            </w:tcBorders>
+            <w:shd w:fill="F5F7FB" w:color="auto" w:val="clear"/>
+            <w:tcMar>
+              <w:top w:type="dxa" w:w="70"/>
+              <w:left w:type="dxa" w:w="100"/>
+              <w:bottom w:type="dxa" w:w="70"/>
+              <w:right w:type="dxa" w:w="100"/>
+            </w:tcMar>
+            <w:vAlign w:val="center"/>
+          </w:tcPr>
+          <w:p>
+            <w:pPr>
+              <w:spacing w:after="0" w:before="0" w:line="300"/>
+            </w:pPr>
+            <w:r>
+              <w:rPr>
+                <w:b/>
+                <w:bCs/>
+                <w:color w:val="1F3864"/>
+                <w:sz w:val="21"/>
+                <w:szCs w:val="21"/>
+              </w:rPr>
+              <w:t xml:space="preserve">Conclusion</w:t>
+            </w:r>
+          </w:p>
+        </w:tc>
+        <w:tc>
+          <w:tcPr>
+            <w:tcW w:type="dxa" w:w="7986"/>
+            <w:tcBorders>
+              <w:top w:val="single" w:color="BFBFBF" w:sz="4"/>
+              <w:left w:val="single" w:color="BFBFBF" w:sz="4"/>
+              <w:bottom w:val="single" w:color="BFBFBF" w:sz="4"/>
+              <w:right w:val="single" w:color="BFBFBF" w:sz="4"/>
+            </w:tcBorders>
+            <w:shd w:fill="F5F7FB" w:color="auto" w:val="clear"/>
+            <w:tcMar>
+              <w:top w:type="dxa" w:w="70"/>
+              <w:left w:type="dxa" w:w="100"/>
+              <w:bottom w:type="dxa" w:w="70"/>
+              <w:right w:type="dxa" w:w="100"/>
+            </w:tcMar>
+            <w:vAlign w:val="center"/>
+          </w:tcPr>
+          <w:p>
+            <w:pPr>
+              <w:tabs>
+                <w:tab w:val="left" w:pos="260"/>
+              </w:tabs>
+              <w:spacing w:after="0" w:before="0" w:line="280"/>
+              <w:ind w:left="260" w:hanging="260"/>
+            </w:pPr>
+            <w:r>
+              <w:rPr>
+                <w:b/>
+                <w:bCs/>
+                <w:color w:val="C00000"/>
+                <w:sz w:val="21"/>
+                <w:szCs w:val="21"/>
+              </w:rPr>
+              <w:t xml:space="preserve">→</w:t>
+            </w:r>
+            <w:r>
+              <w:tab/>
+            </w:r>
+            <w:r>
+              <w:rPr>
+                <w:sz w:val="21"/>
+                <w:szCs w:val="21"/>
+              </w:rPr>
+              <w:t xml:space="preserve">Bound by geography, history and interest</w:t>
+            </w:r>
+          </w:p>
+          <w:p>
+            <w:pPr>
+              <w:tabs>
+                <w:tab w:val="left" w:pos="260"/>
+              </w:tabs>
+              <w:spacing w:after="0" w:before="40" w:line="280"/>
+              <w:ind w:left="260" w:hanging="260"/>
+            </w:pPr>
+            <w:r>
+              <w:rPr>
+                <w:b/>
+                <w:bCs/>
+                <w:color w:val="C00000"/>
+                <w:sz w:val="21"/>
+                <w:szCs w:val="21"/>
+              </w:rPr>
+              <w:t xml:space="preserve">→</w:t>
+            </w:r>
+            <w:r>
+              <w:tab/>
+            </w:r>
+            <w:r>
+              <w:rPr>
+                <w:sz w:val="21"/>
+                <w:szCs w:val="21"/>
+              </w:rPr>
+              <w:t xml:space="preserve">The relationship must outlive governments on both sides</w:t>
+            </w:r>
+          </w:p>
+          <w:p>
+            <w:pPr>
+              <w:tabs>
+                <w:tab w:val="left" w:pos="260"/>
+              </w:tabs>
+              <w:spacing w:after="0" w:before="40" w:line="280"/>
+              <w:ind w:left="260" w:hanging="260"/>
+            </w:pPr>
+            <w:r>
+              <w:rPr>
+                <w:b/>
+                <w:bCs/>
+                <w:color w:val="C00000"/>
+                <w:sz w:val="21"/>
+                <w:szCs w:val="21"/>
+              </w:rPr>
+              <w:t xml:space="preserve">→</w:t>
+            </w:r>
+            <w:r>
+              <w:tab/>
+            </w:r>
+            <w:r>
+              <w:rPr>
+                <w:sz w:val="21"/>
+                <w:szCs w:val="21"/>
+              </w:rPr>
+              <w:t xml:space="preserve">A stable, friendly Bangladesh is vital for the Northeast, eastern security and Act East</w:t>
             </w:r>
           </w:p>
         </w:tc>

--- a/SSB_Lecturettes.docx
+++ b/SSB_Lecturettes.docx
@@ -8726,6 +8726,1759 @@
                 <w:szCs w:val="21"/>
               </w:rPr>
               <w:t xml:space="preserve">A stable, friendly Bangladesh is vital for the Northeast, eastern security and Act East</w:t>
+            </w:r>
+          </w:p>
+        </w:tc>
+      </w:tr>
+    </w:tbl>
+    <w:p>
+      <w:pPr>
+        <w:pStyle w:val="Heading1"/>
+        <w:pageBreakBefore/>
+        <w:shd w:fill="1F3864" w:color="auto" w:val="clear"/>
+        <w:spacing w:after="160" w:before="0"/>
+        <w:ind w:left="100" w:right="100"/>
+      </w:pPr>
+      <w:r>
+        <w:t xml:space="preserve">Topic 6: India–Sri Lanka Relations</w:t>
+      </w:r>
+    </w:p>
+    <w:tbl>
+      <w:tblPr>
+        <w:tblW w:type="dxa" w:w="10706"/>
+        <w:tblBorders>
+          <w:top w:val="single" w:color="auto" w:sz="4"/>
+          <w:left w:val="single" w:color="auto" w:sz="4"/>
+          <w:bottom w:val="single" w:color="auto" w:sz="4"/>
+          <w:right w:val="single" w:color="auto" w:sz="4"/>
+          <w:insideH w:val="single" w:color="auto" w:sz="4"/>
+          <w:insideV w:val="single" w:color="auto" w:sz="4"/>
+        </w:tblBorders>
+      </w:tblPr>
+      <w:tblGrid>
+        <w:gridCol w:w="520"/>
+        <w:gridCol w:w="2200"/>
+        <w:gridCol w:w="7986"/>
+      </w:tblGrid>
+      <w:tr>
+        <w:trPr>
+          <w:tblHeader/>
+        </w:trPr>
+        <w:tc>
+          <w:tcPr>
+            <w:tcW w:type="dxa" w:w="520"/>
+            <w:tcBorders>
+              <w:top w:val="single" w:color="BFBFBF" w:sz="4"/>
+              <w:left w:val="single" w:color="BFBFBF" w:sz="4"/>
+              <w:bottom w:val="single" w:color="BFBFBF" w:sz="4"/>
+              <w:right w:val="single" w:color="BFBFBF" w:sz="4"/>
+            </w:tcBorders>
+            <w:shd w:fill="DCE3F0" w:color="auto" w:val="clear"/>
+            <w:tcMar>
+              <w:top w:type="dxa" w:w="70"/>
+              <w:left w:type="dxa" w:w="100"/>
+              <w:bottom w:type="dxa" w:w="70"/>
+              <w:right w:type="dxa" w:w="100"/>
+            </w:tcMar>
+            <w:vAlign w:val="center"/>
+          </w:tcPr>
+          <w:p>
+            <w:pPr>
+              <w:spacing w:after="0" w:before="0" w:line="300"/>
+              <w:jc w:val="center"/>
+            </w:pPr>
+            <w:r>
+              <w:rPr>
+                <w:b/>
+                <w:bCs/>
+                <w:sz w:val="21"/>
+                <w:szCs w:val="21"/>
+              </w:rPr>
+              <w:t xml:space="preserve">#</w:t>
+            </w:r>
+          </w:p>
+        </w:tc>
+        <w:tc>
+          <w:tcPr>
+            <w:tcW w:type="dxa" w:w="2200"/>
+            <w:tcBorders>
+              <w:top w:val="single" w:color="BFBFBF" w:sz="4"/>
+              <w:left w:val="single" w:color="BFBFBF" w:sz="4"/>
+              <w:bottom w:val="single" w:color="BFBFBF" w:sz="4"/>
+              <w:right w:val="single" w:color="BFBFBF" w:sz="4"/>
+            </w:tcBorders>
+            <w:shd w:fill="DCE3F0" w:color="auto" w:val="clear"/>
+            <w:tcMar>
+              <w:top w:type="dxa" w:w="70"/>
+              <w:left w:type="dxa" w:w="100"/>
+              <w:bottom w:type="dxa" w:w="70"/>
+              <w:right w:type="dxa" w:w="100"/>
+            </w:tcMar>
+            <w:vAlign w:val="center"/>
+          </w:tcPr>
+          <w:p>
+            <w:pPr>
+              <w:spacing w:after="0" w:before="0" w:line="300"/>
+            </w:pPr>
+            <w:r>
+              <w:rPr>
+                <w:b/>
+                <w:bCs/>
+                <w:sz w:val="21"/>
+                <w:szCs w:val="21"/>
+              </w:rPr>
+              <w:t xml:space="preserve">Stage</w:t>
+            </w:r>
+          </w:p>
+        </w:tc>
+        <w:tc>
+          <w:tcPr>
+            <w:tcW w:type="dxa" w:w="7986"/>
+            <w:tcBorders>
+              <w:top w:val="single" w:color="BFBFBF" w:sz="4"/>
+              <w:left w:val="single" w:color="BFBFBF" w:sz="4"/>
+              <w:bottom w:val="single" w:color="BFBFBF" w:sz="4"/>
+              <w:right w:val="single" w:color="BFBFBF" w:sz="4"/>
+            </w:tcBorders>
+            <w:shd w:fill="DCE3F0" w:color="auto" w:val="clear"/>
+            <w:tcMar>
+              <w:top w:type="dxa" w:w="70"/>
+              <w:left w:type="dxa" w:w="100"/>
+              <w:bottom w:type="dxa" w:w="70"/>
+              <w:right w:type="dxa" w:w="100"/>
+            </w:tcMar>
+            <w:vAlign w:val="center"/>
+          </w:tcPr>
+          <w:p>
+            <w:pPr>
+              <w:spacing w:after="0" w:before="0" w:line="300"/>
+            </w:pPr>
+            <w:r>
+              <w:rPr>
+                <w:b/>
+                <w:bCs/>
+                <w:sz w:val="21"/>
+                <w:szCs w:val="21"/>
+              </w:rPr>
+              <w:t xml:space="preserve">Flow</w:t>
+            </w:r>
+          </w:p>
+        </w:tc>
+      </w:tr>
+      <w:tr>
+        <w:trPr>
+          <w:cantSplit/>
+        </w:trPr>
+        <w:tc>
+          <w:tcPr>
+            <w:tcW w:type="dxa" w:w="520"/>
+            <w:tcBorders>
+              <w:top w:val="single" w:color="BFBFBF" w:sz="4"/>
+              <w:left w:val="single" w:color="BFBFBF" w:sz="4"/>
+              <w:bottom w:val="single" w:color="BFBFBF" w:sz="4"/>
+              <w:right w:val="single" w:color="BFBFBF" w:sz="4"/>
+            </w:tcBorders>
+            <w:tcMar>
+              <w:top w:type="dxa" w:w="70"/>
+              <w:left w:type="dxa" w:w="100"/>
+              <w:bottom w:type="dxa" w:w="70"/>
+              <w:right w:type="dxa" w:w="100"/>
+            </w:tcMar>
+            <w:vAlign w:val="center"/>
+          </w:tcPr>
+          <w:p>
+            <w:pPr>
+              <w:spacing w:after="0" w:before="0" w:line="300"/>
+              <w:jc w:val="center"/>
+            </w:pPr>
+            <w:r>
+              <w:rPr>
+                <w:color w:val="7F7F7F"/>
+                <w:sz w:val="21"/>
+                <w:szCs w:val="21"/>
+              </w:rPr>
+              <w:t xml:space="preserve">1</w:t>
+            </w:r>
+          </w:p>
+        </w:tc>
+        <w:tc>
+          <w:tcPr>
+            <w:tcW w:type="dxa" w:w="2200"/>
+            <w:tcBorders>
+              <w:top w:val="single" w:color="BFBFBF" w:sz="4"/>
+              <w:left w:val="single" w:color="BFBFBF" w:sz="4"/>
+              <w:bottom w:val="single" w:color="BFBFBF" w:sz="4"/>
+              <w:right w:val="single" w:color="BFBFBF" w:sz="4"/>
+            </w:tcBorders>
+            <w:tcMar>
+              <w:top w:type="dxa" w:w="70"/>
+              <w:left w:type="dxa" w:w="100"/>
+              <w:bottom w:type="dxa" w:w="70"/>
+              <w:right w:type="dxa" w:w="100"/>
+            </w:tcMar>
+            <w:vAlign w:val="center"/>
+          </w:tcPr>
+          <w:p>
+            <w:pPr>
+              <w:spacing w:after="0" w:before="0" w:line="300"/>
+            </w:pPr>
+            <w:r>
+              <w:rPr>
+                <w:b/>
+                <w:bCs/>
+                <w:color w:val="1F3864"/>
+                <w:sz w:val="21"/>
+                <w:szCs w:val="21"/>
+              </w:rPr>
+              <w:t xml:space="preserve">What is it</w:t>
+            </w:r>
+          </w:p>
+        </w:tc>
+        <w:tc>
+          <w:tcPr>
+            <w:tcW w:type="dxa" w:w="7986"/>
+            <w:tcBorders>
+              <w:top w:val="single" w:color="BFBFBF" w:sz="4"/>
+              <w:left w:val="single" w:color="BFBFBF" w:sz="4"/>
+              <w:bottom w:val="single" w:color="BFBFBF" w:sz="4"/>
+              <w:right w:val="single" w:color="BFBFBF" w:sz="4"/>
+            </w:tcBorders>
+            <w:tcMar>
+              <w:top w:type="dxa" w:w="70"/>
+              <w:left w:type="dxa" w:w="100"/>
+              <w:bottom w:type="dxa" w:w="70"/>
+              <w:right w:type="dxa" w:w="100"/>
+            </w:tcMar>
+            <w:vAlign w:val="center"/>
+          </w:tcPr>
+          <w:p>
+            <w:pPr>
+              <w:tabs>
+                <w:tab w:val="left" w:pos="260"/>
+              </w:tabs>
+              <w:spacing w:after="0" w:before="0" w:line="280"/>
+              <w:ind w:left="260" w:hanging="260"/>
+            </w:pPr>
+            <w:r>
+              <w:rPr>
+                <w:b/>
+                <w:bCs/>
+                <w:color w:val="C00000"/>
+                <w:sz w:val="21"/>
+                <w:szCs w:val="21"/>
+              </w:rPr>
+              <w:t xml:space="preserve">→</w:t>
+            </w:r>
+            <w:r>
+              <w:tab/>
+            </w:r>
+            <w:r>
+              <w:rPr>
+                <w:sz w:val="21"/>
+                <w:szCs w:val="21"/>
+              </w:rPr>
+              <w:t xml:space="preserve">Closest maritime neighbour, 30 km away across the Palk Strait</w:t>
+            </w:r>
+          </w:p>
+          <w:p>
+            <w:pPr>
+              <w:tabs>
+                <w:tab w:val="left" w:pos="260"/>
+              </w:tabs>
+              <w:spacing w:after="0" w:before="40" w:line="280"/>
+              <w:ind w:left="260" w:hanging="260"/>
+            </w:pPr>
+            <w:r>
+              <w:rPr>
+                <w:b/>
+                <w:bCs/>
+                <w:color w:val="C00000"/>
+                <w:sz w:val="21"/>
+                <w:szCs w:val="21"/>
+              </w:rPr>
+              <w:t xml:space="preserve">→</w:t>
+            </w:r>
+            <w:r>
+              <w:tab/>
+            </w:r>
+            <w:r>
+              <w:rPr>
+                <w:sz w:val="21"/>
+                <w:szCs w:val="21"/>
+              </w:rPr>
+              <w:t xml:space="preserve">2,500 years of civilisational ties (Buddhism, Ramayana, Tamil links)</w:t>
+            </w:r>
+          </w:p>
+          <w:p>
+            <w:pPr>
+              <w:tabs>
+                <w:tab w:val="left" w:pos="260"/>
+              </w:tabs>
+              <w:spacing w:after="0" w:before="40" w:line="280"/>
+              <w:ind w:left="260" w:hanging="260"/>
+            </w:pPr>
+            <w:r>
+              <w:rPr>
+                <w:b/>
+                <w:bCs/>
+                <w:color w:val="C00000"/>
+                <w:sz w:val="21"/>
+                <w:szCs w:val="21"/>
+              </w:rPr>
+              <w:t xml:space="preserve">→</w:t>
+            </w:r>
+            <w:r>
+              <w:tab/>
+            </w:r>
+            <w:r>
+              <w:rPr>
+                <w:sz w:val="21"/>
+                <w:szCs w:val="21"/>
+              </w:rPr>
+              <w:t xml:space="preserve">Ties since 1948; 1987 Indo-Lanka Accord and IPKF a bitter chapter</w:t>
+            </w:r>
+          </w:p>
+          <w:p>
+            <w:pPr>
+              <w:tabs>
+                <w:tab w:val="left" w:pos="260"/>
+              </w:tabs>
+              <w:spacing w:after="0" w:before="40" w:line="280"/>
+              <w:ind w:left="260" w:hanging="260"/>
+            </w:pPr>
+            <w:r>
+              <w:rPr>
+                <w:b/>
+                <w:bCs/>
+                <w:color w:val="C00000"/>
+                <w:sz w:val="21"/>
+                <w:szCs w:val="21"/>
+              </w:rPr>
+              <w:t xml:space="preserve">→</w:t>
+            </w:r>
+            <w:r>
+              <w:tab/>
+            </w:r>
+            <w:r>
+              <w:rPr>
+                <w:sz w:val="21"/>
+                <w:szCs w:val="21"/>
+              </w:rPr>
+              <w:t xml:space="preserve">Core to Neighbourhood First and MAHASAGAR</w:t>
+            </w:r>
+          </w:p>
+        </w:tc>
+      </w:tr>
+      <w:tr>
+        <w:trPr>
+          <w:cantSplit/>
+        </w:trPr>
+        <w:tc>
+          <w:tcPr>
+            <w:tcW w:type="dxa" w:w="520"/>
+            <w:tcBorders>
+              <w:top w:val="single" w:color="BFBFBF" w:sz="4"/>
+              <w:left w:val="single" w:color="BFBFBF" w:sz="4"/>
+              <w:bottom w:val="single" w:color="BFBFBF" w:sz="4"/>
+              <w:right w:val="single" w:color="BFBFBF" w:sz="4"/>
+            </w:tcBorders>
+            <w:shd w:fill="F5F7FB" w:color="auto" w:val="clear"/>
+            <w:tcMar>
+              <w:top w:type="dxa" w:w="70"/>
+              <w:left w:type="dxa" w:w="100"/>
+              <w:bottom w:type="dxa" w:w="70"/>
+              <w:right w:type="dxa" w:w="100"/>
+            </w:tcMar>
+            <w:vAlign w:val="center"/>
+          </w:tcPr>
+          <w:p>
+            <w:pPr>
+              <w:spacing w:after="0" w:before="0" w:line="300"/>
+              <w:jc w:val="center"/>
+            </w:pPr>
+            <w:r>
+              <w:rPr>
+                <w:color w:val="7F7F7F"/>
+                <w:sz w:val="21"/>
+                <w:szCs w:val="21"/>
+              </w:rPr>
+              <w:t xml:space="preserve">2</w:t>
+            </w:r>
+          </w:p>
+        </w:tc>
+        <w:tc>
+          <w:tcPr>
+            <w:tcW w:type="dxa" w:w="2200"/>
+            <w:tcBorders>
+              <w:top w:val="single" w:color="BFBFBF" w:sz="4"/>
+              <w:left w:val="single" w:color="BFBFBF" w:sz="4"/>
+              <w:bottom w:val="single" w:color="BFBFBF" w:sz="4"/>
+              <w:right w:val="single" w:color="BFBFBF" w:sz="4"/>
+            </w:tcBorders>
+            <w:shd w:fill="F5F7FB" w:color="auto" w:val="clear"/>
+            <w:tcMar>
+              <w:top w:type="dxa" w:w="70"/>
+              <w:left w:type="dxa" w:w="100"/>
+              <w:bottom w:type="dxa" w:w="70"/>
+              <w:right w:type="dxa" w:w="100"/>
+            </w:tcMar>
+            <w:vAlign w:val="center"/>
+          </w:tcPr>
+          <w:p>
+            <w:pPr>
+              <w:spacing w:after="0" w:before="0" w:line="300"/>
+            </w:pPr>
+            <w:r>
+              <w:rPr>
+                <w:b/>
+                <w:bCs/>
+                <w:color w:val="1F3864"/>
+                <w:sz w:val="21"/>
+                <w:szCs w:val="21"/>
+              </w:rPr>
+              <w:t xml:space="preserve">Why it matters</w:t>
+            </w:r>
+          </w:p>
+        </w:tc>
+        <w:tc>
+          <w:tcPr>
+            <w:tcW w:type="dxa" w:w="7986"/>
+            <w:tcBorders>
+              <w:top w:val="single" w:color="BFBFBF" w:sz="4"/>
+              <w:left w:val="single" w:color="BFBFBF" w:sz="4"/>
+              <w:bottom w:val="single" w:color="BFBFBF" w:sz="4"/>
+              <w:right w:val="single" w:color="BFBFBF" w:sz="4"/>
+            </w:tcBorders>
+            <w:shd w:fill="F5F7FB" w:color="auto" w:val="clear"/>
+            <w:tcMar>
+              <w:top w:type="dxa" w:w="70"/>
+              <w:left w:type="dxa" w:w="100"/>
+              <w:bottom w:type="dxa" w:w="70"/>
+              <w:right w:type="dxa" w:w="100"/>
+            </w:tcMar>
+            <w:vAlign w:val="center"/>
+          </w:tcPr>
+          <w:p>
+            <w:pPr>
+              <w:tabs>
+                <w:tab w:val="left" w:pos="260"/>
+              </w:tabs>
+              <w:spacing w:after="0" w:before="0" w:line="280"/>
+              <w:ind w:left="260" w:hanging="260"/>
+            </w:pPr>
+            <w:r>
+              <w:rPr>
+                <w:b/>
+                <w:bCs/>
+                <w:color w:val="C00000"/>
+                <w:sz w:val="21"/>
+                <w:szCs w:val="21"/>
+              </w:rPr>
+              <w:t xml:space="preserve">→</w:t>
+            </w:r>
+            <w:r>
+              <w:tab/>
+            </w:r>
+            <w:r>
+              <w:rPr>
+                <w:b/>
+                <w:bCs/>
+                <w:sz w:val="21"/>
+                <w:szCs w:val="21"/>
+              </w:rPr>
+              <w:t xml:space="preserve">Security:</w:t>
+            </w:r>
+            <w:r>
+              <w:rPr>
+                <w:sz w:val="21"/>
+                <w:szCs w:val="21"/>
+              </w:rPr>
+              <w:t xml:space="preserve"> sits astride key Indian Ocean sea lanes; its soil must not be used against India</w:t>
+            </w:r>
+          </w:p>
+          <w:p>
+            <w:pPr>
+              <w:tabs>
+                <w:tab w:val="left" w:pos="260"/>
+              </w:tabs>
+              <w:spacing w:after="0" w:before="40" w:line="280"/>
+              <w:ind w:left="260" w:hanging="260"/>
+            </w:pPr>
+            <w:r>
+              <w:rPr>
+                <w:b/>
+                <w:bCs/>
+                <w:color w:val="C00000"/>
+                <w:sz w:val="21"/>
+                <w:szCs w:val="21"/>
+              </w:rPr>
+              <w:t xml:space="preserve">→</w:t>
+            </w:r>
+            <w:r>
+              <w:tab/>
+            </w:r>
+            <w:r>
+              <w:rPr>
+                <w:b/>
+                <w:bCs/>
+                <w:sz w:val="21"/>
+                <w:szCs w:val="21"/>
+              </w:rPr>
+              <w:t xml:space="preserve">Strategic:</w:t>
+            </w:r>
+            <w:r>
+              <w:rPr>
+                <w:sz w:val="21"/>
+                <w:szCs w:val="21"/>
+              </w:rPr>
+              <w:t xml:space="preserve"> counters China's Hambantota, ports and research vessels</w:t>
+            </w:r>
+          </w:p>
+          <w:p>
+            <w:pPr>
+              <w:tabs>
+                <w:tab w:val="left" w:pos="260"/>
+              </w:tabs>
+              <w:spacing w:after="0" w:before="40" w:line="280"/>
+              <w:ind w:left="260" w:hanging="260"/>
+            </w:pPr>
+            <w:r>
+              <w:rPr>
+                <w:b/>
+                <w:bCs/>
+                <w:color w:val="C00000"/>
+                <w:sz w:val="21"/>
+                <w:szCs w:val="21"/>
+              </w:rPr>
+              <w:t xml:space="preserve">→</w:t>
+            </w:r>
+            <w:r>
+              <w:tab/>
+            </w:r>
+            <w:r>
+              <w:rPr>
+                <w:b/>
+                <w:bCs/>
+                <w:sz w:val="21"/>
+                <w:szCs w:val="21"/>
+              </w:rPr>
+              <w:t xml:space="preserve">Economic:</w:t>
+            </w:r>
+            <w:r>
+              <w:rPr>
+                <w:sz w:val="21"/>
+                <w:szCs w:val="21"/>
+              </w:rPr>
+              <w:t xml:space="preserve"> India one of Sri Lanka's largest trade partners; key SAARC trade partner</w:t>
+            </w:r>
+          </w:p>
+          <w:p>
+            <w:pPr>
+              <w:tabs>
+                <w:tab w:val="left" w:pos="260"/>
+              </w:tabs>
+              <w:spacing w:after="0" w:before="40" w:line="280"/>
+              <w:ind w:left="260" w:hanging="260"/>
+            </w:pPr>
+            <w:r>
+              <w:rPr>
+                <w:b/>
+                <w:bCs/>
+                <w:color w:val="C00000"/>
+                <w:sz w:val="21"/>
+                <w:szCs w:val="21"/>
+              </w:rPr>
+              <w:t xml:space="preserve">→</w:t>
+            </w:r>
+            <w:r>
+              <w:tab/>
+            </w:r>
+            <w:r>
+              <w:rPr>
+                <w:b/>
+                <w:bCs/>
+                <w:sz w:val="21"/>
+                <w:szCs w:val="21"/>
+              </w:rPr>
+              <w:t xml:space="preserve">Humanitarian:</w:t>
+            </w:r>
+            <w:r>
+              <w:rPr>
+                <w:sz w:val="21"/>
+                <w:szCs w:val="21"/>
+              </w:rPr>
+              <w:t xml:space="preserve"> India as first responder (2022 crisis, Cyclone Ditwah)</w:t>
+            </w:r>
+          </w:p>
+          <w:p>
+            <w:pPr>
+              <w:tabs>
+                <w:tab w:val="left" w:pos="260"/>
+              </w:tabs>
+              <w:spacing w:after="0" w:before="40" w:line="280"/>
+              <w:ind w:left="260" w:hanging="260"/>
+            </w:pPr>
+            <w:r>
+              <w:rPr>
+                <w:b/>
+                <w:bCs/>
+                <w:color w:val="C00000"/>
+                <w:sz w:val="21"/>
+                <w:szCs w:val="21"/>
+              </w:rPr>
+              <w:t xml:space="preserve">→</w:t>
+            </w:r>
+            <w:r>
+              <w:tab/>
+            </w:r>
+            <w:r>
+              <w:rPr>
+                <w:b/>
+                <w:bCs/>
+                <w:sz w:val="21"/>
+                <w:szCs w:val="21"/>
+              </w:rPr>
+              <w:t xml:space="preserve">Tamil Nadu:</w:t>
+            </w:r>
+            <w:r>
+              <w:rPr>
+                <w:sz w:val="21"/>
+                <w:szCs w:val="21"/>
+              </w:rPr>
+              <w:t xml:space="preserve"> Tamil and fishermen interests</w:t>
+            </w:r>
+          </w:p>
+        </w:tc>
+      </w:tr>
+      <w:tr>
+        <w:trPr>
+          <w:cantSplit/>
+        </w:trPr>
+        <w:tc>
+          <w:tcPr>
+            <w:tcW w:type="dxa" w:w="520"/>
+            <w:tcBorders>
+              <w:top w:val="single" w:color="BFBFBF" w:sz="4"/>
+              <w:left w:val="single" w:color="BFBFBF" w:sz="4"/>
+              <w:bottom w:val="single" w:color="BFBFBF" w:sz="4"/>
+              <w:right w:val="single" w:color="BFBFBF" w:sz="4"/>
+            </w:tcBorders>
+            <w:tcMar>
+              <w:top w:type="dxa" w:w="70"/>
+              <w:left w:type="dxa" w:w="100"/>
+              <w:bottom w:type="dxa" w:w="70"/>
+              <w:right w:type="dxa" w:w="100"/>
+            </w:tcMar>
+            <w:vAlign w:val="center"/>
+          </w:tcPr>
+          <w:p>
+            <w:pPr>
+              <w:spacing w:after="0" w:before="0" w:line="300"/>
+              <w:jc w:val="center"/>
+            </w:pPr>
+            <w:r>
+              <w:rPr>
+                <w:color w:val="7F7F7F"/>
+                <w:sz w:val="21"/>
+                <w:szCs w:val="21"/>
+              </w:rPr>
+              <w:t xml:space="preserve">3</w:t>
+            </w:r>
+          </w:p>
+        </w:tc>
+        <w:tc>
+          <w:tcPr>
+            <w:tcW w:type="dxa" w:w="2200"/>
+            <w:tcBorders>
+              <w:top w:val="single" w:color="BFBFBF" w:sz="4"/>
+              <w:left w:val="single" w:color="BFBFBF" w:sz="4"/>
+              <w:bottom w:val="single" w:color="BFBFBF" w:sz="4"/>
+              <w:right w:val="single" w:color="BFBFBF" w:sz="4"/>
+            </w:tcBorders>
+            <w:tcMar>
+              <w:top w:type="dxa" w:w="70"/>
+              <w:left w:type="dxa" w:w="100"/>
+              <w:bottom w:type="dxa" w:w="70"/>
+              <w:right w:type="dxa" w:w="100"/>
+            </w:tcMar>
+            <w:vAlign w:val="center"/>
+          </w:tcPr>
+          <w:p>
+            <w:pPr>
+              <w:spacing w:after="0" w:before="0" w:line="300"/>
+            </w:pPr>
+            <w:r>
+              <w:rPr>
+                <w:b/>
+                <w:bCs/>
+                <w:color w:val="1F3864"/>
+                <w:sz w:val="21"/>
+                <w:szCs w:val="21"/>
+              </w:rPr>
+              <w:t xml:space="preserve">Current status (Sept 2026)</w:t>
+            </w:r>
+          </w:p>
+        </w:tc>
+        <w:tc>
+          <w:tcPr>
+            <w:tcW w:type="dxa" w:w="7986"/>
+            <w:tcBorders>
+              <w:top w:val="single" w:color="BFBFBF" w:sz="4"/>
+              <w:left w:val="single" w:color="BFBFBF" w:sz="4"/>
+              <w:bottom w:val="single" w:color="BFBFBF" w:sz="4"/>
+              <w:right w:val="single" w:color="BFBFBF" w:sz="4"/>
+            </w:tcBorders>
+            <w:tcMar>
+              <w:top w:type="dxa" w:w="70"/>
+              <w:left w:type="dxa" w:w="100"/>
+              <w:bottom w:type="dxa" w:w="70"/>
+              <w:right w:type="dxa" w:w="100"/>
+            </w:tcMar>
+            <w:vAlign w:val="center"/>
+          </w:tcPr>
+          <w:p>
+            <w:pPr>
+              <w:tabs>
+                <w:tab w:val="left" w:pos="260"/>
+              </w:tabs>
+              <w:spacing w:after="0" w:before="0" w:line="280"/>
+              <w:ind w:left="260" w:hanging="260"/>
+            </w:pPr>
+            <w:r>
+              <w:rPr>
+                <w:b/>
+                <w:bCs/>
+                <w:color w:val="C00000"/>
+                <w:sz w:val="21"/>
+                <w:szCs w:val="21"/>
+              </w:rPr>
+              <w:t xml:space="preserve">→</w:t>
+            </w:r>
+            <w:r>
+              <w:tab/>
+            </w:r>
+            <w:r>
+              <w:rPr>
+                <w:b/>
+                <w:bCs/>
+                <w:sz w:val="21"/>
+                <w:szCs w:val="21"/>
+              </w:rPr>
+              <w:t xml:space="preserve">Defence:</w:t>
+            </w:r>
+            <w:r>
+              <w:rPr>
+                <w:sz w:val="21"/>
+                <w:szCs w:val="21"/>
+              </w:rPr>
+              <w:t xml:space="preserve"> Rajnath Singh in Colombo (9 Sep 2026), first defence minister visit in about 38 years; 3 MoUs (L70 gun upgrades, NCC and defence college cooperation, youth exchanges)</w:t>
+            </w:r>
+          </w:p>
+          <w:p>
+            <w:pPr>
+              <w:tabs>
+                <w:tab w:val="left" w:pos="260"/>
+              </w:tabs>
+              <w:spacing w:after="0" w:before="40" w:line="280"/>
+              <w:ind w:left="260" w:hanging="260"/>
+            </w:pPr>
+            <w:r>
+              <w:rPr>
+                <w:b/>
+                <w:bCs/>
+                <w:color w:val="C00000"/>
+                <w:sz w:val="21"/>
+                <w:szCs w:val="21"/>
+              </w:rPr>
+              <w:t xml:space="preserve">→</w:t>
+            </w:r>
+            <w:r>
+              <w:tab/>
+            </w:r>
+            <w:r>
+              <w:rPr>
+                <w:b/>
+                <w:bCs/>
+                <w:sz w:val="21"/>
+                <w:szCs w:val="21"/>
+              </w:rPr>
+              <w:t xml:space="preserve">Assurance:</w:t>
+            </w:r>
+            <w:r>
+              <w:rPr>
+                <w:sz w:val="21"/>
+                <w:szCs w:val="21"/>
+              </w:rPr>
+              <w:t xml:space="preserve"> President Dissanayake says Sri Lankan territory will never be used against India</w:t>
+            </w:r>
+          </w:p>
+          <w:p>
+            <w:pPr>
+              <w:tabs>
+                <w:tab w:val="left" w:pos="260"/>
+              </w:tabs>
+              <w:spacing w:after="0" w:before="40" w:line="280"/>
+              <w:ind w:left="260" w:hanging="260"/>
+            </w:pPr>
+            <w:r>
+              <w:rPr>
+                <w:b/>
+                <w:bCs/>
+                <w:color w:val="C00000"/>
+                <w:sz w:val="21"/>
+                <w:szCs w:val="21"/>
+              </w:rPr>
+              <w:t xml:space="preserve">→</w:t>
+            </w:r>
+            <w:r>
+              <w:tab/>
+            </w:r>
+            <w:r>
+              <w:rPr>
+                <w:b/>
+                <w:bCs/>
+                <w:sz w:val="21"/>
+                <w:szCs w:val="21"/>
+              </w:rPr>
+              <w:t xml:space="preserve">Cyclone Ditwah:</w:t>
+            </w:r>
+            <w:r>
+              <w:rPr>
+                <w:sz w:val="21"/>
+                <w:szCs w:val="21"/>
+              </w:rPr>
+              <w:t xml:space="preserve"> $450 mn relief package (Dec 2025); rupee lines of credit of $250 mn for railways and $100 mn for livestock (Aug 2026); Indian Bailey bridges, Northern Railway restored</w:t>
+            </w:r>
+          </w:p>
+          <w:p>
+            <w:pPr>
+              <w:tabs>
+                <w:tab w:val="left" w:pos="260"/>
+              </w:tabs>
+              <w:spacing w:after="0" w:before="40" w:line="280"/>
+              <w:ind w:left="260" w:hanging="260"/>
+            </w:pPr>
+            <w:r>
+              <w:rPr>
+                <w:b/>
+                <w:bCs/>
+                <w:color w:val="C00000"/>
+                <w:sz w:val="21"/>
+                <w:szCs w:val="21"/>
+              </w:rPr>
+              <w:t xml:space="preserve">→</w:t>
+            </w:r>
+            <w:r>
+              <w:tab/>
+            </w:r>
+            <w:r>
+              <w:rPr>
+                <w:b/>
+                <w:bCs/>
+                <w:sz w:val="21"/>
+                <w:szCs w:val="21"/>
+              </w:rPr>
+              <w:t xml:space="preserve">Earlier anchor:</w:t>
+            </w:r>
+            <w:r>
+              <w:rPr>
+                <w:sz w:val="21"/>
+                <w:szCs w:val="21"/>
+              </w:rPr>
+              <w:t xml:space="preserve"> Modi's visit (Apr 2025): first defence umbrella MoU, Trincomalee energy hub with UAE, grid interconnection, over $100 mn loans turned into grants</w:t>
+            </w:r>
+          </w:p>
+          <w:p>
+            <w:pPr>
+              <w:tabs>
+                <w:tab w:val="left" w:pos="260"/>
+              </w:tabs>
+              <w:spacing w:after="0" w:before="40" w:line="280"/>
+              <w:ind w:left="260" w:hanging="260"/>
+            </w:pPr>
+            <w:r>
+              <w:rPr>
+                <w:b/>
+                <w:bCs/>
+                <w:color w:val="C00000"/>
+                <w:sz w:val="21"/>
+                <w:szCs w:val="21"/>
+              </w:rPr>
+              <w:t xml:space="preserve">→</w:t>
+            </w:r>
+            <w:r>
+              <w:tab/>
+            </w:r>
+            <w:r>
+              <w:rPr>
+                <w:b/>
+                <w:bCs/>
+                <w:sz w:val="21"/>
+                <w:szCs w:val="21"/>
+              </w:rPr>
+              <w:t xml:space="preserve">Outreach:</w:t>
+            </w:r>
+            <w:r>
+              <w:rPr>
+                <w:sz w:val="21"/>
+                <w:szCs w:val="21"/>
+              </w:rPr>
+              <w:t xml:space="preserve"> VP Radhakrishnan's visit (Apr 2026): 4,000 houses for estate workers, scholarships; Dissanayake at India AI Impact Summit (Feb 2026)</w:t>
+            </w:r>
+          </w:p>
+        </w:tc>
+      </w:tr>
+      <w:tr>
+        <w:trPr>
+          <w:cantSplit/>
+        </w:trPr>
+        <w:tc>
+          <w:tcPr>
+            <w:tcW w:type="dxa" w:w="520"/>
+            <w:tcBorders>
+              <w:top w:val="single" w:color="BFBFBF" w:sz="4"/>
+              <w:left w:val="single" w:color="BFBFBF" w:sz="4"/>
+              <w:bottom w:val="single" w:color="BFBFBF" w:sz="4"/>
+              <w:right w:val="single" w:color="BFBFBF" w:sz="4"/>
+            </w:tcBorders>
+            <w:shd w:fill="F5F7FB" w:color="auto" w:val="clear"/>
+            <w:tcMar>
+              <w:top w:type="dxa" w:w="70"/>
+              <w:left w:type="dxa" w:w="100"/>
+              <w:bottom w:type="dxa" w:w="70"/>
+              <w:right w:type="dxa" w:w="100"/>
+            </w:tcMar>
+            <w:vAlign w:val="center"/>
+          </w:tcPr>
+          <w:p>
+            <w:pPr>
+              <w:spacing w:after="0" w:before="0" w:line="300"/>
+              <w:jc w:val="center"/>
+            </w:pPr>
+            <w:r>
+              <w:rPr>
+                <w:color w:val="7F7F7F"/>
+                <w:sz w:val="21"/>
+                <w:szCs w:val="21"/>
+              </w:rPr>
+              <w:t xml:space="preserve">4</w:t>
+            </w:r>
+          </w:p>
+        </w:tc>
+        <w:tc>
+          <w:tcPr>
+            <w:tcW w:type="dxa" w:w="2200"/>
+            <w:tcBorders>
+              <w:top w:val="single" w:color="BFBFBF" w:sz="4"/>
+              <w:left w:val="single" w:color="BFBFBF" w:sz="4"/>
+              <w:bottom w:val="single" w:color="BFBFBF" w:sz="4"/>
+              <w:right w:val="single" w:color="BFBFBF" w:sz="4"/>
+            </w:tcBorders>
+            <w:shd w:fill="F5F7FB" w:color="auto" w:val="clear"/>
+            <w:tcMar>
+              <w:top w:type="dxa" w:w="70"/>
+              <w:left w:type="dxa" w:w="100"/>
+              <w:bottom w:type="dxa" w:w="70"/>
+              <w:right w:type="dxa" w:w="100"/>
+            </w:tcMar>
+            <w:vAlign w:val="center"/>
+          </w:tcPr>
+          <w:p>
+            <w:pPr>
+              <w:spacing w:after="0" w:before="0" w:line="300"/>
+            </w:pPr>
+            <w:r>
+              <w:rPr>
+                <w:b/>
+                <w:bCs/>
+                <w:color w:val="1F3864"/>
+                <w:sz w:val="21"/>
+                <w:szCs w:val="21"/>
+              </w:rPr>
+              <w:t xml:space="preserve">Problems</w:t>
+            </w:r>
+          </w:p>
+        </w:tc>
+        <w:tc>
+          <w:tcPr>
+            <w:tcW w:type="dxa" w:w="7986"/>
+            <w:tcBorders>
+              <w:top w:val="single" w:color="BFBFBF" w:sz="4"/>
+              <w:left w:val="single" w:color="BFBFBF" w:sz="4"/>
+              <w:bottom w:val="single" w:color="BFBFBF" w:sz="4"/>
+              <w:right w:val="single" w:color="BFBFBF" w:sz="4"/>
+            </w:tcBorders>
+            <w:shd w:fill="F5F7FB" w:color="auto" w:val="clear"/>
+            <w:tcMar>
+              <w:top w:type="dxa" w:w="70"/>
+              <w:left w:type="dxa" w:w="100"/>
+              <w:bottom w:type="dxa" w:w="70"/>
+              <w:right w:type="dxa" w:w="100"/>
+            </w:tcMar>
+            <w:vAlign w:val="center"/>
+          </w:tcPr>
+          <w:p>
+            <w:pPr>
+              <w:tabs>
+                <w:tab w:val="left" w:pos="260"/>
+              </w:tabs>
+              <w:spacing w:after="0" w:before="0" w:line="280"/>
+              <w:ind w:left="260" w:hanging="260"/>
+            </w:pPr>
+            <w:r>
+              <w:rPr>
+                <w:b/>
+                <w:bCs/>
+                <w:color w:val="C00000"/>
+                <w:sz w:val="21"/>
+                <w:szCs w:val="21"/>
+              </w:rPr>
+              <w:t xml:space="preserve">→</w:t>
+            </w:r>
+            <w:r>
+              <w:tab/>
+            </w:r>
+            <w:r>
+              <w:rPr>
+                <w:b/>
+                <w:bCs/>
+                <w:sz w:val="21"/>
+                <w:szCs w:val="21"/>
+              </w:rPr>
+              <w:t xml:space="preserve">Fishermen:</w:t>
+            </w:r>
+            <w:r>
+              <w:rPr>
+                <w:sz w:val="21"/>
+                <w:szCs w:val="21"/>
+              </w:rPr>
+              <w:t xml:space="preserve"> Indian trawlers in Sri Lankan waters, arrests, bottom-trawling damage</w:t>
+            </w:r>
+          </w:p>
+          <w:p>
+            <w:pPr>
+              <w:tabs>
+                <w:tab w:val="left" w:pos="260"/>
+              </w:tabs>
+              <w:spacing w:after="0" w:before="40" w:line="280"/>
+              <w:ind w:left="260" w:hanging="260"/>
+            </w:pPr>
+            <w:r>
+              <w:rPr>
+                <w:b/>
+                <w:bCs/>
+                <w:color w:val="C00000"/>
+                <w:sz w:val="21"/>
+                <w:szCs w:val="21"/>
+              </w:rPr>
+              <w:t xml:space="preserve">→</w:t>
+            </w:r>
+            <w:r>
+              <w:tab/>
+            </w:r>
+            <w:r>
+              <w:rPr>
+                <w:sz w:val="21"/>
+                <w:szCs w:val="21"/>
+              </w:rPr>
+              <w:t xml:space="preserve">Katchatheevu row in Tamil Nadu politics</w:t>
+            </w:r>
+          </w:p>
+          <w:p>
+            <w:pPr>
+              <w:tabs>
+                <w:tab w:val="left" w:pos="260"/>
+              </w:tabs>
+              <w:spacing w:after="0" w:before="40" w:line="280"/>
+              <w:ind w:left="260" w:hanging="260"/>
+            </w:pPr>
+            <w:r>
+              <w:rPr>
+                <w:b/>
+                <w:bCs/>
+                <w:color w:val="C00000"/>
+                <w:sz w:val="21"/>
+                <w:szCs w:val="21"/>
+              </w:rPr>
+              <w:t xml:space="preserve">→</w:t>
+            </w:r>
+            <w:r>
+              <w:tab/>
+            </w:r>
+            <w:r>
+              <w:rPr>
+                <w:b/>
+                <w:bCs/>
+                <w:sz w:val="21"/>
+                <w:szCs w:val="21"/>
+              </w:rPr>
+              <w:t xml:space="preserve">China's footprint:</w:t>
+            </w:r>
+            <w:r>
+              <w:rPr>
+                <w:sz w:val="21"/>
+                <w:szCs w:val="21"/>
+              </w:rPr>
+              <w:t xml:space="preserve"> Sinopec refinery at Hambantota, research vessel visits, lapsed moratorium on such ships</w:t>
+            </w:r>
+          </w:p>
+          <w:p>
+            <w:pPr>
+              <w:tabs>
+                <w:tab w:val="left" w:pos="260"/>
+              </w:tabs>
+              <w:spacing w:after="0" w:before="40" w:line="280"/>
+              <w:ind w:left="260" w:hanging="260"/>
+            </w:pPr>
+            <w:r>
+              <w:rPr>
+                <w:b/>
+                <w:bCs/>
+                <w:color w:val="C00000"/>
+                <w:sz w:val="21"/>
+                <w:szCs w:val="21"/>
+              </w:rPr>
+              <w:t xml:space="preserve">→</w:t>
+            </w:r>
+            <w:r>
+              <w:tab/>
+            </w:r>
+            <w:r>
+              <w:rPr>
+                <w:b/>
+                <w:bCs/>
+                <w:sz w:val="21"/>
+                <w:szCs w:val="21"/>
+              </w:rPr>
+              <w:t xml:space="preserve">Tamil aspirations:</w:t>
+            </w:r>
+            <w:r>
+              <w:rPr>
+                <w:sz w:val="21"/>
+                <w:szCs w:val="21"/>
+              </w:rPr>
+              <w:t xml:space="preserve"> 13th Amendment, provincial council elections</w:t>
+            </w:r>
+          </w:p>
+          <w:p>
+            <w:pPr>
+              <w:tabs>
+                <w:tab w:val="left" w:pos="260"/>
+              </w:tabs>
+              <w:spacing w:after="0" w:before="40" w:line="280"/>
+              <w:ind w:left="260" w:hanging="260"/>
+            </w:pPr>
+            <w:r>
+              <w:rPr>
+                <w:b/>
+                <w:bCs/>
+                <w:color w:val="C00000"/>
+                <w:sz w:val="21"/>
+                <w:szCs w:val="21"/>
+              </w:rPr>
+              <w:t xml:space="preserve">→</w:t>
+            </w:r>
+            <w:r>
+              <w:tab/>
+            </w:r>
+            <w:r>
+              <w:rPr>
+                <w:sz w:val="21"/>
+                <w:szCs w:val="21"/>
+              </w:rPr>
+              <w:t xml:space="preserve">Nationalist backlash against ETCA and Indian dominance</w:t>
+            </w:r>
+          </w:p>
+          <w:p>
+            <w:pPr>
+              <w:tabs>
+                <w:tab w:val="left" w:pos="260"/>
+              </w:tabs>
+              <w:spacing w:after="0" w:before="40" w:line="280"/>
+              <w:ind w:left="260" w:hanging="260"/>
+            </w:pPr>
+            <w:r>
+              <w:rPr>
+                <w:b/>
+                <w:bCs/>
+                <w:color w:val="C00000"/>
+                <w:sz w:val="21"/>
+                <w:szCs w:val="21"/>
+              </w:rPr>
+              <w:t xml:space="preserve">→</w:t>
+            </w:r>
+            <w:r>
+              <w:tab/>
+            </w:r>
+            <w:r>
+              <w:rPr>
+                <w:sz w:val="21"/>
+                <w:szCs w:val="21"/>
+              </w:rPr>
+              <w:t xml:space="preserve">Debt and economic fragility</w:t>
+            </w:r>
+          </w:p>
+          <w:p>
+            <w:pPr>
+              <w:tabs>
+                <w:tab w:val="left" w:pos="260"/>
+              </w:tabs>
+              <w:spacing w:after="0" w:before="40" w:line="280"/>
+              <w:ind w:left="260" w:hanging="260"/>
+            </w:pPr>
+            <w:r>
+              <w:rPr>
+                <w:b/>
+                <w:bCs/>
+                <w:color w:val="C00000"/>
+                <w:sz w:val="21"/>
+                <w:szCs w:val="21"/>
+              </w:rPr>
+              <w:t xml:space="preserve">→</w:t>
+            </w:r>
+            <w:r>
+              <w:tab/>
+            </w:r>
+            <w:r>
+              <w:rPr>
+                <w:sz w:val="21"/>
+                <w:szCs w:val="21"/>
+              </w:rPr>
+              <w:t xml:space="preserve">Sri Lanka balancing between India and China</w:t>
+            </w:r>
+          </w:p>
+        </w:tc>
+      </w:tr>
+      <w:tr>
+        <w:trPr>
+          <w:cantSplit/>
+        </w:trPr>
+        <w:tc>
+          <w:tcPr>
+            <w:tcW w:type="dxa" w:w="520"/>
+            <w:tcBorders>
+              <w:top w:val="single" w:color="BFBFBF" w:sz="4"/>
+              <w:left w:val="single" w:color="BFBFBF" w:sz="4"/>
+              <w:bottom w:val="single" w:color="BFBFBF" w:sz="4"/>
+              <w:right w:val="single" w:color="BFBFBF" w:sz="4"/>
+            </w:tcBorders>
+            <w:tcMar>
+              <w:top w:type="dxa" w:w="70"/>
+              <w:left w:type="dxa" w:w="100"/>
+              <w:bottom w:type="dxa" w:w="70"/>
+              <w:right w:type="dxa" w:w="100"/>
+            </w:tcMar>
+            <w:vAlign w:val="center"/>
+          </w:tcPr>
+          <w:p>
+            <w:pPr>
+              <w:spacing w:after="0" w:before="0" w:line="300"/>
+              <w:jc w:val="center"/>
+            </w:pPr>
+            <w:r>
+              <w:rPr>
+                <w:color w:val="7F7F7F"/>
+                <w:sz w:val="21"/>
+                <w:szCs w:val="21"/>
+              </w:rPr>
+              <w:t xml:space="preserve">5</w:t>
+            </w:r>
+          </w:p>
+        </w:tc>
+        <w:tc>
+          <w:tcPr>
+            <w:tcW w:type="dxa" w:w="2200"/>
+            <w:tcBorders>
+              <w:top w:val="single" w:color="BFBFBF" w:sz="4"/>
+              <w:left w:val="single" w:color="BFBFBF" w:sz="4"/>
+              <w:bottom w:val="single" w:color="BFBFBF" w:sz="4"/>
+              <w:right w:val="single" w:color="BFBFBF" w:sz="4"/>
+            </w:tcBorders>
+            <w:tcMar>
+              <w:top w:type="dxa" w:w="70"/>
+              <w:left w:type="dxa" w:w="100"/>
+              <w:bottom w:type="dxa" w:w="70"/>
+              <w:right w:type="dxa" w:w="100"/>
+            </w:tcMar>
+            <w:vAlign w:val="center"/>
+          </w:tcPr>
+          <w:p>
+            <w:pPr>
+              <w:spacing w:after="0" w:before="0" w:line="300"/>
+            </w:pPr>
+            <w:r>
+              <w:rPr>
+                <w:b/>
+                <w:bCs/>
+                <w:color w:val="1F3864"/>
+                <w:sz w:val="21"/>
+                <w:szCs w:val="21"/>
+              </w:rPr>
+              <w:t xml:space="preserve">Solutions</w:t>
+            </w:r>
+          </w:p>
+        </w:tc>
+        <w:tc>
+          <w:tcPr>
+            <w:tcW w:type="dxa" w:w="7986"/>
+            <w:tcBorders>
+              <w:top w:val="single" w:color="BFBFBF" w:sz="4"/>
+              <w:left w:val="single" w:color="BFBFBF" w:sz="4"/>
+              <w:bottom w:val="single" w:color="BFBFBF" w:sz="4"/>
+              <w:right w:val="single" w:color="BFBFBF" w:sz="4"/>
+            </w:tcBorders>
+            <w:tcMar>
+              <w:top w:type="dxa" w:w="70"/>
+              <w:left w:type="dxa" w:w="100"/>
+              <w:bottom w:type="dxa" w:w="70"/>
+              <w:right w:type="dxa" w:w="100"/>
+            </w:tcMar>
+            <w:vAlign w:val="center"/>
+          </w:tcPr>
+          <w:p>
+            <w:pPr>
+              <w:tabs>
+                <w:tab w:val="left" w:pos="260"/>
+              </w:tabs>
+              <w:spacing w:after="0" w:before="0" w:line="280"/>
+              <w:ind w:left="260" w:hanging="260"/>
+            </w:pPr>
+            <w:r>
+              <w:rPr>
+                <w:b/>
+                <w:bCs/>
+                <w:color w:val="C00000"/>
+                <w:sz w:val="21"/>
+                <w:szCs w:val="21"/>
+              </w:rPr>
+              <w:t xml:space="preserve">→</w:t>
+            </w:r>
+            <w:r>
+              <w:tab/>
+            </w:r>
+            <w:r>
+              <w:rPr>
+                <w:b/>
+                <w:bCs/>
+                <w:sz w:val="21"/>
+                <w:szCs w:val="21"/>
+              </w:rPr>
+              <w:t xml:space="preserve">Fishermen:</w:t>
+            </w:r>
+            <w:r>
+              <w:rPr>
+                <w:sz w:val="21"/>
+                <w:szCs w:val="21"/>
+              </w:rPr>
+              <w:t xml:space="preserve"> joint working group, shift to deep-sea fishing, alternative livelihoods, humane handling</w:t>
+            </w:r>
+          </w:p>
+          <w:p>
+            <w:pPr>
+              <w:tabs>
+                <w:tab w:val="left" w:pos="260"/>
+              </w:tabs>
+              <w:spacing w:after="0" w:before="40" w:line="280"/>
+              <w:ind w:left="260" w:hanging="260"/>
+            </w:pPr>
+            <w:r>
+              <w:rPr>
+                <w:b/>
+                <w:bCs/>
+                <w:color w:val="C00000"/>
+                <w:sz w:val="21"/>
+                <w:szCs w:val="21"/>
+              </w:rPr>
+              <w:t xml:space="preserve">→</w:t>
+            </w:r>
+            <w:r>
+              <w:tab/>
+            </w:r>
+            <w:r>
+              <w:rPr>
+                <w:sz w:val="21"/>
+                <w:szCs w:val="21"/>
+              </w:rPr>
+              <w:t xml:space="preserve">Hold Sri Lanka to its security commitment; monitor Chinese ship visits</w:t>
+            </w:r>
+          </w:p>
+          <w:p>
+            <w:pPr>
+              <w:tabs>
+                <w:tab w:val="left" w:pos="260"/>
+              </w:tabs>
+              <w:spacing w:after="0" w:before="40" w:line="280"/>
+              <w:ind w:left="260" w:hanging="260"/>
+            </w:pPr>
+            <w:r>
+              <w:rPr>
+                <w:b/>
+                <w:bCs/>
+                <w:color w:val="C00000"/>
+                <w:sz w:val="21"/>
+                <w:szCs w:val="21"/>
+              </w:rPr>
+              <w:t xml:space="preserve">→</w:t>
+            </w:r>
+            <w:r>
+              <w:tab/>
+            </w:r>
+            <w:r>
+              <w:rPr>
+                <w:b/>
+                <w:bCs/>
+                <w:sz w:val="21"/>
+                <w:szCs w:val="21"/>
+              </w:rPr>
+              <w:t xml:space="preserve">Deepen defence ties:</w:t>
+            </w:r>
+            <w:r>
+              <w:rPr>
+                <w:sz w:val="21"/>
+                <w:szCs w:val="21"/>
+              </w:rPr>
+              <w:t xml:space="preserve"> Mitra Shakti, SLINEX, Colombo Security Conclave, training</w:t>
+            </w:r>
+          </w:p>
+          <w:p>
+            <w:pPr>
+              <w:tabs>
+                <w:tab w:val="left" w:pos="260"/>
+              </w:tabs>
+              <w:spacing w:after="0" w:before="40" w:line="280"/>
+              <w:ind w:left="260" w:hanging="260"/>
+            </w:pPr>
+            <w:r>
+              <w:rPr>
+                <w:b/>
+                <w:bCs/>
+                <w:color w:val="C00000"/>
+                <w:sz w:val="21"/>
+                <w:szCs w:val="21"/>
+              </w:rPr>
+              <w:t xml:space="preserve">→</w:t>
+            </w:r>
+            <w:r>
+              <w:tab/>
+            </w:r>
+            <w:r>
+              <w:rPr>
+                <w:b/>
+                <w:bCs/>
+                <w:sz w:val="21"/>
+                <w:szCs w:val="21"/>
+              </w:rPr>
+              <w:t xml:space="preserve">Economic anchors:</w:t>
+            </w:r>
+            <w:r>
+              <w:rPr>
+                <w:sz w:val="21"/>
+                <w:szCs w:val="21"/>
+              </w:rPr>
+              <w:t xml:space="preserve"> Trincomalee hub, grid link, power trade, ports, UPI, development grants</w:t>
+            </w:r>
+          </w:p>
+          <w:p>
+            <w:pPr>
+              <w:tabs>
+                <w:tab w:val="left" w:pos="260"/>
+              </w:tabs>
+              <w:spacing w:after="0" w:before="40" w:line="280"/>
+              <w:ind w:left="260" w:hanging="260"/>
+            </w:pPr>
+            <w:r>
+              <w:rPr>
+                <w:b/>
+                <w:bCs/>
+                <w:color w:val="C00000"/>
+                <w:sz w:val="21"/>
+                <w:szCs w:val="21"/>
+              </w:rPr>
+              <w:t xml:space="preserve">→</w:t>
+            </w:r>
+            <w:r>
+              <w:tab/>
+            </w:r>
+            <w:r>
+              <w:rPr>
+                <w:sz w:val="21"/>
+                <w:szCs w:val="21"/>
+              </w:rPr>
+              <w:t xml:space="preserve">Debt support and tourism</w:t>
+            </w:r>
+          </w:p>
+          <w:p>
+            <w:pPr>
+              <w:tabs>
+                <w:tab w:val="left" w:pos="260"/>
+              </w:tabs>
+              <w:spacing w:after="0" w:before="40" w:line="280"/>
+              <w:ind w:left="260" w:hanging="260"/>
+            </w:pPr>
+            <w:r>
+              <w:rPr>
+                <w:b/>
+                <w:bCs/>
+                <w:color w:val="C00000"/>
+                <w:sz w:val="21"/>
+                <w:szCs w:val="21"/>
+              </w:rPr>
+              <w:t xml:space="preserve">→</w:t>
+            </w:r>
+            <w:r>
+              <w:tab/>
+            </w:r>
+            <w:r>
+              <w:rPr>
+                <w:b/>
+                <w:bCs/>
+                <w:sz w:val="21"/>
+                <w:szCs w:val="21"/>
+              </w:rPr>
+              <w:t xml:space="preserve">Tamil issue:</w:t>
+            </w:r>
+            <w:r>
+              <w:rPr>
+                <w:sz w:val="21"/>
+                <w:szCs w:val="21"/>
+              </w:rPr>
+              <w:t xml:space="preserve"> quietly encourage devolution and provincial elections</w:t>
+            </w:r>
+          </w:p>
+          <w:p>
+            <w:pPr>
+              <w:tabs>
+                <w:tab w:val="left" w:pos="260"/>
+              </w:tabs>
+              <w:spacing w:after="0" w:before="40" w:line="280"/>
+              <w:ind w:left="260" w:hanging="260"/>
+            </w:pPr>
+            <w:r>
+              <w:rPr>
+                <w:b/>
+                <w:bCs/>
+                <w:color w:val="C00000"/>
+                <w:sz w:val="21"/>
+                <w:szCs w:val="21"/>
+              </w:rPr>
+              <w:t xml:space="preserve">→</w:t>
+            </w:r>
+            <w:r>
+              <w:tab/>
+            </w:r>
+            <w:r>
+              <w:rPr>
+                <w:sz w:val="21"/>
+                <w:szCs w:val="21"/>
+              </w:rPr>
+              <w:t xml:space="preserve">Handle Katchatheevu sensitively, no public brinkmanship</w:t>
+            </w:r>
+          </w:p>
+          <w:p>
+            <w:pPr>
+              <w:tabs>
+                <w:tab w:val="left" w:pos="260"/>
+              </w:tabs>
+              <w:spacing w:after="0" w:before="40" w:line="280"/>
+              <w:ind w:left="260" w:hanging="260"/>
+            </w:pPr>
+            <w:r>
+              <w:rPr>
+                <w:b/>
+                <w:bCs/>
+                <w:color w:val="C00000"/>
+                <w:sz w:val="21"/>
+                <w:szCs w:val="21"/>
+              </w:rPr>
+              <w:t xml:space="preserve">→</w:t>
+            </w:r>
+            <w:r>
+              <w:tab/>
+            </w:r>
+            <w:r>
+              <w:rPr>
+                <w:sz w:val="21"/>
+                <w:szCs w:val="21"/>
+              </w:rPr>
+              <w:t xml:space="preserve">Respect Sri Lanka's sovereignty</w:t>
+            </w:r>
+          </w:p>
+        </w:tc>
+      </w:tr>
+      <w:tr>
+        <w:trPr>
+          <w:cantSplit/>
+        </w:trPr>
+        <w:tc>
+          <w:tcPr>
+            <w:tcW w:type="dxa" w:w="520"/>
+            <w:tcBorders>
+              <w:top w:val="single" w:color="BFBFBF" w:sz="4"/>
+              <w:left w:val="single" w:color="BFBFBF" w:sz="4"/>
+              <w:bottom w:val="single" w:color="BFBFBF" w:sz="4"/>
+              <w:right w:val="single" w:color="BFBFBF" w:sz="4"/>
+            </w:tcBorders>
+            <w:shd w:fill="F5F7FB" w:color="auto" w:val="clear"/>
+            <w:tcMar>
+              <w:top w:type="dxa" w:w="70"/>
+              <w:left w:type="dxa" w:w="100"/>
+              <w:bottom w:type="dxa" w:w="70"/>
+              <w:right w:type="dxa" w:w="100"/>
+            </w:tcMar>
+            <w:vAlign w:val="center"/>
+          </w:tcPr>
+          <w:p>
+            <w:pPr>
+              <w:spacing w:after="0" w:before="0" w:line="300"/>
+              <w:jc w:val="center"/>
+            </w:pPr>
+            <w:r>
+              <w:rPr>
+                <w:color w:val="7F7F7F"/>
+                <w:sz w:val="21"/>
+                <w:szCs w:val="21"/>
+              </w:rPr>
+              <w:t xml:space="preserve">6</w:t>
+            </w:r>
+          </w:p>
+        </w:tc>
+        <w:tc>
+          <w:tcPr>
+            <w:tcW w:type="dxa" w:w="2200"/>
+            <w:tcBorders>
+              <w:top w:val="single" w:color="BFBFBF" w:sz="4"/>
+              <w:left w:val="single" w:color="BFBFBF" w:sz="4"/>
+              <w:bottom w:val="single" w:color="BFBFBF" w:sz="4"/>
+              <w:right w:val="single" w:color="BFBFBF" w:sz="4"/>
+            </w:tcBorders>
+            <w:shd w:fill="F5F7FB" w:color="auto" w:val="clear"/>
+            <w:tcMar>
+              <w:top w:type="dxa" w:w="70"/>
+              <w:left w:type="dxa" w:w="100"/>
+              <w:bottom w:type="dxa" w:w="70"/>
+              <w:right w:type="dxa" w:w="100"/>
+            </w:tcMar>
+            <w:vAlign w:val="center"/>
+          </w:tcPr>
+          <w:p>
+            <w:pPr>
+              <w:spacing w:after="0" w:before="0" w:line="300"/>
+            </w:pPr>
+            <w:r>
+              <w:rPr>
+                <w:b/>
+                <w:bCs/>
+                <w:color w:val="1F3864"/>
+                <w:sz w:val="21"/>
+                <w:szCs w:val="21"/>
+              </w:rPr>
+              <w:t xml:space="preserve">Conclusion</w:t>
+            </w:r>
+          </w:p>
+        </w:tc>
+        <w:tc>
+          <w:tcPr>
+            <w:tcW w:type="dxa" w:w="7986"/>
+            <w:tcBorders>
+              <w:top w:val="single" w:color="BFBFBF" w:sz="4"/>
+              <w:left w:val="single" w:color="BFBFBF" w:sz="4"/>
+              <w:bottom w:val="single" w:color="BFBFBF" w:sz="4"/>
+              <w:right w:val="single" w:color="BFBFBF" w:sz="4"/>
+            </w:tcBorders>
+            <w:shd w:fill="F5F7FB" w:color="auto" w:val="clear"/>
+            <w:tcMar>
+              <w:top w:type="dxa" w:w="70"/>
+              <w:left w:type="dxa" w:w="100"/>
+              <w:bottom w:type="dxa" w:w="70"/>
+              <w:right w:type="dxa" w:w="100"/>
+            </w:tcMar>
+            <w:vAlign w:val="center"/>
+          </w:tcPr>
+          <w:p>
+            <w:pPr>
+              <w:tabs>
+                <w:tab w:val="left" w:pos="260"/>
+              </w:tabs>
+              <w:spacing w:after="0" w:before="0" w:line="280"/>
+              <w:ind w:left="260" w:hanging="260"/>
+            </w:pPr>
+            <w:r>
+              <w:rPr>
+                <w:b/>
+                <w:bCs/>
+                <w:color w:val="C00000"/>
+                <w:sz w:val="21"/>
+                <w:szCs w:val="21"/>
+              </w:rPr>
+              <w:t xml:space="preserve">→</w:t>
+            </w:r>
+            <w:r>
+              <w:tab/>
+            </w:r>
+            <w:r>
+              <w:rPr>
+                <w:sz w:val="21"/>
+                <w:szCs w:val="21"/>
+              </w:rPr>
+              <w:t xml:space="preserve">Civilisational twins with interlinked security</w:t>
+            </w:r>
+          </w:p>
+          <w:p>
+            <w:pPr>
+              <w:tabs>
+                <w:tab w:val="left" w:pos="260"/>
+              </w:tabs>
+              <w:spacing w:after="0" w:before="40" w:line="280"/>
+              <w:ind w:left="260" w:hanging="260"/>
+            </w:pPr>
+            <w:r>
+              <w:rPr>
+                <w:b/>
+                <w:bCs/>
+                <w:color w:val="C00000"/>
+                <w:sz w:val="21"/>
+                <w:szCs w:val="21"/>
+              </w:rPr>
+              <w:t xml:space="preserve">→</w:t>
+            </w:r>
+            <w:r>
+              <w:tab/>
+            </w:r>
+            <w:r>
+              <w:rPr>
+                <w:sz w:val="21"/>
+                <w:szCs w:val="21"/>
+              </w:rPr>
+              <w:t xml:space="preserve">India must be a trusted, non-transactional partner, not a creditor power</w:t>
+            </w:r>
+          </w:p>
+          <w:p>
+            <w:pPr>
+              <w:tabs>
+                <w:tab w:val="left" w:pos="260"/>
+              </w:tabs>
+              <w:spacing w:after="0" w:before="40" w:line="280"/>
+              <w:ind w:left="260" w:hanging="260"/>
+            </w:pPr>
+            <w:r>
+              <w:rPr>
+                <w:b/>
+                <w:bCs/>
+                <w:color w:val="C00000"/>
+                <w:sz w:val="21"/>
+                <w:szCs w:val="21"/>
+              </w:rPr>
+              <w:t xml:space="preserve">→</w:t>
+            </w:r>
+            <w:r>
+              <w:tab/>
+            </w:r>
+            <w:r>
+              <w:rPr>
+                <w:sz w:val="21"/>
+                <w:szCs w:val="21"/>
+              </w:rPr>
+              <w:t xml:space="preserve">A friendly, stable Sri Lanka secures India's southern flank and the Indian Ocean Region</w:t>
             </w:r>
           </w:p>
         </w:tc>

--- a/SSB_Lecturettes.docx
+++ b/SSB_Lecturettes.docx
@@ -10479,6 +10479,1714 @@
                 <w:szCs w:val="21"/>
               </w:rPr>
               <w:t xml:space="preserve">A friendly, stable Sri Lanka secures India's southern flank and the Indian Ocean Region</w:t>
+            </w:r>
+          </w:p>
+        </w:tc>
+      </w:tr>
+    </w:tbl>
+    <w:p>
+      <w:pPr>
+        <w:pStyle w:val="Heading1"/>
+        <w:pageBreakBefore/>
+        <w:shd w:fill="1F3864" w:color="auto" w:val="clear"/>
+        <w:spacing w:after="160" w:before="0"/>
+        <w:ind w:left="100" w:right="100"/>
+      </w:pPr>
+      <w:r>
+        <w:t xml:space="preserve">Topic 7: India–Bhutan Relations</w:t>
+      </w:r>
+    </w:p>
+    <w:tbl>
+      <w:tblPr>
+        <w:tblW w:type="dxa" w:w="10706"/>
+        <w:tblBorders>
+          <w:top w:val="single" w:color="auto" w:sz="4"/>
+          <w:left w:val="single" w:color="auto" w:sz="4"/>
+          <w:bottom w:val="single" w:color="auto" w:sz="4"/>
+          <w:right w:val="single" w:color="auto" w:sz="4"/>
+          <w:insideH w:val="single" w:color="auto" w:sz="4"/>
+          <w:insideV w:val="single" w:color="auto" w:sz="4"/>
+        </w:tblBorders>
+      </w:tblPr>
+      <w:tblGrid>
+        <w:gridCol w:w="520"/>
+        <w:gridCol w:w="2200"/>
+        <w:gridCol w:w="7986"/>
+      </w:tblGrid>
+      <w:tr>
+        <w:trPr>
+          <w:tblHeader/>
+        </w:trPr>
+        <w:tc>
+          <w:tcPr>
+            <w:tcW w:type="dxa" w:w="520"/>
+            <w:tcBorders>
+              <w:top w:val="single" w:color="BFBFBF" w:sz="4"/>
+              <w:left w:val="single" w:color="BFBFBF" w:sz="4"/>
+              <w:bottom w:val="single" w:color="BFBFBF" w:sz="4"/>
+              <w:right w:val="single" w:color="BFBFBF" w:sz="4"/>
+            </w:tcBorders>
+            <w:shd w:fill="DCE3F0" w:color="auto" w:val="clear"/>
+            <w:tcMar>
+              <w:top w:type="dxa" w:w="70"/>
+              <w:left w:type="dxa" w:w="100"/>
+              <w:bottom w:type="dxa" w:w="70"/>
+              <w:right w:type="dxa" w:w="100"/>
+            </w:tcMar>
+            <w:vAlign w:val="center"/>
+          </w:tcPr>
+          <w:p>
+            <w:pPr>
+              <w:spacing w:after="0" w:before="0" w:line="300"/>
+              <w:jc w:val="center"/>
+            </w:pPr>
+            <w:r>
+              <w:rPr>
+                <w:b/>
+                <w:bCs/>
+                <w:sz w:val="21"/>
+                <w:szCs w:val="21"/>
+              </w:rPr>
+              <w:t xml:space="preserve">#</w:t>
+            </w:r>
+          </w:p>
+        </w:tc>
+        <w:tc>
+          <w:tcPr>
+            <w:tcW w:type="dxa" w:w="2200"/>
+            <w:tcBorders>
+              <w:top w:val="single" w:color="BFBFBF" w:sz="4"/>
+              <w:left w:val="single" w:color="BFBFBF" w:sz="4"/>
+              <w:bottom w:val="single" w:color="BFBFBF" w:sz="4"/>
+              <w:right w:val="single" w:color="BFBFBF" w:sz="4"/>
+            </w:tcBorders>
+            <w:shd w:fill="DCE3F0" w:color="auto" w:val="clear"/>
+            <w:tcMar>
+              <w:top w:type="dxa" w:w="70"/>
+              <w:left w:type="dxa" w:w="100"/>
+              <w:bottom w:type="dxa" w:w="70"/>
+              <w:right w:type="dxa" w:w="100"/>
+            </w:tcMar>
+            <w:vAlign w:val="center"/>
+          </w:tcPr>
+          <w:p>
+            <w:pPr>
+              <w:spacing w:after="0" w:before="0" w:line="300"/>
+            </w:pPr>
+            <w:r>
+              <w:rPr>
+                <w:b/>
+                <w:bCs/>
+                <w:sz w:val="21"/>
+                <w:szCs w:val="21"/>
+              </w:rPr>
+              <w:t xml:space="preserve">Stage</w:t>
+            </w:r>
+          </w:p>
+        </w:tc>
+        <w:tc>
+          <w:tcPr>
+            <w:tcW w:type="dxa" w:w="7986"/>
+            <w:tcBorders>
+              <w:top w:val="single" w:color="BFBFBF" w:sz="4"/>
+              <w:left w:val="single" w:color="BFBFBF" w:sz="4"/>
+              <w:bottom w:val="single" w:color="BFBFBF" w:sz="4"/>
+              <w:right w:val="single" w:color="BFBFBF" w:sz="4"/>
+            </w:tcBorders>
+            <w:shd w:fill="DCE3F0" w:color="auto" w:val="clear"/>
+            <w:tcMar>
+              <w:top w:type="dxa" w:w="70"/>
+              <w:left w:type="dxa" w:w="100"/>
+              <w:bottom w:type="dxa" w:w="70"/>
+              <w:right w:type="dxa" w:w="100"/>
+            </w:tcMar>
+            <w:vAlign w:val="center"/>
+          </w:tcPr>
+          <w:p>
+            <w:pPr>
+              <w:spacing w:after="0" w:before="0" w:line="300"/>
+            </w:pPr>
+            <w:r>
+              <w:rPr>
+                <w:b/>
+                <w:bCs/>
+                <w:sz w:val="21"/>
+                <w:szCs w:val="21"/>
+              </w:rPr>
+              <w:t xml:space="preserve">Flow</w:t>
+            </w:r>
+          </w:p>
+        </w:tc>
+      </w:tr>
+      <w:tr>
+        <w:trPr>
+          <w:cantSplit/>
+        </w:trPr>
+        <w:tc>
+          <w:tcPr>
+            <w:tcW w:type="dxa" w:w="520"/>
+            <w:tcBorders>
+              <w:top w:val="single" w:color="BFBFBF" w:sz="4"/>
+              <w:left w:val="single" w:color="BFBFBF" w:sz="4"/>
+              <w:bottom w:val="single" w:color="BFBFBF" w:sz="4"/>
+              <w:right w:val="single" w:color="BFBFBF" w:sz="4"/>
+            </w:tcBorders>
+            <w:tcMar>
+              <w:top w:type="dxa" w:w="70"/>
+              <w:left w:type="dxa" w:w="100"/>
+              <w:bottom w:type="dxa" w:w="70"/>
+              <w:right w:type="dxa" w:w="100"/>
+            </w:tcMar>
+            <w:vAlign w:val="center"/>
+          </w:tcPr>
+          <w:p>
+            <w:pPr>
+              <w:spacing w:after="0" w:before="0" w:line="300"/>
+              <w:jc w:val="center"/>
+            </w:pPr>
+            <w:r>
+              <w:rPr>
+                <w:color w:val="7F7F7F"/>
+                <w:sz w:val="21"/>
+                <w:szCs w:val="21"/>
+              </w:rPr>
+              <w:t xml:space="preserve">1</w:t>
+            </w:r>
+          </w:p>
+        </w:tc>
+        <w:tc>
+          <w:tcPr>
+            <w:tcW w:type="dxa" w:w="2200"/>
+            <w:tcBorders>
+              <w:top w:val="single" w:color="BFBFBF" w:sz="4"/>
+              <w:left w:val="single" w:color="BFBFBF" w:sz="4"/>
+              <w:bottom w:val="single" w:color="BFBFBF" w:sz="4"/>
+              <w:right w:val="single" w:color="BFBFBF" w:sz="4"/>
+            </w:tcBorders>
+            <w:tcMar>
+              <w:top w:type="dxa" w:w="70"/>
+              <w:left w:type="dxa" w:w="100"/>
+              <w:bottom w:type="dxa" w:w="70"/>
+              <w:right w:type="dxa" w:w="100"/>
+            </w:tcMar>
+            <w:vAlign w:val="center"/>
+          </w:tcPr>
+          <w:p>
+            <w:pPr>
+              <w:spacing w:after="0" w:before="0" w:line="300"/>
+            </w:pPr>
+            <w:r>
+              <w:rPr>
+                <w:b/>
+                <w:bCs/>
+                <w:color w:val="1F3864"/>
+                <w:sz w:val="21"/>
+                <w:szCs w:val="21"/>
+              </w:rPr>
+              <w:t xml:space="preserve">What is it</w:t>
+            </w:r>
+          </w:p>
+        </w:tc>
+        <w:tc>
+          <w:tcPr>
+            <w:tcW w:type="dxa" w:w="7986"/>
+            <w:tcBorders>
+              <w:top w:val="single" w:color="BFBFBF" w:sz="4"/>
+              <w:left w:val="single" w:color="BFBFBF" w:sz="4"/>
+              <w:bottom w:val="single" w:color="BFBFBF" w:sz="4"/>
+              <w:right w:val="single" w:color="BFBFBF" w:sz="4"/>
+            </w:tcBorders>
+            <w:tcMar>
+              <w:top w:type="dxa" w:w="70"/>
+              <w:left w:type="dxa" w:w="100"/>
+              <w:bottom w:type="dxa" w:w="70"/>
+              <w:right w:type="dxa" w:w="100"/>
+            </w:tcMar>
+            <w:vAlign w:val="center"/>
+          </w:tcPr>
+          <w:p>
+            <w:pPr>
+              <w:tabs>
+                <w:tab w:val="left" w:pos="260"/>
+              </w:tabs>
+              <w:spacing w:after="0" w:before="0" w:line="280"/>
+              <w:ind w:left="260" w:hanging="260"/>
+            </w:pPr>
+            <w:r>
+              <w:rPr>
+                <w:b/>
+                <w:bCs/>
+                <w:color w:val="C00000"/>
+                <w:sz w:val="21"/>
+                <w:szCs w:val="21"/>
+              </w:rPr>
+              <w:t xml:space="preserve">→</w:t>
+            </w:r>
+            <w:r>
+              <w:tab/>
+            </w:r>
+            <w:r>
+              <w:rPr>
+                <w:sz w:val="21"/>
+                <w:szCs w:val="21"/>
+              </w:rPr>
+              <w:t xml:space="preserve">Closest and most trusted Himalayan friend; 699 km largely peaceful border</w:t>
+            </w:r>
+          </w:p>
+          <w:p>
+            <w:pPr>
+              <w:tabs>
+                <w:tab w:val="left" w:pos="260"/>
+              </w:tabs>
+              <w:spacing w:after="0" w:before="40" w:line="280"/>
+              <w:ind w:left="260" w:hanging="260"/>
+            </w:pPr>
+            <w:r>
+              <w:rPr>
+                <w:b/>
+                <w:bCs/>
+                <w:color w:val="C00000"/>
+                <w:sz w:val="21"/>
+                <w:szCs w:val="21"/>
+              </w:rPr>
+              <w:t xml:space="preserve">→</w:t>
+            </w:r>
+            <w:r>
+              <w:tab/>
+            </w:r>
+            <w:r>
+              <w:rPr>
+                <w:sz w:val="21"/>
+                <w:szCs w:val="21"/>
+              </w:rPr>
+              <w:t xml:space="preserve">1949 treaty, revised in 2007 to give Bhutan full say in foreign policy</w:t>
+            </w:r>
+          </w:p>
+          <w:p>
+            <w:pPr>
+              <w:tabs>
+                <w:tab w:val="left" w:pos="260"/>
+              </w:tabs>
+              <w:spacing w:after="0" w:before="40" w:line="280"/>
+              <w:ind w:left="260" w:hanging="260"/>
+            </w:pPr>
+            <w:r>
+              <w:rPr>
+                <w:b/>
+                <w:bCs/>
+                <w:color w:val="C00000"/>
+                <w:sz w:val="21"/>
+                <w:szCs w:val="21"/>
+              </w:rPr>
+              <w:t xml:space="preserve">→</w:t>
+            </w:r>
+            <w:r>
+              <w:tab/>
+            </w:r>
+            <w:r>
+              <w:rPr>
+                <w:sz w:val="21"/>
+                <w:szCs w:val="21"/>
+              </w:rPr>
+              <w:t xml:space="preserve">Foundations laid by the Third King and Nehru; diplomatic relations since 1968</w:t>
+            </w:r>
+          </w:p>
+          <w:p>
+            <w:pPr>
+              <w:tabs>
+                <w:tab w:val="left" w:pos="260"/>
+              </w:tabs>
+              <w:spacing w:after="0" w:before="40" w:line="280"/>
+              <w:ind w:left="260" w:hanging="260"/>
+            </w:pPr>
+            <w:r>
+              <w:rPr>
+                <w:b/>
+                <w:bCs/>
+                <w:color w:val="C00000"/>
+                <w:sz w:val="21"/>
+                <w:szCs w:val="21"/>
+              </w:rPr>
+              <w:t xml:space="preserve">→</w:t>
+            </w:r>
+            <w:r>
+              <w:tab/>
+            </w:r>
+            <w:r>
+              <w:rPr>
+                <w:sz w:val="21"/>
+                <w:szCs w:val="21"/>
+              </w:rPr>
+              <w:t xml:space="preserve">India Bhutan's main development partner since its first Five Year Plan (1961)</w:t>
+            </w:r>
+          </w:p>
+        </w:tc>
+      </w:tr>
+      <w:tr>
+        <w:trPr>
+          <w:cantSplit/>
+        </w:trPr>
+        <w:tc>
+          <w:tcPr>
+            <w:tcW w:type="dxa" w:w="520"/>
+            <w:tcBorders>
+              <w:top w:val="single" w:color="BFBFBF" w:sz="4"/>
+              <w:left w:val="single" w:color="BFBFBF" w:sz="4"/>
+              <w:bottom w:val="single" w:color="BFBFBF" w:sz="4"/>
+              <w:right w:val="single" w:color="BFBFBF" w:sz="4"/>
+            </w:tcBorders>
+            <w:shd w:fill="F5F7FB" w:color="auto" w:val="clear"/>
+            <w:tcMar>
+              <w:top w:type="dxa" w:w="70"/>
+              <w:left w:type="dxa" w:w="100"/>
+              <w:bottom w:type="dxa" w:w="70"/>
+              <w:right w:type="dxa" w:w="100"/>
+            </w:tcMar>
+            <w:vAlign w:val="center"/>
+          </w:tcPr>
+          <w:p>
+            <w:pPr>
+              <w:spacing w:after="0" w:before="0" w:line="300"/>
+              <w:jc w:val="center"/>
+            </w:pPr>
+            <w:r>
+              <w:rPr>
+                <w:color w:val="7F7F7F"/>
+                <w:sz w:val="21"/>
+                <w:szCs w:val="21"/>
+              </w:rPr>
+              <w:t xml:space="preserve">2</w:t>
+            </w:r>
+          </w:p>
+        </w:tc>
+        <w:tc>
+          <w:tcPr>
+            <w:tcW w:type="dxa" w:w="2200"/>
+            <w:tcBorders>
+              <w:top w:val="single" w:color="BFBFBF" w:sz="4"/>
+              <w:left w:val="single" w:color="BFBFBF" w:sz="4"/>
+              <w:bottom w:val="single" w:color="BFBFBF" w:sz="4"/>
+              <w:right w:val="single" w:color="BFBFBF" w:sz="4"/>
+            </w:tcBorders>
+            <w:shd w:fill="F5F7FB" w:color="auto" w:val="clear"/>
+            <w:tcMar>
+              <w:top w:type="dxa" w:w="70"/>
+              <w:left w:type="dxa" w:w="100"/>
+              <w:bottom w:type="dxa" w:w="70"/>
+              <w:right w:type="dxa" w:w="100"/>
+            </w:tcMar>
+            <w:vAlign w:val="center"/>
+          </w:tcPr>
+          <w:p>
+            <w:pPr>
+              <w:spacing w:after="0" w:before="0" w:line="300"/>
+            </w:pPr>
+            <w:r>
+              <w:rPr>
+                <w:b/>
+                <w:bCs/>
+                <w:color w:val="1F3864"/>
+                <w:sz w:val="21"/>
+                <w:szCs w:val="21"/>
+              </w:rPr>
+              <w:t xml:space="preserve">Why it matters</w:t>
+            </w:r>
+          </w:p>
+        </w:tc>
+        <w:tc>
+          <w:tcPr>
+            <w:tcW w:type="dxa" w:w="7986"/>
+            <w:tcBorders>
+              <w:top w:val="single" w:color="BFBFBF" w:sz="4"/>
+              <w:left w:val="single" w:color="BFBFBF" w:sz="4"/>
+              <w:bottom w:val="single" w:color="BFBFBF" w:sz="4"/>
+              <w:right w:val="single" w:color="BFBFBF" w:sz="4"/>
+            </w:tcBorders>
+            <w:shd w:fill="F5F7FB" w:color="auto" w:val="clear"/>
+            <w:tcMar>
+              <w:top w:type="dxa" w:w="70"/>
+              <w:left w:type="dxa" w:w="100"/>
+              <w:bottom w:type="dxa" w:w="70"/>
+              <w:right w:type="dxa" w:w="100"/>
+            </w:tcMar>
+            <w:vAlign w:val="center"/>
+          </w:tcPr>
+          <w:p>
+            <w:pPr>
+              <w:tabs>
+                <w:tab w:val="left" w:pos="260"/>
+              </w:tabs>
+              <w:spacing w:after="0" w:before="0" w:line="280"/>
+              <w:ind w:left="260" w:hanging="260"/>
+            </w:pPr>
+            <w:r>
+              <w:rPr>
+                <w:b/>
+                <w:bCs/>
+                <w:color w:val="C00000"/>
+                <w:sz w:val="21"/>
+                <w:szCs w:val="21"/>
+              </w:rPr>
+              <w:t xml:space="preserve">→</w:t>
+            </w:r>
+            <w:r>
+              <w:tab/>
+            </w:r>
+            <w:r>
+              <w:rPr>
+                <w:b/>
+                <w:bCs/>
+                <w:sz w:val="21"/>
+                <w:szCs w:val="21"/>
+              </w:rPr>
+              <w:t xml:space="preserve">Security:</w:t>
+            </w:r>
+            <w:r>
+              <w:rPr>
+                <w:sz w:val="21"/>
+                <w:szCs w:val="21"/>
+              </w:rPr>
+              <w:t xml:space="preserve"> Doklam and the Siliguri Corridor ("Chicken's Neck") near the Bhutan–China border</w:t>
+            </w:r>
+          </w:p>
+          <w:p>
+            <w:pPr>
+              <w:tabs>
+                <w:tab w:val="left" w:pos="260"/>
+              </w:tabs>
+              <w:spacing w:after="0" w:before="40" w:line="280"/>
+              <w:ind w:left="260" w:hanging="260"/>
+            </w:pPr>
+            <w:r>
+              <w:rPr>
+                <w:b/>
+                <w:bCs/>
+                <w:color w:val="C00000"/>
+                <w:sz w:val="21"/>
+                <w:szCs w:val="21"/>
+              </w:rPr>
+              <w:t xml:space="preserve">→</w:t>
+            </w:r>
+            <w:r>
+              <w:tab/>
+            </w:r>
+            <w:r>
+              <w:rPr>
+                <w:b/>
+                <w:bCs/>
+                <w:sz w:val="21"/>
+                <w:szCs w:val="21"/>
+              </w:rPr>
+              <w:t xml:space="preserve">Strategic:</w:t>
+            </w:r>
+            <w:r>
+              <w:rPr>
+                <w:sz w:val="21"/>
+                <w:szCs w:val="21"/>
+              </w:rPr>
+              <w:t xml:space="preserve"> stable buffer against China, which has no diplomatic ties with Bhutan</w:t>
+            </w:r>
+          </w:p>
+          <w:p>
+            <w:pPr>
+              <w:tabs>
+                <w:tab w:val="left" w:pos="260"/>
+              </w:tabs>
+              <w:spacing w:after="0" w:before="40" w:line="280"/>
+              <w:ind w:left="260" w:hanging="260"/>
+            </w:pPr>
+            <w:r>
+              <w:rPr>
+                <w:b/>
+                <w:bCs/>
+                <w:color w:val="C00000"/>
+                <w:sz w:val="21"/>
+                <w:szCs w:val="21"/>
+              </w:rPr>
+              <w:t xml:space="preserve">→</w:t>
+            </w:r>
+            <w:r>
+              <w:tab/>
+            </w:r>
+            <w:r>
+              <w:rPr>
+                <w:b/>
+                <w:bCs/>
+                <w:sz w:val="21"/>
+                <w:szCs w:val="21"/>
+              </w:rPr>
+              <w:t xml:space="preserve">Economic:</w:t>
+            </w:r>
+            <w:r>
+              <w:rPr>
+                <w:sz w:val="21"/>
+                <w:szCs w:val="21"/>
+              </w:rPr>
+              <w:t xml:space="preserve"> India is Bhutan's top trade partner</w:t>
+            </w:r>
+          </w:p>
+          <w:p>
+            <w:pPr>
+              <w:tabs>
+                <w:tab w:val="left" w:pos="260"/>
+              </w:tabs>
+              <w:spacing w:after="0" w:before="40" w:line="280"/>
+              <w:ind w:left="260" w:hanging="260"/>
+            </w:pPr>
+            <w:r>
+              <w:rPr>
+                <w:b/>
+                <w:bCs/>
+                <w:color w:val="C00000"/>
+                <w:sz w:val="21"/>
+                <w:szCs w:val="21"/>
+              </w:rPr>
+              <w:t xml:space="preserve">→</w:t>
+            </w:r>
+            <w:r>
+              <w:tab/>
+            </w:r>
+            <w:r>
+              <w:rPr>
+                <w:b/>
+                <w:bCs/>
+                <w:sz w:val="21"/>
+                <w:szCs w:val="21"/>
+              </w:rPr>
+              <w:t xml:space="preserve">Energy:</w:t>
+            </w:r>
+            <w:r>
+              <w:rPr>
+                <w:sz w:val="21"/>
+                <w:szCs w:val="21"/>
+              </w:rPr>
+              <w:t xml:space="preserve"> Bhutanese hydropower feeds India's grid</w:t>
+            </w:r>
+          </w:p>
+          <w:p>
+            <w:pPr>
+              <w:tabs>
+                <w:tab w:val="left" w:pos="260"/>
+              </w:tabs>
+              <w:spacing w:after="0" w:before="40" w:line="280"/>
+              <w:ind w:left="260" w:hanging="260"/>
+            </w:pPr>
+            <w:r>
+              <w:rPr>
+                <w:b/>
+                <w:bCs/>
+                <w:color w:val="C00000"/>
+                <w:sz w:val="21"/>
+                <w:szCs w:val="21"/>
+              </w:rPr>
+              <w:t xml:space="preserve">→</w:t>
+            </w:r>
+            <w:r>
+              <w:tab/>
+            </w:r>
+            <w:r>
+              <w:rPr>
+                <w:b/>
+                <w:bCs/>
+                <w:sz w:val="21"/>
+                <w:szCs w:val="21"/>
+              </w:rPr>
+              <w:t xml:space="preserve">People:</w:t>
+            </w:r>
+            <w:r>
+              <w:rPr>
+                <w:sz w:val="21"/>
+                <w:szCs w:val="21"/>
+              </w:rPr>
+              <w:t xml:space="preserve"> about 50,000 Indians work in Bhutan</w:t>
+            </w:r>
+          </w:p>
+        </w:tc>
+      </w:tr>
+      <w:tr>
+        <w:trPr>
+          <w:cantSplit/>
+        </w:trPr>
+        <w:tc>
+          <w:tcPr>
+            <w:tcW w:type="dxa" w:w="520"/>
+            <w:tcBorders>
+              <w:top w:val="single" w:color="BFBFBF" w:sz="4"/>
+              <w:left w:val="single" w:color="BFBFBF" w:sz="4"/>
+              <w:bottom w:val="single" w:color="BFBFBF" w:sz="4"/>
+              <w:right w:val="single" w:color="BFBFBF" w:sz="4"/>
+            </w:tcBorders>
+            <w:tcMar>
+              <w:top w:type="dxa" w:w="70"/>
+              <w:left w:type="dxa" w:w="100"/>
+              <w:bottom w:type="dxa" w:w="70"/>
+              <w:right w:type="dxa" w:w="100"/>
+            </w:tcMar>
+            <w:vAlign w:val="center"/>
+          </w:tcPr>
+          <w:p>
+            <w:pPr>
+              <w:spacing w:after="0" w:before="0" w:line="300"/>
+              <w:jc w:val="center"/>
+            </w:pPr>
+            <w:r>
+              <w:rPr>
+                <w:color w:val="7F7F7F"/>
+                <w:sz w:val="21"/>
+                <w:szCs w:val="21"/>
+              </w:rPr>
+              <w:t xml:space="preserve">3</w:t>
+            </w:r>
+          </w:p>
+        </w:tc>
+        <w:tc>
+          <w:tcPr>
+            <w:tcW w:type="dxa" w:w="2200"/>
+            <w:tcBorders>
+              <w:top w:val="single" w:color="BFBFBF" w:sz="4"/>
+              <w:left w:val="single" w:color="BFBFBF" w:sz="4"/>
+              <w:bottom w:val="single" w:color="BFBFBF" w:sz="4"/>
+              <w:right w:val="single" w:color="BFBFBF" w:sz="4"/>
+            </w:tcBorders>
+            <w:tcMar>
+              <w:top w:type="dxa" w:w="70"/>
+              <w:left w:type="dxa" w:w="100"/>
+              <w:bottom w:type="dxa" w:w="70"/>
+              <w:right w:type="dxa" w:w="100"/>
+            </w:tcMar>
+            <w:vAlign w:val="center"/>
+          </w:tcPr>
+          <w:p>
+            <w:pPr>
+              <w:spacing w:after="0" w:before="0" w:line="300"/>
+            </w:pPr>
+            <w:r>
+              <w:rPr>
+                <w:b/>
+                <w:bCs/>
+                <w:color w:val="1F3864"/>
+                <w:sz w:val="21"/>
+                <w:szCs w:val="21"/>
+              </w:rPr>
+              <w:t xml:space="preserve">Current status (Sept 2026)</w:t>
+            </w:r>
+          </w:p>
+        </w:tc>
+        <w:tc>
+          <w:tcPr>
+            <w:tcW w:type="dxa" w:w="7986"/>
+            <w:tcBorders>
+              <w:top w:val="single" w:color="BFBFBF" w:sz="4"/>
+              <w:left w:val="single" w:color="BFBFBF" w:sz="4"/>
+              <w:bottom w:val="single" w:color="BFBFBF" w:sz="4"/>
+              <w:right w:val="single" w:color="BFBFBF" w:sz="4"/>
+            </w:tcBorders>
+            <w:tcMar>
+              <w:top w:type="dxa" w:w="70"/>
+              <w:left w:type="dxa" w:w="100"/>
+              <w:bottom w:type="dxa" w:w="70"/>
+              <w:right w:type="dxa" w:w="100"/>
+            </w:tcMar>
+            <w:vAlign w:val="center"/>
+          </w:tcPr>
+          <w:p>
+            <w:pPr>
+              <w:tabs>
+                <w:tab w:val="left" w:pos="260"/>
+              </w:tabs>
+              <w:spacing w:after="0" w:before="0" w:line="280"/>
+              <w:ind w:left="260" w:hanging="260"/>
+            </w:pPr>
+            <w:r>
+              <w:rPr>
+                <w:b/>
+                <w:bCs/>
+                <w:color w:val="C00000"/>
+                <w:sz w:val="21"/>
+                <w:szCs w:val="21"/>
+              </w:rPr>
+              <w:t xml:space="preserve">→</w:t>
+            </w:r>
+            <w:r>
+              <w:tab/>
+            </w:r>
+            <w:r>
+              <w:rPr>
+                <w:b/>
+                <w:bCs/>
+                <w:sz w:val="21"/>
+                <w:szCs w:val="21"/>
+              </w:rPr>
+              <w:t xml:space="preserve">Visit:</w:t>
+            </w:r>
+            <w:r>
+              <w:rPr>
+                <w:sz w:val="21"/>
+                <w:szCs w:val="21"/>
+              </w:rPr>
+              <w:t xml:space="preserve"> Jaishankar in Bhutan (16–18 Sep 2026), met the King, PM Tshering Tobgay and FM D N Dhungyel</w:t>
+            </w:r>
+          </w:p>
+          <w:p>
+            <w:pPr>
+              <w:tabs>
+                <w:tab w:val="left" w:pos="260"/>
+              </w:tabs>
+              <w:spacing w:after="0" w:before="40" w:line="280"/>
+              <w:ind w:left="260" w:hanging="260"/>
+            </w:pPr>
+            <w:r>
+              <w:rPr>
+                <w:b/>
+                <w:bCs/>
+                <w:color w:val="C00000"/>
+                <w:sz w:val="21"/>
+                <w:szCs w:val="21"/>
+              </w:rPr>
+              <w:t xml:space="preserve">→</w:t>
+            </w:r>
+            <w:r>
+              <w:tab/>
+            </w:r>
+            <w:r>
+              <w:rPr>
+                <w:b/>
+                <w:bCs/>
+                <w:sz w:val="21"/>
+                <w:szCs w:val="21"/>
+              </w:rPr>
+              <w:t xml:space="preserve">Projects:</w:t>
+            </w:r>
+            <w:r>
+              <w:rPr>
+                <w:sz w:val="21"/>
+                <w:szCs w:val="21"/>
+              </w:rPr>
+              <w:t xml:space="preserve"> 54 EVs handed over, UPI for Bhutanese in India, 65-bed mother-and-child hospital in Mongar, 43 Jersey cows for Bumthang</w:t>
+            </w:r>
+          </w:p>
+          <w:p>
+            <w:pPr>
+              <w:tabs>
+                <w:tab w:val="left" w:pos="260"/>
+              </w:tabs>
+              <w:spacing w:after="0" w:before="40" w:line="280"/>
+              <w:ind w:left="260" w:hanging="260"/>
+            </w:pPr>
+            <w:r>
+              <w:rPr>
+                <w:b/>
+                <w:bCs/>
+                <w:color w:val="C00000"/>
+                <w:sz w:val="21"/>
+                <w:szCs w:val="21"/>
+              </w:rPr>
+              <w:t xml:space="preserve">→</w:t>
+            </w:r>
+            <w:r>
+              <w:tab/>
+            </w:r>
+            <w:r>
+              <w:rPr>
+                <w:b/>
+                <w:bCs/>
+                <w:sz w:val="21"/>
+                <w:szCs w:val="21"/>
+              </w:rPr>
+              <w:t xml:space="preserve">Energy:</w:t>
+            </w:r>
+            <w:r>
+              <w:rPr>
+                <w:sz w:val="21"/>
+                <w:szCs w:val="21"/>
+              </w:rPr>
+              <w:t xml:space="preserve"> ₹4,000 crore concessional credit line; Punatsangchhu-II (1,020 MW) exporting since 2025, Punatsangchhu-I (1,200 MW) in progress; solar and green hydrogen</w:t>
+            </w:r>
+          </w:p>
+          <w:p>
+            <w:pPr>
+              <w:tabs>
+                <w:tab w:val="left" w:pos="260"/>
+              </w:tabs>
+              <w:spacing w:after="0" w:before="40" w:line="280"/>
+              <w:ind w:left="260" w:hanging="260"/>
+            </w:pPr>
+            <w:r>
+              <w:rPr>
+                <w:b/>
+                <w:bCs/>
+                <w:color w:val="C00000"/>
+                <w:sz w:val="21"/>
+                <w:szCs w:val="21"/>
+              </w:rPr>
+              <w:t xml:space="preserve">→</w:t>
+            </w:r>
+            <w:r>
+              <w:tab/>
+            </w:r>
+            <w:r>
+              <w:rPr>
+                <w:b/>
+                <w:bCs/>
+                <w:sz w:val="21"/>
+                <w:szCs w:val="21"/>
+              </w:rPr>
+              <w:t xml:space="preserve">Connectivity:</w:t>
+            </w:r>
+            <w:r>
+              <w:rPr>
+                <w:sz w:val="21"/>
+                <w:szCs w:val="21"/>
+              </w:rPr>
+              <w:t xml:space="preserve"> Samrang, tenth land customs station (Aug 2026); India funding first rail links, Kokrajhar–Gelephu and Banarhat–Samtse</w:t>
+            </w:r>
+          </w:p>
+          <w:p>
+            <w:pPr>
+              <w:tabs>
+                <w:tab w:val="left" w:pos="260"/>
+              </w:tabs>
+              <w:spacing w:after="0" w:before="40" w:line="280"/>
+              <w:ind w:left="260" w:hanging="260"/>
+            </w:pPr>
+            <w:r>
+              <w:rPr>
+                <w:b/>
+                <w:bCs/>
+                <w:color w:val="C00000"/>
+                <w:sz w:val="21"/>
+                <w:szCs w:val="21"/>
+              </w:rPr>
+              <w:t xml:space="preserve">→</w:t>
+            </w:r>
+            <w:r>
+              <w:tab/>
+            </w:r>
+            <w:r>
+              <w:rPr>
+                <w:b/>
+                <w:bCs/>
+                <w:sz w:val="21"/>
+                <w:szCs w:val="21"/>
+              </w:rPr>
+              <w:t xml:space="preserve">Gelephu Mindfulness City:</w:t>
+            </w:r>
+            <w:r>
+              <w:rPr>
+                <w:sz w:val="21"/>
+                <w:szCs w:val="21"/>
+              </w:rPr>
+              <w:t xml:space="preserve"> India backs the King's special region on the Assam border; Joint Working Group engaged</w:t>
+            </w:r>
+          </w:p>
+          <w:p>
+            <w:pPr>
+              <w:tabs>
+                <w:tab w:val="left" w:pos="260"/>
+              </w:tabs>
+              <w:spacing w:after="0" w:before="40" w:line="280"/>
+              <w:ind w:left="260" w:hanging="260"/>
+            </w:pPr>
+            <w:r>
+              <w:rPr>
+                <w:b/>
+                <w:bCs/>
+                <w:color w:val="C00000"/>
+                <w:sz w:val="21"/>
+                <w:szCs w:val="21"/>
+              </w:rPr>
+              <w:t xml:space="preserve">→</w:t>
+            </w:r>
+            <w:r>
+              <w:tab/>
+            </w:r>
+            <w:r>
+              <w:rPr>
+                <w:b/>
+                <w:bCs/>
+                <w:sz w:val="21"/>
+                <w:szCs w:val="21"/>
+              </w:rPr>
+              <w:t xml:space="preserve">Trade:</w:t>
+            </w:r>
+            <w:r>
+              <w:rPr>
+                <w:sz w:val="21"/>
+                <w:szCs w:val="21"/>
+              </w:rPr>
+              <w:t xml:space="preserve"> Agreement on Trade, Commerce and Transit valid only till 2026</w:t>
+            </w:r>
+          </w:p>
+        </w:tc>
+      </w:tr>
+      <w:tr>
+        <w:trPr>
+          <w:cantSplit/>
+        </w:trPr>
+        <w:tc>
+          <w:tcPr>
+            <w:tcW w:type="dxa" w:w="520"/>
+            <w:tcBorders>
+              <w:top w:val="single" w:color="BFBFBF" w:sz="4"/>
+              <w:left w:val="single" w:color="BFBFBF" w:sz="4"/>
+              <w:bottom w:val="single" w:color="BFBFBF" w:sz="4"/>
+              <w:right w:val="single" w:color="BFBFBF" w:sz="4"/>
+            </w:tcBorders>
+            <w:shd w:fill="F5F7FB" w:color="auto" w:val="clear"/>
+            <w:tcMar>
+              <w:top w:type="dxa" w:w="70"/>
+              <w:left w:type="dxa" w:w="100"/>
+              <w:bottom w:type="dxa" w:w="70"/>
+              <w:right w:type="dxa" w:w="100"/>
+            </w:tcMar>
+            <w:vAlign w:val="center"/>
+          </w:tcPr>
+          <w:p>
+            <w:pPr>
+              <w:spacing w:after="0" w:before="0" w:line="300"/>
+              <w:jc w:val="center"/>
+            </w:pPr>
+            <w:r>
+              <w:rPr>
+                <w:color w:val="7F7F7F"/>
+                <w:sz w:val="21"/>
+                <w:szCs w:val="21"/>
+              </w:rPr>
+              <w:t xml:space="preserve">4</w:t>
+            </w:r>
+          </w:p>
+        </w:tc>
+        <w:tc>
+          <w:tcPr>
+            <w:tcW w:type="dxa" w:w="2200"/>
+            <w:tcBorders>
+              <w:top w:val="single" w:color="BFBFBF" w:sz="4"/>
+              <w:left w:val="single" w:color="BFBFBF" w:sz="4"/>
+              <w:bottom w:val="single" w:color="BFBFBF" w:sz="4"/>
+              <w:right w:val="single" w:color="BFBFBF" w:sz="4"/>
+            </w:tcBorders>
+            <w:shd w:fill="F5F7FB" w:color="auto" w:val="clear"/>
+            <w:tcMar>
+              <w:top w:type="dxa" w:w="70"/>
+              <w:left w:type="dxa" w:w="100"/>
+              <w:bottom w:type="dxa" w:w="70"/>
+              <w:right w:type="dxa" w:w="100"/>
+            </w:tcMar>
+            <w:vAlign w:val="center"/>
+          </w:tcPr>
+          <w:p>
+            <w:pPr>
+              <w:spacing w:after="0" w:before="0" w:line="300"/>
+            </w:pPr>
+            <w:r>
+              <w:rPr>
+                <w:b/>
+                <w:bCs/>
+                <w:color w:val="1F3864"/>
+                <w:sz w:val="21"/>
+                <w:szCs w:val="21"/>
+              </w:rPr>
+              <w:t xml:space="preserve">Problems</w:t>
+            </w:r>
+          </w:p>
+        </w:tc>
+        <w:tc>
+          <w:tcPr>
+            <w:tcW w:type="dxa" w:w="7986"/>
+            <w:tcBorders>
+              <w:top w:val="single" w:color="BFBFBF" w:sz="4"/>
+              <w:left w:val="single" w:color="BFBFBF" w:sz="4"/>
+              <w:bottom w:val="single" w:color="BFBFBF" w:sz="4"/>
+              <w:right w:val="single" w:color="BFBFBF" w:sz="4"/>
+            </w:tcBorders>
+            <w:shd w:fill="F5F7FB" w:color="auto" w:val="clear"/>
+            <w:tcMar>
+              <w:top w:type="dxa" w:w="70"/>
+              <w:left w:type="dxa" w:w="100"/>
+              <w:bottom w:type="dxa" w:w="70"/>
+              <w:right w:type="dxa" w:w="100"/>
+            </w:tcMar>
+            <w:vAlign w:val="center"/>
+          </w:tcPr>
+          <w:p>
+            <w:pPr>
+              <w:tabs>
+                <w:tab w:val="left" w:pos="260"/>
+              </w:tabs>
+              <w:spacing w:after="0" w:before="0" w:line="280"/>
+              <w:ind w:left="260" w:hanging="260"/>
+            </w:pPr>
+            <w:r>
+              <w:rPr>
+                <w:b/>
+                <w:bCs/>
+                <w:color w:val="C00000"/>
+                <w:sz w:val="21"/>
+                <w:szCs w:val="21"/>
+              </w:rPr>
+              <w:t xml:space="preserve">→</w:t>
+            </w:r>
+            <w:r>
+              <w:tab/>
+            </w:r>
+            <w:r>
+              <w:rPr>
+                <w:sz w:val="21"/>
+                <w:szCs w:val="21"/>
+              </w:rPr>
+              <w:t xml:space="preserve">China–Bhutan boundary talks (25 rounds); Chinese interest in Doklam near the Chicken's Neck</w:t>
+            </w:r>
+          </w:p>
+          <w:p>
+            <w:pPr>
+              <w:tabs>
+                <w:tab w:val="left" w:pos="260"/>
+              </w:tabs>
+              <w:spacing w:after="0" w:before="40" w:line="280"/>
+              <w:ind w:left="260" w:hanging="260"/>
+            </w:pPr>
+            <w:r>
+              <w:rPr>
+                <w:b/>
+                <w:bCs/>
+                <w:color w:val="C00000"/>
+                <w:sz w:val="21"/>
+                <w:szCs w:val="21"/>
+              </w:rPr>
+              <w:t xml:space="preserve">→</w:t>
+            </w:r>
+            <w:r>
+              <w:tab/>
+            </w:r>
+            <w:r>
+              <w:rPr>
+                <w:sz w:val="21"/>
+                <w:szCs w:val="21"/>
+              </w:rPr>
+              <w:t xml:space="preserve">Bhutan's trade deficit; non-tariff barriers on its exports</w:t>
+            </w:r>
+          </w:p>
+          <w:p>
+            <w:pPr>
+              <w:tabs>
+                <w:tab w:val="left" w:pos="260"/>
+              </w:tabs>
+              <w:spacing w:after="0" w:before="40" w:line="280"/>
+              <w:ind w:left="260" w:hanging="260"/>
+            </w:pPr>
+            <w:r>
+              <w:rPr>
+                <w:b/>
+                <w:bCs/>
+                <w:color w:val="C00000"/>
+                <w:sz w:val="21"/>
+                <w:szCs w:val="21"/>
+              </w:rPr>
+              <w:t xml:space="preserve">→</w:t>
+            </w:r>
+            <w:r>
+              <w:tab/>
+            </w:r>
+            <w:r>
+              <w:rPr>
+                <w:sz w:val="21"/>
+                <w:szCs w:val="21"/>
+              </w:rPr>
+              <w:t xml:space="preserve">Bhutan wants to diversify beyond hydropower</w:t>
+            </w:r>
+          </w:p>
+          <w:p>
+            <w:pPr>
+              <w:tabs>
+                <w:tab w:val="left" w:pos="260"/>
+              </w:tabs>
+              <w:spacing w:after="0" w:before="40" w:line="280"/>
+              <w:ind w:left="260" w:hanging="260"/>
+            </w:pPr>
+            <w:r>
+              <w:rPr>
+                <w:b/>
+                <w:bCs/>
+                <w:color w:val="C00000"/>
+                <w:sz w:val="21"/>
+                <w:szCs w:val="21"/>
+              </w:rPr>
+              <w:t xml:space="preserve">→</w:t>
+            </w:r>
+            <w:r>
+              <w:tab/>
+            </w:r>
+            <w:r>
+              <w:rPr>
+                <w:sz w:val="21"/>
+                <w:szCs w:val="21"/>
+              </w:rPr>
+              <w:t xml:space="preserve">Debt and cost overruns on hydro projects</w:t>
+            </w:r>
+          </w:p>
+          <w:p>
+            <w:pPr>
+              <w:tabs>
+                <w:tab w:val="left" w:pos="260"/>
+              </w:tabs>
+              <w:spacing w:after="0" w:before="40" w:line="280"/>
+              <w:ind w:left="260" w:hanging="260"/>
+            </w:pPr>
+            <w:r>
+              <w:rPr>
+                <w:b/>
+                <w:bCs/>
+                <w:color w:val="C00000"/>
+                <w:sz w:val="21"/>
+                <w:szCs w:val="21"/>
+              </w:rPr>
+              <w:t xml:space="preserve">→</w:t>
+            </w:r>
+            <w:r>
+              <w:tab/>
+            </w:r>
+            <w:r>
+              <w:rPr>
+                <w:sz w:val="21"/>
+                <w:szCs w:val="21"/>
+              </w:rPr>
+              <w:t xml:space="preserve">Environmental and Gross National Happiness concerns over big infrastructure</w:t>
+            </w:r>
+          </w:p>
+          <w:p>
+            <w:pPr>
+              <w:tabs>
+                <w:tab w:val="left" w:pos="260"/>
+              </w:tabs>
+              <w:spacing w:after="0" w:before="40" w:line="280"/>
+              <w:ind w:left="260" w:hanging="260"/>
+            </w:pPr>
+            <w:r>
+              <w:rPr>
+                <w:b/>
+                <w:bCs/>
+                <w:color w:val="C00000"/>
+                <w:sz w:val="21"/>
+                <w:szCs w:val="21"/>
+              </w:rPr>
+              <w:t xml:space="preserve">→</w:t>
+            </w:r>
+            <w:r>
+              <w:tab/>
+            </w:r>
+            <w:r>
+              <w:rPr>
+                <w:sz w:val="21"/>
+                <w:szCs w:val="21"/>
+              </w:rPr>
+              <w:t xml:space="preserve">Chinese offers of formal diplomatic ties</w:t>
+            </w:r>
+          </w:p>
+          <w:p>
+            <w:pPr>
+              <w:tabs>
+                <w:tab w:val="left" w:pos="260"/>
+              </w:tabs>
+              <w:spacing w:after="0" w:before="40" w:line="280"/>
+              <w:ind w:left="260" w:hanging="260"/>
+            </w:pPr>
+            <w:r>
+              <w:rPr>
+                <w:b/>
+                <w:bCs/>
+                <w:color w:val="C00000"/>
+                <w:sz w:val="21"/>
+                <w:szCs w:val="21"/>
+              </w:rPr>
+              <w:t xml:space="preserve">→</w:t>
+            </w:r>
+            <w:r>
+              <w:tab/>
+            </w:r>
+            <w:r>
+              <w:rPr>
+                <w:sz w:val="21"/>
+                <w:szCs w:val="21"/>
+              </w:rPr>
+              <w:t xml:space="preserve">Youth unemployment and migration from Bhutan</w:t>
+            </w:r>
+          </w:p>
+        </w:tc>
+      </w:tr>
+      <w:tr>
+        <w:trPr>
+          <w:cantSplit/>
+        </w:trPr>
+        <w:tc>
+          <w:tcPr>
+            <w:tcW w:type="dxa" w:w="520"/>
+            <w:tcBorders>
+              <w:top w:val="single" w:color="BFBFBF" w:sz="4"/>
+              <w:left w:val="single" w:color="BFBFBF" w:sz="4"/>
+              <w:bottom w:val="single" w:color="BFBFBF" w:sz="4"/>
+              <w:right w:val="single" w:color="BFBFBF" w:sz="4"/>
+            </w:tcBorders>
+            <w:tcMar>
+              <w:top w:type="dxa" w:w="70"/>
+              <w:left w:type="dxa" w:w="100"/>
+              <w:bottom w:type="dxa" w:w="70"/>
+              <w:right w:type="dxa" w:w="100"/>
+            </w:tcMar>
+            <w:vAlign w:val="center"/>
+          </w:tcPr>
+          <w:p>
+            <w:pPr>
+              <w:spacing w:after="0" w:before="0" w:line="300"/>
+              <w:jc w:val="center"/>
+            </w:pPr>
+            <w:r>
+              <w:rPr>
+                <w:color w:val="7F7F7F"/>
+                <w:sz w:val="21"/>
+                <w:szCs w:val="21"/>
+              </w:rPr>
+              <w:t xml:space="preserve">5</w:t>
+            </w:r>
+          </w:p>
+        </w:tc>
+        <w:tc>
+          <w:tcPr>
+            <w:tcW w:type="dxa" w:w="2200"/>
+            <w:tcBorders>
+              <w:top w:val="single" w:color="BFBFBF" w:sz="4"/>
+              <w:left w:val="single" w:color="BFBFBF" w:sz="4"/>
+              <w:bottom w:val="single" w:color="BFBFBF" w:sz="4"/>
+              <w:right w:val="single" w:color="BFBFBF" w:sz="4"/>
+            </w:tcBorders>
+            <w:tcMar>
+              <w:top w:type="dxa" w:w="70"/>
+              <w:left w:type="dxa" w:w="100"/>
+              <w:bottom w:type="dxa" w:w="70"/>
+              <w:right w:type="dxa" w:w="100"/>
+            </w:tcMar>
+            <w:vAlign w:val="center"/>
+          </w:tcPr>
+          <w:p>
+            <w:pPr>
+              <w:spacing w:after="0" w:before="0" w:line="300"/>
+            </w:pPr>
+            <w:r>
+              <w:rPr>
+                <w:b/>
+                <w:bCs/>
+                <w:color w:val="1F3864"/>
+                <w:sz w:val="21"/>
+                <w:szCs w:val="21"/>
+              </w:rPr>
+              <w:t xml:space="preserve">Solutions</w:t>
+            </w:r>
+          </w:p>
+        </w:tc>
+        <w:tc>
+          <w:tcPr>
+            <w:tcW w:type="dxa" w:w="7986"/>
+            <w:tcBorders>
+              <w:top w:val="single" w:color="BFBFBF" w:sz="4"/>
+              <w:left w:val="single" w:color="BFBFBF" w:sz="4"/>
+              <w:bottom w:val="single" w:color="BFBFBF" w:sz="4"/>
+              <w:right w:val="single" w:color="BFBFBF" w:sz="4"/>
+            </w:tcBorders>
+            <w:tcMar>
+              <w:top w:type="dxa" w:w="70"/>
+              <w:left w:type="dxa" w:w="100"/>
+              <w:bottom w:type="dxa" w:w="70"/>
+              <w:right w:type="dxa" w:w="100"/>
+            </w:tcMar>
+            <w:vAlign w:val="center"/>
+          </w:tcPr>
+          <w:p>
+            <w:pPr>
+              <w:tabs>
+                <w:tab w:val="left" w:pos="260"/>
+              </w:tabs>
+              <w:spacing w:after="0" w:before="0" w:line="280"/>
+              <w:ind w:left="260" w:hanging="260"/>
+            </w:pPr>
+            <w:r>
+              <w:rPr>
+                <w:b/>
+                <w:bCs/>
+                <w:color w:val="C00000"/>
+                <w:sz w:val="21"/>
+                <w:szCs w:val="21"/>
+              </w:rPr>
+              <w:t xml:space="preserve">→</w:t>
+            </w:r>
+            <w:r>
+              <w:tab/>
+            </w:r>
+            <w:r>
+              <w:rPr>
+                <w:sz w:val="21"/>
+                <w:szCs w:val="21"/>
+              </w:rPr>
+              <w:t xml:space="preserve">Align Indian and Bhutanese security interests on any China boundary deal; Doklam to be settled trilaterally</w:t>
+            </w:r>
+          </w:p>
+          <w:p>
+            <w:pPr>
+              <w:tabs>
+                <w:tab w:val="left" w:pos="260"/>
+              </w:tabs>
+              <w:spacing w:after="0" w:before="40" w:line="280"/>
+              <w:ind w:left="260" w:hanging="260"/>
+            </w:pPr>
+            <w:r>
+              <w:rPr>
+                <w:b/>
+                <w:bCs/>
+                <w:color w:val="C00000"/>
+                <w:sz w:val="21"/>
+                <w:szCs w:val="21"/>
+              </w:rPr>
+              <w:t xml:space="preserve">→</w:t>
+            </w:r>
+            <w:r>
+              <w:tab/>
+            </w:r>
+            <w:r>
+              <w:rPr>
+                <w:sz w:val="21"/>
+                <w:szCs w:val="21"/>
+              </w:rPr>
+              <w:t xml:space="preserve">Renew the trade, commerce and transit agreement on liberal terms</w:t>
+            </w:r>
+          </w:p>
+          <w:p>
+            <w:pPr>
+              <w:tabs>
+                <w:tab w:val="left" w:pos="260"/>
+              </w:tabs>
+              <w:spacing w:after="0" w:before="40" w:line="280"/>
+              <w:ind w:left="260" w:hanging="260"/>
+            </w:pPr>
+            <w:r>
+              <w:rPr>
+                <w:b/>
+                <w:bCs/>
+                <w:color w:val="C00000"/>
+                <w:sz w:val="21"/>
+                <w:szCs w:val="21"/>
+              </w:rPr>
+              <w:t xml:space="preserve">→</w:t>
+            </w:r>
+            <w:r>
+              <w:tab/>
+            </w:r>
+            <w:r>
+              <w:rPr>
+                <w:sz w:val="21"/>
+                <w:szCs w:val="21"/>
+              </w:rPr>
+              <w:t xml:space="preserve">More market access, integrated check posts and rail links</w:t>
+            </w:r>
+          </w:p>
+          <w:p>
+            <w:pPr>
+              <w:tabs>
+                <w:tab w:val="left" w:pos="260"/>
+              </w:tabs>
+              <w:spacing w:after="0" w:before="40" w:line="280"/>
+              <w:ind w:left="260" w:hanging="260"/>
+            </w:pPr>
+            <w:r>
+              <w:rPr>
+                <w:b/>
+                <w:bCs/>
+                <w:color w:val="C00000"/>
+                <w:sz w:val="21"/>
+                <w:szCs w:val="21"/>
+              </w:rPr>
+              <w:t xml:space="preserve">→</w:t>
+            </w:r>
+            <w:r>
+              <w:tab/>
+            </w:r>
+            <w:r>
+              <w:rPr>
+                <w:sz w:val="21"/>
+                <w:szCs w:val="21"/>
+              </w:rPr>
+              <w:t xml:space="preserve">Back Gelephu Mindfulness City as a non-hydro growth engine</w:t>
+            </w:r>
+          </w:p>
+          <w:p>
+            <w:pPr>
+              <w:tabs>
+                <w:tab w:val="left" w:pos="260"/>
+              </w:tabs>
+              <w:spacing w:after="0" w:before="40" w:line="280"/>
+              <w:ind w:left="260" w:hanging="260"/>
+            </w:pPr>
+            <w:r>
+              <w:rPr>
+                <w:b/>
+                <w:bCs/>
+                <w:color w:val="C00000"/>
+                <w:sz w:val="21"/>
+                <w:szCs w:val="21"/>
+              </w:rPr>
+              <w:t xml:space="preserve">→</w:t>
+            </w:r>
+            <w:r>
+              <w:tab/>
+            </w:r>
+            <w:r>
+              <w:rPr>
+                <w:b/>
+                <w:bCs/>
+                <w:sz w:val="21"/>
+                <w:szCs w:val="21"/>
+              </w:rPr>
+              <w:t xml:space="preserve">Wider energy partnership:</w:t>
+            </w:r>
+            <w:r>
+              <w:rPr>
+                <w:sz w:val="21"/>
+                <w:szCs w:val="21"/>
+              </w:rPr>
+              <w:t xml:space="preserve"> solar, green hydrogen, grid integration, fair tariffs</w:t>
+            </w:r>
+          </w:p>
+          <w:p>
+            <w:pPr>
+              <w:tabs>
+                <w:tab w:val="left" w:pos="260"/>
+              </w:tabs>
+              <w:spacing w:after="0" w:before="40" w:line="280"/>
+              <w:ind w:left="260" w:hanging="260"/>
+            </w:pPr>
+            <w:r>
+              <w:rPr>
+                <w:b/>
+                <w:bCs/>
+                <w:color w:val="C00000"/>
+                <w:sz w:val="21"/>
+                <w:szCs w:val="21"/>
+              </w:rPr>
+              <w:t xml:space="preserve">→</w:t>
+            </w:r>
+            <w:r>
+              <w:tab/>
+            </w:r>
+            <w:r>
+              <w:rPr>
+                <w:sz w:val="21"/>
+                <w:szCs w:val="21"/>
+              </w:rPr>
+              <w:t xml:space="preserve">Digital integration (UPI, RuPay); scholarships (ICCR, Nalanda)</w:t>
+            </w:r>
+          </w:p>
+          <w:p>
+            <w:pPr>
+              <w:tabs>
+                <w:tab w:val="left" w:pos="260"/>
+              </w:tabs>
+              <w:spacing w:after="0" w:before="40" w:line="280"/>
+              <w:ind w:left="260" w:hanging="260"/>
+            </w:pPr>
+            <w:r>
+              <w:rPr>
+                <w:b/>
+                <w:bCs/>
+                <w:color w:val="C00000"/>
+                <w:sz w:val="21"/>
+                <w:szCs w:val="21"/>
+              </w:rPr>
+              <w:t xml:space="preserve">→</w:t>
+            </w:r>
+            <w:r>
+              <w:tab/>
+            </w:r>
+            <w:r>
+              <w:rPr>
+                <w:sz w:val="21"/>
+                <w:szCs w:val="21"/>
+              </w:rPr>
+              <w:t xml:space="preserve">Treat Bhutan as an equal; respect its sovereignty and choices</w:t>
+            </w:r>
+          </w:p>
+        </w:tc>
+      </w:tr>
+      <w:tr>
+        <w:trPr>
+          <w:cantSplit/>
+        </w:trPr>
+        <w:tc>
+          <w:tcPr>
+            <w:tcW w:type="dxa" w:w="520"/>
+            <w:tcBorders>
+              <w:top w:val="single" w:color="BFBFBF" w:sz="4"/>
+              <w:left w:val="single" w:color="BFBFBF" w:sz="4"/>
+              <w:bottom w:val="single" w:color="BFBFBF" w:sz="4"/>
+              <w:right w:val="single" w:color="BFBFBF" w:sz="4"/>
+            </w:tcBorders>
+            <w:shd w:fill="F5F7FB" w:color="auto" w:val="clear"/>
+            <w:tcMar>
+              <w:top w:type="dxa" w:w="70"/>
+              <w:left w:type="dxa" w:w="100"/>
+              <w:bottom w:type="dxa" w:w="70"/>
+              <w:right w:type="dxa" w:w="100"/>
+            </w:tcMar>
+            <w:vAlign w:val="center"/>
+          </w:tcPr>
+          <w:p>
+            <w:pPr>
+              <w:spacing w:after="0" w:before="0" w:line="300"/>
+              <w:jc w:val="center"/>
+            </w:pPr>
+            <w:r>
+              <w:rPr>
+                <w:color w:val="7F7F7F"/>
+                <w:sz w:val="21"/>
+                <w:szCs w:val="21"/>
+              </w:rPr>
+              <w:t xml:space="preserve">6</w:t>
+            </w:r>
+          </w:p>
+        </w:tc>
+        <w:tc>
+          <w:tcPr>
+            <w:tcW w:type="dxa" w:w="2200"/>
+            <w:tcBorders>
+              <w:top w:val="single" w:color="BFBFBF" w:sz="4"/>
+              <w:left w:val="single" w:color="BFBFBF" w:sz="4"/>
+              <w:bottom w:val="single" w:color="BFBFBF" w:sz="4"/>
+              <w:right w:val="single" w:color="BFBFBF" w:sz="4"/>
+            </w:tcBorders>
+            <w:shd w:fill="F5F7FB" w:color="auto" w:val="clear"/>
+            <w:tcMar>
+              <w:top w:type="dxa" w:w="70"/>
+              <w:left w:type="dxa" w:w="100"/>
+              <w:bottom w:type="dxa" w:w="70"/>
+              <w:right w:type="dxa" w:w="100"/>
+            </w:tcMar>
+            <w:vAlign w:val="center"/>
+          </w:tcPr>
+          <w:p>
+            <w:pPr>
+              <w:spacing w:after="0" w:before="0" w:line="300"/>
+            </w:pPr>
+            <w:r>
+              <w:rPr>
+                <w:b/>
+                <w:bCs/>
+                <w:color w:val="1F3864"/>
+                <w:sz w:val="21"/>
+                <w:szCs w:val="21"/>
+              </w:rPr>
+              <w:t xml:space="preserve">Conclusion</w:t>
+            </w:r>
+          </w:p>
+        </w:tc>
+        <w:tc>
+          <w:tcPr>
+            <w:tcW w:type="dxa" w:w="7986"/>
+            <w:tcBorders>
+              <w:top w:val="single" w:color="BFBFBF" w:sz="4"/>
+              <w:left w:val="single" w:color="BFBFBF" w:sz="4"/>
+              <w:bottom w:val="single" w:color="BFBFBF" w:sz="4"/>
+              <w:right w:val="single" w:color="BFBFBF" w:sz="4"/>
+            </w:tcBorders>
+            <w:shd w:fill="F5F7FB" w:color="auto" w:val="clear"/>
+            <w:tcMar>
+              <w:top w:type="dxa" w:w="70"/>
+              <w:left w:type="dxa" w:w="100"/>
+              <w:bottom w:type="dxa" w:w="70"/>
+              <w:right w:type="dxa" w:w="100"/>
+            </w:tcMar>
+            <w:vAlign w:val="center"/>
+          </w:tcPr>
+          <w:p>
+            <w:pPr>
+              <w:tabs>
+                <w:tab w:val="left" w:pos="260"/>
+              </w:tabs>
+              <w:spacing w:after="0" w:before="0" w:line="280"/>
+              <w:ind w:left="260" w:hanging="260"/>
+            </w:pPr>
+            <w:r>
+              <w:rPr>
+                <w:b/>
+                <w:bCs/>
+                <w:color w:val="C00000"/>
+                <w:sz w:val="21"/>
+                <w:szCs w:val="21"/>
+              </w:rPr>
+              <w:t xml:space="preserve">→</w:t>
+            </w:r>
+            <w:r>
+              <w:tab/>
+            </w:r>
+            <w:r>
+              <w:rPr>
+                <w:sz w:val="21"/>
+                <w:szCs w:val="21"/>
+              </w:rPr>
+              <w:t xml:space="preserve">A model of friendship between a large and a small neighbour</w:t>
+            </w:r>
+          </w:p>
+          <w:p>
+            <w:pPr>
+              <w:tabs>
+                <w:tab w:val="left" w:pos="260"/>
+              </w:tabs>
+              <w:spacing w:after="0" w:before="40" w:line="280"/>
+              <w:ind w:left="260" w:hanging="260"/>
+            </w:pPr>
+            <w:r>
+              <w:rPr>
+                <w:b/>
+                <w:bCs/>
+                <w:color w:val="C00000"/>
+                <w:sz w:val="21"/>
+                <w:szCs w:val="21"/>
+              </w:rPr>
+              <w:t xml:space="preserve">→</w:t>
+            </w:r>
+            <w:r>
+              <w:tab/>
+            </w:r>
+            <w:r>
+              <w:rPr>
+                <w:sz w:val="21"/>
+                <w:szCs w:val="21"/>
+              </w:rPr>
+              <w:t xml:space="preserve">Trust, not treaties, holds the relationship together</w:t>
+            </w:r>
+          </w:p>
+          <w:p>
+            <w:pPr>
+              <w:tabs>
+                <w:tab w:val="left" w:pos="260"/>
+              </w:tabs>
+              <w:spacing w:after="0" w:before="40" w:line="280"/>
+              <w:ind w:left="260" w:hanging="260"/>
+            </w:pPr>
+            <w:r>
+              <w:rPr>
+                <w:b/>
+                <w:bCs/>
+                <w:color w:val="C00000"/>
+                <w:sz w:val="21"/>
+                <w:szCs w:val="21"/>
+              </w:rPr>
+              <w:t xml:space="preserve">→</w:t>
+            </w:r>
+            <w:r>
+              <w:tab/>
+            </w:r>
+            <w:r>
+              <w:rPr>
+                <w:sz w:val="21"/>
+                <w:szCs w:val="21"/>
+              </w:rPr>
+              <w:t xml:space="preserve">A secure, prosperous Bhutan is vital for India's Northeast and Himalayan security</w:t>
             </w:r>
           </w:p>
         </w:tc>

--- a/SSB_Lecturettes.docx
+++ b/SSB_Lecturettes.docx
@@ -12187,6 +12187,1714 @@
                 <w:szCs w:val="21"/>
               </w:rPr>
               <w:t xml:space="preserve">A secure, prosperous Bhutan is vital for India's Northeast and Himalayan security</w:t>
+            </w:r>
+          </w:p>
+        </w:tc>
+      </w:tr>
+    </w:tbl>
+    <w:p>
+      <w:pPr>
+        <w:pStyle w:val="Heading1"/>
+        <w:pageBreakBefore/>
+        <w:shd w:fill="1F3864" w:color="auto" w:val="clear"/>
+        <w:spacing w:after="160" w:before="0"/>
+        <w:ind w:left="100" w:right="100"/>
+      </w:pPr>
+      <w:r>
+        <w:t xml:space="preserve">Topic 8: India–Maldives Relations</w:t>
+      </w:r>
+    </w:p>
+    <w:tbl>
+      <w:tblPr>
+        <w:tblW w:type="dxa" w:w="10706"/>
+        <w:tblBorders>
+          <w:top w:val="single" w:color="auto" w:sz="4"/>
+          <w:left w:val="single" w:color="auto" w:sz="4"/>
+          <w:bottom w:val="single" w:color="auto" w:sz="4"/>
+          <w:right w:val="single" w:color="auto" w:sz="4"/>
+          <w:insideH w:val="single" w:color="auto" w:sz="4"/>
+          <w:insideV w:val="single" w:color="auto" w:sz="4"/>
+        </w:tblBorders>
+      </w:tblPr>
+      <w:tblGrid>
+        <w:gridCol w:w="520"/>
+        <w:gridCol w:w="2200"/>
+        <w:gridCol w:w="7986"/>
+      </w:tblGrid>
+      <w:tr>
+        <w:trPr>
+          <w:tblHeader/>
+        </w:trPr>
+        <w:tc>
+          <w:tcPr>
+            <w:tcW w:type="dxa" w:w="520"/>
+            <w:tcBorders>
+              <w:top w:val="single" w:color="BFBFBF" w:sz="4"/>
+              <w:left w:val="single" w:color="BFBFBF" w:sz="4"/>
+              <w:bottom w:val="single" w:color="BFBFBF" w:sz="4"/>
+              <w:right w:val="single" w:color="BFBFBF" w:sz="4"/>
+            </w:tcBorders>
+            <w:shd w:fill="DCE3F0" w:color="auto" w:val="clear"/>
+            <w:tcMar>
+              <w:top w:type="dxa" w:w="70"/>
+              <w:left w:type="dxa" w:w="100"/>
+              <w:bottom w:type="dxa" w:w="70"/>
+              <w:right w:type="dxa" w:w="100"/>
+            </w:tcMar>
+            <w:vAlign w:val="center"/>
+          </w:tcPr>
+          <w:p>
+            <w:pPr>
+              <w:spacing w:after="0" w:before="0" w:line="300"/>
+              <w:jc w:val="center"/>
+            </w:pPr>
+            <w:r>
+              <w:rPr>
+                <w:b/>
+                <w:bCs/>
+                <w:sz w:val="21"/>
+                <w:szCs w:val="21"/>
+              </w:rPr>
+              <w:t xml:space="preserve">#</w:t>
+            </w:r>
+          </w:p>
+        </w:tc>
+        <w:tc>
+          <w:tcPr>
+            <w:tcW w:type="dxa" w:w="2200"/>
+            <w:tcBorders>
+              <w:top w:val="single" w:color="BFBFBF" w:sz="4"/>
+              <w:left w:val="single" w:color="BFBFBF" w:sz="4"/>
+              <w:bottom w:val="single" w:color="BFBFBF" w:sz="4"/>
+              <w:right w:val="single" w:color="BFBFBF" w:sz="4"/>
+            </w:tcBorders>
+            <w:shd w:fill="DCE3F0" w:color="auto" w:val="clear"/>
+            <w:tcMar>
+              <w:top w:type="dxa" w:w="70"/>
+              <w:left w:type="dxa" w:w="100"/>
+              <w:bottom w:type="dxa" w:w="70"/>
+              <w:right w:type="dxa" w:w="100"/>
+            </w:tcMar>
+            <w:vAlign w:val="center"/>
+          </w:tcPr>
+          <w:p>
+            <w:pPr>
+              <w:spacing w:after="0" w:before="0" w:line="300"/>
+            </w:pPr>
+            <w:r>
+              <w:rPr>
+                <w:b/>
+                <w:bCs/>
+                <w:sz w:val="21"/>
+                <w:szCs w:val="21"/>
+              </w:rPr>
+              <w:t xml:space="preserve">Stage</w:t>
+            </w:r>
+          </w:p>
+        </w:tc>
+        <w:tc>
+          <w:tcPr>
+            <w:tcW w:type="dxa" w:w="7986"/>
+            <w:tcBorders>
+              <w:top w:val="single" w:color="BFBFBF" w:sz="4"/>
+              <w:left w:val="single" w:color="BFBFBF" w:sz="4"/>
+              <w:bottom w:val="single" w:color="BFBFBF" w:sz="4"/>
+              <w:right w:val="single" w:color="BFBFBF" w:sz="4"/>
+            </w:tcBorders>
+            <w:shd w:fill="DCE3F0" w:color="auto" w:val="clear"/>
+            <w:tcMar>
+              <w:top w:type="dxa" w:w="70"/>
+              <w:left w:type="dxa" w:w="100"/>
+              <w:bottom w:type="dxa" w:w="70"/>
+              <w:right w:type="dxa" w:w="100"/>
+            </w:tcMar>
+            <w:vAlign w:val="center"/>
+          </w:tcPr>
+          <w:p>
+            <w:pPr>
+              <w:spacing w:after="0" w:before="0" w:line="300"/>
+            </w:pPr>
+            <w:r>
+              <w:rPr>
+                <w:b/>
+                <w:bCs/>
+                <w:sz w:val="21"/>
+                <w:szCs w:val="21"/>
+              </w:rPr>
+              <w:t xml:space="preserve">Flow</w:t>
+            </w:r>
+          </w:p>
+        </w:tc>
+      </w:tr>
+      <w:tr>
+        <w:trPr>
+          <w:cantSplit/>
+        </w:trPr>
+        <w:tc>
+          <w:tcPr>
+            <w:tcW w:type="dxa" w:w="520"/>
+            <w:tcBorders>
+              <w:top w:val="single" w:color="BFBFBF" w:sz="4"/>
+              <w:left w:val="single" w:color="BFBFBF" w:sz="4"/>
+              <w:bottom w:val="single" w:color="BFBFBF" w:sz="4"/>
+              <w:right w:val="single" w:color="BFBFBF" w:sz="4"/>
+            </w:tcBorders>
+            <w:tcMar>
+              <w:top w:type="dxa" w:w="70"/>
+              <w:left w:type="dxa" w:w="100"/>
+              <w:bottom w:type="dxa" w:w="70"/>
+              <w:right w:type="dxa" w:w="100"/>
+            </w:tcMar>
+            <w:vAlign w:val="center"/>
+          </w:tcPr>
+          <w:p>
+            <w:pPr>
+              <w:spacing w:after="0" w:before="0" w:line="300"/>
+              <w:jc w:val="center"/>
+            </w:pPr>
+            <w:r>
+              <w:rPr>
+                <w:color w:val="7F7F7F"/>
+                <w:sz w:val="21"/>
+                <w:szCs w:val="21"/>
+              </w:rPr>
+              <w:t xml:space="preserve">1</w:t>
+            </w:r>
+          </w:p>
+        </w:tc>
+        <w:tc>
+          <w:tcPr>
+            <w:tcW w:type="dxa" w:w="2200"/>
+            <w:tcBorders>
+              <w:top w:val="single" w:color="BFBFBF" w:sz="4"/>
+              <w:left w:val="single" w:color="BFBFBF" w:sz="4"/>
+              <w:bottom w:val="single" w:color="BFBFBF" w:sz="4"/>
+              <w:right w:val="single" w:color="BFBFBF" w:sz="4"/>
+            </w:tcBorders>
+            <w:tcMar>
+              <w:top w:type="dxa" w:w="70"/>
+              <w:left w:type="dxa" w:w="100"/>
+              <w:bottom w:type="dxa" w:w="70"/>
+              <w:right w:type="dxa" w:w="100"/>
+            </w:tcMar>
+            <w:vAlign w:val="center"/>
+          </w:tcPr>
+          <w:p>
+            <w:pPr>
+              <w:spacing w:after="0" w:before="0" w:line="300"/>
+            </w:pPr>
+            <w:r>
+              <w:rPr>
+                <w:b/>
+                <w:bCs/>
+                <w:color w:val="1F3864"/>
+                <w:sz w:val="21"/>
+                <w:szCs w:val="21"/>
+              </w:rPr>
+              <w:t xml:space="preserve">What is it</w:t>
+            </w:r>
+          </w:p>
+        </w:tc>
+        <w:tc>
+          <w:tcPr>
+            <w:tcW w:type="dxa" w:w="7986"/>
+            <w:tcBorders>
+              <w:top w:val="single" w:color="BFBFBF" w:sz="4"/>
+              <w:left w:val="single" w:color="BFBFBF" w:sz="4"/>
+              <w:bottom w:val="single" w:color="BFBFBF" w:sz="4"/>
+              <w:right w:val="single" w:color="BFBFBF" w:sz="4"/>
+            </w:tcBorders>
+            <w:tcMar>
+              <w:top w:type="dxa" w:w="70"/>
+              <w:left w:type="dxa" w:w="100"/>
+              <w:bottom w:type="dxa" w:w="70"/>
+              <w:right w:type="dxa" w:w="100"/>
+            </w:tcMar>
+            <w:vAlign w:val="center"/>
+          </w:tcPr>
+          <w:p>
+            <w:pPr>
+              <w:tabs>
+                <w:tab w:val="left" w:pos="260"/>
+              </w:tabs>
+              <w:spacing w:after="0" w:before="0" w:line="280"/>
+              <w:ind w:left="260" w:hanging="260"/>
+            </w:pPr>
+            <w:r>
+              <w:rPr>
+                <w:b/>
+                <w:bCs/>
+                <w:color w:val="C00000"/>
+                <w:sz w:val="21"/>
+                <w:szCs w:val="21"/>
+              </w:rPr>
+              <w:t xml:space="preserve">→</w:t>
+            </w:r>
+            <w:r>
+              <w:tab/>
+            </w:r>
+            <w:r>
+              <w:rPr>
+                <w:sz w:val="21"/>
+                <w:szCs w:val="21"/>
+              </w:rPr>
+              <w:t xml:space="preserve">Island neighbour barely 70 nautical miles from India's west coast</w:t>
+            </w:r>
+          </w:p>
+          <w:p>
+            <w:pPr>
+              <w:tabs>
+                <w:tab w:val="left" w:pos="260"/>
+              </w:tabs>
+              <w:spacing w:after="0" w:before="40" w:line="280"/>
+              <w:ind w:left="260" w:hanging="260"/>
+            </w:pPr>
+            <w:r>
+              <w:rPr>
+                <w:b/>
+                <w:bCs/>
+                <w:color w:val="C00000"/>
+                <w:sz w:val="21"/>
+                <w:szCs w:val="21"/>
+              </w:rPr>
+              <w:t xml:space="preserve">→</w:t>
+            </w:r>
+            <w:r>
+              <w:tab/>
+            </w:r>
+            <w:r>
+              <w:rPr>
+                <w:sz w:val="21"/>
+                <w:szCs w:val="21"/>
+              </w:rPr>
+              <w:t xml:space="preserve">India among the first to recognise Maldives (1965)</w:t>
+            </w:r>
+          </w:p>
+          <w:p>
+            <w:pPr>
+              <w:tabs>
+                <w:tab w:val="left" w:pos="260"/>
+              </w:tabs>
+              <w:spacing w:after="0" w:before="40" w:line="280"/>
+              <w:ind w:left="260" w:hanging="260"/>
+            </w:pPr>
+            <w:r>
+              <w:rPr>
+                <w:b/>
+                <w:bCs/>
+                <w:color w:val="C00000"/>
+                <w:sz w:val="21"/>
+                <w:szCs w:val="21"/>
+              </w:rPr>
+              <w:t xml:space="preserve">→</w:t>
+            </w:r>
+            <w:r>
+              <w:tab/>
+            </w:r>
+            <w:r>
+              <w:rPr>
+                <w:sz w:val="21"/>
+                <w:szCs w:val="21"/>
+              </w:rPr>
+              <w:t xml:space="preserve">Shared ethnic, linguistic, cultural and commercial links</w:t>
+            </w:r>
+          </w:p>
+          <w:p>
+            <w:pPr>
+              <w:tabs>
+                <w:tab w:val="left" w:pos="260"/>
+              </w:tabs>
+              <w:spacing w:after="0" w:before="40" w:line="280"/>
+              <w:ind w:left="260" w:hanging="260"/>
+            </w:pPr>
+            <w:r>
+              <w:rPr>
+                <w:b/>
+                <w:bCs/>
+                <w:color w:val="C00000"/>
+                <w:sz w:val="21"/>
+                <w:szCs w:val="21"/>
+              </w:rPr>
+              <w:t xml:space="preserve">→</w:t>
+            </w:r>
+            <w:r>
+              <w:tab/>
+            </w:r>
+            <w:r>
+              <w:rPr>
+                <w:sz w:val="21"/>
+                <w:szCs w:val="21"/>
+              </w:rPr>
+              <w:t xml:space="preserve">Core to Neighbourhood First and MAHASAGAR; partner in the Colombo Security Conclave</w:t>
+            </w:r>
+          </w:p>
+          <w:p>
+            <w:pPr>
+              <w:tabs>
+                <w:tab w:val="left" w:pos="260"/>
+              </w:tabs>
+              <w:spacing w:after="0" w:before="40" w:line="280"/>
+              <w:ind w:left="260" w:hanging="260"/>
+            </w:pPr>
+            <w:r>
+              <w:rPr>
+                <w:b/>
+                <w:bCs/>
+                <w:color w:val="C00000"/>
+                <w:sz w:val="21"/>
+                <w:szCs w:val="21"/>
+              </w:rPr>
+              <w:t xml:space="preserve">→</w:t>
+            </w:r>
+            <w:r>
+              <w:tab/>
+            </w:r>
+            <w:r>
+              <w:rPr>
+                <w:sz w:val="21"/>
+                <w:szCs w:val="21"/>
+              </w:rPr>
+              <w:t xml:space="preserve">60 years of diplomatic ties (2025–26)</w:t>
+            </w:r>
+          </w:p>
+        </w:tc>
+      </w:tr>
+      <w:tr>
+        <w:trPr>
+          <w:cantSplit/>
+        </w:trPr>
+        <w:tc>
+          <w:tcPr>
+            <w:tcW w:type="dxa" w:w="520"/>
+            <w:tcBorders>
+              <w:top w:val="single" w:color="BFBFBF" w:sz="4"/>
+              <w:left w:val="single" w:color="BFBFBF" w:sz="4"/>
+              <w:bottom w:val="single" w:color="BFBFBF" w:sz="4"/>
+              <w:right w:val="single" w:color="BFBFBF" w:sz="4"/>
+            </w:tcBorders>
+            <w:shd w:fill="F5F7FB" w:color="auto" w:val="clear"/>
+            <w:tcMar>
+              <w:top w:type="dxa" w:w="70"/>
+              <w:left w:type="dxa" w:w="100"/>
+              <w:bottom w:type="dxa" w:w="70"/>
+              <w:right w:type="dxa" w:w="100"/>
+            </w:tcMar>
+            <w:vAlign w:val="center"/>
+          </w:tcPr>
+          <w:p>
+            <w:pPr>
+              <w:spacing w:after="0" w:before="0" w:line="300"/>
+              <w:jc w:val="center"/>
+            </w:pPr>
+            <w:r>
+              <w:rPr>
+                <w:color w:val="7F7F7F"/>
+                <w:sz w:val="21"/>
+                <w:szCs w:val="21"/>
+              </w:rPr>
+              <w:t xml:space="preserve">2</w:t>
+            </w:r>
+          </w:p>
+        </w:tc>
+        <w:tc>
+          <w:tcPr>
+            <w:tcW w:type="dxa" w:w="2200"/>
+            <w:tcBorders>
+              <w:top w:val="single" w:color="BFBFBF" w:sz="4"/>
+              <w:left w:val="single" w:color="BFBFBF" w:sz="4"/>
+              <w:bottom w:val="single" w:color="BFBFBF" w:sz="4"/>
+              <w:right w:val="single" w:color="BFBFBF" w:sz="4"/>
+            </w:tcBorders>
+            <w:shd w:fill="F5F7FB" w:color="auto" w:val="clear"/>
+            <w:tcMar>
+              <w:top w:type="dxa" w:w="70"/>
+              <w:left w:type="dxa" w:w="100"/>
+              <w:bottom w:type="dxa" w:w="70"/>
+              <w:right w:type="dxa" w:w="100"/>
+            </w:tcMar>
+            <w:vAlign w:val="center"/>
+          </w:tcPr>
+          <w:p>
+            <w:pPr>
+              <w:spacing w:after="0" w:before="0" w:line="300"/>
+            </w:pPr>
+            <w:r>
+              <w:rPr>
+                <w:b/>
+                <w:bCs/>
+                <w:color w:val="1F3864"/>
+                <w:sz w:val="21"/>
+                <w:szCs w:val="21"/>
+              </w:rPr>
+              <w:t xml:space="preserve">Why it matters</w:t>
+            </w:r>
+          </w:p>
+        </w:tc>
+        <w:tc>
+          <w:tcPr>
+            <w:tcW w:type="dxa" w:w="7986"/>
+            <w:tcBorders>
+              <w:top w:val="single" w:color="BFBFBF" w:sz="4"/>
+              <w:left w:val="single" w:color="BFBFBF" w:sz="4"/>
+              <w:bottom w:val="single" w:color="BFBFBF" w:sz="4"/>
+              <w:right w:val="single" w:color="BFBFBF" w:sz="4"/>
+            </w:tcBorders>
+            <w:shd w:fill="F5F7FB" w:color="auto" w:val="clear"/>
+            <w:tcMar>
+              <w:top w:type="dxa" w:w="70"/>
+              <w:left w:type="dxa" w:w="100"/>
+              <w:bottom w:type="dxa" w:w="70"/>
+              <w:right w:type="dxa" w:w="100"/>
+            </w:tcMar>
+            <w:vAlign w:val="center"/>
+          </w:tcPr>
+          <w:p>
+            <w:pPr>
+              <w:tabs>
+                <w:tab w:val="left" w:pos="260"/>
+              </w:tabs>
+              <w:spacing w:after="0" w:before="0" w:line="280"/>
+              <w:ind w:left="260" w:hanging="260"/>
+            </w:pPr>
+            <w:r>
+              <w:rPr>
+                <w:b/>
+                <w:bCs/>
+                <w:color w:val="C00000"/>
+                <w:sz w:val="21"/>
+                <w:szCs w:val="21"/>
+              </w:rPr>
+              <w:t xml:space="preserve">→</w:t>
+            </w:r>
+            <w:r>
+              <w:tab/>
+            </w:r>
+            <w:r>
+              <w:rPr>
+                <w:b/>
+                <w:bCs/>
+                <w:sz w:val="21"/>
+                <w:szCs w:val="21"/>
+              </w:rPr>
+              <w:t xml:space="preserve">Security:</w:t>
+            </w:r>
+            <w:r>
+              <w:rPr>
+                <w:sz w:val="21"/>
+                <w:szCs w:val="21"/>
+              </w:rPr>
+              <w:t xml:space="preserve"> sits on key Indian Ocean sea lanes; a hostile presence there threatens India</w:t>
+            </w:r>
+          </w:p>
+          <w:p>
+            <w:pPr>
+              <w:tabs>
+                <w:tab w:val="left" w:pos="260"/>
+              </w:tabs>
+              <w:spacing w:after="0" w:before="40" w:line="280"/>
+              <w:ind w:left="260" w:hanging="260"/>
+            </w:pPr>
+            <w:r>
+              <w:rPr>
+                <w:b/>
+                <w:bCs/>
+                <w:color w:val="C00000"/>
+                <w:sz w:val="21"/>
+                <w:szCs w:val="21"/>
+              </w:rPr>
+              <w:t xml:space="preserve">→</w:t>
+            </w:r>
+            <w:r>
+              <w:tab/>
+            </w:r>
+            <w:r>
+              <w:rPr>
+                <w:b/>
+                <w:bCs/>
+                <w:sz w:val="21"/>
+                <w:szCs w:val="21"/>
+              </w:rPr>
+              <w:t xml:space="preserve">Strategic:</w:t>
+            </w:r>
+            <w:r>
+              <w:rPr>
+                <w:sz w:val="21"/>
+                <w:szCs w:val="21"/>
+              </w:rPr>
+              <w:t xml:space="preserve"> counters China's footprint in the Indian Ocean Region</w:t>
+            </w:r>
+          </w:p>
+          <w:p>
+            <w:pPr>
+              <w:tabs>
+                <w:tab w:val="left" w:pos="260"/>
+              </w:tabs>
+              <w:spacing w:after="0" w:before="40" w:line="280"/>
+              <w:ind w:left="260" w:hanging="260"/>
+            </w:pPr>
+            <w:r>
+              <w:rPr>
+                <w:b/>
+                <w:bCs/>
+                <w:color w:val="C00000"/>
+                <w:sz w:val="21"/>
+                <w:szCs w:val="21"/>
+              </w:rPr>
+              <w:t xml:space="preserve">→</w:t>
+            </w:r>
+            <w:r>
+              <w:tab/>
+            </w:r>
+            <w:r>
+              <w:rPr>
+                <w:b/>
+                <w:bCs/>
+                <w:sz w:val="21"/>
+                <w:szCs w:val="21"/>
+              </w:rPr>
+              <w:t xml:space="preserve">Economic:</w:t>
+            </w:r>
+            <w:r>
+              <w:rPr>
+                <w:sz w:val="21"/>
+                <w:szCs w:val="21"/>
+              </w:rPr>
+              <w:t xml:space="preserve"> tourism, trade, India as an economic lifeline</w:t>
+            </w:r>
+          </w:p>
+          <w:p>
+            <w:pPr>
+              <w:tabs>
+                <w:tab w:val="left" w:pos="260"/>
+              </w:tabs>
+              <w:spacing w:after="0" w:before="40" w:line="280"/>
+              <w:ind w:left="260" w:hanging="260"/>
+            </w:pPr>
+            <w:r>
+              <w:rPr>
+                <w:b/>
+                <w:bCs/>
+                <w:color w:val="C00000"/>
+                <w:sz w:val="21"/>
+                <w:szCs w:val="21"/>
+              </w:rPr>
+              <w:t xml:space="preserve">→</w:t>
+            </w:r>
+            <w:r>
+              <w:tab/>
+            </w:r>
+            <w:r>
+              <w:rPr>
+                <w:b/>
+                <w:bCs/>
+                <w:sz w:val="21"/>
+                <w:szCs w:val="21"/>
+              </w:rPr>
+              <w:t xml:space="preserve">Maritime:</w:t>
+            </w:r>
+            <w:r>
+              <w:rPr>
+                <w:sz w:val="21"/>
+                <w:szCs w:val="21"/>
+              </w:rPr>
+              <w:t xml:space="preserve"> surveillance, anti-piracy, EEZ protection</w:t>
+            </w:r>
+          </w:p>
+          <w:p>
+            <w:pPr>
+              <w:tabs>
+                <w:tab w:val="left" w:pos="260"/>
+              </w:tabs>
+              <w:spacing w:after="0" w:before="40" w:line="280"/>
+              <w:ind w:left="260" w:hanging="260"/>
+            </w:pPr>
+            <w:r>
+              <w:rPr>
+                <w:b/>
+                <w:bCs/>
+                <w:color w:val="C00000"/>
+                <w:sz w:val="21"/>
+                <w:szCs w:val="21"/>
+              </w:rPr>
+              <w:t xml:space="preserve">→</w:t>
+            </w:r>
+            <w:r>
+              <w:tab/>
+            </w:r>
+            <w:r>
+              <w:rPr>
+                <w:b/>
+                <w:bCs/>
+                <w:sz w:val="21"/>
+                <w:szCs w:val="21"/>
+              </w:rPr>
+              <w:t xml:space="preserve">Humanitarian:</w:t>
+            </w:r>
+            <w:r>
+              <w:rPr>
+                <w:sz w:val="21"/>
+                <w:szCs w:val="21"/>
+              </w:rPr>
+              <w:t xml:space="preserve"> India as first responder (2004 tsunami, 2014 water crisis, Covid)</w:t>
+            </w:r>
+          </w:p>
+        </w:tc>
+      </w:tr>
+      <w:tr>
+        <w:trPr>
+          <w:cantSplit/>
+        </w:trPr>
+        <w:tc>
+          <w:tcPr>
+            <w:tcW w:type="dxa" w:w="520"/>
+            <w:tcBorders>
+              <w:top w:val="single" w:color="BFBFBF" w:sz="4"/>
+              <w:left w:val="single" w:color="BFBFBF" w:sz="4"/>
+              <w:bottom w:val="single" w:color="BFBFBF" w:sz="4"/>
+              <w:right w:val="single" w:color="BFBFBF" w:sz="4"/>
+            </w:tcBorders>
+            <w:tcMar>
+              <w:top w:type="dxa" w:w="70"/>
+              <w:left w:type="dxa" w:w="100"/>
+              <w:bottom w:type="dxa" w:w="70"/>
+              <w:right w:type="dxa" w:w="100"/>
+            </w:tcMar>
+            <w:vAlign w:val="center"/>
+          </w:tcPr>
+          <w:p>
+            <w:pPr>
+              <w:spacing w:after="0" w:before="0" w:line="300"/>
+              <w:jc w:val="center"/>
+            </w:pPr>
+            <w:r>
+              <w:rPr>
+                <w:color w:val="7F7F7F"/>
+                <w:sz w:val="21"/>
+                <w:szCs w:val="21"/>
+              </w:rPr>
+              <w:t xml:space="preserve">3</w:t>
+            </w:r>
+          </w:p>
+        </w:tc>
+        <w:tc>
+          <w:tcPr>
+            <w:tcW w:type="dxa" w:w="2200"/>
+            <w:tcBorders>
+              <w:top w:val="single" w:color="BFBFBF" w:sz="4"/>
+              <w:left w:val="single" w:color="BFBFBF" w:sz="4"/>
+              <w:bottom w:val="single" w:color="BFBFBF" w:sz="4"/>
+              <w:right w:val="single" w:color="BFBFBF" w:sz="4"/>
+            </w:tcBorders>
+            <w:tcMar>
+              <w:top w:type="dxa" w:w="70"/>
+              <w:left w:type="dxa" w:w="100"/>
+              <w:bottom w:type="dxa" w:w="70"/>
+              <w:right w:type="dxa" w:w="100"/>
+            </w:tcMar>
+            <w:vAlign w:val="center"/>
+          </w:tcPr>
+          <w:p>
+            <w:pPr>
+              <w:spacing w:after="0" w:before="0" w:line="300"/>
+            </w:pPr>
+            <w:r>
+              <w:rPr>
+                <w:b/>
+                <w:bCs/>
+                <w:color w:val="1F3864"/>
+                <w:sz w:val="21"/>
+                <w:szCs w:val="21"/>
+              </w:rPr>
+              <w:t xml:space="preserve">Current status (Sept 2026)</w:t>
+            </w:r>
+          </w:p>
+        </w:tc>
+        <w:tc>
+          <w:tcPr>
+            <w:tcW w:type="dxa" w:w="7986"/>
+            <w:tcBorders>
+              <w:top w:val="single" w:color="BFBFBF" w:sz="4"/>
+              <w:left w:val="single" w:color="BFBFBF" w:sz="4"/>
+              <w:bottom w:val="single" w:color="BFBFBF" w:sz="4"/>
+              <w:right w:val="single" w:color="BFBFBF" w:sz="4"/>
+            </w:tcBorders>
+            <w:tcMar>
+              <w:top w:type="dxa" w:w="70"/>
+              <w:left w:type="dxa" w:w="100"/>
+              <w:bottom w:type="dxa" w:w="70"/>
+              <w:right w:type="dxa" w:w="100"/>
+            </w:tcMar>
+            <w:vAlign w:val="center"/>
+          </w:tcPr>
+          <w:p>
+            <w:pPr>
+              <w:tabs>
+                <w:tab w:val="left" w:pos="260"/>
+              </w:tabs>
+              <w:spacing w:after="0" w:before="0" w:line="280"/>
+              <w:ind w:left="260" w:hanging="260"/>
+            </w:pPr>
+            <w:r>
+              <w:rPr>
+                <w:b/>
+                <w:bCs/>
+                <w:color w:val="C00000"/>
+                <w:sz w:val="21"/>
+                <w:szCs w:val="21"/>
+              </w:rPr>
+              <w:t xml:space="preserve">→</w:t>
+            </w:r>
+            <w:r>
+              <w:tab/>
+            </w:r>
+            <w:r>
+              <w:rPr>
+                <w:b/>
+                <w:bCs/>
+                <w:sz w:val="21"/>
+                <w:szCs w:val="21"/>
+              </w:rPr>
+              <w:t xml:space="preserve">From "India Out" to reset:</w:t>
+            </w:r>
+            <w:r>
+              <w:rPr>
+                <w:sz w:val="21"/>
+                <w:szCs w:val="21"/>
+              </w:rPr>
+              <w:t xml:space="preserve"> Muizzu won on "India Out" (2023); Indian military personnel replaced by technicians; 2024 Economic and Maritime Security Partnership vision</w:t>
+            </w:r>
+          </w:p>
+          <w:p>
+            <w:pPr>
+              <w:tabs>
+                <w:tab w:val="left" w:pos="260"/>
+              </w:tabs>
+              <w:spacing w:after="0" w:before="40" w:line="280"/>
+              <w:ind w:left="260" w:hanging="260"/>
+            </w:pPr>
+            <w:r>
+              <w:rPr>
+                <w:b/>
+                <w:bCs/>
+                <w:color w:val="C00000"/>
+                <w:sz w:val="21"/>
+                <w:szCs w:val="21"/>
+              </w:rPr>
+              <w:t xml:space="preserve">→</w:t>
+            </w:r>
+            <w:r>
+              <w:tab/>
+            </w:r>
+            <w:r>
+              <w:rPr>
+                <w:b/>
+                <w:bCs/>
+                <w:sz w:val="21"/>
+                <w:szCs w:val="21"/>
+              </w:rPr>
+              <w:t xml:space="preserve">Financial support:</w:t>
+            </w:r>
+            <w:r>
+              <w:rPr>
+                <w:sz w:val="21"/>
+                <w:szCs w:val="21"/>
+              </w:rPr>
+              <w:t xml:space="preserve"> currency swaps ($400 mn and ₹3,000 crore, 2024), T-bill rollovers, ₹4,850 crore credit line, 40% cut in annual debt repayments</w:t>
+            </w:r>
+          </w:p>
+          <w:p>
+            <w:pPr>
+              <w:tabs>
+                <w:tab w:val="left" w:pos="260"/>
+              </w:tabs>
+              <w:spacing w:after="0" w:before="40" w:line="280"/>
+              <w:ind w:left="260" w:hanging="260"/>
+            </w:pPr>
+            <w:r>
+              <w:rPr>
+                <w:b/>
+                <w:bCs/>
+                <w:color w:val="C00000"/>
+                <w:sz w:val="21"/>
+                <w:szCs w:val="21"/>
+              </w:rPr>
+              <w:t xml:space="preserve">→</w:t>
+            </w:r>
+            <w:r>
+              <w:tab/>
+            </w:r>
+            <w:r>
+              <w:rPr>
+                <w:b/>
+                <w:bCs/>
+                <w:sz w:val="21"/>
+                <w:szCs w:val="21"/>
+              </w:rPr>
+              <w:t xml:space="preserve">FTA:</w:t>
+            </w:r>
+            <w:r>
+              <w:rPr>
+                <w:sz w:val="21"/>
+                <w:szCs w:val="21"/>
+              </w:rPr>
+              <w:t xml:space="preserve"> FM Iruthisham Adam hopes to sign an India FTA by end-2026; BIT talks under way</w:t>
+            </w:r>
+          </w:p>
+          <w:p>
+            <w:pPr>
+              <w:tabs>
+                <w:tab w:val="left" w:pos="260"/>
+              </w:tabs>
+              <w:spacing w:after="0" w:before="40" w:line="280"/>
+              <w:ind w:left="260" w:hanging="260"/>
+            </w:pPr>
+            <w:r>
+              <w:rPr>
+                <w:b/>
+                <w:bCs/>
+                <w:color w:val="C00000"/>
+                <w:sz w:val="21"/>
+                <w:szCs w:val="21"/>
+              </w:rPr>
+              <w:t xml:space="preserve">→</w:t>
+            </w:r>
+            <w:r>
+              <w:tab/>
+            </w:r>
+            <w:r>
+              <w:rPr>
+                <w:b/>
+                <w:bCs/>
+                <w:sz w:val="21"/>
+                <w:szCs w:val="21"/>
+              </w:rPr>
+              <w:t xml:space="preserve">Dollar crisis:</w:t>
+            </w:r>
+            <w:r>
+              <w:rPr>
+                <w:sz w:val="21"/>
+                <w:szCs w:val="21"/>
+              </w:rPr>
+              <w:t xml:space="preserve"> about $1.7 bn external debt service due in 2026; $400 mn swap settled (Apr); India reportedly declined to roll over $150 mn budget support; final $50 mn instalment repaid (17 Sep)</w:t>
+            </w:r>
+          </w:p>
+          <w:p>
+            <w:pPr>
+              <w:tabs>
+                <w:tab w:val="left" w:pos="260"/>
+              </w:tabs>
+              <w:spacing w:after="0" w:before="40" w:line="280"/>
+              <w:ind w:left="260" w:hanging="260"/>
+            </w:pPr>
+            <w:r>
+              <w:rPr>
+                <w:b/>
+                <w:bCs/>
+                <w:color w:val="C00000"/>
+                <w:sz w:val="21"/>
+                <w:szCs w:val="21"/>
+              </w:rPr>
+              <w:t xml:space="preserve">→</w:t>
+            </w:r>
+            <w:r>
+              <w:tab/>
+            </w:r>
+            <w:r>
+              <w:rPr>
+                <w:b/>
+                <w:bCs/>
+                <w:sz w:val="21"/>
+                <w:szCs w:val="21"/>
+              </w:rPr>
+              <w:t xml:space="preserve">Projects:</w:t>
+            </w:r>
+            <w:r>
+              <w:rPr>
+                <w:sz w:val="21"/>
+                <w:szCs w:val="21"/>
+              </w:rPr>
+              <w:t xml:space="preserve"> Hanimaadhoo airport, social housing, 60+ community projects, Greater Malé Connectivity Project bridge (due Sept 2026)</w:t>
+            </w:r>
+          </w:p>
+        </w:tc>
+      </w:tr>
+      <w:tr>
+        <w:trPr>
+          <w:cantSplit/>
+        </w:trPr>
+        <w:tc>
+          <w:tcPr>
+            <w:tcW w:type="dxa" w:w="520"/>
+            <w:tcBorders>
+              <w:top w:val="single" w:color="BFBFBF" w:sz="4"/>
+              <w:left w:val="single" w:color="BFBFBF" w:sz="4"/>
+              <w:bottom w:val="single" w:color="BFBFBF" w:sz="4"/>
+              <w:right w:val="single" w:color="BFBFBF" w:sz="4"/>
+            </w:tcBorders>
+            <w:shd w:fill="F5F7FB" w:color="auto" w:val="clear"/>
+            <w:tcMar>
+              <w:top w:type="dxa" w:w="70"/>
+              <w:left w:type="dxa" w:w="100"/>
+              <w:bottom w:type="dxa" w:w="70"/>
+              <w:right w:type="dxa" w:w="100"/>
+            </w:tcMar>
+            <w:vAlign w:val="center"/>
+          </w:tcPr>
+          <w:p>
+            <w:pPr>
+              <w:spacing w:after="0" w:before="0" w:line="300"/>
+              <w:jc w:val="center"/>
+            </w:pPr>
+            <w:r>
+              <w:rPr>
+                <w:color w:val="7F7F7F"/>
+                <w:sz w:val="21"/>
+                <w:szCs w:val="21"/>
+              </w:rPr>
+              <w:t xml:space="preserve">4</w:t>
+            </w:r>
+          </w:p>
+        </w:tc>
+        <w:tc>
+          <w:tcPr>
+            <w:tcW w:type="dxa" w:w="2200"/>
+            <w:tcBorders>
+              <w:top w:val="single" w:color="BFBFBF" w:sz="4"/>
+              <w:left w:val="single" w:color="BFBFBF" w:sz="4"/>
+              <w:bottom w:val="single" w:color="BFBFBF" w:sz="4"/>
+              <w:right w:val="single" w:color="BFBFBF" w:sz="4"/>
+            </w:tcBorders>
+            <w:shd w:fill="F5F7FB" w:color="auto" w:val="clear"/>
+            <w:tcMar>
+              <w:top w:type="dxa" w:w="70"/>
+              <w:left w:type="dxa" w:w="100"/>
+              <w:bottom w:type="dxa" w:w="70"/>
+              <w:right w:type="dxa" w:w="100"/>
+            </w:tcMar>
+            <w:vAlign w:val="center"/>
+          </w:tcPr>
+          <w:p>
+            <w:pPr>
+              <w:spacing w:after="0" w:before="0" w:line="300"/>
+            </w:pPr>
+            <w:r>
+              <w:rPr>
+                <w:b/>
+                <w:bCs/>
+                <w:color w:val="1F3864"/>
+                <w:sz w:val="21"/>
+                <w:szCs w:val="21"/>
+              </w:rPr>
+              <w:t xml:space="preserve">Problems</w:t>
+            </w:r>
+          </w:p>
+        </w:tc>
+        <w:tc>
+          <w:tcPr>
+            <w:tcW w:type="dxa" w:w="7986"/>
+            <w:tcBorders>
+              <w:top w:val="single" w:color="BFBFBF" w:sz="4"/>
+              <w:left w:val="single" w:color="BFBFBF" w:sz="4"/>
+              <w:bottom w:val="single" w:color="BFBFBF" w:sz="4"/>
+              <w:right w:val="single" w:color="BFBFBF" w:sz="4"/>
+            </w:tcBorders>
+            <w:shd w:fill="F5F7FB" w:color="auto" w:val="clear"/>
+            <w:tcMar>
+              <w:top w:type="dxa" w:w="70"/>
+              <w:left w:type="dxa" w:w="100"/>
+              <w:bottom w:type="dxa" w:w="70"/>
+              <w:right w:type="dxa" w:w="100"/>
+            </w:tcMar>
+            <w:vAlign w:val="center"/>
+          </w:tcPr>
+          <w:p>
+            <w:pPr>
+              <w:tabs>
+                <w:tab w:val="left" w:pos="260"/>
+              </w:tabs>
+              <w:spacing w:after="0" w:before="0" w:line="280"/>
+              <w:ind w:left="260" w:hanging="260"/>
+            </w:pPr>
+            <w:r>
+              <w:rPr>
+                <w:b/>
+                <w:bCs/>
+                <w:color w:val="C00000"/>
+                <w:sz w:val="21"/>
+                <w:szCs w:val="21"/>
+              </w:rPr>
+              <w:t xml:space="preserve">→</w:t>
+            </w:r>
+            <w:r>
+              <w:tab/>
+            </w:r>
+            <w:r>
+              <w:rPr>
+                <w:sz w:val="21"/>
+                <w:szCs w:val="21"/>
+              </w:rPr>
+              <w:t xml:space="preserve">Debt and dollar shortage (about $1.7 bn due in 2026), ratings downgrades</w:t>
+            </w:r>
+          </w:p>
+          <w:p>
+            <w:pPr>
+              <w:tabs>
+                <w:tab w:val="left" w:pos="260"/>
+              </w:tabs>
+              <w:spacing w:after="0" w:before="40" w:line="280"/>
+              <w:ind w:left="260" w:hanging="260"/>
+            </w:pPr>
+            <w:r>
+              <w:rPr>
+                <w:b/>
+                <w:bCs/>
+                <w:color w:val="C00000"/>
+                <w:sz w:val="21"/>
+                <w:szCs w:val="21"/>
+              </w:rPr>
+              <w:t xml:space="preserve">→</w:t>
+            </w:r>
+            <w:r>
+              <w:tab/>
+            </w:r>
+            <w:r>
+              <w:rPr>
+                <w:b/>
+                <w:bCs/>
+                <w:sz w:val="21"/>
+                <w:szCs w:val="21"/>
+              </w:rPr>
+              <w:t xml:space="preserve">China's role:</w:t>
+            </w:r>
+            <w:r>
+              <w:rPr>
+                <w:sz w:val="21"/>
+                <w:szCs w:val="21"/>
+              </w:rPr>
+              <w:t xml:space="preserve"> debt, China–Maldives FTA, research and tourism presence</w:t>
+            </w:r>
+          </w:p>
+          <w:p>
+            <w:pPr>
+              <w:tabs>
+                <w:tab w:val="left" w:pos="260"/>
+              </w:tabs>
+              <w:spacing w:after="0" w:before="40" w:line="280"/>
+              <w:ind w:left="260" w:hanging="260"/>
+            </w:pPr>
+            <w:r>
+              <w:rPr>
+                <w:b/>
+                <w:bCs/>
+                <w:color w:val="C00000"/>
+                <w:sz w:val="21"/>
+                <w:szCs w:val="21"/>
+              </w:rPr>
+              <w:t xml:space="preserve">→</w:t>
+            </w:r>
+            <w:r>
+              <w:tab/>
+            </w:r>
+            <w:r>
+              <w:rPr>
+                <w:sz w:val="21"/>
+                <w:szCs w:val="21"/>
+              </w:rPr>
+              <w:t xml:space="preserve">Sensitivity over Indian military presence; "India Out" nationalism</w:t>
+            </w:r>
+          </w:p>
+          <w:p>
+            <w:pPr>
+              <w:tabs>
+                <w:tab w:val="left" w:pos="260"/>
+              </w:tabs>
+              <w:spacing w:after="0" w:before="40" w:line="280"/>
+              <w:ind w:left="260" w:hanging="260"/>
+            </w:pPr>
+            <w:r>
+              <w:rPr>
+                <w:b/>
+                <w:bCs/>
+                <w:color w:val="C00000"/>
+                <w:sz w:val="21"/>
+                <w:szCs w:val="21"/>
+              </w:rPr>
+              <w:t xml:space="preserve">→</w:t>
+            </w:r>
+            <w:r>
+              <w:tab/>
+            </w:r>
+            <w:r>
+              <w:rPr>
+                <w:sz w:val="21"/>
+                <w:szCs w:val="21"/>
+              </w:rPr>
+              <w:t xml:space="preserve">Maldivian politics, including Nasheed-led opposition</w:t>
+            </w:r>
+          </w:p>
+          <w:p>
+            <w:pPr>
+              <w:tabs>
+                <w:tab w:val="left" w:pos="260"/>
+              </w:tabs>
+              <w:spacing w:after="0" w:before="40" w:line="280"/>
+              <w:ind w:left="260" w:hanging="260"/>
+            </w:pPr>
+            <w:r>
+              <w:rPr>
+                <w:b/>
+                <w:bCs/>
+                <w:color w:val="C00000"/>
+                <w:sz w:val="21"/>
+                <w:szCs w:val="21"/>
+              </w:rPr>
+              <w:t xml:space="preserve">→</w:t>
+            </w:r>
+            <w:r>
+              <w:tab/>
+            </w:r>
+            <w:r>
+              <w:rPr>
+                <w:sz w:val="21"/>
+                <w:szCs w:val="21"/>
+              </w:rPr>
+              <w:t xml:space="preserve">Falling Indian tourist share</w:t>
+            </w:r>
+          </w:p>
+          <w:p>
+            <w:pPr>
+              <w:tabs>
+                <w:tab w:val="left" w:pos="260"/>
+              </w:tabs>
+              <w:spacing w:after="0" w:before="40" w:line="280"/>
+              <w:ind w:left="260" w:hanging="260"/>
+            </w:pPr>
+            <w:r>
+              <w:rPr>
+                <w:b/>
+                <w:bCs/>
+                <w:color w:val="C00000"/>
+                <w:sz w:val="21"/>
+                <w:szCs w:val="21"/>
+              </w:rPr>
+              <w:t xml:space="preserve">→</w:t>
+            </w:r>
+            <w:r>
+              <w:tab/>
+            </w:r>
+            <w:r>
+              <w:rPr>
+                <w:sz w:val="21"/>
+                <w:szCs w:val="21"/>
+              </w:rPr>
+              <w:t xml:space="preserve">Maldives balancing India and China</w:t>
+            </w:r>
+          </w:p>
+          <w:p>
+            <w:pPr>
+              <w:tabs>
+                <w:tab w:val="left" w:pos="260"/>
+              </w:tabs>
+              <w:spacing w:after="0" w:before="40" w:line="280"/>
+              <w:ind w:left="260" w:hanging="260"/>
+            </w:pPr>
+            <w:r>
+              <w:rPr>
+                <w:b/>
+                <w:bCs/>
+                <w:color w:val="C00000"/>
+                <w:sz w:val="21"/>
+                <w:szCs w:val="21"/>
+              </w:rPr>
+              <w:t xml:space="preserve">→</w:t>
+            </w:r>
+            <w:r>
+              <w:tab/>
+            </w:r>
+            <w:r>
+              <w:rPr>
+                <w:sz w:val="21"/>
+                <w:szCs w:val="21"/>
+              </w:rPr>
+              <w:t xml:space="preserve">West Asia conflict hitting fuel and supply chains</w:t>
+            </w:r>
+          </w:p>
+        </w:tc>
+      </w:tr>
+      <w:tr>
+        <w:trPr>
+          <w:cantSplit/>
+        </w:trPr>
+        <w:tc>
+          <w:tcPr>
+            <w:tcW w:type="dxa" w:w="520"/>
+            <w:tcBorders>
+              <w:top w:val="single" w:color="BFBFBF" w:sz="4"/>
+              <w:left w:val="single" w:color="BFBFBF" w:sz="4"/>
+              <w:bottom w:val="single" w:color="BFBFBF" w:sz="4"/>
+              <w:right w:val="single" w:color="BFBFBF" w:sz="4"/>
+            </w:tcBorders>
+            <w:tcMar>
+              <w:top w:type="dxa" w:w="70"/>
+              <w:left w:type="dxa" w:w="100"/>
+              <w:bottom w:type="dxa" w:w="70"/>
+              <w:right w:type="dxa" w:w="100"/>
+            </w:tcMar>
+            <w:vAlign w:val="center"/>
+          </w:tcPr>
+          <w:p>
+            <w:pPr>
+              <w:spacing w:after="0" w:before="0" w:line="300"/>
+              <w:jc w:val="center"/>
+            </w:pPr>
+            <w:r>
+              <w:rPr>
+                <w:color w:val="7F7F7F"/>
+                <w:sz w:val="21"/>
+                <w:szCs w:val="21"/>
+              </w:rPr>
+              <w:t xml:space="preserve">5</w:t>
+            </w:r>
+          </w:p>
+        </w:tc>
+        <w:tc>
+          <w:tcPr>
+            <w:tcW w:type="dxa" w:w="2200"/>
+            <w:tcBorders>
+              <w:top w:val="single" w:color="BFBFBF" w:sz="4"/>
+              <w:left w:val="single" w:color="BFBFBF" w:sz="4"/>
+              <w:bottom w:val="single" w:color="BFBFBF" w:sz="4"/>
+              <w:right w:val="single" w:color="BFBFBF" w:sz="4"/>
+            </w:tcBorders>
+            <w:tcMar>
+              <w:top w:type="dxa" w:w="70"/>
+              <w:left w:type="dxa" w:w="100"/>
+              <w:bottom w:type="dxa" w:w="70"/>
+              <w:right w:type="dxa" w:w="100"/>
+            </w:tcMar>
+            <w:vAlign w:val="center"/>
+          </w:tcPr>
+          <w:p>
+            <w:pPr>
+              <w:spacing w:after="0" w:before="0" w:line="300"/>
+            </w:pPr>
+            <w:r>
+              <w:rPr>
+                <w:b/>
+                <w:bCs/>
+                <w:color w:val="1F3864"/>
+                <w:sz w:val="21"/>
+                <w:szCs w:val="21"/>
+              </w:rPr>
+              <w:t xml:space="preserve">Solutions</w:t>
+            </w:r>
+          </w:p>
+        </w:tc>
+        <w:tc>
+          <w:tcPr>
+            <w:tcW w:type="dxa" w:w="7986"/>
+            <w:tcBorders>
+              <w:top w:val="single" w:color="BFBFBF" w:sz="4"/>
+              <w:left w:val="single" w:color="BFBFBF" w:sz="4"/>
+              <w:bottom w:val="single" w:color="BFBFBF" w:sz="4"/>
+              <w:right w:val="single" w:color="BFBFBF" w:sz="4"/>
+            </w:tcBorders>
+            <w:tcMar>
+              <w:top w:type="dxa" w:w="70"/>
+              <w:left w:type="dxa" w:w="100"/>
+              <w:bottom w:type="dxa" w:w="70"/>
+              <w:right w:type="dxa" w:w="100"/>
+            </w:tcMar>
+            <w:vAlign w:val="center"/>
+          </w:tcPr>
+          <w:p>
+            <w:pPr>
+              <w:tabs>
+                <w:tab w:val="left" w:pos="260"/>
+              </w:tabs>
+              <w:spacing w:after="0" w:before="0" w:line="280"/>
+              <w:ind w:left="260" w:hanging="260"/>
+            </w:pPr>
+            <w:r>
+              <w:rPr>
+                <w:b/>
+                <w:bCs/>
+                <w:color w:val="C00000"/>
+                <w:sz w:val="21"/>
+                <w:szCs w:val="21"/>
+              </w:rPr>
+              <w:t xml:space="preserve">→</w:t>
+            </w:r>
+            <w:r>
+              <w:tab/>
+            </w:r>
+            <w:r>
+              <w:rPr>
+                <w:sz w:val="21"/>
+                <w:szCs w:val="21"/>
+              </w:rPr>
+              <w:t xml:space="preserve">Economic lifeline with strategic ends: swaps, credit lines, fair debt relief</w:t>
+            </w:r>
+          </w:p>
+          <w:p>
+            <w:pPr>
+              <w:tabs>
+                <w:tab w:val="left" w:pos="260"/>
+              </w:tabs>
+              <w:spacing w:after="0" w:before="40" w:line="280"/>
+              <w:ind w:left="260" w:hanging="260"/>
+            </w:pPr>
+            <w:r>
+              <w:rPr>
+                <w:b/>
+                <w:bCs/>
+                <w:color w:val="C00000"/>
+                <w:sz w:val="21"/>
+                <w:szCs w:val="21"/>
+              </w:rPr>
+              <w:t xml:space="preserve">→</w:t>
+            </w:r>
+            <w:r>
+              <w:tab/>
+            </w:r>
+            <w:r>
+              <w:rPr>
+                <w:sz w:val="21"/>
+                <w:szCs w:val="21"/>
+              </w:rPr>
+              <w:t xml:space="preserve">Conclude the FTA and BIT on mutually beneficial terms</w:t>
+            </w:r>
+          </w:p>
+          <w:p>
+            <w:pPr>
+              <w:tabs>
+                <w:tab w:val="left" w:pos="260"/>
+              </w:tabs>
+              <w:spacing w:after="0" w:before="40" w:line="280"/>
+              <w:ind w:left="260" w:hanging="260"/>
+            </w:pPr>
+            <w:r>
+              <w:rPr>
+                <w:b/>
+                <w:bCs/>
+                <w:color w:val="C00000"/>
+                <w:sz w:val="21"/>
+                <w:szCs w:val="21"/>
+              </w:rPr>
+              <w:t xml:space="preserve">→</w:t>
+            </w:r>
+            <w:r>
+              <w:tab/>
+            </w:r>
+            <w:r>
+              <w:rPr>
+                <w:sz w:val="21"/>
+                <w:szCs w:val="21"/>
+              </w:rPr>
+              <w:t xml:space="preserve">Visible development projects (airports, housing, bridge, harbours)</w:t>
+            </w:r>
+          </w:p>
+          <w:p>
+            <w:pPr>
+              <w:tabs>
+                <w:tab w:val="left" w:pos="260"/>
+              </w:tabs>
+              <w:spacing w:after="0" w:before="40" w:line="280"/>
+              <w:ind w:left="260" w:hanging="260"/>
+            </w:pPr>
+            <w:r>
+              <w:rPr>
+                <w:b/>
+                <w:bCs/>
+                <w:color w:val="C00000"/>
+                <w:sz w:val="21"/>
+                <w:szCs w:val="21"/>
+              </w:rPr>
+              <w:t xml:space="preserve">→</w:t>
+            </w:r>
+            <w:r>
+              <w:tab/>
+            </w:r>
+            <w:r>
+              <w:rPr>
+                <w:sz w:val="21"/>
+                <w:szCs w:val="21"/>
+              </w:rPr>
+              <w:t xml:space="preserve">Defence and maritime cooperation framed as capacity building, not presence</w:t>
+            </w:r>
+          </w:p>
+          <w:p>
+            <w:pPr>
+              <w:tabs>
+                <w:tab w:val="left" w:pos="260"/>
+              </w:tabs>
+              <w:spacing w:after="0" w:before="40" w:line="280"/>
+              <w:ind w:left="260" w:hanging="260"/>
+            </w:pPr>
+            <w:r>
+              <w:rPr>
+                <w:b/>
+                <w:bCs/>
+                <w:color w:val="C00000"/>
+                <w:sz w:val="21"/>
+                <w:szCs w:val="21"/>
+              </w:rPr>
+              <w:t xml:space="preserve">→</w:t>
+            </w:r>
+            <w:r>
+              <w:tab/>
+            </w:r>
+            <w:r>
+              <w:rPr>
+                <w:sz w:val="21"/>
+                <w:szCs w:val="21"/>
+              </w:rPr>
+              <w:t xml:space="preserve">Colombo Security Conclave and joint EEZ surveillance</w:t>
+            </w:r>
+          </w:p>
+          <w:p>
+            <w:pPr>
+              <w:tabs>
+                <w:tab w:val="left" w:pos="260"/>
+              </w:tabs>
+              <w:spacing w:after="0" w:before="40" w:line="280"/>
+              <w:ind w:left="260" w:hanging="260"/>
+            </w:pPr>
+            <w:r>
+              <w:rPr>
+                <w:b/>
+                <w:bCs/>
+                <w:color w:val="C00000"/>
+                <w:sz w:val="21"/>
+                <w:szCs w:val="21"/>
+              </w:rPr>
+              <w:t xml:space="preserve">→</w:t>
+            </w:r>
+            <w:r>
+              <w:tab/>
+            </w:r>
+            <w:r>
+              <w:rPr>
+                <w:sz w:val="21"/>
+                <w:szCs w:val="21"/>
+              </w:rPr>
+              <w:t xml:space="preserve">Tourism and people-to-people ties (UPI, RuPay, direct flights, promoting Indian tourism)</w:t>
+            </w:r>
+          </w:p>
+          <w:p>
+            <w:pPr>
+              <w:tabs>
+                <w:tab w:val="left" w:pos="260"/>
+              </w:tabs>
+              <w:spacing w:after="0" w:before="40" w:line="280"/>
+              <w:ind w:left="260" w:hanging="260"/>
+            </w:pPr>
+            <w:r>
+              <w:rPr>
+                <w:b/>
+                <w:bCs/>
+                <w:color w:val="C00000"/>
+                <w:sz w:val="21"/>
+                <w:szCs w:val="21"/>
+              </w:rPr>
+              <w:t xml:space="preserve">→</w:t>
+            </w:r>
+            <w:r>
+              <w:tab/>
+            </w:r>
+            <w:r>
+              <w:rPr>
+                <w:sz w:val="21"/>
+                <w:szCs w:val="21"/>
+              </w:rPr>
+              <w:t xml:space="preserve">Engage the whole political spectrum in Malé, since "India Out" can win elections</w:t>
+            </w:r>
+          </w:p>
+        </w:tc>
+      </w:tr>
+      <w:tr>
+        <w:trPr>
+          <w:cantSplit/>
+        </w:trPr>
+        <w:tc>
+          <w:tcPr>
+            <w:tcW w:type="dxa" w:w="520"/>
+            <w:tcBorders>
+              <w:top w:val="single" w:color="BFBFBF" w:sz="4"/>
+              <w:left w:val="single" w:color="BFBFBF" w:sz="4"/>
+              <w:bottom w:val="single" w:color="BFBFBF" w:sz="4"/>
+              <w:right w:val="single" w:color="BFBFBF" w:sz="4"/>
+            </w:tcBorders>
+            <w:shd w:fill="F5F7FB" w:color="auto" w:val="clear"/>
+            <w:tcMar>
+              <w:top w:type="dxa" w:w="70"/>
+              <w:left w:type="dxa" w:w="100"/>
+              <w:bottom w:type="dxa" w:w="70"/>
+              <w:right w:type="dxa" w:w="100"/>
+            </w:tcMar>
+            <w:vAlign w:val="center"/>
+          </w:tcPr>
+          <w:p>
+            <w:pPr>
+              <w:spacing w:after="0" w:before="0" w:line="300"/>
+              <w:jc w:val="center"/>
+            </w:pPr>
+            <w:r>
+              <w:rPr>
+                <w:color w:val="7F7F7F"/>
+                <w:sz w:val="21"/>
+                <w:szCs w:val="21"/>
+              </w:rPr>
+              <w:t xml:space="preserve">6</w:t>
+            </w:r>
+          </w:p>
+        </w:tc>
+        <w:tc>
+          <w:tcPr>
+            <w:tcW w:type="dxa" w:w="2200"/>
+            <w:tcBorders>
+              <w:top w:val="single" w:color="BFBFBF" w:sz="4"/>
+              <w:left w:val="single" w:color="BFBFBF" w:sz="4"/>
+              <w:bottom w:val="single" w:color="BFBFBF" w:sz="4"/>
+              <w:right w:val="single" w:color="BFBFBF" w:sz="4"/>
+            </w:tcBorders>
+            <w:shd w:fill="F5F7FB" w:color="auto" w:val="clear"/>
+            <w:tcMar>
+              <w:top w:type="dxa" w:w="70"/>
+              <w:left w:type="dxa" w:w="100"/>
+              <w:bottom w:type="dxa" w:w="70"/>
+              <w:right w:type="dxa" w:w="100"/>
+            </w:tcMar>
+            <w:vAlign w:val="center"/>
+          </w:tcPr>
+          <w:p>
+            <w:pPr>
+              <w:spacing w:after="0" w:before="0" w:line="300"/>
+            </w:pPr>
+            <w:r>
+              <w:rPr>
+                <w:b/>
+                <w:bCs/>
+                <w:color w:val="1F3864"/>
+                <w:sz w:val="21"/>
+                <w:szCs w:val="21"/>
+              </w:rPr>
+              <w:t xml:space="preserve">Conclusion</w:t>
+            </w:r>
+          </w:p>
+        </w:tc>
+        <w:tc>
+          <w:tcPr>
+            <w:tcW w:type="dxa" w:w="7986"/>
+            <w:tcBorders>
+              <w:top w:val="single" w:color="BFBFBF" w:sz="4"/>
+              <w:left w:val="single" w:color="BFBFBF" w:sz="4"/>
+              <w:bottom w:val="single" w:color="BFBFBF" w:sz="4"/>
+              <w:right w:val="single" w:color="BFBFBF" w:sz="4"/>
+            </w:tcBorders>
+            <w:shd w:fill="F5F7FB" w:color="auto" w:val="clear"/>
+            <w:tcMar>
+              <w:top w:type="dxa" w:w="70"/>
+              <w:left w:type="dxa" w:w="100"/>
+              <w:bottom w:type="dxa" w:w="70"/>
+              <w:right w:type="dxa" w:w="100"/>
+            </w:tcMar>
+            <w:vAlign w:val="center"/>
+          </w:tcPr>
+          <w:p>
+            <w:pPr>
+              <w:tabs>
+                <w:tab w:val="left" w:pos="260"/>
+              </w:tabs>
+              <w:spacing w:after="0" w:before="0" w:line="280"/>
+              <w:ind w:left="260" w:hanging="260"/>
+            </w:pPr>
+            <w:r>
+              <w:rPr>
+                <w:b/>
+                <w:bCs/>
+                <w:color w:val="C00000"/>
+                <w:sz w:val="21"/>
+                <w:szCs w:val="21"/>
+              </w:rPr>
+              <w:t xml:space="preserve">→</w:t>
+            </w:r>
+            <w:r>
+              <w:tab/>
+            </w:r>
+            <w:r>
+              <w:rPr>
+                <w:sz w:val="21"/>
+                <w:szCs w:val="21"/>
+              </w:rPr>
+              <w:t xml:space="preserve">A vital partner for Indian Ocean security</w:t>
+            </w:r>
+          </w:p>
+          <w:p>
+            <w:pPr>
+              <w:tabs>
+                <w:tab w:val="left" w:pos="260"/>
+              </w:tabs>
+              <w:spacing w:after="0" w:before="40" w:line="280"/>
+              <w:ind w:left="260" w:hanging="260"/>
+            </w:pPr>
+            <w:r>
+              <w:rPr>
+                <w:b/>
+                <w:bCs/>
+                <w:color w:val="C00000"/>
+                <w:sz w:val="21"/>
+                <w:szCs w:val="21"/>
+              </w:rPr>
+              <w:t xml:space="preserve">→</w:t>
+            </w:r>
+            <w:r>
+              <w:tab/>
+            </w:r>
+            <w:r>
+              <w:rPr>
+                <w:b/>
+                <w:bCs/>
+                <w:sz w:val="21"/>
+                <w:szCs w:val="21"/>
+              </w:rPr>
+              <w:t xml:space="preserve">India's strength:</w:t>
+            </w:r>
+            <w:r>
+              <w:rPr>
+                <w:sz w:val="21"/>
+                <w:szCs w:val="21"/>
+              </w:rPr>
+              <w:t xml:space="preserve"> a reliable, non-intrusive partner and first responder in a crisis</w:t>
+            </w:r>
+          </w:p>
+          <w:p>
+            <w:pPr>
+              <w:tabs>
+                <w:tab w:val="left" w:pos="260"/>
+              </w:tabs>
+              <w:spacing w:after="0" w:before="40" w:line="280"/>
+              <w:ind w:left="260" w:hanging="260"/>
+            </w:pPr>
+            <w:r>
+              <w:rPr>
+                <w:b/>
+                <w:bCs/>
+                <w:color w:val="C00000"/>
+                <w:sz w:val="21"/>
+                <w:szCs w:val="21"/>
+              </w:rPr>
+              <w:t xml:space="preserve">→</w:t>
+            </w:r>
+            <w:r>
+              <w:tab/>
+            </w:r>
+            <w:r>
+              <w:rPr>
+                <w:sz w:val="21"/>
+                <w:szCs w:val="21"/>
+              </w:rPr>
+              <w:t xml:space="preserve">A stable, solvent Maldives serves India better than a debt-trapped one</w:t>
             </w:r>
           </w:p>
         </w:tc>

--- a/SSB_Lecturettes.docx
+++ b/SSB_Lecturettes.docx
@@ -13895,6 +13895,1819 @@
                 <w:szCs w:val="21"/>
               </w:rPr>
               <w:t xml:space="preserve">A stable, solvent Maldives serves India better than a debt-trapped one</w:t>
+            </w:r>
+          </w:p>
+        </w:tc>
+      </w:tr>
+    </w:tbl>
+    <w:p>
+      <w:pPr>
+        <w:pStyle w:val="Heading1"/>
+        <w:pageBreakBefore/>
+        <w:shd w:fill="1F3864" w:color="auto" w:val="clear"/>
+        <w:spacing w:after="160" w:before="0"/>
+        <w:ind w:left="100" w:right="100"/>
+      </w:pPr>
+      <w:r>
+        <w:t xml:space="preserve">Topic 9: India–Myanmar Relations</w:t>
+      </w:r>
+    </w:p>
+    <w:tbl>
+      <w:tblPr>
+        <w:tblW w:type="dxa" w:w="10706"/>
+        <w:tblBorders>
+          <w:top w:val="single" w:color="auto" w:sz="4"/>
+          <w:left w:val="single" w:color="auto" w:sz="4"/>
+          <w:bottom w:val="single" w:color="auto" w:sz="4"/>
+          <w:right w:val="single" w:color="auto" w:sz="4"/>
+          <w:insideH w:val="single" w:color="auto" w:sz="4"/>
+          <w:insideV w:val="single" w:color="auto" w:sz="4"/>
+        </w:tblBorders>
+      </w:tblPr>
+      <w:tblGrid>
+        <w:gridCol w:w="520"/>
+        <w:gridCol w:w="2200"/>
+        <w:gridCol w:w="7986"/>
+      </w:tblGrid>
+      <w:tr>
+        <w:trPr>
+          <w:tblHeader/>
+        </w:trPr>
+        <w:tc>
+          <w:tcPr>
+            <w:tcW w:type="dxa" w:w="520"/>
+            <w:tcBorders>
+              <w:top w:val="single" w:color="BFBFBF" w:sz="4"/>
+              <w:left w:val="single" w:color="BFBFBF" w:sz="4"/>
+              <w:bottom w:val="single" w:color="BFBFBF" w:sz="4"/>
+              <w:right w:val="single" w:color="BFBFBF" w:sz="4"/>
+            </w:tcBorders>
+            <w:shd w:fill="DCE3F0" w:color="auto" w:val="clear"/>
+            <w:tcMar>
+              <w:top w:type="dxa" w:w="70"/>
+              <w:left w:type="dxa" w:w="100"/>
+              <w:bottom w:type="dxa" w:w="70"/>
+              <w:right w:type="dxa" w:w="100"/>
+            </w:tcMar>
+            <w:vAlign w:val="center"/>
+          </w:tcPr>
+          <w:p>
+            <w:pPr>
+              <w:spacing w:after="0" w:before="0" w:line="300"/>
+              <w:jc w:val="center"/>
+            </w:pPr>
+            <w:r>
+              <w:rPr>
+                <w:b/>
+                <w:bCs/>
+                <w:sz w:val="21"/>
+                <w:szCs w:val="21"/>
+              </w:rPr>
+              <w:t xml:space="preserve">#</w:t>
+            </w:r>
+          </w:p>
+        </w:tc>
+        <w:tc>
+          <w:tcPr>
+            <w:tcW w:type="dxa" w:w="2200"/>
+            <w:tcBorders>
+              <w:top w:val="single" w:color="BFBFBF" w:sz="4"/>
+              <w:left w:val="single" w:color="BFBFBF" w:sz="4"/>
+              <w:bottom w:val="single" w:color="BFBFBF" w:sz="4"/>
+              <w:right w:val="single" w:color="BFBFBF" w:sz="4"/>
+            </w:tcBorders>
+            <w:shd w:fill="DCE3F0" w:color="auto" w:val="clear"/>
+            <w:tcMar>
+              <w:top w:type="dxa" w:w="70"/>
+              <w:left w:type="dxa" w:w="100"/>
+              <w:bottom w:type="dxa" w:w="70"/>
+              <w:right w:type="dxa" w:w="100"/>
+            </w:tcMar>
+            <w:vAlign w:val="center"/>
+          </w:tcPr>
+          <w:p>
+            <w:pPr>
+              <w:spacing w:after="0" w:before="0" w:line="300"/>
+            </w:pPr>
+            <w:r>
+              <w:rPr>
+                <w:b/>
+                <w:bCs/>
+                <w:sz w:val="21"/>
+                <w:szCs w:val="21"/>
+              </w:rPr>
+              <w:t xml:space="preserve">Stage</w:t>
+            </w:r>
+          </w:p>
+        </w:tc>
+        <w:tc>
+          <w:tcPr>
+            <w:tcW w:type="dxa" w:w="7986"/>
+            <w:tcBorders>
+              <w:top w:val="single" w:color="BFBFBF" w:sz="4"/>
+              <w:left w:val="single" w:color="BFBFBF" w:sz="4"/>
+              <w:bottom w:val="single" w:color="BFBFBF" w:sz="4"/>
+              <w:right w:val="single" w:color="BFBFBF" w:sz="4"/>
+            </w:tcBorders>
+            <w:shd w:fill="DCE3F0" w:color="auto" w:val="clear"/>
+            <w:tcMar>
+              <w:top w:type="dxa" w:w="70"/>
+              <w:left w:type="dxa" w:w="100"/>
+              <w:bottom w:type="dxa" w:w="70"/>
+              <w:right w:type="dxa" w:w="100"/>
+            </w:tcMar>
+            <w:vAlign w:val="center"/>
+          </w:tcPr>
+          <w:p>
+            <w:pPr>
+              <w:spacing w:after="0" w:before="0" w:line="300"/>
+            </w:pPr>
+            <w:r>
+              <w:rPr>
+                <w:b/>
+                <w:bCs/>
+                <w:sz w:val="21"/>
+                <w:szCs w:val="21"/>
+              </w:rPr>
+              <w:t xml:space="preserve">Flow</w:t>
+            </w:r>
+          </w:p>
+        </w:tc>
+      </w:tr>
+      <w:tr>
+        <w:trPr>
+          <w:cantSplit/>
+        </w:trPr>
+        <w:tc>
+          <w:tcPr>
+            <w:tcW w:type="dxa" w:w="520"/>
+            <w:tcBorders>
+              <w:top w:val="single" w:color="BFBFBF" w:sz="4"/>
+              <w:left w:val="single" w:color="BFBFBF" w:sz="4"/>
+              <w:bottom w:val="single" w:color="BFBFBF" w:sz="4"/>
+              <w:right w:val="single" w:color="BFBFBF" w:sz="4"/>
+            </w:tcBorders>
+            <w:tcMar>
+              <w:top w:type="dxa" w:w="70"/>
+              <w:left w:type="dxa" w:w="100"/>
+              <w:bottom w:type="dxa" w:w="70"/>
+              <w:right w:type="dxa" w:w="100"/>
+            </w:tcMar>
+            <w:vAlign w:val="center"/>
+          </w:tcPr>
+          <w:p>
+            <w:pPr>
+              <w:spacing w:after="0" w:before="0" w:line="300"/>
+              <w:jc w:val="center"/>
+            </w:pPr>
+            <w:r>
+              <w:rPr>
+                <w:color w:val="7F7F7F"/>
+                <w:sz w:val="21"/>
+                <w:szCs w:val="21"/>
+              </w:rPr>
+              <w:t xml:space="preserve">1</w:t>
+            </w:r>
+          </w:p>
+        </w:tc>
+        <w:tc>
+          <w:tcPr>
+            <w:tcW w:type="dxa" w:w="2200"/>
+            <w:tcBorders>
+              <w:top w:val="single" w:color="BFBFBF" w:sz="4"/>
+              <w:left w:val="single" w:color="BFBFBF" w:sz="4"/>
+              <w:bottom w:val="single" w:color="BFBFBF" w:sz="4"/>
+              <w:right w:val="single" w:color="BFBFBF" w:sz="4"/>
+            </w:tcBorders>
+            <w:tcMar>
+              <w:top w:type="dxa" w:w="70"/>
+              <w:left w:type="dxa" w:w="100"/>
+              <w:bottom w:type="dxa" w:w="70"/>
+              <w:right w:type="dxa" w:w="100"/>
+            </w:tcMar>
+            <w:vAlign w:val="center"/>
+          </w:tcPr>
+          <w:p>
+            <w:pPr>
+              <w:spacing w:after="0" w:before="0" w:line="300"/>
+            </w:pPr>
+            <w:r>
+              <w:rPr>
+                <w:b/>
+                <w:bCs/>
+                <w:color w:val="1F3864"/>
+                <w:sz w:val="21"/>
+                <w:szCs w:val="21"/>
+              </w:rPr>
+              <w:t xml:space="preserve">What is it</w:t>
+            </w:r>
+          </w:p>
+        </w:tc>
+        <w:tc>
+          <w:tcPr>
+            <w:tcW w:type="dxa" w:w="7986"/>
+            <w:tcBorders>
+              <w:top w:val="single" w:color="BFBFBF" w:sz="4"/>
+              <w:left w:val="single" w:color="BFBFBF" w:sz="4"/>
+              <w:bottom w:val="single" w:color="BFBFBF" w:sz="4"/>
+              <w:right w:val="single" w:color="BFBFBF" w:sz="4"/>
+            </w:tcBorders>
+            <w:tcMar>
+              <w:top w:type="dxa" w:w="70"/>
+              <w:left w:type="dxa" w:w="100"/>
+              <w:bottom w:type="dxa" w:w="70"/>
+              <w:right w:type="dxa" w:w="100"/>
+            </w:tcMar>
+            <w:vAlign w:val="center"/>
+          </w:tcPr>
+          <w:p>
+            <w:pPr>
+              <w:tabs>
+                <w:tab w:val="left" w:pos="260"/>
+              </w:tabs>
+              <w:spacing w:after="0" w:before="0" w:line="280"/>
+              <w:ind w:left="260" w:hanging="260"/>
+            </w:pPr>
+            <w:r>
+              <w:rPr>
+                <w:b/>
+                <w:bCs/>
+                <w:color w:val="C00000"/>
+                <w:sz w:val="21"/>
+                <w:szCs w:val="21"/>
+              </w:rPr>
+              <w:t xml:space="preserve">→</w:t>
+            </w:r>
+            <w:r>
+              <w:tab/>
+            </w:r>
+            <w:r>
+              <w:rPr>
+                <w:sz w:val="21"/>
+                <w:szCs w:val="21"/>
+              </w:rPr>
+              <w:t xml:space="preserve">Gateway to Southeast Asia; 1,643 km land border (Arunachal Pradesh, Nagaland, Manipur, Mizoram) plus a Bay of Bengal maritime boundary</w:t>
+            </w:r>
+          </w:p>
+          <w:p>
+            <w:pPr>
+              <w:tabs>
+                <w:tab w:val="left" w:pos="260"/>
+              </w:tabs>
+              <w:spacing w:after="0" w:before="40" w:line="280"/>
+              <w:ind w:left="260" w:hanging="260"/>
+            </w:pPr>
+            <w:r>
+              <w:rPr>
+                <w:b/>
+                <w:bCs/>
+                <w:color w:val="C00000"/>
+                <w:sz w:val="21"/>
+                <w:szCs w:val="21"/>
+              </w:rPr>
+              <w:t xml:space="preserve">→</w:t>
+            </w:r>
+            <w:r>
+              <w:tab/>
+            </w:r>
+            <w:r>
+              <w:rPr>
+                <w:sz w:val="21"/>
+                <w:szCs w:val="21"/>
+              </w:rPr>
+              <w:t xml:space="preserve">Ancient Buddhist and trade links; once part of British India</w:t>
+            </w:r>
+          </w:p>
+          <w:p>
+            <w:pPr>
+              <w:tabs>
+                <w:tab w:val="left" w:pos="260"/>
+              </w:tabs>
+              <w:spacing w:after="0" w:before="40" w:line="280"/>
+              <w:ind w:left="260" w:hanging="260"/>
+            </w:pPr>
+            <w:r>
+              <w:rPr>
+                <w:b/>
+                <w:bCs/>
+                <w:color w:val="C00000"/>
+                <w:sz w:val="21"/>
+                <w:szCs w:val="21"/>
+              </w:rPr>
+              <w:t xml:space="preserve">→</w:t>
+            </w:r>
+            <w:r>
+              <w:tab/>
+            </w:r>
+            <w:r>
+              <w:rPr>
+                <w:sz w:val="21"/>
+                <w:szCs w:val="21"/>
+              </w:rPr>
+              <w:t xml:space="preserve">Core to Act East, Neighbourhood First and MAHASAGAR</w:t>
+            </w:r>
+          </w:p>
+          <w:p>
+            <w:pPr>
+              <w:tabs>
+                <w:tab w:val="left" w:pos="260"/>
+              </w:tabs>
+              <w:spacing w:after="0" w:before="40" w:line="280"/>
+              <w:ind w:left="260" w:hanging="260"/>
+            </w:pPr>
+            <w:r>
+              <w:rPr>
+                <w:b/>
+                <w:bCs/>
+                <w:color w:val="C00000"/>
+                <w:sz w:val="21"/>
+                <w:szCs w:val="21"/>
+              </w:rPr>
+              <w:t xml:space="preserve">→</w:t>
+            </w:r>
+            <w:r>
+              <w:tab/>
+            </w:r>
+            <w:r>
+              <w:rPr>
+                <w:sz w:val="21"/>
+                <w:szCs w:val="21"/>
+              </w:rPr>
+              <w:t xml:space="preserve">India engages whoever holds power in Naypyidaw</w:t>
+            </w:r>
+          </w:p>
+        </w:tc>
+      </w:tr>
+      <w:tr>
+        <w:trPr>
+          <w:cantSplit/>
+        </w:trPr>
+        <w:tc>
+          <w:tcPr>
+            <w:tcW w:type="dxa" w:w="520"/>
+            <w:tcBorders>
+              <w:top w:val="single" w:color="BFBFBF" w:sz="4"/>
+              <w:left w:val="single" w:color="BFBFBF" w:sz="4"/>
+              <w:bottom w:val="single" w:color="BFBFBF" w:sz="4"/>
+              <w:right w:val="single" w:color="BFBFBF" w:sz="4"/>
+            </w:tcBorders>
+            <w:shd w:fill="F5F7FB" w:color="auto" w:val="clear"/>
+            <w:tcMar>
+              <w:top w:type="dxa" w:w="70"/>
+              <w:left w:type="dxa" w:w="100"/>
+              <w:bottom w:type="dxa" w:w="70"/>
+              <w:right w:type="dxa" w:w="100"/>
+            </w:tcMar>
+            <w:vAlign w:val="center"/>
+          </w:tcPr>
+          <w:p>
+            <w:pPr>
+              <w:spacing w:after="0" w:before="0" w:line="300"/>
+              <w:jc w:val="center"/>
+            </w:pPr>
+            <w:r>
+              <w:rPr>
+                <w:color w:val="7F7F7F"/>
+                <w:sz w:val="21"/>
+                <w:szCs w:val="21"/>
+              </w:rPr>
+              <w:t xml:space="preserve">2</w:t>
+            </w:r>
+          </w:p>
+        </w:tc>
+        <w:tc>
+          <w:tcPr>
+            <w:tcW w:type="dxa" w:w="2200"/>
+            <w:tcBorders>
+              <w:top w:val="single" w:color="BFBFBF" w:sz="4"/>
+              <w:left w:val="single" w:color="BFBFBF" w:sz="4"/>
+              <w:bottom w:val="single" w:color="BFBFBF" w:sz="4"/>
+              <w:right w:val="single" w:color="BFBFBF" w:sz="4"/>
+            </w:tcBorders>
+            <w:shd w:fill="F5F7FB" w:color="auto" w:val="clear"/>
+            <w:tcMar>
+              <w:top w:type="dxa" w:w="70"/>
+              <w:left w:type="dxa" w:w="100"/>
+              <w:bottom w:type="dxa" w:w="70"/>
+              <w:right w:type="dxa" w:w="100"/>
+            </w:tcMar>
+            <w:vAlign w:val="center"/>
+          </w:tcPr>
+          <w:p>
+            <w:pPr>
+              <w:spacing w:after="0" w:before="0" w:line="300"/>
+            </w:pPr>
+            <w:r>
+              <w:rPr>
+                <w:b/>
+                <w:bCs/>
+                <w:color w:val="1F3864"/>
+                <w:sz w:val="21"/>
+                <w:szCs w:val="21"/>
+              </w:rPr>
+              <w:t xml:space="preserve">Why it matters</w:t>
+            </w:r>
+          </w:p>
+        </w:tc>
+        <w:tc>
+          <w:tcPr>
+            <w:tcW w:type="dxa" w:w="7986"/>
+            <w:tcBorders>
+              <w:top w:val="single" w:color="BFBFBF" w:sz="4"/>
+              <w:left w:val="single" w:color="BFBFBF" w:sz="4"/>
+              <w:bottom w:val="single" w:color="BFBFBF" w:sz="4"/>
+              <w:right w:val="single" w:color="BFBFBF" w:sz="4"/>
+            </w:tcBorders>
+            <w:shd w:fill="F5F7FB" w:color="auto" w:val="clear"/>
+            <w:tcMar>
+              <w:top w:type="dxa" w:w="70"/>
+              <w:left w:type="dxa" w:w="100"/>
+              <w:bottom w:type="dxa" w:w="70"/>
+              <w:right w:type="dxa" w:w="100"/>
+            </w:tcMar>
+            <w:vAlign w:val="center"/>
+          </w:tcPr>
+          <w:p>
+            <w:pPr>
+              <w:tabs>
+                <w:tab w:val="left" w:pos="260"/>
+              </w:tabs>
+              <w:spacing w:after="0" w:before="0" w:line="280"/>
+              <w:ind w:left="260" w:hanging="260"/>
+            </w:pPr>
+            <w:r>
+              <w:rPr>
+                <w:b/>
+                <w:bCs/>
+                <w:color w:val="C00000"/>
+                <w:sz w:val="21"/>
+                <w:szCs w:val="21"/>
+              </w:rPr>
+              <w:t xml:space="preserve">→</w:t>
+            </w:r>
+            <w:r>
+              <w:tab/>
+            </w:r>
+            <w:r>
+              <w:rPr>
+                <w:b/>
+                <w:bCs/>
+                <w:sz w:val="21"/>
+                <w:szCs w:val="21"/>
+              </w:rPr>
+              <w:t xml:space="preserve">Security:</w:t>
+            </w:r>
+            <w:r>
+              <w:rPr>
+                <w:sz w:val="21"/>
+                <w:szCs w:val="21"/>
+              </w:rPr>
+              <w:t xml:space="preserve"> Northeast insurgent camps (NSCN-K, ULFA), narcotics and arms smuggling</w:t>
+            </w:r>
+          </w:p>
+          <w:p>
+            <w:pPr>
+              <w:tabs>
+                <w:tab w:val="left" w:pos="260"/>
+              </w:tabs>
+              <w:spacing w:after="0" w:before="40" w:line="280"/>
+              <w:ind w:left="260" w:hanging="260"/>
+            </w:pPr>
+            <w:r>
+              <w:rPr>
+                <w:b/>
+                <w:bCs/>
+                <w:color w:val="C00000"/>
+                <w:sz w:val="21"/>
+                <w:szCs w:val="21"/>
+              </w:rPr>
+              <w:t xml:space="preserve">→</w:t>
+            </w:r>
+            <w:r>
+              <w:tab/>
+            </w:r>
+            <w:r>
+              <w:rPr>
+                <w:b/>
+                <w:bCs/>
+                <w:sz w:val="21"/>
+                <w:szCs w:val="21"/>
+              </w:rPr>
+              <w:t xml:space="preserve">Connectivity:</w:t>
+            </w:r>
+            <w:r>
+              <w:rPr>
+                <w:sz w:val="21"/>
+                <w:szCs w:val="21"/>
+              </w:rPr>
+              <w:t xml:space="preserve"> only land bridge to ASEAN (IMT Trilateral Highway, Kaladan project)</w:t>
+            </w:r>
+          </w:p>
+          <w:p>
+            <w:pPr>
+              <w:tabs>
+                <w:tab w:val="left" w:pos="260"/>
+              </w:tabs>
+              <w:spacing w:after="0" w:before="40" w:line="280"/>
+              <w:ind w:left="260" w:hanging="260"/>
+            </w:pPr>
+            <w:r>
+              <w:rPr>
+                <w:b/>
+                <w:bCs/>
+                <w:color w:val="C00000"/>
+                <w:sz w:val="21"/>
+                <w:szCs w:val="21"/>
+              </w:rPr>
+              <w:t xml:space="preserve">→</w:t>
+            </w:r>
+            <w:r>
+              <w:tab/>
+            </w:r>
+            <w:r>
+              <w:rPr>
+                <w:b/>
+                <w:bCs/>
+                <w:sz w:val="21"/>
+                <w:szCs w:val="21"/>
+              </w:rPr>
+              <w:t xml:space="preserve">Strategic:</w:t>
+            </w:r>
+            <w:r>
+              <w:rPr>
+                <w:sz w:val="21"/>
+                <w:szCs w:val="21"/>
+              </w:rPr>
+              <w:t xml:space="preserve"> counters China's Kyaukphyu and CMEC presence</w:t>
+            </w:r>
+          </w:p>
+          <w:p>
+            <w:pPr>
+              <w:tabs>
+                <w:tab w:val="left" w:pos="260"/>
+              </w:tabs>
+              <w:spacing w:after="0" w:before="40" w:line="280"/>
+              <w:ind w:left="260" w:hanging="260"/>
+            </w:pPr>
+            <w:r>
+              <w:rPr>
+                <w:b/>
+                <w:bCs/>
+                <w:color w:val="C00000"/>
+                <w:sz w:val="21"/>
+                <w:szCs w:val="21"/>
+              </w:rPr>
+              <w:t xml:space="preserve">→</w:t>
+            </w:r>
+            <w:r>
+              <w:tab/>
+            </w:r>
+            <w:r>
+              <w:rPr>
+                <w:b/>
+                <w:bCs/>
+                <w:sz w:val="21"/>
+                <w:szCs w:val="21"/>
+              </w:rPr>
+              <w:t xml:space="preserve">Economic:</w:t>
+            </w:r>
+            <w:r>
+              <w:rPr>
+                <w:sz w:val="21"/>
+                <w:szCs w:val="21"/>
+              </w:rPr>
+              <w:t xml:space="preserve"> energy, critical minerals, trade</w:t>
+            </w:r>
+          </w:p>
+          <w:p>
+            <w:pPr>
+              <w:tabs>
+                <w:tab w:val="left" w:pos="260"/>
+              </w:tabs>
+              <w:spacing w:after="0" w:before="40" w:line="280"/>
+              <w:ind w:left="260" w:hanging="260"/>
+            </w:pPr>
+            <w:r>
+              <w:rPr>
+                <w:b/>
+                <w:bCs/>
+                <w:color w:val="C00000"/>
+                <w:sz w:val="21"/>
+                <w:szCs w:val="21"/>
+              </w:rPr>
+              <w:t xml:space="preserve">→</w:t>
+            </w:r>
+            <w:r>
+              <w:tab/>
+            </w:r>
+            <w:r>
+              <w:rPr>
+                <w:b/>
+                <w:bCs/>
+                <w:sz w:val="21"/>
+                <w:szCs w:val="21"/>
+              </w:rPr>
+              <w:t xml:space="preserve">Humanitarian:</w:t>
+            </w:r>
+            <w:r>
+              <w:rPr>
+                <w:sz w:val="21"/>
+                <w:szCs w:val="21"/>
+              </w:rPr>
+              <w:t xml:space="preserve"> refugees from the post-2021 conflict</w:t>
+            </w:r>
+          </w:p>
+        </w:tc>
+      </w:tr>
+      <w:tr>
+        <w:trPr>
+          <w:cantSplit/>
+        </w:trPr>
+        <w:tc>
+          <w:tcPr>
+            <w:tcW w:type="dxa" w:w="520"/>
+            <w:tcBorders>
+              <w:top w:val="single" w:color="BFBFBF" w:sz="4"/>
+              <w:left w:val="single" w:color="BFBFBF" w:sz="4"/>
+              <w:bottom w:val="single" w:color="BFBFBF" w:sz="4"/>
+              <w:right w:val="single" w:color="BFBFBF" w:sz="4"/>
+            </w:tcBorders>
+            <w:tcMar>
+              <w:top w:type="dxa" w:w="70"/>
+              <w:left w:type="dxa" w:w="100"/>
+              <w:bottom w:type="dxa" w:w="70"/>
+              <w:right w:type="dxa" w:w="100"/>
+            </w:tcMar>
+            <w:vAlign w:val="center"/>
+          </w:tcPr>
+          <w:p>
+            <w:pPr>
+              <w:spacing w:after="0" w:before="0" w:line="300"/>
+              <w:jc w:val="center"/>
+            </w:pPr>
+            <w:r>
+              <w:rPr>
+                <w:color w:val="7F7F7F"/>
+                <w:sz w:val="21"/>
+                <w:szCs w:val="21"/>
+              </w:rPr>
+              <w:t xml:space="preserve">3</w:t>
+            </w:r>
+          </w:p>
+        </w:tc>
+        <w:tc>
+          <w:tcPr>
+            <w:tcW w:type="dxa" w:w="2200"/>
+            <w:tcBorders>
+              <w:top w:val="single" w:color="BFBFBF" w:sz="4"/>
+              <w:left w:val="single" w:color="BFBFBF" w:sz="4"/>
+              <w:bottom w:val="single" w:color="BFBFBF" w:sz="4"/>
+              <w:right w:val="single" w:color="BFBFBF" w:sz="4"/>
+            </w:tcBorders>
+            <w:tcMar>
+              <w:top w:type="dxa" w:w="70"/>
+              <w:left w:type="dxa" w:w="100"/>
+              <w:bottom w:type="dxa" w:w="70"/>
+              <w:right w:type="dxa" w:w="100"/>
+            </w:tcMar>
+            <w:vAlign w:val="center"/>
+          </w:tcPr>
+          <w:p>
+            <w:pPr>
+              <w:spacing w:after="0" w:before="0" w:line="300"/>
+            </w:pPr>
+            <w:r>
+              <w:rPr>
+                <w:b/>
+                <w:bCs/>
+                <w:color w:val="1F3864"/>
+                <w:sz w:val="21"/>
+                <w:szCs w:val="21"/>
+              </w:rPr>
+              <w:t xml:space="preserve">Current status (Oct 2026)</w:t>
+            </w:r>
+          </w:p>
+        </w:tc>
+        <w:tc>
+          <w:tcPr>
+            <w:tcW w:type="dxa" w:w="7986"/>
+            <w:tcBorders>
+              <w:top w:val="single" w:color="BFBFBF" w:sz="4"/>
+              <w:left w:val="single" w:color="BFBFBF" w:sz="4"/>
+              <w:bottom w:val="single" w:color="BFBFBF" w:sz="4"/>
+              <w:right w:val="single" w:color="BFBFBF" w:sz="4"/>
+            </w:tcBorders>
+            <w:tcMar>
+              <w:top w:type="dxa" w:w="70"/>
+              <w:left w:type="dxa" w:w="100"/>
+              <w:bottom w:type="dxa" w:w="70"/>
+              <w:right w:type="dxa" w:w="100"/>
+            </w:tcMar>
+            <w:vAlign w:val="center"/>
+          </w:tcPr>
+          <w:p>
+            <w:pPr>
+              <w:tabs>
+                <w:tab w:val="left" w:pos="260"/>
+              </w:tabs>
+              <w:spacing w:after="0" w:before="0" w:line="280"/>
+              <w:ind w:left="260" w:hanging="260"/>
+            </w:pPr>
+            <w:r>
+              <w:rPr>
+                <w:b/>
+                <w:bCs/>
+                <w:color w:val="C00000"/>
+                <w:sz w:val="21"/>
+                <w:szCs w:val="21"/>
+              </w:rPr>
+              <w:t xml:space="preserve">→</w:t>
+            </w:r>
+            <w:r>
+              <w:tab/>
+            </w:r>
+            <w:r>
+              <w:rPr>
+                <w:b/>
+                <w:bCs/>
+                <w:sz w:val="21"/>
+                <w:szCs w:val="21"/>
+              </w:rPr>
+              <w:t xml:space="preserve">Political change:</w:t>
+            </w:r>
+            <w:r>
+              <w:rPr>
+                <w:sz w:val="21"/>
+                <w:szCs w:val="21"/>
+              </w:rPr>
+              <w:t xml:space="preserve"> contested elections (Dec 2025–Jan 2026), opposition excluded; Min Aung Hlaing now President of a military-backed government</w:t>
+            </w:r>
+          </w:p>
+          <w:p>
+            <w:pPr>
+              <w:tabs>
+                <w:tab w:val="left" w:pos="260"/>
+              </w:tabs>
+              <w:spacing w:after="0" w:before="40" w:line="280"/>
+              <w:ind w:left="260" w:hanging="260"/>
+            </w:pPr>
+            <w:r>
+              <w:rPr>
+                <w:b/>
+                <w:bCs/>
+                <w:color w:val="C00000"/>
+                <w:sz w:val="21"/>
+                <w:szCs w:val="21"/>
+              </w:rPr>
+              <w:t xml:space="preserve">→</w:t>
+            </w:r>
+            <w:r>
+              <w:tab/>
+            </w:r>
+            <w:r>
+              <w:rPr>
+                <w:b/>
+                <w:bCs/>
+                <w:sz w:val="21"/>
+                <w:szCs w:val="21"/>
+              </w:rPr>
+              <w:t xml:space="preserve">State visit:</w:t>
+            </w:r>
+            <w:r>
+              <w:rPr>
+                <w:sz w:val="21"/>
+                <w:szCs w:val="21"/>
+              </w:rPr>
+              <w:t xml:space="preserve"> chose India, not China, for his first foreign visit as President (mid-2026); met Modi and NSA Doval</w:t>
+            </w:r>
+          </w:p>
+          <w:p>
+            <w:pPr>
+              <w:tabs>
+                <w:tab w:val="left" w:pos="260"/>
+              </w:tabs>
+              <w:spacing w:after="0" w:before="40" w:line="280"/>
+              <w:ind w:left="260" w:hanging="260"/>
+            </w:pPr>
+            <w:r>
+              <w:rPr>
+                <w:b/>
+                <w:bCs/>
+                <w:color w:val="C00000"/>
+                <w:sz w:val="21"/>
+                <w:szCs w:val="21"/>
+              </w:rPr>
+              <w:t xml:space="preserve">→</w:t>
+            </w:r>
+            <w:r>
+              <w:tab/>
+            </w:r>
+            <w:r>
+              <w:rPr>
+                <w:b/>
+                <w:bCs/>
+                <w:sz w:val="21"/>
+                <w:szCs w:val="21"/>
+              </w:rPr>
+              <w:t xml:space="preserve">Assurance:</w:t>
+            </w:r>
+            <w:r>
+              <w:rPr>
+                <w:sz w:val="21"/>
+                <w:szCs w:val="21"/>
+              </w:rPr>
+              <w:t xml:space="preserve"> Myanmar soil not to be used by anti-India groups (NSCN-K, ULFA)</w:t>
+            </w:r>
+          </w:p>
+          <w:p>
+            <w:pPr>
+              <w:tabs>
+                <w:tab w:val="left" w:pos="260"/>
+              </w:tabs>
+              <w:spacing w:after="0" w:before="40" w:line="280"/>
+              <w:ind w:left="260" w:hanging="260"/>
+            </w:pPr>
+            <w:r>
+              <w:rPr>
+                <w:b/>
+                <w:bCs/>
+                <w:color w:val="C00000"/>
+                <w:sz w:val="21"/>
+                <w:szCs w:val="21"/>
+              </w:rPr>
+              <w:t xml:space="preserve">→</w:t>
+            </w:r>
+            <w:r>
+              <w:tab/>
+            </w:r>
+            <w:r>
+              <w:rPr>
+                <w:sz w:val="21"/>
+                <w:szCs w:val="21"/>
+              </w:rPr>
+              <w:t xml:space="preserve">Recommitted to Kaladan, IMT Trilateral Highway and rupee–kyat trade</w:t>
+            </w:r>
+          </w:p>
+          <w:p>
+            <w:pPr>
+              <w:tabs>
+                <w:tab w:val="left" w:pos="260"/>
+              </w:tabs>
+              <w:spacing w:after="0" w:before="40" w:line="280"/>
+              <w:ind w:left="260" w:hanging="260"/>
+            </w:pPr>
+            <w:r>
+              <w:rPr>
+                <w:b/>
+                <w:bCs/>
+                <w:color w:val="C00000"/>
+                <w:sz w:val="21"/>
+                <w:szCs w:val="21"/>
+              </w:rPr>
+              <w:t xml:space="preserve">→</w:t>
+            </w:r>
+            <w:r>
+              <w:tab/>
+            </w:r>
+            <w:r>
+              <w:rPr>
+                <w:b/>
+                <w:bCs/>
+                <w:sz w:val="21"/>
+                <w:szCs w:val="21"/>
+              </w:rPr>
+              <w:t xml:space="preserve">Trade:</w:t>
+            </w:r>
+            <w:r>
+              <w:rPr>
+                <w:sz w:val="21"/>
+                <w:szCs w:val="21"/>
+              </w:rPr>
+              <w:t xml:space="preserve"> $1.95 bn in FY 2025–26, up about 24%; India Myanmar's fourth largest trade partner</w:t>
+            </w:r>
+          </w:p>
+          <w:p>
+            <w:pPr>
+              <w:tabs>
+                <w:tab w:val="left" w:pos="260"/>
+              </w:tabs>
+              <w:spacing w:after="0" w:before="40" w:line="280"/>
+              <w:ind w:left="260" w:hanging="260"/>
+            </w:pPr>
+            <w:r>
+              <w:rPr>
+                <w:b/>
+                <w:bCs/>
+                <w:color w:val="C00000"/>
+                <w:sz w:val="21"/>
+                <w:szCs w:val="21"/>
+              </w:rPr>
+              <w:t xml:space="preserve">→</w:t>
+            </w:r>
+            <w:r>
+              <w:tab/>
+            </w:r>
+            <w:r>
+              <w:rPr>
+                <w:b/>
+                <w:bCs/>
+                <w:sz w:val="21"/>
+                <w:szCs w:val="21"/>
+              </w:rPr>
+              <w:t xml:space="preserve">Defence and parliament:</w:t>
+            </w:r>
+            <w:r>
+              <w:rPr>
+                <w:sz w:val="21"/>
+                <w:szCs w:val="21"/>
+              </w:rPr>
+              <w:t xml:space="preserve"> Navy chief Adm Dinesh Tripathi's visit (May 2026); Myanmar MPs trained in India (Sept); tri-services goodwill delegation to Naypyidaw (29 Sep–1 Oct)</w:t>
+            </w:r>
+          </w:p>
+          <w:p>
+            <w:pPr>
+              <w:tabs>
+                <w:tab w:val="left" w:pos="260"/>
+              </w:tabs>
+              <w:spacing w:after="0" w:before="40" w:line="280"/>
+              <w:ind w:left="260" w:hanging="260"/>
+            </w:pPr>
+            <w:r>
+              <w:rPr>
+                <w:b/>
+                <w:bCs/>
+                <w:color w:val="C00000"/>
+                <w:sz w:val="21"/>
+                <w:szCs w:val="21"/>
+              </w:rPr>
+              <w:t xml:space="preserve">→</w:t>
+            </w:r>
+            <w:r>
+              <w:tab/>
+            </w:r>
+            <w:r>
+              <w:rPr>
+                <w:b/>
+                <w:bCs/>
+                <w:sz w:val="21"/>
+                <w:szCs w:val="21"/>
+              </w:rPr>
+              <w:t xml:space="preserve">Border:</w:t>
+            </w:r>
+            <w:r>
+              <w:rPr>
+                <w:sz w:val="21"/>
+                <w:szCs w:val="21"/>
+              </w:rPr>
+              <w:t xml:space="preserve"> Free Movement Regime cut to 10 km; QR-coded 7-day passes; two of three friendship gates in Manipur and Arunachal closed; fencing begun amid Kuki-Zo and Mizo protests</w:t>
+            </w:r>
+          </w:p>
+        </w:tc>
+      </w:tr>
+      <w:tr>
+        <w:trPr>
+          <w:cantSplit/>
+        </w:trPr>
+        <w:tc>
+          <w:tcPr>
+            <w:tcW w:type="dxa" w:w="520"/>
+            <w:tcBorders>
+              <w:top w:val="single" w:color="BFBFBF" w:sz="4"/>
+              <w:left w:val="single" w:color="BFBFBF" w:sz="4"/>
+              <w:bottom w:val="single" w:color="BFBFBF" w:sz="4"/>
+              <w:right w:val="single" w:color="BFBFBF" w:sz="4"/>
+            </w:tcBorders>
+            <w:shd w:fill="F5F7FB" w:color="auto" w:val="clear"/>
+            <w:tcMar>
+              <w:top w:type="dxa" w:w="70"/>
+              <w:left w:type="dxa" w:w="100"/>
+              <w:bottom w:type="dxa" w:w="70"/>
+              <w:right w:type="dxa" w:w="100"/>
+            </w:tcMar>
+            <w:vAlign w:val="center"/>
+          </w:tcPr>
+          <w:p>
+            <w:pPr>
+              <w:spacing w:after="0" w:before="0" w:line="300"/>
+              <w:jc w:val="center"/>
+            </w:pPr>
+            <w:r>
+              <w:rPr>
+                <w:color w:val="7F7F7F"/>
+                <w:sz w:val="21"/>
+                <w:szCs w:val="21"/>
+              </w:rPr>
+              <w:t xml:space="preserve">4</w:t>
+            </w:r>
+          </w:p>
+        </w:tc>
+        <w:tc>
+          <w:tcPr>
+            <w:tcW w:type="dxa" w:w="2200"/>
+            <w:tcBorders>
+              <w:top w:val="single" w:color="BFBFBF" w:sz="4"/>
+              <w:left w:val="single" w:color="BFBFBF" w:sz="4"/>
+              <w:bottom w:val="single" w:color="BFBFBF" w:sz="4"/>
+              <w:right w:val="single" w:color="BFBFBF" w:sz="4"/>
+            </w:tcBorders>
+            <w:shd w:fill="F5F7FB" w:color="auto" w:val="clear"/>
+            <w:tcMar>
+              <w:top w:type="dxa" w:w="70"/>
+              <w:left w:type="dxa" w:w="100"/>
+              <w:bottom w:type="dxa" w:w="70"/>
+              <w:right w:type="dxa" w:w="100"/>
+            </w:tcMar>
+            <w:vAlign w:val="center"/>
+          </w:tcPr>
+          <w:p>
+            <w:pPr>
+              <w:spacing w:after="0" w:before="0" w:line="300"/>
+            </w:pPr>
+            <w:r>
+              <w:rPr>
+                <w:b/>
+                <w:bCs/>
+                <w:color w:val="1F3864"/>
+                <w:sz w:val="21"/>
+                <w:szCs w:val="21"/>
+              </w:rPr>
+              <w:t xml:space="preserve">Problems</w:t>
+            </w:r>
+          </w:p>
+        </w:tc>
+        <w:tc>
+          <w:tcPr>
+            <w:tcW w:type="dxa" w:w="7986"/>
+            <w:tcBorders>
+              <w:top w:val="single" w:color="BFBFBF" w:sz="4"/>
+              <w:left w:val="single" w:color="BFBFBF" w:sz="4"/>
+              <w:bottom w:val="single" w:color="BFBFBF" w:sz="4"/>
+              <w:right w:val="single" w:color="BFBFBF" w:sz="4"/>
+            </w:tcBorders>
+            <w:shd w:fill="F5F7FB" w:color="auto" w:val="clear"/>
+            <w:tcMar>
+              <w:top w:type="dxa" w:w="70"/>
+              <w:left w:type="dxa" w:w="100"/>
+              <w:bottom w:type="dxa" w:w="70"/>
+              <w:right w:type="dxa" w:w="100"/>
+            </w:tcMar>
+            <w:vAlign w:val="center"/>
+          </w:tcPr>
+          <w:p>
+            <w:pPr>
+              <w:tabs>
+                <w:tab w:val="left" w:pos="260"/>
+              </w:tabs>
+              <w:spacing w:after="0" w:before="0" w:line="280"/>
+              <w:ind w:left="260" w:hanging="260"/>
+            </w:pPr>
+            <w:r>
+              <w:rPr>
+                <w:b/>
+                <w:bCs/>
+                <w:color w:val="C00000"/>
+                <w:sz w:val="21"/>
+                <w:szCs w:val="21"/>
+              </w:rPr>
+              <w:t xml:space="preserve">→</w:t>
+            </w:r>
+            <w:r>
+              <w:tab/>
+            </w:r>
+            <w:r>
+              <w:rPr>
+                <w:b/>
+                <w:bCs/>
+                <w:sz w:val="21"/>
+                <w:szCs w:val="21"/>
+              </w:rPr>
+              <w:t xml:space="preserve">Civil war:</w:t>
+            </w:r>
+            <w:r>
+              <w:rPr>
+                <w:sz w:val="21"/>
+                <w:szCs w:val="21"/>
+              </w:rPr>
+              <w:t xml:space="preserve"> Arakan Army controls most of Rakhine, threatening Kaladan and Sittwe port</w:t>
+            </w:r>
+          </w:p>
+          <w:p>
+            <w:pPr>
+              <w:tabs>
+                <w:tab w:val="left" w:pos="260"/>
+              </w:tabs>
+              <w:spacing w:after="0" w:before="40" w:line="280"/>
+              <w:ind w:left="260" w:hanging="260"/>
+            </w:pPr>
+            <w:r>
+              <w:rPr>
+                <w:b/>
+                <w:bCs/>
+                <w:color w:val="C00000"/>
+                <w:sz w:val="21"/>
+                <w:szCs w:val="21"/>
+              </w:rPr>
+              <w:t xml:space="preserve">→</w:t>
+            </w:r>
+            <w:r>
+              <w:tab/>
+            </w:r>
+            <w:r>
+              <w:rPr>
+                <w:sz w:val="21"/>
+                <w:szCs w:val="21"/>
+              </w:rPr>
+              <w:t xml:space="preserve">Insurgents, arms and narcotics (Golden Triangle)</w:t>
+            </w:r>
+          </w:p>
+          <w:p>
+            <w:pPr>
+              <w:tabs>
+                <w:tab w:val="left" w:pos="260"/>
+              </w:tabs>
+              <w:spacing w:after="0" w:before="40" w:line="280"/>
+              <w:ind w:left="260" w:hanging="260"/>
+            </w:pPr>
+            <w:r>
+              <w:rPr>
+                <w:b/>
+                <w:bCs/>
+                <w:color w:val="C00000"/>
+                <w:sz w:val="21"/>
+                <w:szCs w:val="21"/>
+              </w:rPr>
+              <w:t xml:space="preserve">→</w:t>
+            </w:r>
+            <w:r>
+              <w:tab/>
+            </w:r>
+            <w:r>
+              <w:rPr>
+                <w:sz w:val="21"/>
+                <w:szCs w:val="21"/>
+              </w:rPr>
+              <w:t xml:space="preserve">Refugee inflows into Mizoram and Manipur</w:t>
+            </w:r>
+          </w:p>
+          <w:p>
+            <w:pPr>
+              <w:tabs>
+                <w:tab w:val="left" w:pos="260"/>
+              </w:tabs>
+              <w:spacing w:after="0" w:before="40" w:line="280"/>
+              <w:ind w:left="260" w:hanging="260"/>
+            </w:pPr>
+            <w:r>
+              <w:rPr>
+                <w:b/>
+                <w:bCs/>
+                <w:color w:val="C00000"/>
+                <w:sz w:val="21"/>
+                <w:szCs w:val="21"/>
+              </w:rPr>
+              <w:t xml:space="preserve">→</w:t>
+            </w:r>
+            <w:r>
+              <w:tab/>
+            </w:r>
+            <w:r>
+              <w:rPr>
+                <w:sz w:val="21"/>
+                <w:szCs w:val="21"/>
+              </w:rPr>
+              <w:t xml:space="preserve">Ethnic ties and anger over fencing and FMR curbs</w:t>
+            </w:r>
+          </w:p>
+          <w:p>
+            <w:pPr>
+              <w:tabs>
+                <w:tab w:val="left" w:pos="260"/>
+              </w:tabs>
+              <w:spacing w:after="0" w:before="40" w:line="280"/>
+              <w:ind w:left="260" w:hanging="260"/>
+            </w:pPr>
+            <w:r>
+              <w:rPr>
+                <w:b/>
+                <w:bCs/>
+                <w:color w:val="C00000"/>
+                <w:sz w:val="21"/>
+                <w:szCs w:val="21"/>
+              </w:rPr>
+              <w:t xml:space="preserve">→</w:t>
+            </w:r>
+            <w:r>
+              <w:tab/>
+            </w:r>
+            <w:r>
+              <w:rPr>
+                <w:sz w:val="21"/>
+                <w:szCs w:val="21"/>
+              </w:rPr>
+              <w:t xml:space="preserve">Delays in Kaladan and the IMT Highway</w:t>
+            </w:r>
+          </w:p>
+          <w:p>
+            <w:pPr>
+              <w:tabs>
+                <w:tab w:val="left" w:pos="260"/>
+              </w:tabs>
+              <w:spacing w:after="0" w:before="40" w:line="280"/>
+              <w:ind w:left="260" w:hanging="260"/>
+            </w:pPr>
+            <w:r>
+              <w:rPr>
+                <w:b/>
+                <w:bCs/>
+                <w:color w:val="C00000"/>
+                <w:sz w:val="21"/>
+                <w:szCs w:val="21"/>
+              </w:rPr>
+              <w:t xml:space="preserve">→</w:t>
+            </w:r>
+            <w:r>
+              <w:tab/>
+            </w:r>
+            <w:r>
+              <w:rPr>
+                <w:sz w:val="21"/>
+                <w:szCs w:val="21"/>
+              </w:rPr>
+              <w:t xml:space="preserve">China's heavy stakes (Kyaukphyu, pipelines, arms)</w:t>
+            </w:r>
+          </w:p>
+          <w:p>
+            <w:pPr>
+              <w:tabs>
+                <w:tab w:val="left" w:pos="260"/>
+              </w:tabs>
+              <w:spacing w:after="0" w:before="40" w:line="280"/>
+              <w:ind w:left="260" w:hanging="260"/>
+            </w:pPr>
+            <w:r>
+              <w:rPr>
+                <w:b/>
+                <w:bCs/>
+                <w:color w:val="C00000"/>
+                <w:sz w:val="21"/>
+                <w:szCs w:val="21"/>
+              </w:rPr>
+              <w:t xml:space="preserve">→</w:t>
+            </w:r>
+            <w:r>
+              <w:tab/>
+            </w:r>
+            <w:r>
+              <w:rPr>
+                <w:b/>
+                <w:bCs/>
+                <w:sz w:val="21"/>
+                <w:szCs w:val="21"/>
+              </w:rPr>
+              <w:t xml:space="preserve">Legitimacy:</w:t>
+            </w:r>
+            <w:r>
+              <w:rPr>
+                <w:sz w:val="21"/>
+                <w:szCs w:val="21"/>
+              </w:rPr>
+              <w:t xml:space="preserve"> questioned election, Western sanctions pressure</w:t>
+            </w:r>
+          </w:p>
+          <w:p>
+            <w:pPr>
+              <w:tabs>
+                <w:tab w:val="left" w:pos="260"/>
+              </w:tabs>
+              <w:spacing w:after="0" w:before="40" w:line="280"/>
+              <w:ind w:left="260" w:hanging="260"/>
+            </w:pPr>
+            <w:r>
+              <w:rPr>
+                <w:b/>
+                <w:bCs/>
+                <w:color w:val="C00000"/>
+                <w:sz w:val="21"/>
+                <w:szCs w:val="21"/>
+              </w:rPr>
+              <w:t xml:space="preserve">→</w:t>
+            </w:r>
+            <w:r>
+              <w:tab/>
+            </w:r>
+            <w:r>
+              <w:rPr>
+                <w:sz w:val="21"/>
+                <w:szCs w:val="21"/>
+              </w:rPr>
+              <w:t xml:space="preserve">Rohingya issue</w:t>
+            </w:r>
+          </w:p>
+        </w:tc>
+      </w:tr>
+      <w:tr>
+        <w:trPr>
+          <w:cantSplit/>
+        </w:trPr>
+        <w:tc>
+          <w:tcPr>
+            <w:tcW w:type="dxa" w:w="520"/>
+            <w:tcBorders>
+              <w:top w:val="single" w:color="BFBFBF" w:sz="4"/>
+              <w:left w:val="single" w:color="BFBFBF" w:sz="4"/>
+              <w:bottom w:val="single" w:color="BFBFBF" w:sz="4"/>
+              <w:right w:val="single" w:color="BFBFBF" w:sz="4"/>
+            </w:tcBorders>
+            <w:tcMar>
+              <w:top w:type="dxa" w:w="70"/>
+              <w:left w:type="dxa" w:w="100"/>
+              <w:bottom w:type="dxa" w:w="70"/>
+              <w:right w:type="dxa" w:w="100"/>
+            </w:tcMar>
+            <w:vAlign w:val="center"/>
+          </w:tcPr>
+          <w:p>
+            <w:pPr>
+              <w:spacing w:after="0" w:before="0" w:line="300"/>
+              <w:jc w:val="center"/>
+            </w:pPr>
+            <w:r>
+              <w:rPr>
+                <w:color w:val="7F7F7F"/>
+                <w:sz w:val="21"/>
+                <w:szCs w:val="21"/>
+              </w:rPr>
+              <w:t xml:space="preserve">5</w:t>
+            </w:r>
+          </w:p>
+        </w:tc>
+        <w:tc>
+          <w:tcPr>
+            <w:tcW w:type="dxa" w:w="2200"/>
+            <w:tcBorders>
+              <w:top w:val="single" w:color="BFBFBF" w:sz="4"/>
+              <w:left w:val="single" w:color="BFBFBF" w:sz="4"/>
+              <w:bottom w:val="single" w:color="BFBFBF" w:sz="4"/>
+              <w:right w:val="single" w:color="BFBFBF" w:sz="4"/>
+            </w:tcBorders>
+            <w:tcMar>
+              <w:top w:type="dxa" w:w="70"/>
+              <w:left w:type="dxa" w:w="100"/>
+              <w:bottom w:type="dxa" w:w="70"/>
+              <w:right w:type="dxa" w:w="100"/>
+            </w:tcMar>
+            <w:vAlign w:val="center"/>
+          </w:tcPr>
+          <w:p>
+            <w:pPr>
+              <w:spacing w:after="0" w:before="0" w:line="300"/>
+            </w:pPr>
+            <w:r>
+              <w:rPr>
+                <w:b/>
+                <w:bCs/>
+                <w:color w:val="1F3864"/>
+                <w:sz w:val="21"/>
+                <w:szCs w:val="21"/>
+              </w:rPr>
+              <w:t xml:space="preserve">Solutions</w:t>
+            </w:r>
+          </w:p>
+        </w:tc>
+        <w:tc>
+          <w:tcPr>
+            <w:tcW w:type="dxa" w:w="7986"/>
+            <w:tcBorders>
+              <w:top w:val="single" w:color="BFBFBF" w:sz="4"/>
+              <w:left w:val="single" w:color="BFBFBF" w:sz="4"/>
+              <w:bottom w:val="single" w:color="BFBFBF" w:sz="4"/>
+              <w:right w:val="single" w:color="BFBFBF" w:sz="4"/>
+            </w:tcBorders>
+            <w:tcMar>
+              <w:top w:type="dxa" w:w="70"/>
+              <w:left w:type="dxa" w:w="100"/>
+              <w:bottom w:type="dxa" w:w="70"/>
+              <w:right w:type="dxa" w:w="100"/>
+            </w:tcMar>
+            <w:vAlign w:val="center"/>
+          </w:tcPr>
+          <w:p>
+            <w:pPr>
+              <w:tabs>
+                <w:tab w:val="left" w:pos="260"/>
+              </w:tabs>
+              <w:spacing w:after="0" w:before="0" w:line="280"/>
+              <w:ind w:left="260" w:hanging="260"/>
+            </w:pPr>
+            <w:r>
+              <w:rPr>
+                <w:b/>
+                <w:bCs/>
+                <w:color w:val="C00000"/>
+                <w:sz w:val="21"/>
+                <w:szCs w:val="21"/>
+              </w:rPr>
+              <w:t xml:space="preserve">→</w:t>
+            </w:r>
+            <w:r>
+              <w:tab/>
+            </w:r>
+            <w:r>
+              <w:rPr>
+                <w:sz w:val="21"/>
+                <w:szCs w:val="21"/>
+              </w:rPr>
+              <w:t xml:space="preserve">Pragmatic, non-ideological engagement with firm assurances against anti-India groups</w:t>
+            </w:r>
+          </w:p>
+          <w:p>
+            <w:pPr>
+              <w:tabs>
+                <w:tab w:val="left" w:pos="260"/>
+              </w:tabs>
+              <w:spacing w:after="0" w:before="40" w:line="280"/>
+              <w:ind w:left="260" w:hanging="260"/>
+            </w:pPr>
+            <w:r>
+              <w:rPr>
+                <w:b/>
+                <w:bCs/>
+                <w:color w:val="C00000"/>
+                <w:sz w:val="21"/>
+                <w:szCs w:val="21"/>
+              </w:rPr>
+              <w:t xml:space="preserve">→</w:t>
+            </w:r>
+            <w:r>
+              <w:tab/>
+            </w:r>
+            <w:r>
+              <w:rPr>
+                <w:sz w:val="21"/>
+                <w:szCs w:val="21"/>
+              </w:rPr>
+              <w:t xml:space="preserve">Fast-track Kaladan and the IMT Highway with security for the works; run Sittwe port</w:t>
+            </w:r>
+          </w:p>
+          <w:p>
+            <w:pPr>
+              <w:tabs>
+                <w:tab w:val="left" w:pos="260"/>
+              </w:tabs>
+              <w:spacing w:after="0" w:before="40" w:line="280"/>
+              <w:ind w:left="260" w:hanging="260"/>
+            </w:pPr>
+            <w:r>
+              <w:rPr>
+                <w:b/>
+                <w:bCs/>
+                <w:color w:val="C00000"/>
+                <w:sz w:val="21"/>
+                <w:szCs w:val="21"/>
+              </w:rPr>
+              <w:t xml:space="preserve">→</w:t>
+            </w:r>
+            <w:r>
+              <w:tab/>
+            </w:r>
+            <w:r>
+              <w:rPr>
+                <w:sz w:val="21"/>
+                <w:szCs w:val="21"/>
+              </w:rPr>
+              <w:t xml:space="preserve">Quietly engage all stakeholders, including ethnic armed groups near the border</w:t>
+            </w:r>
+          </w:p>
+          <w:p>
+            <w:pPr>
+              <w:tabs>
+                <w:tab w:val="left" w:pos="260"/>
+              </w:tabs>
+              <w:spacing w:after="0" w:before="40" w:line="280"/>
+              <w:ind w:left="260" w:hanging="260"/>
+            </w:pPr>
+            <w:r>
+              <w:rPr>
+                <w:b/>
+                <w:bCs/>
+                <w:color w:val="C00000"/>
+                <w:sz w:val="21"/>
+                <w:szCs w:val="21"/>
+              </w:rPr>
+              <w:t xml:space="preserve">→</w:t>
+            </w:r>
+            <w:r>
+              <w:tab/>
+            </w:r>
+            <w:r>
+              <w:rPr>
+                <w:b/>
+                <w:bCs/>
+                <w:sz w:val="21"/>
+                <w:szCs w:val="21"/>
+              </w:rPr>
+              <w:t xml:space="preserve">Smart border management:</w:t>
+            </w:r>
+            <w:r>
+              <w:rPr>
+                <w:sz w:val="21"/>
+                <w:szCs w:val="21"/>
+              </w:rPr>
+              <w:t xml:space="preserve"> tech fencing, biometric passes, space for local families and trade</w:t>
+            </w:r>
+          </w:p>
+          <w:p>
+            <w:pPr>
+              <w:tabs>
+                <w:tab w:val="left" w:pos="260"/>
+              </w:tabs>
+              <w:spacing w:after="0" w:before="40" w:line="280"/>
+              <w:ind w:left="260" w:hanging="260"/>
+            </w:pPr>
+            <w:r>
+              <w:rPr>
+                <w:b/>
+                <w:bCs/>
+                <w:color w:val="C00000"/>
+                <w:sz w:val="21"/>
+                <w:szCs w:val="21"/>
+              </w:rPr>
+              <w:t xml:space="preserve">→</w:t>
+            </w:r>
+            <w:r>
+              <w:tab/>
+            </w:r>
+            <w:r>
+              <w:rPr>
+                <w:sz w:val="21"/>
+                <w:szCs w:val="21"/>
+              </w:rPr>
+              <w:t xml:space="preserve">Border haats, rupee–kyat trade, critical minerals, energy</w:t>
+            </w:r>
+          </w:p>
+          <w:p>
+            <w:pPr>
+              <w:tabs>
+                <w:tab w:val="left" w:pos="260"/>
+              </w:tabs>
+              <w:spacing w:after="0" w:before="40" w:line="280"/>
+              <w:ind w:left="260" w:hanging="260"/>
+            </w:pPr>
+            <w:r>
+              <w:rPr>
+                <w:b/>
+                <w:bCs/>
+                <w:color w:val="C00000"/>
+                <w:sz w:val="21"/>
+                <w:szCs w:val="21"/>
+              </w:rPr>
+              <w:t xml:space="preserve">→</w:t>
+            </w:r>
+            <w:r>
+              <w:tab/>
+            </w:r>
+            <w:r>
+              <w:rPr>
+                <w:sz w:val="21"/>
+                <w:szCs w:val="21"/>
+              </w:rPr>
+              <w:t xml:space="preserve">Humanitarian aid and capacity building (PRIDE, scholarships)</w:t>
+            </w:r>
+          </w:p>
+          <w:p>
+            <w:pPr>
+              <w:tabs>
+                <w:tab w:val="left" w:pos="260"/>
+              </w:tabs>
+              <w:spacing w:after="0" w:before="40" w:line="280"/>
+              <w:ind w:left="260" w:hanging="260"/>
+            </w:pPr>
+            <w:r>
+              <w:rPr>
+                <w:b/>
+                <w:bCs/>
+                <w:color w:val="C00000"/>
+                <w:sz w:val="21"/>
+                <w:szCs w:val="21"/>
+              </w:rPr>
+              <w:t xml:space="preserve">→</w:t>
+            </w:r>
+            <w:r>
+              <w:tab/>
+            </w:r>
+            <w:r>
+              <w:rPr>
+                <w:sz w:val="21"/>
+                <w:szCs w:val="21"/>
+              </w:rPr>
+              <w:t xml:space="preserve">Push for a political settlement and democracy through ASEAN</w:t>
+            </w:r>
+          </w:p>
+          <w:p>
+            <w:pPr>
+              <w:tabs>
+                <w:tab w:val="left" w:pos="260"/>
+              </w:tabs>
+              <w:spacing w:after="0" w:before="40" w:line="280"/>
+              <w:ind w:left="260" w:hanging="260"/>
+            </w:pPr>
+            <w:r>
+              <w:rPr>
+                <w:b/>
+                <w:bCs/>
+                <w:color w:val="C00000"/>
+                <w:sz w:val="21"/>
+                <w:szCs w:val="21"/>
+              </w:rPr>
+              <w:t xml:space="preserve">→</w:t>
+            </w:r>
+            <w:r>
+              <w:tab/>
+            </w:r>
+            <w:r>
+              <w:rPr>
+                <w:sz w:val="21"/>
+                <w:szCs w:val="21"/>
+              </w:rPr>
+              <w:t xml:space="preserve">Counter China by delivering projects, not rhetoric</w:t>
+            </w:r>
+          </w:p>
+        </w:tc>
+      </w:tr>
+      <w:tr>
+        <w:trPr>
+          <w:cantSplit/>
+        </w:trPr>
+        <w:tc>
+          <w:tcPr>
+            <w:tcW w:type="dxa" w:w="520"/>
+            <w:tcBorders>
+              <w:top w:val="single" w:color="BFBFBF" w:sz="4"/>
+              <w:left w:val="single" w:color="BFBFBF" w:sz="4"/>
+              <w:bottom w:val="single" w:color="BFBFBF" w:sz="4"/>
+              <w:right w:val="single" w:color="BFBFBF" w:sz="4"/>
+            </w:tcBorders>
+            <w:shd w:fill="F5F7FB" w:color="auto" w:val="clear"/>
+            <w:tcMar>
+              <w:top w:type="dxa" w:w="70"/>
+              <w:left w:type="dxa" w:w="100"/>
+              <w:bottom w:type="dxa" w:w="70"/>
+              <w:right w:type="dxa" w:w="100"/>
+            </w:tcMar>
+            <w:vAlign w:val="center"/>
+          </w:tcPr>
+          <w:p>
+            <w:pPr>
+              <w:spacing w:after="0" w:before="0" w:line="300"/>
+              <w:jc w:val="center"/>
+            </w:pPr>
+            <w:r>
+              <w:rPr>
+                <w:color w:val="7F7F7F"/>
+                <w:sz w:val="21"/>
+                <w:szCs w:val="21"/>
+              </w:rPr>
+              <w:t xml:space="preserve">6</w:t>
+            </w:r>
+          </w:p>
+        </w:tc>
+        <w:tc>
+          <w:tcPr>
+            <w:tcW w:type="dxa" w:w="2200"/>
+            <w:tcBorders>
+              <w:top w:val="single" w:color="BFBFBF" w:sz="4"/>
+              <w:left w:val="single" w:color="BFBFBF" w:sz="4"/>
+              <w:bottom w:val="single" w:color="BFBFBF" w:sz="4"/>
+              <w:right w:val="single" w:color="BFBFBF" w:sz="4"/>
+            </w:tcBorders>
+            <w:shd w:fill="F5F7FB" w:color="auto" w:val="clear"/>
+            <w:tcMar>
+              <w:top w:type="dxa" w:w="70"/>
+              <w:left w:type="dxa" w:w="100"/>
+              <w:bottom w:type="dxa" w:w="70"/>
+              <w:right w:type="dxa" w:w="100"/>
+            </w:tcMar>
+            <w:vAlign w:val="center"/>
+          </w:tcPr>
+          <w:p>
+            <w:pPr>
+              <w:spacing w:after="0" w:before="0" w:line="300"/>
+            </w:pPr>
+            <w:r>
+              <w:rPr>
+                <w:b/>
+                <w:bCs/>
+                <w:color w:val="1F3864"/>
+                <w:sz w:val="21"/>
+                <w:szCs w:val="21"/>
+              </w:rPr>
+              <w:t xml:space="preserve">Conclusion</w:t>
+            </w:r>
+          </w:p>
+        </w:tc>
+        <w:tc>
+          <w:tcPr>
+            <w:tcW w:type="dxa" w:w="7986"/>
+            <w:tcBorders>
+              <w:top w:val="single" w:color="BFBFBF" w:sz="4"/>
+              <w:left w:val="single" w:color="BFBFBF" w:sz="4"/>
+              <w:bottom w:val="single" w:color="BFBFBF" w:sz="4"/>
+              <w:right w:val="single" w:color="BFBFBF" w:sz="4"/>
+            </w:tcBorders>
+            <w:shd w:fill="F5F7FB" w:color="auto" w:val="clear"/>
+            <w:tcMar>
+              <w:top w:type="dxa" w:w="70"/>
+              <w:left w:type="dxa" w:w="100"/>
+              <w:bottom w:type="dxa" w:w="70"/>
+              <w:right w:type="dxa" w:w="100"/>
+            </w:tcMar>
+            <w:vAlign w:val="center"/>
+          </w:tcPr>
+          <w:p>
+            <w:pPr>
+              <w:tabs>
+                <w:tab w:val="left" w:pos="260"/>
+              </w:tabs>
+              <w:spacing w:after="0" w:before="0" w:line="280"/>
+              <w:ind w:left="260" w:hanging="260"/>
+            </w:pPr>
+            <w:r>
+              <w:rPr>
+                <w:b/>
+                <w:bCs/>
+                <w:color w:val="C00000"/>
+                <w:sz w:val="21"/>
+                <w:szCs w:val="21"/>
+              </w:rPr>
+              <w:t xml:space="preserve">→</w:t>
+            </w:r>
+            <w:r>
+              <w:tab/>
+            </w:r>
+            <w:r>
+              <w:rPr>
+                <w:sz w:val="21"/>
+                <w:szCs w:val="21"/>
+              </w:rPr>
+              <w:t xml:space="preserve">Myanmar is the keystone of India's Act East</w:t>
+            </w:r>
+          </w:p>
+          <w:p>
+            <w:pPr>
+              <w:tabs>
+                <w:tab w:val="left" w:pos="260"/>
+              </w:tabs>
+              <w:spacing w:after="0" w:before="40" w:line="280"/>
+              <w:ind w:left="260" w:hanging="260"/>
+            </w:pPr>
+            <w:r>
+              <w:rPr>
+                <w:b/>
+                <w:bCs/>
+                <w:color w:val="C00000"/>
+                <w:sz w:val="21"/>
+                <w:szCs w:val="21"/>
+              </w:rPr>
+              <w:t xml:space="preserve">→</w:t>
+            </w:r>
+            <w:r>
+              <w:tab/>
+            </w:r>
+            <w:r>
+              <w:rPr>
+                <w:sz w:val="21"/>
+                <w:szCs w:val="21"/>
+              </w:rPr>
+              <w:t xml:space="preserve">India's interest is a stable, united and friendly Myanmar</w:t>
+            </w:r>
+          </w:p>
+          <w:p>
+            <w:pPr>
+              <w:tabs>
+                <w:tab w:val="left" w:pos="260"/>
+              </w:tabs>
+              <w:spacing w:after="0" w:before="40" w:line="280"/>
+              <w:ind w:left="260" w:hanging="260"/>
+            </w:pPr>
+            <w:r>
+              <w:rPr>
+                <w:b/>
+                <w:bCs/>
+                <w:color w:val="C00000"/>
+                <w:sz w:val="21"/>
+                <w:szCs w:val="21"/>
+              </w:rPr>
+              <w:t xml:space="preserve">→</w:t>
+            </w:r>
+            <w:r>
+              <w:tab/>
+            </w:r>
+            <w:r>
+              <w:rPr>
+                <w:sz w:val="21"/>
+                <w:szCs w:val="21"/>
+              </w:rPr>
+              <w:t xml:space="preserve">Balance security, connectivity and democratic values with patience</w:t>
             </w:r>
           </w:p>
         </w:tc>

--- a/SSB_Lecturettes.docx
+++ b/SSB_Lecturettes.docx
@@ -15708,6 +15708,1873 @@
                 <w:szCs w:val="21"/>
               </w:rPr>
               <w:t xml:space="preserve">Balance security, connectivity and democratic values with patience</w:t>
+            </w:r>
+          </w:p>
+        </w:tc>
+      </w:tr>
+    </w:tbl>
+    <w:p>
+      <w:pPr>
+        <w:pStyle w:val="Heading1"/>
+        <w:pageBreakBefore/>
+        <w:shd w:fill="1F3864" w:color="auto" w:val="clear"/>
+        <w:spacing w:after="160" w:before="0"/>
+        <w:ind w:left="100" w:right="100"/>
+      </w:pPr>
+      <w:r>
+        <w:t xml:space="preserve">Topic 10: India–USA Relations</w:t>
+      </w:r>
+    </w:p>
+    <w:tbl>
+      <w:tblPr>
+        <w:tblW w:type="dxa" w:w="10706"/>
+        <w:tblBorders>
+          <w:top w:val="single" w:color="auto" w:sz="4"/>
+          <w:left w:val="single" w:color="auto" w:sz="4"/>
+          <w:bottom w:val="single" w:color="auto" w:sz="4"/>
+          <w:right w:val="single" w:color="auto" w:sz="4"/>
+          <w:insideH w:val="single" w:color="auto" w:sz="4"/>
+          <w:insideV w:val="single" w:color="auto" w:sz="4"/>
+        </w:tblBorders>
+      </w:tblPr>
+      <w:tblGrid>
+        <w:gridCol w:w="520"/>
+        <w:gridCol w:w="2200"/>
+        <w:gridCol w:w="7986"/>
+      </w:tblGrid>
+      <w:tr>
+        <w:trPr>
+          <w:tblHeader/>
+        </w:trPr>
+        <w:tc>
+          <w:tcPr>
+            <w:tcW w:type="dxa" w:w="520"/>
+            <w:tcBorders>
+              <w:top w:val="single" w:color="BFBFBF" w:sz="4"/>
+              <w:left w:val="single" w:color="BFBFBF" w:sz="4"/>
+              <w:bottom w:val="single" w:color="BFBFBF" w:sz="4"/>
+              <w:right w:val="single" w:color="BFBFBF" w:sz="4"/>
+            </w:tcBorders>
+            <w:shd w:fill="DCE3F0" w:color="auto" w:val="clear"/>
+            <w:tcMar>
+              <w:top w:type="dxa" w:w="70"/>
+              <w:left w:type="dxa" w:w="100"/>
+              <w:bottom w:type="dxa" w:w="70"/>
+              <w:right w:type="dxa" w:w="100"/>
+            </w:tcMar>
+            <w:vAlign w:val="center"/>
+          </w:tcPr>
+          <w:p>
+            <w:pPr>
+              <w:spacing w:after="0" w:before="0" w:line="300"/>
+              <w:jc w:val="center"/>
+            </w:pPr>
+            <w:r>
+              <w:rPr>
+                <w:b/>
+                <w:bCs/>
+                <w:sz w:val="21"/>
+                <w:szCs w:val="21"/>
+              </w:rPr>
+              <w:t xml:space="preserve">#</w:t>
+            </w:r>
+          </w:p>
+        </w:tc>
+        <w:tc>
+          <w:tcPr>
+            <w:tcW w:type="dxa" w:w="2200"/>
+            <w:tcBorders>
+              <w:top w:val="single" w:color="BFBFBF" w:sz="4"/>
+              <w:left w:val="single" w:color="BFBFBF" w:sz="4"/>
+              <w:bottom w:val="single" w:color="BFBFBF" w:sz="4"/>
+              <w:right w:val="single" w:color="BFBFBF" w:sz="4"/>
+            </w:tcBorders>
+            <w:shd w:fill="DCE3F0" w:color="auto" w:val="clear"/>
+            <w:tcMar>
+              <w:top w:type="dxa" w:w="70"/>
+              <w:left w:type="dxa" w:w="100"/>
+              <w:bottom w:type="dxa" w:w="70"/>
+              <w:right w:type="dxa" w:w="100"/>
+            </w:tcMar>
+            <w:vAlign w:val="center"/>
+          </w:tcPr>
+          <w:p>
+            <w:pPr>
+              <w:spacing w:after="0" w:before="0" w:line="300"/>
+            </w:pPr>
+            <w:r>
+              <w:rPr>
+                <w:b/>
+                <w:bCs/>
+                <w:sz w:val="21"/>
+                <w:szCs w:val="21"/>
+              </w:rPr>
+              <w:t xml:space="preserve">Stage</w:t>
+            </w:r>
+          </w:p>
+        </w:tc>
+        <w:tc>
+          <w:tcPr>
+            <w:tcW w:type="dxa" w:w="7986"/>
+            <w:tcBorders>
+              <w:top w:val="single" w:color="BFBFBF" w:sz="4"/>
+              <w:left w:val="single" w:color="BFBFBF" w:sz="4"/>
+              <w:bottom w:val="single" w:color="BFBFBF" w:sz="4"/>
+              <w:right w:val="single" w:color="BFBFBF" w:sz="4"/>
+            </w:tcBorders>
+            <w:shd w:fill="DCE3F0" w:color="auto" w:val="clear"/>
+            <w:tcMar>
+              <w:top w:type="dxa" w:w="70"/>
+              <w:left w:type="dxa" w:w="100"/>
+              <w:bottom w:type="dxa" w:w="70"/>
+              <w:right w:type="dxa" w:w="100"/>
+            </w:tcMar>
+            <w:vAlign w:val="center"/>
+          </w:tcPr>
+          <w:p>
+            <w:pPr>
+              <w:spacing w:after="0" w:before="0" w:line="300"/>
+            </w:pPr>
+            <w:r>
+              <w:rPr>
+                <w:b/>
+                <w:bCs/>
+                <w:sz w:val="21"/>
+                <w:szCs w:val="21"/>
+              </w:rPr>
+              <w:t xml:space="preserve">Flow</w:t>
+            </w:r>
+          </w:p>
+        </w:tc>
+      </w:tr>
+      <w:tr>
+        <w:trPr>
+          <w:cantSplit/>
+        </w:trPr>
+        <w:tc>
+          <w:tcPr>
+            <w:tcW w:type="dxa" w:w="520"/>
+            <w:tcBorders>
+              <w:top w:val="single" w:color="BFBFBF" w:sz="4"/>
+              <w:left w:val="single" w:color="BFBFBF" w:sz="4"/>
+              <w:bottom w:val="single" w:color="BFBFBF" w:sz="4"/>
+              <w:right w:val="single" w:color="BFBFBF" w:sz="4"/>
+            </w:tcBorders>
+            <w:tcMar>
+              <w:top w:type="dxa" w:w="70"/>
+              <w:left w:type="dxa" w:w="100"/>
+              <w:bottom w:type="dxa" w:w="70"/>
+              <w:right w:type="dxa" w:w="100"/>
+            </w:tcMar>
+            <w:vAlign w:val="center"/>
+          </w:tcPr>
+          <w:p>
+            <w:pPr>
+              <w:spacing w:after="0" w:before="0" w:line="300"/>
+              <w:jc w:val="center"/>
+            </w:pPr>
+            <w:r>
+              <w:rPr>
+                <w:color w:val="7F7F7F"/>
+                <w:sz w:val="21"/>
+                <w:szCs w:val="21"/>
+              </w:rPr>
+              <w:t xml:space="preserve">1</w:t>
+            </w:r>
+          </w:p>
+        </w:tc>
+        <w:tc>
+          <w:tcPr>
+            <w:tcW w:type="dxa" w:w="2200"/>
+            <w:tcBorders>
+              <w:top w:val="single" w:color="BFBFBF" w:sz="4"/>
+              <w:left w:val="single" w:color="BFBFBF" w:sz="4"/>
+              <w:bottom w:val="single" w:color="BFBFBF" w:sz="4"/>
+              <w:right w:val="single" w:color="BFBFBF" w:sz="4"/>
+            </w:tcBorders>
+            <w:tcMar>
+              <w:top w:type="dxa" w:w="70"/>
+              <w:left w:type="dxa" w:w="100"/>
+              <w:bottom w:type="dxa" w:w="70"/>
+              <w:right w:type="dxa" w:w="100"/>
+            </w:tcMar>
+            <w:vAlign w:val="center"/>
+          </w:tcPr>
+          <w:p>
+            <w:pPr>
+              <w:spacing w:after="0" w:before="0" w:line="300"/>
+            </w:pPr>
+            <w:r>
+              <w:rPr>
+                <w:b/>
+                <w:bCs/>
+                <w:color w:val="1F3864"/>
+                <w:sz w:val="21"/>
+                <w:szCs w:val="21"/>
+              </w:rPr>
+              <w:t xml:space="preserve">What is it</w:t>
+            </w:r>
+          </w:p>
+        </w:tc>
+        <w:tc>
+          <w:tcPr>
+            <w:tcW w:type="dxa" w:w="7986"/>
+            <w:tcBorders>
+              <w:top w:val="single" w:color="BFBFBF" w:sz="4"/>
+              <w:left w:val="single" w:color="BFBFBF" w:sz="4"/>
+              <w:bottom w:val="single" w:color="BFBFBF" w:sz="4"/>
+              <w:right w:val="single" w:color="BFBFBF" w:sz="4"/>
+            </w:tcBorders>
+            <w:tcMar>
+              <w:top w:type="dxa" w:w="70"/>
+              <w:left w:type="dxa" w:w="100"/>
+              <w:bottom w:type="dxa" w:w="70"/>
+              <w:right w:type="dxa" w:w="100"/>
+            </w:tcMar>
+            <w:vAlign w:val="center"/>
+          </w:tcPr>
+          <w:p>
+            <w:pPr>
+              <w:tabs>
+                <w:tab w:val="left" w:pos="260"/>
+              </w:tabs>
+              <w:spacing w:after="0" w:before="0" w:line="280"/>
+              <w:ind w:left="260" w:hanging="260"/>
+            </w:pPr>
+            <w:r>
+              <w:rPr>
+                <w:b/>
+                <w:bCs/>
+                <w:color w:val="C00000"/>
+                <w:sz w:val="21"/>
+                <w:szCs w:val="21"/>
+              </w:rPr>
+              <w:t xml:space="preserve">→</w:t>
+            </w:r>
+            <w:r>
+              <w:tab/>
+            </w:r>
+            <w:r>
+              <w:rPr>
+                <w:sz w:val="21"/>
+                <w:szCs w:val="21"/>
+              </w:rPr>
+              <w:t xml:space="preserve">World's largest and oldest democracies; a "comprehensive global strategic partnership"</w:t>
+            </w:r>
+          </w:p>
+          <w:p>
+            <w:pPr>
+              <w:tabs>
+                <w:tab w:val="left" w:pos="260"/>
+              </w:tabs>
+              <w:spacing w:after="0" w:before="40" w:line="280"/>
+              <w:ind w:left="260" w:hanging="260"/>
+            </w:pPr>
+            <w:r>
+              <w:rPr>
+                <w:b/>
+                <w:bCs/>
+                <w:color w:val="C00000"/>
+                <w:sz w:val="21"/>
+                <w:szCs w:val="21"/>
+              </w:rPr>
+              <w:t xml:space="preserve">→</w:t>
+            </w:r>
+            <w:r>
+              <w:tab/>
+            </w:r>
+            <w:r>
+              <w:rPr>
+                <w:b/>
+                <w:bCs/>
+                <w:sz w:val="21"/>
+                <w:szCs w:val="21"/>
+              </w:rPr>
+              <w:t xml:space="preserve">Journey:</w:t>
+            </w:r>
+            <w:r>
+              <w:rPr>
+                <w:sz w:val="21"/>
+                <w:szCs w:val="21"/>
+              </w:rPr>
+              <w:t xml:space="preserve"> Cold War estrangement, 1998 nuclear tests and sanctions, 2005 civil nuclear deal</w:t>
+            </w:r>
+          </w:p>
+          <w:p>
+            <w:pPr>
+              <w:tabs>
+                <w:tab w:val="left" w:pos="260"/>
+              </w:tabs>
+              <w:spacing w:after="0" w:before="40" w:line="280"/>
+              <w:ind w:left="260" w:hanging="260"/>
+            </w:pPr>
+            <w:r>
+              <w:rPr>
+                <w:b/>
+                <w:bCs/>
+                <w:color w:val="C00000"/>
+                <w:sz w:val="21"/>
+                <w:szCs w:val="21"/>
+              </w:rPr>
+              <w:t xml:space="preserve">→</w:t>
+            </w:r>
+            <w:r>
+              <w:tab/>
+            </w:r>
+            <w:r>
+              <w:rPr>
+                <w:sz w:val="21"/>
+                <w:szCs w:val="21"/>
+              </w:rPr>
+              <w:t xml:space="preserve">Quad, defence foundational agreements, iCET/TRUST tech cooperation</w:t>
+            </w:r>
+          </w:p>
+          <w:p>
+            <w:pPr>
+              <w:tabs>
+                <w:tab w:val="left" w:pos="260"/>
+              </w:tabs>
+              <w:spacing w:after="0" w:before="40" w:line="280"/>
+              <w:ind w:left="260" w:hanging="260"/>
+            </w:pPr>
+            <w:r>
+              <w:rPr>
+                <w:b/>
+                <w:bCs/>
+                <w:color w:val="C00000"/>
+                <w:sz w:val="21"/>
+                <w:szCs w:val="21"/>
+              </w:rPr>
+              <w:t xml:space="preserve">→</w:t>
+            </w:r>
+            <w:r>
+              <w:tab/>
+            </w:r>
+            <w:r>
+              <w:rPr>
+                <w:b/>
+                <w:bCs/>
+                <w:sz w:val="21"/>
+                <w:szCs w:val="21"/>
+              </w:rPr>
+              <w:t xml:space="preserve">"Mission 500":</w:t>
+            </w:r>
+            <w:r>
+              <w:rPr>
+                <w:sz w:val="21"/>
+                <w:szCs w:val="21"/>
+              </w:rPr>
+              <w:t xml:space="preserve"> $500 bn trade target by 2030</w:t>
+            </w:r>
+          </w:p>
+        </w:tc>
+      </w:tr>
+      <w:tr>
+        <w:trPr>
+          <w:cantSplit/>
+        </w:trPr>
+        <w:tc>
+          <w:tcPr>
+            <w:tcW w:type="dxa" w:w="520"/>
+            <w:tcBorders>
+              <w:top w:val="single" w:color="BFBFBF" w:sz="4"/>
+              <w:left w:val="single" w:color="BFBFBF" w:sz="4"/>
+              <w:bottom w:val="single" w:color="BFBFBF" w:sz="4"/>
+              <w:right w:val="single" w:color="BFBFBF" w:sz="4"/>
+            </w:tcBorders>
+            <w:shd w:fill="F5F7FB" w:color="auto" w:val="clear"/>
+            <w:tcMar>
+              <w:top w:type="dxa" w:w="70"/>
+              <w:left w:type="dxa" w:w="100"/>
+              <w:bottom w:type="dxa" w:w="70"/>
+              <w:right w:type="dxa" w:w="100"/>
+            </w:tcMar>
+            <w:vAlign w:val="center"/>
+          </w:tcPr>
+          <w:p>
+            <w:pPr>
+              <w:spacing w:after="0" w:before="0" w:line="300"/>
+              <w:jc w:val="center"/>
+            </w:pPr>
+            <w:r>
+              <w:rPr>
+                <w:color w:val="7F7F7F"/>
+                <w:sz w:val="21"/>
+                <w:szCs w:val="21"/>
+              </w:rPr>
+              <w:t xml:space="preserve">2</w:t>
+            </w:r>
+          </w:p>
+        </w:tc>
+        <w:tc>
+          <w:tcPr>
+            <w:tcW w:type="dxa" w:w="2200"/>
+            <w:tcBorders>
+              <w:top w:val="single" w:color="BFBFBF" w:sz="4"/>
+              <w:left w:val="single" w:color="BFBFBF" w:sz="4"/>
+              <w:bottom w:val="single" w:color="BFBFBF" w:sz="4"/>
+              <w:right w:val="single" w:color="BFBFBF" w:sz="4"/>
+            </w:tcBorders>
+            <w:shd w:fill="F5F7FB" w:color="auto" w:val="clear"/>
+            <w:tcMar>
+              <w:top w:type="dxa" w:w="70"/>
+              <w:left w:type="dxa" w:w="100"/>
+              <w:bottom w:type="dxa" w:w="70"/>
+              <w:right w:type="dxa" w:w="100"/>
+            </w:tcMar>
+            <w:vAlign w:val="center"/>
+          </w:tcPr>
+          <w:p>
+            <w:pPr>
+              <w:spacing w:after="0" w:before="0" w:line="300"/>
+            </w:pPr>
+            <w:r>
+              <w:rPr>
+                <w:b/>
+                <w:bCs/>
+                <w:color w:val="1F3864"/>
+                <w:sz w:val="21"/>
+                <w:szCs w:val="21"/>
+              </w:rPr>
+              <w:t xml:space="preserve">Why it matters</w:t>
+            </w:r>
+          </w:p>
+        </w:tc>
+        <w:tc>
+          <w:tcPr>
+            <w:tcW w:type="dxa" w:w="7986"/>
+            <w:tcBorders>
+              <w:top w:val="single" w:color="BFBFBF" w:sz="4"/>
+              <w:left w:val="single" w:color="BFBFBF" w:sz="4"/>
+              <w:bottom w:val="single" w:color="BFBFBF" w:sz="4"/>
+              <w:right w:val="single" w:color="BFBFBF" w:sz="4"/>
+            </w:tcBorders>
+            <w:shd w:fill="F5F7FB" w:color="auto" w:val="clear"/>
+            <w:tcMar>
+              <w:top w:type="dxa" w:w="70"/>
+              <w:left w:type="dxa" w:w="100"/>
+              <w:bottom w:type="dxa" w:w="70"/>
+              <w:right w:type="dxa" w:w="100"/>
+            </w:tcMar>
+            <w:vAlign w:val="center"/>
+          </w:tcPr>
+          <w:p>
+            <w:pPr>
+              <w:tabs>
+                <w:tab w:val="left" w:pos="260"/>
+              </w:tabs>
+              <w:spacing w:after="0" w:before="0" w:line="280"/>
+              <w:ind w:left="260" w:hanging="260"/>
+            </w:pPr>
+            <w:r>
+              <w:rPr>
+                <w:b/>
+                <w:bCs/>
+                <w:color w:val="C00000"/>
+                <w:sz w:val="21"/>
+                <w:szCs w:val="21"/>
+              </w:rPr>
+              <w:t xml:space="preserve">→</w:t>
+            </w:r>
+            <w:r>
+              <w:tab/>
+            </w:r>
+            <w:r>
+              <w:rPr>
+                <w:b/>
+                <w:bCs/>
+                <w:sz w:val="21"/>
+                <w:szCs w:val="21"/>
+              </w:rPr>
+              <w:t xml:space="preserve">Strategic:</w:t>
+            </w:r>
+            <w:r>
+              <w:rPr>
+                <w:sz w:val="21"/>
+                <w:szCs w:val="21"/>
+              </w:rPr>
+              <w:t xml:space="preserve"> Indo-Pacific balance and China</w:t>
+            </w:r>
+          </w:p>
+          <w:p>
+            <w:pPr>
+              <w:tabs>
+                <w:tab w:val="left" w:pos="260"/>
+              </w:tabs>
+              <w:spacing w:after="0" w:before="40" w:line="280"/>
+              <w:ind w:left="260" w:hanging="260"/>
+            </w:pPr>
+            <w:r>
+              <w:rPr>
+                <w:b/>
+                <w:bCs/>
+                <w:color w:val="C00000"/>
+                <w:sz w:val="21"/>
+                <w:szCs w:val="21"/>
+              </w:rPr>
+              <w:t xml:space="preserve">→</w:t>
+            </w:r>
+            <w:r>
+              <w:tab/>
+            </w:r>
+            <w:r>
+              <w:rPr>
+                <w:b/>
+                <w:bCs/>
+                <w:sz w:val="21"/>
+                <w:szCs w:val="21"/>
+              </w:rPr>
+              <w:t xml:space="preserve">Economic:</w:t>
+            </w:r>
+            <w:r>
+              <w:rPr>
+                <w:sz w:val="21"/>
+                <w:szCs w:val="21"/>
+              </w:rPr>
+              <w:t xml:space="preserve"> US is India's largest export market</w:t>
+            </w:r>
+          </w:p>
+          <w:p>
+            <w:pPr>
+              <w:tabs>
+                <w:tab w:val="left" w:pos="260"/>
+              </w:tabs>
+              <w:spacing w:after="0" w:before="40" w:line="280"/>
+              <w:ind w:left="260" w:hanging="260"/>
+            </w:pPr>
+            <w:r>
+              <w:rPr>
+                <w:b/>
+                <w:bCs/>
+                <w:color w:val="C00000"/>
+                <w:sz w:val="21"/>
+                <w:szCs w:val="21"/>
+              </w:rPr>
+              <w:t xml:space="preserve">→</w:t>
+            </w:r>
+            <w:r>
+              <w:tab/>
+            </w:r>
+            <w:r>
+              <w:rPr>
+                <w:b/>
+                <w:bCs/>
+                <w:sz w:val="21"/>
+                <w:szCs w:val="21"/>
+              </w:rPr>
+              <w:t xml:space="preserve">Technology:</w:t>
+            </w:r>
+            <w:r>
+              <w:rPr>
+                <w:sz w:val="21"/>
+                <w:szCs w:val="21"/>
+              </w:rPr>
+              <w:t xml:space="preserve"> AI, semiconductors, space, critical minerals</w:t>
+            </w:r>
+          </w:p>
+          <w:p>
+            <w:pPr>
+              <w:tabs>
+                <w:tab w:val="left" w:pos="260"/>
+              </w:tabs>
+              <w:spacing w:after="0" w:before="40" w:line="280"/>
+              <w:ind w:left="260" w:hanging="260"/>
+            </w:pPr>
+            <w:r>
+              <w:rPr>
+                <w:b/>
+                <w:bCs/>
+                <w:color w:val="C00000"/>
+                <w:sz w:val="21"/>
+                <w:szCs w:val="21"/>
+              </w:rPr>
+              <w:t xml:space="preserve">→</w:t>
+            </w:r>
+            <w:r>
+              <w:tab/>
+            </w:r>
+            <w:r>
+              <w:rPr>
+                <w:b/>
+                <w:bCs/>
+                <w:sz w:val="21"/>
+                <w:szCs w:val="21"/>
+              </w:rPr>
+              <w:t xml:space="preserve">Defence:</w:t>
+            </w:r>
+            <w:r>
+              <w:rPr>
+                <w:sz w:val="21"/>
+                <w:szCs w:val="21"/>
+              </w:rPr>
+              <w:t xml:space="preserve"> joint exercises and platforms</w:t>
+            </w:r>
+          </w:p>
+          <w:p>
+            <w:pPr>
+              <w:tabs>
+                <w:tab w:val="left" w:pos="260"/>
+              </w:tabs>
+              <w:spacing w:after="0" w:before="40" w:line="280"/>
+              <w:ind w:left="260" w:hanging="260"/>
+            </w:pPr>
+            <w:r>
+              <w:rPr>
+                <w:b/>
+                <w:bCs/>
+                <w:color w:val="C00000"/>
+                <w:sz w:val="21"/>
+                <w:szCs w:val="21"/>
+              </w:rPr>
+              <w:t xml:space="preserve">→</w:t>
+            </w:r>
+            <w:r>
+              <w:tab/>
+            </w:r>
+            <w:r>
+              <w:rPr>
+                <w:b/>
+                <w:bCs/>
+                <w:sz w:val="21"/>
+                <w:szCs w:val="21"/>
+              </w:rPr>
+              <w:t xml:space="preserve">People:</w:t>
+            </w:r>
+            <w:r>
+              <w:rPr>
+                <w:sz w:val="21"/>
+                <w:szCs w:val="21"/>
+              </w:rPr>
+              <w:t xml:space="preserve"> large Indian diaspora and students</w:t>
+            </w:r>
+          </w:p>
+          <w:p>
+            <w:pPr>
+              <w:tabs>
+                <w:tab w:val="left" w:pos="260"/>
+              </w:tabs>
+              <w:spacing w:after="0" w:before="40" w:line="280"/>
+              <w:ind w:left="260" w:hanging="260"/>
+            </w:pPr>
+            <w:r>
+              <w:rPr>
+                <w:b/>
+                <w:bCs/>
+                <w:color w:val="C00000"/>
+                <w:sz w:val="21"/>
+                <w:szCs w:val="21"/>
+              </w:rPr>
+              <w:t xml:space="preserve">→</w:t>
+            </w:r>
+            <w:r>
+              <w:tab/>
+            </w:r>
+            <w:r>
+              <w:rPr>
+                <w:b/>
+                <w:bCs/>
+                <w:sz w:val="21"/>
+                <w:szCs w:val="21"/>
+              </w:rPr>
+              <w:t xml:space="preserve">Global:</w:t>
+            </w:r>
+            <w:r>
+              <w:rPr>
+                <w:sz w:val="21"/>
+                <w:szCs w:val="21"/>
+              </w:rPr>
+              <w:t xml:space="preserve"> energy, supply chains, rules-based order</w:t>
+            </w:r>
+          </w:p>
+        </w:tc>
+      </w:tr>
+      <w:tr>
+        <w:trPr>
+          <w:cantSplit/>
+        </w:trPr>
+        <w:tc>
+          <w:tcPr>
+            <w:tcW w:type="dxa" w:w="520"/>
+            <w:tcBorders>
+              <w:top w:val="single" w:color="BFBFBF" w:sz="4"/>
+              <w:left w:val="single" w:color="BFBFBF" w:sz="4"/>
+              <w:bottom w:val="single" w:color="BFBFBF" w:sz="4"/>
+              <w:right w:val="single" w:color="BFBFBF" w:sz="4"/>
+            </w:tcBorders>
+            <w:tcMar>
+              <w:top w:type="dxa" w:w="70"/>
+              <w:left w:type="dxa" w:w="100"/>
+              <w:bottom w:type="dxa" w:w="70"/>
+              <w:right w:type="dxa" w:w="100"/>
+            </w:tcMar>
+            <w:vAlign w:val="center"/>
+          </w:tcPr>
+          <w:p>
+            <w:pPr>
+              <w:spacing w:after="0" w:before="0" w:line="300"/>
+              <w:jc w:val="center"/>
+            </w:pPr>
+            <w:r>
+              <w:rPr>
+                <w:color w:val="7F7F7F"/>
+                <w:sz w:val="21"/>
+                <w:szCs w:val="21"/>
+              </w:rPr>
+              <w:t xml:space="preserve">3</w:t>
+            </w:r>
+          </w:p>
+        </w:tc>
+        <w:tc>
+          <w:tcPr>
+            <w:tcW w:type="dxa" w:w="2200"/>
+            <w:tcBorders>
+              <w:top w:val="single" w:color="BFBFBF" w:sz="4"/>
+              <w:left w:val="single" w:color="BFBFBF" w:sz="4"/>
+              <w:bottom w:val="single" w:color="BFBFBF" w:sz="4"/>
+              <w:right w:val="single" w:color="BFBFBF" w:sz="4"/>
+            </w:tcBorders>
+            <w:tcMar>
+              <w:top w:type="dxa" w:w="70"/>
+              <w:left w:type="dxa" w:w="100"/>
+              <w:bottom w:type="dxa" w:w="70"/>
+              <w:right w:type="dxa" w:w="100"/>
+            </w:tcMar>
+            <w:vAlign w:val="center"/>
+          </w:tcPr>
+          <w:p>
+            <w:pPr>
+              <w:spacing w:after="0" w:before="0" w:line="300"/>
+            </w:pPr>
+            <w:r>
+              <w:rPr>
+                <w:b/>
+                <w:bCs/>
+                <w:color w:val="1F3864"/>
+                <w:sz w:val="21"/>
+                <w:szCs w:val="21"/>
+              </w:rPr>
+              <w:t xml:space="preserve">Current status (Oct 2026)</w:t>
+            </w:r>
+          </w:p>
+        </w:tc>
+        <w:tc>
+          <w:tcPr>
+            <w:tcW w:type="dxa" w:w="7986"/>
+            <w:tcBorders>
+              <w:top w:val="single" w:color="BFBFBF" w:sz="4"/>
+              <w:left w:val="single" w:color="BFBFBF" w:sz="4"/>
+              <w:bottom w:val="single" w:color="BFBFBF" w:sz="4"/>
+              <w:right w:val="single" w:color="BFBFBF" w:sz="4"/>
+            </w:tcBorders>
+            <w:tcMar>
+              <w:top w:type="dxa" w:w="70"/>
+              <w:left w:type="dxa" w:w="100"/>
+              <w:bottom w:type="dxa" w:w="70"/>
+              <w:right w:type="dxa" w:w="100"/>
+            </w:tcMar>
+            <w:vAlign w:val="center"/>
+          </w:tcPr>
+          <w:p>
+            <w:pPr>
+              <w:tabs>
+                <w:tab w:val="left" w:pos="260"/>
+              </w:tabs>
+              <w:spacing w:after="0" w:before="0" w:line="280"/>
+              <w:ind w:left="260" w:hanging="260"/>
+            </w:pPr>
+            <w:r>
+              <w:rPr>
+                <w:b/>
+                <w:bCs/>
+                <w:color w:val="C00000"/>
+                <w:sz w:val="21"/>
+                <w:szCs w:val="21"/>
+              </w:rPr>
+              <w:t xml:space="preserve">→</w:t>
+            </w:r>
+            <w:r>
+              <w:tab/>
+            </w:r>
+            <w:r>
+              <w:rPr>
+                <w:b/>
+                <w:bCs/>
+                <w:sz w:val="21"/>
+                <w:szCs w:val="21"/>
+              </w:rPr>
+              <w:t xml:space="preserve">Crisis:</w:t>
+            </w:r>
+            <w:r>
+              <w:rPr>
+                <w:sz w:val="21"/>
+                <w:szCs w:val="21"/>
+              </w:rPr>
+              <w:t xml:space="preserve"> 2025–26 tariff crisis (steep tariff plus a Russian-oil penalty), ties at a low of decades</w:t>
+            </w:r>
+          </w:p>
+          <w:p>
+            <w:pPr>
+              <w:tabs>
+                <w:tab w:val="left" w:pos="260"/>
+              </w:tabs>
+              <w:spacing w:after="0" w:before="40" w:line="280"/>
+              <w:ind w:left="260" w:hanging="260"/>
+            </w:pPr>
+            <w:r>
+              <w:rPr>
+                <w:b/>
+                <w:bCs/>
+                <w:color w:val="C00000"/>
+                <w:sz w:val="21"/>
+                <w:szCs w:val="21"/>
+              </w:rPr>
+              <w:t xml:space="preserve">→</w:t>
+            </w:r>
+            <w:r>
+              <w:tab/>
+            </w:r>
+            <w:r>
+              <w:rPr>
+                <w:b/>
+                <w:bCs/>
+                <w:sz w:val="21"/>
+                <w:szCs w:val="21"/>
+              </w:rPr>
+              <w:t xml:space="preserve">Reset:</w:t>
+            </w:r>
+            <w:r>
+              <w:rPr>
+                <w:sz w:val="21"/>
+                <w:szCs w:val="21"/>
+              </w:rPr>
+              <w:t xml:space="preserve"> Trump–Modi deal cut US tariff to 18% from 25% (2 Feb 2026); joint statement (6 Feb); India confirmed only the 18% rate</w:t>
+            </w:r>
+          </w:p>
+          <w:p>
+            <w:pPr>
+              <w:tabs>
+                <w:tab w:val="left" w:pos="260"/>
+              </w:tabs>
+              <w:spacing w:after="0" w:before="40" w:line="280"/>
+              <w:ind w:left="260" w:hanging="260"/>
+            </w:pPr>
+            <w:r>
+              <w:rPr>
+                <w:b/>
+                <w:bCs/>
+                <w:color w:val="C00000"/>
+                <w:sz w:val="21"/>
+                <w:szCs w:val="21"/>
+              </w:rPr>
+              <w:t xml:space="preserve">→</w:t>
+            </w:r>
+            <w:r>
+              <w:tab/>
+            </w:r>
+            <w:r>
+              <w:rPr>
+                <w:b/>
+                <w:bCs/>
+                <w:sz w:val="21"/>
+                <w:szCs w:val="21"/>
+              </w:rPr>
+              <w:t xml:space="preserve">Engagement:</w:t>
+            </w:r>
+            <w:r>
+              <w:rPr>
+                <w:sz w:val="21"/>
+                <w:szCs w:val="21"/>
+              </w:rPr>
+              <w:t xml:space="preserve"> Rubio in India (May); Modi–Trump at G7 in France (Jun), first meeting in 16 months; Rubio–Jaishankar at UNGA (Sep)</w:t>
+            </w:r>
+          </w:p>
+          <w:p>
+            <w:pPr>
+              <w:tabs>
+                <w:tab w:val="left" w:pos="260"/>
+              </w:tabs>
+              <w:spacing w:after="0" w:before="40" w:line="280"/>
+              <w:ind w:left="260" w:hanging="260"/>
+            </w:pPr>
+            <w:r>
+              <w:rPr>
+                <w:b/>
+                <w:bCs/>
+                <w:color w:val="C00000"/>
+                <w:sz w:val="21"/>
+                <w:szCs w:val="21"/>
+              </w:rPr>
+              <w:t xml:space="preserve">→</w:t>
+            </w:r>
+            <w:r>
+              <w:tab/>
+            </w:r>
+            <w:r>
+              <w:rPr>
+                <w:b/>
+                <w:bCs/>
+                <w:sz w:val="21"/>
+                <w:szCs w:val="21"/>
+              </w:rPr>
+              <w:t xml:space="preserve">Pax Silica:</w:t>
+            </w:r>
+            <w:r>
+              <w:rPr>
+                <w:sz w:val="21"/>
+                <w:szCs w:val="21"/>
+              </w:rPr>
+              <w:t xml:space="preserve"> India first non-US ally in the US-led supply chain coalition</w:t>
+            </w:r>
+          </w:p>
+          <w:p>
+            <w:pPr>
+              <w:tabs>
+                <w:tab w:val="left" w:pos="260"/>
+              </w:tabs>
+              <w:spacing w:after="0" w:before="40" w:line="280"/>
+              <w:ind w:left="260" w:hanging="260"/>
+            </w:pPr>
+            <w:r>
+              <w:rPr>
+                <w:b/>
+                <w:bCs/>
+                <w:color w:val="C00000"/>
+                <w:sz w:val="21"/>
+                <w:szCs w:val="21"/>
+              </w:rPr>
+              <w:t xml:space="preserve">→</w:t>
+            </w:r>
+            <w:r>
+              <w:tab/>
+            </w:r>
+            <w:r>
+              <w:rPr>
+                <w:b/>
+                <w:bCs/>
+                <w:sz w:val="21"/>
+                <w:szCs w:val="21"/>
+              </w:rPr>
+              <w:t xml:space="preserve">Trade deal:</w:t>
+            </w:r>
+            <w:r>
+              <w:rPr>
+                <w:sz w:val="21"/>
+                <w:szCs w:val="21"/>
+              </w:rPr>
+              <w:t xml:space="preserve"> over 90% done, "very close" (US official, 26 Sep)</w:t>
+            </w:r>
+          </w:p>
+          <w:p>
+            <w:pPr>
+              <w:tabs>
+                <w:tab w:val="left" w:pos="260"/>
+              </w:tabs>
+              <w:spacing w:after="0" w:before="40" w:line="280"/>
+              <w:ind w:left="260" w:hanging="260"/>
+            </w:pPr>
+            <w:r>
+              <w:rPr>
+                <w:b/>
+                <w:bCs/>
+                <w:color w:val="C00000"/>
+                <w:sz w:val="21"/>
+                <w:szCs w:val="21"/>
+              </w:rPr>
+              <w:t xml:space="preserve">→</w:t>
+            </w:r>
+            <w:r>
+              <w:tab/>
+            </w:r>
+            <w:r>
+              <w:rPr>
+                <w:b/>
+                <w:bCs/>
+                <w:sz w:val="21"/>
+                <w:szCs w:val="21"/>
+              </w:rPr>
+              <w:t xml:space="preserve">Strains:</w:t>
+            </w:r>
+            <w:r>
+              <w:rPr>
+                <w:sz w:val="21"/>
+                <w:szCs w:val="21"/>
+              </w:rPr>
+              <w:t xml:space="preserve"> US ties with Pakistan's Field Marshal Asim Munir; Russian oil; House cleared Russia sanctions bill on top energy buyers (Sep)</w:t>
+            </w:r>
+          </w:p>
+          <w:p>
+            <w:pPr>
+              <w:tabs>
+                <w:tab w:val="left" w:pos="260"/>
+              </w:tabs>
+              <w:spacing w:after="0" w:before="40" w:line="280"/>
+              <w:ind w:left="260" w:hanging="260"/>
+            </w:pPr>
+            <w:r>
+              <w:rPr>
+                <w:b/>
+                <w:bCs/>
+                <w:color w:val="C00000"/>
+                <w:sz w:val="21"/>
+                <w:szCs w:val="21"/>
+              </w:rPr>
+              <w:t xml:space="preserve">→</w:t>
+            </w:r>
+            <w:r>
+              <w:tab/>
+            </w:r>
+            <w:r>
+              <w:rPr>
+                <w:b/>
+                <w:bCs/>
+                <w:sz w:val="21"/>
+                <w:szCs w:val="21"/>
+              </w:rPr>
+              <w:t xml:space="preserve">Iran war:</w:t>
+            </w:r>
+            <w:r>
+              <w:rPr>
+                <w:sz w:val="21"/>
+                <w:szCs w:val="21"/>
+              </w:rPr>
+              <w:t xml:space="preserve"> Indians killed in the Strait of Hormuz, Chabahar hit; India stayed muted</w:t>
+            </w:r>
+          </w:p>
+          <w:p>
+            <w:pPr>
+              <w:tabs>
+                <w:tab w:val="left" w:pos="260"/>
+              </w:tabs>
+              <w:spacing w:after="0" w:before="40" w:line="280"/>
+              <w:ind w:left="260" w:hanging="260"/>
+            </w:pPr>
+            <w:r>
+              <w:rPr>
+                <w:b/>
+                <w:bCs/>
+                <w:color w:val="C00000"/>
+                <w:sz w:val="21"/>
+                <w:szCs w:val="21"/>
+              </w:rPr>
+              <w:t xml:space="preserve">→</w:t>
+            </w:r>
+            <w:r>
+              <w:tab/>
+            </w:r>
+            <w:r>
+              <w:rPr>
+                <w:b/>
+                <w:bCs/>
+                <w:sz w:val="21"/>
+                <w:szCs w:val="21"/>
+              </w:rPr>
+              <w:t xml:space="preserve">Quad:</w:t>
+            </w:r>
+            <w:r>
+              <w:rPr>
+                <w:sz w:val="21"/>
+                <w:szCs w:val="21"/>
+              </w:rPr>
+              <w:t xml:space="preserve"> Sherpas met in New Delhi (3 Sep); Trump's visit for the summit still pending</w:t>
+            </w:r>
+          </w:p>
+        </w:tc>
+      </w:tr>
+      <w:tr>
+        <w:trPr>
+          <w:cantSplit/>
+        </w:trPr>
+        <w:tc>
+          <w:tcPr>
+            <w:tcW w:type="dxa" w:w="520"/>
+            <w:tcBorders>
+              <w:top w:val="single" w:color="BFBFBF" w:sz="4"/>
+              <w:left w:val="single" w:color="BFBFBF" w:sz="4"/>
+              <w:bottom w:val="single" w:color="BFBFBF" w:sz="4"/>
+              <w:right w:val="single" w:color="BFBFBF" w:sz="4"/>
+            </w:tcBorders>
+            <w:shd w:fill="F5F7FB" w:color="auto" w:val="clear"/>
+            <w:tcMar>
+              <w:top w:type="dxa" w:w="70"/>
+              <w:left w:type="dxa" w:w="100"/>
+              <w:bottom w:type="dxa" w:w="70"/>
+              <w:right w:type="dxa" w:w="100"/>
+            </w:tcMar>
+            <w:vAlign w:val="center"/>
+          </w:tcPr>
+          <w:p>
+            <w:pPr>
+              <w:spacing w:after="0" w:before="0" w:line="300"/>
+              <w:jc w:val="center"/>
+            </w:pPr>
+            <w:r>
+              <w:rPr>
+                <w:color w:val="7F7F7F"/>
+                <w:sz w:val="21"/>
+                <w:szCs w:val="21"/>
+              </w:rPr>
+              <w:t xml:space="preserve">4</w:t>
+            </w:r>
+          </w:p>
+        </w:tc>
+        <w:tc>
+          <w:tcPr>
+            <w:tcW w:type="dxa" w:w="2200"/>
+            <w:tcBorders>
+              <w:top w:val="single" w:color="BFBFBF" w:sz="4"/>
+              <w:left w:val="single" w:color="BFBFBF" w:sz="4"/>
+              <w:bottom w:val="single" w:color="BFBFBF" w:sz="4"/>
+              <w:right w:val="single" w:color="BFBFBF" w:sz="4"/>
+            </w:tcBorders>
+            <w:shd w:fill="F5F7FB" w:color="auto" w:val="clear"/>
+            <w:tcMar>
+              <w:top w:type="dxa" w:w="70"/>
+              <w:left w:type="dxa" w:w="100"/>
+              <w:bottom w:type="dxa" w:w="70"/>
+              <w:right w:type="dxa" w:w="100"/>
+            </w:tcMar>
+            <w:vAlign w:val="center"/>
+          </w:tcPr>
+          <w:p>
+            <w:pPr>
+              <w:spacing w:after="0" w:before="0" w:line="300"/>
+            </w:pPr>
+            <w:r>
+              <w:rPr>
+                <w:b/>
+                <w:bCs/>
+                <w:color w:val="1F3864"/>
+                <w:sz w:val="21"/>
+                <w:szCs w:val="21"/>
+              </w:rPr>
+              <w:t xml:space="preserve">Problems</w:t>
+            </w:r>
+          </w:p>
+        </w:tc>
+        <w:tc>
+          <w:tcPr>
+            <w:tcW w:type="dxa" w:w="7986"/>
+            <w:tcBorders>
+              <w:top w:val="single" w:color="BFBFBF" w:sz="4"/>
+              <w:left w:val="single" w:color="BFBFBF" w:sz="4"/>
+              <w:bottom w:val="single" w:color="BFBFBF" w:sz="4"/>
+              <w:right w:val="single" w:color="BFBFBF" w:sz="4"/>
+            </w:tcBorders>
+            <w:shd w:fill="F5F7FB" w:color="auto" w:val="clear"/>
+            <w:tcMar>
+              <w:top w:type="dxa" w:w="70"/>
+              <w:left w:type="dxa" w:w="100"/>
+              <w:bottom w:type="dxa" w:w="70"/>
+              <w:right w:type="dxa" w:w="100"/>
+            </w:tcMar>
+            <w:vAlign w:val="center"/>
+          </w:tcPr>
+          <w:p>
+            <w:pPr>
+              <w:tabs>
+                <w:tab w:val="left" w:pos="260"/>
+              </w:tabs>
+              <w:spacing w:after="0" w:before="0" w:line="280"/>
+              <w:ind w:left="260" w:hanging="260"/>
+            </w:pPr>
+            <w:r>
+              <w:rPr>
+                <w:b/>
+                <w:bCs/>
+                <w:color w:val="C00000"/>
+                <w:sz w:val="21"/>
+                <w:szCs w:val="21"/>
+              </w:rPr>
+              <w:t xml:space="preserve">→</w:t>
+            </w:r>
+            <w:r>
+              <w:tab/>
+            </w:r>
+            <w:r>
+              <w:rPr>
+                <w:sz w:val="21"/>
+                <w:szCs w:val="21"/>
+              </w:rPr>
+              <w:t xml:space="preserve">Tariffs and trade deal terms (agriculture, dairy, digital trade)</w:t>
+            </w:r>
+          </w:p>
+          <w:p>
+            <w:pPr>
+              <w:tabs>
+                <w:tab w:val="left" w:pos="260"/>
+              </w:tabs>
+              <w:spacing w:after="0" w:before="40" w:line="280"/>
+              <w:ind w:left="260" w:hanging="260"/>
+            </w:pPr>
+            <w:r>
+              <w:rPr>
+                <w:b/>
+                <w:bCs/>
+                <w:color w:val="C00000"/>
+                <w:sz w:val="21"/>
+                <w:szCs w:val="21"/>
+              </w:rPr>
+              <w:t xml:space="preserve">→</w:t>
+            </w:r>
+            <w:r>
+              <w:tab/>
+            </w:r>
+            <w:r>
+              <w:rPr>
+                <w:sz w:val="21"/>
+                <w:szCs w:val="21"/>
+              </w:rPr>
+              <w:t xml:space="preserve">Russian oil, S-400 and sanctions exposure</w:t>
+            </w:r>
+          </w:p>
+          <w:p>
+            <w:pPr>
+              <w:tabs>
+                <w:tab w:val="left" w:pos="260"/>
+              </w:tabs>
+              <w:spacing w:after="0" w:before="40" w:line="280"/>
+              <w:ind w:left="260" w:hanging="260"/>
+            </w:pPr>
+            <w:r>
+              <w:rPr>
+                <w:b/>
+                <w:bCs/>
+                <w:color w:val="C00000"/>
+                <w:sz w:val="21"/>
+                <w:szCs w:val="21"/>
+              </w:rPr>
+              <w:t xml:space="preserve">→</w:t>
+            </w:r>
+            <w:r>
+              <w:tab/>
+            </w:r>
+            <w:r>
+              <w:rPr>
+                <w:sz w:val="21"/>
+                <w:szCs w:val="21"/>
+              </w:rPr>
+              <w:t xml:space="preserve">Trump's claim of mediating India–Pakistan (2025), rejected by India; US–Pakistan warmth</w:t>
+            </w:r>
+          </w:p>
+          <w:p>
+            <w:pPr>
+              <w:tabs>
+                <w:tab w:val="left" w:pos="260"/>
+              </w:tabs>
+              <w:spacing w:after="0" w:before="40" w:line="280"/>
+              <w:ind w:left="260" w:hanging="260"/>
+            </w:pPr>
+            <w:r>
+              <w:rPr>
+                <w:b/>
+                <w:bCs/>
+                <w:color w:val="C00000"/>
+                <w:sz w:val="21"/>
+                <w:szCs w:val="21"/>
+              </w:rPr>
+              <w:t xml:space="preserve">→</w:t>
+            </w:r>
+            <w:r>
+              <w:tab/>
+            </w:r>
+            <w:r>
+              <w:rPr>
+                <w:sz w:val="21"/>
+                <w:szCs w:val="21"/>
+              </w:rPr>
+              <w:t xml:space="preserve">H-1B, visa, student and immigration curbs</w:t>
+            </w:r>
+          </w:p>
+          <w:p>
+            <w:pPr>
+              <w:tabs>
+                <w:tab w:val="left" w:pos="260"/>
+              </w:tabs>
+              <w:spacing w:after="0" w:before="40" w:line="280"/>
+              <w:ind w:left="260" w:hanging="260"/>
+            </w:pPr>
+            <w:r>
+              <w:rPr>
+                <w:b/>
+                <w:bCs/>
+                <w:color w:val="C00000"/>
+                <w:sz w:val="21"/>
+                <w:szCs w:val="21"/>
+              </w:rPr>
+              <w:t xml:space="preserve">→</w:t>
+            </w:r>
+            <w:r>
+              <w:tab/>
+            </w:r>
+            <w:r>
+              <w:rPr>
+                <w:sz w:val="21"/>
+                <w:szCs w:val="21"/>
+              </w:rPr>
+              <w:t xml:space="preserve">Transactional US approach; doubts over support in a China border crisis</w:t>
+            </w:r>
+          </w:p>
+          <w:p>
+            <w:pPr>
+              <w:tabs>
+                <w:tab w:val="left" w:pos="260"/>
+              </w:tabs>
+              <w:spacing w:after="0" w:before="40" w:line="280"/>
+              <w:ind w:left="260" w:hanging="260"/>
+            </w:pPr>
+            <w:r>
+              <w:rPr>
+                <w:b/>
+                <w:bCs/>
+                <w:color w:val="C00000"/>
+                <w:sz w:val="21"/>
+                <w:szCs w:val="21"/>
+              </w:rPr>
+              <w:t xml:space="preserve">→</w:t>
+            </w:r>
+            <w:r>
+              <w:tab/>
+            </w:r>
+            <w:r>
+              <w:rPr>
+                <w:b/>
+                <w:bCs/>
+                <w:sz w:val="21"/>
+                <w:szCs w:val="21"/>
+              </w:rPr>
+              <w:t xml:space="preserve">Iran war:</w:t>
+            </w:r>
+            <w:r>
+              <w:rPr>
+                <w:sz w:val="21"/>
+                <w:szCs w:val="21"/>
+              </w:rPr>
+              <w:t xml:space="preserve"> Chabahar, Hormuz, energy costs</w:t>
+            </w:r>
+          </w:p>
+          <w:p>
+            <w:pPr>
+              <w:tabs>
+                <w:tab w:val="left" w:pos="260"/>
+              </w:tabs>
+              <w:spacing w:after="0" w:before="40" w:line="280"/>
+              <w:ind w:left="260" w:hanging="260"/>
+            </w:pPr>
+            <w:r>
+              <w:rPr>
+                <w:b/>
+                <w:bCs/>
+                <w:color w:val="C00000"/>
+                <w:sz w:val="21"/>
+                <w:szCs w:val="21"/>
+              </w:rPr>
+              <w:t xml:space="preserve">→</w:t>
+            </w:r>
+            <w:r>
+              <w:tab/>
+            </w:r>
+            <w:r>
+              <w:rPr>
+                <w:sz w:val="21"/>
+                <w:szCs w:val="21"/>
+              </w:rPr>
+              <w:t xml:space="preserve">Technology and human rights criticism</w:t>
+            </w:r>
+          </w:p>
+        </w:tc>
+      </w:tr>
+      <w:tr>
+        <w:trPr>
+          <w:cantSplit/>
+        </w:trPr>
+        <w:tc>
+          <w:tcPr>
+            <w:tcW w:type="dxa" w:w="520"/>
+            <w:tcBorders>
+              <w:top w:val="single" w:color="BFBFBF" w:sz="4"/>
+              <w:left w:val="single" w:color="BFBFBF" w:sz="4"/>
+              <w:bottom w:val="single" w:color="BFBFBF" w:sz="4"/>
+              <w:right w:val="single" w:color="BFBFBF" w:sz="4"/>
+            </w:tcBorders>
+            <w:tcMar>
+              <w:top w:type="dxa" w:w="70"/>
+              <w:left w:type="dxa" w:w="100"/>
+              <w:bottom w:type="dxa" w:w="70"/>
+              <w:right w:type="dxa" w:w="100"/>
+            </w:tcMar>
+            <w:vAlign w:val="center"/>
+          </w:tcPr>
+          <w:p>
+            <w:pPr>
+              <w:spacing w:after="0" w:before="0" w:line="300"/>
+              <w:jc w:val="center"/>
+            </w:pPr>
+            <w:r>
+              <w:rPr>
+                <w:color w:val="7F7F7F"/>
+                <w:sz w:val="21"/>
+                <w:szCs w:val="21"/>
+              </w:rPr>
+              <w:t xml:space="preserve">5</w:t>
+            </w:r>
+          </w:p>
+        </w:tc>
+        <w:tc>
+          <w:tcPr>
+            <w:tcW w:type="dxa" w:w="2200"/>
+            <w:tcBorders>
+              <w:top w:val="single" w:color="BFBFBF" w:sz="4"/>
+              <w:left w:val="single" w:color="BFBFBF" w:sz="4"/>
+              <w:bottom w:val="single" w:color="BFBFBF" w:sz="4"/>
+              <w:right w:val="single" w:color="BFBFBF" w:sz="4"/>
+            </w:tcBorders>
+            <w:tcMar>
+              <w:top w:type="dxa" w:w="70"/>
+              <w:left w:type="dxa" w:w="100"/>
+              <w:bottom w:type="dxa" w:w="70"/>
+              <w:right w:type="dxa" w:w="100"/>
+            </w:tcMar>
+            <w:vAlign w:val="center"/>
+          </w:tcPr>
+          <w:p>
+            <w:pPr>
+              <w:spacing w:after="0" w:before="0" w:line="300"/>
+            </w:pPr>
+            <w:r>
+              <w:rPr>
+                <w:b/>
+                <w:bCs/>
+                <w:color w:val="1F3864"/>
+                <w:sz w:val="21"/>
+                <w:szCs w:val="21"/>
+              </w:rPr>
+              <w:t xml:space="preserve">Solutions</w:t>
+            </w:r>
+          </w:p>
+        </w:tc>
+        <w:tc>
+          <w:tcPr>
+            <w:tcW w:type="dxa" w:w="7986"/>
+            <w:tcBorders>
+              <w:top w:val="single" w:color="BFBFBF" w:sz="4"/>
+              <w:left w:val="single" w:color="BFBFBF" w:sz="4"/>
+              <w:bottom w:val="single" w:color="BFBFBF" w:sz="4"/>
+              <w:right w:val="single" w:color="BFBFBF" w:sz="4"/>
+            </w:tcBorders>
+            <w:tcMar>
+              <w:top w:type="dxa" w:w="70"/>
+              <w:left w:type="dxa" w:w="100"/>
+              <w:bottom w:type="dxa" w:w="70"/>
+              <w:right w:type="dxa" w:w="100"/>
+            </w:tcMar>
+            <w:vAlign w:val="center"/>
+          </w:tcPr>
+          <w:p>
+            <w:pPr>
+              <w:tabs>
+                <w:tab w:val="left" w:pos="260"/>
+              </w:tabs>
+              <w:spacing w:after="0" w:before="0" w:line="280"/>
+              <w:ind w:left="260" w:hanging="260"/>
+            </w:pPr>
+            <w:r>
+              <w:rPr>
+                <w:b/>
+                <w:bCs/>
+                <w:color w:val="C00000"/>
+                <w:sz w:val="21"/>
+                <w:szCs w:val="21"/>
+              </w:rPr>
+              <w:t xml:space="preserve">→</w:t>
+            </w:r>
+            <w:r>
+              <w:tab/>
+            </w:r>
+            <w:r>
+              <w:rPr>
+                <w:sz w:val="21"/>
+                <w:szCs w:val="21"/>
+              </w:rPr>
+              <w:t xml:space="preserve">Balanced trade deal that protects farmers and small industry</w:t>
+            </w:r>
+          </w:p>
+          <w:p>
+            <w:pPr>
+              <w:tabs>
+                <w:tab w:val="left" w:pos="260"/>
+              </w:tabs>
+              <w:spacing w:after="0" w:before="40" w:line="280"/>
+              <w:ind w:left="260" w:hanging="260"/>
+            </w:pPr>
+            <w:r>
+              <w:rPr>
+                <w:b/>
+                <w:bCs/>
+                <w:color w:val="C00000"/>
+                <w:sz w:val="21"/>
+                <w:szCs w:val="21"/>
+              </w:rPr>
+              <w:t xml:space="preserve">→</w:t>
+            </w:r>
+            <w:r>
+              <w:tab/>
+            </w:r>
+            <w:r>
+              <w:rPr>
+                <w:b/>
+                <w:bCs/>
+                <w:sz w:val="21"/>
+                <w:szCs w:val="21"/>
+              </w:rPr>
+              <w:t xml:space="preserve">Strategic autonomy:</w:t>
+            </w:r>
+            <w:r>
+              <w:rPr>
+                <w:sz w:val="21"/>
+                <w:szCs w:val="21"/>
+              </w:rPr>
+              <w:t xml:space="preserve"> diversify energy and defence sources; buy from the US where it suits India</w:t>
+            </w:r>
+          </w:p>
+          <w:p>
+            <w:pPr>
+              <w:tabs>
+                <w:tab w:val="left" w:pos="260"/>
+              </w:tabs>
+              <w:spacing w:after="0" w:before="40" w:line="280"/>
+              <w:ind w:left="260" w:hanging="260"/>
+            </w:pPr>
+            <w:r>
+              <w:rPr>
+                <w:b/>
+                <w:bCs/>
+                <w:color w:val="C00000"/>
+                <w:sz w:val="21"/>
+                <w:szCs w:val="21"/>
+              </w:rPr>
+              <w:t xml:space="preserve">→</w:t>
+            </w:r>
+            <w:r>
+              <w:tab/>
+            </w:r>
+            <w:r>
+              <w:rPr>
+                <w:sz w:val="21"/>
+                <w:szCs w:val="21"/>
+              </w:rPr>
+              <w:t xml:space="preserve">Keep defence and tech cooperation on track (co-production, iCET/TRUST, Pax Silica)</w:t>
+            </w:r>
+          </w:p>
+          <w:p>
+            <w:pPr>
+              <w:tabs>
+                <w:tab w:val="left" w:pos="260"/>
+              </w:tabs>
+              <w:spacing w:after="0" w:before="40" w:line="280"/>
+              <w:ind w:left="260" w:hanging="260"/>
+            </w:pPr>
+            <w:r>
+              <w:rPr>
+                <w:b/>
+                <w:bCs/>
+                <w:color w:val="C00000"/>
+                <w:sz w:val="21"/>
+                <w:szCs w:val="21"/>
+              </w:rPr>
+              <w:t xml:space="preserve">→</w:t>
+            </w:r>
+            <w:r>
+              <w:tab/>
+            </w:r>
+            <w:r>
+              <w:rPr>
+                <w:sz w:val="21"/>
+                <w:szCs w:val="21"/>
+              </w:rPr>
+              <w:t xml:space="preserve">Use the Quad for the Indo-Pacific agenda, including a summit in India</w:t>
+            </w:r>
+          </w:p>
+          <w:p>
+            <w:pPr>
+              <w:tabs>
+                <w:tab w:val="left" w:pos="260"/>
+              </w:tabs>
+              <w:spacing w:after="0" w:before="40" w:line="280"/>
+              <w:ind w:left="260" w:hanging="260"/>
+            </w:pPr>
+            <w:r>
+              <w:rPr>
+                <w:b/>
+                <w:bCs/>
+                <w:color w:val="C00000"/>
+                <w:sz w:val="21"/>
+                <w:szCs w:val="21"/>
+              </w:rPr>
+              <w:t xml:space="preserve">→</w:t>
+            </w:r>
+            <w:r>
+              <w:tab/>
+            </w:r>
+            <w:r>
+              <w:rPr>
+                <w:b/>
+                <w:bCs/>
+                <w:sz w:val="21"/>
+                <w:szCs w:val="21"/>
+              </w:rPr>
+              <w:t xml:space="preserve">Firm on terrorism:</w:t>
+            </w:r>
+            <w:r>
+              <w:rPr>
+                <w:sz w:val="21"/>
+                <w:szCs w:val="21"/>
+              </w:rPr>
+              <w:t xml:space="preserve"> seek US support against Pakistan-based groups</w:t>
+            </w:r>
+          </w:p>
+          <w:p>
+            <w:pPr>
+              <w:tabs>
+                <w:tab w:val="left" w:pos="260"/>
+              </w:tabs>
+              <w:spacing w:after="0" w:before="40" w:line="280"/>
+              <w:ind w:left="260" w:hanging="260"/>
+            </w:pPr>
+            <w:r>
+              <w:rPr>
+                <w:b/>
+                <w:bCs/>
+                <w:color w:val="C00000"/>
+                <w:sz w:val="21"/>
+                <w:szCs w:val="21"/>
+              </w:rPr>
+              <w:t xml:space="preserve">→</w:t>
+            </w:r>
+            <w:r>
+              <w:tab/>
+            </w:r>
+            <w:r>
+              <w:rPr>
+                <w:sz w:val="21"/>
+                <w:szCs w:val="21"/>
+              </w:rPr>
+              <w:t xml:space="preserve">Strengthen diaspora and student ties; engage Congress across parties</w:t>
+            </w:r>
+          </w:p>
+          <w:p>
+            <w:pPr>
+              <w:tabs>
+                <w:tab w:val="left" w:pos="260"/>
+              </w:tabs>
+              <w:spacing w:after="0" w:before="40" w:line="280"/>
+              <w:ind w:left="260" w:hanging="260"/>
+            </w:pPr>
+            <w:r>
+              <w:rPr>
+                <w:b/>
+                <w:bCs/>
+                <w:color w:val="C00000"/>
+                <w:sz w:val="21"/>
+                <w:szCs w:val="21"/>
+              </w:rPr>
+              <w:t xml:space="preserve">→</w:t>
+            </w:r>
+            <w:r>
+              <w:tab/>
+            </w:r>
+            <w:r>
+              <w:rPr>
+                <w:sz w:val="21"/>
+                <w:szCs w:val="21"/>
+              </w:rPr>
+              <w:t xml:space="preserve">Rely on no single partner</w:t>
+            </w:r>
+          </w:p>
+        </w:tc>
+      </w:tr>
+      <w:tr>
+        <w:trPr>
+          <w:cantSplit/>
+        </w:trPr>
+        <w:tc>
+          <w:tcPr>
+            <w:tcW w:type="dxa" w:w="520"/>
+            <w:tcBorders>
+              <w:top w:val="single" w:color="BFBFBF" w:sz="4"/>
+              <w:left w:val="single" w:color="BFBFBF" w:sz="4"/>
+              <w:bottom w:val="single" w:color="BFBFBF" w:sz="4"/>
+              <w:right w:val="single" w:color="BFBFBF" w:sz="4"/>
+            </w:tcBorders>
+            <w:shd w:fill="F5F7FB" w:color="auto" w:val="clear"/>
+            <w:tcMar>
+              <w:top w:type="dxa" w:w="70"/>
+              <w:left w:type="dxa" w:w="100"/>
+              <w:bottom w:type="dxa" w:w="70"/>
+              <w:right w:type="dxa" w:w="100"/>
+            </w:tcMar>
+            <w:vAlign w:val="center"/>
+          </w:tcPr>
+          <w:p>
+            <w:pPr>
+              <w:spacing w:after="0" w:before="0" w:line="300"/>
+              <w:jc w:val="center"/>
+            </w:pPr>
+            <w:r>
+              <w:rPr>
+                <w:color w:val="7F7F7F"/>
+                <w:sz w:val="21"/>
+                <w:szCs w:val="21"/>
+              </w:rPr>
+              <w:t xml:space="preserve">6</w:t>
+            </w:r>
+          </w:p>
+        </w:tc>
+        <w:tc>
+          <w:tcPr>
+            <w:tcW w:type="dxa" w:w="2200"/>
+            <w:tcBorders>
+              <w:top w:val="single" w:color="BFBFBF" w:sz="4"/>
+              <w:left w:val="single" w:color="BFBFBF" w:sz="4"/>
+              <w:bottom w:val="single" w:color="BFBFBF" w:sz="4"/>
+              <w:right w:val="single" w:color="BFBFBF" w:sz="4"/>
+            </w:tcBorders>
+            <w:shd w:fill="F5F7FB" w:color="auto" w:val="clear"/>
+            <w:tcMar>
+              <w:top w:type="dxa" w:w="70"/>
+              <w:left w:type="dxa" w:w="100"/>
+              <w:bottom w:type="dxa" w:w="70"/>
+              <w:right w:type="dxa" w:w="100"/>
+            </w:tcMar>
+            <w:vAlign w:val="center"/>
+          </w:tcPr>
+          <w:p>
+            <w:pPr>
+              <w:spacing w:after="0" w:before="0" w:line="300"/>
+            </w:pPr>
+            <w:r>
+              <w:rPr>
+                <w:b/>
+                <w:bCs/>
+                <w:color w:val="1F3864"/>
+                <w:sz w:val="21"/>
+                <w:szCs w:val="21"/>
+              </w:rPr>
+              <w:t xml:space="preserve">Conclusion</w:t>
+            </w:r>
+          </w:p>
+        </w:tc>
+        <w:tc>
+          <w:tcPr>
+            <w:tcW w:type="dxa" w:w="7986"/>
+            <w:tcBorders>
+              <w:top w:val="single" w:color="BFBFBF" w:sz="4"/>
+              <w:left w:val="single" w:color="BFBFBF" w:sz="4"/>
+              <w:bottom w:val="single" w:color="BFBFBF" w:sz="4"/>
+              <w:right w:val="single" w:color="BFBFBF" w:sz="4"/>
+            </w:tcBorders>
+            <w:shd w:fill="F5F7FB" w:color="auto" w:val="clear"/>
+            <w:tcMar>
+              <w:top w:type="dxa" w:w="70"/>
+              <w:left w:type="dxa" w:w="100"/>
+              <w:bottom w:type="dxa" w:w="70"/>
+              <w:right w:type="dxa" w:w="100"/>
+            </w:tcMar>
+            <w:vAlign w:val="center"/>
+          </w:tcPr>
+          <w:p>
+            <w:pPr>
+              <w:tabs>
+                <w:tab w:val="left" w:pos="260"/>
+              </w:tabs>
+              <w:spacing w:after="0" w:before="0" w:line="280"/>
+              <w:ind w:left="260" w:hanging="260"/>
+            </w:pPr>
+            <w:r>
+              <w:rPr>
+                <w:b/>
+                <w:bCs/>
+                <w:color w:val="C00000"/>
+                <w:sz w:val="21"/>
+                <w:szCs w:val="21"/>
+              </w:rPr>
+              <w:t xml:space="preserve">→</w:t>
+            </w:r>
+            <w:r>
+              <w:tab/>
+            </w:r>
+            <w:r>
+              <w:rPr>
+                <w:b/>
+                <w:bCs/>
+                <w:sz w:val="21"/>
+                <w:szCs w:val="21"/>
+              </w:rPr>
+              <w:t xml:space="preserve">Natural partners:</w:t>
+            </w:r>
+            <w:r>
+              <w:rPr>
+                <w:sz w:val="21"/>
+                <w:szCs w:val="21"/>
+              </w:rPr>
+              <w:t xml:space="preserve"> shared democratic values and a shared China concern</w:t>
+            </w:r>
+          </w:p>
+          <w:p>
+            <w:pPr>
+              <w:tabs>
+                <w:tab w:val="left" w:pos="260"/>
+              </w:tabs>
+              <w:spacing w:after="0" w:before="40" w:line="280"/>
+              <w:ind w:left="260" w:hanging="260"/>
+            </w:pPr>
+            <w:r>
+              <w:rPr>
+                <w:b/>
+                <w:bCs/>
+                <w:color w:val="C00000"/>
+                <w:sz w:val="21"/>
+                <w:szCs w:val="21"/>
+              </w:rPr>
+              <w:t xml:space="preserve">→</w:t>
+            </w:r>
+            <w:r>
+              <w:tab/>
+            </w:r>
+            <w:r>
+              <w:rPr>
+                <w:sz w:val="21"/>
+                <w:szCs w:val="21"/>
+              </w:rPr>
+              <w:t xml:space="preserve">The relationship is bigger than any one leader or tariff</w:t>
+            </w:r>
+          </w:p>
+          <w:p>
+            <w:pPr>
+              <w:tabs>
+                <w:tab w:val="left" w:pos="260"/>
+              </w:tabs>
+              <w:spacing w:after="0" w:before="40" w:line="280"/>
+              <w:ind w:left="260" w:hanging="260"/>
+            </w:pPr>
+            <w:r>
+              <w:rPr>
+                <w:b/>
+                <w:bCs/>
+                <w:color w:val="C00000"/>
+                <w:sz w:val="21"/>
+                <w:szCs w:val="21"/>
+              </w:rPr>
+              <w:t xml:space="preserve">→</w:t>
+            </w:r>
+            <w:r>
+              <w:tab/>
+            </w:r>
+            <w:r>
+              <w:rPr>
+                <w:sz w:val="21"/>
+                <w:szCs w:val="21"/>
+              </w:rPr>
+              <w:t xml:space="preserve">India engages with confidence, guided by national interest, not pressure</w:t>
             </w:r>
           </w:p>
         </w:tc>

--- a/SSB_Lecturettes.docx
+++ b/SSB_Lecturettes.docx
@@ -16509,7 +16509,7 @@
                 <w:sz w:val="21"/>
                 <w:szCs w:val="21"/>
               </w:rPr>
-              <w:t xml:space="preserve"> 2025–26 tariff crisis (steep tariff plus a Russian-oil penalty), ties at a low of decades</w:t>
+              <w:t xml:space="preserve"> 2025–26 tariff crisis (steep tariff plus a Russian-oil penalty), ties at their lowest in decades</w:t>
             </w:r>
           </w:p>
           <w:p>

--- a/SSB_Lecturettes.docx
+++ b/SSB_Lecturettes.docx
@@ -17575,6 +17575,1911 @@
                 <w:szCs w:val="21"/>
               </w:rPr>
               <w:t xml:space="preserve">India engages with confidence, guided by national interest, not pressure</w:t>
+            </w:r>
+          </w:p>
+        </w:tc>
+      </w:tr>
+    </w:tbl>
+    <w:p>
+      <w:pPr>
+        <w:pStyle w:val="Heading1"/>
+        <w:pageBreakBefore/>
+        <w:shd w:fill="1F3864" w:color="auto" w:val="clear"/>
+        <w:spacing w:after="160" w:before="0"/>
+        <w:ind w:left="100" w:right="100"/>
+      </w:pPr>
+      <w:r>
+        <w:t xml:space="preserve">Topic 11: India–Russia Relations</w:t>
+      </w:r>
+    </w:p>
+    <w:tbl>
+      <w:tblPr>
+        <w:tblW w:type="dxa" w:w="10706"/>
+        <w:tblBorders>
+          <w:top w:val="single" w:color="auto" w:sz="4"/>
+          <w:left w:val="single" w:color="auto" w:sz="4"/>
+          <w:bottom w:val="single" w:color="auto" w:sz="4"/>
+          <w:right w:val="single" w:color="auto" w:sz="4"/>
+          <w:insideH w:val="single" w:color="auto" w:sz="4"/>
+          <w:insideV w:val="single" w:color="auto" w:sz="4"/>
+        </w:tblBorders>
+      </w:tblPr>
+      <w:tblGrid>
+        <w:gridCol w:w="520"/>
+        <w:gridCol w:w="2200"/>
+        <w:gridCol w:w="7986"/>
+      </w:tblGrid>
+      <w:tr>
+        <w:trPr>
+          <w:tblHeader/>
+        </w:trPr>
+        <w:tc>
+          <w:tcPr>
+            <w:tcW w:type="dxa" w:w="520"/>
+            <w:tcBorders>
+              <w:top w:val="single" w:color="BFBFBF" w:sz="4"/>
+              <w:left w:val="single" w:color="BFBFBF" w:sz="4"/>
+              <w:bottom w:val="single" w:color="BFBFBF" w:sz="4"/>
+              <w:right w:val="single" w:color="BFBFBF" w:sz="4"/>
+            </w:tcBorders>
+            <w:shd w:fill="DCE3F0" w:color="auto" w:val="clear"/>
+            <w:tcMar>
+              <w:top w:type="dxa" w:w="70"/>
+              <w:left w:type="dxa" w:w="100"/>
+              <w:bottom w:type="dxa" w:w="70"/>
+              <w:right w:type="dxa" w:w="100"/>
+            </w:tcMar>
+            <w:vAlign w:val="center"/>
+          </w:tcPr>
+          <w:p>
+            <w:pPr>
+              <w:spacing w:after="0" w:before="0" w:line="300"/>
+              <w:jc w:val="center"/>
+            </w:pPr>
+            <w:r>
+              <w:rPr>
+                <w:b/>
+                <w:bCs/>
+                <w:sz w:val="21"/>
+                <w:szCs w:val="21"/>
+              </w:rPr>
+              <w:t xml:space="preserve">#</w:t>
+            </w:r>
+          </w:p>
+        </w:tc>
+        <w:tc>
+          <w:tcPr>
+            <w:tcW w:type="dxa" w:w="2200"/>
+            <w:tcBorders>
+              <w:top w:val="single" w:color="BFBFBF" w:sz="4"/>
+              <w:left w:val="single" w:color="BFBFBF" w:sz="4"/>
+              <w:bottom w:val="single" w:color="BFBFBF" w:sz="4"/>
+              <w:right w:val="single" w:color="BFBFBF" w:sz="4"/>
+            </w:tcBorders>
+            <w:shd w:fill="DCE3F0" w:color="auto" w:val="clear"/>
+            <w:tcMar>
+              <w:top w:type="dxa" w:w="70"/>
+              <w:left w:type="dxa" w:w="100"/>
+              <w:bottom w:type="dxa" w:w="70"/>
+              <w:right w:type="dxa" w:w="100"/>
+            </w:tcMar>
+            <w:vAlign w:val="center"/>
+          </w:tcPr>
+          <w:p>
+            <w:pPr>
+              <w:spacing w:after="0" w:before="0" w:line="300"/>
+            </w:pPr>
+            <w:r>
+              <w:rPr>
+                <w:b/>
+                <w:bCs/>
+                <w:sz w:val="21"/>
+                <w:szCs w:val="21"/>
+              </w:rPr>
+              <w:t xml:space="preserve">Stage</w:t>
+            </w:r>
+          </w:p>
+        </w:tc>
+        <w:tc>
+          <w:tcPr>
+            <w:tcW w:type="dxa" w:w="7986"/>
+            <w:tcBorders>
+              <w:top w:val="single" w:color="BFBFBF" w:sz="4"/>
+              <w:left w:val="single" w:color="BFBFBF" w:sz="4"/>
+              <w:bottom w:val="single" w:color="BFBFBF" w:sz="4"/>
+              <w:right w:val="single" w:color="BFBFBF" w:sz="4"/>
+            </w:tcBorders>
+            <w:shd w:fill="DCE3F0" w:color="auto" w:val="clear"/>
+            <w:tcMar>
+              <w:top w:type="dxa" w:w="70"/>
+              <w:left w:type="dxa" w:w="100"/>
+              <w:bottom w:type="dxa" w:w="70"/>
+              <w:right w:type="dxa" w:w="100"/>
+            </w:tcMar>
+            <w:vAlign w:val="center"/>
+          </w:tcPr>
+          <w:p>
+            <w:pPr>
+              <w:spacing w:after="0" w:before="0" w:line="300"/>
+            </w:pPr>
+            <w:r>
+              <w:rPr>
+                <w:b/>
+                <w:bCs/>
+                <w:sz w:val="21"/>
+                <w:szCs w:val="21"/>
+              </w:rPr>
+              <w:t xml:space="preserve">Flow</w:t>
+            </w:r>
+          </w:p>
+        </w:tc>
+      </w:tr>
+      <w:tr>
+        <w:trPr>
+          <w:cantSplit/>
+        </w:trPr>
+        <w:tc>
+          <w:tcPr>
+            <w:tcW w:type="dxa" w:w="520"/>
+            <w:tcBorders>
+              <w:top w:val="single" w:color="BFBFBF" w:sz="4"/>
+              <w:left w:val="single" w:color="BFBFBF" w:sz="4"/>
+              <w:bottom w:val="single" w:color="BFBFBF" w:sz="4"/>
+              <w:right w:val="single" w:color="BFBFBF" w:sz="4"/>
+            </w:tcBorders>
+            <w:tcMar>
+              <w:top w:type="dxa" w:w="70"/>
+              <w:left w:type="dxa" w:w="100"/>
+              <w:bottom w:type="dxa" w:w="70"/>
+              <w:right w:type="dxa" w:w="100"/>
+            </w:tcMar>
+            <w:vAlign w:val="center"/>
+          </w:tcPr>
+          <w:p>
+            <w:pPr>
+              <w:spacing w:after="0" w:before="0" w:line="300"/>
+              <w:jc w:val="center"/>
+            </w:pPr>
+            <w:r>
+              <w:rPr>
+                <w:color w:val="7F7F7F"/>
+                <w:sz w:val="21"/>
+                <w:szCs w:val="21"/>
+              </w:rPr>
+              <w:t xml:space="preserve">1</w:t>
+            </w:r>
+          </w:p>
+        </w:tc>
+        <w:tc>
+          <w:tcPr>
+            <w:tcW w:type="dxa" w:w="2200"/>
+            <w:tcBorders>
+              <w:top w:val="single" w:color="BFBFBF" w:sz="4"/>
+              <w:left w:val="single" w:color="BFBFBF" w:sz="4"/>
+              <w:bottom w:val="single" w:color="BFBFBF" w:sz="4"/>
+              <w:right w:val="single" w:color="BFBFBF" w:sz="4"/>
+            </w:tcBorders>
+            <w:tcMar>
+              <w:top w:type="dxa" w:w="70"/>
+              <w:left w:type="dxa" w:w="100"/>
+              <w:bottom w:type="dxa" w:w="70"/>
+              <w:right w:type="dxa" w:w="100"/>
+            </w:tcMar>
+            <w:vAlign w:val="center"/>
+          </w:tcPr>
+          <w:p>
+            <w:pPr>
+              <w:spacing w:after="0" w:before="0" w:line="300"/>
+            </w:pPr>
+            <w:r>
+              <w:rPr>
+                <w:b/>
+                <w:bCs/>
+                <w:color w:val="1F3864"/>
+                <w:sz w:val="21"/>
+                <w:szCs w:val="21"/>
+              </w:rPr>
+              <w:t xml:space="preserve">What is it</w:t>
+            </w:r>
+          </w:p>
+        </w:tc>
+        <w:tc>
+          <w:tcPr>
+            <w:tcW w:type="dxa" w:w="7986"/>
+            <w:tcBorders>
+              <w:top w:val="single" w:color="BFBFBF" w:sz="4"/>
+              <w:left w:val="single" w:color="BFBFBF" w:sz="4"/>
+              <w:bottom w:val="single" w:color="BFBFBF" w:sz="4"/>
+              <w:right w:val="single" w:color="BFBFBF" w:sz="4"/>
+            </w:tcBorders>
+            <w:tcMar>
+              <w:top w:type="dxa" w:w="70"/>
+              <w:left w:type="dxa" w:w="100"/>
+              <w:bottom w:type="dxa" w:w="70"/>
+              <w:right w:type="dxa" w:w="100"/>
+            </w:tcMar>
+            <w:vAlign w:val="center"/>
+          </w:tcPr>
+          <w:p>
+            <w:pPr>
+              <w:tabs>
+                <w:tab w:val="left" w:pos="260"/>
+              </w:tabs>
+              <w:spacing w:after="0" w:before="0" w:line="280"/>
+              <w:ind w:left="260" w:hanging="260"/>
+            </w:pPr>
+            <w:r>
+              <w:rPr>
+                <w:b/>
+                <w:bCs/>
+                <w:color w:val="C00000"/>
+                <w:sz w:val="21"/>
+                <w:szCs w:val="21"/>
+              </w:rPr>
+              <w:t xml:space="preserve">→</w:t>
+            </w:r>
+            <w:r>
+              <w:tab/>
+            </w:r>
+            <w:r>
+              <w:rPr>
+                <w:sz w:val="21"/>
+                <w:szCs w:val="21"/>
+              </w:rPr>
+              <w:t xml:space="preserve">India's oldest strategic partnership; "special and privileged strategic partnership" since 2010</w:t>
+            </w:r>
+          </w:p>
+          <w:p>
+            <w:pPr>
+              <w:tabs>
+                <w:tab w:val="left" w:pos="260"/>
+              </w:tabs>
+              <w:spacing w:after="0" w:before="40" w:line="280"/>
+              <w:ind w:left="260" w:hanging="260"/>
+            </w:pPr>
+            <w:r>
+              <w:rPr>
+                <w:b/>
+                <w:bCs/>
+                <w:color w:val="C00000"/>
+                <w:sz w:val="21"/>
+                <w:szCs w:val="21"/>
+              </w:rPr>
+              <w:t xml:space="preserve">→</w:t>
+            </w:r>
+            <w:r>
+              <w:tab/>
+            </w:r>
+            <w:r>
+              <w:rPr>
+                <w:b/>
+                <w:bCs/>
+                <w:sz w:val="21"/>
+                <w:szCs w:val="21"/>
+              </w:rPr>
+              <w:t xml:space="preserve">Roots:</w:t>
+            </w:r>
+            <w:r>
+              <w:rPr>
+                <w:sz w:val="21"/>
+                <w:szCs w:val="21"/>
+              </w:rPr>
+              <w:t xml:space="preserve"> 1971 Treaty of Peace, Friendship and Cooperation; Soviet support at the UN</w:t>
+            </w:r>
+          </w:p>
+          <w:p>
+            <w:pPr>
+              <w:tabs>
+                <w:tab w:val="left" w:pos="260"/>
+              </w:tabs>
+              <w:spacing w:after="0" w:before="40" w:line="280"/>
+              <w:ind w:left="260" w:hanging="260"/>
+            </w:pPr>
+            <w:r>
+              <w:rPr>
+                <w:b/>
+                <w:bCs/>
+                <w:color w:val="C00000"/>
+                <w:sz w:val="21"/>
+                <w:szCs w:val="21"/>
+              </w:rPr>
+              <w:t xml:space="preserve">→</w:t>
+            </w:r>
+            <w:r>
+              <w:tab/>
+            </w:r>
+            <w:r>
+              <w:rPr>
+                <w:b/>
+                <w:bCs/>
+                <w:sz w:val="21"/>
+                <w:szCs w:val="21"/>
+              </w:rPr>
+              <w:t xml:space="preserve">Pillars:</w:t>
+            </w:r>
+            <w:r>
+              <w:rPr>
+                <w:sz w:val="21"/>
+                <w:szCs w:val="21"/>
+              </w:rPr>
+              <w:t xml:space="preserve"> defence, energy, nuclear power, space, trade, diplomatic support</w:t>
+            </w:r>
+          </w:p>
+          <w:p>
+            <w:pPr>
+              <w:tabs>
+                <w:tab w:val="left" w:pos="260"/>
+              </w:tabs>
+              <w:spacing w:after="0" w:before="40" w:line="280"/>
+              <w:ind w:left="260" w:hanging="260"/>
+            </w:pPr>
+            <w:r>
+              <w:rPr>
+                <w:b/>
+                <w:bCs/>
+                <w:color w:val="C00000"/>
+                <w:sz w:val="21"/>
+                <w:szCs w:val="21"/>
+              </w:rPr>
+              <w:t xml:space="preserve">→</w:t>
+            </w:r>
+            <w:r>
+              <w:tab/>
+            </w:r>
+            <w:r>
+              <w:rPr>
+                <w:sz w:val="21"/>
+                <w:szCs w:val="21"/>
+              </w:rPr>
+              <w:t xml:space="preserve">80 years of diplomatic ties in 2027</w:t>
+            </w:r>
+          </w:p>
+        </w:tc>
+      </w:tr>
+      <w:tr>
+        <w:trPr>
+          <w:cantSplit/>
+        </w:trPr>
+        <w:tc>
+          <w:tcPr>
+            <w:tcW w:type="dxa" w:w="520"/>
+            <w:tcBorders>
+              <w:top w:val="single" w:color="BFBFBF" w:sz="4"/>
+              <w:left w:val="single" w:color="BFBFBF" w:sz="4"/>
+              <w:bottom w:val="single" w:color="BFBFBF" w:sz="4"/>
+              <w:right w:val="single" w:color="BFBFBF" w:sz="4"/>
+            </w:tcBorders>
+            <w:shd w:fill="F5F7FB" w:color="auto" w:val="clear"/>
+            <w:tcMar>
+              <w:top w:type="dxa" w:w="70"/>
+              <w:left w:type="dxa" w:w="100"/>
+              <w:bottom w:type="dxa" w:w="70"/>
+              <w:right w:type="dxa" w:w="100"/>
+            </w:tcMar>
+            <w:vAlign w:val="center"/>
+          </w:tcPr>
+          <w:p>
+            <w:pPr>
+              <w:spacing w:after="0" w:before="0" w:line="300"/>
+              <w:jc w:val="center"/>
+            </w:pPr>
+            <w:r>
+              <w:rPr>
+                <w:color w:val="7F7F7F"/>
+                <w:sz w:val="21"/>
+                <w:szCs w:val="21"/>
+              </w:rPr>
+              <w:t xml:space="preserve">2</w:t>
+            </w:r>
+          </w:p>
+        </w:tc>
+        <w:tc>
+          <w:tcPr>
+            <w:tcW w:type="dxa" w:w="2200"/>
+            <w:tcBorders>
+              <w:top w:val="single" w:color="BFBFBF" w:sz="4"/>
+              <w:left w:val="single" w:color="BFBFBF" w:sz="4"/>
+              <w:bottom w:val="single" w:color="BFBFBF" w:sz="4"/>
+              <w:right w:val="single" w:color="BFBFBF" w:sz="4"/>
+            </w:tcBorders>
+            <w:shd w:fill="F5F7FB" w:color="auto" w:val="clear"/>
+            <w:tcMar>
+              <w:top w:type="dxa" w:w="70"/>
+              <w:left w:type="dxa" w:w="100"/>
+              <w:bottom w:type="dxa" w:w="70"/>
+              <w:right w:type="dxa" w:w="100"/>
+            </w:tcMar>
+            <w:vAlign w:val="center"/>
+          </w:tcPr>
+          <w:p>
+            <w:pPr>
+              <w:spacing w:after="0" w:before="0" w:line="300"/>
+            </w:pPr>
+            <w:r>
+              <w:rPr>
+                <w:b/>
+                <w:bCs/>
+                <w:color w:val="1F3864"/>
+                <w:sz w:val="21"/>
+                <w:szCs w:val="21"/>
+              </w:rPr>
+              <w:t xml:space="preserve">Why it matters</w:t>
+            </w:r>
+          </w:p>
+        </w:tc>
+        <w:tc>
+          <w:tcPr>
+            <w:tcW w:type="dxa" w:w="7986"/>
+            <w:tcBorders>
+              <w:top w:val="single" w:color="BFBFBF" w:sz="4"/>
+              <w:left w:val="single" w:color="BFBFBF" w:sz="4"/>
+              <w:bottom w:val="single" w:color="BFBFBF" w:sz="4"/>
+              <w:right w:val="single" w:color="BFBFBF" w:sz="4"/>
+            </w:tcBorders>
+            <w:shd w:fill="F5F7FB" w:color="auto" w:val="clear"/>
+            <w:tcMar>
+              <w:top w:type="dxa" w:w="70"/>
+              <w:left w:type="dxa" w:w="100"/>
+              <w:bottom w:type="dxa" w:w="70"/>
+              <w:right w:type="dxa" w:w="100"/>
+            </w:tcMar>
+            <w:vAlign w:val="center"/>
+          </w:tcPr>
+          <w:p>
+            <w:pPr>
+              <w:tabs>
+                <w:tab w:val="left" w:pos="260"/>
+              </w:tabs>
+              <w:spacing w:after="0" w:before="0" w:line="280"/>
+              <w:ind w:left="260" w:hanging="260"/>
+            </w:pPr>
+            <w:r>
+              <w:rPr>
+                <w:b/>
+                <w:bCs/>
+                <w:color w:val="C00000"/>
+                <w:sz w:val="21"/>
+                <w:szCs w:val="21"/>
+              </w:rPr>
+              <w:t xml:space="preserve">→</w:t>
+            </w:r>
+            <w:r>
+              <w:tab/>
+            </w:r>
+            <w:r>
+              <w:rPr>
+                <w:b/>
+                <w:bCs/>
+                <w:sz w:val="21"/>
+                <w:szCs w:val="21"/>
+              </w:rPr>
+              <w:t xml:space="preserve">Defence:</w:t>
+            </w:r>
+            <w:r>
+              <w:rPr>
+                <w:sz w:val="21"/>
+                <w:szCs w:val="21"/>
+              </w:rPr>
+              <w:t xml:space="preserve"> large share of Russian-origin systems (S-400, Su-30MKI, T-90, BrahMos co-development)</w:t>
+            </w:r>
+          </w:p>
+          <w:p>
+            <w:pPr>
+              <w:tabs>
+                <w:tab w:val="left" w:pos="260"/>
+              </w:tabs>
+              <w:spacing w:after="0" w:before="40" w:line="280"/>
+              <w:ind w:left="260" w:hanging="260"/>
+            </w:pPr>
+            <w:r>
+              <w:rPr>
+                <w:b/>
+                <w:bCs/>
+                <w:color w:val="C00000"/>
+                <w:sz w:val="21"/>
+                <w:szCs w:val="21"/>
+              </w:rPr>
+              <w:t xml:space="preserve">→</w:t>
+            </w:r>
+            <w:r>
+              <w:tab/>
+            </w:r>
+            <w:r>
+              <w:rPr>
+                <w:b/>
+                <w:bCs/>
+                <w:sz w:val="21"/>
+                <w:szCs w:val="21"/>
+              </w:rPr>
+              <w:t xml:space="preserve">Energy:</w:t>
+            </w:r>
+            <w:r>
+              <w:rPr>
+                <w:sz w:val="21"/>
+                <w:szCs w:val="21"/>
+              </w:rPr>
+              <w:t xml:space="preserve"> discounted crude; Kudankulam nuclear plant</w:t>
+            </w:r>
+          </w:p>
+          <w:p>
+            <w:pPr>
+              <w:tabs>
+                <w:tab w:val="left" w:pos="260"/>
+              </w:tabs>
+              <w:spacing w:after="0" w:before="40" w:line="280"/>
+              <w:ind w:left="260" w:hanging="260"/>
+            </w:pPr>
+            <w:r>
+              <w:rPr>
+                <w:b/>
+                <w:bCs/>
+                <w:color w:val="C00000"/>
+                <w:sz w:val="21"/>
+                <w:szCs w:val="21"/>
+              </w:rPr>
+              <w:t xml:space="preserve">→</w:t>
+            </w:r>
+            <w:r>
+              <w:tab/>
+            </w:r>
+            <w:r>
+              <w:rPr>
+                <w:b/>
+                <w:bCs/>
+                <w:sz w:val="21"/>
+                <w:szCs w:val="21"/>
+              </w:rPr>
+              <w:t xml:space="preserve">Strategic:</w:t>
+            </w:r>
+            <w:r>
+              <w:rPr>
+                <w:sz w:val="21"/>
+                <w:szCs w:val="21"/>
+              </w:rPr>
+              <w:t xml:space="preserve"> autonomy between the US and China; anchors BRICS and SCO</w:t>
+            </w:r>
+          </w:p>
+          <w:p>
+            <w:pPr>
+              <w:tabs>
+                <w:tab w:val="left" w:pos="260"/>
+              </w:tabs>
+              <w:spacing w:after="0" w:before="40" w:line="280"/>
+              <w:ind w:left="260" w:hanging="260"/>
+            </w:pPr>
+            <w:r>
+              <w:rPr>
+                <w:b/>
+                <w:bCs/>
+                <w:color w:val="C00000"/>
+                <w:sz w:val="21"/>
+                <w:szCs w:val="21"/>
+              </w:rPr>
+              <w:t xml:space="preserve">→</w:t>
+            </w:r>
+            <w:r>
+              <w:tab/>
+            </w:r>
+            <w:r>
+              <w:rPr>
+                <w:b/>
+                <w:bCs/>
+                <w:sz w:val="21"/>
+                <w:szCs w:val="21"/>
+              </w:rPr>
+              <w:t xml:space="preserve">Diplomatic:</w:t>
+            </w:r>
+            <w:r>
+              <w:rPr>
+                <w:sz w:val="21"/>
+                <w:szCs w:val="21"/>
+              </w:rPr>
+              <w:t xml:space="preserve"> time-tested partner on the UN Security Council</w:t>
+            </w:r>
+          </w:p>
+          <w:p>
+            <w:pPr>
+              <w:tabs>
+                <w:tab w:val="left" w:pos="260"/>
+              </w:tabs>
+              <w:spacing w:after="0" w:before="40" w:line="280"/>
+              <w:ind w:left="260" w:hanging="260"/>
+            </w:pPr>
+            <w:r>
+              <w:rPr>
+                <w:b/>
+                <w:bCs/>
+                <w:color w:val="C00000"/>
+                <w:sz w:val="21"/>
+                <w:szCs w:val="21"/>
+              </w:rPr>
+              <w:t xml:space="preserve">→</w:t>
+            </w:r>
+            <w:r>
+              <w:tab/>
+            </w:r>
+            <w:r>
+              <w:rPr>
+                <w:b/>
+                <w:bCs/>
+                <w:sz w:val="21"/>
+                <w:szCs w:val="21"/>
+              </w:rPr>
+              <w:t xml:space="preserve">Economic:</w:t>
+            </w:r>
+            <w:r>
+              <w:rPr>
+                <w:sz w:val="21"/>
+                <w:szCs w:val="21"/>
+              </w:rPr>
+              <w:t xml:space="preserve"> fertilisers, critical minerals, Arctic and INSTC connectivity</w:t>
+            </w:r>
+          </w:p>
+        </w:tc>
+      </w:tr>
+      <w:tr>
+        <w:trPr>
+          <w:cantSplit/>
+        </w:trPr>
+        <w:tc>
+          <w:tcPr>
+            <w:tcW w:type="dxa" w:w="520"/>
+            <w:tcBorders>
+              <w:top w:val="single" w:color="BFBFBF" w:sz="4"/>
+              <w:left w:val="single" w:color="BFBFBF" w:sz="4"/>
+              <w:bottom w:val="single" w:color="BFBFBF" w:sz="4"/>
+              <w:right w:val="single" w:color="BFBFBF" w:sz="4"/>
+            </w:tcBorders>
+            <w:tcMar>
+              <w:top w:type="dxa" w:w="70"/>
+              <w:left w:type="dxa" w:w="100"/>
+              <w:bottom w:type="dxa" w:w="70"/>
+              <w:right w:type="dxa" w:w="100"/>
+            </w:tcMar>
+            <w:vAlign w:val="center"/>
+          </w:tcPr>
+          <w:p>
+            <w:pPr>
+              <w:spacing w:after="0" w:before="0" w:line="300"/>
+              <w:jc w:val="center"/>
+            </w:pPr>
+            <w:r>
+              <w:rPr>
+                <w:color w:val="7F7F7F"/>
+                <w:sz w:val="21"/>
+                <w:szCs w:val="21"/>
+              </w:rPr>
+              <w:t xml:space="preserve">3</w:t>
+            </w:r>
+          </w:p>
+        </w:tc>
+        <w:tc>
+          <w:tcPr>
+            <w:tcW w:type="dxa" w:w="2200"/>
+            <w:tcBorders>
+              <w:top w:val="single" w:color="BFBFBF" w:sz="4"/>
+              <w:left w:val="single" w:color="BFBFBF" w:sz="4"/>
+              <w:bottom w:val="single" w:color="BFBFBF" w:sz="4"/>
+              <w:right w:val="single" w:color="BFBFBF" w:sz="4"/>
+            </w:tcBorders>
+            <w:tcMar>
+              <w:top w:type="dxa" w:w="70"/>
+              <w:left w:type="dxa" w:w="100"/>
+              <w:bottom w:type="dxa" w:w="70"/>
+              <w:right w:type="dxa" w:w="100"/>
+            </w:tcMar>
+            <w:vAlign w:val="center"/>
+          </w:tcPr>
+          <w:p>
+            <w:pPr>
+              <w:spacing w:after="0" w:before="0" w:line="300"/>
+            </w:pPr>
+            <w:r>
+              <w:rPr>
+                <w:b/>
+                <w:bCs/>
+                <w:color w:val="1F3864"/>
+                <w:sz w:val="21"/>
+                <w:szCs w:val="21"/>
+              </w:rPr>
+              <w:t xml:space="preserve">Current status (Oct 2026)</w:t>
+            </w:r>
+          </w:p>
+        </w:tc>
+        <w:tc>
+          <w:tcPr>
+            <w:tcW w:type="dxa" w:w="7986"/>
+            <w:tcBorders>
+              <w:top w:val="single" w:color="BFBFBF" w:sz="4"/>
+              <w:left w:val="single" w:color="BFBFBF" w:sz="4"/>
+              <w:bottom w:val="single" w:color="BFBFBF" w:sz="4"/>
+              <w:right w:val="single" w:color="BFBFBF" w:sz="4"/>
+            </w:tcBorders>
+            <w:tcMar>
+              <w:top w:type="dxa" w:w="70"/>
+              <w:left w:type="dxa" w:w="100"/>
+              <w:bottom w:type="dxa" w:w="70"/>
+              <w:right w:type="dxa" w:w="100"/>
+            </w:tcMar>
+            <w:vAlign w:val="center"/>
+          </w:tcPr>
+          <w:p>
+            <w:pPr>
+              <w:tabs>
+                <w:tab w:val="left" w:pos="260"/>
+              </w:tabs>
+              <w:spacing w:after="0" w:before="0" w:line="280"/>
+              <w:ind w:left="260" w:hanging="260"/>
+            </w:pPr>
+            <w:r>
+              <w:rPr>
+                <w:b/>
+                <w:bCs/>
+                <w:color w:val="C00000"/>
+                <w:sz w:val="21"/>
+                <w:szCs w:val="21"/>
+              </w:rPr>
+              <w:t xml:space="preserve">→</w:t>
+            </w:r>
+            <w:r>
+              <w:tab/>
+            </w:r>
+            <w:r>
+              <w:rPr>
+                <w:b/>
+                <w:bCs/>
+                <w:sz w:val="21"/>
+                <w:szCs w:val="21"/>
+              </w:rPr>
+              <w:t xml:space="preserve">Summits:</w:t>
+            </w:r>
+            <w:r>
+              <w:rPr>
+                <w:sz w:val="21"/>
+                <w:szCs w:val="21"/>
+              </w:rPr>
+              <w:t xml:space="preserve"> Putin in India for BRICS (11–13 Sep 2026), his first in-person BRICS summit abroad since the Ukraine war; Modi–Putin bilateral (11 Sep); earlier meeting at the SCO in Bishkek</w:t>
+            </w:r>
+          </w:p>
+          <w:p>
+            <w:pPr>
+              <w:tabs>
+                <w:tab w:val="left" w:pos="260"/>
+              </w:tabs>
+              <w:spacing w:after="0" w:before="40" w:line="280"/>
+              <w:ind w:left="260" w:hanging="260"/>
+            </w:pPr>
+            <w:r>
+              <w:rPr>
+                <w:b/>
+                <w:bCs/>
+                <w:color w:val="C00000"/>
+                <w:sz w:val="21"/>
+                <w:szCs w:val="21"/>
+              </w:rPr>
+              <w:t xml:space="preserve">→</w:t>
+            </w:r>
+            <w:r>
+              <w:tab/>
+            </w:r>
+            <w:r>
+              <w:rPr>
+                <w:b/>
+                <w:bCs/>
+                <w:sz w:val="21"/>
+                <w:szCs w:val="21"/>
+              </w:rPr>
+              <w:t xml:space="preserve">Trade:</w:t>
+            </w:r>
+            <w:r>
+              <w:rPr>
+                <w:sz w:val="21"/>
+                <w:szCs w:val="21"/>
+              </w:rPr>
+              <w:t xml:space="preserve"> about $70 bn vs $100 bn target for 2030; India's deficit about $58.9 bn due to crude</w:t>
+            </w:r>
+          </w:p>
+          <w:p>
+            <w:pPr>
+              <w:tabs>
+                <w:tab w:val="left" w:pos="260"/>
+              </w:tabs>
+              <w:spacing w:after="0" w:before="40" w:line="280"/>
+              <w:ind w:left="260" w:hanging="260"/>
+            </w:pPr>
+            <w:r>
+              <w:rPr>
+                <w:b/>
+                <w:bCs/>
+                <w:color w:val="C00000"/>
+                <w:sz w:val="21"/>
+                <w:szCs w:val="21"/>
+              </w:rPr>
+              <w:t xml:space="preserve">→</w:t>
+            </w:r>
+            <w:r>
+              <w:tab/>
+            </w:r>
+            <w:r>
+              <w:rPr>
+                <w:b/>
+                <w:bCs/>
+                <w:sz w:val="21"/>
+                <w:szCs w:val="21"/>
+              </w:rPr>
+              <w:t xml:space="preserve">Targets:</w:t>
+            </w:r>
+            <w:r>
+              <w:rPr>
+                <w:sz w:val="21"/>
+                <w:szCs w:val="21"/>
+              </w:rPr>
+              <w:t xml:space="preserve"> $100 bn trade and $50 bn two-way investment by 2030 (Goyal)</w:t>
+            </w:r>
+          </w:p>
+          <w:p>
+            <w:pPr>
+              <w:tabs>
+                <w:tab w:val="left" w:pos="260"/>
+              </w:tabs>
+              <w:spacing w:after="0" w:before="40" w:line="280"/>
+              <w:ind w:left="260" w:hanging="260"/>
+            </w:pPr>
+            <w:r>
+              <w:rPr>
+                <w:b/>
+                <w:bCs/>
+                <w:color w:val="C00000"/>
+                <w:sz w:val="21"/>
+                <w:szCs w:val="21"/>
+              </w:rPr>
+              <w:t xml:space="preserve">→</w:t>
+            </w:r>
+            <w:r>
+              <w:tab/>
+            </w:r>
+            <w:r>
+              <w:rPr>
+                <w:b/>
+                <w:bCs/>
+                <w:sz w:val="21"/>
+                <w:szCs w:val="21"/>
+              </w:rPr>
+              <w:t xml:space="preserve">Cooperation:</w:t>
+            </w:r>
+            <w:r>
+              <w:rPr>
+                <w:sz w:val="21"/>
+                <w:szCs w:val="21"/>
+              </w:rPr>
+              <w:t xml:space="preserve"> rupee–rouble settlement, INSTC, rare earths (Murmansk), civil aviation (SJ-100), Northern Sea Route, labour mobility</w:t>
+            </w:r>
+          </w:p>
+          <w:p>
+            <w:pPr>
+              <w:tabs>
+                <w:tab w:val="left" w:pos="260"/>
+              </w:tabs>
+              <w:spacing w:after="0" w:before="40" w:line="280"/>
+              <w:ind w:left="260" w:hanging="260"/>
+            </w:pPr>
+            <w:r>
+              <w:rPr>
+                <w:b/>
+                <w:bCs/>
+                <w:color w:val="C00000"/>
+                <w:sz w:val="21"/>
+                <w:szCs w:val="21"/>
+              </w:rPr>
+              <w:t xml:space="preserve">→</w:t>
+            </w:r>
+            <w:r>
+              <w:tab/>
+            </w:r>
+            <w:r>
+              <w:rPr>
+                <w:b/>
+                <w:bCs/>
+                <w:sz w:val="21"/>
+                <w:szCs w:val="21"/>
+              </w:rPr>
+              <w:t xml:space="preserve">S-400:</w:t>
+            </w:r>
+            <w:r>
+              <w:rPr>
+                <w:sz w:val="21"/>
+                <w:szCs w:val="21"/>
+              </w:rPr>
+              <w:t xml:space="preserve"> four of five delivered ($5.43 bn, 2018 deal); fifth due Nov 2026</w:t>
+            </w:r>
+          </w:p>
+          <w:p>
+            <w:pPr>
+              <w:tabs>
+                <w:tab w:val="left" w:pos="260"/>
+              </w:tabs>
+              <w:spacing w:after="0" w:before="40" w:line="280"/>
+              <w:ind w:left="260" w:hanging="260"/>
+            </w:pPr>
+            <w:r>
+              <w:rPr>
+                <w:b/>
+                <w:bCs/>
+                <w:color w:val="C00000"/>
+                <w:sz w:val="21"/>
+                <w:szCs w:val="21"/>
+              </w:rPr>
+              <w:t xml:space="preserve">→</w:t>
+            </w:r>
+            <w:r>
+              <w:tab/>
+            </w:r>
+            <w:r>
+              <w:rPr>
+                <w:b/>
+                <w:bCs/>
+                <w:sz w:val="21"/>
+                <w:szCs w:val="21"/>
+              </w:rPr>
+              <w:t xml:space="preserve">Defence talks:</w:t>
+            </w:r>
+            <w:r>
+              <w:rPr>
+                <w:sz w:val="21"/>
+                <w:szCs w:val="21"/>
+              </w:rPr>
+              <w:t xml:space="preserve"> Su-57 jets, BrahMos upgrades, hints of technology sharing</w:t>
+            </w:r>
+          </w:p>
+          <w:p>
+            <w:pPr>
+              <w:tabs>
+                <w:tab w:val="left" w:pos="260"/>
+              </w:tabs>
+              <w:spacing w:after="0" w:before="40" w:line="280"/>
+              <w:ind w:left="260" w:hanging="260"/>
+            </w:pPr>
+            <w:r>
+              <w:rPr>
+                <w:b/>
+                <w:bCs/>
+                <w:color w:val="C00000"/>
+                <w:sz w:val="21"/>
+                <w:szCs w:val="21"/>
+              </w:rPr>
+              <w:t xml:space="preserve">→</w:t>
+            </w:r>
+            <w:r>
+              <w:tab/>
+            </w:r>
+            <w:r>
+              <w:rPr>
+                <w:b/>
+                <w:bCs/>
+                <w:sz w:val="21"/>
+                <w:szCs w:val="21"/>
+              </w:rPr>
+              <w:t xml:space="preserve">Diversification:</w:t>
+            </w:r>
+            <w:r>
+              <w:rPr>
+                <w:sz w:val="21"/>
+                <w:szCs w:val="21"/>
+              </w:rPr>
+              <w:t xml:space="preserve"> Russia's share of India's arms imports fell from 76% to 36% (decade to 2019–23); more buying from the US, France, Italy</w:t>
+            </w:r>
+          </w:p>
+          <w:p>
+            <w:pPr>
+              <w:tabs>
+                <w:tab w:val="left" w:pos="260"/>
+              </w:tabs>
+              <w:spacing w:after="0" w:before="40" w:line="280"/>
+              <w:ind w:left="260" w:hanging="260"/>
+            </w:pPr>
+            <w:r>
+              <w:rPr>
+                <w:b/>
+                <w:bCs/>
+                <w:color w:val="C00000"/>
+                <w:sz w:val="21"/>
+                <w:szCs w:val="21"/>
+              </w:rPr>
+              <w:t xml:space="preserve">→</w:t>
+            </w:r>
+            <w:r>
+              <w:tab/>
+            </w:r>
+            <w:r>
+              <w:rPr>
+                <w:b/>
+                <w:bCs/>
+                <w:sz w:val="21"/>
+                <w:szCs w:val="21"/>
+              </w:rPr>
+              <w:t xml:space="preserve">Energy:</w:t>
+            </w:r>
+            <w:r>
+              <w:rPr>
+                <w:sz w:val="21"/>
+                <w:szCs w:val="21"/>
+              </w:rPr>
+              <w:t xml:space="preserve"> India the world's second-largest buyer of Russian crude; new nuclear reactors under discussion</w:t>
+            </w:r>
+          </w:p>
+          <w:p>
+            <w:pPr>
+              <w:tabs>
+                <w:tab w:val="left" w:pos="260"/>
+              </w:tabs>
+              <w:spacing w:after="0" w:before="40" w:line="280"/>
+              <w:ind w:left="260" w:hanging="260"/>
+            </w:pPr>
+            <w:r>
+              <w:rPr>
+                <w:b/>
+                <w:bCs/>
+                <w:color w:val="C00000"/>
+                <w:sz w:val="21"/>
+                <w:szCs w:val="21"/>
+              </w:rPr>
+              <w:t xml:space="preserve">→</w:t>
+            </w:r>
+            <w:r>
+              <w:tab/>
+            </w:r>
+            <w:r>
+              <w:rPr>
+                <w:b/>
+                <w:bCs/>
+                <w:sz w:val="21"/>
+                <w:szCs w:val="21"/>
+              </w:rPr>
+              <w:t xml:space="preserve">US pressure:</w:t>
+            </w:r>
+            <w:r>
+              <w:rPr>
+                <w:sz w:val="21"/>
+                <w:szCs w:val="21"/>
+              </w:rPr>
+              <w:t xml:space="preserve"> 2025 tariffs and sanctions on Rosneft and Lukoil cut purchases for a time; Sanctioning Russia and Iran Act (2026) targets big energy buyers</w:t>
+            </w:r>
+          </w:p>
+        </w:tc>
+      </w:tr>
+      <w:tr>
+        <w:trPr>
+          <w:cantSplit/>
+        </w:trPr>
+        <w:tc>
+          <w:tcPr>
+            <w:tcW w:type="dxa" w:w="520"/>
+            <w:tcBorders>
+              <w:top w:val="single" w:color="BFBFBF" w:sz="4"/>
+              <w:left w:val="single" w:color="BFBFBF" w:sz="4"/>
+              <w:bottom w:val="single" w:color="BFBFBF" w:sz="4"/>
+              <w:right w:val="single" w:color="BFBFBF" w:sz="4"/>
+            </w:tcBorders>
+            <w:shd w:fill="F5F7FB" w:color="auto" w:val="clear"/>
+            <w:tcMar>
+              <w:top w:type="dxa" w:w="70"/>
+              <w:left w:type="dxa" w:w="100"/>
+              <w:bottom w:type="dxa" w:w="70"/>
+              <w:right w:type="dxa" w:w="100"/>
+            </w:tcMar>
+            <w:vAlign w:val="center"/>
+          </w:tcPr>
+          <w:p>
+            <w:pPr>
+              <w:spacing w:after="0" w:before="0" w:line="300"/>
+              <w:jc w:val="center"/>
+            </w:pPr>
+            <w:r>
+              <w:rPr>
+                <w:color w:val="7F7F7F"/>
+                <w:sz w:val="21"/>
+                <w:szCs w:val="21"/>
+              </w:rPr>
+              <w:t xml:space="preserve">4</w:t>
+            </w:r>
+          </w:p>
+        </w:tc>
+        <w:tc>
+          <w:tcPr>
+            <w:tcW w:type="dxa" w:w="2200"/>
+            <w:tcBorders>
+              <w:top w:val="single" w:color="BFBFBF" w:sz="4"/>
+              <w:left w:val="single" w:color="BFBFBF" w:sz="4"/>
+              <w:bottom w:val="single" w:color="BFBFBF" w:sz="4"/>
+              <w:right w:val="single" w:color="BFBFBF" w:sz="4"/>
+            </w:tcBorders>
+            <w:shd w:fill="F5F7FB" w:color="auto" w:val="clear"/>
+            <w:tcMar>
+              <w:top w:type="dxa" w:w="70"/>
+              <w:left w:type="dxa" w:w="100"/>
+              <w:bottom w:type="dxa" w:w="70"/>
+              <w:right w:type="dxa" w:w="100"/>
+            </w:tcMar>
+            <w:vAlign w:val="center"/>
+          </w:tcPr>
+          <w:p>
+            <w:pPr>
+              <w:spacing w:after="0" w:before="0" w:line="300"/>
+            </w:pPr>
+            <w:r>
+              <w:rPr>
+                <w:b/>
+                <w:bCs/>
+                <w:color w:val="1F3864"/>
+                <w:sz w:val="21"/>
+                <w:szCs w:val="21"/>
+              </w:rPr>
+              <w:t xml:space="preserve">Problems</w:t>
+            </w:r>
+          </w:p>
+        </w:tc>
+        <w:tc>
+          <w:tcPr>
+            <w:tcW w:type="dxa" w:w="7986"/>
+            <w:tcBorders>
+              <w:top w:val="single" w:color="BFBFBF" w:sz="4"/>
+              <w:left w:val="single" w:color="BFBFBF" w:sz="4"/>
+              <w:bottom w:val="single" w:color="BFBFBF" w:sz="4"/>
+              <w:right w:val="single" w:color="BFBFBF" w:sz="4"/>
+            </w:tcBorders>
+            <w:shd w:fill="F5F7FB" w:color="auto" w:val="clear"/>
+            <w:tcMar>
+              <w:top w:type="dxa" w:w="70"/>
+              <w:left w:type="dxa" w:w="100"/>
+              <w:bottom w:type="dxa" w:w="70"/>
+              <w:right w:type="dxa" w:w="100"/>
+            </w:tcMar>
+            <w:vAlign w:val="center"/>
+          </w:tcPr>
+          <w:p>
+            <w:pPr>
+              <w:tabs>
+                <w:tab w:val="left" w:pos="260"/>
+              </w:tabs>
+              <w:spacing w:after="0" w:before="0" w:line="280"/>
+              <w:ind w:left="260" w:hanging="260"/>
+            </w:pPr>
+            <w:r>
+              <w:rPr>
+                <w:b/>
+                <w:bCs/>
+                <w:color w:val="C00000"/>
+                <w:sz w:val="21"/>
+                <w:szCs w:val="21"/>
+              </w:rPr>
+              <w:t xml:space="preserve">→</w:t>
+            </w:r>
+            <w:r>
+              <w:tab/>
+            </w:r>
+            <w:r>
+              <w:rPr>
+                <w:b/>
+                <w:bCs/>
+                <w:sz w:val="21"/>
+                <w:szCs w:val="21"/>
+              </w:rPr>
+              <w:t xml:space="preserve">Ukraine war:</w:t>
+            </w:r>
+            <w:r>
+              <w:rPr>
+                <w:sz w:val="21"/>
+                <w:szCs w:val="21"/>
+              </w:rPr>
+              <w:t xml:space="preserve"> balancing Moscow, Washington and Europe</w:t>
+            </w:r>
+          </w:p>
+          <w:p>
+            <w:pPr>
+              <w:tabs>
+                <w:tab w:val="left" w:pos="260"/>
+              </w:tabs>
+              <w:spacing w:after="0" w:before="40" w:line="280"/>
+              <w:ind w:left="260" w:hanging="260"/>
+            </w:pPr>
+            <w:r>
+              <w:rPr>
+                <w:b/>
+                <w:bCs/>
+                <w:color w:val="C00000"/>
+                <w:sz w:val="21"/>
+                <w:szCs w:val="21"/>
+              </w:rPr>
+              <w:t xml:space="preserve">→</w:t>
+            </w:r>
+            <w:r>
+              <w:tab/>
+            </w:r>
+            <w:r>
+              <w:rPr>
+                <w:b/>
+                <w:bCs/>
+                <w:sz w:val="21"/>
+                <w:szCs w:val="21"/>
+              </w:rPr>
+              <w:t xml:space="preserve">Trade imbalance:</w:t>
+            </w:r>
+            <w:r>
+              <w:rPr>
+                <w:sz w:val="21"/>
+                <w:szCs w:val="21"/>
+              </w:rPr>
+              <w:t xml:space="preserve"> small Indian exports vs large oil imports</w:t>
+            </w:r>
+          </w:p>
+          <w:p>
+            <w:pPr>
+              <w:tabs>
+                <w:tab w:val="left" w:pos="260"/>
+              </w:tabs>
+              <w:spacing w:after="0" w:before="40" w:line="280"/>
+              <w:ind w:left="260" w:hanging="260"/>
+            </w:pPr>
+            <w:r>
+              <w:rPr>
+                <w:b/>
+                <w:bCs/>
+                <w:color w:val="C00000"/>
+                <w:sz w:val="21"/>
+                <w:szCs w:val="21"/>
+              </w:rPr>
+              <w:t xml:space="preserve">→</w:t>
+            </w:r>
+            <w:r>
+              <w:tab/>
+            </w:r>
+            <w:r>
+              <w:rPr>
+                <w:sz w:val="21"/>
+                <w:szCs w:val="21"/>
+              </w:rPr>
+              <w:t xml:space="preserve">US sanctions and secondary tariffs (CAATSA, Rosneft/Lukoil, new sanctions act)</w:t>
+            </w:r>
+          </w:p>
+          <w:p>
+            <w:pPr>
+              <w:tabs>
+                <w:tab w:val="left" w:pos="260"/>
+              </w:tabs>
+              <w:spacing w:after="0" w:before="40" w:line="280"/>
+              <w:ind w:left="260" w:hanging="260"/>
+            </w:pPr>
+            <w:r>
+              <w:rPr>
+                <w:b/>
+                <w:bCs/>
+                <w:color w:val="C00000"/>
+                <w:sz w:val="21"/>
+                <w:szCs w:val="21"/>
+              </w:rPr>
+              <w:t xml:space="preserve">→</w:t>
+            </w:r>
+            <w:r>
+              <w:tab/>
+            </w:r>
+            <w:r>
+              <w:rPr>
+                <w:sz w:val="21"/>
+                <w:szCs w:val="21"/>
+              </w:rPr>
+              <w:t xml:space="preserve">Payment and banking hurdles</w:t>
+            </w:r>
+          </w:p>
+          <w:p>
+            <w:pPr>
+              <w:tabs>
+                <w:tab w:val="left" w:pos="260"/>
+              </w:tabs>
+              <w:spacing w:after="0" w:before="40" w:line="280"/>
+              <w:ind w:left="260" w:hanging="260"/>
+            </w:pPr>
+            <w:r>
+              <w:rPr>
+                <w:b/>
+                <w:bCs/>
+                <w:color w:val="C00000"/>
+                <w:sz w:val="21"/>
+                <w:szCs w:val="21"/>
+              </w:rPr>
+              <w:t xml:space="preserve">→</w:t>
+            </w:r>
+            <w:r>
+              <w:tab/>
+            </w:r>
+            <w:r>
+              <w:rPr>
+                <w:sz w:val="21"/>
+                <w:szCs w:val="21"/>
+              </w:rPr>
+              <w:t xml:space="preserve">Delivery delays (S-400) and spares dependence</w:t>
+            </w:r>
+          </w:p>
+          <w:p>
+            <w:pPr>
+              <w:tabs>
+                <w:tab w:val="left" w:pos="260"/>
+              </w:tabs>
+              <w:spacing w:after="0" w:before="40" w:line="280"/>
+              <w:ind w:left="260" w:hanging="260"/>
+            </w:pPr>
+            <w:r>
+              <w:rPr>
+                <w:b/>
+                <w:bCs/>
+                <w:color w:val="C00000"/>
+                <w:sz w:val="21"/>
+                <w:szCs w:val="21"/>
+              </w:rPr>
+              <w:t xml:space="preserve">→</w:t>
+            </w:r>
+            <w:r>
+              <w:tab/>
+            </w:r>
+            <w:r>
+              <w:rPr>
+                <w:sz w:val="21"/>
+                <w:szCs w:val="21"/>
+              </w:rPr>
+              <w:t xml:space="preserve">Russia–China closeness; Russia's ties with Pakistan</w:t>
+            </w:r>
+          </w:p>
+          <w:p>
+            <w:pPr>
+              <w:tabs>
+                <w:tab w:val="left" w:pos="260"/>
+              </w:tabs>
+              <w:spacing w:after="0" w:before="40" w:line="280"/>
+              <w:ind w:left="260" w:hanging="260"/>
+            </w:pPr>
+            <w:r>
+              <w:rPr>
+                <w:b/>
+                <w:bCs/>
+                <w:color w:val="C00000"/>
+                <w:sz w:val="21"/>
+                <w:szCs w:val="21"/>
+              </w:rPr>
+              <w:t xml:space="preserve">→</w:t>
+            </w:r>
+            <w:r>
+              <w:tab/>
+            </w:r>
+            <w:r>
+              <w:rPr>
+                <w:sz w:val="21"/>
+                <w:szCs w:val="21"/>
+              </w:rPr>
+              <w:t xml:space="preserve">Russia's war-strained economy</w:t>
+            </w:r>
+          </w:p>
+          <w:p>
+            <w:pPr>
+              <w:tabs>
+                <w:tab w:val="left" w:pos="260"/>
+              </w:tabs>
+              <w:spacing w:after="0" w:before="40" w:line="280"/>
+              <w:ind w:left="260" w:hanging="260"/>
+            </w:pPr>
+            <w:r>
+              <w:rPr>
+                <w:b/>
+                <w:bCs/>
+                <w:color w:val="C00000"/>
+                <w:sz w:val="21"/>
+                <w:szCs w:val="21"/>
+              </w:rPr>
+              <w:t xml:space="preserve">→</w:t>
+            </w:r>
+            <w:r>
+              <w:tab/>
+            </w:r>
+            <w:r>
+              <w:rPr>
+                <w:sz w:val="21"/>
+                <w:szCs w:val="21"/>
+              </w:rPr>
+              <w:t xml:space="preserve">India's tilt to Western and indigenous defence suppliers</w:t>
+            </w:r>
+          </w:p>
+        </w:tc>
+      </w:tr>
+      <w:tr>
+        <w:trPr>
+          <w:cantSplit/>
+        </w:trPr>
+        <w:tc>
+          <w:tcPr>
+            <w:tcW w:type="dxa" w:w="520"/>
+            <w:tcBorders>
+              <w:top w:val="single" w:color="BFBFBF" w:sz="4"/>
+              <w:left w:val="single" w:color="BFBFBF" w:sz="4"/>
+              <w:bottom w:val="single" w:color="BFBFBF" w:sz="4"/>
+              <w:right w:val="single" w:color="BFBFBF" w:sz="4"/>
+            </w:tcBorders>
+            <w:tcMar>
+              <w:top w:type="dxa" w:w="70"/>
+              <w:left w:type="dxa" w:w="100"/>
+              <w:bottom w:type="dxa" w:w="70"/>
+              <w:right w:type="dxa" w:w="100"/>
+            </w:tcMar>
+            <w:vAlign w:val="center"/>
+          </w:tcPr>
+          <w:p>
+            <w:pPr>
+              <w:spacing w:after="0" w:before="0" w:line="300"/>
+              <w:jc w:val="center"/>
+            </w:pPr>
+            <w:r>
+              <w:rPr>
+                <w:color w:val="7F7F7F"/>
+                <w:sz w:val="21"/>
+                <w:szCs w:val="21"/>
+              </w:rPr>
+              <w:t xml:space="preserve">5</w:t>
+            </w:r>
+          </w:p>
+        </w:tc>
+        <w:tc>
+          <w:tcPr>
+            <w:tcW w:type="dxa" w:w="2200"/>
+            <w:tcBorders>
+              <w:top w:val="single" w:color="BFBFBF" w:sz="4"/>
+              <w:left w:val="single" w:color="BFBFBF" w:sz="4"/>
+              <w:bottom w:val="single" w:color="BFBFBF" w:sz="4"/>
+              <w:right w:val="single" w:color="BFBFBF" w:sz="4"/>
+            </w:tcBorders>
+            <w:tcMar>
+              <w:top w:type="dxa" w:w="70"/>
+              <w:left w:type="dxa" w:w="100"/>
+              <w:bottom w:type="dxa" w:w="70"/>
+              <w:right w:type="dxa" w:w="100"/>
+            </w:tcMar>
+            <w:vAlign w:val="center"/>
+          </w:tcPr>
+          <w:p>
+            <w:pPr>
+              <w:spacing w:after="0" w:before="0" w:line="300"/>
+            </w:pPr>
+            <w:r>
+              <w:rPr>
+                <w:b/>
+                <w:bCs/>
+                <w:color w:val="1F3864"/>
+                <w:sz w:val="21"/>
+                <w:szCs w:val="21"/>
+              </w:rPr>
+              <w:t xml:space="preserve">Solutions</w:t>
+            </w:r>
+          </w:p>
+        </w:tc>
+        <w:tc>
+          <w:tcPr>
+            <w:tcW w:type="dxa" w:w="7986"/>
+            <w:tcBorders>
+              <w:top w:val="single" w:color="BFBFBF" w:sz="4"/>
+              <w:left w:val="single" w:color="BFBFBF" w:sz="4"/>
+              <w:bottom w:val="single" w:color="BFBFBF" w:sz="4"/>
+              <w:right w:val="single" w:color="BFBFBF" w:sz="4"/>
+            </w:tcBorders>
+            <w:tcMar>
+              <w:top w:type="dxa" w:w="70"/>
+              <w:left w:type="dxa" w:w="100"/>
+              <w:bottom w:type="dxa" w:w="70"/>
+              <w:right w:type="dxa" w:w="100"/>
+            </w:tcMar>
+            <w:vAlign w:val="center"/>
+          </w:tcPr>
+          <w:p>
+            <w:pPr>
+              <w:tabs>
+                <w:tab w:val="left" w:pos="260"/>
+              </w:tabs>
+              <w:spacing w:after="0" w:before="0" w:line="280"/>
+              <w:ind w:left="260" w:hanging="260"/>
+            </w:pPr>
+            <w:r>
+              <w:rPr>
+                <w:b/>
+                <w:bCs/>
+                <w:color w:val="C00000"/>
+                <w:sz w:val="21"/>
+                <w:szCs w:val="21"/>
+              </w:rPr>
+              <w:t xml:space="preserve">→</w:t>
+            </w:r>
+            <w:r>
+              <w:tab/>
+            </w:r>
+            <w:r>
+              <w:rPr>
+                <w:b/>
+                <w:bCs/>
+                <w:sz w:val="21"/>
+                <w:szCs w:val="21"/>
+              </w:rPr>
+              <w:t xml:space="preserve">Strategic autonomy:</w:t>
+            </w:r>
+            <w:r>
+              <w:rPr>
+                <w:sz w:val="21"/>
+                <w:szCs w:val="21"/>
+              </w:rPr>
+              <w:t xml:space="preserve"> buy whatever serves India's energy and defence needs, and say so openly</w:t>
+            </w:r>
+          </w:p>
+          <w:p>
+            <w:pPr>
+              <w:tabs>
+                <w:tab w:val="left" w:pos="260"/>
+              </w:tabs>
+              <w:spacing w:after="0" w:before="40" w:line="280"/>
+              <w:ind w:left="260" w:hanging="260"/>
+            </w:pPr>
+            <w:r>
+              <w:rPr>
+                <w:b/>
+                <w:bCs/>
+                <w:color w:val="C00000"/>
+                <w:sz w:val="21"/>
+                <w:szCs w:val="21"/>
+              </w:rPr>
+              <w:t xml:space="preserve">→</w:t>
+            </w:r>
+            <w:r>
+              <w:tab/>
+            </w:r>
+            <w:r>
+              <w:rPr>
+                <w:sz w:val="21"/>
+                <w:szCs w:val="21"/>
+              </w:rPr>
+              <w:t xml:space="preserve">Move beyond oil and arms to manufacturing, localisation and technology transfer (Su-57, BrahMos, nuclear, critical minerals)</w:t>
+            </w:r>
+          </w:p>
+          <w:p>
+            <w:pPr>
+              <w:tabs>
+                <w:tab w:val="left" w:pos="260"/>
+              </w:tabs>
+              <w:spacing w:after="0" w:before="40" w:line="280"/>
+              <w:ind w:left="260" w:hanging="260"/>
+            </w:pPr>
+            <w:r>
+              <w:rPr>
+                <w:b/>
+                <w:bCs/>
+                <w:color w:val="C00000"/>
+                <w:sz w:val="21"/>
+                <w:szCs w:val="21"/>
+              </w:rPr>
+              <w:t xml:space="preserve">→</w:t>
+            </w:r>
+            <w:r>
+              <w:tab/>
+            </w:r>
+            <w:r>
+              <w:rPr>
+                <w:sz w:val="21"/>
+                <w:szCs w:val="21"/>
+              </w:rPr>
+              <w:t xml:space="preserve">Raise Indian exports (pharma, farm goods, engineering); settle in rupee–rouble and other currencies</w:t>
+            </w:r>
+          </w:p>
+          <w:p>
+            <w:pPr>
+              <w:tabs>
+                <w:tab w:val="left" w:pos="260"/>
+              </w:tabs>
+              <w:spacing w:after="0" w:before="40" w:line="280"/>
+              <w:ind w:left="260" w:hanging="260"/>
+            </w:pPr>
+            <w:r>
+              <w:rPr>
+                <w:b/>
+                <w:bCs/>
+                <w:color w:val="C00000"/>
+                <w:sz w:val="21"/>
+                <w:szCs w:val="21"/>
+              </w:rPr>
+              <w:t xml:space="preserve">→</w:t>
+            </w:r>
+            <w:r>
+              <w:tab/>
+            </w:r>
+            <w:r>
+              <w:rPr>
+                <w:sz w:val="21"/>
+                <w:szCs w:val="21"/>
+              </w:rPr>
+              <w:t xml:space="preserve">Develop INSTC, Chennai–Vladivostok and Arctic routes</w:t>
+            </w:r>
+          </w:p>
+          <w:p>
+            <w:pPr>
+              <w:tabs>
+                <w:tab w:val="left" w:pos="260"/>
+              </w:tabs>
+              <w:spacing w:after="0" w:before="40" w:line="280"/>
+              <w:ind w:left="260" w:hanging="260"/>
+            </w:pPr>
+            <w:r>
+              <w:rPr>
+                <w:b/>
+                <w:bCs/>
+                <w:color w:val="C00000"/>
+                <w:sz w:val="21"/>
+                <w:szCs w:val="21"/>
+              </w:rPr>
+              <w:t xml:space="preserve">→</w:t>
+            </w:r>
+            <w:r>
+              <w:tab/>
+            </w:r>
+            <w:r>
+              <w:rPr>
+                <w:sz w:val="21"/>
+                <w:szCs w:val="21"/>
+              </w:rPr>
+              <w:t xml:space="preserve">Keep diversifying defence imports; Make in India in defence</w:t>
+            </w:r>
+          </w:p>
+          <w:p>
+            <w:pPr>
+              <w:tabs>
+                <w:tab w:val="left" w:pos="260"/>
+              </w:tabs>
+              <w:spacing w:after="0" w:before="40" w:line="280"/>
+              <w:ind w:left="260" w:hanging="260"/>
+            </w:pPr>
+            <w:r>
+              <w:rPr>
+                <w:b/>
+                <w:bCs/>
+                <w:color w:val="C00000"/>
+                <w:sz w:val="21"/>
+                <w:szCs w:val="21"/>
+              </w:rPr>
+              <w:t xml:space="preserve">→</w:t>
+            </w:r>
+            <w:r>
+              <w:tab/>
+            </w:r>
+            <w:r>
+              <w:rPr>
+                <w:sz w:val="21"/>
+                <w:szCs w:val="21"/>
+              </w:rPr>
+              <w:t xml:space="preserve">Keep dialogue on Ukraine open; support peace diplomacy</w:t>
+            </w:r>
+          </w:p>
+          <w:p>
+            <w:pPr>
+              <w:tabs>
+                <w:tab w:val="left" w:pos="260"/>
+              </w:tabs>
+              <w:spacing w:after="0" w:before="40" w:line="280"/>
+              <w:ind w:left="260" w:hanging="260"/>
+            </w:pPr>
+            <w:r>
+              <w:rPr>
+                <w:b/>
+                <w:bCs/>
+                <w:color w:val="C00000"/>
+                <w:sz w:val="21"/>
+                <w:szCs w:val="21"/>
+              </w:rPr>
+              <w:t xml:space="preserve">→</w:t>
+            </w:r>
+            <w:r>
+              <w:tab/>
+            </w:r>
+            <w:r>
+              <w:rPr>
+                <w:b/>
+                <w:bCs/>
+                <w:sz w:val="21"/>
+                <w:szCs w:val="21"/>
+              </w:rPr>
+              <w:t xml:space="preserve">Handle the US carefully:</w:t>
+            </w:r>
+            <w:r>
+              <w:rPr>
+                <w:sz w:val="21"/>
+                <w:szCs w:val="21"/>
+              </w:rPr>
+              <w:t xml:space="preserve"> trade deal, clear red lines on energy security</w:t>
+            </w:r>
+          </w:p>
+        </w:tc>
+      </w:tr>
+      <w:tr>
+        <w:trPr>
+          <w:cantSplit/>
+        </w:trPr>
+        <w:tc>
+          <w:tcPr>
+            <w:tcW w:type="dxa" w:w="520"/>
+            <w:tcBorders>
+              <w:top w:val="single" w:color="BFBFBF" w:sz="4"/>
+              <w:left w:val="single" w:color="BFBFBF" w:sz="4"/>
+              <w:bottom w:val="single" w:color="BFBFBF" w:sz="4"/>
+              <w:right w:val="single" w:color="BFBFBF" w:sz="4"/>
+            </w:tcBorders>
+            <w:shd w:fill="F5F7FB" w:color="auto" w:val="clear"/>
+            <w:tcMar>
+              <w:top w:type="dxa" w:w="70"/>
+              <w:left w:type="dxa" w:w="100"/>
+              <w:bottom w:type="dxa" w:w="70"/>
+              <w:right w:type="dxa" w:w="100"/>
+            </w:tcMar>
+            <w:vAlign w:val="center"/>
+          </w:tcPr>
+          <w:p>
+            <w:pPr>
+              <w:spacing w:after="0" w:before="0" w:line="300"/>
+              <w:jc w:val="center"/>
+            </w:pPr>
+            <w:r>
+              <w:rPr>
+                <w:color w:val="7F7F7F"/>
+                <w:sz w:val="21"/>
+                <w:szCs w:val="21"/>
+              </w:rPr>
+              <w:t xml:space="preserve">6</w:t>
+            </w:r>
+          </w:p>
+        </w:tc>
+        <w:tc>
+          <w:tcPr>
+            <w:tcW w:type="dxa" w:w="2200"/>
+            <w:tcBorders>
+              <w:top w:val="single" w:color="BFBFBF" w:sz="4"/>
+              <w:left w:val="single" w:color="BFBFBF" w:sz="4"/>
+              <w:bottom w:val="single" w:color="BFBFBF" w:sz="4"/>
+              <w:right w:val="single" w:color="BFBFBF" w:sz="4"/>
+            </w:tcBorders>
+            <w:shd w:fill="F5F7FB" w:color="auto" w:val="clear"/>
+            <w:tcMar>
+              <w:top w:type="dxa" w:w="70"/>
+              <w:left w:type="dxa" w:w="100"/>
+              <w:bottom w:type="dxa" w:w="70"/>
+              <w:right w:type="dxa" w:w="100"/>
+            </w:tcMar>
+            <w:vAlign w:val="center"/>
+          </w:tcPr>
+          <w:p>
+            <w:pPr>
+              <w:spacing w:after="0" w:before="0" w:line="300"/>
+            </w:pPr>
+            <w:r>
+              <w:rPr>
+                <w:b/>
+                <w:bCs/>
+                <w:color w:val="1F3864"/>
+                <w:sz w:val="21"/>
+                <w:szCs w:val="21"/>
+              </w:rPr>
+              <w:t xml:space="preserve">Conclusion</w:t>
+            </w:r>
+          </w:p>
+        </w:tc>
+        <w:tc>
+          <w:tcPr>
+            <w:tcW w:type="dxa" w:w="7986"/>
+            <w:tcBorders>
+              <w:top w:val="single" w:color="BFBFBF" w:sz="4"/>
+              <w:left w:val="single" w:color="BFBFBF" w:sz="4"/>
+              <w:bottom w:val="single" w:color="BFBFBF" w:sz="4"/>
+              <w:right w:val="single" w:color="BFBFBF" w:sz="4"/>
+            </w:tcBorders>
+            <w:shd w:fill="F5F7FB" w:color="auto" w:val="clear"/>
+            <w:tcMar>
+              <w:top w:type="dxa" w:w="70"/>
+              <w:left w:type="dxa" w:w="100"/>
+              <w:bottom w:type="dxa" w:w="70"/>
+              <w:right w:type="dxa" w:w="100"/>
+            </w:tcMar>
+            <w:vAlign w:val="center"/>
+          </w:tcPr>
+          <w:p>
+            <w:pPr>
+              <w:tabs>
+                <w:tab w:val="left" w:pos="260"/>
+              </w:tabs>
+              <w:spacing w:after="0" w:before="0" w:line="280"/>
+              <w:ind w:left="260" w:hanging="260"/>
+            </w:pPr>
+            <w:r>
+              <w:rPr>
+                <w:b/>
+                <w:bCs/>
+                <w:color w:val="C00000"/>
+                <w:sz w:val="21"/>
+                <w:szCs w:val="21"/>
+              </w:rPr>
+              <w:t xml:space="preserve">→</w:t>
+            </w:r>
+            <w:r>
+              <w:tab/>
+            </w:r>
+            <w:r>
+              <w:rPr>
+                <w:sz w:val="21"/>
+                <w:szCs w:val="21"/>
+              </w:rPr>
+              <w:t xml:space="preserve">Time-tested ties built on trust</w:t>
+            </w:r>
+          </w:p>
+          <w:p>
+            <w:pPr>
+              <w:tabs>
+                <w:tab w:val="left" w:pos="260"/>
+              </w:tabs>
+              <w:spacing w:after="0" w:before="40" w:line="280"/>
+              <w:ind w:left="260" w:hanging="260"/>
+            </w:pPr>
+            <w:r>
+              <w:rPr>
+                <w:b/>
+                <w:bCs/>
+                <w:color w:val="C00000"/>
+                <w:sz w:val="21"/>
+                <w:szCs w:val="21"/>
+              </w:rPr>
+              <w:t xml:space="preserve">→</w:t>
+            </w:r>
+            <w:r>
+              <w:tab/>
+            </w:r>
+            <w:r>
+              <w:rPr>
+                <w:b/>
+                <w:bCs/>
+                <w:sz w:val="21"/>
+                <w:szCs w:val="21"/>
+              </w:rPr>
+              <w:t xml:space="preserve">Multi-alignment:</w:t>
+            </w:r>
+            <w:r>
+              <w:rPr>
+                <w:sz w:val="21"/>
+                <w:szCs w:val="21"/>
+              </w:rPr>
+              <w:t xml:space="preserve"> friends with all, dependent on none</w:t>
+            </w:r>
+          </w:p>
+          <w:p>
+            <w:pPr>
+              <w:tabs>
+                <w:tab w:val="left" w:pos="260"/>
+              </w:tabs>
+              <w:spacing w:after="0" w:before="40" w:line="280"/>
+              <w:ind w:left="260" w:hanging="260"/>
+            </w:pPr>
+            <w:r>
+              <w:rPr>
+                <w:b/>
+                <w:bCs/>
+                <w:color w:val="C00000"/>
+                <w:sz w:val="21"/>
+                <w:szCs w:val="21"/>
+              </w:rPr>
+              <w:t xml:space="preserve">→</w:t>
+            </w:r>
+            <w:r>
+              <w:tab/>
+            </w:r>
+            <w:r>
+              <w:rPr>
+                <w:sz w:val="21"/>
+                <w:szCs w:val="21"/>
+              </w:rPr>
+              <w:t xml:space="preserve">Strong ties with both Russia and the US are complementary, not contradictory, for a rising India</w:t>
             </w:r>
           </w:p>
         </w:tc>

--- a/SSB_Lecturettes.docx
+++ b/SSB_Lecturettes.docx
@@ -19480,6 +19480,1799 @@
                 <w:szCs w:val="21"/>
               </w:rPr>
               <w:t xml:space="preserve">Strong ties with both Russia and the US are complementary, not contradictory, for a rising India</w:t>
+            </w:r>
+          </w:p>
+        </w:tc>
+      </w:tr>
+    </w:tbl>
+    <w:p>
+      <w:pPr>
+        <w:pStyle w:val="Heading1"/>
+        <w:pageBreakBefore/>
+        <w:shd w:fill="1F3864" w:color="auto" w:val="clear"/>
+        <w:spacing w:after="160" w:before="0"/>
+        <w:ind w:left="100" w:right="100"/>
+      </w:pPr>
+      <w:r>
+        <w:t xml:space="preserve">Topic 12: India–Iran Relations</w:t>
+      </w:r>
+    </w:p>
+    <w:tbl>
+      <w:tblPr>
+        <w:tblW w:type="dxa" w:w="10706"/>
+        <w:tblBorders>
+          <w:top w:val="single" w:color="auto" w:sz="4"/>
+          <w:left w:val="single" w:color="auto" w:sz="4"/>
+          <w:bottom w:val="single" w:color="auto" w:sz="4"/>
+          <w:right w:val="single" w:color="auto" w:sz="4"/>
+          <w:insideH w:val="single" w:color="auto" w:sz="4"/>
+          <w:insideV w:val="single" w:color="auto" w:sz="4"/>
+        </w:tblBorders>
+      </w:tblPr>
+      <w:tblGrid>
+        <w:gridCol w:w="520"/>
+        <w:gridCol w:w="2200"/>
+        <w:gridCol w:w="7986"/>
+      </w:tblGrid>
+      <w:tr>
+        <w:trPr>
+          <w:tblHeader/>
+        </w:trPr>
+        <w:tc>
+          <w:tcPr>
+            <w:tcW w:type="dxa" w:w="520"/>
+            <w:tcBorders>
+              <w:top w:val="single" w:color="BFBFBF" w:sz="4"/>
+              <w:left w:val="single" w:color="BFBFBF" w:sz="4"/>
+              <w:bottom w:val="single" w:color="BFBFBF" w:sz="4"/>
+              <w:right w:val="single" w:color="BFBFBF" w:sz="4"/>
+            </w:tcBorders>
+            <w:shd w:fill="DCE3F0" w:color="auto" w:val="clear"/>
+            <w:tcMar>
+              <w:top w:type="dxa" w:w="70"/>
+              <w:left w:type="dxa" w:w="100"/>
+              <w:bottom w:type="dxa" w:w="70"/>
+              <w:right w:type="dxa" w:w="100"/>
+            </w:tcMar>
+            <w:vAlign w:val="center"/>
+          </w:tcPr>
+          <w:p>
+            <w:pPr>
+              <w:spacing w:after="0" w:before="0" w:line="300"/>
+              <w:jc w:val="center"/>
+            </w:pPr>
+            <w:r>
+              <w:rPr>
+                <w:b/>
+                <w:bCs/>
+                <w:sz w:val="21"/>
+                <w:szCs w:val="21"/>
+              </w:rPr>
+              <w:t xml:space="preserve">#</w:t>
+            </w:r>
+          </w:p>
+        </w:tc>
+        <w:tc>
+          <w:tcPr>
+            <w:tcW w:type="dxa" w:w="2200"/>
+            <w:tcBorders>
+              <w:top w:val="single" w:color="BFBFBF" w:sz="4"/>
+              <w:left w:val="single" w:color="BFBFBF" w:sz="4"/>
+              <w:bottom w:val="single" w:color="BFBFBF" w:sz="4"/>
+              <w:right w:val="single" w:color="BFBFBF" w:sz="4"/>
+            </w:tcBorders>
+            <w:shd w:fill="DCE3F0" w:color="auto" w:val="clear"/>
+            <w:tcMar>
+              <w:top w:type="dxa" w:w="70"/>
+              <w:left w:type="dxa" w:w="100"/>
+              <w:bottom w:type="dxa" w:w="70"/>
+              <w:right w:type="dxa" w:w="100"/>
+            </w:tcMar>
+            <w:vAlign w:val="center"/>
+          </w:tcPr>
+          <w:p>
+            <w:pPr>
+              <w:spacing w:after="0" w:before="0" w:line="300"/>
+            </w:pPr>
+            <w:r>
+              <w:rPr>
+                <w:b/>
+                <w:bCs/>
+                <w:sz w:val="21"/>
+                <w:szCs w:val="21"/>
+              </w:rPr>
+              <w:t xml:space="preserve">Stage</w:t>
+            </w:r>
+          </w:p>
+        </w:tc>
+        <w:tc>
+          <w:tcPr>
+            <w:tcW w:type="dxa" w:w="7986"/>
+            <w:tcBorders>
+              <w:top w:val="single" w:color="BFBFBF" w:sz="4"/>
+              <w:left w:val="single" w:color="BFBFBF" w:sz="4"/>
+              <w:bottom w:val="single" w:color="BFBFBF" w:sz="4"/>
+              <w:right w:val="single" w:color="BFBFBF" w:sz="4"/>
+            </w:tcBorders>
+            <w:shd w:fill="DCE3F0" w:color="auto" w:val="clear"/>
+            <w:tcMar>
+              <w:top w:type="dxa" w:w="70"/>
+              <w:left w:type="dxa" w:w="100"/>
+              <w:bottom w:type="dxa" w:w="70"/>
+              <w:right w:type="dxa" w:w="100"/>
+            </w:tcMar>
+            <w:vAlign w:val="center"/>
+          </w:tcPr>
+          <w:p>
+            <w:pPr>
+              <w:spacing w:after="0" w:before="0" w:line="300"/>
+            </w:pPr>
+            <w:r>
+              <w:rPr>
+                <w:b/>
+                <w:bCs/>
+                <w:sz w:val="21"/>
+                <w:szCs w:val="21"/>
+              </w:rPr>
+              <w:t xml:space="preserve">Flow</w:t>
+            </w:r>
+          </w:p>
+        </w:tc>
+      </w:tr>
+      <w:tr>
+        <w:trPr>
+          <w:cantSplit/>
+        </w:trPr>
+        <w:tc>
+          <w:tcPr>
+            <w:tcW w:type="dxa" w:w="520"/>
+            <w:tcBorders>
+              <w:top w:val="single" w:color="BFBFBF" w:sz="4"/>
+              <w:left w:val="single" w:color="BFBFBF" w:sz="4"/>
+              <w:bottom w:val="single" w:color="BFBFBF" w:sz="4"/>
+              <w:right w:val="single" w:color="BFBFBF" w:sz="4"/>
+            </w:tcBorders>
+            <w:tcMar>
+              <w:top w:type="dxa" w:w="70"/>
+              <w:left w:type="dxa" w:w="100"/>
+              <w:bottom w:type="dxa" w:w="70"/>
+              <w:right w:type="dxa" w:w="100"/>
+            </w:tcMar>
+            <w:vAlign w:val="center"/>
+          </w:tcPr>
+          <w:p>
+            <w:pPr>
+              <w:spacing w:after="0" w:before="0" w:line="300"/>
+              <w:jc w:val="center"/>
+            </w:pPr>
+            <w:r>
+              <w:rPr>
+                <w:color w:val="7F7F7F"/>
+                <w:sz w:val="21"/>
+                <w:szCs w:val="21"/>
+              </w:rPr>
+              <w:t xml:space="preserve">1</w:t>
+            </w:r>
+          </w:p>
+        </w:tc>
+        <w:tc>
+          <w:tcPr>
+            <w:tcW w:type="dxa" w:w="2200"/>
+            <w:tcBorders>
+              <w:top w:val="single" w:color="BFBFBF" w:sz="4"/>
+              <w:left w:val="single" w:color="BFBFBF" w:sz="4"/>
+              <w:bottom w:val="single" w:color="BFBFBF" w:sz="4"/>
+              <w:right w:val="single" w:color="BFBFBF" w:sz="4"/>
+            </w:tcBorders>
+            <w:tcMar>
+              <w:top w:type="dxa" w:w="70"/>
+              <w:left w:type="dxa" w:w="100"/>
+              <w:bottom w:type="dxa" w:w="70"/>
+              <w:right w:type="dxa" w:w="100"/>
+            </w:tcMar>
+            <w:vAlign w:val="center"/>
+          </w:tcPr>
+          <w:p>
+            <w:pPr>
+              <w:spacing w:after="0" w:before="0" w:line="300"/>
+            </w:pPr>
+            <w:r>
+              <w:rPr>
+                <w:b/>
+                <w:bCs/>
+                <w:color w:val="1F3864"/>
+                <w:sz w:val="21"/>
+                <w:szCs w:val="21"/>
+              </w:rPr>
+              <w:t xml:space="preserve">What is it</w:t>
+            </w:r>
+          </w:p>
+        </w:tc>
+        <w:tc>
+          <w:tcPr>
+            <w:tcW w:type="dxa" w:w="7986"/>
+            <w:tcBorders>
+              <w:top w:val="single" w:color="BFBFBF" w:sz="4"/>
+              <w:left w:val="single" w:color="BFBFBF" w:sz="4"/>
+              <w:bottom w:val="single" w:color="BFBFBF" w:sz="4"/>
+              <w:right w:val="single" w:color="BFBFBF" w:sz="4"/>
+            </w:tcBorders>
+            <w:tcMar>
+              <w:top w:type="dxa" w:w="70"/>
+              <w:left w:type="dxa" w:w="100"/>
+              <w:bottom w:type="dxa" w:w="70"/>
+              <w:right w:type="dxa" w:w="100"/>
+            </w:tcMar>
+            <w:vAlign w:val="center"/>
+          </w:tcPr>
+          <w:p>
+            <w:pPr>
+              <w:tabs>
+                <w:tab w:val="left" w:pos="260"/>
+              </w:tabs>
+              <w:spacing w:after="0" w:before="0" w:line="280"/>
+              <w:ind w:left="260" w:hanging="260"/>
+            </w:pPr>
+            <w:r>
+              <w:rPr>
+                <w:b/>
+                <w:bCs/>
+                <w:color w:val="C00000"/>
+                <w:sz w:val="21"/>
+                <w:szCs w:val="21"/>
+              </w:rPr>
+              <w:t xml:space="preserve">→</w:t>
+            </w:r>
+            <w:r>
+              <w:tab/>
+            </w:r>
+            <w:r>
+              <w:rPr>
+                <w:sz w:val="21"/>
+                <w:szCs w:val="21"/>
+              </w:rPr>
+              <w:t xml:space="preserve">Civilisational neighbours with ties of millennia (language, art, trade); diplomatic relations since 15 Mar 1950</w:t>
+            </w:r>
+          </w:p>
+          <w:p>
+            <w:pPr>
+              <w:tabs>
+                <w:tab w:val="left" w:pos="260"/>
+              </w:tabs>
+              <w:spacing w:after="0" w:before="40" w:line="280"/>
+              <w:ind w:left="260" w:hanging="260"/>
+            </w:pPr>
+            <w:r>
+              <w:rPr>
+                <w:b/>
+                <w:bCs/>
+                <w:color w:val="C00000"/>
+                <w:sz w:val="21"/>
+                <w:szCs w:val="21"/>
+              </w:rPr>
+              <w:t xml:space="preserve">→</w:t>
+            </w:r>
+            <w:r>
+              <w:tab/>
+            </w:r>
+            <w:r>
+              <w:rPr>
+                <w:sz w:val="21"/>
+                <w:szCs w:val="21"/>
+              </w:rPr>
+              <w:t xml:space="preserve">Gateway to Afghanistan and Central Asia via Chabahar and INSTC, bypassing Pakistan</w:t>
+            </w:r>
+          </w:p>
+          <w:p>
+            <w:pPr>
+              <w:tabs>
+                <w:tab w:val="left" w:pos="260"/>
+              </w:tabs>
+              <w:spacing w:after="0" w:before="40" w:line="280"/>
+              <w:ind w:left="260" w:hanging="260"/>
+            </w:pPr>
+            <w:r>
+              <w:rPr>
+                <w:b/>
+                <w:bCs/>
+                <w:color w:val="C00000"/>
+                <w:sz w:val="21"/>
+                <w:szCs w:val="21"/>
+              </w:rPr>
+              <w:t xml:space="preserve">→</w:t>
+            </w:r>
+            <w:r>
+              <w:tab/>
+            </w:r>
+            <w:r>
+              <w:rPr>
+                <w:sz w:val="21"/>
+                <w:szCs w:val="21"/>
+              </w:rPr>
+              <w:t xml:space="preserve">Historically a major oil supplier</w:t>
+            </w:r>
+          </w:p>
+          <w:p>
+            <w:pPr>
+              <w:tabs>
+                <w:tab w:val="left" w:pos="260"/>
+              </w:tabs>
+              <w:spacing w:after="0" w:before="40" w:line="280"/>
+              <w:ind w:left="260" w:hanging="260"/>
+            </w:pPr>
+            <w:r>
+              <w:rPr>
+                <w:b/>
+                <w:bCs/>
+                <w:color w:val="C00000"/>
+                <w:sz w:val="21"/>
+                <w:szCs w:val="21"/>
+              </w:rPr>
+              <w:t xml:space="preserve">→</w:t>
+            </w:r>
+            <w:r>
+              <w:tab/>
+            </w:r>
+            <w:r>
+              <w:rPr>
+                <w:sz w:val="21"/>
+                <w:szCs w:val="21"/>
+              </w:rPr>
+              <w:t xml:space="preserve">Complicated by Iran's ties with Pakistan and China, and by US sanctions</w:t>
+            </w:r>
+          </w:p>
+        </w:tc>
+      </w:tr>
+      <w:tr>
+        <w:trPr>
+          <w:cantSplit/>
+        </w:trPr>
+        <w:tc>
+          <w:tcPr>
+            <w:tcW w:type="dxa" w:w="520"/>
+            <w:tcBorders>
+              <w:top w:val="single" w:color="BFBFBF" w:sz="4"/>
+              <w:left w:val="single" w:color="BFBFBF" w:sz="4"/>
+              <w:bottom w:val="single" w:color="BFBFBF" w:sz="4"/>
+              <w:right w:val="single" w:color="BFBFBF" w:sz="4"/>
+            </w:tcBorders>
+            <w:shd w:fill="F5F7FB" w:color="auto" w:val="clear"/>
+            <w:tcMar>
+              <w:top w:type="dxa" w:w="70"/>
+              <w:left w:type="dxa" w:w="100"/>
+              <w:bottom w:type="dxa" w:w="70"/>
+              <w:right w:type="dxa" w:w="100"/>
+            </w:tcMar>
+            <w:vAlign w:val="center"/>
+          </w:tcPr>
+          <w:p>
+            <w:pPr>
+              <w:spacing w:after="0" w:before="0" w:line="300"/>
+              <w:jc w:val="center"/>
+            </w:pPr>
+            <w:r>
+              <w:rPr>
+                <w:color w:val="7F7F7F"/>
+                <w:sz w:val="21"/>
+                <w:szCs w:val="21"/>
+              </w:rPr>
+              <w:t xml:space="preserve">2</w:t>
+            </w:r>
+          </w:p>
+        </w:tc>
+        <w:tc>
+          <w:tcPr>
+            <w:tcW w:type="dxa" w:w="2200"/>
+            <w:tcBorders>
+              <w:top w:val="single" w:color="BFBFBF" w:sz="4"/>
+              <w:left w:val="single" w:color="BFBFBF" w:sz="4"/>
+              <w:bottom w:val="single" w:color="BFBFBF" w:sz="4"/>
+              <w:right w:val="single" w:color="BFBFBF" w:sz="4"/>
+            </w:tcBorders>
+            <w:shd w:fill="F5F7FB" w:color="auto" w:val="clear"/>
+            <w:tcMar>
+              <w:top w:type="dxa" w:w="70"/>
+              <w:left w:type="dxa" w:w="100"/>
+              <w:bottom w:type="dxa" w:w="70"/>
+              <w:right w:type="dxa" w:w="100"/>
+            </w:tcMar>
+            <w:vAlign w:val="center"/>
+          </w:tcPr>
+          <w:p>
+            <w:pPr>
+              <w:spacing w:after="0" w:before="0" w:line="300"/>
+            </w:pPr>
+            <w:r>
+              <w:rPr>
+                <w:b/>
+                <w:bCs/>
+                <w:color w:val="1F3864"/>
+                <w:sz w:val="21"/>
+                <w:szCs w:val="21"/>
+              </w:rPr>
+              <w:t xml:space="preserve">Why it matters</w:t>
+            </w:r>
+          </w:p>
+        </w:tc>
+        <w:tc>
+          <w:tcPr>
+            <w:tcW w:type="dxa" w:w="7986"/>
+            <w:tcBorders>
+              <w:top w:val="single" w:color="BFBFBF" w:sz="4"/>
+              <w:left w:val="single" w:color="BFBFBF" w:sz="4"/>
+              <w:bottom w:val="single" w:color="BFBFBF" w:sz="4"/>
+              <w:right w:val="single" w:color="BFBFBF" w:sz="4"/>
+            </w:tcBorders>
+            <w:shd w:fill="F5F7FB" w:color="auto" w:val="clear"/>
+            <w:tcMar>
+              <w:top w:type="dxa" w:w="70"/>
+              <w:left w:type="dxa" w:w="100"/>
+              <w:bottom w:type="dxa" w:w="70"/>
+              <w:right w:type="dxa" w:w="100"/>
+            </w:tcMar>
+            <w:vAlign w:val="center"/>
+          </w:tcPr>
+          <w:p>
+            <w:pPr>
+              <w:tabs>
+                <w:tab w:val="left" w:pos="260"/>
+              </w:tabs>
+              <w:spacing w:after="0" w:before="0" w:line="280"/>
+              <w:ind w:left="260" w:hanging="260"/>
+            </w:pPr>
+            <w:r>
+              <w:rPr>
+                <w:b/>
+                <w:bCs/>
+                <w:color w:val="C00000"/>
+                <w:sz w:val="21"/>
+                <w:szCs w:val="21"/>
+              </w:rPr>
+              <w:t xml:space="preserve">→</w:t>
+            </w:r>
+            <w:r>
+              <w:tab/>
+            </w:r>
+            <w:r>
+              <w:rPr>
+                <w:b/>
+                <w:bCs/>
+                <w:sz w:val="21"/>
+                <w:szCs w:val="21"/>
+              </w:rPr>
+              <w:t xml:space="preserve">Energy:</w:t>
+            </w:r>
+            <w:r>
+              <w:rPr>
+                <w:sz w:val="21"/>
+                <w:szCs w:val="21"/>
+              </w:rPr>
+              <w:t xml:space="preserve"> oil and gas security; the Gulf as India's lifeline</w:t>
+            </w:r>
+          </w:p>
+          <w:p>
+            <w:pPr>
+              <w:tabs>
+                <w:tab w:val="left" w:pos="260"/>
+              </w:tabs>
+              <w:spacing w:after="0" w:before="40" w:line="280"/>
+              <w:ind w:left="260" w:hanging="260"/>
+            </w:pPr>
+            <w:r>
+              <w:rPr>
+                <w:b/>
+                <w:bCs/>
+                <w:color w:val="C00000"/>
+                <w:sz w:val="21"/>
+                <w:szCs w:val="21"/>
+              </w:rPr>
+              <w:t xml:space="preserve">→</w:t>
+            </w:r>
+            <w:r>
+              <w:tab/>
+            </w:r>
+            <w:r>
+              <w:rPr>
+                <w:b/>
+                <w:bCs/>
+                <w:sz w:val="21"/>
+                <w:szCs w:val="21"/>
+              </w:rPr>
+              <w:t xml:space="preserve">Connectivity:</w:t>
+            </w:r>
+            <w:r>
+              <w:rPr>
+                <w:sz w:val="21"/>
+                <w:szCs w:val="21"/>
+              </w:rPr>
+              <w:t xml:space="preserve"> Chabahar and INSTC to Afghanistan, Central Asia and Russia</w:t>
+            </w:r>
+          </w:p>
+          <w:p>
+            <w:pPr>
+              <w:tabs>
+                <w:tab w:val="left" w:pos="260"/>
+              </w:tabs>
+              <w:spacing w:after="0" w:before="40" w:line="280"/>
+              <w:ind w:left="260" w:hanging="260"/>
+            </w:pPr>
+            <w:r>
+              <w:rPr>
+                <w:b/>
+                <w:bCs/>
+                <w:color w:val="C00000"/>
+                <w:sz w:val="21"/>
+                <w:szCs w:val="21"/>
+              </w:rPr>
+              <w:t xml:space="preserve">→</w:t>
+            </w:r>
+            <w:r>
+              <w:tab/>
+            </w:r>
+            <w:r>
+              <w:rPr>
+                <w:b/>
+                <w:bCs/>
+                <w:sz w:val="21"/>
+                <w:szCs w:val="21"/>
+              </w:rPr>
+              <w:t xml:space="preserve">Strategic:</w:t>
+            </w:r>
+            <w:r>
+              <w:rPr>
+                <w:sz w:val="21"/>
+                <w:szCs w:val="21"/>
+              </w:rPr>
+              <w:t xml:space="preserve"> counter to the China–Pakistan Gwadar axis</w:t>
+            </w:r>
+          </w:p>
+          <w:p>
+            <w:pPr>
+              <w:tabs>
+                <w:tab w:val="left" w:pos="260"/>
+              </w:tabs>
+              <w:spacing w:after="0" w:before="40" w:line="280"/>
+              <w:ind w:left="260" w:hanging="260"/>
+            </w:pPr>
+            <w:r>
+              <w:rPr>
+                <w:b/>
+                <w:bCs/>
+                <w:color w:val="C00000"/>
+                <w:sz w:val="21"/>
+                <w:szCs w:val="21"/>
+              </w:rPr>
+              <w:t xml:space="preserve">→</w:t>
+            </w:r>
+            <w:r>
+              <w:tab/>
+            </w:r>
+            <w:r>
+              <w:rPr>
+                <w:b/>
+                <w:bCs/>
+                <w:sz w:val="21"/>
+                <w:szCs w:val="21"/>
+              </w:rPr>
+              <w:t xml:space="preserve">Diaspora and trade:</w:t>
+            </w:r>
+            <w:r>
+              <w:rPr>
+                <w:sz w:val="21"/>
+                <w:szCs w:val="21"/>
+              </w:rPr>
+              <w:t xml:space="preserve"> about 9 million Indians in the Gulf; Hormuz shipping</w:t>
+            </w:r>
+          </w:p>
+          <w:p>
+            <w:pPr>
+              <w:tabs>
+                <w:tab w:val="left" w:pos="260"/>
+              </w:tabs>
+              <w:spacing w:after="0" w:before="40" w:line="280"/>
+              <w:ind w:left="260" w:hanging="260"/>
+            </w:pPr>
+            <w:r>
+              <w:rPr>
+                <w:b/>
+                <w:bCs/>
+                <w:color w:val="C00000"/>
+                <w:sz w:val="21"/>
+                <w:szCs w:val="21"/>
+              </w:rPr>
+              <w:t xml:space="preserve">→</w:t>
+            </w:r>
+            <w:r>
+              <w:tab/>
+            </w:r>
+            <w:r>
+              <w:rPr>
+                <w:b/>
+                <w:bCs/>
+                <w:sz w:val="21"/>
+                <w:szCs w:val="21"/>
+              </w:rPr>
+              <w:t xml:space="preserve">Balance:</w:t>
+            </w:r>
+            <w:r>
+              <w:rPr>
+                <w:sz w:val="21"/>
+                <w:szCs w:val="21"/>
+              </w:rPr>
+              <w:t xml:space="preserve"> India's ties with Gulf Arabs, Israel, the US and Iran all meet here</w:t>
+            </w:r>
+          </w:p>
+        </w:tc>
+      </w:tr>
+      <w:tr>
+        <w:trPr>
+          <w:cantSplit/>
+        </w:trPr>
+        <w:tc>
+          <w:tcPr>
+            <w:tcW w:type="dxa" w:w="520"/>
+            <w:tcBorders>
+              <w:top w:val="single" w:color="BFBFBF" w:sz="4"/>
+              <w:left w:val="single" w:color="BFBFBF" w:sz="4"/>
+              <w:bottom w:val="single" w:color="BFBFBF" w:sz="4"/>
+              <w:right w:val="single" w:color="BFBFBF" w:sz="4"/>
+            </w:tcBorders>
+            <w:tcMar>
+              <w:top w:type="dxa" w:w="70"/>
+              <w:left w:type="dxa" w:w="100"/>
+              <w:bottom w:type="dxa" w:w="70"/>
+              <w:right w:type="dxa" w:w="100"/>
+            </w:tcMar>
+            <w:vAlign w:val="center"/>
+          </w:tcPr>
+          <w:p>
+            <w:pPr>
+              <w:spacing w:after="0" w:before="0" w:line="300"/>
+              <w:jc w:val="center"/>
+            </w:pPr>
+            <w:r>
+              <w:rPr>
+                <w:color w:val="7F7F7F"/>
+                <w:sz w:val="21"/>
+                <w:szCs w:val="21"/>
+              </w:rPr>
+              <w:t xml:space="preserve">3</w:t>
+            </w:r>
+          </w:p>
+        </w:tc>
+        <w:tc>
+          <w:tcPr>
+            <w:tcW w:type="dxa" w:w="2200"/>
+            <w:tcBorders>
+              <w:top w:val="single" w:color="BFBFBF" w:sz="4"/>
+              <w:left w:val="single" w:color="BFBFBF" w:sz="4"/>
+              <w:bottom w:val="single" w:color="BFBFBF" w:sz="4"/>
+              <w:right w:val="single" w:color="BFBFBF" w:sz="4"/>
+            </w:tcBorders>
+            <w:tcMar>
+              <w:top w:type="dxa" w:w="70"/>
+              <w:left w:type="dxa" w:w="100"/>
+              <w:bottom w:type="dxa" w:w="70"/>
+              <w:right w:type="dxa" w:w="100"/>
+            </w:tcMar>
+            <w:vAlign w:val="center"/>
+          </w:tcPr>
+          <w:p>
+            <w:pPr>
+              <w:spacing w:after="0" w:before="0" w:line="300"/>
+            </w:pPr>
+            <w:r>
+              <w:rPr>
+                <w:b/>
+                <w:bCs/>
+                <w:color w:val="1F3864"/>
+                <w:sz w:val="21"/>
+                <w:szCs w:val="21"/>
+              </w:rPr>
+              <w:t xml:space="preserve">Current status (Oct 2026)</w:t>
+            </w:r>
+          </w:p>
+        </w:tc>
+        <w:tc>
+          <w:tcPr>
+            <w:tcW w:type="dxa" w:w="7986"/>
+            <w:tcBorders>
+              <w:top w:val="single" w:color="BFBFBF" w:sz="4"/>
+              <w:left w:val="single" w:color="BFBFBF" w:sz="4"/>
+              <w:bottom w:val="single" w:color="BFBFBF" w:sz="4"/>
+              <w:right w:val="single" w:color="BFBFBF" w:sz="4"/>
+            </w:tcBorders>
+            <w:tcMar>
+              <w:top w:type="dxa" w:w="70"/>
+              <w:left w:type="dxa" w:w="100"/>
+              <w:bottom w:type="dxa" w:w="70"/>
+              <w:right w:type="dxa" w:w="100"/>
+            </w:tcMar>
+            <w:vAlign w:val="center"/>
+          </w:tcPr>
+          <w:p>
+            <w:pPr>
+              <w:tabs>
+                <w:tab w:val="left" w:pos="260"/>
+              </w:tabs>
+              <w:spacing w:after="0" w:before="0" w:line="280"/>
+              <w:ind w:left="260" w:hanging="260"/>
+            </w:pPr>
+            <w:r>
+              <w:rPr>
+                <w:b/>
+                <w:bCs/>
+                <w:color w:val="C00000"/>
+                <w:sz w:val="21"/>
+                <w:szCs w:val="21"/>
+              </w:rPr>
+              <w:t xml:space="preserve">→</w:t>
+            </w:r>
+            <w:r>
+              <w:tab/>
+            </w:r>
+            <w:r>
+              <w:rPr>
+                <w:b/>
+                <w:bCs/>
+                <w:sz w:val="21"/>
+                <w:szCs w:val="21"/>
+              </w:rPr>
+              <w:t xml:space="preserve">Iran war:</w:t>
+            </w:r>
+            <w:r>
+              <w:rPr>
+                <w:sz w:val="21"/>
+                <w:szCs w:val="21"/>
+              </w:rPr>
+              <w:t xml:space="preserve"> US and Israel struck Iran (28 Feb 2026); Iran closed Hormuz; US naval blockade; ceasefire repeatedly broken</w:t>
+            </w:r>
+          </w:p>
+          <w:p>
+            <w:pPr>
+              <w:tabs>
+                <w:tab w:val="left" w:pos="260"/>
+              </w:tabs>
+              <w:spacing w:after="0" w:before="40" w:line="280"/>
+              <w:ind w:left="260" w:hanging="260"/>
+            </w:pPr>
+            <w:r>
+              <w:rPr>
+                <w:b/>
+                <w:bCs/>
+                <w:color w:val="C00000"/>
+                <w:sz w:val="21"/>
+                <w:szCs w:val="21"/>
+              </w:rPr>
+              <w:t xml:space="preserve">→</w:t>
+            </w:r>
+            <w:r>
+              <w:tab/>
+            </w:r>
+            <w:r>
+              <w:rPr>
+                <w:b/>
+                <w:bCs/>
+                <w:sz w:val="21"/>
+                <w:szCs w:val="21"/>
+              </w:rPr>
+              <w:t xml:space="preserve">India's stand:</w:t>
+            </w:r>
+            <w:r>
+              <w:rPr>
+                <w:sz w:val="21"/>
+                <w:szCs w:val="21"/>
+              </w:rPr>
+              <w:t xml:space="preserve"> neutral; condemned strikes on US bases without naming Iran; called for a peaceful solution</w:t>
+            </w:r>
+          </w:p>
+          <w:p>
+            <w:pPr>
+              <w:tabs>
+                <w:tab w:val="left" w:pos="260"/>
+              </w:tabs>
+              <w:spacing w:after="0" w:before="40" w:line="280"/>
+              <w:ind w:left="260" w:hanging="260"/>
+            </w:pPr>
+            <w:r>
+              <w:rPr>
+                <w:b/>
+                <w:bCs/>
+                <w:color w:val="C00000"/>
+                <w:sz w:val="21"/>
+                <w:szCs w:val="21"/>
+              </w:rPr>
+              <w:t xml:space="preserve">→</w:t>
+            </w:r>
+            <w:r>
+              <w:tab/>
+            </w:r>
+            <w:r>
+              <w:rPr>
+                <w:b/>
+                <w:bCs/>
+                <w:sz w:val="21"/>
+                <w:szCs w:val="21"/>
+              </w:rPr>
+              <w:t xml:space="preserve">Energy crisis:</w:t>
+            </w:r>
+            <w:r>
+              <w:rPr>
+                <w:sz w:val="21"/>
+                <w:szCs w:val="21"/>
+              </w:rPr>
+              <w:t xml:space="preserve"> Hormuz closure caused LPG shortage and protests at home</w:t>
+            </w:r>
+          </w:p>
+          <w:p>
+            <w:pPr>
+              <w:tabs>
+                <w:tab w:val="left" w:pos="260"/>
+              </w:tabs>
+              <w:spacing w:after="0" w:before="40" w:line="280"/>
+              <w:ind w:left="260" w:hanging="260"/>
+            </w:pPr>
+            <w:r>
+              <w:rPr>
+                <w:b/>
+                <w:bCs/>
+                <w:color w:val="C00000"/>
+                <w:sz w:val="21"/>
+                <w:szCs w:val="21"/>
+              </w:rPr>
+              <w:t xml:space="preserve">→</w:t>
+            </w:r>
+            <w:r>
+              <w:tab/>
+            </w:r>
+            <w:r>
+              <w:rPr>
+                <w:b/>
+                <w:bCs/>
+                <w:sz w:val="21"/>
+                <w:szCs w:val="21"/>
+              </w:rPr>
+              <w:t xml:space="preserve">Shipping:</w:t>
+            </w:r>
+            <w:r>
+              <w:rPr>
+                <w:sz w:val="21"/>
+                <w:szCs w:val="21"/>
+              </w:rPr>
+              <w:t xml:space="preserve"> Iran fired on two Indian ships (Apr) and seized an India-bound ship; at least 3 Indian sailors killed in a US strike on a tanker off Oman (12 Jun)</w:t>
+            </w:r>
+          </w:p>
+          <w:p>
+            <w:pPr>
+              <w:tabs>
+                <w:tab w:val="left" w:pos="260"/>
+              </w:tabs>
+              <w:spacing w:after="0" w:before="40" w:line="280"/>
+              <w:ind w:left="260" w:hanging="260"/>
+            </w:pPr>
+            <w:r>
+              <w:rPr>
+                <w:b/>
+                <w:bCs/>
+                <w:color w:val="C00000"/>
+                <w:sz w:val="21"/>
+                <w:szCs w:val="21"/>
+              </w:rPr>
+              <w:t xml:space="preserve">→</w:t>
+            </w:r>
+            <w:r>
+              <w:tab/>
+            </w:r>
+            <w:r>
+              <w:rPr>
+                <w:b/>
+                <w:bCs/>
+                <w:sz w:val="21"/>
+                <w:szCs w:val="21"/>
+              </w:rPr>
+              <w:t xml:space="preserve">Chabahar:</w:t>
+            </w:r>
+            <w:r>
+              <w:rPr>
+                <w:sz w:val="21"/>
+                <w:szCs w:val="21"/>
+              </w:rPr>
+              <w:t xml:space="preserve"> hit by US strikes (Jul 2026); India reportedly exited the project amid US sanctions</w:t>
+            </w:r>
+          </w:p>
+          <w:p>
+            <w:pPr>
+              <w:tabs>
+                <w:tab w:val="left" w:pos="260"/>
+              </w:tabs>
+              <w:spacing w:after="0" w:before="40" w:line="280"/>
+              <w:ind w:left="260" w:hanging="260"/>
+            </w:pPr>
+            <w:r>
+              <w:rPr>
+                <w:b/>
+                <w:bCs/>
+                <w:color w:val="C00000"/>
+                <w:sz w:val="21"/>
+                <w:szCs w:val="21"/>
+              </w:rPr>
+              <w:t xml:space="preserve">→</w:t>
+            </w:r>
+            <w:r>
+              <w:tab/>
+            </w:r>
+            <w:r>
+              <w:rPr>
+                <w:b/>
+                <w:bCs/>
+                <w:sz w:val="21"/>
+                <w:szCs w:val="21"/>
+              </w:rPr>
+              <w:t xml:space="preserve">Diplomacy:</w:t>
+            </w:r>
+            <w:r>
+              <w:rPr>
+                <w:sz w:val="21"/>
+                <w:szCs w:val="21"/>
+              </w:rPr>
+              <w:t xml:space="preserve"> Pezeshkian met Modi at BRICS, New Delhi (11 Sep) and earlier at SCO, Bishkek; Araghchi briefed Jaishankar at UNGA on Iran–Oman talks for safe Hormuz shipping (26 Sep)</w:t>
+            </w:r>
+          </w:p>
+          <w:p>
+            <w:pPr>
+              <w:tabs>
+                <w:tab w:val="left" w:pos="260"/>
+              </w:tabs>
+              <w:spacing w:after="0" w:before="40" w:line="280"/>
+              <w:ind w:left="260" w:hanging="260"/>
+            </w:pPr>
+            <w:r>
+              <w:rPr>
+                <w:b/>
+                <w:bCs/>
+                <w:color w:val="C00000"/>
+                <w:sz w:val="21"/>
+                <w:szCs w:val="21"/>
+              </w:rPr>
+              <w:t xml:space="preserve">→</w:t>
+            </w:r>
+            <w:r>
+              <w:tab/>
+            </w:r>
+            <w:r>
+              <w:rPr>
+                <w:sz w:val="21"/>
+                <w:szCs w:val="21"/>
+              </w:rPr>
+              <w:t xml:space="preserve">MoS Pabitra Margherita at Khamenei's funeral (3 Jul)</w:t>
+            </w:r>
+          </w:p>
+          <w:p>
+            <w:pPr>
+              <w:tabs>
+                <w:tab w:val="left" w:pos="260"/>
+              </w:tabs>
+              <w:spacing w:after="0" w:before="40" w:line="280"/>
+              <w:ind w:left="260" w:hanging="260"/>
+            </w:pPr>
+            <w:r>
+              <w:rPr>
+                <w:b/>
+                <w:bCs/>
+                <w:color w:val="C00000"/>
+                <w:sz w:val="21"/>
+                <w:szCs w:val="21"/>
+              </w:rPr>
+              <w:t xml:space="preserve">→</w:t>
+            </w:r>
+            <w:r>
+              <w:tab/>
+            </w:r>
+            <w:r>
+              <w:rPr>
+                <w:sz w:val="21"/>
+                <w:szCs w:val="21"/>
+              </w:rPr>
+              <w:t xml:space="preserve">Pakistan the main mediator on a US–Iran memorandum (Jun)</w:t>
+            </w:r>
+          </w:p>
+        </w:tc>
+      </w:tr>
+      <w:tr>
+        <w:trPr>
+          <w:cantSplit/>
+        </w:trPr>
+        <w:tc>
+          <w:tcPr>
+            <w:tcW w:type="dxa" w:w="520"/>
+            <w:tcBorders>
+              <w:top w:val="single" w:color="BFBFBF" w:sz="4"/>
+              <w:left w:val="single" w:color="BFBFBF" w:sz="4"/>
+              <w:bottom w:val="single" w:color="BFBFBF" w:sz="4"/>
+              <w:right w:val="single" w:color="BFBFBF" w:sz="4"/>
+            </w:tcBorders>
+            <w:shd w:fill="F5F7FB" w:color="auto" w:val="clear"/>
+            <w:tcMar>
+              <w:top w:type="dxa" w:w="70"/>
+              <w:left w:type="dxa" w:w="100"/>
+              <w:bottom w:type="dxa" w:w="70"/>
+              <w:right w:type="dxa" w:w="100"/>
+            </w:tcMar>
+            <w:vAlign w:val="center"/>
+          </w:tcPr>
+          <w:p>
+            <w:pPr>
+              <w:spacing w:after="0" w:before="0" w:line="300"/>
+              <w:jc w:val="center"/>
+            </w:pPr>
+            <w:r>
+              <w:rPr>
+                <w:color w:val="7F7F7F"/>
+                <w:sz w:val="21"/>
+                <w:szCs w:val="21"/>
+              </w:rPr>
+              <w:t xml:space="preserve">4</w:t>
+            </w:r>
+          </w:p>
+        </w:tc>
+        <w:tc>
+          <w:tcPr>
+            <w:tcW w:type="dxa" w:w="2200"/>
+            <w:tcBorders>
+              <w:top w:val="single" w:color="BFBFBF" w:sz="4"/>
+              <w:left w:val="single" w:color="BFBFBF" w:sz="4"/>
+              <w:bottom w:val="single" w:color="BFBFBF" w:sz="4"/>
+              <w:right w:val="single" w:color="BFBFBF" w:sz="4"/>
+            </w:tcBorders>
+            <w:shd w:fill="F5F7FB" w:color="auto" w:val="clear"/>
+            <w:tcMar>
+              <w:top w:type="dxa" w:w="70"/>
+              <w:left w:type="dxa" w:w="100"/>
+              <w:bottom w:type="dxa" w:w="70"/>
+              <w:right w:type="dxa" w:w="100"/>
+            </w:tcMar>
+            <w:vAlign w:val="center"/>
+          </w:tcPr>
+          <w:p>
+            <w:pPr>
+              <w:spacing w:after="0" w:before="0" w:line="300"/>
+            </w:pPr>
+            <w:r>
+              <w:rPr>
+                <w:b/>
+                <w:bCs/>
+                <w:color w:val="1F3864"/>
+                <w:sz w:val="21"/>
+                <w:szCs w:val="21"/>
+              </w:rPr>
+              <w:t xml:space="preserve">Problems</w:t>
+            </w:r>
+          </w:p>
+        </w:tc>
+        <w:tc>
+          <w:tcPr>
+            <w:tcW w:type="dxa" w:w="7986"/>
+            <w:tcBorders>
+              <w:top w:val="single" w:color="BFBFBF" w:sz="4"/>
+              <w:left w:val="single" w:color="BFBFBF" w:sz="4"/>
+              <w:bottom w:val="single" w:color="BFBFBF" w:sz="4"/>
+              <w:right w:val="single" w:color="BFBFBF" w:sz="4"/>
+            </w:tcBorders>
+            <w:shd w:fill="F5F7FB" w:color="auto" w:val="clear"/>
+            <w:tcMar>
+              <w:top w:type="dxa" w:w="70"/>
+              <w:left w:type="dxa" w:w="100"/>
+              <w:bottom w:type="dxa" w:w="70"/>
+              <w:right w:type="dxa" w:w="100"/>
+            </w:tcMar>
+            <w:vAlign w:val="center"/>
+          </w:tcPr>
+          <w:p>
+            <w:pPr>
+              <w:tabs>
+                <w:tab w:val="left" w:pos="260"/>
+              </w:tabs>
+              <w:spacing w:after="0" w:before="0" w:line="280"/>
+              <w:ind w:left="260" w:hanging="260"/>
+            </w:pPr>
+            <w:r>
+              <w:rPr>
+                <w:b/>
+                <w:bCs/>
+                <w:color w:val="C00000"/>
+                <w:sz w:val="21"/>
+                <w:szCs w:val="21"/>
+              </w:rPr>
+              <w:t xml:space="preserve">→</w:t>
+            </w:r>
+            <w:r>
+              <w:tab/>
+            </w:r>
+            <w:r>
+              <w:rPr>
+                <w:b/>
+                <w:bCs/>
+                <w:sz w:val="21"/>
+                <w:szCs w:val="21"/>
+              </w:rPr>
+              <w:t xml:space="preserve">Energy shock:</w:t>
+            </w:r>
+            <w:r>
+              <w:rPr>
+                <w:sz w:val="21"/>
+                <w:szCs w:val="21"/>
+              </w:rPr>
+              <w:t xml:space="preserve"> Hormuz closure, price spike, LPG shortage</w:t>
+            </w:r>
+          </w:p>
+          <w:p>
+            <w:pPr>
+              <w:tabs>
+                <w:tab w:val="left" w:pos="260"/>
+              </w:tabs>
+              <w:spacing w:after="0" w:before="40" w:line="280"/>
+              <w:ind w:left="260" w:hanging="260"/>
+            </w:pPr>
+            <w:r>
+              <w:rPr>
+                <w:b/>
+                <w:bCs/>
+                <w:color w:val="C00000"/>
+                <w:sz w:val="21"/>
+                <w:szCs w:val="21"/>
+              </w:rPr>
+              <w:t xml:space="preserve">→</w:t>
+            </w:r>
+            <w:r>
+              <w:tab/>
+            </w:r>
+            <w:r>
+              <w:rPr>
+                <w:sz w:val="21"/>
+                <w:szCs w:val="21"/>
+              </w:rPr>
+              <w:t xml:space="preserve">Safety of Indian sailors and about 9 million Indians in the Gulf</w:t>
+            </w:r>
+          </w:p>
+          <w:p>
+            <w:pPr>
+              <w:tabs>
+                <w:tab w:val="left" w:pos="260"/>
+              </w:tabs>
+              <w:spacing w:after="0" w:before="40" w:line="280"/>
+              <w:ind w:left="260" w:hanging="260"/>
+            </w:pPr>
+            <w:r>
+              <w:rPr>
+                <w:b/>
+                <w:bCs/>
+                <w:color w:val="C00000"/>
+                <w:sz w:val="21"/>
+                <w:szCs w:val="21"/>
+              </w:rPr>
+              <w:t xml:space="preserve">→</w:t>
+            </w:r>
+            <w:r>
+              <w:tab/>
+            </w:r>
+            <w:r>
+              <w:rPr>
+                <w:sz w:val="21"/>
+                <w:szCs w:val="21"/>
+              </w:rPr>
+              <w:t xml:space="preserve">Chabahar and INSTC stalled by war and sanctions (about $500 mn exposed)</w:t>
+            </w:r>
+          </w:p>
+          <w:p>
+            <w:pPr>
+              <w:tabs>
+                <w:tab w:val="left" w:pos="260"/>
+              </w:tabs>
+              <w:spacing w:after="0" w:before="40" w:line="280"/>
+              <w:ind w:left="260" w:hanging="260"/>
+            </w:pPr>
+            <w:r>
+              <w:rPr>
+                <w:b/>
+                <w:bCs/>
+                <w:color w:val="C00000"/>
+                <w:sz w:val="21"/>
+                <w:szCs w:val="21"/>
+              </w:rPr>
+              <w:t xml:space="preserve">→</w:t>
+            </w:r>
+            <w:r>
+              <w:tab/>
+            </w:r>
+            <w:r>
+              <w:rPr>
+                <w:sz w:val="21"/>
+                <w:szCs w:val="21"/>
+              </w:rPr>
+              <w:t xml:space="preserve">US pressure vs Iran ties; criticism at home over neutrality</w:t>
+            </w:r>
+          </w:p>
+          <w:p>
+            <w:pPr>
+              <w:tabs>
+                <w:tab w:val="left" w:pos="260"/>
+              </w:tabs>
+              <w:spacing w:after="0" w:before="40" w:line="280"/>
+              <w:ind w:left="260" w:hanging="260"/>
+            </w:pPr>
+            <w:r>
+              <w:rPr>
+                <w:b/>
+                <w:bCs/>
+                <w:color w:val="C00000"/>
+                <w:sz w:val="21"/>
+                <w:szCs w:val="21"/>
+              </w:rPr>
+              <w:t xml:space="preserve">→</w:t>
+            </w:r>
+            <w:r>
+              <w:tab/>
+            </w:r>
+            <w:r>
+              <w:rPr>
+                <w:sz w:val="21"/>
+                <w:szCs w:val="21"/>
+              </w:rPr>
+              <w:t xml:space="preserve">Iran–Pakistan and Iran–China closeness</w:t>
+            </w:r>
+          </w:p>
+          <w:p>
+            <w:pPr>
+              <w:tabs>
+                <w:tab w:val="left" w:pos="260"/>
+              </w:tabs>
+              <w:spacing w:after="0" w:before="40" w:line="280"/>
+              <w:ind w:left="260" w:hanging="260"/>
+            </w:pPr>
+            <w:r>
+              <w:rPr>
+                <w:b/>
+                <w:bCs/>
+                <w:color w:val="C00000"/>
+                <w:sz w:val="21"/>
+                <w:szCs w:val="21"/>
+              </w:rPr>
+              <w:t xml:space="preserve">→</w:t>
+            </w:r>
+            <w:r>
+              <w:tab/>
+            </w:r>
+            <w:r>
+              <w:rPr>
+                <w:sz w:val="21"/>
+                <w:szCs w:val="21"/>
+              </w:rPr>
+              <w:t xml:space="preserve">Balancing Gulf Arabs and Israel with Iran</w:t>
+            </w:r>
+          </w:p>
+          <w:p>
+            <w:pPr>
+              <w:tabs>
+                <w:tab w:val="left" w:pos="260"/>
+              </w:tabs>
+              <w:spacing w:after="0" w:before="40" w:line="280"/>
+              <w:ind w:left="260" w:hanging="260"/>
+            </w:pPr>
+            <w:r>
+              <w:rPr>
+                <w:b/>
+                <w:bCs/>
+                <w:color w:val="C00000"/>
+                <w:sz w:val="21"/>
+                <w:szCs w:val="21"/>
+              </w:rPr>
+              <w:t xml:space="preserve">→</w:t>
+            </w:r>
+            <w:r>
+              <w:tab/>
+            </w:r>
+            <w:r>
+              <w:rPr>
+                <w:sz w:val="21"/>
+                <w:szCs w:val="21"/>
+              </w:rPr>
+              <w:t xml:space="preserve">Banking and payment freeze from sanctions</w:t>
+            </w:r>
+          </w:p>
+        </w:tc>
+      </w:tr>
+      <w:tr>
+        <w:trPr>
+          <w:cantSplit/>
+        </w:trPr>
+        <w:tc>
+          <w:tcPr>
+            <w:tcW w:type="dxa" w:w="520"/>
+            <w:tcBorders>
+              <w:top w:val="single" w:color="BFBFBF" w:sz="4"/>
+              <w:left w:val="single" w:color="BFBFBF" w:sz="4"/>
+              <w:bottom w:val="single" w:color="BFBFBF" w:sz="4"/>
+              <w:right w:val="single" w:color="BFBFBF" w:sz="4"/>
+            </w:tcBorders>
+            <w:tcMar>
+              <w:top w:type="dxa" w:w="70"/>
+              <w:left w:type="dxa" w:w="100"/>
+              <w:bottom w:type="dxa" w:w="70"/>
+              <w:right w:type="dxa" w:w="100"/>
+            </w:tcMar>
+            <w:vAlign w:val="center"/>
+          </w:tcPr>
+          <w:p>
+            <w:pPr>
+              <w:spacing w:after="0" w:before="0" w:line="300"/>
+              <w:jc w:val="center"/>
+            </w:pPr>
+            <w:r>
+              <w:rPr>
+                <w:color w:val="7F7F7F"/>
+                <w:sz w:val="21"/>
+                <w:szCs w:val="21"/>
+              </w:rPr>
+              <w:t xml:space="preserve">5</w:t>
+            </w:r>
+          </w:p>
+        </w:tc>
+        <w:tc>
+          <w:tcPr>
+            <w:tcW w:type="dxa" w:w="2200"/>
+            <w:tcBorders>
+              <w:top w:val="single" w:color="BFBFBF" w:sz="4"/>
+              <w:left w:val="single" w:color="BFBFBF" w:sz="4"/>
+              <w:bottom w:val="single" w:color="BFBFBF" w:sz="4"/>
+              <w:right w:val="single" w:color="BFBFBF" w:sz="4"/>
+            </w:tcBorders>
+            <w:tcMar>
+              <w:top w:type="dxa" w:w="70"/>
+              <w:left w:type="dxa" w:w="100"/>
+              <w:bottom w:type="dxa" w:w="70"/>
+              <w:right w:type="dxa" w:w="100"/>
+            </w:tcMar>
+            <w:vAlign w:val="center"/>
+          </w:tcPr>
+          <w:p>
+            <w:pPr>
+              <w:spacing w:after="0" w:before="0" w:line="300"/>
+            </w:pPr>
+            <w:r>
+              <w:rPr>
+                <w:b/>
+                <w:bCs/>
+                <w:color w:val="1F3864"/>
+                <w:sz w:val="21"/>
+                <w:szCs w:val="21"/>
+              </w:rPr>
+              <w:t xml:space="preserve">Solutions</w:t>
+            </w:r>
+          </w:p>
+        </w:tc>
+        <w:tc>
+          <w:tcPr>
+            <w:tcW w:type="dxa" w:w="7986"/>
+            <w:tcBorders>
+              <w:top w:val="single" w:color="BFBFBF" w:sz="4"/>
+              <w:left w:val="single" w:color="BFBFBF" w:sz="4"/>
+              <w:bottom w:val="single" w:color="BFBFBF" w:sz="4"/>
+              <w:right w:val="single" w:color="BFBFBF" w:sz="4"/>
+            </w:tcBorders>
+            <w:tcMar>
+              <w:top w:type="dxa" w:w="70"/>
+              <w:left w:type="dxa" w:w="100"/>
+              <w:bottom w:type="dxa" w:w="70"/>
+              <w:right w:type="dxa" w:w="100"/>
+            </w:tcMar>
+            <w:vAlign w:val="center"/>
+          </w:tcPr>
+          <w:p>
+            <w:pPr>
+              <w:tabs>
+                <w:tab w:val="left" w:pos="260"/>
+              </w:tabs>
+              <w:spacing w:after="0" w:before="0" w:line="280"/>
+              <w:ind w:left="260" w:hanging="260"/>
+            </w:pPr>
+            <w:r>
+              <w:rPr>
+                <w:b/>
+                <w:bCs/>
+                <w:color w:val="C00000"/>
+                <w:sz w:val="21"/>
+                <w:szCs w:val="21"/>
+              </w:rPr>
+              <w:t xml:space="preserve">→</w:t>
+            </w:r>
+            <w:r>
+              <w:tab/>
+            </w:r>
+            <w:r>
+              <w:rPr>
+                <w:sz w:val="21"/>
+                <w:szCs w:val="21"/>
+              </w:rPr>
+              <w:t xml:space="preserve">Neutrality and strategic autonomy: dialogue with all; quiet diplomacy for a ceasefire</w:t>
+            </w:r>
+          </w:p>
+          <w:p>
+            <w:pPr>
+              <w:tabs>
+                <w:tab w:val="left" w:pos="260"/>
+              </w:tabs>
+              <w:spacing w:after="0" w:before="40" w:line="280"/>
+              <w:ind w:left="260" w:hanging="260"/>
+            </w:pPr>
+            <w:r>
+              <w:rPr>
+                <w:b/>
+                <w:bCs/>
+                <w:color w:val="C00000"/>
+                <w:sz w:val="21"/>
+                <w:szCs w:val="21"/>
+              </w:rPr>
+              <w:t xml:space="preserve">→</w:t>
+            </w:r>
+            <w:r>
+              <w:tab/>
+            </w:r>
+            <w:r>
+              <w:rPr>
+                <w:b/>
+                <w:bCs/>
+                <w:sz w:val="21"/>
+                <w:szCs w:val="21"/>
+              </w:rPr>
+              <w:t xml:space="preserve">Energy security:</w:t>
+            </w:r>
+            <w:r>
+              <w:rPr>
+                <w:sz w:val="21"/>
+                <w:szCs w:val="21"/>
+              </w:rPr>
+              <w:t xml:space="preserve"> diversify supply (Russia, US, Africa, Latin America), strategic reserves, renewables and alternative fuels</w:t>
+            </w:r>
+          </w:p>
+          <w:p>
+            <w:pPr>
+              <w:tabs>
+                <w:tab w:val="left" w:pos="260"/>
+              </w:tabs>
+              <w:spacing w:after="0" w:before="40" w:line="280"/>
+              <w:ind w:left="260" w:hanging="260"/>
+            </w:pPr>
+            <w:r>
+              <w:rPr>
+                <w:b/>
+                <w:bCs/>
+                <w:color w:val="C00000"/>
+                <w:sz w:val="21"/>
+                <w:szCs w:val="21"/>
+              </w:rPr>
+              <w:t xml:space="preserve">→</w:t>
+            </w:r>
+            <w:r>
+              <w:tab/>
+            </w:r>
+            <w:r>
+              <w:rPr>
+                <w:b/>
+                <w:bCs/>
+                <w:sz w:val="21"/>
+                <w:szCs w:val="21"/>
+              </w:rPr>
+              <w:t xml:space="preserve">Protect citizens:</w:t>
+            </w:r>
+            <w:r>
+              <w:rPr>
+                <w:sz w:val="21"/>
+                <w:szCs w:val="21"/>
+              </w:rPr>
+              <w:t xml:space="preserve"> evacuation capacity (Operation Sindhu-type), naval escorts, shipping advisories</w:t>
+            </w:r>
+          </w:p>
+          <w:p>
+            <w:pPr>
+              <w:tabs>
+                <w:tab w:val="left" w:pos="260"/>
+              </w:tabs>
+              <w:spacing w:after="0" w:before="40" w:line="280"/>
+              <w:ind w:left="260" w:hanging="260"/>
+            </w:pPr>
+            <w:r>
+              <w:rPr>
+                <w:b/>
+                <w:bCs/>
+                <w:color w:val="C00000"/>
+                <w:sz w:val="21"/>
+                <w:szCs w:val="21"/>
+              </w:rPr>
+              <w:t xml:space="preserve">→</w:t>
+            </w:r>
+            <w:r>
+              <w:tab/>
+            </w:r>
+            <w:r>
+              <w:rPr>
+                <w:sz w:val="21"/>
+                <w:szCs w:val="21"/>
+              </w:rPr>
+              <w:t xml:space="preserve">Keep Chabahar and INSTC alive through waivers; explore alternatives (IMEC, Oman, Duqm port)</w:t>
+            </w:r>
+          </w:p>
+          <w:p>
+            <w:pPr>
+              <w:tabs>
+                <w:tab w:val="left" w:pos="260"/>
+              </w:tabs>
+              <w:spacing w:after="0" w:before="40" w:line="280"/>
+              <w:ind w:left="260" w:hanging="260"/>
+            </w:pPr>
+            <w:r>
+              <w:rPr>
+                <w:b/>
+                <w:bCs/>
+                <w:color w:val="C00000"/>
+                <w:sz w:val="21"/>
+                <w:szCs w:val="21"/>
+              </w:rPr>
+              <w:t xml:space="preserve">→</w:t>
+            </w:r>
+            <w:r>
+              <w:tab/>
+            </w:r>
+            <w:r>
+              <w:rPr>
+                <w:sz w:val="21"/>
+                <w:szCs w:val="21"/>
+              </w:rPr>
+              <w:t xml:space="preserve">Indian Navy for Indian Ocean and Gulf of Oman security</w:t>
+            </w:r>
+          </w:p>
+          <w:p>
+            <w:pPr>
+              <w:tabs>
+                <w:tab w:val="left" w:pos="260"/>
+              </w:tabs>
+              <w:spacing w:after="0" w:before="40" w:line="280"/>
+              <w:ind w:left="260" w:hanging="260"/>
+            </w:pPr>
+            <w:r>
+              <w:rPr>
+                <w:b/>
+                <w:bCs/>
+                <w:color w:val="C00000"/>
+                <w:sz w:val="21"/>
+                <w:szCs w:val="21"/>
+              </w:rPr>
+              <w:t xml:space="preserve">→</w:t>
+            </w:r>
+            <w:r>
+              <w:tab/>
+            </w:r>
+            <w:r>
+              <w:rPr>
+                <w:sz w:val="21"/>
+                <w:szCs w:val="21"/>
+              </w:rPr>
+              <w:t xml:space="preserve">Engage Tehran, Riyadh, Abu Dhabi and Tel Aviv together</w:t>
+            </w:r>
+          </w:p>
+          <w:p>
+            <w:pPr>
+              <w:tabs>
+                <w:tab w:val="left" w:pos="260"/>
+              </w:tabs>
+              <w:spacing w:after="0" w:before="40" w:line="280"/>
+              <w:ind w:left="260" w:hanging="260"/>
+            </w:pPr>
+            <w:r>
+              <w:rPr>
+                <w:b/>
+                <w:bCs/>
+                <w:color w:val="C00000"/>
+                <w:sz w:val="21"/>
+                <w:szCs w:val="21"/>
+              </w:rPr>
+              <w:t xml:space="preserve">→</w:t>
+            </w:r>
+            <w:r>
+              <w:tab/>
+            </w:r>
+            <w:r>
+              <w:rPr>
+                <w:sz w:val="21"/>
+                <w:szCs w:val="21"/>
+              </w:rPr>
+              <w:t xml:space="preserve">Long-term plan for the Gulf and the diaspora</w:t>
+            </w:r>
+          </w:p>
+        </w:tc>
+      </w:tr>
+      <w:tr>
+        <w:trPr>
+          <w:cantSplit/>
+        </w:trPr>
+        <w:tc>
+          <w:tcPr>
+            <w:tcW w:type="dxa" w:w="520"/>
+            <w:tcBorders>
+              <w:top w:val="single" w:color="BFBFBF" w:sz="4"/>
+              <w:left w:val="single" w:color="BFBFBF" w:sz="4"/>
+              <w:bottom w:val="single" w:color="BFBFBF" w:sz="4"/>
+              <w:right w:val="single" w:color="BFBFBF" w:sz="4"/>
+            </w:tcBorders>
+            <w:shd w:fill="F5F7FB" w:color="auto" w:val="clear"/>
+            <w:tcMar>
+              <w:top w:type="dxa" w:w="70"/>
+              <w:left w:type="dxa" w:w="100"/>
+              <w:bottom w:type="dxa" w:w="70"/>
+              <w:right w:type="dxa" w:w="100"/>
+            </w:tcMar>
+            <w:vAlign w:val="center"/>
+          </w:tcPr>
+          <w:p>
+            <w:pPr>
+              <w:spacing w:after="0" w:before="0" w:line="300"/>
+              <w:jc w:val="center"/>
+            </w:pPr>
+            <w:r>
+              <w:rPr>
+                <w:color w:val="7F7F7F"/>
+                <w:sz w:val="21"/>
+                <w:szCs w:val="21"/>
+              </w:rPr>
+              <w:t xml:space="preserve">6</w:t>
+            </w:r>
+          </w:p>
+        </w:tc>
+        <w:tc>
+          <w:tcPr>
+            <w:tcW w:type="dxa" w:w="2200"/>
+            <w:tcBorders>
+              <w:top w:val="single" w:color="BFBFBF" w:sz="4"/>
+              <w:left w:val="single" w:color="BFBFBF" w:sz="4"/>
+              <w:bottom w:val="single" w:color="BFBFBF" w:sz="4"/>
+              <w:right w:val="single" w:color="BFBFBF" w:sz="4"/>
+            </w:tcBorders>
+            <w:shd w:fill="F5F7FB" w:color="auto" w:val="clear"/>
+            <w:tcMar>
+              <w:top w:type="dxa" w:w="70"/>
+              <w:left w:type="dxa" w:w="100"/>
+              <w:bottom w:type="dxa" w:w="70"/>
+              <w:right w:type="dxa" w:w="100"/>
+            </w:tcMar>
+            <w:vAlign w:val="center"/>
+          </w:tcPr>
+          <w:p>
+            <w:pPr>
+              <w:spacing w:after="0" w:before="0" w:line="300"/>
+            </w:pPr>
+            <w:r>
+              <w:rPr>
+                <w:b/>
+                <w:bCs/>
+                <w:color w:val="1F3864"/>
+                <w:sz w:val="21"/>
+                <w:szCs w:val="21"/>
+              </w:rPr>
+              <w:t xml:space="preserve">Conclusion</w:t>
+            </w:r>
+          </w:p>
+        </w:tc>
+        <w:tc>
+          <w:tcPr>
+            <w:tcW w:type="dxa" w:w="7986"/>
+            <w:tcBorders>
+              <w:top w:val="single" w:color="BFBFBF" w:sz="4"/>
+              <w:left w:val="single" w:color="BFBFBF" w:sz="4"/>
+              <w:bottom w:val="single" w:color="BFBFBF" w:sz="4"/>
+              <w:right w:val="single" w:color="BFBFBF" w:sz="4"/>
+            </w:tcBorders>
+            <w:shd w:fill="F5F7FB" w:color="auto" w:val="clear"/>
+            <w:tcMar>
+              <w:top w:type="dxa" w:w="70"/>
+              <w:left w:type="dxa" w:w="100"/>
+              <w:bottom w:type="dxa" w:w="70"/>
+              <w:right w:type="dxa" w:w="100"/>
+            </w:tcMar>
+            <w:vAlign w:val="center"/>
+          </w:tcPr>
+          <w:p>
+            <w:pPr>
+              <w:tabs>
+                <w:tab w:val="left" w:pos="260"/>
+              </w:tabs>
+              <w:spacing w:after="0" w:before="0" w:line="280"/>
+              <w:ind w:left="260" w:hanging="260"/>
+            </w:pPr>
+            <w:r>
+              <w:rPr>
+                <w:b/>
+                <w:bCs/>
+                <w:color w:val="C00000"/>
+                <w:sz w:val="21"/>
+                <w:szCs w:val="21"/>
+              </w:rPr>
+              <w:t xml:space="preserve">→</w:t>
+            </w:r>
+            <w:r>
+              <w:tab/>
+            </w:r>
+            <w:r>
+              <w:rPr>
+                <w:sz w:val="21"/>
+                <w:szCs w:val="21"/>
+              </w:rPr>
+              <w:t xml:space="preserve">Iran is a civilisational partner and a strategic necessity for India's connectivity</w:t>
+            </w:r>
+          </w:p>
+          <w:p>
+            <w:pPr>
+              <w:tabs>
+                <w:tab w:val="left" w:pos="260"/>
+              </w:tabs>
+              <w:spacing w:after="0" w:before="40" w:line="280"/>
+              <w:ind w:left="260" w:hanging="260"/>
+            </w:pPr>
+            <w:r>
+              <w:rPr>
+                <w:b/>
+                <w:bCs/>
+                <w:color w:val="C00000"/>
+                <w:sz w:val="21"/>
+                <w:szCs w:val="21"/>
+              </w:rPr>
+              <w:t xml:space="preserve">→</w:t>
+            </w:r>
+            <w:r>
+              <w:tab/>
+            </w:r>
+            <w:r>
+              <w:rPr>
+                <w:b/>
+                <w:bCs/>
+                <w:sz w:val="21"/>
+                <w:szCs w:val="21"/>
+              </w:rPr>
+              <w:t xml:space="preserve">India's wisest course:</w:t>
+            </w:r>
+            <w:r>
+              <w:rPr>
+                <w:sz w:val="21"/>
+                <w:szCs w:val="21"/>
+              </w:rPr>
+              <w:t xml:space="preserve"> neutrality, dialogue and diversified energy</w:t>
+            </w:r>
+          </w:p>
+          <w:p>
+            <w:pPr>
+              <w:tabs>
+                <w:tab w:val="left" w:pos="260"/>
+              </w:tabs>
+              <w:spacing w:after="0" w:before="40" w:line="280"/>
+              <w:ind w:left="260" w:hanging="260"/>
+            </w:pPr>
+            <w:r>
+              <w:rPr>
+                <w:b/>
+                <w:bCs/>
+                <w:color w:val="C00000"/>
+                <w:sz w:val="21"/>
+                <w:szCs w:val="21"/>
+              </w:rPr>
+              <w:t xml:space="preserve">→</w:t>
+            </w:r>
+            <w:r>
+              <w:tab/>
+            </w:r>
+            <w:r>
+              <w:rPr>
+                <w:sz w:val="21"/>
+                <w:szCs w:val="21"/>
+              </w:rPr>
+              <w:t xml:space="preserve">The war shows India's energy and connectivity strategy needs more than one route</w:t>
             </w:r>
           </w:p>
         </w:tc>

--- a/SSB_Lecturettes.docx
+++ b/SSB_Lecturettes.docx
@@ -21273,6 +21273,1830 @@
                 <w:szCs w:val="21"/>
               </w:rPr>
               <w:t xml:space="preserve">The war shows India's energy and connectivity strategy needs more than one route</w:t>
+            </w:r>
+          </w:p>
+        </w:tc>
+      </w:tr>
+    </w:tbl>
+    <w:p>
+      <w:pPr>
+        <w:pStyle w:val="Heading1"/>
+        <w:pageBreakBefore/>
+        <w:shd w:fill="1F3864" w:color="auto" w:val="clear"/>
+        <w:spacing w:after="160" w:before="0"/>
+        <w:ind w:left="100" w:right="100"/>
+      </w:pPr>
+      <w:r>
+        <w:t xml:space="preserve">Topic 13: India–Israel Relations</w:t>
+      </w:r>
+    </w:p>
+    <w:tbl>
+      <w:tblPr>
+        <w:tblW w:type="dxa" w:w="10706"/>
+        <w:tblBorders>
+          <w:top w:val="single" w:color="auto" w:sz="4"/>
+          <w:left w:val="single" w:color="auto" w:sz="4"/>
+          <w:bottom w:val="single" w:color="auto" w:sz="4"/>
+          <w:right w:val="single" w:color="auto" w:sz="4"/>
+          <w:insideH w:val="single" w:color="auto" w:sz="4"/>
+          <w:insideV w:val="single" w:color="auto" w:sz="4"/>
+        </w:tblBorders>
+      </w:tblPr>
+      <w:tblGrid>
+        <w:gridCol w:w="520"/>
+        <w:gridCol w:w="2200"/>
+        <w:gridCol w:w="7986"/>
+      </w:tblGrid>
+      <w:tr>
+        <w:trPr>
+          <w:tblHeader/>
+        </w:trPr>
+        <w:tc>
+          <w:tcPr>
+            <w:tcW w:type="dxa" w:w="520"/>
+            <w:tcBorders>
+              <w:top w:val="single" w:color="BFBFBF" w:sz="4"/>
+              <w:left w:val="single" w:color="BFBFBF" w:sz="4"/>
+              <w:bottom w:val="single" w:color="BFBFBF" w:sz="4"/>
+              <w:right w:val="single" w:color="BFBFBF" w:sz="4"/>
+            </w:tcBorders>
+            <w:shd w:fill="DCE3F0" w:color="auto" w:val="clear"/>
+            <w:tcMar>
+              <w:top w:type="dxa" w:w="70"/>
+              <w:left w:type="dxa" w:w="100"/>
+              <w:bottom w:type="dxa" w:w="70"/>
+              <w:right w:type="dxa" w:w="100"/>
+            </w:tcMar>
+            <w:vAlign w:val="center"/>
+          </w:tcPr>
+          <w:p>
+            <w:pPr>
+              <w:spacing w:after="0" w:before="0" w:line="300"/>
+              <w:jc w:val="center"/>
+            </w:pPr>
+            <w:r>
+              <w:rPr>
+                <w:b/>
+                <w:bCs/>
+                <w:sz w:val="21"/>
+                <w:szCs w:val="21"/>
+              </w:rPr>
+              <w:t xml:space="preserve">#</w:t>
+            </w:r>
+          </w:p>
+        </w:tc>
+        <w:tc>
+          <w:tcPr>
+            <w:tcW w:type="dxa" w:w="2200"/>
+            <w:tcBorders>
+              <w:top w:val="single" w:color="BFBFBF" w:sz="4"/>
+              <w:left w:val="single" w:color="BFBFBF" w:sz="4"/>
+              <w:bottom w:val="single" w:color="BFBFBF" w:sz="4"/>
+              <w:right w:val="single" w:color="BFBFBF" w:sz="4"/>
+            </w:tcBorders>
+            <w:shd w:fill="DCE3F0" w:color="auto" w:val="clear"/>
+            <w:tcMar>
+              <w:top w:type="dxa" w:w="70"/>
+              <w:left w:type="dxa" w:w="100"/>
+              <w:bottom w:type="dxa" w:w="70"/>
+              <w:right w:type="dxa" w:w="100"/>
+            </w:tcMar>
+            <w:vAlign w:val="center"/>
+          </w:tcPr>
+          <w:p>
+            <w:pPr>
+              <w:spacing w:after="0" w:before="0" w:line="300"/>
+            </w:pPr>
+            <w:r>
+              <w:rPr>
+                <w:b/>
+                <w:bCs/>
+                <w:sz w:val="21"/>
+                <w:szCs w:val="21"/>
+              </w:rPr>
+              <w:t xml:space="preserve">Stage</w:t>
+            </w:r>
+          </w:p>
+        </w:tc>
+        <w:tc>
+          <w:tcPr>
+            <w:tcW w:type="dxa" w:w="7986"/>
+            <w:tcBorders>
+              <w:top w:val="single" w:color="BFBFBF" w:sz="4"/>
+              <w:left w:val="single" w:color="BFBFBF" w:sz="4"/>
+              <w:bottom w:val="single" w:color="BFBFBF" w:sz="4"/>
+              <w:right w:val="single" w:color="BFBFBF" w:sz="4"/>
+            </w:tcBorders>
+            <w:shd w:fill="DCE3F0" w:color="auto" w:val="clear"/>
+            <w:tcMar>
+              <w:top w:type="dxa" w:w="70"/>
+              <w:left w:type="dxa" w:w="100"/>
+              <w:bottom w:type="dxa" w:w="70"/>
+              <w:right w:type="dxa" w:w="100"/>
+            </w:tcMar>
+            <w:vAlign w:val="center"/>
+          </w:tcPr>
+          <w:p>
+            <w:pPr>
+              <w:spacing w:after="0" w:before="0" w:line="300"/>
+            </w:pPr>
+            <w:r>
+              <w:rPr>
+                <w:b/>
+                <w:bCs/>
+                <w:sz w:val="21"/>
+                <w:szCs w:val="21"/>
+              </w:rPr>
+              <w:t xml:space="preserve">Flow</w:t>
+            </w:r>
+          </w:p>
+        </w:tc>
+      </w:tr>
+      <w:tr>
+        <w:trPr>
+          <w:cantSplit/>
+        </w:trPr>
+        <w:tc>
+          <w:tcPr>
+            <w:tcW w:type="dxa" w:w="520"/>
+            <w:tcBorders>
+              <w:top w:val="single" w:color="BFBFBF" w:sz="4"/>
+              <w:left w:val="single" w:color="BFBFBF" w:sz="4"/>
+              <w:bottom w:val="single" w:color="BFBFBF" w:sz="4"/>
+              <w:right w:val="single" w:color="BFBFBF" w:sz="4"/>
+            </w:tcBorders>
+            <w:tcMar>
+              <w:top w:type="dxa" w:w="70"/>
+              <w:left w:type="dxa" w:w="100"/>
+              <w:bottom w:type="dxa" w:w="70"/>
+              <w:right w:type="dxa" w:w="100"/>
+            </w:tcMar>
+            <w:vAlign w:val="center"/>
+          </w:tcPr>
+          <w:p>
+            <w:pPr>
+              <w:spacing w:after="0" w:before="0" w:line="300"/>
+              <w:jc w:val="center"/>
+            </w:pPr>
+            <w:r>
+              <w:rPr>
+                <w:color w:val="7F7F7F"/>
+                <w:sz w:val="21"/>
+                <w:szCs w:val="21"/>
+              </w:rPr>
+              <w:t xml:space="preserve">1</w:t>
+            </w:r>
+          </w:p>
+        </w:tc>
+        <w:tc>
+          <w:tcPr>
+            <w:tcW w:type="dxa" w:w="2200"/>
+            <w:tcBorders>
+              <w:top w:val="single" w:color="BFBFBF" w:sz="4"/>
+              <w:left w:val="single" w:color="BFBFBF" w:sz="4"/>
+              <w:bottom w:val="single" w:color="BFBFBF" w:sz="4"/>
+              <w:right w:val="single" w:color="BFBFBF" w:sz="4"/>
+            </w:tcBorders>
+            <w:tcMar>
+              <w:top w:type="dxa" w:w="70"/>
+              <w:left w:type="dxa" w:w="100"/>
+              <w:bottom w:type="dxa" w:w="70"/>
+              <w:right w:type="dxa" w:w="100"/>
+            </w:tcMar>
+            <w:vAlign w:val="center"/>
+          </w:tcPr>
+          <w:p>
+            <w:pPr>
+              <w:spacing w:after="0" w:before="0" w:line="300"/>
+            </w:pPr>
+            <w:r>
+              <w:rPr>
+                <w:b/>
+                <w:bCs/>
+                <w:color w:val="1F3864"/>
+                <w:sz w:val="21"/>
+                <w:szCs w:val="21"/>
+              </w:rPr>
+              <w:t xml:space="preserve">What is it</w:t>
+            </w:r>
+          </w:p>
+        </w:tc>
+        <w:tc>
+          <w:tcPr>
+            <w:tcW w:type="dxa" w:w="7986"/>
+            <w:tcBorders>
+              <w:top w:val="single" w:color="BFBFBF" w:sz="4"/>
+              <w:left w:val="single" w:color="BFBFBF" w:sz="4"/>
+              <w:bottom w:val="single" w:color="BFBFBF" w:sz="4"/>
+              <w:right w:val="single" w:color="BFBFBF" w:sz="4"/>
+            </w:tcBorders>
+            <w:tcMar>
+              <w:top w:type="dxa" w:w="70"/>
+              <w:left w:type="dxa" w:w="100"/>
+              <w:bottom w:type="dxa" w:w="70"/>
+              <w:right w:type="dxa" w:w="100"/>
+            </w:tcMar>
+            <w:vAlign w:val="center"/>
+          </w:tcPr>
+          <w:p>
+            <w:pPr>
+              <w:tabs>
+                <w:tab w:val="left" w:pos="260"/>
+              </w:tabs>
+              <w:spacing w:after="0" w:before="0" w:line="280"/>
+              <w:ind w:left="260" w:hanging="260"/>
+            </w:pPr>
+            <w:r>
+              <w:rPr>
+                <w:b/>
+                <w:bCs/>
+                <w:color w:val="C00000"/>
+                <w:sz w:val="21"/>
+                <w:szCs w:val="21"/>
+              </w:rPr>
+              <w:t xml:space="preserve">→</w:t>
+            </w:r>
+            <w:r>
+              <w:tab/>
+            </w:r>
+            <w:r>
+              <w:rPr>
+                <w:sz w:val="21"/>
+                <w:szCs w:val="21"/>
+              </w:rPr>
+              <w:t xml:space="preserve">Strategic partnership built on defence, technology, agriculture and counter-terrorism</w:t>
+            </w:r>
+          </w:p>
+          <w:p>
+            <w:pPr>
+              <w:tabs>
+                <w:tab w:val="left" w:pos="260"/>
+              </w:tabs>
+              <w:spacing w:after="0" w:before="40" w:line="280"/>
+              <w:ind w:left="260" w:hanging="260"/>
+            </w:pPr>
+            <w:r>
+              <w:rPr>
+                <w:b/>
+                <w:bCs/>
+                <w:color w:val="C00000"/>
+                <w:sz w:val="21"/>
+                <w:szCs w:val="21"/>
+              </w:rPr>
+              <w:t xml:space="preserve">→</w:t>
+            </w:r>
+            <w:r>
+              <w:tab/>
+            </w:r>
+            <w:r>
+              <w:rPr>
+                <w:sz w:val="21"/>
+                <w:szCs w:val="21"/>
+              </w:rPr>
+              <w:t xml:space="preserve">Recognised Israel in 1950; full diplomatic ties only in 1992, after the Cold War</w:t>
+            </w:r>
+          </w:p>
+          <w:p>
+            <w:pPr>
+              <w:tabs>
+                <w:tab w:val="left" w:pos="260"/>
+              </w:tabs>
+              <w:spacing w:after="0" w:before="40" w:line="280"/>
+              <w:ind w:left="260" w:hanging="260"/>
+            </w:pPr>
+            <w:r>
+              <w:rPr>
+                <w:b/>
+                <w:bCs/>
+                <w:color w:val="C00000"/>
+                <w:sz w:val="21"/>
+                <w:szCs w:val="21"/>
+              </w:rPr>
+              <w:t xml:space="preserve">→</w:t>
+            </w:r>
+            <w:r>
+              <w:tab/>
+            </w:r>
+            <w:r>
+              <w:rPr>
+                <w:sz w:val="21"/>
+                <w:szCs w:val="21"/>
+              </w:rPr>
+              <w:t xml:space="preserve">Continued support for Palestine; India backs a two-state solution</w:t>
+            </w:r>
+          </w:p>
+          <w:p>
+            <w:pPr>
+              <w:tabs>
+                <w:tab w:val="left" w:pos="260"/>
+              </w:tabs>
+              <w:spacing w:after="0" w:before="40" w:line="280"/>
+              <w:ind w:left="260" w:hanging="260"/>
+            </w:pPr>
+            <w:r>
+              <w:rPr>
+                <w:b/>
+                <w:bCs/>
+                <w:color w:val="C00000"/>
+                <w:sz w:val="21"/>
+                <w:szCs w:val="21"/>
+              </w:rPr>
+              <w:t xml:space="preserve">→</w:t>
+            </w:r>
+            <w:r>
+              <w:tab/>
+            </w:r>
+            <w:r>
+              <w:rPr>
+                <w:sz w:val="21"/>
+                <w:szCs w:val="21"/>
+              </w:rPr>
+              <w:t xml:space="preserve">Modi's visit (2017), first by an Indian PM; Netanyahu's visit (2018)</w:t>
+            </w:r>
+          </w:p>
+          <w:p>
+            <w:pPr>
+              <w:tabs>
+                <w:tab w:val="left" w:pos="260"/>
+              </w:tabs>
+              <w:spacing w:after="0" w:before="40" w:line="280"/>
+              <w:ind w:left="260" w:hanging="260"/>
+            </w:pPr>
+            <w:r>
+              <w:rPr>
+                <w:b/>
+                <w:bCs/>
+                <w:color w:val="C00000"/>
+                <w:sz w:val="21"/>
+                <w:szCs w:val="21"/>
+              </w:rPr>
+              <w:t xml:space="preserve">→</w:t>
+            </w:r>
+            <w:r>
+              <w:tab/>
+            </w:r>
+            <w:r>
+              <w:rPr>
+                <w:sz w:val="21"/>
+                <w:szCs w:val="21"/>
+              </w:rPr>
+              <w:t xml:space="preserve">Elevated to a "Special Strategic Partnership for Peace, Innovation &amp; Prosperity" (Feb 2026)</w:t>
+            </w:r>
+          </w:p>
+        </w:tc>
+      </w:tr>
+      <w:tr>
+        <w:trPr>
+          <w:cantSplit/>
+        </w:trPr>
+        <w:tc>
+          <w:tcPr>
+            <w:tcW w:type="dxa" w:w="520"/>
+            <w:tcBorders>
+              <w:top w:val="single" w:color="BFBFBF" w:sz="4"/>
+              <w:left w:val="single" w:color="BFBFBF" w:sz="4"/>
+              <w:bottom w:val="single" w:color="BFBFBF" w:sz="4"/>
+              <w:right w:val="single" w:color="BFBFBF" w:sz="4"/>
+            </w:tcBorders>
+            <w:shd w:fill="F5F7FB" w:color="auto" w:val="clear"/>
+            <w:tcMar>
+              <w:top w:type="dxa" w:w="70"/>
+              <w:left w:type="dxa" w:w="100"/>
+              <w:bottom w:type="dxa" w:w="70"/>
+              <w:right w:type="dxa" w:w="100"/>
+            </w:tcMar>
+            <w:vAlign w:val="center"/>
+          </w:tcPr>
+          <w:p>
+            <w:pPr>
+              <w:spacing w:after="0" w:before="0" w:line="300"/>
+              <w:jc w:val="center"/>
+            </w:pPr>
+            <w:r>
+              <w:rPr>
+                <w:color w:val="7F7F7F"/>
+                <w:sz w:val="21"/>
+                <w:szCs w:val="21"/>
+              </w:rPr>
+              <w:t xml:space="preserve">2</w:t>
+            </w:r>
+          </w:p>
+        </w:tc>
+        <w:tc>
+          <w:tcPr>
+            <w:tcW w:type="dxa" w:w="2200"/>
+            <w:tcBorders>
+              <w:top w:val="single" w:color="BFBFBF" w:sz="4"/>
+              <w:left w:val="single" w:color="BFBFBF" w:sz="4"/>
+              <w:bottom w:val="single" w:color="BFBFBF" w:sz="4"/>
+              <w:right w:val="single" w:color="BFBFBF" w:sz="4"/>
+            </w:tcBorders>
+            <w:shd w:fill="F5F7FB" w:color="auto" w:val="clear"/>
+            <w:tcMar>
+              <w:top w:type="dxa" w:w="70"/>
+              <w:left w:type="dxa" w:w="100"/>
+              <w:bottom w:type="dxa" w:w="70"/>
+              <w:right w:type="dxa" w:w="100"/>
+            </w:tcMar>
+            <w:vAlign w:val="center"/>
+          </w:tcPr>
+          <w:p>
+            <w:pPr>
+              <w:spacing w:after="0" w:before="0" w:line="300"/>
+            </w:pPr>
+            <w:r>
+              <w:rPr>
+                <w:b/>
+                <w:bCs/>
+                <w:color w:val="1F3864"/>
+                <w:sz w:val="21"/>
+                <w:szCs w:val="21"/>
+              </w:rPr>
+              <w:t xml:space="preserve">Why it matters</w:t>
+            </w:r>
+          </w:p>
+        </w:tc>
+        <w:tc>
+          <w:tcPr>
+            <w:tcW w:type="dxa" w:w="7986"/>
+            <w:tcBorders>
+              <w:top w:val="single" w:color="BFBFBF" w:sz="4"/>
+              <w:left w:val="single" w:color="BFBFBF" w:sz="4"/>
+              <w:bottom w:val="single" w:color="BFBFBF" w:sz="4"/>
+              <w:right w:val="single" w:color="BFBFBF" w:sz="4"/>
+            </w:tcBorders>
+            <w:shd w:fill="F5F7FB" w:color="auto" w:val="clear"/>
+            <w:tcMar>
+              <w:top w:type="dxa" w:w="70"/>
+              <w:left w:type="dxa" w:w="100"/>
+              <w:bottom w:type="dxa" w:w="70"/>
+              <w:right w:type="dxa" w:w="100"/>
+            </w:tcMar>
+            <w:vAlign w:val="center"/>
+          </w:tcPr>
+          <w:p>
+            <w:pPr>
+              <w:tabs>
+                <w:tab w:val="left" w:pos="260"/>
+              </w:tabs>
+              <w:spacing w:after="0" w:before="0" w:line="280"/>
+              <w:ind w:left="260" w:hanging="260"/>
+            </w:pPr>
+            <w:r>
+              <w:rPr>
+                <w:b/>
+                <w:bCs/>
+                <w:color w:val="C00000"/>
+                <w:sz w:val="21"/>
+                <w:szCs w:val="21"/>
+              </w:rPr>
+              <w:t xml:space="preserve">→</w:t>
+            </w:r>
+            <w:r>
+              <w:tab/>
+            </w:r>
+            <w:r>
+              <w:rPr>
+                <w:b/>
+                <w:bCs/>
+                <w:sz w:val="21"/>
+                <w:szCs w:val="21"/>
+              </w:rPr>
+              <w:t xml:space="preserve">Defence:</w:t>
+            </w:r>
+            <w:r>
+              <w:rPr>
+                <w:sz w:val="21"/>
+                <w:szCs w:val="21"/>
+              </w:rPr>
+              <w:t xml:space="preserve"> among India's top suppliers (missiles, UAVs, radars, border surveillance); a support since Kargil 1999</w:t>
+            </w:r>
+          </w:p>
+          <w:p>
+            <w:pPr>
+              <w:tabs>
+                <w:tab w:val="left" w:pos="260"/>
+              </w:tabs>
+              <w:spacing w:after="0" w:before="40" w:line="280"/>
+              <w:ind w:left="260" w:hanging="260"/>
+            </w:pPr>
+            <w:r>
+              <w:rPr>
+                <w:b/>
+                <w:bCs/>
+                <w:color w:val="C00000"/>
+                <w:sz w:val="21"/>
+                <w:szCs w:val="21"/>
+              </w:rPr>
+              <w:t xml:space="preserve">→</w:t>
+            </w:r>
+            <w:r>
+              <w:tab/>
+            </w:r>
+            <w:r>
+              <w:rPr>
+                <w:b/>
+                <w:bCs/>
+                <w:sz w:val="21"/>
+                <w:szCs w:val="21"/>
+              </w:rPr>
+              <w:t xml:space="preserve">Security:</w:t>
+            </w:r>
+            <w:r>
+              <w:rPr>
+                <w:sz w:val="21"/>
+                <w:szCs w:val="21"/>
+              </w:rPr>
+              <w:t xml:space="preserve"> intelligence sharing, shared concern over terrorism</w:t>
+            </w:r>
+          </w:p>
+          <w:p>
+            <w:pPr>
+              <w:tabs>
+                <w:tab w:val="left" w:pos="260"/>
+              </w:tabs>
+              <w:spacing w:after="0" w:before="40" w:line="280"/>
+              <w:ind w:left="260" w:hanging="260"/>
+            </w:pPr>
+            <w:r>
+              <w:rPr>
+                <w:b/>
+                <w:bCs/>
+                <w:color w:val="C00000"/>
+                <w:sz w:val="21"/>
+                <w:szCs w:val="21"/>
+              </w:rPr>
+              <w:t xml:space="preserve">→</w:t>
+            </w:r>
+            <w:r>
+              <w:tab/>
+            </w:r>
+            <w:r>
+              <w:rPr>
+                <w:b/>
+                <w:bCs/>
+                <w:sz w:val="21"/>
+                <w:szCs w:val="21"/>
+              </w:rPr>
+              <w:t xml:space="preserve">Technology:</w:t>
+            </w:r>
+            <w:r>
+              <w:rPr>
+                <w:sz w:val="21"/>
+                <w:szCs w:val="21"/>
+              </w:rPr>
+              <w:t xml:space="preserve"> AI, cyber, quantum, water and agri-tech</w:t>
+            </w:r>
+          </w:p>
+          <w:p>
+            <w:pPr>
+              <w:tabs>
+                <w:tab w:val="left" w:pos="260"/>
+              </w:tabs>
+              <w:spacing w:after="0" w:before="40" w:line="280"/>
+              <w:ind w:left="260" w:hanging="260"/>
+            </w:pPr>
+            <w:r>
+              <w:rPr>
+                <w:b/>
+                <w:bCs/>
+                <w:color w:val="C00000"/>
+                <w:sz w:val="21"/>
+                <w:szCs w:val="21"/>
+              </w:rPr>
+              <w:t xml:space="preserve">→</w:t>
+            </w:r>
+            <w:r>
+              <w:tab/>
+            </w:r>
+            <w:r>
+              <w:rPr>
+                <w:b/>
+                <w:bCs/>
+                <w:sz w:val="21"/>
+                <w:szCs w:val="21"/>
+              </w:rPr>
+              <w:t xml:space="preserve">Economic:</w:t>
+            </w:r>
+            <w:r>
+              <w:rPr>
+                <w:sz w:val="21"/>
+                <w:szCs w:val="21"/>
+              </w:rPr>
+              <w:t xml:space="preserve"> trade $3.62 bn (2024–25); FTA under negotiation</w:t>
+            </w:r>
+          </w:p>
+          <w:p>
+            <w:pPr>
+              <w:tabs>
+                <w:tab w:val="left" w:pos="260"/>
+              </w:tabs>
+              <w:spacing w:after="0" w:before="40" w:line="280"/>
+              <w:ind w:left="260" w:hanging="260"/>
+            </w:pPr>
+            <w:r>
+              <w:rPr>
+                <w:b/>
+                <w:bCs/>
+                <w:color w:val="C00000"/>
+                <w:sz w:val="21"/>
+                <w:szCs w:val="21"/>
+              </w:rPr>
+              <w:t xml:space="preserve">→</w:t>
+            </w:r>
+            <w:r>
+              <w:tab/>
+            </w:r>
+            <w:r>
+              <w:rPr>
+                <w:b/>
+                <w:bCs/>
+                <w:sz w:val="21"/>
+                <w:szCs w:val="21"/>
+              </w:rPr>
+              <w:t xml:space="preserve">Connectivity:</w:t>
+            </w:r>
+            <w:r>
+              <w:rPr>
+                <w:sz w:val="21"/>
+                <w:szCs w:val="21"/>
+              </w:rPr>
+              <w:t xml:space="preserve"> IMEC and I2U2</w:t>
+            </w:r>
+          </w:p>
+          <w:p>
+            <w:pPr>
+              <w:tabs>
+                <w:tab w:val="left" w:pos="260"/>
+              </w:tabs>
+              <w:spacing w:after="0" w:before="40" w:line="280"/>
+              <w:ind w:left="260" w:hanging="260"/>
+            </w:pPr>
+            <w:r>
+              <w:rPr>
+                <w:b/>
+                <w:bCs/>
+                <w:color w:val="C00000"/>
+                <w:sz w:val="21"/>
+                <w:szCs w:val="21"/>
+              </w:rPr>
+              <w:t xml:space="preserve">→</w:t>
+            </w:r>
+            <w:r>
+              <w:tab/>
+            </w:r>
+            <w:r>
+              <w:rPr>
+                <w:b/>
+                <w:bCs/>
+                <w:sz w:val="21"/>
+                <w:szCs w:val="21"/>
+              </w:rPr>
+              <w:t xml:space="preserve">People:</w:t>
+            </w:r>
+            <w:r>
+              <w:rPr>
+                <w:sz w:val="21"/>
+                <w:szCs w:val="21"/>
+              </w:rPr>
+              <w:t xml:space="preserve"> about 18,000–20,000 Indian workers in Israel; 100,000+ Jews of Indian origin</w:t>
+            </w:r>
+          </w:p>
+        </w:tc>
+      </w:tr>
+      <w:tr>
+        <w:trPr>
+          <w:cantSplit/>
+        </w:trPr>
+        <w:tc>
+          <w:tcPr>
+            <w:tcW w:type="dxa" w:w="520"/>
+            <w:tcBorders>
+              <w:top w:val="single" w:color="BFBFBF" w:sz="4"/>
+              <w:left w:val="single" w:color="BFBFBF" w:sz="4"/>
+              <w:bottom w:val="single" w:color="BFBFBF" w:sz="4"/>
+              <w:right w:val="single" w:color="BFBFBF" w:sz="4"/>
+            </w:tcBorders>
+            <w:tcMar>
+              <w:top w:type="dxa" w:w="70"/>
+              <w:left w:type="dxa" w:w="100"/>
+              <w:bottom w:type="dxa" w:w="70"/>
+              <w:right w:type="dxa" w:w="100"/>
+            </w:tcMar>
+            <w:vAlign w:val="center"/>
+          </w:tcPr>
+          <w:p>
+            <w:pPr>
+              <w:spacing w:after="0" w:before="0" w:line="300"/>
+              <w:jc w:val="center"/>
+            </w:pPr>
+            <w:r>
+              <w:rPr>
+                <w:color w:val="7F7F7F"/>
+                <w:sz w:val="21"/>
+                <w:szCs w:val="21"/>
+              </w:rPr>
+              <w:t xml:space="preserve">3</w:t>
+            </w:r>
+          </w:p>
+        </w:tc>
+        <w:tc>
+          <w:tcPr>
+            <w:tcW w:type="dxa" w:w="2200"/>
+            <w:tcBorders>
+              <w:top w:val="single" w:color="BFBFBF" w:sz="4"/>
+              <w:left w:val="single" w:color="BFBFBF" w:sz="4"/>
+              <w:bottom w:val="single" w:color="BFBFBF" w:sz="4"/>
+              <w:right w:val="single" w:color="BFBFBF" w:sz="4"/>
+            </w:tcBorders>
+            <w:tcMar>
+              <w:top w:type="dxa" w:w="70"/>
+              <w:left w:type="dxa" w:w="100"/>
+              <w:bottom w:type="dxa" w:w="70"/>
+              <w:right w:type="dxa" w:w="100"/>
+            </w:tcMar>
+            <w:vAlign w:val="center"/>
+          </w:tcPr>
+          <w:p>
+            <w:pPr>
+              <w:spacing w:after="0" w:before="0" w:line="300"/>
+            </w:pPr>
+            <w:r>
+              <w:rPr>
+                <w:b/>
+                <w:bCs/>
+                <w:color w:val="1F3864"/>
+                <w:sz w:val="21"/>
+                <w:szCs w:val="21"/>
+              </w:rPr>
+              <w:t xml:space="preserve">Current status (Oct 2026)</w:t>
+            </w:r>
+          </w:p>
+        </w:tc>
+        <w:tc>
+          <w:tcPr>
+            <w:tcW w:type="dxa" w:w="7986"/>
+            <w:tcBorders>
+              <w:top w:val="single" w:color="BFBFBF" w:sz="4"/>
+              <w:left w:val="single" w:color="BFBFBF" w:sz="4"/>
+              <w:bottom w:val="single" w:color="BFBFBF" w:sz="4"/>
+              <w:right w:val="single" w:color="BFBFBF" w:sz="4"/>
+            </w:tcBorders>
+            <w:tcMar>
+              <w:top w:type="dxa" w:w="70"/>
+              <w:left w:type="dxa" w:w="100"/>
+              <w:bottom w:type="dxa" w:w="70"/>
+              <w:right w:type="dxa" w:w="100"/>
+            </w:tcMar>
+            <w:vAlign w:val="center"/>
+          </w:tcPr>
+          <w:p>
+            <w:pPr>
+              <w:tabs>
+                <w:tab w:val="left" w:pos="260"/>
+              </w:tabs>
+              <w:spacing w:after="0" w:before="0" w:line="280"/>
+              <w:ind w:left="260" w:hanging="260"/>
+            </w:pPr>
+            <w:r>
+              <w:rPr>
+                <w:b/>
+                <w:bCs/>
+                <w:color w:val="C00000"/>
+                <w:sz w:val="21"/>
+                <w:szCs w:val="21"/>
+              </w:rPr>
+              <w:t xml:space="preserve">→</w:t>
+            </w:r>
+            <w:r>
+              <w:tab/>
+            </w:r>
+            <w:r>
+              <w:rPr>
+                <w:sz w:val="21"/>
+                <w:szCs w:val="21"/>
+              </w:rPr>
+              <w:t xml:space="preserve">Modi's state visit (25–26 Feb 2026): first Indian PM to address the Knesset; 27 outcomes, 17 agreements</w:t>
+            </w:r>
+          </w:p>
+          <w:p>
+            <w:pPr>
+              <w:tabs>
+                <w:tab w:val="left" w:pos="260"/>
+              </w:tabs>
+              <w:spacing w:after="0" w:before="40" w:line="280"/>
+              <w:ind w:left="260" w:hanging="260"/>
+            </w:pPr>
+            <w:r>
+              <w:rPr>
+                <w:b/>
+                <w:bCs/>
+                <w:color w:val="C00000"/>
+                <w:sz w:val="21"/>
+                <w:szCs w:val="21"/>
+              </w:rPr>
+              <w:t xml:space="preserve">→</w:t>
+            </w:r>
+            <w:r>
+              <w:tab/>
+            </w:r>
+            <w:r>
+              <w:rPr>
+                <w:b/>
+                <w:bCs/>
+                <w:sz w:val="21"/>
+                <w:szCs w:val="21"/>
+              </w:rPr>
+              <w:t xml:space="preserve">Defence roadmap:</w:t>
+            </w:r>
+            <w:r>
+              <w:rPr>
+                <w:sz w:val="21"/>
+                <w:szCs w:val="21"/>
+              </w:rPr>
+              <w:t xml:space="preserve"> joint development, joint production, technology transfer, air defence expertise</w:t>
+            </w:r>
+          </w:p>
+          <w:p>
+            <w:pPr>
+              <w:tabs>
+                <w:tab w:val="left" w:pos="260"/>
+              </w:tabs>
+              <w:spacing w:after="0" w:before="40" w:line="280"/>
+              <w:ind w:left="260" w:hanging="260"/>
+            </w:pPr>
+            <w:r>
+              <w:rPr>
+                <w:b/>
+                <w:bCs/>
+                <w:color w:val="C00000"/>
+                <w:sz w:val="21"/>
+                <w:szCs w:val="21"/>
+              </w:rPr>
+              <w:t xml:space="preserve">→</w:t>
+            </w:r>
+            <w:r>
+              <w:tab/>
+            </w:r>
+            <w:r>
+              <w:rPr>
+                <w:sz w:val="21"/>
+                <w:szCs w:val="21"/>
+              </w:rPr>
+              <w:t xml:space="preserve">Critical and Emerging Technologies Partnership led by the two NSAs</w:t>
+            </w:r>
+          </w:p>
+          <w:p>
+            <w:pPr>
+              <w:tabs>
+                <w:tab w:val="left" w:pos="260"/>
+              </w:tabs>
+              <w:spacing w:after="0" w:before="40" w:line="280"/>
+              <w:ind w:left="260" w:hanging="260"/>
+            </w:pPr>
+            <w:r>
+              <w:rPr>
+                <w:b/>
+                <w:bCs/>
+                <w:color w:val="C00000"/>
+                <w:sz w:val="21"/>
+                <w:szCs w:val="21"/>
+              </w:rPr>
+              <w:t xml:space="preserve">→</w:t>
+            </w:r>
+            <w:r>
+              <w:tab/>
+            </w:r>
+            <w:r>
+              <w:rPr>
+                <w:sz w:val="21"/>
+                <w:szCs w:val="21"/>
+              </w:rPr>
+              <w:t xml:space="preserve">UPI–Israel payments link; Israel to take 50,000 more Indian workers; India ready to help rebuild Gaza</w:t>
+            </w:r>
+          </w:p>
+          <w:p>
+            <w:pPr>
+              <w:tabs>
+                <w:tab w:val="left" w:pos="260"/>
+              </w:tabs>
+              <w:spacing w:after="0" w:before="40" w:line="280"/>
+              <w:ind w:left="260" w:hanging="260"/>
+            </w:pPr>
+            <w:r>
+              <w:rPr>
+                <w:b/>
+                <w:bCs/>
+                <w:color w:val="C00000"/>
+                <w:sz w:val="21"/>
+                <w:szCs w:val="21"/>
+              </w:rPr>
+              <w:t xml:space="preserve">→</w:t>
+            </w:r>
+            <w:r>
+              <w:tab/>
+            </w:r>
+            <w:r>
+              <w:rPr>
+                <w:b/>
+                <w:bCs/>
+                <w:sz w:val="21"/>
+                <w:szCs w:val="21"/>
+              </w:rPr>
+              <w:t xml:space="preserve">FTA:</w:t>
+            </w:r>
+            <w:r>
+              <w:rPr>
+                <w:sz w:val="21"/>
+                <w:szCs w:val="21"/>
+              </w:rPr>
+              <w:t xml:space="preserve"> Terms of Reference (Nov 2025); rounds one (Feb) and two (Jul 2026, New Delhi); aim for early conclusion</w:t>
+            </w:r>
+          </w:p>
+          <w:p>
+            <w:pPr>
+              <w:tabs>
+                <w:tab w:val="left" w:pos="260"/>
+              </w:tabs>
+              <w:spacing w:after="0" w:before="40" w:line="280"/>
+              <w:ind w:left="260" w:hanging="260"/>
+            </w:pPr>
+            <w:r>
+              <w:rPr>
+                <w:b/>
+                <w:bCs/>
+                <w:color w:val="C00000"/>
+                <w:sz w:val="21"/>
+                <w:szCs w:val="21"/>
+              </w:rPr>
+              <w:t xml:space="preserve">→</w:t>
+            </w:r>
+            <w:r>
+              <w:tab/>
+            </w:r>
+            <w:r>
+              <w:rPr>
+                <w:b/>
+                <w:bCs/>
+                <w:sz w:val="21"/>
+                <w:szCs w:val="21"/>
+              </w:rPr>
+              <w:t xml:space="preserve">BIT:</w:t>
+            </w:r>
+            <w:r>
+              <w:rPr>
+                <w:sz w:val="21"/>
+                <w:szCs w:val="21"/>
+              </w:rPr>
+              <w:t xml:space="preserve"> new Bilateral Investment Treaty (Sept 2025)</w:t>
+            </w:r>
+          </w:p>
+          <w:p>
+            <w:pPr>
+              <w:tabs>
+                <w:tab w:val="left" w:pos="260"/>
+              </w:tabs>
+              <w:spacing w:after="0" w:before="40" w:line="280"/>
+              <w:ind w:left="260" w:hanging="260"/>
+            </w:pPr>
+            <w:r>
+              <w:rPr>
+                <w:b/>
+                <w:bCs/>
+                <w:color w:val="C00000"/>
+                <w:sz w:val="21"/>
+                <w:szCs w:val="21"/>
+              </w:rPr>
+              <w:t xml:space="preserve">→</w:t>
+            </w:r>
+            <w:r>
+              <w:tab/>
+            </w:r>
+            <w:r>
+              <w:rPr>
+                <w:b/>
+                <w:bCs/>
+                <w:sz w:val="21"/>
+                <w:szCs w:val="21"/>
+              </w:rPr>
+              <w:t xml:space="preserve">Iran war:</w:t>
+            </w:r>
+            <w:r>
+              <w:rPr>
+                <w:sz w:val="21"/>
+                <w:szCs w:val="21"/>
+              </w:rPr>
+              <w:t xml:space="preserve"> US–Israel strikes began 28 Feb, two days after Modi's visit; India neutral, condemned attacks on US bases without naming Iran, offered medical aid to Iran; energy and LPG shocks from Hormuz</w:t>
+            </w:r>
+          </w:p>
+          <w:p>
+            <w:pPr>
+              <w:tabs>
+                <w:tab w:val="left" w:pos="260"/>
+              </w:tabs>
+              <w:spacing w:after="0" w:before="40" w:line="280"/>
+              <w:ind w:left="260" w:hanging="260"/>
+            </w:pPr>
+            <w:r>
+              <w:rPr>
+                <w:b/>
+                <w:bCs/>
+                <w:color w:val="C00000"/>
+                <w:sz w:val="21"/>
+                <w:szCs w:val="21"/>
+              </w:rPr>
+              <w:t xml:space="preserve">→</w:t>
+            </w:r>
+            <w:r>
+              <w:tab/>
+            </w:r>
+            <w:r>
+              <w:rPr>
+                <w:b/>
+                <w:bCs/>
+                <w:sz w:val="21"/>
+                <w:szCs w:val="21"/>
+              </w:rPr>
+              <w:t xml:space="preserve">Politics at home:</w:t>
+            </w:r>
+            <w:r>
+              <w:rPr>
+                <w:sz w:val="21"/>
+                <w:szCs w:val="21"/>
+              </w:rPr>
+              <w:t xml:space="preserve"> Congress criticised the visit and silence on Gaza; official stand remains dialogue and a two-state solution</w:t>
+            </w:r>
+          </w:p>
+        </w:tc>
+      </w:tr>
+      <w:tr>
+        <w:trPr>
+          <w:cantSplit/>
+        </w:trPr>
+        <w:tc>
+          <w:tcPr>
+            <w:tcW w:type="dxa" w:w="520"/>
+            <w:tcBorders>
+              <w:top w:val="single" w:color="BFBFBF" w:sz="4"/>
+              <w:left w:val="single" w:color="BFBFBF" w:sz="4"/>
+              <w:bottom w:val="single" w:color="BFBFBF" w:sz="4"/>
+              <w:right w:val="single" w:color="BFBFBF" w:sz="4"/>
+            </w:tcBorders>
+            <w:shd w:fill="F5F7FB" w:color="auto" w:val="clear"/>
+            <w:tcMar>
+              <w:top w:type="dxa" w:w="70"/>
+              <w:left w:type="dxa" w:w="100"/>
+              <w:bottom w:type="dxa" w:w="70"/>
+              <w:right w:type="dxa" w:w="100"/>
+            </w:tcMar>
+            <w:vAlign w:val="center"/>
+          </w:tcPr>
+          <w:p>
+            <w:pPr>
+              <w:spacing w:after="0" w:before="0" w:line="300"/>
+              <w:jc w:val="center"/>
+            </w:pPr>
+            <w:r>
+              <w:rPr>
+                <w:color w:val="7F7F7F"/>
+                <w:sz w:val="21"/>
+                <w:szCs w:val="21"/>
+              </w:rPr>
+              <w:t xml:space="preserve">4</w:t>
+            </w:r>
+          </w:p>
+        </w:tc>
+        <w:tc>
+          <w:tcPr>
+            <w:tcW w:type="dxa" w:w="2200"/>
+            <w:tcBorders>
+              <w:top w:val="single" w:color="BFBFBF" w:sz="4"/>
+              <w:left w:val="single" w:color="BFBFBF" w:sz="4"/>
+              <w:bottom w:val="single" w:color="BFBFBF" w:sz="4"/>
+              <w:right w:val="single" w:color="BFBFBF" w:sz="4"/>
+            </w:tcBorders>
+            <w:shd w:fill="F5F7FB" w:color="auto" w:val="clear"/>
+            <w:tcMar>
+              <w:top w:type="dxa" w:w="70"/>
+              <w:left w:type="dxa" w:w="100"/>
+              <w:bottom w:type="dxa" w:w="70"/>
+              <w:right w:type="dxa" w:w="100"/>
+            </w:tcMar>
+            <w:vAlign w:val="center"/>
+          </w:tcPr>
+          <w:p>
+            <w:pPr>
+              <w:spacing w:after="0" w:before="0" w:line="300"/>
+            </w:pPr>
+            <w:r>
+              <w:rPr>
+                <w:b/>
+                <w:bCs/>
+                <w:color w:val="1F3864"/>
+                <w:sz w:val="21"/>
+                <w:szCs w:val="21"/>
+              </w:rPr>
+              <w:t xml:space="preserve">Problems</w:t>
+            </w:r>
+          </w:p>
+        </w:tc>
+        <w:tc>
+          <w:tcPr>
+            <w:tcW w:type="dxa" w:w="7986"/>
+            <w:tcBorders>
+              <w:top w:val="single" w:color="BFBFBF" w:sz="4"/>
+              <w:left w:val="single" w:color="BFBFBF" w:sz="4"/>
+              <w:bottom w:val="single" w:color="BFBFBF" w:sz="4"/>
+              <w:right w:val="single" w:color="BFBFBF" w:sz="4"/>
+            </w:tcBorders>
+            <w:shd w:fill="F5F7FB" w:color="auto" w:val="clear"/>
+            <w:tcMar>
+              <w:top w:type="dxa" w:w="70"/>
+              <w:left w:type="dxa" w:w="100"/>
+              <w:bottom w:type="dxa" w:w="70"/>
+              <w:right w:type="dxa" w:w="100"/>
+            </w:tcMar>
+            <w:vAlign w:val="center"/>
+          </w:tcPr>
+          <w:p>
+            <w:pPr>
+              <w:tabs>
+                <w:tab w:val="left" w:pos="260"/>
+              </w:tabs>
+              <w:spacing w:after="0" w:before="0" w:line="280"/>
+              <w:ind w:left="260" w:hanging="260"/>
+            </w:pPr>
+            <w:r>
+              <w:rPr>
+                <w:b/>
+                <w:bCs/>
+                <w:color w:val="C00000"/>
+                <w:sz w:val="21"/>
+                <w:szCs w:val="21"/>
+              </w:rPr>
+              <w:t xml:space="preserve">→</w:t>
+            </w:r>
+            <w:r>
+              <w:tab/>
+            </w:r>
+            <w:r>
+              <w:rPr>
+                <w:sz w:val="21"/>
+                <w:szCs w:val="21"/>
+              </w:rPr>
+              <w:t xml:space="preserve">Balancing Israel with Iran (Chabahar, energy), the Gulf Arabs (diaspora, oil) and the Palestinian cause</w:t>
+            </w:r>
+          </w:p>
+          <w:p>
+            <w:pPr>
+              <w:tabs>
+                <w:tab w:val="left" w:pos="260"/>
+              </w:tabs>
+              <w:spacing w:after="0" w:before="40" w:line="280"/>
+              <w:ind w:left="260" w:hanging="260"/>
+            </w:pPr>
+            <w:r>
+              <w:rPr>
+                <w:b/>
+                <w:bCs/>
+                <w:color w:val="C00000"/>
+                <w:sz w:val="21"/>
+                <w:szCs w:val="21"/>
+              </w:rPr>
+              <w:t xml:space="preserve">→</w:t>
+            </w:r>
+            <w:r>
+              <w:tab/>
+            </w:r>
+            <w:r>
+              <w:rPr>
+                <w:sz w:val="21"/>
+                <w:szCs w:val="21"/>
+              </w:rPr>
+              <w:t xml:space="preserve">Iran war and Hormuz closure hitting India's energy and sailors</w:t>
+            </w:r>
+          </w:p>
+          <w:p>
+            <w:pPr>
+              <w:tabs>
+                <w:tab w:val="left" w:pos="260"/>
+              </w:tabs>
+              <w:spacing w:after="0" w:before="40" w:line="280"/>
+              <w:ind w:left="260" w:hanging="260"/>
+            </w:pPr>
+            <w:r>
+              <w:rPr>
+                <w:b/>
+                <w:bCs/>
+                <w:color w:val="C00000"/>
+                <w:sz w:val="21"/>
+                <w:szCs w:val="21"/>
+              </w:rPr>
+              <w:t xml:space="preserve">→</w:t>
+            </w:r>
+            <w:r>
+              <w:tab/>
+            </w:r>
+            <w:r>
+              <w:rPr>
+                <w:sz w:val="21"/>
+                <w:szCs w:val="21"/>
+              </w:rPr>
+              <w:t xml:space="preserve">Domestic criticism over Gaza; risk to India's Global South image</w:t>
+            </w:r>
+          </w:p>
+          <w:p>
+            <w:pPr>
+              <w:tabs>
+                <w:tab w:val="left" w:pos="260"/>
+              </w:tabs>
+              <w:spacing w:after="0" w:before="40" w:line="280"/>
+              <w:ind w:left="260" w:hanging="260"/>
+            </w:pPr>
+            <w:r>
+              <w:rPr>
+                <w:b/>
+                <w:bCs/>
+                <w:color w:val="C00000"/>
+                <w:sz w:val="21"/>
+                <w:szCs w:val="21"/>
+              </w:rPr>
+              <w:t xml:space="preserve">→</w:t>
+            </w:r>
+            <w:r>
+              <w:tab/>
+            </w:r>
+            <w:r>
+              <w:rPr>
+                <w:sz w:val="21"/>
+                <w:szCs w:val="21"/>
+              </w:rPr>
+              <w:t xml:space="preserve">Dependence on Israeli defence tech; need for self-reliance</w:t>
+            </w:r>
+          </w:p>
+          <w:p>
+            <w:pPr>
+              <w:tabs>
+                <w:tab w:val="left" w:pos="260"/>
+              </w:tabs>
+              <w:spacing w:after="0" w:before="40" w:line="280"/>
+              <w:ind w:left="260" w:hanging="260"/>
+            </w:pPr>
+            <w:r>
+              <w:rPr>
+                <w:b/>
+                <w:bCs/>
+                <w:color w:val="C00000"/>
+                <w:sz w:val="21"/>
+                <w:szCs w:val="21"/>
+              </w:rPr>
+              <w:t xml:space="preserve">→</w:t>
+            </w:r>
+            <w:r>
+              <w:tab/>
+            </w:r>
+            <w:r>
+              <w:rPr>
+                <w:sz w:val="21"/>
+                <w:szCs w:val="21"/>
+              </w:rPr>
+              <w:t xml:space="preserve">Safety of Indian workers in a conflict zone</w:t>
+            </w:r>
+          </w:p>
+          <w:p>
+            <w:pPr>
+              <w:tabs>
+                <w:tab w:val="left" w:pos="260"/>
+              </w:tabs>
+              <w:spacing w:after="0" w:before="40" w:line="280"/>
+              <w:ind w:left="260" w:hanging="260"/>
+            </w:pPr>
+            <w:r>
+              <w:rPr>
+                <w:b/>
+                <w:bCs/>
+                <w:color w:val="C00000"/>
+                <w:sz w:val="21"/>
+                <w:szCs w:val="21"/>
+              </w:rPr>
+              <w:t xml:space="preserve">→</w:t>
+            </w:r>
+            <w:r>
+              <w:tab/>
+            </w:r>
+            <w:r>
+              <w:rPr>
+                <w:sz w:val="21"/>
+                <w:szCs w:val="21"/>
+              </w:rPr>
+              <w:t xml:space="preserve">Pressure from the US and Arab states</w:t>
+            </w:r>
+          </w:p>
+          <w:p>
+            <w:pPr>
+              <w:tabs>
+                <w:tab w:val="left" w:pos="260"/>
+              </w:tabs>
+              <w:spacing w:after="0" w:before="40" w:line="280"/>
+              <w:ind w:left="260" w:hanging="260"/>
+            </w:pPr>
+            <w:r>
+              <w:rPr>
+                <w:b/>
+                <w:bCs/>
+                <w:color w:val="C00000"/>
+                <w:sz w:val="21"/>
+                <w:szCs w:val="21"/>
+              </w:rPr>
+              <w:t xml:space="preserve">→</w:t>
+            </w:r>
+            <w:r>
+              <w:tab/>
+            </w:r>
+            <w:r>
+              <w:rPr>
+                <w:sz w:val="21"/>
+                <w:szCs w:val="21"/>
+              </w:rPr>
+              <w:t xml:space="preserve">Slow FTA progress (stalled for a decade after 2013)</w:t>
+            </w:r>
+          </w:p>
+        </w:tc>
+      </w:tr>
+      <w:tr>
+        <w:trPr>
+          <w:cantSplit/>
+        </w:trPr>
+        <w:tc>
+          <w:tcPr>
+            <w:tcW w:type="dxa" w:w="520"/>
+            <w:tcBorders>
+              <w:top w:val="single" w:color="BFBFBF" w:sz="4"/>
+              <w:left w:val="single" w:color="BFBFBF" w:sz="4"/>
+              <w:bottom w:val="single" w:color="BFBFBF" w:sz="4"/>
+              <w:right w:val="single" w:color="BFBFBF" w:sz="4"/>
+            </w:tcBorders>
+            <w:tcMar>
+              <w:top w:type="dxa" w:w="70"/>
+              <w:left w:type="dxa" w:w="100"/>
+              <w:bottom w:type="dxa" w:w="70"/>
+              <w:right w:type="dxa" w:w="100"/>
+            </w:tcMar>
+            <w:vAlign w:val="center"/>
+          </w:tcPr>
+          <w:p>
+            <w:pPr>
+              <w:spacing w:after="0" w:before="0" w:line="300"/>
+              <w:jc w:val="center"/>
+            </w:pPr>
+            <w:r>
+              <w:rPr>
+                <w:color w:val="7F7F7F"/>
+                <w:sz w:val="21"/>
+                <w:szCs w:val="21"/>
+              </w:rPr>
+              <w:t xml:space="preserve">5</w:t>
+            </w:r>
+          </w:p>
+        </w:tc>
+        <w:tc>
+          <w:tcPr>
+            <w:tcW w:type="dxa" w:w="2200"/>
+            <w:tcBorders>
+              <w:top w:val="single" w:color="BFBFBF" w:sz="4"/>
+              <w:left w:val="single" w:color="BFBFBF" w:sz="4"/>
+              <w:bottom w:val="single" w:color="BFBFBF" w:sz="4"/>
+              <w:right w:val="single" w:color="BFBFBF" w:sz="4"/>
+            </w:tcBorders>
+            <w:tcMar>
+              <w:top w:type="dxa" w:w="70"/>
+              <w:left w:type="dxa" w:w="100"/>
+              <w:bottom w:type="dxa" w:w="70"/>
+              <w:right w:type="dxa" w:w="100"/>
+            </w:tcMar>
+            <w:vAlign w:val="center"/>
+          </w:tcPr>
+          <w:p>
+            <w:pPr>
+              <w:spacing w:after="0" w:before="0" w:line="300"/>
+            </w:pPr>
+            <w:r>
+              <w:rPr>
+                <w:b/>
+                <w:bCs/>
+                <w:color w:val="1F3864"/>
+                <w:sz w:val="21"/>
+                <w:szCs w:val="21"/>
+              </w:rPr>
+              <w:t xml:space="preserve">Solutions</w:t>
+            </w:r>
+          </w:p>
+        </w:tc>
+        <w:tc>
+          <w:tcPr>
+            <w:tcW w:type="dxa" w:w="7986"/>
+            <w:tcBorders>
+              <w:top w:val="single" w:color="BFBFBF" w:sz="4"/>
+              <w:left w:val="single" w:color="BFBFBF" w:sz="4"/>
+              <w:bottom w:val="single" w:color="BFBFBF" w:sz="4"/>
+              <w:right w:val="single" w:color="BFBFBF" w:sz="4"/>
+            </w:tcBorders>
+            <w:tcMar>
+              <w:top w:type="dxa" w:w="70"/>
+              <w:left w:type="dxa" w:w="100"/>
+              <w:bottom w:type="dxa" w:w="70"/>
+              <w:right w:type="dxa" w:w="100"/>
+            </w:tcMar>
+            <w:vAlign w:val="center"/>
+          </w:tcPr>
+          <w:p>
+            <w:pPr>
+              <w:tabs>
+                <w:tab w:val="left" w:pos="260"/>
+              </w:tabs>
+              <w:spacing w:after="0" w:before="0" w:line="280"/>
+              <w:ind w:left="260" w:hanging="260"/>
+            </w:pPr>
+            <w:r>
+              <w:rPr>
+                <w:b/>
+                <w:bCs/>
+                <w:color w:val="C00000"/>
+                <w:sz w:val="21"/>
+                <w:szCs w:val="21"/>
+              </w:rPr>
+              <w:t xml:space="preserve">→</w:t>
+            </w:r>
+            <w:r>
+              <w:tab/>
+            </w:r>
+            <w:r>
+              <w:rPr>
+                <w:b/>
+                <w:bCs/>
+                <w:sz w:val="21"/>
+                <w:szCs w:val="21"/>
+              </w:rPr>
+              <w:t xml:space="preserve">Multi-alignment:</w:t>
+            </w:r>
+            <w:r>
+              <w:rPr>
+                <w:sz w:val="21"/>
+                <w:szCs w:val="21"/>
+              </w:rPr>
+              <w:t xml:space="preserve"> close ties with Israel, the Gulf and Iran together; consistent on the two-state solution</w:t>
+            </w:r>
+          </w:p>
+          <w:p>
+            <w:pPr>
+              <w:tabs>
+                <w:tab w:val="left" w:pos="260"/>
+              </w:tabs>
+              <w:spacing w:after="0" w:before="40" w:line="280"/>
+              <w:ind w:left="260" w:hanging="260"/>
+            </w:pPr>
+            <w:r>
+              <w:rPr>
+                <w:b/>
+                <w:bCs/>
+                <w:color w:val="C00000"/>
+                <w:sz w:val="21"/>
+                <w:szCs w:val="21"/>
+              </w:rPr>
+              <w:t xml:space="preserve">→</w:t>
+            </w:r>
+            <w:r>
+              <w:tab/>
+            </w:r>
+            <w:r>
+              <w:rPr>
+                <w:sz w:val="21"/>
+                <w:szCs w:val="21"/>
+              </w:rPr>
+              <w:t xml:space="preserve">Move from buying to co-development and co-production (Make in India), with technology transfer</w:t>
+            </w:r>
+          </w:p>
+          <w:p>
+            <w:pPr>
+              <w:tabs>
+                <w:tab w:val="left" w:pos="260"/>
+              </w:tabs>
+              <w:spacing w:after="0" w:before="40" w:line="280"/>
+              <w:ind w:left="260" w:hanging="260"/>
+            </w:pPr>
+            <w:r>
+              <w:rPr>
+                <w:b/>
+                <w:bCs/>
+                <w:color w:val="C00000"/>
+                <w:sz w:val="21"/>
+                <w:szCs w:val="21"/>
+              </w:rPr>
+              <w:t xml:space="preserve">→</w:t>
+            </w:r>
+            <w:r>
+              <w:tab/>
+            </w:r>
+            <w:r>
+              <w:rPr>
+                <w:sz w:val="21"/>
+                <w:szCs w:val="21"/>
+              </w:rPr>
+              <w:t xml:space="preserve">Conclude the FTA; use the technology partnership for AI, cyber and quantum</w:t>
+            </w:r>
+          </w:p>
+          <w:p>
+            <w:pPr>
+              <w:tabs>
+                <w:tab w:val="left" w:pos="260"/>
+              </w:tabs>
+              <w:spacing w:after="0" w:before="40" w:line="280"/>
+              <w:ind w:left="260" w:hanging="260"/>
+            </w:pPr>
+            <w:r>
+              <w:rPr>
+                <w:b/>
+                <w:bCs/>
+                <w:color w:val="C00000"/>
+                <w:sz w:val="21"/>
+                <w:szCs w:val="21"/>
+              </w:rPr>
+              <w:t xml:space="preserve">→</w:t>
+            </w:r>
+            <w:r>
+              <w:tab/>
+            </w:r>
+            <w:r>
+              <w:rPr>
+                <w:sz w:val="21"/>
+                <w:szCs w:val="21"/>
+              </w:rPr>
+              <w:t xml:space="preserve">IMEC and I2U2 to link India, the Gulf, Israel and Europe; help rebuild Gaza</w:t>
+            </w:r>
+          </w:p>
+          <w:p>
+            <w:pPr>
+              <w:tabs>
+                <w:tab w:val="left" w:pos="260"/>
+              </w:tabs>
+              <w:spacing w:after="0" w:before="40" w:line="280"/>
+              <w:ind w:left="260" w:hanging="260"/>
+            </w:pPr>
+            <w:r>
+              <w:rPr>
+                <w:b/>
+                <w:bCs/>
+                <w:color w:val="C00000"/>
+                <w:sz w:val="21"/>
+                <w:szCs w:val="21"/>
+              </w:rPr>
+              <w:t xml:space="preserve">→</w:t>
+            </w:r>
+            <w:r>
+              <w:tab/>
+            </w:r>
+            <w:r>
+              <w:rPr>
+                <w:sz w:val="21"/>
+                <w:szCs w:val="21"/>
+              </w:rPr>
+              <w:t xml:space="preserve">Protect Indian workers and sailors: evacuation capacity, clear advisories</w:t>
+            </w:r>
+          </w:p>
+          <w:p>
+            <w:pPr>
+              <w:tabs>
+                <w:tab w:val="left" w:pos="260"/>
+              </w:tabs>
+              <w:spacing w:after="0" w:before="40" w:line="280"/>
+              <w:ind w:left="260" w:hanging="260"/>
+            </w:pPr>
+            <w:r>
+              <w:rPr>
+                <w:b/>
+                <w:bCs/>
+                <w:color w:val="C00000"/>
+                <w:sz w:val="21"/>
+                <w:szCs w:val="21"/>
+              </w:rPr>
+              <w:t xml:space="preserve">→</w:t>
+            </w:r>
+            <w:r>
+              <w:tab/>
+            </w:r>
+            <w:r>
+              <w:rPr>
+                <w:sz w:val="21"/>
+                <w:szCs w:val="21"/>
+              </w:rPr>
+              <w:t xml:space="preserve">Push for de-escalation in West Asia through quiet diplomacy</w:t>
+            </w:r>
+          </w:p>
+          <w:p>
+            <w:pPr>
+              <w:tabs>
+                <w:tab w:val="left" w:pos="260"/>
+              </w:tabs>
+              <w:spacing w:after="0" w:before="40" w:line="280"/>
+              <w:ind w:left="260" w:hanging="260"/>
+            </w:pPr>
+            <w:r>
+              <w:rPr>
+                <w:b/>
+                <w:bCs/>
+                <w:color w:val="C00000"/>
+                <w:sz w:val="21"/>
+                <w:szCs w:val="21"/>
+              </w:rPr>
+              <w:t xml:space="preserve">→</w:t>
+            </w:r>
+            <w:r>
+              <w:tab/>
+            </w:r>
+            <w:r>
+              <w:rPr>
+                <w:sz w:val="21"/>
+                <w:szCs w:val="21"/>
+              </w:rPr>
+              <w:t xml:space="preserve">Counter-terror cooperation; zero tolerance for terrorism anywhere</w:t>
+            </w:r>
+          </w:p>
+        </w:tc>
+      </w:tr>
+      <w:tr>
+        <w:trPr>
+          <w:cantSplit/>
+        </w:trPr>
+        <w:tc>
+          <w:tcPr>
+            <w:tcW w:type="dxa" w:w="520"/>
+            <w:tcBorders>
+              <w:top w:val="single" w:color="BFBFBF" w:sz="4"/>
+              <w:left w:val="single" w:color="BFBFBF" w:sz="4"/>
+              <w:bottom w:val="single" w:color="BFBFBF" w:sz="4"/>
+              <w:right w:val="single" w:color="BFBFBF" w:sz="4"/>
+            </w:tcBorders>
+            <w:shd w:fill="F5F7FB" w:color="auto" w:val="clear"/>
+            <w:tcMar>
+              <w:top w:type="dxa" w:w="70"/>
+              <w:left w:type="dxa" w:w="100"/>
+              <w:bottom w:type="dxa" w:w="70"/>
+              <w:right w:type="dxa" w:w="100"/>
+            </w:tcMar>
+            <w:vAlign w:val="center"/>
+          </w:tcPr>
+          <w:p>
+            <w:pPr>
+              <w:spacing w:after="0" w:before="0" w:line="300"/>
+              <w:jc w:val="center"/>
+            </w:pPr>
+            <w:r>
+              <w:rPr>
+                <w:color w:val="7F7F7F"/>
+                <w:sz w:val="21"/>
+                <w:szCs w:val="21"/>
+              </w:rPr>
+              <w:t xml:space="preserve">6</w:t>
+            </w:r>
+          </w:p>
+        </w:tc>
+        <w:tc>
+          <w:tcPr>
+            <w:tcW w:type="dxa" w:w="2200"/>
+            <w:tcBorders>
+              <w:top w:val="single" w:color="BFBFBF" w:sz="4"/>
+              <w:left w:val="single" w:color="BFBFBF" w:sz="4"/>
+              <w:bottom w:val="single" w:color="BFBFBF" w:sz="4"/>
+              <w:right w:val="single" w:color="BFBFBF" w:sz="4"/>
+            </w:tcBorders>
+            <w:shd w:fill="F5F7FB" w:color="auto" w:val="clear"/>
+            <w:tcMar>
+              <w:top w:type="dxa" w:w="70"/>
+              <w:left w:type="dxa" w:w="100"/>
+              <w:bottom w:type="dxa" w:w="70"/>
+              <w:right w:type="dxa" w:w="100"/>
+            </w:tcMar>
+            <w:vAlign w:val="center"/>
+          </w:tcPr>
+          <w:p>
+            <w:pPr>
+              <w:spacing w:after="0" w:before="0" w:line="300"/>
+            </w:pPr>
+            <w:r>
+              <w:rPr>
+                <w:b/>
+                <w:bCs/>
+                <w:color w:val="1F3864"/>
+                <w:sz w:val="21"/>
+                <w:szCs w:val="21"/>
+              </w:rPr>
+              <w:t xml:space="preserve">Conclusion</w:t>
+            </w:r>
+          </w:p>
+        </w:tc>
+        <w:tc>
+          <w:tcPr>
+            <w:tcW w:type="dxa" w:w="7986"/>
+            <w:tcBorders>
+              <w:top w:val="single" w:color="BFBFBF" w:sz="4"/>
+              <w:left w:val="single" w:color="BFBFBF" w:sz="4"/>
+              <w:bottom w:val="single" w:color="BFBFBF" w:sz="4"/>
+              <w:right w:val="single" w:color="BFBFBF" w:sz="4"/>
+            </w:tcBorders>
+            <w:shd w:fill="F5F7FB" w:color="auto" w:val="clear"/>
+            <w:tcMar>
+              <w:top w:type="dxa" w:w="70"/>
+              <w:left w:type="dxa" w:w="100"/>
+              <w:bottom w:type="dxa" w:w="70"/>
+              <w:right w:type="dxa" w:w="100"/>
+            </w:tcMar>
+            <w:vAlign w:val="center"/>
+          </w:tcPr>
+          <w:p>
+            <w:pPr>
+              <w:tabs>
+                <w:tab w:val="left" w:pos="260"/>
+              </w:tabs>
+              <w:spacing w:after="0" w:before="0" w:line="280"/>
+              <w:ind w:left="260" w:hanging="260"/>
+            </w:pPr>
+            <w:r>
+              <w:rPr>
+                <w:b/>
+                <w:bCs/>
+                <w:color w:val="C00000"/>
+                <w:sz w:val="21"/>
+                <w:szCs w:val="21"/>
+              </w:rPr>
+              <w:t xml:space="preserve">→</w:t>
+            </w:r>
+            <w:r>
+              <w:tab/>
+            </w:r>
+            <w:r>
+              <w:rPr>
+                <w:sz w:val="21"/>
+                <w:szCs w:val="21"/>
+              </w:rPr>
+              <w:t xml:space="preserve">Ties driven by interest and shared challenges, not ideology</w:t>
+            </w:r>
+          </w:p>
+          <w:p>
+            <w:pPr>
+              <w:tabs>
+                <w:tab w:val="left" w:pos="260"/>
+              </w:tabs>
+              <w:spacing w:after="0" w:before="40" w:line="280"/>
+              <w:ind w:left="260" w:hanging="260"/>
+            </w:pPr>
+            <w:r>
+              <w:rPr>
+                <w:b/>
+                <w:bCs/>
+                <w:color w:val="C00000"/>
+                <w:sz w:val="21"/>
+                <w:szCs w:val="21"/>
+              </w:rPr>
+              <w:t xml:space="preserve">→</w:t>
+            </w:r>
+            <w:r>
+              <w:tab/>
+            </w:r>
+            <w:r>
+              <w:rPr>
+                <w:sz w:val="21"/>
+                <w:szCs w:val="21"/>
+              </w:rPr>
+              <w:t xml:space="preserve">Engage all sides in West Asia while holding to India's principles</w:t>
+            </w:r>
+          </w:p>
+          <w:p>
+            <w:pPr>
+              <w:tabs>
+                <w:tab w:val="left" w:pos="260"/>
+              </w:tabs>
+              <w:spacing w:after="0" w:before="40" w:line="280"/>
+              <w:ind w:left="260" w:hanging="260"/>
+            </w:pPr>
+            <w:r>
+              <w:rPr>
+                <w:b/>
+                <w:bCs/>
+                <w:color w:val="C00000"/>
+                <w:sz w:val="21"/>
+                <w:szCs w:val="21"/>
+              </w:rPr>
+              <w:t xml:space="preserve">→</w:t>
+            </w:r>
+            <w:r>
+              <w:tab/>
+            </w:r>
+            <w:r>
+              <w:rPr>
+                <w:sz w:val="21"/>
+                <w:szCs w:val="21"/>
+              </w:rPr>
+              <w:t xml:space="preserve">A peaceful West Asia is directly in India's security and energy interest</w:t>
             </w:r>
           </w:p>
         </w:tc>

--- a/SSB_Lecturettes.docx
+++ b/SSB_Lecturettes.docx
@@ -23097,6 +23097,9198 @@
                 <w:szCs w:val="21"/>
               </w:rPr>
               <w:t xml:space="preserve">A peaceful West Asia is directly in India's security and energy interest</w:t>
+            </w:r>
+          </w:p>
+        </w:tc>
+      </w:tr>
+    </w:tbl>
+    <w:p>
+      <w:pPr>
+        <w:pStyle w:val="Heading1"/>
+        <w:pageBreakBefore/>
+        <w:shd w:fill="1F3864" w:color="auto" w:val="clear"/>
+        <w:spacing w:after="160" w:before="0"/>
+        <w:ind w:left="100" w:right="100"/>
+      </w:pPr>
+      <w:r>
+        <w:t xml:space="preserve">Topic 14: Quad</w:t>
+      </w:r>
+    </w:p>
+    <w:tbl>
+      <w:tblPr>
+        <w:tblW w:type="dxa" w:w="10706"/>
+        <w:tblBorders>
+          <w:top w:val="single" w:color="auto" w:sz="4"/>
+          <w:left w:val="single" w:color="auto" w:sz="4"/>
+          <w:bottom w:val="single" w:color="auto" w:sz="4"/>
+          <w:right w:val="single" w:color="auto" w:sz="4"/>
+          <w:insideH w:val="single" w:color="auto" w:sz="4"/>
+          <w:insideV w:val="single" w:color="auto" w:sz="4"/>
+        </w:tblBorders>
+      </w:tblPr>
+      <w:tblGrid>
+        <w:gridCol w:w="520"/>
+        <w:gridCol w:w="2200"/>
+        <w:gridCol w:w="7986"/>
+      </w:tblGrid>
+      <w:tr>
+        <w:trPr>
+          <w:tblHeader/>
+        </w:trPr>
+        <w:tc>
+          <w:tcPr>
+            <w:tcW w:type="dxa" w:w="520"/>
+            <w:tcBorders>
+              <w:top w:val="single" w:color="BFBFBF" w:sz="4"/>
+              <w:left w:val="single" w:color="BFBFBF" w:sz="4"/>
+              <w:bottom w:val="single" w:color="BFBFBF" w:sz="4"/>
+              <w:right w:val="single" w:color="BFBFBF" w:sz="4"/>
+            </w:tcBorders>
+            <w:shd w:fill="DCE3F0" w:color="auto" w:val="clear"/>
+            <w:tcMar>
+              <w:top w:type="dxa" w:w="70"/>
+              <w:left w:type="dxa" w:w="100"/>
+              <w:bottom w:type="dxa" w:w="70"/>
+              <w:right w:type="dxa" w:w="100"/>
+            </w:tcMar>
+            <w:vAlign w:val="center"/>
+          </w:tcPr>
+          <w:p>
+            <w:pPr>
+              <w:spacing w:after="0" w:before="0" w:line="300"/>
+              <w:jc w:val="center"/>
+            </w:pPr>
+            <w:r>
+              <w:rPr>
+                <w:b/>
+                <w:bCs/>
+                <w:sz w:val="21"/>
+                <w:szCs w:val="21"/>
+              </w:rPr>
+              <w:t xml:space="preserve">#</w:t>
+            </w:r>
+          </w:p>
+        </w:tc>
+        <w:tc>
+          <w:tcPr>
+            <w:tcW w:type="dxa" w:w="2200"/>
+            <w:tcBorders>
+              <w:top w:val="single" w:color="BFBFBF" w:sz="4"/>
+              <w:left w:val="single" w:color="BFBFBF" w:sz="4"/>
+              <w:bottom w:val="single" w:color="BFBFBF" w:sz="4"/>
+              <w:right w:val="single" w:color="BFBFBF" w:sz="4"/>
+            </w:tcBorders>
+            <w:shd w:fill="DCE3F0" w:color="auto" w:val="clear"/>
+            <w:tcMar>
+              <w:top w:type="dxa" w:w="70"/>
+              <w:left w:type="dxa" w:w="100"/>
+              <w:bottom w:type="dxa" w:w="70"/>
+              <w:right w:type="dxa" w:w="100"/>
+            </w:tcMar>
+            <w:vAlign w:val="center"/>
+          </w:tcPr>
+          <w:p>
+            <w:pPr>
+              <w:spacing w:after="0" w:before="0" w:line="300"/>
+            </w:pPr>
+            <w:r>
+              <w:rPr>
+                <w:b/>
+                <w:bCs/>
+                <w:sz w:val="21"/>
+                <w:szCs w:val="21"/>
+              </w:rPr>
+              <w:t xml:space="preserve">Stage</w:t>
+            </w:r>
+          </w:p>
+        </w:tc>
+        <w:tc>
+          <w:tcPr>
+            <w:tcW w:type="dxa" w:w="7986"/>
+            <w:tcBorders>
+              <w:top w:val="single" w:color="BFBFBF" w:sz="4"/>
+              <w:left w:val="single" w:color="BFBFBF" w:sz="4"/>
+              <w:bottom w:val="single" w:color="BFBFBF" w:sz="4"/>
+              <w:right w:val="single" w:color="BFBFBF" w:sz="4"/>
+            </w:tcBorders>
+            <w:shd w:fill="DCE3F0" w:color="auto" w:val="clear"/>
+            <w:tcMar>
+              <w:top w:type="dxa" w:w="70"/>
+              <w:left w:type="dxa" w:w="100"/>
+              <w:bottom w:type="dxa" w:w="70"/>
+              <w:right w:type="dxa" w:w="100"/>
+            </w:tcMar>
+            <w:vAlign w:val="center"/>
+          </w:tcPr>
+          <w:p>
+            <w:pPr>
+              <w:spacing w:after="0" w:before="0" w:line="300"/>
+            </w:pPr>
+            <w:r>
+              <w:rPr>
+                <w:b/>
+                <w:bCs/>
+                <w:sz w:val="21"/>
+                <w:szCs w:val="21"/>
+              </w:rPr>
+              <w:t xml:space="preserve">Flow</w:t>
+            </w:r>
+          </w:p>
+        </w:tc>
+      </w:tr>
+      <w:tr>
+        <w:trPr>
+          <w:cantSplit/>
+        </w:trPr>
+        <w:tc>
+          <w:tcPr>
+            <w:tcW w:type="dxa" w:w="520"/>
+            <w:tcBorders>
+              <w:top w:val="single" w:color="BFBFBF" w:sz="4"/>
+              <w:left w:val="single" w:color="BFBFBF" w:sz="4"/>
+              <w:bottom w:val="single" w:color="BFBFBF" w:sz="4"/>
+              <w:right w:val="single" w:color="BFBFBF" w:sz="4"/>
+            </w:tcBorders>
+            <w:tcMar>
+              <w:top w:type="dxa" w:w="70"/>
+              <w:left w:type="dxa" w:w="100"/>
+              <w:bottom w:type="dxa" w:w="70"/>
+              <w:right w:type="dxa" w:w="100"/>
+            </w:tcMar>
+            <w:vAlign w:val="center"/>
+          </w:tcPr>
+          <w:p>
+            <w:pPr>
+              <w:spacing w:after="0" w:before="0" w:line="300"/>
+              <w:jc w:val="center"/>
+            </w:pPr>
+            <w:r>
+              <w:rPr>
+                <w:color w:val="7F7F7F"/>
+                <w:sz w:val="21"/>
+                <w:szCs w:val="21"/>
+              </w:rPr>
+              <w:t xml:space="preserve">1</w:t>
+            </w:r>
+          </w:p>
+        </w:tc>
+        <w:tc>
+          <w:tcPr>
+            <w:tcW w:type="dxa" w:w="2200"/>
+            <w:tcBorders>
+              <w:top w:val="single" w:color="BFBFBF" w:sz="4"/>
+              <w:left w:val="single" w:color="BFBFBF" w:sz="4"/>
+              <w:bottom w:val="single" w:color="BFBFBF" w:sz="4"/>
+              <w:right w:val="single" w:color="BFBFBF" w:sz="4"/>
+            </w:tcBorders>
+            <w:tcMar>
+              <w:top w:type="dxa" w:w="70"/>
+              <w:left w:type="dxa" w:w="100"/>
+              <w:bottom w:type="dxa" w:w="70"/>
+              <w:right w:type="dxa" w:w="100"/>
+            </w:tcMar>
+            <w:vAlign w:val="center"/>
+          </w:tcPr>
+          <w:p>
+            <w:pPr>
+              <w:spacing w:after="0" w:before="0" w:line="300"/>
+            </w:pPr>
+            <w:r>
+              <w:rPr>
+                <w:b/>
+                <w:bCs/>
+                <w:color w:val="1F3864"/>
+                <w:sz w:val="21"/>
+                <w:szCs w:val="21"/>
+              </w:rPr>
+              <w:t xml:space="preserve">What is it</w:t>
+            </w:r>
+          </w:p>
+        </w:tc>
+        <w:tc>
+          <w:tcPr>
+            <w:tcW w:type="dxa" w:w="7986"/>
+            <w:tcBorders>
+              <w:top w:val="single" w:color="BFBFBF" w:sz="4"/>
+              <w:left w:val="single" w:color="BFBFBF" w:sz="4"/>
+              <w:bottom w:val="single" w:color="BFBFBF" w:sz="4"/>
+              <w:right w:val="single" w:color="BFBFBF" w:sz="4"/>
+            </w:tcBorders>
+            <w:tcMar>
+              <w:top w:type="dxa" w:w="70"/>
+              <w:left w:type="dxa" w:w="100"/>
+              <w:bottom w:type="dxa" w:w="70"/>
+              <w:right w:type="dxa" w:w="100"/>
+            </w:tcMar>
+            <w:vAlign w:val="center"/>
+          </w:tcPr>
+          <w:p>
+            <w:pPr>
+              <w:tabs>
+                <w:tab w:val="left" w:pos="260"/>
+              </w:tabs>
+              <w:spacing w:after="0" w:before="0" w:line="280"/>
+              <w:ind w:left="260" w:hanging="260"/>
+            </w:pPr>
+            <w:r>
+              <w:rPr>
+                <w:b/>
+                <w:bCs/>
+                <w:color w:val="C00000"/>
+                <w:sz w:val="21"/>
+                <w:szCs w:val="21"/>
+              </w:rPr>
+              <w:t xml:space="preserve">→</w:t>
+            </w:r>
+            <w:r>
+              <w:tab/>
+            </w:r>
+            <w:r>
+              <w:rPr>
+                <w:sz w:val="21"/>
+                <w:szCs w:val="21"/>
+              </w:rPr>
+              <w:t xml:space="preserve">Quadrilateral Security Dialogue of India, the US, Japan and Australia</w:t>
+            </w:r>
+          </w:p>
+          <w:p>
+            <w:pPr>
+              <w:tabs>
+                <w:tab w:val="left" w:pos="260"/>
+              </w:tabs>
+              <w:spacing w:after="0" w:before="40" w:line="280"/>
+              <w:ind w:left="260" w:hanging="260"/>
+            </w:pPr>
+            <w:r>
+              <w:rPr>
+                <w:b/>
+                <w:bCs/>
+                <w:color w:val="C00000"/>
+                <w:sz w:val="21"/>
+                <w:szCs w:val="21"/>
+              </w:rPr>
+              <w:t xml:space="preserve">→</w:t>
+            </w:r>
+            <w:r>
+              <w:tab/>
+            </w:r>
+            <w:r>
+              <w:rPr>
+                <w:b/>
+                <w:bCs/>
+                <w:sz w:val="21"/>
+                <w:szCs w:val="21"/>
+              </w:rPr>
+              <w:t xml:space="preserve">Origin:</w:t>
+            </w:r>
+            <w:r>
+              <w:rPr>
+                <w:sz w:val="21"/>
+                <w:szCs w:val="21"/>
+              </w:rPr>
+              <w:t xml:space="preserve"> 2004 tsunami core group; first talks 2007; revived 2017</w:t>
+            </w:r>
+          </w:p>
+          <w:p>
+            <w:pPr>
+              <w:tabs>
+                <w:tab w:val="left" w:pos="260"/>
+              </w:tabs>
+              <w:spacing w:after="0" w:before="40" w:line="280"/>
+              <w:ind w:left="260" w:hanging="260"/>
+            </w:pPr>
+            <w:r>
+              <w:rPr>
+                <w:b/>
+                <w:bCs/>
+                <w:color w:val="C00000"/>
+                <w:sz w:val="21"/>
+                <w:szCs w:val="21"/>
+              </w:rPr>
+              <w:t xml:space="preserve">→</w:t>
+            </w:r>
+            <w:r>
+              <w:tab/>
+            </w:r>
+            <w:r>
+              <w:rPr>
+                <w:sz w:val="21"/>
+                <w:szCs w:val="21"/>
+              </w:rPr>
+              <w:t xml:space="preserve">Leaders' summits since 2021 (first virtual, then in person)</w:t>
+            </w:r>
+          </w:p>
+          <w:p>
+            <w:pPr>
+              <w:tabs>
+                <w:tab w:val="left" w:pos="260"/>
+              </w:tabs>
+              <w:spacing w:after="0" w:before="40" w:line="280"/>
+              <w:ind w:left="260" w:hanging="260"/>
+            </w:pPr>
+            <w:r>
+              <w:rPr>
+                <w:b/>
+                <w:bCs/>
+                <w:color w:val="C00000"/>
+                <w:sz w:val="21"/>
+                <w:szCs w:val="21"/>
+              </w:rPr>
+              <w:t xml:space="preserve">→</w:t>
+            </w:r>
+            <w:r>
+              <w:tab/>
+            </w:r>
+            <w:r>
+              <w:rPr>
+                <w:sz w:val="21"/>
+                <w:szCs w:val="21"/>
+              </w:rPr>
+              <w:t xml:space="preserve">A diplomatic partnership, not a military alliance; vision of a free, open and inclusive Indo-Pacific</w:t>
+            </w:r>
+          </w:p>
+        </w:tc>
+      </w:tr>
+      <w:tr>
+        <w:trPr>
+          <w:cantSplit/>
+        </w:trPr>
+        <w:tc>
+          <w:tcPr>
+            <w:tcW w:type="dxa" w:w="520"/>
+            <w:tcBorders>
+              <w:top w:val="single" w:color="BFBFBF" w:sz="4"/>
+              <w:left w:val="single" w:color="BFBFBF" w:sz="4"/>
+              <w:bottom w:val="single" w:color="BFBFBF" w:sz="4"/>
+              <w:right w:val="single" w:color="BFBFBF" w:sz="4"/>
+            </w:tcBorders>
+            <w:shd w:fill="F5F7FB" w:color="auto" w:val="clear"/>
+            <w:tcMar>
+              <w:top w:type="dxa" w:w="70"/>
+              <w:left w:type="dxa" w:w="100"/>
+              <w:bottom w:type="dxa" w:w="70"/>
+              <w:right w:type="dxa" w:w="100"/>
+            </w:tcMar>
+            <w:vAlign w:val="center"/>
+          </w:tcPr>
+          <w:p>
+            <w:pPr>
+              <w:spacing w:after="0" w:before="0" w:line="300"/>
+              <w:jc w:val="center"/>
+            </w:pPr>
+            <w:r>
+              <w:rPr>
+                <w:color w:val="7F7F7F"/>
+                <w:sz w:val="21"/>
+                <w:szCs w:val="21"/>
+              </w:rPr>
+              <w:t xml:space="preserve">2</w:t>
+            </w:r>
+          </w:p>
+        </w:tc>
+        <w:tc>
+          <w:tcPr>
+            <w:tcW w:type="dxa" w:w="2200"/>
+            <w:tcBorders>
+              <w:top w:val="single" w:color="BFBFBF" w:sz="4"/>
+              <w:left w:val="single" w:color="BFBFBF" w:sz="4"/>
+              <w:bottom w:val="single" w:color="BFBFBF" w:sz="4"/>
+              <w:right w:val="single" w:color="BFBFBF" w:sz="4"/>
+            </w:tcBorders>
+            <w:shd w:fill="F5F7FB" w:color="auto" w:val="clear"/>
+            <w:tcMar>
+              <w:top w:type="dxa" w:w="70"/>
+              <w:left w:type="dxa" w:w="100"/>
+              <w:bottom w:type="dxa" w:w="70"/>
+              <w:right w:type="dxa" w:w="100"/>
+            </w:tcMar>
+            <w:vAlign w:val="center"/>
+          </w:tcPr>
+          <w:p>
+            <w:pPr>
+              <w:spacing w:after="0" w:before="0" w:line="300"/>
+            </w:pPr>
+            <w:r>
+              <w:rPr>
+                <w:b/>
+                <w:bCs/>
+                <w:color w:val="1F3864"/>
+                <w:sz w:val="21"/>
+                <w:szCs w:val="21"/>
+              </w:rPr>
+              <w:t xml:space="preserve">Why it matters</w:t>
+            </w:r>
+          </w:p>
+        </w:tc>
+        <w:tc>
+          <w:tcPr>
+            <w:tcW w:type="dxa" w:w="7986"/>
+            <w:tcBorders>
+              <w:top w:val="single" w:color="BFBFBF" w:sz="4"/>
+              <w:left w:val="single" w:color="BFBFBF" w:sz="4"/>
+              <w:bottom w:val="single" w:color="BFBFBF" w:sz="4"/>
+              <w:right w:val="single" w:color="BFBFBF" w:sz="4"/>
+            </w:tcBorders>
+            <w:shd w:fill="F5F7FB" w:color="auto" w:val="clear"/>
+            <w:tcMar>
+              <w:top w:type="dxa" w:w="70"/>
+              <w:left w:type="dxa" w:w="100"/>
+              <w:bottom w:type="dxa" w:w="70"/>
+              <w:right w:type="dxa" w:w="100"/>
+            </w:tcMar>
+            <w:vAlign w:val="center"/>
+          </w:tcPr>
+          <w:p>
+            <w:pPr>
+              <w:tabs>
+                <w:tab w:val="left" w:pos="260"/>
+              </w:tabs>
+              <w:spacing w:after="0" w:before="0" w:line="280"/>
+              <w:ind w:left="260" w:hanging="260"/>
+            </w:pPr>
+            <w:r>
+              <w:rPr>
+                <w:b/>
+                <w:bCs/>
+                <w:color w:val="C00000"/>
+                <w:sz w:val="21"/>
+                <w:szCs w:val="21"/>
+              </w:rPr>
+              <w:t xml:space="preserve">→</w:t>
+            </w:r>
+            <w:r>
+              <w:tab/>
+            </w:r>
+            <w:r>
+              <w:rPr>
+                <w:b/>
+                <w:bCs/>
+                <w:sz w:val="21"/>
+                <w:szCs w:val="21"/>
+              </w:rPr>
+              <w:t xml:space="preserve">Strategic:</w:t>
+            </w:r>
+            <w:r>
+              <w:rPr>
+                <w:sz w:val="21"/>
+                <w:szCs w:val="21"/>
+              </w:rPr>
+              <w:t xml:space="preserve"> balance of power in the Indo-Pacific; check on coercion in the South China Sea</w:t>
+            </w:r>
+          </w:p>
+          <w:p>
+            <w:pPr>
+              <w:tabs>
+                <w:tab w:val="left" w:pos="260"/>
+              </w:tabs>
+              <w:spacing w:after="0" w:before="40" w:line="280"/>
+              <w:ind w:left="260" w:hanging="260"/>
+            </w:pPr>
+            <w:r>
+              <w:rPr>
+                <w:b/>
+                <w:bCs/>
+                <w:color w:val="C00000"/>
+                <w:sz w:val="21"/>
+                <w:szCs w:val="21"/>
+              </w:rPr>
+              <w:t xml:space="preserve">→</w:t>
+            </w:r>
+            <w:r>
+              <w:tab/>
+            </w:r>
+            <w:r>
+              <w:rPr>
+                <w:b/>
+                <w:bCs/>
+                <w:sz w:val="21"/>
+                <w:szCs w:val="21"/>
+              </w:rPr>
+              <w:t xml:space="preserve">Maritime:</w:t>
+            </w:r>
+            <w:r>
+              <w:rPr>
+                <w:sz w:val="21"/>
+                <w:szCs w:val="21"/>
+              </w:rPr>
+              <w:t xml:space="preserve"> sea-lane security and maritime domain awareness</w:t>
+            </w:r>
+          </w:p>
+          <w:p>
+            <w:pPr>
+              <w:tabs>
+                <w:tab w:val="left" w:pos="260"/>
+              </w:tabs>
+              <w:spacing w:after="0" w:before="40" w:line="280"/>
+              <w:ind w:left="260" w:hanging="260"/>
+            </w:pPr>
+            <w:r>
+              <w:rPr>
+                <w:b/>
+                <w:bCs/>
+                <w:color w:val="C00000"/>
+                <w:sz w:val="21"/>
+                <w:szCs w:val="21"/>
+              </w:rPr>
+              <w:t xml:space="preserve">→</w:t>
+            </w:r>
+            <w:r>
+              <w:tab/>
+            </w:r>
+            <w:r>
+              <w:rPr>
+                <w:b/>
+                <w:bCs/>
+                <w:sz w:val="21"/>
+                <w:szCs w:val="21"/>
+              </w:rPr>
+              <w:t xml:space="preserve">Technology:</w:t>
+            </w:r>
+            <w:r>
+              <w:rPr>
+                <w:sz w:val="21"/>
+                <w:szCs w:val="21"/>
+              </w:rPr>
+              <w:t xml:space="preserve"> critical and emerging tech, semiconductors, critical minerals</w:t>
+            </w:r>
+          </w:p>
+          <w:p>
+            <w:pPr>
+              <w:tabs>
+                <w:tab w:val="left" w:pos="260"/>
+              </w:tabs>
+              <w:spacing w:after="0" w:before="40" w:line="280"/>
+              <w:ind w:left="260" w:hanging="260"/>
+            </w:pPr>
+            <w:r>
+              <w:rPr>
+                <w:b/>
+                <w:bCs/>
+                <w:color w:val="C00000"/>
+                <w:sz w:val="21"/>
+                <w:szCs w:val="21"/>
+              </w:rPr>
+              <w:t xml:space="preserve">→</w:t>
+            </w:r>
+            <w:r>
+              <w:tab/>
+            </w:r>
+            <w:r>
+              <w:rPr>
+                <w:b/>
+                <w:bCs/>
+                <w:sz w:val="21"/>
+                <w:szCs w:val="21"/>
+              </w:rPr>
+              <w:t xml:space="preserve">Public goods:</w:t>
+            </w:r>
+            <w:r>
+              <w:rPr>
+                <w:sz w:val="21"/>
+                <w:szCs w:val="21"/>
+              </w:rPr>
+              <w:t xml:space="preserve"> vaccines, health, disaster relief, infrastructure, undersea cables</w:t>
+            </w:r>
+          </w:p>
+          <w:p>
+            <w:pPr>
+              <w:tabs>
+                <w:tab w:val="left" w:pos="260"/>
+              </w:tabs>
+              <w:spacing w:after="0" w:before="40" w:line="280"/>
+              <w:ind w:left="260" w:hanging="260"/>
+            </w:pPr>
+            <w:r>
+              <w:rPr>
+                <w:b/>
+                <w:bCs/>
+                <w:color w:val="C00000"/>
+                <w:sz w:val="21"/>
+                <w:szCs w:val="21"/>
+              </w:rPr>
+              <w:t xml:space="preserve">→</w:t>
+            </w:r>
+            <w:r>
+              <w:tab/>
+            </w:r>
+            <w:r>
+              <w:rPr>
+                <w:b/>
+                <w:bCs/>
+                <w:sz w:val="21"/>
+                <w:szCs w:val="21"/>
+              </w:rPr>
+              <w:t xml:space="preserve">For India:</w:t>
+            </w:r>
+            <w:r>
+              <w:rPr>
+                <w:sz w:val="21"/>
+                <w:szCs w:val="21"/>
+              </w:rPr>
+              <w:t xml:space="preserve"> partners for capability without joining an alliance</w:t>
+            </w:r>
+          </w:p>
+        </w:tc>
+      </w:tr>
+      <w:tr>
+        <w:trPr>
+          <w:cantSplit/>
+        </w:trPr>
+        <w:tc>
+          <w:tcPr>
+            <w:tcW w:type="dxa" w:w="520"/>
+            <w:tcBorders>
+              <w:top w:val="single" w:color="BFBFBF" w:sz="4"/>
+              <w:left w:val="single" w:color="BFBFBF" w:sz="4"/>
+              <w:bottom w:val="single" w:color="BFBFBF" w:sz="4"/>
+              <w:right w:val="single" w:color="BFBFBF" w:sz="4"/>
+            </w:tcBorders>
+            <w:tcMar>
+              <w:top w:type="dxa" w:w="70"/>
+              <w:left w:type="dxa" w:w="100"/>
+              <w:bottom w:type="dxa" w:w="70"/>
+              <w:right w:type="dxa" w:w="100"/>
+            </w:tcMar>
+            <w:vAlign w:val="center"/>
+          </w:tcPr>
+          <w:p>
+            <w:pPr>
+              <w:spacing w:after="0" w:before="0" w:line="300"/>
+              <w:jc w:val="center"/>
+            </w:pPr>
+            <w:r>
+              <w:rPr>
+                <w:color w:val="7F7F7F"/>
+                <w:sz w:val="21"/>
+                <w:szCs w:val="21"/>
+              </w:rPr>
+              <w:t xml:space="preserve">3</w:t>
+            </w:r>
+          </w:p>
+        </w:tc>
+        <w:tc>
+          <w:tcPr>
+            <w:tcW w:type="dxa" w:w="2200"/>
+            <w:tcBorders>
+              <w:top w:val="single" w:color="BFBFBF" w:sz="4"/>
+              <w:left w:val="single" w:color="BFBFBF" w:sz="4"/>
+              <w:bottom w:val="single" w:color="BFBFBF" w:sz="4"/>
+              <w:right w:val="single" w:color="BFBFBF" w:sz="4"/>
+            </w:tcBorders>
+            <w:tcMar>
+              <w:top w:type="dxa" w:w="70"/>
+              <w:left w:type="dxa" w:w="100"/>
+              <w:bottom w:type="dxa" w:w="70"/>
+              <w:right w:type="dxa" w:w="100"/>
+            </w:tcMar>
+            <w:vAlign w:val="center"/>
+          </w:tcPr>
+          <w:p>
+            <w:pPr>
+              <w:spacing w:after="0" w:before="0" w:line="300"/>
+            </w:pPr>
+            <w:r>
+              <w:rPr>
+                <w:b/>
+                <w:bCs/>
+                <w:color w:val="1F3864"/>
+                <w:sz w:val="21"/>
+                <w:szCs w:val="21"/>
+              </w:rPr>
+              <w:t xml:space="preserve">Current status (Oct 2026)</w:t>
+            </w:r>
+          </w:p>
+        </w:tc>
+        <w:tc>
+          <w:tcPr>
+            <w:tcW w:type="dxa" w:w="7986"/>
+            <w:tcBorders>
+              <w:top w:val="single" w:color="BFBFBF" w:sz="4"/>
+              <w:left w:val="single" w:color="BFBFBF" w:sz="4"/>
+              <w:bottom w:val="single" w:color="BFBFBF" w:sz="4"/>
+              <w:right w:val="single" w:color="BFBFBF" w:sz="4"/>
+            </w:tcBorders>
+            <w:tcMar>
+              <w:top w:type="dxa" w:w="70"/>
+              <w:left w:type="dxa" w:w="100"/>
+              <w:bottom w:type="dxa" w:w="70"/>
+              <w:right w:type="dxa" w:w="100"/>
+            </w:tcMar>
+            <w:vAlign w:val="center"/>
+          </w:tcPr>
+          <w:p>
+            <w:pPr>
+              <w:tabs>
+                <w:tab w:val="left" w:pos="260"/>
+              </w:tabs>
+              <w:spacing w:after="0" w:before="0" w:line="280"/>
+              <w:ind w:left="260" w:hanging="260"/>
+            </w:pPr>
+            <w:r>
+              <w:rPr>
+                <w:b/>
+                <w:bCs/>
+                <w:color w:val="C00000"/>
+                <w:sz w:val="21"/>
+                <w:szCs w:val="21"/>
+              </w:rPr>
+              <w:t xml:space="preserve">→</w:t>
+            </w:r>
+            <w:r>
+              <w:tab/>
+            </w:r>
+            <w:r>
+              <w:rPr>
+                <w:sz w:val="21"/>
+                <w:szCs w:val="21"/>
+              </w:rPr>
+              <w:t xml:space="preserve">Foreign Ministers' Meeting in New Delhi (26 May 2026): Jaishankar, Rubio, Penny Wong and Motegi</w:t>
+            </w:r>
+          </w:p>
+          <w:p>
+            <w:pPr>
+              <w:tabs>
+                <w:tab w:val="left" w:pos="260"/>
+              </w:tabs>
+              <w:spacing w:after="0" w:before="40" w:line="280"/>
+              <w:ind w:left="260" w:hanging="260"/>
+            </w:pPr>
+            <w:r>
+              <w:rPr>
+                <w:b/>
+                <w:bCs/>
+                <w:color w:val="C00000"/>
+                <w:sz w:val="21"/>
+                <w:szCs w:val="21"/>
+              </w:rPr>
+              <w:t xml:space="preserve">→</w:t>
+            </w:r>
+            <w:r>
+              <w:tab/>
+            </w:r>
+            <w:r>
+              <w:rPr>
+                <w:b/>
+                <w:bCs/>
+                <w:sz w:val="21"/>
+                <w:szCs w:val="21"/>
+              </w:rPr>
+              <w:t xml:space="preserve">Joint statement:</w:t>
+            </w:r>
+            <w:r>
+              <w:rPr>
+                <w:sz w:val="21"/>
+                <w:szCs w:val="21"/>
+              </w:rPr>
+              <w:t xml:space="preserve"> rule of law, sovereignty, freedom of navigation including the Strait of Hormuz</w:t>
+            </w:r>
+          </w:p>
+          <w:p>
+            <w:pPr>
+              <w:tabs>
+                <w:tab w:val="left" w:pos="260"/>
+              </w:tabs>
+              <w:spacing w:after="0" w:before="40" w:line="280"/>
+              <w:ind w:left="260" w:hanging="260"/>
+            </w:pPr>
+            <w:r>
+              <w:rPr>
+                <w:b/>
+                <w:bCs/>
+                <w:color w:val="C00000"/>
+                <w:sz w:val="21"/>
+                <w:szCs w:val="21"/>
+              </w:rPr>
+              <w:t xml:space="preserve">→</w:t>
+            </w:r>
+            <w:r>
+              <w:tab/>
+            </w:r>
+            <w:r>
+              <w:rPr>
+                <w:sz w:val="21"/>
+                <w:szCs w:val="21"/>
+              </w:rPr>
+              <w:t xml:space="preserve">IPMDA (maritime domain awareness) operationalised at the Information Fusion Centre, Gurugram</w:t>
+            </w:r>
+          </w:p>
+          <w:p>
+            <w:pPr>
+              <w:tabs>
+                <w:tab w:val="left" w:pos="260"/>
+              </w:tabs>
+              <w:spacing w:after="0" w:before="40" w:line="280"/>
+              <w:ind w:left="260" w:hanging="260"/>
+            </w:pPr>
+            <w:r>
+              <w:rPr>
+                <w:b/>
+                <w:bCs/>
+                <w:color w:val="C00000"/>
+                <w:sz w:val="21"/>
+                <w:szCs w:val="21"/>
+              </w:rPr>
+              <w:t xml:space="preserve">→</w:t>
+            </w:r>
+            <w:r>
+              <w:tab/>
+            </w:r>
+            <w:r>
+              <w:rPr>
+                <w:sz w:val="21"/>
+                <w:szCs w:val="21"/>
+              </w:rPr>
+              <w:t xml:space="preserve">Quad Sherpas met in New Delhi (3 Sep 2026) to prepare the next steps</w:t>
+            </w:r>
+          </w:p>
+          <w:p>
+            <w:pPr>
+              <w:tabs>
+                <w:tab w:val="left" w:pos="260"/>
+              </w:tabs>
+              <w:spacing w:after="0" w:before="40" w:line="280"/>
+              <w:ind w:left="260" w:hanging="260"/>
+            </w:pPr>
+            <w:r>
+              <w:rPr>
+                <w:b/>
+                <w:bCs/>
+                <w:color w:val="C00000"/>
+                <w:sz w:val="21"/>
+                <w:szCs w:val="21"/>
+              </w:rPr>
+              <w:t xml:space="preserve">→</w:t>
+            </w:r>
+            <w:r>
+              <w:tab/>
+            </w:r>
+            <w:r>
+              <w:rPr>
+                <w:sz w:val="21"/>
+                <w:szCs w:val="21"/>
+              </w:rPr>
+              <w:t xml:space="preserve">Leaders' summit due in India still not held, held back by strained India–US ties</w:t>
+            </w:r>
+          </w:p>
+        </w:tc>
+      </w:tr>
+      <w:tr>
+        <w:trPr>
+          <w:cantSplit/>
+        </w:trPr>
+        <w:tc>
+          <w:tcPr>
+            <w:tcW w:type="dxa" w:w="520"/>
+            <w:tcBorders>
+              <w:top w:val="single" w:color="BFBFBF" w:sz="4"/>
+              <w:left w:val="single" w:color="BFBFBF" w:sz="4"/>
+              <w:bottom w:val="single" w:color="BFBFBF" w:sz="4"/>
+              <w:right w:val="single" w:color="BFBFBF" w:sz="4"/>
+            </w:tcBorders>
+            <w:shd w:fill="F5F7FB" w:color="auto" w:val="clear"/>
+            <w:tcMar>
+              <w:top w:type="dxa" w:w="70"/>
+              <w:left w:type="dxa" w:w="100"/>
+              <w:bottom w:type="dxa" w:w="70"/>
+              <w:right w:type="dxa" w:w="100"/>
+            </w:tcMar>
+            <w:vAlign w:val="center"/>
+          </w:tcPr>
+          <w:p>
+            <w:pPr>
+              <w:spacing w:after="0" w:before="0" w:line="300"/>
+              <w:jc w:val="center"/>
+            </w:pPr>
+            <w:r>
+              <w:rPr>
+                <w:color w:val="7F7F7F"/>
+                <w:sz w:val="21"/>
+                <w:szCs w:val="21"/>
+              </w:rPr>
+              <w:t xml:space="preserve">4</w:t>
+            </w:r>
+          </w:p>
+        </w:tc>
+        <w:tc>
+          <w:tcPr>
+            <w:tcW w:type="dxa" w:w="2200"/>
+            <w:tcBorders>
+              <w:top w:val="single" w:color="BFBFBF" w:sz="4"/>
+              <w:left w:val="single" w:color="BFBFBF" w:sz="4"/>
+              <w:bottom w:val="single" w:color="BFBFBF" w:sz="4"/>
+              <w:right w:val="single" w:color="BFBFBF" w:sz="4"/>
+            </w:tcBorders>
+            <w:shd w:fill="F5F7FB" w:color="auto" w:val="clear"/>
+            <w:tcMar>
+              <w:top w:type="dxa" w:w="70"/>
+              <w:left w:type="dxa" w:w="100"/>
+              <w:bottom w:type="dxa" w:w="70"/>
+              <w:right w:type="dxa" w:w="100"/>
+            </w:tcMar>
+            <w:vAlign w:val="center"/>
+          </w:tcPr>
+          <w:p>
+            <w:pPr>
+              <w:spacing w:after="0" w:before="0" w:line="300"/>
+            </w:pPr>
+            <w:r>
+              <w:rPr>
+                <w:b/>
+                <w:bCs/>
+                <w:color w:val="1F3864"/>
+                <w:sz w:val="21"/>
+                <w:szCs w:val="21"/>
+              </w:rPr>
+              <w:t xml:space="preserve">Problems</w:t>
+            </w:r>
+          </w:p>
+        </w:tc>
+        <w:tc>
+          <w:tcPr>
+            <w:tcW w:type="dxa" w:w="7986"/>
+            <w:tcBorders>
+              <w:top w:val="single" w:color="BFBFBF" w:sz="4"/>
+              <w:left w:val="single" w:color="BFBFBF" w:sz="4"/>
+              <w:bottom w:val="single" w:color="BFBFBF" w:sz="4"/>
+              <w:right w:val="single" w:color="BFBFBF" w:sz="4"/>
+            </w:tcBorders>
+            <w:shd w:fill="F5F7FB" w:color="auto" w:val="clear"/>
+            <w:tcMar>
+              <w:top w:type="dxa" w:w="70"/>
+              <w:left w:type="dxa" w:w="100"/>
+              <w:bottom w:type="dxa" w:w="70"/>
+              <w:right w:type="dxa" w:w="100"/>
+            </w:tcMar>
+            <w:vAlign w:val="center"/>
+          </w:tcPr>
+          <w:p>
+            <w:pPr>
+              <w:tabs>
+                <w:tab w:val="left" w:pos="260"/>
+              </w:tabs>
+              <w:spacing w:after="0" w:before="0" w:line="280"/>
+              <w:ind w:left="260" w:hanging="260"/>
+            </w:pPr>
+            <w:r>
+              <w:rPr>
+                <w:b/>
+                <w:bCs/>
+                <w:color w:val="C00000"/>
+                <w:sz w:val="21"/>
+                <w:szCs w:val="21"/>
+              </w:rPr>
+              <w:t xml:space="preserve">→</w:t>
+            </w:r>
+            <w:r>
+              <w:tab/>
+            </w:r>
+            <w:r>
+              <w:rPr>
+                <w:sz w:val="21"/>
+                <w:szCs w:val="21"/>
+              </w:rPr>
+              <w:t xml:space="preserve">No summit since 2024; momentum depends on US politics</w:t>
+            </w:r>
+          </w:p>
+          <w:p>
+            <w:pPr>
+              <w:tabs>
+                <w:tab w:val="left" w:pos="260"/>
+              </w:tabs>
+              <w:spacing w:after="0" w:before="40" w:line="280"/>
+              <w:ind w:left="260" w:hanging="260"/>
+            </w:pPr>
+            <w:r>
+              <w:rPr>
+                <w:b/>
+                <w:bCs/>
+                <w:color w:val="C00000"/>
+                <w:sz w:val="21"/>
+                <w:szCs w:val="21"/>
+              </w:rPr>
+              <w:t xml:space="preserve">→</w:t>
+            </w:r>
+            <w:r>
+              <w:tab/>
+            </w:r>
+            <w:r>
+              <w:rPr>
+                <w:sz w:val="21"/>
+                <w:szCs w:val="21"/>
+              </w:rPr>
+              <w:t xml:space="preserve">India–US trade and tariff strains</w:t>
+            </w:r>
+          </w:p>
+          <w:p>
+            <w:pPr>
+              <w:tabs>
+                <w:tab w:val="left" w:pos="260"/>
+              </w:tabs>
+              <w:spacing w:after="0" w:before="40" w:line="280"/>
+              <w:ind w:left="260" w:hanging="260"/>
+            </w:pPr>
+            <w:r>
+              <w:rPr>
+                <w:b/>
+                <w:bCs/>
+                <w:color w:val="C00000"/>
+                <w:sz w:val="21"/>
+                <w:szCs w:val="21"/>
+              </w:rPr>
+              <w:t xml:space="preserve">→</w:t>
+            </w:r>
+            <w:r>
+              <w:tab/>
+            </w:r>
+            <w:r>
+              <w:rPr>
+                <w:sz w:val="21"/>
+                <w:szCs w:val="21"/>
+              </w:rPr>
+              <w:t xml:space="preserve">China calls it an "Asian NATO"; India avoids a military role</w:t>
+            </w:r>
+          </w:p>
+          <w:p>
+            <w:pPr>
+              <w:tabs>
+                <w:tab w:val="left" w:pos="260"/>
+              </w:tabs>
+              <w:spacing w:after="0" w:before="40" w:line="280"/>
+              <w:ind w:left="260" w:hanging="260"/>
+            </w:pPr>
+            <w:r>
+              <w:rPr>
+                <w:b/>
+                <w:bCs/>
+                <w:color w:val="C00000"/>
+                <w:sz w:val="21"/>
+                <w:szCs w:val="21"/>
+              </w:rPr>
+              <w:t xml:space="preserve">→</w:t>
+            </w:r>
+            <w:r>
+              <w:tab/>
+            </w:r>
+            <w:r>
+              <w:rPr>
+                <w:sz w:val="21"/>
+                <w:szCs w:val="21"/>
+              </w:rPr>
+              <w:t xml:space="preserve">Unequal threat perceptions: India alone has a land border with China</w:t>
+            </w:r>
+          </w:p>
+          <w:p>
+            <w:pPr>
+              <w:tabs>
+                <w:tab w:val="left" w:pos="260"/>
+              </w:tabs>
+              <w:spacing w:after="0" w:before="40" w:line="280"/>
+              <w:ind w:left="260" w:hanging="260"/>
+            </w:pPr>
+            <w:r>
+              <w:rPr>
+                <w:b/>
+                <w:bCs/>
+                <w:color w:val="C00000"/>
+                <w:sz w:val="21"/>
+                <w:szCs w:val="21"/>
+              </w:rPr>
+              <w:t xml:space="preserve">→</w:t>
+            </w:r>
+            <w:r>
+              <w:tab/>
+            </w:r>
+            <w:r>
+              <w:rPr>
+                <w:sz w:val="21"/>
+                <w:szCs w:val="21"/>
+              </w:rPr>
+              <w:t xml:space="preserve">Slow delivery on promises (vaccines, infrastructure)</w:t>
+            </w:r>
+          </w:p>
+          <w:p>
+            <w:pPr>
+              <w:tabs>
+                <w:tab w:val="left" w:pos="260"/>
+              </w:tabs>
+              <w:spacing w:after="0" w:before="40" w:line="280"/>
+              <w:ind w:left="260" w:hanging="260"/>
+            </w:pPr>
+            <w:r>
+              <w:rPr>
+                <w:b/>
+                <w:bCs/>
+                <w:color w:val="C00000"/>
+                <w:sz w:val="21"/>
+                <w:szCs w:val="21"/>
+              </w:rPr>
+              <w:t xml:space="preserve">→</w:t>
+            </w:r>
+            <w:r>
+              <w:tab/>
+            </w:r>
+            <w:r>
+              <w:rPr>
+                <w:sz w:val="21"/>
+                <w:szCs w:val="21"/>
+              </w:rPr>
+              <w:t xml:space="preserve">Overlap with AUKUS and other groupings</w:t>
+            </w:r>
+          </w:p>
+        </w:tc>
+      </w:tr>
+      <w:tr>
+        <w:trPr>
+          <w:cantSplit/>
+        </w:trPr>
+        <w:tc>
+          <w:tcPr>
+            <w:tcW w:type="dxa" w:w="520"/>
+            <w:tcBorders>
+              <w:top w:val="single" w:color="BFBFBF" w:sz="4"/>
+              <w:left w:val="single" w:color="BFBFBF" w:sz="4"/>
+              <w:bottom w:val="single" w:color="BFBFBF" w:sz="4"/>
+              <w:right w:val="single" w:color="BFBFBF" w:sz="4"/>
+            </w:tcBorders>
+            <w:tcMar>
+              <w:top w:type="dxa" w:w="70"/>
+              <w:left w:type="dxa" w:w="100"/>
+              <w:bottom w:type="dxa" w:w="70"/>
+              <w:right w:type="dxa" w:w="100"/>
+            </w:tcMar>
+            <w:vAlign w:val="center"/>
+          </w:tcPr>
+          <w:p>
+            <w:pPr>
+              <w:spacing w:after="0" w:before="0" w:line="300"/>
+              <w:jc w:val="center"/>
+            </w:pPr>
+            <w:r>
+              <w:rPr>
+                <w:color w:val="7F7F7F"/>
+                <w:sz w:val="21"/>
+                <w:szCs w:val="21"/>
+              </w:rPr>
+              <w:t xml:space="preserve">5</w:t>
+            </w:r>
+          </w:p>
+        </w:tc>
+        <w:tc>
+          <w:tcPr>
+            <w:tcW w:type="dxa" w:w="2200"/>
+            <w:tcBorders>
+              <w:top w:val="single" w:color="BFBFBF" w:sz="4"/>
+              <w:left w:val="single" w:color="BFBFBF" w:sz="4"/>
+              <w:bottom w:val="single" w:color="BFBFBF" w:sz="4"/>
+              <w:right w:val="single" w:color="BFBFBF" w:sz="4"/>
+            </w:tcBorders>
+            <w:tcMar>
+              <w:top w:type="dxa" w:w="70"/>
+              <w:left w:type="dxa" w:w="100"/>
+              <w:bottom w:type="dxa" w:w="70"/>
+              <w:right w:type="dxa" w:w="100"/>
+            </w:tcMar>
+            <w:vAlign w:val="center"/>
+          </w:tcPr>
+          <w:p>
+            <w:pPr>
+              <w:spacing w:after="0" w:before="0" w:line="300"/>
+            </w:pPr>
+            <w:r>
+              <w:rPr>
+                <w:b/>
+                <w:bCs/>
+                <w:color w:val="1F3864"/>
+                <w:sz w:val="21"/>
+                <w:szCs w:val="21"/>
+              </w:rPr>
+              <w:t xml:space="preserve">Solutions</w:t>
+            </w:r>
+          </w:p>
+        </w:tc>
+        <w:tc>
+          <w:tcPr>
+            <w:tcW w:type="dxa" w:w="7986"/>
+            <w:tcBorders>
+              <w:top w:val="single" w:color="BFBFBF" w:sz="4"/>
+              <w:left w:val="single" w:color="BFBFBF" w:sz="4"/>
+              <w:bottom w:val="single" w:color="BFBFBF" w:sz="4"/>
+              <w:right w:val="single" w:color="BFBFBF" w:sz="4"/>
+            </w:tcBorders>
+            <w:tcMar>
+              <w:top w:type="dxa" w:w="70"/>
+              <w:left w:type="dxa" w:w="100"/>
+              <w:bottom w:type="dxa" w:w="70"/>
+              <w:right w:type="dxa" w:w="100"/>
+            </w:tcMar>
+            <w:vAlign w:val="center"/>
+          </w:tcPr>
+          <w:p>
+            <w:pPr>
+              <w:tabs>
+                <w:tab w:val="left" w:pos="260"/>
+              </w:tabs>
+              <w:spacing w:after="0" w:before="0" w:line="280"/>
+              <w:ind w:left="260" w:hanging="260"/>
+            </w:pPr>
+            <w:r>
+              <w:rPr>
+                <w:b/>
+                <w:bCs/>
+                <w:color w:val="C00000"/>
+                <w:sz w:val="21"/>
+                <w:szCs w:val="21"/>
+              </w:rPr>
+              <w:t xml:space="preserve">→</w:t>
+            </w:r>
+            <w:r>
+              <w:tab/>
+            </w:r>
+            <w:r>
+              <w:rPr>
+                <w:sz w:val="21"/>
+                <w:szCs w:val="21"/>
+              </w:rPr>
+              <w:t xml:space="preserve">Hold the leaders' summit in India to restore momentum</w:t>
+            </w:r>
+          </w:p>
+          <w:p>
+            <w:pPr>
+              <w:tabs>
+                <w:tab w:val="left" w:pos="260"/>
+              </w:tabs>
+              <w:spacing w:after="0" w:before="40" w:line="280"/>
+              <w:ind w:left="260" w:hanging="260"/>
+            </w:pPr>
+            <w:r>
+              <w:rPr>
+                <w:b/>
+                <w:bCs/>
+                <w:color w:val="C00000"/>
+                <w:sz w:val="21"/>
+                <w:szCs w:val="21"/>
+              </w:rPr>
+              <w:t xml:space="preserve">→</w:t>
+            </w:r>
+            <w:r>
+              <w:tab/>
+            </w:r>
+            <w:r>
+              <w:rPr>
+                <w:b/>
+                <w:bCs/>
+                <w:sz w:val="21"/>
+                <w:szCs w:val="21"/>
+              </w:rPr>
+              <w:t xml:space="preserve">Focus on deliverables:</w:t>
+            </w:r>
+            <w:r>
+              <w:rPr>
+                <w:sz w:val="21"/>
+                <w:szCs w:val="21"/>
+              </w:rPr>
+              <w:t xml:space="preserve"> IPMDA, HADR, critical minerals, cables, health</w:t>
+            </w:r>
+          </w:p>
+          <w:p>
+            <w:pPr>
+              <w:tabs>
+                <w:tab w:val="left" w:pos="260"/>
+              </w:tabs>
+              <w:spacing w:after="0" w:before="40" w:line="280"/>
+              <w:ind w:left="260" w:hanging="260"/>
+            </w:pPr>
+            <w:r>
+              <w:rPr>
+                <w:b/>
+                <w:bCs/>
+                <w:color w:val="C00000"/>
+                <w:sz w:val="21"/>
+                <w:szCs w:val="21"/>
+              </w:rPr>
+              <w:t xml:space="preserve">→</w:t>
+            </w:r>
+            <w:r>
+              <w:tab/>
+            </w:r>
+            <w:r>
+              <w:rPr>
+                <w:sz w:val="21"/>
+                <w:szCs w:val="21"/>
+              </w:rPr>
+              <w:t xml:space="preserve">Keep it non-military and inclusive; ASEAN centrality</w:t>
+            </w:r>
+          </w:p>
+          <w:p>
+            <w:pPr>
+              <w:tabs>
+                <w:tab w:val="left" w:pos="260"/>
+              </w:tabs>
+              <w:spacing w:after="0" w:before="40" w:line="280"/>
+              <w:ind w:left="260" w:hanging="260"/>
+            </w:pPr>
+            <w:r>
+              <w:rPr>
+                <w:b/>
+                <w:bCs/>
+                <w:color w:val="C00000"/>
+                <w:sz w:val="21"/>
+                <w:szCs w:val="21"/>
+              </w:rPr>
+              <w:t xml:space="preserve">→</w:t>
+            </w:r>
+            <w:r>
+              <w:tab/>
+            </w:r>
+            <w:r>
+              <w:rPr>
+                <w:sz w:val="21"/>
+                <w:szCs w:val="21"/>
+              </w:rPr>
+              <w:t xml:space="preserve">Link with India's own initiatives: IFC-IOR, MAHASAGAR, IPOI</w:t>
+            </w:r>
+          </w:p>
+          <w:p>
+            <w:pPr>
+              <w:tabs>
+                <w:tab w:val="left" w:pos="260"/>
+              </w:tabs>
+              <w:spacing w:after="0" w:before="40" w:line="280"/>
+              <w:ind w:left="260" w:hanging="260"/>
+            </w:pPr>
+            <w:r>
+              <w:rPr>
+                <w:b/>
+                <w:bCs/>
+                <w:color w:val="C00000"/>
+                <w:sz w:val="21"/>
+                <w:szCs w:val="21"/>
+              </w:rPr>
+              <w:t xml:space="preserve">→</w:t>
+            </w:r>
+            <w:r>
+              <w:tab/>
+            </w:r>
+            <w:r>
+              <w:rPr>
+                <w:sz w:val="21"/>
+                <w:szCs w:val="21"/>
+              </w:rPr>
+              <w:t xml:space="preserve">Deepen bilateral tracks with each partner alongside the Quad</w:t>
+            </w:r>
+          </w:p>
+        </w:tc>
+      </w:tr>
+      <w:tr>
+        <w:trPr>
+          <w:cantSplit/>
+        </w:trPr>
+        <w:tc>
+          <w:tcPr>
+            <w:tcW w:type="dxa" w:w="520"/>
+            <w:tcBorders>
+              <w:top w:val="single" w:color="BFBFBF" w:sz="4"/>
+              <w:left w:val="single" w:color="BFBFBF" w:sz="4"/>
+              <w:bottom w:val="single" w:color="BFBFBF" w:sz="4"/>
+              <w:right w:val="single" w:color="BFBFBF" w:sz="4"/>
+            </w:tcBorders>
+            <w:shd w:fill="F5F7FB" w:color="auto" w:val="clear"/>
+            <w:tcMar>
+              <w:top w:type="dxa" w:w="70"/>
+              <w:left w:type="dxa" w:w="100"/>
+              <w:bottom w:type="dxa" w:w="70"/>
+              <w:right w:type="dxa" w:w="100"/>
+            </w:tcMar>
+            <w:vAlign w:val="center"/>
+          </w:tcPr>
+          <w:p>
+            <w:pPr>
+              <w:spacing w:after="0" w:before="0" w:line="300"/>
+              <w:jc w:val="center"/>
+            </w:pPr>
+            <w:r>
+              <w:rPr>
+                <w:color w:val="7F7F7F"/>
+                <w:sz w:val="21"/>
+                <w:szCs w:val="21"/>
+              </w:rPr>
+              <w:t xml:space="preserve">6</w:t>
+            </w:r>
+          </w:p>
+        </w:tc>
+        <w:tc>
+          <w:tcPr>
+            <w:tcW w:type="dxa" w:w="2200"/>
+            <w:tcBorders>
+              <w:top w:val="single" w:color="BFBFBF" w:sz="4"/>
+              <w:left w:val="single" w:color="BFBFBF" w:sz="4"/>
+              <w:bottom w:val="single" w:color="BFBFBF" w:sz="4"/>
+              <w:right w:val="single" w:color="BFBFBF" w:sz="4"/>
+            </w:tcBorders>
+            <w:shd w:fill="F5F7FB" w:color="auto" w:val="clear"/>
+            <w:tcMar>
+              <w:top w:type="dxa" w:w="70"/>
+              <w:left w:type="dxa" w:w="100"/>
+              <w:bottom w:type="dxa" w:w="70"/>
+              <w:right w:type="dxa" w:w="100"/>
+            </w:tcMar>
+            <w:vAlign w:val="center"/>
+          </w:tcPr>
+          <w:p>
+            <w:pPr>
+              <w:spacing w:after="0" w:before="0" w:line="300"/>
+            </w:pPr>
+            <w:r>
+              <w:rPr>
+                <w:b/>
+                <w:bCs/>
+                <w:color w:val="1F3864"/>
+                <w:sz w:val="21"/>
+                <w:szCs w:val="21"/>
+              </w:rPr>
+              <w:t xml:space="preserve">Conclusion</w:t>
+            </w:r>
+          </w:p>
+        </w:tc>
+        <w:tc>
+          <w:tcPr>
+            <w:tcW w:type="dxa" w:w="7986"/>
+            <w:tcBorders>
+              <w:top w:val="single" w:color="BFBFBF" w:sz="4"/>
+              <w:left w:val="single" w:color="BFBFBF" w:sz="4"/>
+              <w:bottom w:val="single" w:color="BFBFBF" w:sz="4"/>
+              <w:right w:val="single" w:color="BFBFBF" w:sz="4"/>
+            </w:tcBorders>
+            <w:shd w:fill="F5F7FB" w:color="auto" w:val="clear"/>
+            <w:tcMar>
+              <w:top w:type="dxa" w:w="70"/>
+              <w:left w:type="dxa" w:w="100"/>
+              <w:bottom w:type="dxa" w:w="70"/>
+              <w:right w:type="dxa" w:w="100"/>
+            </w:tcMar>
+            <w:vAlign w:val="center"/>
+          </w:tcPr>
+          <w:p>
+            <w:pPr>
+              <w:tabs>
+                <w:tab w:val="left" w:pos="260"/>
+              </w:tabs>
+              <w:spacing w:after="0" w:before="0" w:line="280"/>
+              <w:ind w:left="260" w:hanging="260"/>
+            </w:pPr>
+            <w:r>
+              <w:rPr>
+                <w:b/>
+                <w:bCs/>
+                <w:color w:val="C00000"/>
+                <w:sz w:val="21"/>
+                <w:szCs w:val="21"/>
+              </w:rPr>
+              <w:t xml:space="preserve">→</w:t>
+            </w:r>
+            <w:r>
+              <w:tab/>
+            </w:r>
+            <w:r>
+              <w:rPr>
+                <w:sz w:val="21"/>
+                <w:szCs w:val="21"/>
+              </w:rPr>
+              <w:t xml:space="preserve">The Quad is a coalition of democracies for a free and open Indo-Pacific</w:t>
+            </w:r>
+          </w:p>
+          <w:p>
+            <w:pPr>
+              <w:tabs>
+                <w:tab w:val="left" w:pos="260"/>
+              </w:tabs>
+              <w:spacing w:after="0" w:before="40" w:line="280"/>
+              <w:ind w:left="260" w:hanging="260"/>
+            </w:pPr>
+            <w:r>
+              <w:rPr>
+                <w:b/>
+                <w:bCs/>
+                <w:color w:val="C00000"/>
+                <w:sz w:val="21"/>
+                <w:szCs w:val="21"/>
+              </w:rPr>
+              <w:t xml:space="preserve">→</w:t>
+            </w:r>
+            <w:r>
+              <w:tab/>
+            </w:r>
+            <w:r>
+              <w:rPr>
+                <w:sz w:val="21"/>
+                <w:szCs w:val="21"/>
+              </w:rPr>
+              <w:t xml:space="preserve">India uses it to build capability, not alliances</w:t>
+            </w:r>
+          </w:p>
+          <w:p>
+            <w:pPr>
+              <w:tabs>
+                <w:tab w:val="left" w:pos="260"/>
+              </w:tabs>
+              <w:spacing w:after="0" w:before="40" w:line="280"/>
+              <w:ind w:left="260" w:hanging="260"/>
+            </w:pPr>
+            <w:r>
+              <w:rPr>
+                <w:b/>
+                <w:bCs/>
+                <w:color w:val="C00000"/>
+                <w:sz w:val="21"/>
+                <w:szCs w:val="21"/>
+              </w:rPr>
+              <w:t xml:space="preserve">→</w:t>
+            </w:r>
+            <w:r>
+              <w:tab/>
+            </w:r>
+            <w:r>
+              <w:rPr>
+                <w:sz w:val="21"/>
+                <w:szCs w:val="21"/>
+              </w:rPr>
+              <w:t xml:space="preserve">Its value lies in delivering public goods for the region</w:t>
+            </w:r>
+          </w:p>
+        </w:tc>
+      </w:tr>
+    </w:tbl>
+    <w:p>
+      <w:pPr>
+        <w:pStyle w:val="Heading1"/>
+        <w:pageBreakBefore/>
+        <w:shd w:fill="1F3864" w:color="auto" w:val="clear"/>
+        <w:spacing w:after="160" w:before="0"/>
+        <w:ind w:left="100" w:right="100"/>
+      </w:pPr>
+      <w:r>
+        <w:t xml:space="preserve">Topic 15: BRICS</w:t>
+      </w:r>
+    </w:p>
+    <w:tbl>
+      <w:tblPr>
+        <w:tblW w:type="dxa" w:w="10706"/>
+        <w:tblBorders>
+          <w:top w:val="single" w:color="auto" w:sz="4"/>
+          <w:left w:val="single" w:color="auto" w:sz="4"/>
+          <w:bottom w:val="single" w:color="auto" w:sz="4"/>
+          <w:right w:val="single" w:color="auto" w:sz="4"/>
+          <w:insideH w:val="single" w:color="auto" w:sz="4"/>
+          <w:insideV w:val="single" w:color="auto" w:sz="4"/>
+        </w:tblBorders>
+      </w:tblPr>
+      <w:tblGrid>
+        <w:gridCol w:w="520"/>
+        <w:gridCol w:w="2200"/>
+        <w:gridCol w:w="7986"/>
+      </w:tblGrid>
+      <w:tr>
+        <w:trPr>
+          <w:tblHeader/>
+        </w:trPr>
+        <w:tc>
+          <w:tcPr>
+            <w:tcW w:type="dxa" w:w="520"/>
+            <w:tcBorders>
+              <w:top w:val="single" w:color="BFBFBF" w:sz="4"/>
+              <w:left w:val="single" w:color="BFBFBF" w:sz="4"/>
+              <w:bottom w:val="single" w:color="BFBFBF" w:sz="4"/>
+              <w:right w:val="single" w:color="BFBFBF" w:sz="4"/>
+            </w:tcBorders>
+            <w:shd w:fill="DCE3F0" w:color="auto" w:val="clear"/>
+            <w:tcMar>
+              <w:top w:type="dxa" w:w="70"/>
+              <w:left w:type="dxa" w:w="100"/>
+              <w:bottom w:type="dxa" w:w="70"/>
+              <w:right w:type="dxa" w:w="100"/>
+            </w:tcMar>
+            <w:vAlign w:val="center"/>
+          </w:tcPr>
+          <w:p>
+            <w:pPr>
+              <w:spacing w:after="0" w:before="0" w:line="300"/>
+              <w:jc w:val="center"/>
+            </w:pPr>
+            <w:r>
+              <w:rPr>
+                <w:b/>
+                <w:bCs/>
+                <w:sz w:val="21"/>
+                <w:szCs w:val="21"/>
+              </w:rPr>
+              <w:t xml:space="preserve">#</w:t>
+            </w:r>
+          </w:p>
+        </w:tc>
+        <w:tc>
+          <w:tcPr>
+            <w:tcW w:type="dxa" w:w="2200"/>
+            <w:tcBorders>
+              <w:top w:val="single" w:color="BFBFBF" w:sz="4"/>
+              <w:left w:val="single" w:color="BFBFBF" w:sz="4"/>
+              <w:bottom w:val="single" w:color="BFBFBF" w:sz="4"/>
+              <w:right w:val="single" w:color="BFBFBF" w:sz="4"/>
+            </w:tcBorders>
+            <w:shd w:fill="DCE3F0" w:color="auto" w:val="clear"/>
+            <w:tcMar>
+              <w:top w:type="dxa" w:w="70"/>
+              <w:left w:type="dxa" w:w="100"/>
+              <w:bottom w:type="dxa" w:w="70"/>
+              <w:right w:type="dxa" w:w="100"/>
+            </w:tcMar>
+            <w:vAlign w:val="center"/>
+          </w:tcPr>
+          <w:p>
+            <w:pPr>
+              <w:spacing w:after="0" w:before="0" w:line="300"/>
+            </w:pPr>
+            <w:r>
+              <w:rPr>
+                <w:b/>
+                <w:bCs/>
+                <w:sz w:val="21"/>
+                <w:szCs w:val="21"/>
+              </w:rPr>
+              <w:t xml:space="preserve">Stage</w:t>
+            </w:r>
+          </w:p>
+        </w:tc>
+        <w:tc>
+          <w:tcPr>
+            <w:tcW w:type="dxa" w:w="7986"/>
+            <w:tcBorders>
+              <w:top w:val="single" w:color="BFBFBF" w:sz="4"/>
+              <w:left w:val="single" w:color="BFBFBF" w:sz="4"/>
+              <w:bottom w:val="single" w:color="BFBFBF" w:sz="4"/>
+              <w:right w:val="single" w:color="BFBFBF" w:sz="4"/>
+            </w:tcBorders>
+            <w:shd w:fill="DCE3F0" w:color="auto" w:val="clear"/>
+            <w:tcMar>
+              <w:top w:type="dxa" w:w="70"/>
+              <w:left w:type="dxa" w:w="100"/>
+              <w:bottom w:type="dxa" w:w="70"/>
+              <w:right w:type="dxa" w:w="100"/>
+            </w:tcMar>
+            <w:vAlign w:val="center"/>
+          </w:tcPr>
+          <w:p>
+            <w:pPr>
+              <w:spacing w:after="0" w:before="0" w:line="300"/>
+            </w:pPr>
+            <w:r>
+              <w:rPr>
+                <w:b/>
+                <w:bCs/>
+                <w:sz w:val="21"/>
+                <w:szCs w:val="21"/>
+              </w:rPr>
+              <w:t xml:space="preserve">Flow</w:t>
+            </w:r>
+          </w:p>
+        </w:tc>
+      </w:tr>
+      <w:tr>
+        <w:trPr>
+          <w:cantSplit/>
+        </w:trPr>
+        <w:tc>
+          <w:tcPr>
+            <w:tcW w:type="dxa" w:w="520"/>
+            <w:tcBorders>
+              <w:top w:val="single" w:color="BFBFBF" w:sz="4"/>
+              <w:left w:val="single" w:color="BFBFBF" w:sz="4"/>
+              <w:bottom w:val="single" w:color="BFBFBF" w:sz="4"/>
+              <w:right w:val="single" w:color="BFBFBF" w:sz="4"/>
+            </w:tcBorders>
+            <w:tcMar>
+              <w:top w:type="dxa" w:w="70"/>
+              <w:left w:type="dxa" w:w="100"/>
+              <w:bottom w:type="dxa" w:w="70"/>
+              <w:right w:type="dxa" w:w="100"/>
+            </w:tcMar>
+            <w:vAlign w:val="center"/>
+          </w:tcPr>
+          <w:p>
+            <w:pPr>
+              <w:spacing w:after="0" w:before="0" w:line="300"/>
+              <w:jc w:val="center"/>
+            </w:pPr>
+            <w:r>
+              <w:rPr>
+                <w:color w:val="7F7F7F"/>
+                <w:sz w:val="21"/>
+                <w:szCs w:val="21"/>
+              </w:rPr>
+              <w:t xml:space="preserve">1</w:t>
+            </w:r>
+          </w:p>
+        </w:tc>
+        <w:tc>
+          <w:tcPr>
+            <w:tcW w:type="dxa" w:w="2200"/>
+            <w:tcBorders>
+              <w:top w:val="single" w:color="BFBFBF" w:sz="4"/>
+              <w:left w:val="single" w:color="BFBFBF" w:sz="4"/>
+              <w:bottom w:val="single" w:color="BFBFBF" w:sz="4"/>
+              <w:right w:val="single" w:color="BFBFBF" w:sz="4"/>
+            </w:tcBorders>
+            <w:tcMar>
+              <w:top w:type="dxa" w:w="70"/>
+              <w:left w:type="dxa" w:w="100"/>
+              <w:bottom w:type="dxa" w:w="70"/>
+              <w:right w:type="dxa" w:w="100"/>
+            </w:tcMar>
+            <w:vAlign w:val="center"/>
+          </w:tcPr>
+          <w:p>
+            <w:pPr>
+              <w:spacing w:after="0" w:before="0" w:line="300"/>
+            </w:pPr>
+            <w:r>
+              <w:rPr>
+                <w:b/>
+                <w:bCs/>
+                <w:color w:val="1F3864"/>
+                <w:sz w:val="21"/>
+                <w:szCs w:val="21"/>
+              </w:rPr>
+              <w:t xml:space="preserve">What is it</w:t>
+            </w:r>
+          </w:p>
+        </w:tc>
+        <w:tc>
+          <w:tcPr>
+            <w:tcW w:type="dxa" w:w="7986"/>
+            <w:tcBorders>
+              <w:top w:val="single" w:color="BFBFBF" w:sz="4"/>
+              <w:left w:val="single" w:color="BFBFBF" w:sz="4"/>
+              <w:bottom w:val="single" w:color="BFBFBF" w:sz="4"/>
+              <w:right w:val="single" w:color="BFBFBF" w:sz="4"/>
+            </w:tcBorders>
+            <w:tcMar>
+              <w:top w:type="dxa" w:w="70"/>
+              <w:left w:type="dxa" w:w="100"/>
+              <w:bottom w:type="dxa" w:w="70"/>
+              <w:right w:type="dxa" w:w="100"/>
+            </w:tcMar>
+            <w:vAlign w:val="center"/>
+          </w:tcPr>
+          <w:p>
+            <w:pPr>
+              <w:tabs>
+                <w:tab w:val="left" w:pos="260"/>
+              </w:tabs>
+              <w:spacing w:after="0" w:before="0" w:line="280"/>
+              <w:ind w:left="260" w:hanging="260"/>
+            </w:pPr>
+            <w:r>
+              <w:rPr>
+                <w:b/>
+                <w:bCs/>
+                <w:color w:val="C00000"/>
+                <w:sz w:val="21"/>
+                <w:szCs w:val="21"/>
+              </w:rPr>
+              <w:t xml:space="preserve">→</w:t>
+            </w:r>
+            <w:r>
+              <w:tab/>
+            </w:r>
+            <w:r>
+              <w:rPr>
+                <w:sz w:val="21"/>
+                <w:szCs w:val="21"/>
+              </w:rPr>
+              <w:t xml:space="preserve">Brazil, Russia, India, China, South Africa; BRIC from 2009, South Africa joined in 2010</w:t>
+            </w:r>
+          </w:p>
+          <w:p>
+            <w:pPr>
+              <w:tabs>
+                <w:tab w:val="left" w:pos="260"/>
+              </w:tabs>
+              <w:spacing w:after="0" w:before="40" w:line="280"/>
+              <w:ind w:left="260" w:hanging="260"/>
+            </w:pPr>
+            <w:r>
+              <w:rPr>
+                <w:b/>
+                <w:bCs/>
+                <w:color w:val="C00000"/>
+                <w:sz w:val="21"/>
+                <w:szCs w:val="21"/>
+              </w:rPr>
+              <w:t xml:space="preserve">→</w:t>
+            </w:r>
+            <w:r>
+              <w:tab/>
+            </w:r>
+            <w:r>
+              <w:rPr>
+                <w:b/>
+                <w:bCs/>
+                <w:sz w:val="21"/>
+                <w:szCs w:val="21"/>
+              </w:rPr>
+              <w:t xml:space="preserve">Expanded since 2024:</w:t>
+            </w:r>
+            <w:r>
+              <w:rPr>
+                <w:sz w:val="21"/>
+                <w:szCs w:val="21"/>
+              </w:rPr>
+              <w:t xml:space="preserve"> Egypt, Ethiopia, Iran, UAE, then Indonesia (2025); a new "partner country" category</w:t>
+            </w:r>
+          </w:p>
+          <w:p>
+            <w:pPr>
+              <w:tabs>
+                <w:tab w:val="left" w:pos="260"/>
+              </w:tabs>
+              <w:spacing w:after="0" w:before="40" w:line="280"/>
+              <w:ind w:left="260" w:hanging="260"/>
+            </w:pPr>
+            <w:r>
+              <w:rPr>
+                <w:b/>
+                <w:bCs/>
+                <w:color w:val="C00000"/>
+                <w:sz w:val="21"/>
+                <w:szCs w:val="21"/>
+              </w:rPr>
+              <w:t xml:space="preserve">→</w:t>
+            </w:r>
+            <w:r>
+              <w:tab/>
+            </w:r>
+            <w:r>
+              <w:rPr>
+                <w:b/>
+                <w:bCs/>
+                <w:sz w:val="21"/>
+                <w:szCs w:val="21"/>
+              </w:rPr>
+              <w:t xml:space="preserve">Institutions:</w:t>
+            </w:r>
+            <w:r>
+              <w:rPr>
+                <w:sz w:val="21"/>
+                <w:szCs w:val="21"/>
+              </w:rPr>
+              <w:t xml:space="preserve"> New Development Bank (2015) and Contingent Reserve Arrangement</w:t>
+            </w:r>
+          </w:p>
+          <w:p>
+            <w:pPr>
+              <w:tabs>
+                <w:tab w:val="left" w:pos="260"/>
+              </w:tabs>
+              <w:spacing w:after="0" w:before="40" w:line="280"/>
+              <w:ind w:left="260" w:hanging="260"/>
+            </w:pPr>
+            <w:r>
+              <w:rPr>
+                <w:b/>
+                <w:bCs/>
+                <w:color w:val="C00000"/>
+                <w:sz w:val="21"/>
+                <w:szCs w:val="21"/>
+              </w:rPr>
+              <w:t xml:space="preserve">→</w:t>
+            </w:r>
+            <w:r>
+              <w:tab/>
+            </w:r>
+            <w:r>
+              <w:rPr>
+                <w:sz w:val="21"/>
+                <w:szCs w:val="21"/>
+              </w:rPr>
+              <w:t xml:space="preserve">India chairs BRICS in 2026, its 20th year</w:t>
+            </w:r>
+          </w:p>
+        </w:tc>
+      </w:tr>
+      <w:tr>
+        <w:trPr>
+          <w:cantSplit/>
+        </w:trPr>
+        <w:tc>
+          <w:tcPr>
+            <w:tcW w:type="dxa" w:w="520"/>
+            <w:tcBorders>
+              <w:top w:val="single" w:color="BFBFBF" w:sz="4"/>
+              <w:left w:val="single" w:color="BFBFBF" w:sz="4"/>
+              <w:bottom w:val="single" w:color="BFBFBF" w:sz="4"/>
+              <w:right w:val="single" w:color="BFBFBF" w:sz="4"/>
+            </w:tcBorders>
+            <w:shd w:fill="F5F7FB" w:color="auto" w:val="clear"/>
+            <w:tcMar>
+              <w:top w:type="dxa" w:w="70"/>
+              <w:left w:type="dxa" w:w="100"/>
+              <w:bottom w:type="dxa" w:w="70"/>
+              <w:right w:type="dxa" w:w="100"/>
+            </w:tcMar>
+            <w:vAlign w:val="center"/>
+          </w:tcPr>
+          <w:p>
+            <w:pPr>
+              <w:spacing w:after="0" w:before="0" w:line="300"/>
+              <w:jc w:val="center"/>
+            </w:pPr>
+            <w:r>
+              <w:rPr>
+                <w:color w:val="7F7F7F"/>
+                <w:sz w:val="21"/>
+                <w:szCs w:val="21"/>
+              </w:rPr>
+              <w:t xml:space="preserve">2</w:t>
+            </w:r>
+          </w:p>
+        </w:tc>
+        <w:tc>
+          <w:tcPr>
+            <w:tcW w:type="dxa" w:w="2200"/>
+            <w:tcBorders>
+              <w:top w:val="single" w:color="BFBFBF" w:sz="4"/>
+              <w:left w:val="single" w:color="BFBFBF" w:sz="4"/>
+              <w:bottom w:val="single" w:color="BFBFBF" w:sz="4"/>
+              <w:right w:val="single" w:color="BFBFBF" w:sz="4"/>
+            </w:tcBorders>
+            <w:shd w:fill="F5F7FB" w:color="auto" w:val="clear"/>
+            <w:tcMar>
+              <w:top w:type="dxa" w:w="70"/>
+              <w:left w:type="dxa" w:w="100"/>
+              <w:bottom w:type="dxa" w:w="70"/>
+              <w:right w:type="dxa" w:w="100"/>
+            </w:tcMar>
+            <w:vAlign w:val="center"/>
+          </w:tcPr>
+          <w:p>
+            <w:pPr>
+              <w:spacing w:after="0" w:before="0" w:line="300"/>
+            </w:pPr>
+            <w:r>
+              <w:rPr>
+                <w:b/>
+                <w:bCs/>
+                <w:color w:val="1F3864"/>
+                <w:sz w:val="21"/>
+                <w:szCs w:val="21"/>
+              </w:rPr>
+              <w:t xml:space="preserve">Why it matters</w:t>
+            </w:r>
+          </w:p>
+        </w:tc>
+        <w:tc>
+          <w:tcPr>
+            <w:tcW w:type="dxa" w:w="7986"/>
+            <w:tcBorders>
+              <w:top w:val="single" w:color="BFBFBF" w:sz="4"/>
+              <w:left w:val="single" w:color="BFBFBF" w:sz="4"/>
+              <w:bottom w:val="single" w:color="BFBFBF" w:sz="4"/>
+              <w:right w:val="single" w:color="BFBFBF" w:sz="4"/>
+            </w:tcBorders>
+            <w:shd w:fill="F5F7FB" w:color="auto" w:val="clear"/>
+            <w:tcMar>
+              <w:top w:type="dxa" w:w="70"/>
+              <w:left w:type="dxa" w:w="100"/>
+              <w:bottom w:type="dxa" w:w="70"/>
+              <w:right w:type="dxa" w:w="100"/>
+            </w:tcMar>
+            <w:vAlign w:val="center"/>
+          </w:tcPr>
+          <w:p>
+            <w:pPr>
+              <w:tabs>
+                <w:tab w:val="left" w:pos="260"/>
+              </w:tabs>
+              <w:spacing w:after="0" w:before="0" w:line="280"/>
+              <w:ind w:left="260" w:hanging="260"/>
+            </w:pPr>
+            <w:r>
+              <w:rPr>
+                <w:b/>
+                <w:bCs/>
+                <w:color w:val="C00000"/>
+                <w:sz w:val="21"/>
+                <w:szCs w:val="21"/>
+              </w:rPr>
+              <w:t xml:space="preserve">→</w:t>
+            </w:r>
+            <w:r>
+              <w:tab/>
+            </w:r>
+            <w:r>
+              <w:rPr>
+                <w:sz w:val="21"/>
+                <w:szCs w:val="21"/>
+              </w:rPr>
+              <w:t xml:space="preserve">Voice of the Global South; about half the world's population</w:t>
+            </w:r>
+          </w:p>
+          <w:p>
+            <w:pPr>
+              <w:tabs>
+                <w:tab w:val="left" w:pos="260"/>
+              </w:tabs>
+              <w:spacing w:after="0" w:before="40" w:line="280"/>
+              <w:ind w:left="260" w:hanging="260"/>
+            </w:pPr>
+            <w:r>
+              <w:rPr>
+                <w:b/>
+                <w:bCs/>
+                <w:color w:val="C00000"/>
+                <w:sz w:val="21"/>
+                <w:szCs w:val="21"/>
+              </w:rPr>
+              <w:t xml:space="preserve">→</w:t>
+            </w:r>
+            <w:r>
+              <w:tab/>
+            </w:r>
+            <w:r>
+              <w:rPr>
+                <w:sz w:val="21"/>
+                <w:szCs w:val="21"/>
+              </w:rPr>
+              <w:t xml:space="preserve">Push for reform of the UN, IMF, World Bank and WTO</w:t>
+            </w:r>
+          </w:p>
+          <w:p>
+            <w:pPr>
+              <w:tabs>
+                <w:tab w:val="left" w:pos="260"/>
+              </w:tabs>
+              <w:spacing w:after="0" w:before="40" w:line="280"/>
+              <w:ind w:left="260" w:hanging="260"/>
+            </w:pPr>
+            <w:r>
+              <w:rPr>
+                <w:b/>
+                <w:bCs/>
+                <w:color w:val="C00000"/>
+                <w:sz w:val="21"/>
+                <w:szCs w:val="21"/>
+              </w:rPr>
+              <w:t xml:space="preserve">→</w:t>
+            </w:r>
+            <w:r>
+              <w:tab/>
+            </w:r>
+            <w:r>
+              <w:rPr>
+                <w:sz w:val="21"/>
+                <w:szCs w:val="21"/>
+              </w:rPr>
+              <w:t xml:space="preserve">Development finance through the NDB</w:t>
+            </w:r>
+          </w:p>
+          <w:p>
+            <w:pPr>
+              <w:tabs>
+                <w:tab w:val="left" w:pos="260"/>
+              </w:tabs>
+              <w:spacing w:after="0" w:before="40" w:line="280"/>
+              <w:ind w:left="260" w:hanging="260"/>
+            </w:pPr>
+            <w:r>
+              <w:rPr>
+                <w:b/>
+                <w:bCs/>
+                <w:color w:val="C00000"/>
+                <w:sz w:val="21"/>
+                <w:szCs w:val="21"/>
+              </w:rPr>
+              <w:t xml:space="preserve">→</w:t>
+            </w:r>
+            <w:r>
+              <w:tab/>
+            </w:r>
+            <w:r>
+              <w:rPr>
+                <w:sz w:val="21"/>
+                <w:szCs w:val="21"/>
+              </w:rPr>
+              <w:t xml:space="preserve">Platform for India to engage Russia, China and new members together</w:t>
+            </w:r>
+          </w:p>
+          <w:p>
+            <w:pPr>
+              <w:tabs>
+                <w:tab w:val="left" w:pos="260"/>
+              </w:tabs>
+              <w:spacing w:after="0" w:before="40" w:line="280"/>
+              <w:ind w:left="260" w:hanging="260"/>
+            </w:pPr>
+            <w:r>
+              <w:rPr>
+                <w:b/>
+                <w:bCs/>
+                <w:color w:val="C00000"/>
+                <w:sz w:val="21"/>
+                <w:szCs w:val="21"/>
+              </w:rPr>
+              <w:t xml:space="preserve">→</w:t>
+            </w:r>
+            <w:r>
+              <w:tab/>
+            </w:r>
+            <w:r>
+              <w:rPr>
+                <w:b/>
+                <w:bCs/>
+                <w:sz w:val="21"/>
+                <w:szCs w:val="21"/>
+              </w:rPr>
+              <w:t xml:space="preserve">Strategic autonomy:</w:t>
+            </w:r>
+            <w:r>
+              <w:rPr>
+                <w:sz w:val="21"/>
+                <w:szCs w:val="21"/>
+              </w:rPr>
+              <w:t xml:space="preserve"> India balances BRICS with the Quad and G7</w:t>
+            </w:r>
+          </w:p>
+        </w:tc>
+      </w:tr>
+      <w:tr>
+        <w:trPr>
+          <w:cantSplit/>
+        </w:trPr>
+        <w:tc>
+          <w:tcPr>
+            <w:tcW w:type="dxa" w:w="520"/>
+            <w:tcBorders>
+              <w:top w:val="single" w:color="BFBFBF" w:sz="4"/>
+              <w:left w:val="single" w:color="BFBFBF" w:sz="4"/>
+              <w:bottom w:val="single" w:color="BFBFBF" w:sz="4"/>
+              <w:right w:val="single" w:color="BFBFBF" w:sz="4"/>
+            </w:tcBorders>
+            <w:tcMar>
+              <w:top w:type="dxa" w:w="70"/>
+              <w:left w:type="dxa" w:w="100"/>
+              <w:bottom w:type="dxa" w:w="70"/>
+              <w:right w:type="dxa" w:w="100"/>
+            </w:tcMar>
+            <w:vAlign w:val="center"/>
+          </w:tcPr>
+          <w:p>
+            <w:pPr>
+              <w:spacing w:after="0" w:before="0" w:line="300"/>
+              <w:jc w:val="center"/>
+            </w:pPr>
+            <w:r>
+              <w:rPr>
+                <w:color w:val="7F7F7F"/>
+                <w:sz w:val="21"/>
+                <w:szCs w:val="21"/>
+              </w:rPr>
+              <w:t xml:space="preserve">3</w:t>
+            </w:r>
+          </w:p>
+        </w:tc>
+        <w:tc>
+          <w:tcPr>
+            <w:tcW w:type="dxa" w:w="2200"/>
+            <w:tcBorders>
+              <w:top w:val="single" w:color="BFBFBF" w:sz="4"/>
+              <w:left w:val="single" w:color="BFBFBF" w:sz="4"/>
+              <w:bottom w:val="single" w:color="BFBFBF" w:sz="4"/>
+              <w:right w:val="single" w:color="BFBFBF" w:sz="4"/>
+            </w:tcBorders>
+            <w:tcMar>
+              <w:top w:type="dxa" w:w="70"/>
+              <w:left w:type="dxa" w:w="100"/>
+              <w:bottom w:type="dxa" w:w="70"/>
+              <w:right w:type="dxa" w:w="100"/>
+            </w:tcMar>
+            <w:vAlign w:val="center"/>
+          </w:tcPr>
+          <w:p>
+            <w:pPr>
+              <w:spacing w:after="0" w:before="0" w:line="300"/>
+            </w:pPr>
+            <w:r>
+              <w:rPr>
+                <w:b/>
+                <w:bCs/>
+                <w:color w:val="1F3864"/>
+                <w:sz w:val="21"/>
+                <w:szCs w:val="21"/>
+              </w:rPr>
+              <w:t xml:space="preserve">Current status (Oct 2026)</w:t>
+            </w:r>
+          </w:p>
+        </w:tc>
+        <w:tc>
+          <w:tcPr>
+            <w:tcW w:type="dxa" w:w="7986"/>
+            <w:tcBorders>
+              <w:top w:val="single" w:color="BFBFBF" w:sz="4"/>
+              <w:left w:val="single" w:color="BFBFBF" w:sz="4"/>
+              <w:bottom w:val="single" w:color="BFBFBF" w:sz="4"/>
+              <w:right w:val="single" w:color="BFBFBF" w:sz="4"/>
+            </w:tcBorders>
+            <w:tcMar>
+              <w:top w:type="dxa" w:w="70"/>
+              <w:left w:type="dxa" w:w="100"/>
+              <w:bottom w:type="dxa" w:w="70"/>
+              <w:right w:type="dxa" w:w="100"/>
+            </w:tcMar>
+            <w:vAlign w:val="center"/>
+          </w:tcPr>
+          <w:p>
+            <w:pPr>
+              <w:tabs>
+                <w:tab w:val="left" w:pos="260"/>
+              </w:tabs>
+              <w:spacing w:after="0" w:before="0" w:line="280"/>
+              <w:ind w:left="260" w:hanging="260"/>
+            </w:pPr>
+            <w:r>
+              <w:rPr>
+                <w:b/>
+                <w:bCs/>
+                <w:color w:val="C00000"/>
+                <w:sz w:val="21"/>
+                <w:szCs w:val="21"/>
+              </w:rPr>
+              <w:t xml:space="preserve">→</w:t>
+            </w:r>
+            <w:r>
+              <w:tab/>
+            </w:r>
+            <w:r>
+              <w:rPr>
+                <w:sz w:val="21"/>
+                <w:szCs w:val="21"/>
+              </w:rPr>
+              <w:t xml:space="preserve">18th BRICS Summit, New Delhi (12–13 Sep 2026); theme: Building for Resilience, Innovation, Cooperation and Sustainability</w:t>
+            </w:r>
+          </w:p>
+          <w:p>
+            <w:pPr>
+              <w:tabs>
+                <w:tab w:val="left" w:pos="260"/>
+              </w:tabs>
+              <w:spacing w:after="0" w:before="40" w:line="280"/>
+              <w:ind w:left="260" w:hanging="260"/>
+            </w:pPr>
+            <w:r>
+              <w:rPr>
+                <w:b/>
+                <w:bCs/>
+                <w:color w:val="C00000"/>
+                <w:sz w:val="21"/>
+                <w:szCs w:val="21"/>
+              </w:rPr>
+              <w:t xml:space="preserve">→</w:t>
+            </w:r>
+            <w:r>
+              <w:tab/>
+            </w:r>
+            <w:r>
+              <w:rPr>
+                <w:sz w:val="21"/>
+                <w:szCs w:val="21"/>
+              </w:rPr>
+              <w:t xml:space="preserve">New Delhi Declaration adopted: development, health, climate, technology, global governance reform</w:t>
+            </w:r>
+          </w:p>
+          <w:p>
+            <w:pPr>
+              <w:tabs>
+                <w:tab w:val="left" w:pos="260"/>
+              </w:tabs>
+              <w:spacing w:after="0" w:before="40" w:line="280"/>
+              <w:ind w:left="260" w:hanging="260"/>
+            </w:pPr>
+            <w:r>
+              <w:rPr>
+                <w:b/>
+                <w:bCs/>
+                <w:color w:val="C00000"/>
+                <w:sz w:val="21"/>
+                <w:szCs w:val="21"/>
+              </w:rPr>
+              <w:t xml:space="preserve">→</w:t>
+            </w:r>
+            <w:r>
+              <w:tab/>
+            </w:r>
+            <w:r>
+              <w:rPr>
+                <w:b/>
+                <w:bCs/>
+                <w:sz w:val="21"/>
+                <w:szCs w:val="21"/>
+              </w:rPr>
+              <w:t xml:space="preserve">India's initiatives:</w:t>
+            </w:r>
+            <w:r>
+              <w:rPr>
+                <w:sz w:val="21"/>
+                <w:szCs w:val="21"/>
+              </w:rPr>
+              <w:t xml:space="preserve"> infectious disease early warning, disaster early-warning data, supply-chain framework, digital agriculture network</w:t>
+            </w:r>
+          </w:p>
+          <w:p>
+            <w:pPr>
+              <w:tabs>
+                <w:tab w:val="left" w:pos="260"/>
+              </w:tabs>
+              <w:spacing w:after="0" w:before="40" w:line="280"/>
+              <w:ind w:left="260" w:hanging="260"/>
+            </w:pPr>
+            <w:r>
+              <w:rPr>
+                <w:b/>
+                <w:bCs/>
+                <w:color w:val="C00000"/>
+                <w:sz w:val="21"/>
+                <w:szCs w:val="21"/>
+              </w:rPr>
+              <w:t xml:space="preserve">→</w:t>
+            </w:r>
+            <w:r>
+              <w:tab/>
+            </w:r>
+            <w:r>
+              <w:rPr>
+                <w:sz w:val="21"/>
+                <w:szCs w:val="21"/>
+              </w:rPr>
+              <w:t xml:space="preserve">Declaration stressed safe shipping routes and protection of seafarers; concern over nuclear risks</w:t>
+            </w:r>
+          </w:p>
+          <w:p>
+            <w:pPr>
+              <w:tabs>
+                <w:tab w:val="left" w:pos="260"/>
+              </w:tabs>
+              <w:spacing w:after="0" w:before="40" w:line="280"/>
+              <w:ind w:left="260" w:hanging="260"/>
+            </w:pPr>
+            <w:r>
+              <w:rPr>
+                <w:b/>
+                <w:bCs/>
+                <w:color w:val="C00000"/>
+                <w:sz w:val="21"/>
+                <w:szCs w:val="21"/>
+              </w:rPr>
+              <w:t xml:space="preserve">→</w:t>
+            </w:r>
+            <w:r>
+              <w:tab/>
+            </w:r>
+            <w:r>
+              <w:rPr>
+                <w:sz w:val="21"/>
+                <w:szCs w:val="21"/>
+              </w:rPr>
+              <w:t xml:space="preserve">Xi Jinping and Putin attended in person</w:t>
+            </w:r>
+          </w:p>
+        </w:tc>
+      </w:tr>
+      <w:tr>
+        <w:trPr>
+          <w:cantSplit/>
+        </w:trPr>
+        <w:tc>
+          <w:tcPr>
+            <w:tcW w:type="dxa" w:w="520"/>
+            <w:tcBorders>
+              <w:top w:val="single" w:color="BFBFBF" w:sz="4"/>
+              <w:left w:val="single" w:color="BFBFBF" w:sz="4"/>
+              <w:bottom w:val="single" w:color="BFBFBF" w:sz="4"/>
+              <w:right w:val="single" w:color="BFBFBF" w:sz="4"/>
+            </w:tcBorders>
+            <w:shd w:fill="F5F7FB" w:color="auto" w:val="clear"/>
+            <w:tcMar>
+              <w:top w:type="dxa" w:w="70"/>
+              <w:left w:type="dxa" w:w="100"/>
+              <w:bottom w:type="dxa" w:w="70"/>
+              <w:right w:type="dxa" w:w="100"/>
+            </w:tcMar>
+            <w:vAlign w:val="center"/>
+          </w:tcPr>
+          <w:p>
+            <w:pPr>
+              <w:spacing w:after="0" w:before="0" w:line="300"/>
+              <w:jc w:val="center"/>
+            </w:pPr>
+            <w:r>
+              <w:rPr>
+                <w:color w:val="7F7F7F"/>
+                <w:sz w:val="21"/>
+                <w:szCs w:val="21"/>
+              </w:rPr>
+              <w:t xml:space="preserve">4</w:t>
+            </w:r>
+          </w:p>
+        </w:tc>
+        <w:tc>
+          <w:tcPr>
+            <w:tcW w:type="dxa" w:w="2200"/>
+            <w:tcBorders>
+              <w:top w:val="single" w:color="BFBFBF" w:sz="4"/>
+              <w:left w:val="single" w:color="BFBFBF" w:sz="4"/>
+              <w:bottom w:val="single" w:color="BFBFBF" w:sz="4"/>
+              <w:right w:val="single" w:color="BFBFBF" w:sz="4"/>
+            </w:tcBorders>
+            <w:shd w:fill="F5F7FB" w:color="auto" w:val="clear"/>
+            <w:tcMar>
+              <w:top w:type="dxa" w:w="70"/>
+              <w:left w:type="dxa" w:w="100"/>
+              <w:bottom w:type="dxa" w:w="70"/>
+              <w:right w:type="dxa" w:w="100"/>
+            </w:tcMar>
+            <w:vAlign w:val="center"/>
+          </w:tcPr>
+          <w:p>
+            <w:pPr>
+              <w:spacing w:after="0" w:before="0" w:line="300"/>
+            </w:pPr>
+            <w:r>
+              <w:rPr>
+                <w:b/>
+                <w:bCs/>
+                <w:color w:val="1F3864"/>
+                <w:sz w:val="21"/>
+                <w:szCs w:val="21"/>
+              </w:rPr>
+              <w:t xml:space="preserve">Problems</w:t>
+            </w:r>
+          </w:p>
+        </w:tc>
+        <w:tc>
+          <w:tcPr>
+            <w:tcW w:type="dxa" w:w="7986"/>
+            <w:tcBorders>
+              <w:top w:val="single" w:color="BFBFBF" w:sz="4"/>
+              <w:left w:val="single" w:color="BFBFBF" w:sz="4"/>
+              <w:bottom w:val="single" w:color="BFBFBF" w:sz="4"/>
+              <w:right w:val="single" w:color="BFBFBF" w:sz="4"/>
+            </w:tcBorders>
+            <w:shd w:fill="F5F7FB" w:color="auto" w:val="clear"/>
+            <w:tcMar>
+              <w:top w:type="dxa" w:w="70"/>
+              <w:left w:type="dxa" w:w="100"/>
+              <w:bottom w:type="dxa" w:w="70"/>
+              <w:right w:type="dxa" w:w="100"/>
+            </w:tcMar>
+            <w:vAlign w:val="center"/>
+          </w:tcPr>
+          <w:p>
+            <w:pPr>
+              <w:tabs>
+                <w:tab w:val="left" w:pos="260"/>
+              </w:tabs>
+              <w:spacing w:after="0" w:before="0" w:line="280"/>
+              <w:ind w:left="260" w:hanging="260"/>
+            </w:pPr>
+            <w:r>
+              <w:rPr>
+                <w:b/>
+                <w:bCs/>
+                <w:color w:val="C00000"/>
+                <w:sz w:val="21"/>
+                <w:szCs w:val="21"/>
+              </w:rPr>
+              <w:t xml:space="preserve">→</w:t>
+            </w:r>
+            <w:r>
+              <w:tab/>
+            </w:r>
+            <w:r>
+              <w:rPr>
+                <w:sz w:val="21"/>
+                <w:szCs w:val="21"/>
+              </w:rPr>
+              <w:t xml:space="preserve">China's dominance; India–China rivalry inside the group</w:t>
+            </w:r>
+          </w:p>
+          <w:p>
+            <w:pPr>
+              <w:tabs>
+                <w:tab w:val="left" w:pos="260"/>
+              </w:tabs>
+              <w:spacing w:after="0" w:before="40" w:line="280"/>
+              <w:ind w:left="260" w:hanging="260"/>
+            </w:pPr>
+            <w:r>
+              <w:rPr>
+                <w:b/>
+                <w:bCs/>
+                <w:color w:val="C00000"/>
+                <w:sz w:val="21"/>
+                <w:szCs w:val="21"/>
+              </w:rPr>
+              <w:t xml:space="preserve">→</w:t>
+            </w:r>
+            <w:r>
+              <w:tab/>
+            </w:r>
+            <w:r>
+              <w:rPr>
+                <w:sz w:val="21"/>
+                <w:szCs w:val="21"/>
+              </w:rPr>
+              <w:t xml:space="preserve">Seen as anti-Western; US tariff threats against "BRICS policies"</w:t>
+            </w:r>
+          </w:p>
+          <w:p>
+            <w:pPr>
+              <w:tabs>
+                <w:tab w:val="left" w:pos="260"/>
+              </w:tabs>
+              <w:spacing w:after="0" w:before="40" w:line="280"/>
+              <w:ind w:left="260" w:hanging="260"/>
+            </w:pPr>
+            <w:r>
+              <w:rPr>
+                <w:b/>
+                <w:bCs/>
+                <w:color w:val="C00000"/>
+                <w:sz w:val="21"/>
+                <w:szCs w:val="21"/>
+              </w:rPr>
+              <w:t xml:space="preserve">→</w:t>
+            </w:r>
+            <w:r>
+              <w:tab/>
+            </w:r>
+            <w:r>
+              <w:rPr>
+                <w:sz w:val="21"/>
+                <w:szCs w:val="21"/>
+              </w:rPr>
+              <w:t xml:space="preserve">De-dollarisation and common currency: India opposes</w:t>
+            </w:r>
+          </w:p>
+          <w:p>
+            <w:pPr>
+              <w:tabs>
+                <w:tab w:val="left" w:pos="260"/>
+              </w:tabs>
+              <w:spacing w:after="0" w:before="40" w:line="280"/>
+              <w:ind w:left="260" w:hanging="260"/>
+            </w:pPr>
+            <w:r>
+              <w:rPr>
+                <w:b/>
+                <w:bCs/>
+                <w:color w:val="C00000"/>
+                <w:sz w:val="21"/>
+                <w:szCs w:val="21"/>
+              </w:rPr>
+              <w:t xml:space="preserve">→</w:t>
+            </w:r>
+            <w:r>
+              <w:tab/>
+            </w:r>
+            <w:r>
+              <w:rPr>
+                <w:sz w:val="21"/>
+                <w:szCs w:val="21"/>
+              </w:rPr>
+              <w:t xml:space="preserve">Expansion dilutes cohesion; members at war or in conflict (Iran)</w:t>
+            </w:r>
+          </w:p>
+          <w:p>
+            <w:pPr>
+              <w:tabs>
+                <w:tab w:val="left" w:pos="260"/>
+              </w:tabs>
+              <w:spacing w:after="0" w:before="40" w:line="280"/>
+              <w:ind w:left="260" w:hanging="260"/>
+            </w:pPr>
+            <w:r>
+              <w:rPr>
+                <w:b/>
+                <w:bCs/>
+                <w:color w:val="C00000"/>
+                <w:sz w:val="21"/>
+                <w:szCs w:val="21"/>
+              </w:rPr>
+              <w:t xml:space="preserve">→</w:t>
+            </w:r>
+            <w:r>
+              <w:tab/>
+            </w:r>
+            <w:r>
+              <w:rPr>
+                <w:sz w:val="21"/>
+                <w:szCs w:val="21"/>
+              </w:rPr>
+              <w:t xml:space="preserve">Consensus is hard; NDB lending still small</w:t>
+            </w:r>
+          </w:p>
+        </w:tc>
+      </w:tr>
+      <w:tr>
+        <w:trPr>
+          <w:cantSplit/>
+        </w:trPr>
+        <w:tc>
+          <w:tcPr>
+            <w:tcW w:type="dxa" w:w="520"/>
+            <w:tcBorders>
+              <w:top w:val="single" w:color="BFBFBF" w:sz="4"/>
+              <w:left w:val="single" w:color="BFBFBF" w:sz="4"/>
+              <w:bottom w:val="single" w:color="BFBFBF" w:sz="4"/>
+              <w:right w:val="single" w:color="BFBFBF" w:sz="4"/>
+            </w:tcBorders>
+            <w:tcMar>
+              <w:top w:type="dxa" w:w="70"/>
+              <w:left w:type="dxa" w:w="100"/>
+              <w:bottom w:type="dxa" w:w="70"/>
+              <w:right w:type="dxa" w:w="100"/>
+            </w:tcMar>
+            <w:vAlign w:val="center"/>
+          </w:tcPr>
+          <w:p>
+            <w:pPr>
+              <w:spacing w:after="0" w:before="0" w:line="300"/>
+              <w:jc w:val="center"/>
+            </w:pPr>
+            <w:r>
+              <w:rPr>
+                <w:color w:val="7F7F7F"/>
+                <w:sz w:val="21"/>
+                <w:szCs w:val="21"/>
+              </w:rPr>
+              <w:t xml:space="preserve">5</w:t>
+            </w:r>
+          </w:p>
+        </w:tc>
+        <w:tc>
+          <w:tcPr>
+            <w:tcW w:type="dxa" w:w="2200"/>
+            <w:tcBorders>
+              <w:top w:val="single" w:color="BFBFBF" w:sz="4"/>
+              <w:left w:val="single" w:color="BFBFBF" w:sz="4"/>
+              <w:bottom w:val="single" w:color="BFBFBF" w:sz="4"/>
+              <w:right w:val="single" w:color="BFBFBF" w:sz="4"/>
+            </w:tcBorders>
+            <w:tcMar>
+              <w:top w:type="dxa" w:w="70"/>
+              <w:left w:type="dxa" w:w="100"/>
+              <w:bottom w:type="dxa" w:w="70"/>
+              <w:right w:type="dxa" w:w="100"/>
+            </w:tcMar>
+            <w:vAlign w:val="center"/>
+          </w:tcPr>
+          <w:p>
+            <w:pPr>
+              <w:spacing w:after="0" w:before="0" w:line="300"/>
+            </w:pPr>
+            <w:r>
+              <w:rPr>
+                <w:b/>
+                <w:bCs/>
+                <w:color w:val="1F3864"/>
+                <w:sz w:val="21"/>
+                <w:szCs w:val="21"/>
+              </w:rPr>
+              <w:t xml:space="preserve">Solutions</w:t>
+            </w:r>
+          </w:p>
+        </w:tc>
+        <w:tc>
+          <w:tcPr>
+            <w:tcW w:type="dxa" w:w="7986"/>
+            <w:tcBorders>
+              <w:top w:val="single" w:color="BFBFBF" w:sz="4"/>
+              <w:left w:val="single" w:color="BFBFBF" w:sz="4"/>
+              <w:bottom w:val="single" w:color="BFBFBF" w:sz="4"/>
+              <w:right w:val="single" w:color="BFBFBF" w:sz="4"/>
+            </w:tcBorders>
+            <w:tcMar>
+              <w:top w:type="dxa" w:w="70"/>
+              <w:left w:type="dxa" w:w="100"/>
+              <w:bottom w:type="dxa" w:w="70"/>
+              <w:right w:type="dxa" w:w="100"/>
+            </w:tcMar>
+            <w:vAlign w:val="center"/>
+          </w:tcPr>
+          <w:p>
+            <w:pPr>
+              <w:tabs>
+                <w:tab w:val="left" w:pos="260"/>
+              </w:tabs>
+              <w:spacing w:after="0" w:before="0" w:line="280"/>
+              <w:ind w:left="260" w:hanging="260"/>
+            </w:pPr>
+            <w:r>
+              <w:rPr>
+                <w:b/>
+                <w:bCs/>
+                <w:color w:val="C00000"/>
+                <w:sz w:val="21"/>
+                <w:szCs w:val="21"/>
+              </w:rPr>
+              <w:t xml:space="preserve">→</w:t>
+            </w:r>
+            <w:r>
+              <w:tab/>
+            </w:r>
+            <w:r>
+              <w:rPr>
+                <w:sz w:val="21"/>
+                <w:szCs w:val="21"/>
+              </w:rPr>
+              <w:t xml:space="preserve">Keep BRICS non-Western, not anti-Western</w:t>
+            </w:r>
+          </w:p>
+          <w:p>
+            <w:pPr>
+              <w:tabs>
+                <w:tab w:val="left" w:pos="260"/>
+              </w:tabs>
+              <w:spacing w:after="0" w:before="40" w:line="280"/>
+              <w:ind w:left="260" w:hanging="260"/>
+            </w:pPr>
+            <w:r>
+              <w:rPr>
+                <w:b/>
+                <w:bCs/>
+                <w:color w:val="C00000"/>
+                <w:sz w:val="21"/>
+                <w:szCs w:val="21"/>
+              </w:rPr>
+              <w:t xml:space="preserve">→</w:t>
+            </w:r>
+            <w:r>
+              <w:tab/>
+            </w:r>
+            <w:r>
+              <w:rPr>
+                <w:sz w:val="21"/>
+                <w:szCs w:val="21"/>
+              </w:rPr>
+              <w:t xml:space="preserve">Focus on development, trade in local currencies, NDB lending, digital public goods</w:t>
+            </w:r>
+          </w:p>
+          <w:p>
+            <w:pPr>
+              <w:tabs>
+                <w:tab w:val="left" w:pos="260"/>
+              </w:tabs>
+              <w:spacing w:after="0" w:before="40" w:line="280"/>
+              <w:ind w:left="260" w:hanging="260"/>
+            </w:pPr>
+            <w:r>
+              <w:rPr>
+                <w:b/>
+                <w:bCs/>
+                <w:color w:val="C00000"/>
+                <w:sz w:val="21"/>
+                <w:szCs w:val="21"/>
+              </w:rPr>
+              <w:t xml:space="preserve">→</w:t>
+            </w:r>
+            <w:r>
+              <w:tab/>
+            </w:r>
+            <w:r>
+              <w:rPr>
+                <w:sz w:val="21"/>
+                <w:szCs w:val="21"/>
+              </w:rPr>
+              <w:t xml:space="preserve">Push reform of global institutions together</w:t>
+            </w:r>
+          </w:p>
+          <w:p>
+            <w:pPr>
+              <w:tabs>
+                <w:tab w:val="left" w:pos="260"/>
+              </w:tabs>
+              <w:spacing w:after="0" w:before="40" w:line="280"/>
+              <w:ind w:left="260" w:hanging="260"/>
+            </w:pPr>
+            <w:r>
+              <w:rPr>
+                <w:b/>
+                <w:bCs/>
+                <w:color w:val="C00000"/>
+                <w:sz w:val="21"/>
+                <w:szCs w:val="21"/>
+              </w:rPr>
+              <w:t xml:space="preserve">→</w:t>
+            </w:r>
+            <w:r>
+              <w:tab/>
+            </w:r>
+            <w:r>
+              <w:rPr>
+                <w:sz w:val="21"/>
+                <w:szCs w:val="21"/>
+              </w:rPr>
+              <w:t xml:space="preserve">Use India's chair to shape the agenda (health, disasters, agriculture)</w:t>
+            </w:r>
+          </w:p>
+          <w:p>
+            <w:pPr>
+              <w:tabs>
+                <w:tab w:val="left" w:pos="260"/>
+              </w:tabs>
+              <w:spacing w:after="0" w:before="40" w:line="280"/>
+              <w:ind w:left="260" w:hanging="260"/>
+            </w:pPr>
+            <w:r>
+              <w:rPr>
+                <w:b/>
+                <w:bCs/>
+                <w:color w:val="C00000"/>
+                <w:sz w:val="21"/>
+                <w:szCs w:val="21"/>
+              </w:rPr>
+              <w:t xml:space="preserve">→</w:t>
+            </w:r>
+            <w:r>
+              <w:tab/>
+            </w:r>
+            <w:r>
+              <w:rPr>
+                <w:sz w:val="21"/>
+                <w:szCs w:val="21"/>
+              </w:rPr>
+              <w:t xml:space="preserve">Balance with the Quad, G7 and bilateral ties</w:t>
+            </w:r>
+          </w:p>
+        </w:tc>
+      </w:tr>
+      <w:tr>
+        <w:trPr>
+          <w:cantSplit/>
+        </w:trPr>
+        <w:tc>
+          <w:tcPr>
+            <w:tcW w:type="dxa" w:w="520"/>
+            <w:tcBorders>
+              <w:top w:val="single" w:color="BFBFBF" w:sz="4"/>
+              <w:left w:val="single" w:color="BFBFBF" w:sz="4"/>
+              <w:bottom w:val="single" w:color="BFBFBF" w:sz="4"/>
+              <w:right w:val="single" w:color="BFBFBF" w:sz="4"/>
+            </w:tcBorders>
+            <w:shd w:fill="F5F7FB" w:color="auto" w:val="clear"/>
+            <w:tcMar>
+              <w:top w:type="dxa" w:w="70"/>
+              <w:left w:type="dxa" w:w="100"/>
+              <w:bottom w:type="dxa" w:w="70"/>
+              <w:right w:type="dxa" w:w="100"/>
+            </w:tcMar>
+            <w:vAlign w:val="center"/>
+          </w:tcPr>
+          <w:p>
+            <w:pPr>
+              <w:spacing w:after="0" w:before="0" w:line="300"/>
+              <w:jc w:val="center"/>
+            </w:pPr>
+            <w:r>
+              <w:rPr>
+                <w:color w:val="7F7F7F"/>
+                <w:sz w:val="21"/>
+                <w:szCs w:val="21"/>
+              </w:rPr>
+              <w:t xml:space="preserve">6</w:t>
+            </w:r>
+          </w:p>
+        </w:tc>
+        <w:tc>
+          <w:tcPr>
+            <w:tcW w:type="dxa" w:w="2200"/>
+            <w:tcBorders>
+              <w:top w:val="single" w:color="BFBFBF" w:sz="4"/>
+              <w:left w:val="single" w:color="BFBFBF" w:sz="4"/>
+              <w:bottom w:val="single" w:color="BFBFBF" w:sz="4"/>
+              <w:right w:val="single" w:color="BFBFBF" w:sz="4"/>
+            </w:tcBorders>
+            <w:shd w:fill="F5F7FB" w:color="auto" w:val="clear"/>
+            <w:tcMar>
+              <w:top w:type="dxa" w:w="70"/>
+              <w:left w:type="dxa" w:w="100"/>
+              <w:bottom w:type="dxa" w:w="70"/>
+              <w:right w:type="dxa" w:w="100"/>
+            </w:tcMar>
+            <w:vAlign w:val="center"/>
+          </w:tcPr>
+          <w:p>
+            <w:pPr>
+              <w:spacing w:after="0" w:before="0" w:line="300"/>
+            </w:pPr>
+            <w:r>
+              <w:rPr>
+                <w:b/>
+                <w:bCs/>
+                <w:color w:val="1F3864"/>
+                <w:sz w:val="21"/>
+                <w:szCs w:val="21"/>
+              </w:rPr>
+              <w:t xml:space="preserve">Conclusion</w:t>
+            </w:r>
+          </w:p>
+        </w:tc>
+        <w:tc>
+          <w:tcPr>
+            <w:tcW w:type="dxa" w:w="7986"/>
+            <w:tcBorders>
+              <w:top w:val="single" w:color="BFBFBF" w:sz="4"/>
+              <w:left w:val="single" w:color="BFBFBF" w:sz="4"/>
+              <w:bottom w:val="single" w:color="BFBFBF" w:sz="4"/>
+              <w:right w:val="single" w:color="BFBFBF" w:sz="4"/>
+            </w:tcBorders>
+            <w:shd w:fill="F5F7FB" w:color="auto" w:val="clear"/>
+            <w:tcMar>
+              <w:top w:type="dxa" w:w="70"/>
+              <w:left w:type="dxa" w:w="100"/>
+              <w:bottom w:type="dxa" w:w="70"/>
+              <w:right w:type="dxa" w:w="100"/>
+            </w:tcMar>
+            <w:vAlign w:val="center"/>
+          </w:tcPr>
+          <w:p>
+            <w:pPr>
+              <w:tabs>
+                <w:tab w:val="left" w:pos="260"/>
+              </w:tabs>
+              <w:spacing w:after="0" w:before="0" w:line="280"/>
+              <w:ind w:left="260" w:hanging="260"/>
+            </w:pPr>
+            <w:r>
+              <w:rPr>
+                <w:b/>
+                <w:bCs/>
+                <w:color w:val="C00000"/>
+                <w:sz w:val="21"/>
+                <w:szCs w:val="21"/>
+              </w:rPr>
+              <w:t xml:space="preserve">→</w:t>
+            </w:r>
+            <w:r>
+              <w:tab/>
+            </w:r>
+            <w:r>
+              <w:rPr>
+                <w:sz w:val="21"/>
+                <w:szCs w:val="21"/>
+              </w:rPr>
+              <w:t xml:space="preserve">BRICS is a voice for a fairer, multipolar world order</w:t>
+            </w:r>
+          </w:p>
+          <w:p>
+            <w:pPr>
+              <w:tabs>
+                <w:tab w:val="left" w:pos="260"/>
+              </w:tabs>
+              <w:spacing w:after="0" w:before="40" w:line="280"/>
+              <w:ind w:left="260" w:hanging="260"/>
+            </w:pPr>
+            <w:r>
+              <w:rPr>
+                <w:b/>
+                <w:bCs/>
+                <w:color w:val="C00000"/>
+                <w:sz w:val="21"/>
+                <w:szCs w:val="21"/>
+              </w:rPr>
+              <w:t xml:space="preserve">→</w:t>
+            </w:r>
+            <w:r>
+              <w:tab/>
+            </w:r>
+            <w:r>
+              <w:rPr>
+                <w:sz w:val="21"/>
+                <w:szCs w:val="21"/>
+              </w:rPr>
+              <w:t xml:space="preserve">India uses it to shape outcomes, not to take sides</w:t>
+            </w:r>
+          </w:p>
+          <w:p>
+            <w:pPr>
+              <w:tabs>
+                <w:tab w:val="left" w:pos="260"/>
+              </w:tabs>
+              <w:spacing w:after="0" w:before="40" w:line="280"/>
+              <w:ind w:left="260" w:hanging="260"/>
+            </w:pPr>
+            <w:r>
+              <w:rPr>
+                <w:b/>
+                <w:bCs/>
+                <w:color w:val="C00000"/>
+                <w:sz w:val="21"/>
+                <w:szCs w:val="21"/>
+              </w:rPr>
+              <w:t xml:space="preserve">→</w:t>
+            </w:r>
+            <w:r>
+              <w:tab/>
+            </w:r>
+            <w:r>
+              <w:rPr>
+                <w:sz w:val="21"/>
+                <w:szCs w:val="21"/>
+              </w:rPr>
+              <w:t xml:space="preserve">India's 2026 chairship showed bridge-building between the West and the Global South</w:t>
+            </w:r>
+          </w:p>
+        </w:tc>
+      </w:tr>
+    </w:tbl>
+    <w:p>
+      <w:pPr>
+        <w:pStyle w:val="Heading1"/>
+        <w:pageBreakBefore/>
+        <w:shd w:fill="1F3864" w:color="auto" w:val="clear"/>
+        <w:spacing w:after="160" w:before="0"/>
+        <w:ind w:left="100" w:right="100"/>
+      </w:pPr>
+      <w:r>
+        <w:t xml:space="preserve">Topic 16: SCO</w:t>
+      </w:r>
+    </w:p>
+    <w:tbl>
+      <w:tblPr>
+        <w:tblW w:type="dxa" w:w="10706"/>
+        <w:tblBorders>
+          <w:top w:val="single" w:color="auto" w:sz="4"/>
+          <w:left w:val="single" w:color="auto" w:sz="4"/>
+          <w:bottom w:val="single" w:color="auto" w:sz="4"/>
+          <w:right w:val="single" w:color="auto" w:sz="4"/>
+          <w:insideH w:val="single" w:color="auto" w:sz="4"/>
+          <w:insideV w:val="single" w:color="auto" w:sz="4"/>
+        </w:tblBorders>
+      </w:tblPr>
+      <w:tblGrid>
+        <w:gridCol w:w="520"/>
+        <w:gridCol w:w="2200"/>
+        <w:gridCol w:w="7986"/>
+      </w:tblGrid>
+      <w:tr>
+        <w:trPr>
+          <w:tblHeader/>
+        </w:trPr>
+        <w:tc>
+          <w:tcPr>
+            <w:tcW w:type="dxa" w:w="520"/>
+            <w:tcBorders>
+              <w:top w:val="single" w:color="BFBFBF" w:sz="4"/>
+              <w:left w:val="single" w:color="BFBFBF" w:sz="4"/>
+              <w:bottom w:val="single" w:color="BFBFBF" w:sz="4"/>
+              <w:right w:val="single" w:color="BFBFBF" w:sz="4"/>
+            </w:tcBorders>
+            <w:shd w:fill="DCE3F0" w:color="auto" w:val="clear"/>
+            <w:tcMar>
+              <w:top w:type="dxa" w:w="70"/>
+              <w:left w:type="dxa" w:w="100"/>
+              <w:bottom w:type="dxa" w:w="70"/>
+              <w:right w:type="dxa" w:w="100"/>
+            </w:tcMar>
+            <w:vAlign w:val="center"/>
+          </w:tcPr>
+          <w:p>
+            <w:pPr>
+              <w:spacing w:after="0" w:before="0" w:line="300"/>
+              <w:jc w:val="center"/>
+            </w:pPr>
+            <w:r>
+              <w:rPr>
+                <w:b/>
+                <w:bCs/>
+                <w:sz w:val="21"/>
+                <w:szCs w:val="21"/>
+              </w:rPr>
+              <w:t xml:space="preserve">#</w:t>
+            </w:r>
+          </w:p>
+        </w:tc>
+        <w:tc>
+          <w:tcPr>
+            <w:tcW w:type="dxa" w:w="2200"/>
+            <w:tcBorders>
+              <w:top w:val="single" w:color="BFBFBF" w:sz="4"/>
+              <w:left w:val="single" w:color="BFBFBF" w:sz="4"/>
+              <w:bottom w:val="single" w:color="BFBFBF" w:sz="4"/>
+              <w:right w:val="single" w:color="BFBFBF" w:sz="4"/>
+            </w:tcBorders>
+            <w:shd w:fill="DCE3F0" w:color="auto" w:val="clear"/>
+            <w:tcMar>
+              <w:top w:type="dxa" w:w="70"/>
+              <w:left w:type="dxa" w:w="100"/>
+              <w:bottom w:type="dxa" w:w="70"/>
+              <w:right w:type="dxa" w:w="100"/>
+            </w:tcMar>
+            <w:vAlign w:val="center"/>
+          </w:tcPr>
+          <w:p>
+            <w:pPr>
+              <w:spacing w:after="0" w:before="0" w:line="300"/>
+            </w:pPr>
+            <w:r>
+              <w:rPr>
+                <w:b/>
+                <w:bCs/>
+                <w:sz w:val="21"/>
+                <w:szCs w:val="21"/>
+              </w:rPr>
+              <w:t xml:space="preserve">Stage</w:t>
+            </w:r>
+          </w:p>
+        </w:tc>
+        <w:tc>
+          <w:tcPr>
+            <w:tcW w:type="dxa" w:w="7986"/>
+            <w:tcBorders>
+              <w:top w:val="single" w:color="BFBFBF" w:sz="4"/>
+              <w:left w:val="single" w:color="BFBFBF" w:sz="4"/>
+              <w:bottom w:val="single" w:color="BFBFBF" w:sz="4"/>
+              <w:right w:val="single" w:color="BFBFBF" w:sz="4"/>
+            </w:tcBorders>
+            <w:shd w:fill="DCE3F0" w:color="auto" w:val="clear"/>
+            <w:tcMar>
+              <w:top w:type="dxa" w:w="70"/>
+              <w:left w:type="dxa" w:w="100"/>
+              <w:bottom w:type="dxa" w:w="70"/>
+              <w:right w:type="dxa" w:w="100"/>
+            </w:tcMar>
+            <w:vAlign w:val="center"/>
+          </w:tcPr>
+          <w:p>
+            <w:pPr>
+              <w:spacing w:after="0" w:before="0" w:line="300"/>
+            </w:pPr>
+            <w:r>
+              <w:rPr>
+                <w:b/>
+                <w:bCs/>
+                <w:sz w:val="21"/>
+                <w:szCs w:val="21"/>
+              </w:rPr>
+              <w:t xml:space="preserve">Flow</w:t>
+            </w:r>
+          </w:p>
+        </w:tc>
+      </w:tr>
+      <w:tr>
+        <w:trPr>
+          <w:cantSplit/>
+        </w:trPr>
+        <w:tc>
+          <w:tcPr>
+            <w:tcW w:type="dxa" w:w="520"/>
+            <w:tcBorders>
+              <w:top w:val="single" w:color="BFBFBF" w:sz="4"/>
+              <w:left w:val="single" w:color="BFBFBF" w:sz="4"/>
+              <w:bottom w:val="single" w:color="BFBFBF" w:sz="4"/>
+              <w:right w:val="single" w:color="BFBFBF" w:sz="4"/>
+            </w:tcBorders>
+            <w:tcMar>
+              <w:top w:type="dxa" w:w="70"/>
+              <w:left w:type="dxa" w:w="100"/>
+              <w:bottom w:type="dxa" w:w="70"/>
+              <w:right w:type="dxa" w:w="100"/>
+            </w:tcMar>
+            <w:vAlign w:val="center"/>
+          </w:tcPr>
+          <w:p>
+            <w:pPr>
+              <w:spacing w:after="0" w:before="0" w:line="300"/>
+              <w:jc w:val="center"/>
+            </w:pPr>
+            <w:r>
+              <w:rPr>
+                <w:color w:val="7F7F7F"/>
+                <w:sz w:val="21"/>
+                <w:szCs w:val="21"/>
+              </w:rPr>
+              <w:t xml:space="preserve">1</w:t>
+            </w:r>
+          </w:p>
+        </w:tc>
+        <w:tc>
+          <w:tcPr>
+            <w:tcW w:type="dxa" w:w="2200"/>
+            <w:tcBorders>
+              <w:top w:val="single" w:color="BFBFBF" w:sz="4"/>
+              <w:left w:val="single" w:color="BFBFBF" w:sz="4"/>
+              <w:bottom w:val="single" w:color="BFBFBF" w:sz="4"/>
+              <w:right w:val="single" w:color="BFBFBF" w:sz="4"/>
+            </w:tcBorders>
+            <w:tcMar>
+              <w:top w:type="dxa" w:w="70"/>
+              <w:left w:type="dxa" w:w="100"/>
+              <w:bottom w:type="dxa" w:w="70"/>
+              <w:right w:type="dxa" w:w="100"/>
+            </w:tcMar>
+            <w:vAlign w:val="center"/>
+          </w:tcPr>
+          <w:p>
+            <w:pPr>
+              <w:spacing w:after="0" w:before="0" w:line="300"/>
+            </w:pPr>
+            <w:r>
+              <w:rPr>
+                <w:b/>
+                <w:bCs/>
+                <w:color w:val="1F3864"/>
+                <w:sz w:val="21"/>
+                <w:szCs w:val="21"/>
+              </w:rPr>
+              <w:t xml:space="preserve">What is it</w:t>
+            </w:r>
+          </w:p>
+        </w:tc>
+        <w:tc>
+          <w:tcPr>
+            <w:tcW w:type="dxa" w:w="7986"/>
+            <w:tcBorders>
+              <w:top w:val="single" w:color="BFBFBF" w:sz="4"/>
+              <w:left w:val="single" w:color="BFBFBF" w:sz="4"/>
+              <w:bottom w:val="single" w:color="BFBFBF" w:sz="4"/>
+              <w:right w:val="single" w:color="BFBFBF" w:sz="4"/>
+            </w:tcBorders>
+            <w:tcMar>
+              <w:top w:type="dxa" w:w="70"/>
+              <w:left w:type="dxa" w:w="100"/>
+              <w:bottom w:type="dxa" w:w="70"/>
+              <w:right w:type="dxa" w:w="100"/>
+            </w:tcMar>
+            <w:vAlign w:val="center"/>
+          </w:tcPr>
+          <w:p>
+            <w:pPr>
+              <w:tabs>
+                <w:tab w:val="left" w:pos="260"/>
+              </w:tabs>
+              <w:spacing w:after="0" w:before="0" w:line="280"/>
+              <w:ind w:left="260" w:hanging="260"/>
+            </w:pPr>
+            <w:r>
+              <w:rPr>
+                <w:b/>
+                <w:bCs/>
+                <w:color w:val="C00000"/>
+                <w:sz w:val="21"/>
+                <w:szCs w:val="21"/>
+              </w:rPr>
+              <w:t xml:space="preserve">→</w:t>
+            </w:r>
+            <w:r>
+              <w:tab/>
+            </w:r>
+            <w:r>
+              <w:rPr>
+                <w:sz w:val="21"/>
+                <w:szCs w:val="21"/>
+              </w:rPr>
+              <w:t xml:space="preserve">Shanghai Cooperation Organisation, set up in 2001</w:t>
+            </w:r>
+          </w:p>
+          <w:p>
+            <w:pPr>
+              <w:tabs>
+                <w:tab w:val="left" w:pos="260"/>
+              </w:tabs>
+              <w:spacing w:after="0" w:before="40" w:line="280"/>
+              <w:ind w:left="260" w:hanging="260"/>
+            </w:pPr>
+            <w:r>
+              <w:rPr>
+                <w:b/>
+                <w:bCs/>
+                <w:color w:val="C00000"/>
+                <w:sz w:val="21"/>
+                <w:szCs w:val="21"/>
+              </w:rPr>
+              <w:t xml:space="preserve">→</w:t>
+            </w:r>
+            <w:r>
+              <w:tab/>
+            </w:r>
+            <w:r>
+              <w:rPr>
+                <w:b/>
+                <w:bCs/>
+                <w:sz w:val="21"/>
+                <w:szCs w:val="21"/>
+              </w:rPr>
+              <w:t xml:space="preserve">Members:</w:t>
+            </w:r>
+            <w:r>
+              <w:rPr>
+                <w:sz w:val="21"/>
+                <w:szCs w:val="21"/>
+              </w:rPr>
+              <w:t xml:space="preserve"> China, Russia, four Central Asian states, India and Pakistan (2017), Iran (2023), Belarus (2024)</w:t>
+            </w:r>
+          </w:p>
+          <w:p>
+            <w:pPr>
+              <w:tabs>
+                <w:tab w:val="left" w:pos="260"/>
+              </w:tabs>
+              <w:spacing w:after="0" w:before="40" w:line="280"/>
+              <w:ind w:left="260" w:hanging="260"/>
+            </w:pPr>
+            <w:r>
+              <w:rPr>
+                <w:b/>
+                <w:bCs/>
+                <w:color w:val="C00000"/>
+                <w:sz w:val="21"/>
+                <w:szCs w:val="21"/>
+              </w:rPr>
+              <w:t xml:space="preserve">→</w:t>
+            </w:r>
+            <w:r>
+              <w:tab/>
+            </w:r>
+            <w:r>
+              <w:rPr>
+                <w:b/>
+                <w:bCs/>
+                <w:sz w:val="21"/>
+                <w:szCs w:val="21"/>
+              </w:rPr>
+              <w:t xml:space="preserve">Focus:</w:t>
+            </w:r>
+            <w:r>
+              <w:rPr>
+                <w:sz w:val="21"/>
+                <w:szCs w:val="21"/>
+              </w:rPr>
+              <w:t xml:space="preserve"> security, counter-terrorism, connectivity, trade</w:t>
+            </w:r>
+          </w:p>
+          <w:p>
+            <w:pPr>
+              <w:tabs>
+                <w:tab w:val="left" w:pos="260"/>
+              </w:tabs>
+              <w:spacing w:after="0" w:before="40" w:line="280"/>
+              <w:ind w:left="260" w:hanging="260"/>
+            </w:pPr>
+            <w:r>
+              <w:rPr>
+                <w:b/>
+                <w:bCs/>
+                <w:color w:val="C00000"/>
+                <w:sz w:val="21"/>
+                <w:szCs w:val="21"/>
+              </w:rPr>
+              <w:t xml:space="preserve">→</w:t>
+            </w:r>
+            <w:r>
+              <w:tab/>
+            </w:r>
+            <w:r>
+              <w:rPr>
+                <w:sz w:val="21"/>
+                <w:szCs w:val="21"/>
+              </w:rPr>
+              <w:t xml:space="preserve">Regional Anti-Terrorist Structure (RATS) in Tashkent</w:t>
+            </w:r>
+          </w:p>
+        </w:tc>
+      </w:tr>
+      <w:tr>
+        <w:trPr>
+          <w:cantSplit/>
+        </w:trPr>
+        <w:tc>
+          <w:tcPr>
+            <w:tcW w:type="dxa" w:w="520"/>
+            <w:tcBorders>
+              <w:top w:val="single" w:color="BFBFBF" w:sz="4"/>
+              <w:left w:val="single" w:color="BFBFBF" w:sz="4"/>
+              <w:bottom w:val="single" w:color="BFBFBF" w:sz="4"/>
+              <w:right w:val="single" w:color="BFBFBF" w:sz="4"/>
+            </w:tcBorders>
+            <w:shd w:fill="F5F7FB" w:color="auto" w:val="clear"/>
+            <w:tcMar>
+              <w:top w:type="dxa" w:w="70"/>
+              <w:left w:type="dxa" w:w="100"/>
+              <w:bottom w:type="dxa" w:w="70"/>
+              <w:right w:type="dxa" w:w="100"/>
+            </w:tcMar>
+            <w:vAlign w:val="center"/>
+          </w:tcPr>
+          <w:p>
+            <w:pPr>
+              <w:spacing w:after="0" w:before="0" w:line="300"/>
+              <w:jc w:val="center"/>
+            </w:pPr>
+            <w:r>
+              <w:rPr>
+                <w:color w:val="7F7F7F"/>
+                <w:sz w:val="21"/>
+                <w:szCs w:val="21"/>
+              </w:rPr>
+              <w:t xml:space="preserve">2</w:t>
+            </w:r>
+          </w:p>
+        </w:tc>
+        <w:tc>
+          <w:tcPr>
+            <w:tcW w:type="dxa" w:w="2200"/>
+            <w:tcBorders>
+              <w:top w:val="single" w:color="BFBFBF" w:sz="4"/>
+              <w:left w:val="single" w:color="BFBFBF" w:sz="4"/>
+              <w:bottom w:val="single" w:color="BFBFBF" w:sz="4"/>
+              <w:right w:val="single" w:color="BFBFBF" w:sz="4"/>
+            </w:tcBorders>
+            <w:shd w:fill="F5F7FB" w:color="auto" w:val="clear"/>
+            <w:tcMar>
+              <w:top w:type="dxa" w:w="70"/>
+              <w:left w:type="dxa" w:w="100"/>
+              <w:bottom w:type="dxa" w:w="70"/>
+              <w:right w:type="dxa" w:w="100"/>
+            </w:tcMar>
+            <w:vAlign w:val="center"/>
+          </w:tcPr>
+          <w:p>
+            <w:pPr>
+              <w:spacing w:after="0" w:before="0" w:line="300"/>
+            </w:pPr>
+            <w:r>
+              <w:rPr>
+                <w:b/>
+                <w:bCs/>
+                <w:color w:val="1F3864"/>
+                <w:sz w:val="21"/>
+                <w:szCs w:val="21"/>
+              </w:rPr>
+              <w:t xml:space="preserve">Why it matters</w:t>
+            </w:r>
+          </w:p>
+        </w:tc>
+        <w:tc>
+          <w:tcPr>
+            <w:tcW w:type="dxa" w:w="7986"/>
+            <w:tcBorders>
+              <w:top w:val="single" w:color="BFBFBF" w:sz="4"/>
+              <w:left w:val="single" w:color="BFBFBF" w:sz="4"/>
+              <w:bottom w:val="single" w:color="BFBFBF" w:sz="4"/>
+              <w:right w:val="single" w:color="BFBFBF" w:sz="4"/>
+            </w:tcBorders>
+            <w:shd w:fill="F5F7FB" w:color="auto" w:val="clear"/>
+            <w:tcMar>
+              <w:top w:type="dxa" w:w="70"/>
+              <w:left w:type="dxa" w:w="100"/>
+              <w:bottom w:type="dxa" w:w="70"/>
+              <w:right w:type="dxa" w:w="100"/>
+            </w:tcMar>
+            <w:vAlign w:val="center"/>
+          </w:tcPr>
+          <w:p>
+            <w:pPr>
+              <w:tabs>
+                <w:tab w:val="left" w:pos="260"/>
+              </w:tabs>
+              <w:spacing w:after="0" w:before="0" w:line="280"/>
+              <w:ind w:left="260" w:hanging="260"/>
+            </w:pPr>
+            <w:r>
+              <w:rPr>
+                <w:b/>
+                <w:bCs/>
+                <w:color w:val="C00000"/>
+                <w:sz w:val="21"/>
+                <w:szCs w:val="21"/>
+              </w:rPr>
+              <w:t xml:space="preserve">→</w:t>
+            </w:r>
+            <w:r>
+              <w:tab/>
+            </w:r>
+            <w:r>
+              <w:rPr>
+                <w:b/>
+                <w:bCs/>
+                <w:sz w:val="21"/>
+                <w:szCs w:val="21"/>
+              </w:rPr>
+              <w:t xml:space="preserve">Security:</w:t>
+            </w:r>
+            <w:r>
+              <w:rPr>
+                <w:sz w:val="21"/>
+                <w:szCs w:val="21"/>
+              </w:rPr>
+              <w:t xml:space="preserve"> terrorism, extremism, drugs; Afghanistan</w:t>
+            </w:r>
+          </w:p>
+          <w:p>
+            <w:pPr>
+              <w:tabs>
+                <w:tab w:val="left" w:pos="260"/>
+              </w:tabs>
+              <w:spacing w:after="0" w:before="40" w:line="280"/>
+              <w:ind w:left="260" w:hanging="260"/>
+            </w:pPr>
+            <w:r>
+              <w:rPr>
+                <w:b/>
+                <w:bCs/>
+                <w:color w:val="C00000"/>
+                <w:sz w:val="21"/>
+                <w:szCs w:val="21"/>
+              </w:rPr>
+              <w:t xml:space="preserve">→</w:t>
+            </w:r>
+            <w:r>
+              <w:tab/>
+            </w:r>
+            <w:r>
+              <w:rPr>
+                <w:sz w:val="21"/>
+                <w:szCs w:val="21"/>
+              </w:rPr>
+              <w:t xml:space="preserve">Connectivity and energy links with Central Asia (Chabahar, INSTC)</w:t>
+            </w:r>
+          </w:p>
+          <w:p>
+            <w:pPr>
+              <w:tabs>
+                <w:tab w:val="left" w:pos="260"/>
+              </w:tabs>
+              <w:spacing w:after="0" w:before="40" w:line="280"/>
+              <w:ind w:left="260" w:hanging="260"/>
+            </w:pPr>
+            <w:r>
+              <w:rPr>
+                <w:b/>
+                <w:bCs/>
+                <w:color w:val="C00000"/>
+                <w:sz w:val="21"/>
+                <w:szCs w:val="21"/>
+              </w:rPr>
+              <w:t xml:space="preserve">→</w:t>
+            </w:r>
+            <w:r>
+              <w:tab/>
+            </w:r>
+            <w:r>
+              <w:rPr>
+                <w:sz w:val="21"/>
+                <w:szCs w:val="21"/>
+              </w:rPr>
+              <w:t xml:space="preserve">Platform where India meets China, Russia and Pakistan</w:t>
+            </w:r>
+          </w:p>
+          <w:p>
+            <w:pPr>
+              <w:tabs>
+                <w:tab w:val="left" w:pos="260"/>
+              </w:tabs>
+              <w:spacing w:after="0" w:before="40" w:line="280"/>
+              <w:ind w:left="260" w:hanging="260"/>
+            </w:pPr>
+            <w:r>
+              <w:rPr>
+                <w:b/>
+                <w:bCs/>
+                <w:color w:val="C00000"/>
+                <w:sz w:val="21"/>
+                <w:szCs w:val="21"/>
+              </w:rPr>
+              <w:t xml:space="preserve">→</w:t>
+            </w:r>
+            <w:r>
+              <w:tab/>
+            </w:r>
+            <w:r>
+              <w:rPr>
+                <w:sz w:val="21"/>
+                <w:szCs w:val="21"/>
+              </w:rPr>
+              <w:t xml:space="preserve">Eurasian balance alongside India's Western partnerships</w:t>
+            </w:r>
+          </w:p>
+          <w:p>
+            <w:pPr>
+              <w:tabs>
+                <w:tab w:val="left" w:pos="260"/>
+              </w:tabs>
+              <w:spacing w:after="0" w:before="40" w:line="280"/>
+              <w:ind w:left="260" w:hanging="260"/>
+            </w:pPr>
+            <w:r>
+              <w:rPr>
+                <w:b/>
+                <w:bCs/>
+                <w:color w:val="C00000"/>
+                <w:sz w:val="21"/>
+                <w:szCs w:val="21"/>
+              </w:rPr>
+              <w:t xml:space="preserve">→</w:t>
+            </w:r>
+            <w:r>
+              <w:tab/>
+            </w:r>
+            <w:r>
+              <w:rPr>
+                <w:sz w:val="21"/>
+                <w:szCs w:val="21"/>
+              </w:rPr>
+              <w:t xml:space="preserve">India's SECURE vision for the region</w:t>
+            </w:r>
+          </w:p>
+        </w:tc>
+      </w:tr>
+      <w:tr>
+        <w:trPr>
+          <w:cantSplit/>
+        </w:trPr>
+        <w:tc>
+          <w:tcPr>
+            <w:tcW w:type="dxa" w:w="520"/>
+            <w:tcBorders>
+              <w:top w:val="single" w:color="BFBFBF" w:sz="4"/>
+              <w:left w:val="single" w:color="BFBFBF" w:sz="4"/>
+              <w:bottom w:val="single" w:color="BFBFBF" w:sz="4"/>
+              <w:right w:val="single" w:color="BFBFBF" w:sz="4"/>
+            </w:tcBorders>
+            <w:tcMar>
+              <w:top w:type="dxa" w:w="70"/>
+              <w:left w:type="dxa" w:w="100"/>
+              <w:bottom w:type="dxa" w:w="70"/>
+              <w:right w:type="dxa" w:w="100"/>
+            </w:tcMar>
+            <w:vAlign w:val="center"/>
+          </w:tcPr>
+          <w:p>
+            <w:pPr>
+              <w:spacing w:after="0" w:before="0" w:line="300"/>
+              <w:jc w:val="center"/>
+            </w:pPr>
+            <w:r>
+              <w:rPr>
+                <w:color w:val="7F7F7F"/>
+                <w:sz w:val="21"/>
+                <w:szCs w:val="21"/>
+              </w:rPr>
+              <w:t xml:space="preserve">3</w:t>
+            </w:r>
+          </w:p>
+        </w:tc>
+        <w:tc>
+          <w:tcPr>
+            <w:tcW w:type="dxa" w:w="2200"/>
+            <w:tcBorders>
+              <w:top w:val="single" w:color="BFBFBF" w:sz="4"/>
+              <w:left w:val="single" w:color="BFBFBF" w:sz="4"/>
+              <w:bottom w:val="single" w:color="BFBFBF" w:sz="4"/>
+              <w:right w:val="single" w:color="BFBFBF" w:sz="4"/>
+            </w:tcBorders>
+            <w:tcMar>
+              <w:top w:type="dxa" w:w="70"/>
+              <w:left w:type="dxa" w:w="100"/>
+              <w:bottom w:type="dxa" w:w="70"/>
+              <w:right w:type="dxa" w:w="100"/>
+            </w:tcMar>
+            <w:vAlign w:val="center"/>
+          </w:tcPr>
+          <w:p>
+            <w:pPr>
+              <w:spacing w:after="0" w:before="0" w:line="300"/>
+            </w:pPr>
+            <w:r>
+              <w:rPr>
+                <w:b/>
+                <w:bCs/>
+                <w:color w:val="1F3864"/>
+                <w:sz w:val="21"/>
+                <w:szCs w:val="21"/>
+              </w:rPr>
+              <w:t xml:space="preserve">Current status (Oct 2026)</w:t>
+            </w:r>
+          </w:p>
+        </w:tc>
+        <w:tc>
+          <w:tcPr>
+            <w:tcW w:type="dxa" w:w="7986"/>
+            <w:tcBorders>
+              <w:top w:val="single" w:color="BFBFBF" w:sz="4"/>
+              <w:left w:val="single" w:color="BFBFBF" w:sz="4"/>
+              <w:bottom w:val="single" w:color="BFBFBF" w:sz="4"/>
+              <w:right w:val="single" w:color="BFBFBF" w:sz="4"/>
+            </w:tcBorders>
+            <w:tcMar>
+              <w:top w:type="dxa" w:w="70"/>
+              <w:left w:type="dxa" w:w="100"/>
+              <w:bottom w:type="dxa" w:w="70"/>
+              <w:right w:type="dxa" w:w="100"/>
+            </w:tcMar>
+            <w:vAlign w:val="center"/>
+          </w:tcPr>
+          <w:p>
+            <w:pPr>
+              <w:tabs>
+                <w:tab w:val="left" w:pos="260"/>
+              </w:tabs>
+              <w:spacing w:after="0" w:before="0" w:line="280"/>
+              <w:ind w:left="260" w:hanging="260"/>
+            </w:pPr>
+            <w:r>
+              <w:rPr>
+                <w:b/>
+                <w:bCs/>
+                <w:color w:val="C00000"/>
+                <w:sz w:val="21"/>
+                <w:szCs w:val="21"/>
+              </w:rPr>
+              <w:t xml:space="preserve">→</w:t>
+            </w:r>
+            <w:r>
+              <w:tab/>
+            </w:r>
+            <w:r>
+              <w:rPr>
+                <w:sz w:val="21"/>
+                <w:szCs w:val="21"/>
+              </w:rPr>
+              <w:t xml:space="preserve">26th SCO Summit, Bishkek (31 Aug–1 Sep 2026), SCO's 25th anniversary</w:t>
+            </w:r>
+          </w:p>
+          <w:p>
+            <w:pPr>
+              <w:tabs>
+                <w:tab w:val="left" w:pos="260"/>
+              </w:tabs>
+              <w:spacing w:after="0" w:before="40" w:line="280"/>
+              <w:ind w:left="260" w:hanging="260"/>
+            </w:pPr>
+            <w:r>
+              <w:rPr>
+                <w:b/>
+                <w:bCs/>
+                <w:color w:val="C00000"/>
+                <w:sz w:val="21"/>
+                <w:szCs w:val="21"/>
+              </w:rPr>
+              <w:t xml:space="preserve">→</w:t>
+            </w:r>
+            <w:r>
+              <w:tab/>
+            </w:r>
+            <w:r>
+              <w:rPr>
+                <w:sz w:val="21"/>
+                <w:szCs w:val="21"/>
+              </w:rPr>
+              <w:t xml:space="preserve">Modi attended; Bishkek Declaration signed by all members</w:t>
+            </w:r>
+          </w:p>
+          <w:p>
+            <w:pPr>
+              <w:tabs>
+                <w:tab w:val="left" w:pos="260"/>
+              </w:tabs>
+              <w:spacing w:after="0" w:before="40" w:line="280"/>
+              <w:ind w:left="260" w:hanging="260"/>
+            </w:pPr>
+            <w:r>
+              <w:rPr>
+                <w:b/>
+                <w:bCs/>
+                <w:color w:val="C00000"/>
+                <w:sz w:val="21"/>
+                <w:szCs w:val="21"/>
+              </w:rPr>
+              <w:t xml:space="preserve">→</w:t>
+            </w:r>
+            <w:r>
+              <w:tab/>
+            </w:r>
+            <w:r>
+              <w:rPr>
+                <w:b/>
+                <w:bCs/>
+                <w:sz w:val="21"/>
+                <w:szCs w:val="21"/>
+              </w:rPr>
+              <w:t xml:space="preserve">India's pillars:</w:t>
+            </w:r>
+            <w:r>
+              <w:rPr>
+                <w:sz w:val="21"/>
+                <w:szCs w:val="21"/>
+              </w:rPr>
+              <w:t xml:space="preserve"> Security, Connectivity, Opportunity</w:t>
+            </w:r>
+          </w:p>
+          <w:p>
+            <w:pPr>
+              <w:tabs>
+                <w:tab w:val="left" w:pos="260"/>
+              </w:tabs>
+              <w:spacing w:after="0" w:before="40" w:line="280"/>
+              <w:ind w:left="260" w:hanging="260"/>
+            </w:pPr>
+            <w:r>
+              <w:rPr>
+                <w:b/>
+                <w:bCs/>
+                <w:color w:val="C00000"/>
+                <w:sz w:val="21"/>
+                <w:szCs w:val="21"/>
+              </w:rPr>
+              <w:t xml:space="preserve">→</w:t>
+            </w:r>
+            <w:r>
+              <w:tab/>
+            </w:r>
+            <w:r>
+              <w:rPr>
+                <w:sz w:val="21"/>
+                <w:szCs w:val="21"/>
+              </w:rPr>
+              <w:t xml:space="preserve">Modi called for dismantling the terror ecosystem without double standards</w:t>
+            </w:r>
+          </w:p>
+          <w:p>
+            <w:pPr>
+              <w:tabs>
+                <w:tab w:val="left" w:pos="260"/>
+              </w:tabs>
+              <w:spacing w:after="0" w:before="40" w:line="280"/>
+              <w:ind w:left="260" w:hanging="260"/>
+            </w:pPr>
+            <w:r>
+              <w:rPr>
+                <w:b/>
+                <w:bCs/>
+                <w:color w:val="C00000"/>
+                <w:sz w:val="21"/>
+                <w:szCs w:val="21"/>
+              </w:rPr>
+              <w:t xml:space="preserve">→</w:t>
+            </w:r>
+            <w:r>
+              <w:tab/>
+            </w:r>
+            <w:r>
+              <w:rPr>
+                <w:sz w:val="21"/>
+                <w:szCs w:val="21"/>
+              </w:rPr>
+              <w:t xml:space="preserve">India to host the first SCO Civilisation Dialogue Forum</w:t>
+            </w:r>
+          </w:p>
+        </w:tc>
+      </w:tr>
+      <w:tr>
+        <w:trPr>
+          <w:cantSplit/>
+        </w:trPr>
+        <w:tc>
+          <w:tcPr>
+            <w:tcW w:type="dxa" w:w="520"/>
+            <w:tcBorders>
+              <w:top w:val="single" w:color="BFBFBF" w:sz="4"/>
+              <w:left w:val="single" w:color="BFBFBF" w:sz="4"/>
+              <w:bottom w:val="single" w:color="BFBFBF" w:sz="4"/>
+              <w:right w:val="single" w:color="BFBFBF" w:sz="4"/>
+            </w:tcBorders>
+            <w:shd w:fill="F5F7FB" w:color="auto" w:val="clear"/>
+            <w:tcMar>
+              <w:top w:type="dxa" w:w="70"/>
+              <w:left w:type="dxa" w:w="100"/>
+              <w:bottom w:type="dxa" w:w="70"/>
+              <w:right w:type="dxa" w:w="100"/>
+            </w:tcMar>
+            <w:vAlign w:val="center"/>
+          </w:tcPr>
+          <w:p>
+            <w:pPr>
+              <w:spacing w:after="0" w:before="0" w:line="300"/>
+              <w:jc w:val="center"/>
+            </w:pPr>
+            <w:r>
+              <w:rPr>
+                <w:color w:val="7F7F7F"/>
+                <w:sz w:val="21"/>
+                <w:szCs w:val="21"/>
+              </w:rPr>
+              <w:t xml:space="preserve">4</w:t>
+            </w:r>
+          </w:p>
+        </w:tc>
+        <w:tc>
+          <w:tcPr>
+            <w:tcW w:type="dxa" w:w="2200"/>
+            <w:tcBorders>
+              <w:top w:val="single" w:color="BFBFBF" w:sz="4"/>
+              <w:left w:val="single" w:color="BFBFBF" w:sz="4"/>
+              <w:bottom w:val="single" w:color="BFBFBF" w:sz="4"/>
+              <w:right w:val="single" w:color="BFBFBF" w:sz="4"/>
+            </w:tcBorders>
+            <w:shd w:fill="F5F7FB" w:color="auto" w:val="clear"/>
+            <w:tcMar>
+              <w:top w:type="dxa" w:w="70"/>
+              <w:left w:type="dxa" w:w="100"/>
+              <w:bottom w:type="dxa" w:w="70"/>
+              <w:right w:type="dxa" w:w="100"/>
+            </w:tcMar>
+            <w:vAlign w:val="center"/>
+          </w:tcPr>
+          <w:p>
+            <w:pPr>
+              <w:spacing w:after="0" w:before="0" w:line="300"/>
+            </w:pPr>
+            <w:r>
+              <w:rPr>
+                <w:b/>
+                <w:bCs/>
+                <w:color w:val="1F3864"/>
+                <w:sz w:val="21"/>
+                <w:szCs w:val="21"/>
+              </w:rPr>
+              <w:t xml:space="preserve">Problems</w:t>
+            </w:r>
+          </w:p>
+        </w:tc>
+        <w:tc>
+          <w:tcPr>
+            <w:tcW w:type="dxa" w:w="7986"/>
+            <w:tcBorders>
+              <w:top w:val="single" w:color="BFBFBF" w:sz="4"/>
+              <w:left w:val="single" w:color="BFBFBF" w:sz="4"/>
+              <w:bottom w:val="single" w:color="BFBFBF" w:sz="4"/>
+              <w:right w:val="single" w:color="BFBFBF" w:sz="4"/>
+            </w:tcBorders>
+            <w:shd w:fill="F5F7FB" w:color="auto" w:val="clear"/>
+            <w:tcMar>
+              <w:top w:type="dxa" w:w="70"/>
+              <w:left w:type="dxa" w:w="100"/>
+              <w:bottom w:type="dxa" w:w="70"/>
+              <w:right w:type="dxa" w:w="100"/>
+            </w:tcMar>
+            <w:vAlign w:val="center"/>
+          </w:tcPr>
+          <w:p>
+            <w:pPr>
+              <w:tabs>
+                <w:tab w:val="left" w:pos="260"/>
+              </w:tabs>
+              <w:spacing w:after="0" w:before="0" w:line="280"/>
+              <w:ind w:left="260" w:hanging="260"/>
+            </w:pPr>
+            <w:r>
+              <w:rPr>
+                <w:b/>
+                <w:bCs/>
+                <w:color w:val="C00000"/>
+                <w:sz w:val="21"/>
+                <w:szCs w:val="21"/>
+              </w:rPr>
+              <w:t xml:space="preserve">→</w:t>
+            </w:r>
+            <w:r>
+              <w:tab/>
+            </w:r>
+            <w:r>
+              <w:rPr>
+                <w:sz w:val="21"/>
+                <w:szCs w:val="21"/>
+              </w:rPr>
+              <w:t xml:space="preserve">China–Russia dominance</w:t>
+            </w:r>
+          </w:p>
+          <w:p>
+            <w:pPr>
+              <w:tabs>
+                <w:tab w:val="left" w:pos="260"/>
+              </w:tabs>
+              <w:spacing w:after="0" w:before="40" w:line="280"/>
+              <w:ind w:left="260" w:hanging="260"/>
+            </w:pPr>
+            <w:r>
+              <w:rPr>
+                <w:b/>
+                <w:bCs/>
+                <w:color w:val="C00000"/>
+                <w:sz w:val="21"/>
+                <w:szCs w:val="21"/>
+              </w:rPr>
+              <w:t xml:space="preserve">→</w:t>
+            </w:r>
+            <w:r>
+              <w:tab/>
+            </w:r>
+            <w:r>
+              <w:rPr>
+                <w:sz w:val="21"/>
+                <w:szCs w:val="21"/>
+              </w:rPr>
+              <w:t xml:space="preserve">Pakistan's sponsorship of terrorism; India refused to sign a 2025 defence ministers' statement that left out Pahalgam</w:t>
+            </w:r>
+          </w:p>
+          <w:p>
+            <w:pPr>
+              <w:tabs>
+                <w:tab w:val="left" w:pos="260"/>
+              </w:tabs>
+              <w:spacing w:after="0" w:before="40" w:line="280"/>
+              <w:ind w:left="260" w:hanging="260"/>
+            </w:pPr>
+            <w:r>
+              <w:rPr>
+                <w:b/>
+                <w:bCs/>
+                <w:color w:val="C00000"/>
+                <w:sz w:val="21"/>
+                <w:szCs w:val="21"/>
+              </w:rPr>
+              <w:t xml:space="preserve">→</w:t>
+            </w:r>
+            <w:r>
+              <w:tab/>
+            </w:r>
+            <w:r>
+              <w:rPr>
+                <w:sz w:val="21"/>
+                <w:szCs w:val="21"/>
+              </w:rPr>
+              <w:t xml:space="preserve">India opposes China's BRI (CPEC through PoK)</w:t>
+            </w:r>
+          </w:p>
+          <w:p>
+            <w:pPr>
+              <w:tabs>
+                <w:tab w:val="left" w:pos="260"/>
+              </w:tabs>
+              <w:spacing w:after="0" w:before="40" w:line="280"/>
+              <w:ind w:left="260" w:hanging="260"/>
+            </w:pPr>
+            <w:r>
+              <w:rPr>
+                <w:b/>
+                <w:bCs/>
+                <w:color w:val="C00000"/>
+                <w:sz w:val="21"/>
+                <w:szCs w:val="21"/>
+              </w:rPr>
+              <w:t xml:space="preserve">→</w:t>
+            </w:r>
+            <w:r>
+              <w:tab/>
+            </w:r>
+            <w:r>
+              <w:rPr>
+                <w:sz w:val="21"/>
+                <w:szCs w:val="21"/>
+              </w:rPr>
+              <w:t xml:space="preserve">Members at odds with the West; weak implementation</w:t>
+            </w:r>
+          </w:p>
+          <w:p>
+            <w:pPr>
+              <w:tabs>
+                <w:tab w:val="left" w:pos="260"/>
+              </w:tabs>
+              <w:spacing w:after="0" w:before="40" w:line="280"/>
+              <w:ind w:left="260" w:hanging="260"/>
+            </w:pPr>
+            <w:r>
+              <w:rPr>
+                <w:b/>
+                <w:bCs/>
+                <w:color w:val="C00000"/>
+                <w:sz w:val="21"/>
+                <w:szCs w:val="21"/>
+              </w:rPr>
+              <w:t xml:space="preserve">→</w:t>
+            </w:r>
+            <w:r>
+              <w:tab/>
+            </w:r>
+            <w:r>
+              <w:rPr>
+                <w:sz w:val="21"/>
+                <w:szCs w:val="21"/>
+              </w:rPr>
+              <w:t xml:space="preserve">Consensus rule blocks strong action</w:t>
+            </w:r>
+          </w:p>
+        </w:tc>
+      </w:tr>
+      <w:tr>
+        <w:trPr>
+          <w:cantSplit/>
+        </w:trPr>
+        <w:tc>
+          <w:tcPr>
+            <w:tcW w:type="dxa" w:w="520"/>
+            <w:tcBorders>
+              <w:top w:val="single" w:color="BFBFBF" w:sz="4"/>
+              <w:left w:val="single" w:color="BFBFBF" w:sz="4"/>
+              <w:bottom w:val="single" w:color="BFBFBF" w:sz="4"/>
+              <w:right w:val="single" w:color="BFBFBF" w:sz="4"/>
+            </w:tcBorders>
+            <w:tcMar>
+              <w:top w:type="dxa" w:w="70"/>
+              <w:left w:type="dxa" w:w="100"/>
+              <w:bottom w:type="dxa" w:w="70"/>
+              <w:right w:type="dxa" w:w="100"/>
+            </w:tcMar>
+            <w:vAlign w:val="center"/>
+          </w:tcPr>
+          <w:p>
+            <w:pPr>
+              <w:spacing w:after="0" w:before="0" w:line="300"/>
+              <w:jc w:val="center"/>
+            </w:pPr>
+            <w:r>
+              <w:rPr>
+                <w:color w:val="7F7F7F"/>
+                <w:sz w:val="21"/>
+                <w:szCs w:val="21"/>
+              </w:rPr>
+              <w:t xml:space="preserve">5</w:t>
+            </w:r>
+          </w:p>
+        </w:tc>
+        <w:tc>
+          <w:tcPr>
+            <w:tcW w:type="dxa" w:w="2200"/>
+            <w:tcBorders>
+              <w:top w:val="single" w:color="BFBFBF" w:sz="4"/>
+              <w:left w:val="single" w:color="BFBFBF" w:sz="4"/>
+              <w:bottom w:val="single" w:color="BFBFBF" w:sz="4"/>
+              <w:right w:val="single" w:color="BFBFBF" w:sz="4"/>
+            </w:tcBorders>
+            <w:tcMar>
+              <w:top w:type="dxa" w:w="70"/>
+              <w:left w:type="dxa" w:w="100"/>
+              <w:bottom w:type="dxa" w:w="70"/>
+              <w:right w:type="dxa" w:w="100"/>
+            </w:tcMar>
+            <w:vAlign w:val="center"/>
+          </w:tcPr>
+          <w:p>
+            <w:pPr>
+              <w:spacing w:after="0" w:before="0" w:line="300"/>
+            </w:pPr>
+            <w:r>
+              <w:rPr>
+                <w:b/>
+                <w:bCs/>
+                <w:color w:val="1F3864"/>
+                <w:sz w:val="21"/>
+                <w:szCs w:val="21"/>
+              </w:rPr>
+              <w:t xml:space="preserve">Solutions</w:t>
+            </w:r>
+          </w:p>
+        </w:tc>
+        <w:tc>
+          <w:tcPr>
+            <w:tcW w:type="dxa" w:w="7986"/>
+            <w:tcBorders>
+              <w:top w:val="single" w:color="BFBFBF" w:sz="4"/>
+              <w:left w:val="single" w:color="BFBFBF" w:sz="4"/>
+              <w:bottom w:val="single" w:color="BFBFBF" w:sz="4"/>
+              <w:right w:val="single" w:color="BFBFBF" w:sz="4"/>
+            </w:tcBorders>
+            <w:tcMar>
+              <w:top w:type="dxa" w:w="70"/>
+              <w:left w:type="dxa" w:w="100"/>
+              <w:bottom w:type="dxa" w:w="70"/>
+              <w:right w:type="dxa" w:w="100"/>
+            </w:tcMar>
+            <w:vAlign w:val="center"/>
+          </w:tcPr>
+          <w:p>
+            <w:pPr>
+              <w:tabs>
+                <w:tab w:val="left" w:pos="260"/>
+              </w:tabs>
+              <w:spacing w:after="0" w:before="0" w:line="280"/>
+              <w:ind w:left="260" w:hanging="260"/>
+            </w:pPr>
+            <w:r>
+              <w:rPr>
+                <w:b/>
+                <w:bCs/>
+                <w:color w:val="C00000"/>
+                <w:sz w:val="21"/>
+                <w:szCs w:val="21"/>
+              </w:rPr>
+              <w:t xml:space="preserve">→</w:t>
+            </w:r>
+            <w:r>
+              <w:tab/>
+            </w:r>
+            <w:r>
+              <w:rPr>
+                <w:sz w:val="21"/>
+                <w:szCs w:val="21"/>
+              </w:rPr>
+              <w:t xml:space="preserve">Push for zero tolerance on terrorism and no double standards</w:t>
+            </w:r>
+          </w:p>
+          <w:p>
+            <w:pPr>
+              <w:tabs>
+                <w:tab w:val="left" w:pos="260"/>
+              </w:tabs>
+              <w:spacing w:after="0" w:before="40" w:line="280"/>
+              <w:ind w:left="260" w:hanging="260"/>
+            </w:pPr>
+            <w:r>
+              <w:rPr>
+                <w:b/>
+                <w:bCs/>
+                <w:color w:val="C00000"/>
+                <w:sz w:val="21"/>
+                <w:szCs w:val="21"/>
+              </w:rPr>
+              <w:t xml:space="preserve">→</w:t>
+            </w:r>
+            <w:r>
+              <w:tab/>
+            </w:r>
+            <w:r>
+              <w:rPr>
+                <w:sz w:val="21"/>
+                <w:szCs w:val="21"/>
+              </w:rPr>
+              <w:t xml:space="preserve">Promote connectivity that respects sovereignty (Chabahar, INSTC)</w:t>
+            </w:r>
+          </w:p>
+          <w:p>
+            <w:pPr>
+              <w:tabs>
+                <w:tab w:val="left" w:pos="260"/>
+              </w:tabs>
+              <w:spacing w:after="0" w:before="40" w:line="280"/>
+              <w:ind w:left="260" w:hanging="260"/>
+            </w:pPr>
+            <w:r>
+              <w:rPr>
+                <w:b/>
+                <w:bCs/>
+                <w:color w:val="C00000"/>
+                <w:sz w:val="21"/>
+                <w:szCs w:val="21"/>
+              </w:rPr>
+              <w:t xml:space="preserve">→</w:t>
+            </w:r>
+            <w:r>
+              <w:tab/>
+            </w:r>
+            <w:r>
+              <w:rPr>
+                <w:sz w:val="21"/>
+                <w:szCs w:val="21"/>
+              </w:rPr>
+              <w:t xml:space="preserve">Expand cooperation in trade, digital, startups, traditional medicine, culture</w:t>
+            </w:r>
+          </w:p>
+          <w:p>
+            <w:pPr>
+              <w:tabs>
+                <w:tab w:val="left" w:pos="260"/>
+              </w:tabs>
+              <w:spacing w:after="0" w:before="40" w:line="280"/>
+              <w:ind w:left="260" w:hanging="260"/>
+            </w:pPr>
+            <w:r>
+              <w:rPr>
+                <w:b/>
+                <w:bCs/>
+                <w:color w:val="C00000"/>
+                <w:sz w:val="21"/>
+                <w:szCs w:val="21"/>
+              </w:rPr>
+              <w:t xml:space="preserve">→</w:t>
+            </w:r>
+            <w:r>
+              <w:tab/>
+            </w:r>
+            <w:r>
+              <w:rPr>
+                <w:sz w:val="21"/>
+                <w:szCs w:val="21"/>
+              </w:rPr>
+              <w:t xml:space="preserve">Use SCO to engage Central Asia directly</w:t>
+            </w:r>
+          </w:p>
+          <w:p>
+            <w:pPr>
+              <w:tabs>
+                <w:tab w:val="left" w:pos="260"/>
+              </w:tabs>
+              <w:spacing w:after="0" w:before="40" w:line="280"/>
+              <w:ind w:left="260" w:hanging="260"/>
+            </w:pPr>
+            <w:r>
+              <w:rPr>
+                <w:b/>
+                <w:bCs/>
+                <w:color w:val="C00000"/>
+                <w:sz w:val="21"/>
+                <w:szCs w:val="21"/>
+              </w:rPr>
+              <w:t xml:space="preserve">→</w:t>
+            </w:r>
+            <w:r>
+              <w:tab/>
+            </w:r>
+            <w:r>
+              <w:rPr>
+                <w:sz w:val="21"/>
+                <w:szCs w:val="21"/>
+              </w:rPr>
+              <w:t xml:space="preserve">Protect strategic autonomy within the group</w:t>
+            </w:r>
+          </w:p>
+        </w:tc>
+      </w:tr>
+      <w:tr>
+        <w:trPr>
+          <w:cantSplit/>
+        </w:trPr>
+        <w:tc>
+          <w:tcPr>
+            <w:tcW w:type="dxa" w:w="520"/>
+            <w:tcBorders>
+              <w:top w:val="single" w:color="BFBFBF" w:sz="4"/>
+              <w:left w:val="single" w:color="BFBFBF" w:sz="4"/>
+              <w:bottom w:val="single" w:color="BFBFBF" w:sz="4"/>
+              <w:right w:val="single" w:color="BFBFBF" w:sz="4"/>
+            </w:tcBorders>
+            <w:shd w:fill="F5F7FB" w:color="auto" w:val="clear"/>
+            <w:tcMar>
+              <w:top w:type="dxa" w:w="70"/>
+              <w:left w:type="dxa" w:w="100"/>
+              <w:bottom w:type="dxa" w:w="70"/>
+              <w:right w:type="dxa" w:w="100"/>
+            </w:tcMar>
+            <w:vAlign w:val="center"/>
+          </w:tcPr>
+          <w:p>
+            <w:pPr>
+              <w:spacing w:after="0" w:before="0" w:line="300"/>
+              <w:jc w:val="center"/>
+            </w:pPr>
+            <w:r>
+              <w:rPr>
+                <w:color w:val="7F7F7F"/>
+                <w:sz w:val="21"/>
+                <w:szCs w:val="21"/>
+              </w:rPr>
+              <w:t xml:space="preserve">6</w:t>
+            </w:r>
+          </w:p>
+        </w:tc>
+        <w:tc>
+          <w:tcPr>
+            <w:tcW w:type="dxa" w:w="2200"/>
+            <w:tcBorders>
+              <w:top w:val="single" w:color="BFBFBF" w:sz="4"/>
+              <w:left w:val="single" w:color="BFBFBF" w:sz="4"/>
+              <w:bottom w:val="single" w:color="BFBFBF" w:sz="4"/>
+              <w:right w:val="single" w:color="BFBFBF" w:sz="4"/>
+            </w:tcBorders>
+            <w:shd w:fill="F5F7FB" w:color="auto" w:val="clear"/>
+            <w:tcMar>
+              <w:top w:type="dxa" w:w="70"/>
+              <w:left w:type="dxa" w:w="100"/>
+              <w:bottom w:type="dxa" w:w="70"/>
+              <w:right w:type="dxa" w:w="100"/>
+            </w:tcMar>
+            <w:vAlign w:val="center"/>
+          </w:tcPr>
+          <w:p>
+            <w:pPr>
+              <w:spacing w:after="0" w:before="0" w:line="300"/>
+            </w:pPr>
+            <w:r>
+              <w:rPr>
+                <w:b/>
+                <w:bCs/>
+                <w:color w:val="1F3864"/>
+                <w:sz w:val="21"/>
+                <w:szCs w:val="21"/>
+              </w:rPr>
+              <w:t xml:space="preserve">Conclusion</w:t>
+            </w:r>
+          </w:p>
+        </w:tc>
+        <w:tc>
+          <w:tcPr>
+            <w:tcW w:type="dxa" w:w="7986"/>
+            <w:tcBorders>
+              <w:top w:val="single" w:color="BFBFBF" w:sz="4"/>
+              <w:left w:val="single" w:color="BFBFBF" w:sz="4"/>
+              <w:bottom w:val="single" w:color="BFBFBF" w:sz="4"/>
+              <w:right w:val="single" w:color="BFBFBF" w:sz="4"/>
+            </w:tcBorders>
+            <w:shd w:fill="F5F7FB" w:color="auto" w:val="clear"/>
+            <w:tcMar>
+              <w:top w:type="dxa" w:w="70"/>
+              <w:left w:type="dxa" w:w="100"/>
+              <w:bottom w:type="dxa" w:w="70"/>
+              <w:right w:type="dxa" w:w="100"/>
+            </w:tcMar>
+            <w:vAlign w:val="center"/>
+          </w:tcPr>
+          <w:p>
+            <w:pPr>
+              <w:tabs>
+                <w:tab w:val="left" w:pos="260"/>
+              </w:tabs>
+              <w:spacing w:after="0" w:before="0" w:line="280"/>
+              <w:ind w:left="260" w:hanging="260"/>
+            </w:pPr>
+            <w:r>
+              <w:rPr>
+                <w:b/>
+                <w:bCs/>
+                <w:color w:val="C00000"/>
+                <w:sz w:val="21"/>
+                <w:szCs w:val="21"/>
+              </w:rPr>
+              <w:t xml:space="preserve">→</w:t>
+            </w:r>
+            <w:r>
+              <w:tab/>
+            </w:r>
+            <w:r>
+              <w:rPr>
+                <w:sz w:val="21"/>
+                <w:szCs w:val="21"/>
+              </w:rPr>
+              <w:t xml:space="preserve">SCO is India's gateway to Eurasia and Central Asia</w:t>
+            </w:r>
+          </w:p>
+          <w:p>
+            <w:pPr>
+              <w:tabs>
+                <w:tab w:val="left" w:pos="260"/>
+              </w:tabs>
+              <w:spacing w:after="0" w:before="40" w:line="280"/>
+              <w:ind w:left="260" w:hanging="260"/>
+            </w:pPr>
+            <w:r>
+              <w:rPr>
+                <w:b/>
+                <w:bCs/>
+                <w:color w:val="C00000"/>
+                <w:sz w:val="21"/>
+                <w:szCs w:val="21"/>
+              </w:rPr>
+              <w:t xml:space="preserve">→</w:t>
+            </w:r>
+            <w:r>
+              <w:tab/>
+            </w:r>
+            <w:r>
+              <w:rPr>
+                <w:sz w:val="21"/>
+                <w:szCs w:val="21"/>
+              </w:rPr>
+              <w:t xml:space="preserve">India engages to protect its security interests and shape the agenda</w:t>
+            </w:r>
+          </w:p>
+          <w:p>
+            <w:pPr>
+              <w:tabs>
+                <w:tab w:val="left" w:pos="260"/>
+              </w:tabs>
+              <w:spacing w:after="0" w:before="40" w:line="280"/>
+              <w:ind w:left="260" w:hanging="260"/>
+            </w:pPr>
+            <w:r>
+              <w:rPr>
+                <w:b/>
+                <w:bCs/>
+                <w:color w:val="C00000"/>
+                <w:sz w:val="21"/>
+                <w:szCs w:val="21"/>
+              </w:rPr>
+              <w:t xml:space="preserve">→</w:t>
+            </w:r>
+            <w:r>
+              <w:tab/>
+            </w:r>
+            <w:r>
+              <w:rPr>
+                <w:sz w:val="21"/>
+                <w:szCs w:val="21"/>
+              </w:rPr>
+              <w:t xml:space="preserve">Terrorism must be fought without double standards</w:t>
+            </w:r>
+          </w:p>
+        </w:tc>
+      </w:tr>
+    </w:tbl>
+    <w:p>
+      <w:pPr>
+        <w:pStyle w:val="Heading1"/>
+        <w:pageBreakBefore/>
+        <w:shd w:fill="1F3864" w:color="auto" w:val="clear"/>
+        <w:spacing w:after="160" w:before="0"/>
+        <w:ind w:left="100" w:right="100"/>
+      </w:pPr>
+      <w:r>
+        <w:t xml:space="preserve">Topic 17: India–EU Free Trade Agreement</w:t>
+      </w:r>
+    </w:p>
+    <w:tbl>
+      <w:tblPr>
+        <w:tblW w:type="dxa" w:w="10706"/>
+        <w:tblBorders>
+          <w:top w:val="single" w:color="auto" w:sz="4"/>
+          <w:left w:val="single" w:color="auto" w:sz="4"/>
+          <w:bottom w:val="single" w:color="auto" w:sz="4"/>
+          <w:right w:val="single" w:color="auto" w:sz="4"/>
+          <w:insideH w:val="single" w:color="auto" w:sz="4"/>
+          <w:insideV w:val="single" w:color="auto" w:sz="4"/>
+        </w:tblBorders>
+      </w:tblPr>
+      <w:tblGrid>
+        <w:gridCol w:w="520"/>
+        <w:gridCol w:w="2200"/>
+        <w:gridCol w:w="7986"/>
+      </w:tblGrid>
+      <w:tr>
+        <w:trPr>
+          <w:tblHeader/>
+        </w:trPr>
+        <w:tc>
+          <w:tcPr>
+            <w:tcW w:type="dxa" w:w="520"/>
+            <w:tcBorders>
+              <w:top w:val="single" w:color="BFBFBF" w:sz="4"/>
+              <w:left w:val="single" w:color="BFBFBF" w:sz="4"/>
+              <w:bottom w:val="single" w:color="BFBFBF" w:sz="4"/>
+              <w:right w:val="single" w:color="BFBFBF" w:sz="4"/>
+            </w:tcBorders>
+            <w:shd w:fill="DCE3F0" w:color="auto" w:val="clear"/>
+            <w:tcMar>
+              <w:top w:type="dxa" w:w="70"/>
+              <w:left w:type="dxa" w:w="100"/>
+              <w:bottom w:type="dxa" w:w="70"/>
+              <w:right w:type="dxa" w:w="100"/>
+            </w:tcMar>
+            <w:vAlign w:val="center"/>
+          </w:tcPr>
+          <w:p>
+            <w:pPr>
+              <w:spacing w:after="0" w:before="0" w:line="300"/>
+              <w:jc w:val="center"/>
+            </w:pPr>
+            <w:r>
+              <w:rPr>
+                <w:b/>
+                <w:bCs/>
+                <w:sz w:val="21"/>
+                <w:szCs w:val="21"/>
+              </w:rPr>
+              <w:t xml:space="preserve">#</w:t>
+            </w:r>
+          </w:p>
+        </w:tc>
+        <w:tc>
+          <w:tcPr>
+            <w:tcW w:type="dxa" w:w="2200"/>
+            <w:tcBorders>
+              <w:top w:val="single" w:color="BFBFBF" w:sz="4"/>
+              <w:left w:val="single" w:color="BFBFBF" w:sz="4"/>
+              <w:bottom w:val="single" w:color="BFBFBF" w:sz="4"/>
+              <w:right w:val="single" w:color="BFBFBF" w:sz="4"/>
+            </w:tcBorders>
+            <w:shd w:fill="DCE3F0" w:color="auto" w:val="clear"/>
+            <w:tcMar>
+              <w:top w:type="dxa" w:w="70"/>
+              <w:left w:type="dxa" w:w="100"/>
+              <w:bottom w:type="dxa" w:w="70"/>
+              <w:right w:type="dxa" w:w="100"/>
+            </w:tcMar>
+            <w:vAlign w:val="center"/>
+          </w:tcPr>
+          <w:p>
+            <w:pPr>
+              <w:spacing w:after="0" w:before="0" w:line="300"/>
+            </w:pPr>
+            <w:r>
+              <w:rPr>
+                <w:b/>
+                <w:bCs/>
+                <w:sz w:val="21"/>
+                <w:szCs w:val="21"/>
+              </w:rPr>
+              <w:t xml:space="preserve">Stage</w:t>
+            </w:r>
+          </w:p>
+        </w:tc>
+        <w:tc>
+          <w:tcPr>
+            <w:tcW w:type="dxa" w:w="7986"/>
+            <w:tcBorders>
+              <w:top w:val="single" w:color="BFBFBF" w:sz="4"/>
+              <w:left w:val="single" w:color="BFBFBF" w:sz="4"/>
+              <w:bottom w:val="single" w:color="BFBFBF" w:sz="4"/>
+              <w:right w:val="single" w:color="BFBFBF" w:sz="4"/>
+            </w:tcBorders>
+            <w:shd w:fill="DCE3F0" w:color="auto" w:val="clear"/>
+            <w:tcMar>
+              <w:top w:type="dxa" w:w="70"/>
+              <w:left w:type="dxa" w:w="100"/>
+              <w:bottom w:type="dxa" w:w="70"/>
+              <w:right w:type="dxa" w:w="100"/>
+            </w:tcMar>
+            <w:vAlign w:val="center"/>
+          </w:tcPr>
+          <w:p>
+            <w:pPr>
+              <w:spacing w:after="0" w:before="0" w:line="300"/>
+            </w:pPr>
+            <w:r>
+              <w:rPr>
+                <w:b/>
+                <w:bCs/>
+                <w:sz w:val="21"/>
+                <w:szCs w:val="21"/>
+              </w:rPr>
+              <w:t xml:space="preserve">Flow</w:t>
+            </w:r>
+          </w:p>
+        </w:tc>
+      </w:tr>
+      <w:tr>
+        <w:trPr>
+          <w:cantSplit/>
+        </w:trPr>
+        <w:tc>
+          <w:tcPr>
+            <w:tcW w:type="dxa" w:w="520"/>
+            <w:tcBorders>
+              <w:top w:val="single" w:color="BFBFBF" w:sz="4"/>
+              <w:left w:val="single" w:color="BFBFBF" w:sz="4"/>
+              <w:bottom w:val="single" w:color="BFBFBF" w:sz="4"/>
+              <w:right w:val="single" w:color="BFBFBF" w:sz="4"/>
+            </w:tcBorders>
+            <w:tcMar>
+              <w:top w:type="dxa" w:w="70"/>
+              <w:left w:type="dxa" w:w="100"/>
+              <w:bottom w:type="dxa" w:w="70"/>
+              <w:right w:type="dxa" w:w="100"/>
+            </w:tcMar>
+            <w:vAlign w:val="center"/>
+          </w:tcPr>
+          <w:p>
+            <w:pPr>
+              <w:spacing w:after="0" w:before="0" w:line="300"/>
+              <w:jc w:val="center"/>
+            </w:pPr>
+            <w:r>
+              <w:rPr>
+                <w:color w:val="7F7F7F"/>
+                <w:sz w:val="21"/>
+                <w:szCs w:val="21"/>
+              </w:rPr>
+              <w:t xml:space="preserve">1</w:t>
+            </w:r>
+          </w:p>
+        </w:tc>
+        <w:tc>
+          <w:tcPr>
+            <w:tcW w:type="dxa" w:w="2200"/>
+            <w:tcBorders>
+              <w:top w:val="single" w:color="BFBFBF" w:sz="4"/>
+              <w:left w:val="single" w:color="BFBFBF" w:sz="4"/>
+              <w:bottom w:val="single" w:color="BFBFBF" w:sz="4"/>
+              <w:right w:val="single" w:color="BFBFBF" w:sz="4"/>
+            </w:tcBorders>
+            <w:tcMar>
+              <w:top w:type="dxa" w:w="70"/>
+              <w:left w:type="dxa" w:w="100"/>
+              <w:bottom w:type="dxa" w:w="70"/>
+              <w:right w:type="dxa" w:w="100"/>
+            </w:tcMar>
+            <w:vAlign w:val="center"/>
+          </w:tcPr>
+          <w:p>
+            <w:pPr>
+              <w:spacing w:after="0" w:before="0" w:line="300"/>
+            </w:pPr>
+            <w:r>
+              <w:rPr>
+                <w:b/>
+                <w:bCs/>
+                <w:color w:val="1F3864"/>
+                <w:sz w:val="21"/>
+                <w:szCs w:val="21"/>
+              </w:rPr>
+              <w:t xml:space="preserve">What is it</w:t>
+            </w:r>
+          </w:p>
+        </w:tc>
+        <w:tc>
+          <w:tcPr>
+            <w:tcW w:type="dxa" w:w="7986"/>
+            <w:tcBorders>
+              <w:top w:val="single" w:color="BFBFBF" w:sz="4"/>
+              <w:left w:val="single" w:color="BFBFBF" w:sz="4"/>
+              <w:bottom w:val="single" w:color="BFBFBF" w:sz="4"/>
+              <w:right w:val="single" w:color="BFBFBF" w:sz="4"/>
+            </w:tcBorders>
+            <w:tcMar>
+              <w:top w:type="dxa" w:w="70"/>
+              <w:left w:type="dxa" w:w="100"/>
+              <w:bottom w:type="dxa" w:w="70"/>
+              <w:right w:type="dxa" w:w="100"/>
+            </w:tcMar>
+            <w:vAlign w:val="center"/>
+          </w:tcPr>
+          <w:p>
+            <w:pPr>
+              <w:tabs>
+                <w:tab w:val="left" w:pos="260"/>
+              </w:tabs>
+              <w:spacing w:after="0" w:before="0" w:line="280"/>
+              <w:ind w:left="260" w:hanging="260"/>
+            </w:pPr>
+            <w:r>
+              <w:rPr>
+                <w:b/>
+                <w:bCs/>
+                <w:color w:val="C00000"/>
+                <w:sz w:val="21"/>
+                <w:szCs w:val="21"/>
+              </w:rPr>
+              <w:t xml:space="preserve">→</w:t>
+            </w:r>
+            <w:r>
+              <w:tab/>
+            </w:r>
+            <w:r>
+              <w:rPr>
+                <w:sz w:val="21"/>
+                <w:szCs w:val="21"/>
+              </w:rPr>
+              <w:t xml:space="preserve">Free trade deal between India and the 27-nation EU</w:t>
+            </w:r>
+          </w:p>
+          <w:p>
+            <w:pPr>
+              <w:tabs>
+                <w:tab w:val="left" w:pos="260"/>
+              </w:tabs>
+              <w:spacing w:after="0" w:before="40" w:line="280"/>
+              <w:ind w:left="260" w:hanging="260"/>
+            </w:pPr>
+            <w:r>
+              <w:rPr>
+                <w:b/>
+                <w:bCs/>
+                <w:color w:val="C00000"/>
+                <w:sz w:val="21"/>
+                <w:szCs w:val="21"/>
+              </w:rPr>
+              <w:t xml:space="preserve">→</w:t>
+            </w:r>
+            <w:r>
+              <w:tab/>
+            </w:r>
+            <w:r>
+              <w:rPr>
+                <w:sz w:val="21"/>
+                <w:szCs w:val="21"/>
+              </w:rPr>
+              <w:t xml:space="preserve">Talks began in 2007, stalled in 2013, relaunched in 2022</w:t>
+            </w:r>
+          </w:p>
+          <w:p>
+            <w:pPr>
+              <w:tabs>
+                <w:tab w:val="left" w:pos="260"/>
+              </w:tabs>
+              <w:spacing w:after="0" w:before="40" w:line="280"/>
+              <w:ind w:left="260" w:hanging="260"/>
+            </w:pPr>
+            <w:r>
+              <w:rPr>
+                <w:b/>
+                <w:bCs/>
+                <w:color w:val="C00000"/>
+                <w:sz w:val="21"/>
+                <w:szCs w:val="21"/>
+              </w:rPr>
+              <w:t xml:space="preserve">→</w:t>
+            </w:r>
+            <w:r>
+              <w:tab/>
+            </w:r>
+            <w:r>
+              <w:rPr>
+                <w:sz w:val="21"/>
+                <w:szCs w:val="21"/>
+              </w:rPr>
+              <w:t xml:space="preserve">Concluded on 27 Jan 2026, called the "mother of all deals"</w:t>
+            </w:r>
+          </w:p>
+          <w:p>
+            <w:pPr>
+              <w:tabs>
+                <w:tab w:val="left" w:pos="260"/>
+              </w:tabs>
+              <w:spacing w:after="0" w:before="40" w:line="280"/>
+              <w:ind w:left="260" w:hanging="260"/>
+            </w:pPr>
+            <w:r>
+              <w:rPr>
+                <w:b/>
+                <w:bCs/>
+                <w:color w:val="C00000"/>
+                <w:sz w:val="21"/>
+                <w:szCs w:val="21"/>
+              </w:rPr>
+              <w:t xml:space="preserve">→</w:t>
+            </w:r>
+            <w:r>
+              <w:tab/>
+            </w:r>
+            <w:r>
+              <w:rPr>
+                <w:sz w:val="21"/>
+                <w:szCs w:val="21"/>
+              </w:rPr>
+              <w:t xml:space="preserve">Along with an investment protection pact and a GI agreement</w:t>
+            </w:r>
+          </w:p>
+        </w:tc>
+      </w:tr>
+      <w:tr>
+        <w:trPr>
+          <w:cantSplit/>
+        </w:trPr>
+        <w:tc>
+          <w:tcPr>
+            <w:tcW w:type="dxa" w:w="520"/>
+            <w:tcBorders>
+              <w:top w:val="single" w:color="BFBFBF" w:sz="4"/>
+              <w:left w:val="single" w:color="BFBFBF" w:sz="4"/>
+              <w:bottom w:val="single" w:color="BFBFBF" w:sz="4"/>
+              <w:right w:val="single" w:color="BFBFBF" w:sz="4"/>
+            </w:tcBorders>
+            <w:shd w:fill="F5F7FB" w:color="auto" w:val="clear"/>
+            <w:tcMar>
+              <w:top w:type="dxa" w:w="70"/>
+              <w:left w:type="dxa" w:w="100"/>
+              <w:bottom w:type="dxa" w:w="70"/>
+              <w:right w:type="dxa" w:w="100"/>
+            </w:tcMar>
+            <w:vAlign w:val="center"/>
+          </w:tcPr>
+          <w:p>
+            <w:pPr>
+              <w:spacing w:after="0" w:before="0" w:line="300"/>
+              <w:jc w:val="center"/>
+            </w:pPr>
+            <w:r>
+              <w:rPr>
+                <w:color w:val="7F7F7F"/>
+                <w:sz w:val="21"/>
+                <w:szCs w:val="21"/>
+              </w:rPr>
+              <w:t xml:space="preserve">2</w:t>
+            </w:r>
+          </w:p>
+        </w:tc>
+        <w:tc>
+          <w:tcPr>
+            <w:tcW w:type="dxa" w:w="2200"/>
+            <w:tcBorders>
+              <w:top w:val="single" w:color="BFBFBF" w:sz="4"/>
+              <w:left w:val="single" w:color="BFBFBF" w:sz="4"/>
+              <w:bottom w:val="single" w:color="BFBFBF" w:sz="4"/>
+              <w:right w:val="single" w:color="BFBFBF" w:sz="4"/>
+            </w:tcBorders>
+            <w:shd w:fill="F5F7FB" w:color="auto" w:val="clear"/>
+            <w:tcMar>
+              <w:top w:type="dxa" w:w="70"/>
+              <w:left w:type="dxa" w:w="100"/>
+              <w:bottom w:type="dxa" w:w="70"/>
+              <w:right w:type="dxa" w:w="100"/>
+            </w:tcMar>
+            <w:vAlign w:val="center"/>
+          </w:tcPr>
+          <w:p>
+            <w:pPr>
+              <w:spacing w:after="0" w:before="0" w:line="300"/>
+            </w:pPr>
+            <w:r>
+              <w:rPr>
+                <w:b/>
+                <w:bCs/>
+                <w:color w:val="1F3864"/>
+                <w:sz w:val="21"/>
+                <w:szCs w:val="21"/>
+              </w:rPr>
+              <w:t xml:space="preserve">Why it matters</w:t>
+            </w:r>
+          </w:p>
+        </w:tc>
+        <w:tc>
+          <w:tcPr>
+            <w:tcW w:type="dxa" w:w="7986"/>
+            <w:tcBorders>
+              <w:top w:val="single" w:color="BFBFBF" w:sz="4"/>
+              <w:left w:val="single" w:color="BFBFBF" w:sz="4"/>
+              <w:bottom w:val="single" w:color="BFBFBF" w:sz="4"/>
+              <w:right w:val="single" w:color="BFBFBF" w:sz="4"/>
+            </w:tcBorders>
+            <w:shd w:fill="F5F7FB" w:color="auto" w:val="clear"/>
+            <w:tcMar>
+              <w:top w:type="dxa" w:w="70"/>
+              <w:left w:type="dxa" w:w="100"/>
+              <w:bottom w:type="dxa" w:w="70"/>
+              <w:right w:type="dxa" w:w="100"/>
+            </w:tcMar>
+            <w:vAlign w:val="center"/>
+          </w:tcPr>
+          <w:p>
+            <w:pPr>
+              <w:tabs>
+                <w:tab w:val="left" w:pos="260"/>
+              </w:tabs>
+              <w:spacing w:after="0" w:before="0" w:line="280"/>
+              <w:ind w:left="260" w:hanging="260"/>
+            </w:pPr>
+            <w:r>
+              <w:rPr>
+                <w:b/>
+                <w:bCs/>
+                <w:color w:val="C00000"/>
+                <w:sz w:val="21"/>
+                <w:szCs w:val="21"/>
+              </w:rPr>
+              <w:t xml:space="preserve">→</w:t>
+            </w:r>
+            <w:r>
+              <w:tab/>
+            </w:r>
+            <w:r>
+              <w:rPr>
+                <w:sz w:val="21"/>
+                <w:szCs w:val="21"/>
+              </w:rPr>
+              <w:t xml:space="preserve">EU is one of India's largest trading partners</w:t>
+            </w:r>
+          </w:p>
+          <w:p>
+            <w:pPr>
+              <w:tabs>
+                <w:tab w:val="left" w:pos="260"/>
+              </w:tabs>
+              <w:spacing w:after="0" w:before="40" w:line="280"/>
+              <w:ind w:left="260" w:hanging="260"/>
+            </w:pPr>
+            <w:r>
+              <w:rPr>
+                <w:b/>
+                <w:bCs/>
+                <w:color w:val="C00000"/>
+                <w:sz w:val="21"/>
+                <w:szCs w:val="21"/>
+              </w:rPr>
+              <w:t xml:space="preserve">→</w:t>
+            </w:r>
+            <w:r>
+              <w:tab/>
+            </w:r>
+            <w:r>
+              <w:rPr>
+                <w:sz w:val="21"/>
+                <w:szCs w:val="21"/>
+              </w:rPr>
+              <w:t xml:space="preserve">Covers 97% of tariff lines and 99.5% of India's export value</w:t>
+            </w:r>
+          </w:p>
+          <w:p>
+            <w:pPr>
+              <w:tabs>
+                <w:tab w:val="left" w:pos="260"/>
+              </w:tabs>
+              <w:spacing w:after="0" w:before="40" w:line="280"/>
+              <w:ind w:left="260" w:hanging="260"/>
+            </w:pPr>
+            <w:r>
+              <w:rPr>
+                <w:b/>
+                <w:bCs/>
+                <w:color w:val="C00000"/>
+                <w:sz w:val="21"/>
+                <w:szCs w:val="21"/>
+              </w:rPr>
+              <w:t xml:space="preserve">→</w:t>
+            </w:r>
+            <w:r>
+              <w:tab/>
+            </w:r>
+            <w:r>
+              <w:rPr>
+                <w:sz w:val="21"/>
+                <w:szCs w:val="21"/>
+              </w:rPr>
+              <w:t xml:space="preserve">Boost to labour-intensive exports: textiles, leather, gems, engineering</w:t>
+            </w:r>
+          </w:p>
+          <w:p>
+            <w:pPr>
+              <w:tabs>
+                <w:tab w:val="left" w:pos="260"/>
+              </w:tabs>
+              <w:spacing w:after="0" w:before="40" w:line="280"/>
+              <w:ind w:left="260" w:hanging="260"/>
+            </w:pPr>
+            <w:r>
+              <w:rPr>
+                <w:b/>
+                <w:bCs/>
+                <w:color w:val="C00000"/>
+                <w:sz w:val="21"/>
+                <w:szCs w:val="21"/>
+              </w:rPr>
+              <w:t xml:space="preserve">→</w:t>
+            </w:r>
+            <w:r>
+              <w:tab/>
+            </w:r>
+            <w:r>
+              <w:rPr>
+                <w:sz w:val="21"/>
+                <w:szCs w:val="21"/>
+              </w:rPr>
+              <w:t xml:space="preserve">Investment, technology and supply-chain diversification away from China</w:t>
+            </w:r>
+          </w:p>
+          <w:p>
+            <w:pPr>
+              <w:tabs>
+                <w:tab w:val="left" w:pos="260"/>
+              </w:tabs>
+              <w:spacing w:after="0" w:before="40" w:line="280"/>
+              <w:ind w:left="260" w:hanging="260"/>
+            </w:pPr>
+            <w:r>
+              <w:rPr>
+                <w:b/>
+                <w:bCs/>
+                <w:color w:val="C00000"/>
+                <w:sz w:val="21"/>
+                <w:szCs w:val="21"/>
+              </w:rPr>
+              <w:t xml:space="preserve">→</w:t>
+            </w:r>
+            <w:r>
+              <w:tab/>
+            </w:r>
+            <w:r>
+              <w:rPr>
+                <w:sz w:val="21"/>
+                <w:szCs w:val="21"/>
+              </w:rPr>
+              <w:t xml:space="preserve">Mobility for skilled workers, students and researchers</w:t>
+            </w:r>
+          </w:p>
+        </w:tc>
+      </w:tr>
+      <w:tr>
+        <w:trPr>
+          <w:cantSplit/>
+        </w:trPr>
+        <w:tc>
+          <w:tcPr>
+            <w:tcW w:type="dxa" w:w="520"/>
+            <w:tcBorders>
+              <w:top w:val="single" w:color="BFBFBF" w:sz="4"/>
+              <w:left w:val="single" w:color="BFBFBF" w:sz="4"/>
+              <w:bottom w:val="single" w:color="BFBFBF" w:sz="4"/>
+              <w:right w:val="single" w:color="BFBFBF" w:sz="4"/>
+            </w:tcBorders>
+            <w:tcMar>
+              <w:top w:type="dxa" w:w="70"/>
+              <w:left w:type="dxa" w:w="100"/>
+              <w:bottom w:type="dxa" w:w="70"/>
+              <w:right w:type="dxa" w:w="100"/>
+            </w:tcMar>
+            <w:vAlign w:val="center"/>
+          </w:tcPr>
+          <w:p>
+            <w:pPr>
+              <w:spacing w:after="0" w:before="0" w:line="300"/>
+              <w:jc w:val="center"/>
+            </w:pPr>
+            <w:r>
+              <w:rPr>
+                <w:color w:val="7F7F7F"/>
+                <w:sz w:val="21"/>
+                <w:szCs w:val="21"/>
+              </w:rPr>
+              <w:t xml:space="preserve">3</w:t>
+            </w:r>
+          </w:p>
+        </w:tc>
+        <w:tc>
+          <w:tcPr>
+            <w:tcW w:type="dxa" w:w="2200"/>
+            <w:tcBorders>
+              <w:top w:val="single" w:color="BFBFBF" w:sz="4"/>
+              <w:left w:val="single" w:color="BFBFBF" w:sz="4"/>
+              <w:bottom w:val="single" w:color="BFBFBF" w:sz="4"/>
+              <w:right w:val="single" w:color="BFBFBF" w:sz="4"/>
+            </w:tcBorders>
+            <w:tcMar>
+              <w:top w:type="dxa" w:w="70"/>
+              <w:left w:type="dxa" w:w="100"/>
+              <w:bottom w:type="dxa" w:w="70"/>
+              <w:right w:type="dxa" w:w="100"/>
+            </w:tcMar>
+            <w:vAlign w:val="center"/>
+          </w:tcPr>
+          <w:p>
+            <w:pPr>
+              <w:spacing w:after="0" w:before="0" w:line="300"/>
+            </w:pPr>
+            <w:r>
+              <w:rPr>
+                <w:b/>
+                <w:bCs/>
+                <w:color w:val="1F3864"/>
+                <w:sz w:val="21"/>
+                <w:szCs w:val="21"/>
+              </w:rPr>
+              <w:t xml:space="preserve">Current status (Oct 2026)</w:t>
+            </w:r>
+          </w:p>
+        </w:tc>
+        <w:tc>
+          <w:tcPr>
+            <w:tcW w:type="dxa" w:w="7986"/>
+            <w:tcBorders>
+              <w:top w:val="single" w:color="BFBFBF" w:sz="4"/>
+              <w:left w:val="single" w:color="BFBFBF" w:sz="4"/>
+              <w:bottom w:val="single" w:color="BFBFBF" w:sz="4"/>
+              <w:right w:val="single" w:color="BFBFBF" w:sz="4"/>
+            </w:tcBorders>
+            <w:tcMar>
+              <w:top w:type="dxa" w:w="70"/>
+              <w:left w:type="dxa" w:w="100"/>
+              <w:bottom w:type="dxa" w:w="70"/>
+              <w:right w:type="dxa" w:w="100"/>
+            </w:tcMar>
+            <w:vAlign w:val="center"/>
+          </w:tcPr>
+          <w:p>
+            <w:pPr>
+              <w:tabs>
+                <w:tab w:val="left" w:pos="260"/>
+              </w:tabs>
+              <w:spacing w:after="0" w:before="0" w:line="280"/>
+              <w:ind w:left="260" w:hanging="260"/>
+            </w:pPr>
+            <w:r>
+              <w:rPr>
+                <w:b/>
+                <w:bCs/>
+                <w:color w:val="C00000"/>
+                <w:sz w:val="21"/>
+                <w:szCs w:val="21"/>
+              </w:rPr>
+              <w:t xml:space="preserve">→</w:t>
+            </w:r>
+            <w:r>
+              <w:tab/>
+            </w:r>
+            <w:r>
+              <w:rPr>
+                <w:sz w:val="21"/>
+                <w:szCs w:val="21"/>
+              </w:rPr>
+              <w:t xml:space="preserve">Legal scrubbing under way</w:t>
+            </w:r>
+          </w:p>
+          <w:p>
+            <w:pPr>
+              <w:tabs>
+                <w:tab w:val="left" w:pos="260"/>
+              </w:tabs>
+              <w:spacing w:after="0" w:before="40" w:line="280"/>
+              <w:ind w:left="260" w:hanging="260"/>
+            </w:pPr>
+            <w:r>
+              <w:rPr>
+                <w:b/>
+                <w:bCs/>
+                <w:color w:val="C00000"/>
+                <w:sz w:val="21"/>
+                <w:szCs w:val="21"/>
+              </w:rPr>
+              <w:t xml:space="preserve">→</w:t>
+            </w:r>
+            <w:r>
+              <w:tab/>
+            </w:r>
+            <w:r>
+              <w:rPr>
+                <w:sz w:val="21"/>
+                <w:szCs w:val="21"/>
+              </w:rPr>
+              <w:t xml:space="preserve">To be signed on 16 Dec 2026</w:t>
+            </w:r>
+          </w:p>
+          <w:p>
+            <w:pPr>
+              <w:tabs>
+                <w:tab w:val="left" w:pos="260"/>
+              </w:tabs>
+              <w:spacing w:after="0" w:before="40" w:line="280"/>
+              <w:ind w:left="260" w:hanging="260"/>
+            </w:pPr>
+            <w:r>
+              <w:rPr>
+                <w:b/>
+                <w:bCs/>
+                <w:color w:val="C00000"/>
+                <w:sz w:val="21"/>
+                <w:szCs w:val="21"/>
+              </w:rPr>
+              <w:t xml:space="preserve">→</w:t>
+            </w:r>
+            <w:r>
+              <w:tab/>
+            </w:r>
+            <w:r>
+              <w:rPr>
+                <w:sz w:val="21"/>
+                <w:szCs w:val="21"/>
+              </w:rPr>
+              <w:t xml:space="preserve">Entry into force expected early 2027</w:t>
+            </w:r>
+          </w:p>
+          <w:p>
+            <w:pPr>
+              <w:tabs>
+                <w:tab w:val="left" w:pos="260"/>
+              </w:tabs>
+              <w:spacing w:after="0" w:before="40" w:line="280"/>
+              <w:ind w:left="260" w:hanging="260"/>
+            </w:pPr>
+            <w:r>
+              <w:rPr>
+                <w:b/>
+                <w:bCs/>
+                <w:color w:val="C00000"/>
+                <w:sz w:val="21"/>
+                <w:szCs w:val="21"/>
+              </w:rPr>
+              <w:t xml:space="preserve">→</w:t>
+            </w:r>
+            <w:r>
+              <w:tab/>
+            </w:r>
+            <w:r>
+              <w:rPr>
+                <w:sz w:val="21"/>
+                <w:szCs w:val="21"/>
+              </w:rPr>
+              <w:t xml:space="preserve">About 93% of Indian exports to get duty-free access</w:t>
+            </w:r>
+          </w:p>
+          <w:p>
+            <w:pPr>
+              <w:tabs>
+                <w:tab w:val="left" w:pos="260"/>
+              </w:tabs>
+              <w:spacing w:after="0" w:before="40" w:line="280"/>
+              <w:ind w:left="260" w:hanging="260"/>
+            </w:pPr>
+            <w:r>
+              <w:rPr>
+                <w:b/>
+                <w:bCs/>
+                <w:color w:val="C00000"/>
+                <w:sz w:val="21"/>
+                <w:szCs w:val="21"/>
+              </w:rPr>
+              <w:t xml:space="preserve">→</w:t>
+            </w:r>
+            <w:r>
+              <w:tab/>
+            </w:r>
+            <w:r>
+              <w:rPr>
+                <w:sz w:val="21"/>
+                <w:szCs w:val="21"/>
+              </w:rPr>
+              <w:t xml:space="preserve">Tariff cuts for EU autos, wines and spirits; sensitive farm and dairy sectors protected</w:t>
+            </w:r>
+          </w:p>
+          <w:p>
+            <w:pPr>
+              <w:tabs>
+                <w:tab w:val="left" w:pos="260"/>
+              </w:tabs>
+              <w:spacing w:after="0" w:before="40" w:line="280"/>
+              <w:ind w:left="260" w:hanging="260"/>
+            </w:pPr>
+            <w:r>
+              <w:rPr>
+                <w:b/>
+                <w:bCs/>
+                <w:color w:val="C00000"/>
+                <w:sz w:val="21"/>
+                <w:szCs w:val="21"/>
+              </w:rPr>
+              <w:t xml:space="preserve">→</w:t>
+            </w:r>
+            <w:r>
+              <w:tab/>
+            </w:r>
+            <w:r>
+              <w:rPr>
+                <w:sz w:val="21"/>
+                <w:szCs w:val="21"/>
+              </w:rPr>
+              <w:t xml:space="preserve">CBAM stays; India gets an assurance of any future CBAM flexibility given to others</w:t>
+            </w:r>
+          </w:p>
+        </w:tc>
+      </w:tr>
+      <w:tr>
+        <w:trPr>
+          <w:cantSplit/>
+        </w:trPr>
+        <w:tc>
+          <w:tcPr>
+            <w:tcW w:type="dxa" w:w="520"/>
+            <w:tcBorders>
+              <w:top w:val="single" w:color="BFBFBF" w:sz="4"/>
+              <w:left w:val="single" w:color="BFBFBF" w:sz="4"/>
+              <w:bottom w:val="single" w:color="BFBFBF" w:sz="4"/>
+              <w:right w:val="single" w:color="BFBFBF" w:sz="4"/>
+            </w:tcBorders>
+            <w:shd w:fill="F5F7FB" w:color="auto" w:val="clear"/>
+            <w:tcMar>
+              <w:top w:type="dxa" w:w="70"/>
+              <w:left w:type="dxa" w:w="100"/>
+              <w:bottom w:type="dxa" w:w="70"/>
+              <w:right w:type="dxa" w:w="100"/>
+            </w:tcMar>
+            <w:vAlign w:val="center"/>
+          </w:tcPr>
+          <w:p>
+            <w:pPr>
+              <w:spacing w:after="0" w:before="0" w:line="300"/>
+              <w:jc w:val="center"/>
+            </w:pPr>
+            <w:r>
+              <w:rPr>
+                <w:color w:val="7F7F7F"/>
+                <w:sz w:val="21"/>
+                <w:szCs w:val="21"/>
+              </w:rPr>
+              <w:t xml:space="preserve">4</w:t>
+            </w:r>
+          </w:p>
+        </w:tc>
+        <w:tc>
+          <w:tcPr>
+            <w:tcW w:type="dxa" w:w="2200"/>
+            <w:tcBorders>
+              <w:top w:val="single" w:color="BFBFBF" w:sz="4"/>
+              <w:left w:val="single" w:color="BFBFBF" w:sz="4"/>
+              <w:bottom w:val="single" w:color="BFBFBF" w:sz="4"/>
+              <w:right w:val="single" w:color="BFBFBF" w:sz="4"/>
+            </w:tcBorders>
+            <w:shd w:fill="F5F7FB" w:color="auto" w:val="clear"/>
+            <w:tcMar>
+              <w:top w:type="dxa" w:w="70"/>
+              <w:left w:type="dxa" w:w="100"/>
+              <w:bottom w:type="dxa" w:w="70"/>
+              <w:right w:type="dxa" w:w="100"/>
+            </w:tcMar>
+            <w:vAlign w:val="center"/>
+          </w:tcPr>
+          <w:p>
+            <w:pPr>
+              <w:spacing w:after="0" w:before="0" w:line="300"/>
+            </w:pPr>
+            <w:r>
+              <w:rPr>
+                <w:b/>
+                <w:bCs/>
+                <w:color w:val="1F3864"/>
+                <w:sz w:val="21"/>
+                <w:szCs w:val="21"/>
+              </w:rPr>
+              <w:t xml:space="preserve">Problems</w:t>
+            </w:r>
+          </w:p>
+        </w:tc>
+        <w:tc>
+          <w:tcPr>
+            <w:tcW w:type="dxa" w:w="7986"/>
+            <w:tcBorders>
+              <w:top w:val="single" w:color="BFBFBF" w:sz="4"/>
+              <w:left w:val="single" w:color="BFBFBF" w:sz="4"/>
+              <w:bottom w:val="single" w:color="BFBFBF" w:sz="4"/>
+              <w:right w:val="single" w:color="BFBFBF" w:sz="4"/>
+            </w:tcBorders>
+            <w:shd w:fill="F5F7FB" w:color="auto" w:val="clear"/>
+            <w:tcMar>
+              <w:top w:type="dxa" w:w="70"/>
+              <w:left w:type="dxa" w:w="100"/>
+              <w:bottom w:type="dxa" w:w="70"/>
+              <w:right w:type="dxa" w:w="100"/>
+            </w:tcMar>
+            <w:vAlign w:val="center"/>
+          </w:tcPr>
+          <w:p>
+            <w:pPr>
+              <w:tabs>
+                <w:tab w:val="left" w:pos="260"/>
+              </w:tabs>
+              <w:spacing w:after="0" w:before="0" w:line="280"/>
+              <w:ind w:left="260" w:hanging="260"/>
+            </w:pPr>
+            <w:r>
+              <w:rPr>
+                <w:b/>
+                <w:bCs/>
+                <w:color w:val="C00000"/>
+                <w:sz w:val="21"/>
+                <w:szCs w:val="21"/>
+              </w:rPr>
+              <w:t xml:space="preserve">→</w:t>
+            </w:r>
+            <w:r>
+              <w:tab/>
+            </w:r>
+            <w:r>
+              <w:rPr>
+                <w:b/>
+                <w:bCs/>
+                <w:sz w:val="21"/>
+                <w:szCs w:val="21"/>
+              </w:rPr>
+              <w:t xml:space="preserve">CBAM:</w:t>
+            </w:r>
+            <w:r>
+              <w:rPr>
+                <w:sz w:val="21"/>
+                <w:szCs w:val="21"/>
+              </w:rPr>
+              <w:t xml:space="preserve"> carbon border tax on steel, aluminium and cement</w:t>
+            </w:r>
+          </w:p>
+          <w:p>
+            <w:pPr>
+              <w:tabs>
+                <w:tab w:val="left" w:pos="260"/>
+              </w:tabs>
+              <w:spacing w:after="0" w:before="40" w:line="280"/>
+              <w:ind w:left="260" w:hanging="260"/>
+            </w:pPr>
+            <w:r>
+              <w:rPr>
+                <w:b/>
+                <w:bCs/>
+                <w:color w:val="C00000"/>
+                <w:sz w:val="21"/>
+                <w:szCs w:val="21"/>
+              </w:rPr>
+              <w:t xml:space="preserve">→</w:t>
+            </w:r>
+            <w:r>
+              <w:tab/>
+            </w:r>
+            <w:r>
+              <w:rPr>
+                <w:sz w:val="21"/>
+                <w:szCs w:val="21"/>
+              </w:rPr>
+              <w:t xml:space="preserve">EU Deforestation Regulation and other green rules</w:t>
+            </w:r>
+          </w:p>
+          <w:p>
+            <w:pPr>
+              <w:tabs>
+                <w:tab w:val="left" w:pos="260"/>
+              </w:tabs>
+              <w:spacing w:after="0" w:before="40" w:line="280"/>
+              <w:ind w:left="260" w:hanging="260"/>
+            </w:pPr>
+            <w:r>
+              <w:rPr>
+                <w:b/>
+                <w:bCs/>
+                <w:color w:val="C00000"/>
+                <w:sz w:val="21"/>
+                <w:szCs w:val="21"/>
+              </w:rPr>
+              <w:t xml:space="preserve">→</w:t>
+            </w:r>
+            <w:r>
+              <w:tab/>
+            </w:r>
+            <w:r>
+              <w:rPr>
+                <w:sz w:val="21"/>
+                <w:szCs w:val="21"/>
+              </w:rPr>
+              <w:t xml:space="preserve">Strict standards and non-tariff barriers</w:t>
+            </w:r>
+          </w:p>
+          <w:p>
+            <w:pPr>
+              <w:tabs>
+                <w:tab w:val="left" w:pos="260"/>
+              </w:tabs>
+              <w:spacing w:after="0" w:before="40" w:line="280"/>
+              <w:ind w:left="260" w:hanging="260"/>
+            </w:pPr>
+            <w:r>
+              <w:rPr>
+                <w:b/>
+                <w:bCs/>
+                <w:color w:val="C00000"/>
+                <w:sz w:val="21"/>
+                <w:szCs w:val="21"/>
+              </w:rPr>
+              <w:t xml:space="preserve">→</w:t>
+            </w:r>
+            <w:r>
+              <w:tab/>
+            </w:r>
+            <w:r>
+              <w:rPr>
+                <w:sz w:val="21"/>
+                <w:szCs w:val="21"/>
+              </w:rPr>
+              <w:t xml:space="preserve">Ratification by the European Parliament</w:t>
+            </w:r>
+          </w:p>
+          <w:p>
+            <w:pPr>
+              <w:tabs>
+                <w:tab w:val="left" w:pos="260"/>
+              </w:tabs>
+              <w:spacing w:after="0" w:before="40" w:line="280"/>
+              <w:ind w:left="260" w:hanging="260"/>
+            </w:pPr>
+            <w:r>
+              <w:rPr>
+                <w:b/>
+                <w:bCs/>
+                <w:color w:val="C00000"/>
+                <w:sz w:val="21"/>
+                <w:szCs w:val="21"/>
+              </w:rPr>
+              <w:t xml:space="preserve">→</w:t>
+            </w:r>
+            <w:r>
+              <w:tab/>
+            </w:r>
+            <w:r>
+              <w:rPr>
+                <w:b/>
+                <w:bCs/>
+                <w:sz w:val="21"/>
+                <w:szCs w:val="21"/>
+              </w:rPr>
+              <w:t xml:space="preserve">Sensitive sectors:</w:t>
+            </w:r>
+            <w:r>
+              <w:rPr>
+                <w:sz w:val="21"/>
+                <w:szCs w:val="21"/>
+              </w:rPr>
+              <w:t xml:space="preserve"> autos, dairy, agriculture</w:t>
+            </w:r>
+          </w:p>
+          <w:p>
+            <w:pPr>
+              <w:tabs>
+                <w:tab w:val="left" w:pos="260"/>
+              </w:tabs>
+              <w:spacing w:after="0" w:before="40" w:line="280"/>
+              <w:ind w:left="260" w:hanging="260"/>
+            </w:pPr>
+            <w:r>
+              <w:rPr>
+                <w:b/>
+                <w:bCs/>
+                <w:color w:val="C00000"/>
+                <w:sz w:val="21"/>
+                <w:szCs w:val="21"/>
+              </w:rPr>
+              <w:t xml:space="preserve">→</w:t>
+            </w:r>
+            <w:r>
+              <w:tab/>
+            </w:r>
+            <w:r>
+              <w:rPr>
+                <w:sz w:val="21"/>
+                <w:szCs w:val="21"/>
+              </w:rPr>
+              <w:t xml:space="preserve">Labour, sustainability and data rules</w:t>
+            </w:r>
+          </w:p>
+        </w:tc>
+      </w:tr>
+      <w:tr>
+        <w:trPr>
+          <w:cantSplit/>
+        </w:trPr>
+        <w:tc>
+          <w:tcPr>
+            <w:tcW w:type="dxa" w:w="520"/>
+            <w:tcBorders>
+              <w:top w:val="single" w:color="BFBFBF" w:sz="4"/>
+              <w:left w:val="single" w:color="BFBFBF" w:sz="4"/>
+              <w:bottom w:val="single" w:color="BFBFBF" w:sz="4"/>
+              <w:right w:val="single" w:color="BFBFBF" w:sz="4"/>
+            </w:tcBorders>
+            <w:tcMar>
+              <w:top w:type="dxa" w:w="70"/>
+              <w:left w:type="dxa" w:w="100"/>
+              <w:bottom w:type="dxa" w:w="70"/>
+              <w:right w:type="dxa" w:w="100"/>
+            </w:tcMar>
+            <w:vAlign w:val="center"/>
+          </w:tcPr>
+          <w:p>
+            <w:pPr>
+              <w:spacing w:after="0" w:before="0" w:line="300"/>
+              <w:jc w:val="center"/>
+            </w:pPr>
+            <w:r>
+              <w:rPr>
+                <w:color w:val="7F7F7F"/>
+                <w:sz w:val="21"/>
+                <w:szCs w:val="21"/>
+              </w:rPr>
+              <w:t xml:space="preserve">5</w:t>
+            </w:r>
+          </w:p>
+        </w:tc>
+        <w:tc>
+          <w:tcPr>
+            <w:tcW w:type="dxa" w:w="2200"/>
+            <w:tcBorders>
+              <w:top w:val="single" w:color="BFBFBF" w:sz="4"/>
+              <w:left w:val="single" w:color="BFBFBF" w:sz="4"/>
+              <w:bottom w:val="single" w:color="BFBFBF" w:sz="4"/>
+              <w:right w:val="single" w:color="BFBFBF" w:sz="4"/>
+            </w:tcBorders>
+            <w:tcMar>
+              <w:top w:type="dxa" w:w="70"/>
+              <w:left w:type="dxa" w:w="100"/>
+              <w:bottom w:type="dxa" w:w="70"/>
+              <w:right w:type="dxa" w:w="100"/>
+            </w:tcMar>
+            <w:vAlign w:val="center"/>
+          </w:tcPr>
+          <w:p>
+            <w:pPr>
+              <w:spacing w:after="0" w:before="0" w:line="300"/>
+            </w:pPr>
+            <w:r>
+              <w:rPr>
+                <w:b/>
+                <w:bCs/>
+                <w:color w:val="1F3864"/>
+                <w:sz w:val="21"/>
+                <w:szCs w:val="21"/>
+              </w:rPr>
+              <w:t xml:space="preserve">Solutions</w:t>
+            </w:r>
+          </w:p>
+        </w:tc>
+        <w:tc>
+          <w:tcPr>
+            <w:tcW w:type="dxa" w:w="7986"/>
+            <w:tcBorders>
+              <w:top w:val="single" w:color="BFBFBF" w:sz="4"/>
+              <w:left w:val="single" w:color="BFBFBF" w:sz="4"/>
+              <w:bottom w:val="single" w:color="BFBFBF" w:sz="4"/>
+              <w:right w:val="single" w:color="BFBFBF" w:sz="4"/>
+            </w:tcBorders>
+            <w:tcMar>
+              <w:top w:type="dxa" w:w="70"/>
+              <w:left w:type="dxa" w:w="100"/>
+              <w:bottom w:type="dxa" w:w="70"/>
+              <w:right w:type="dxa" w:w="100"/>
+            </w:tcMar>
+            <w:vAlign w:val="center"/>
+          </w:tcPr>
+          <w:p>
+            <w:pPr>
+              <w:tabs>
+                <w:tab w:val="left" w:pos="260"/>
+              </w:tabs>
+              <w:spacing w:after="0" w:before="0" w:line="280"/>
+              <w:ind w:left="260" w:hanging="260"/>
+            </w:pPr>
+            <w:r>
+              <w:rPr>
+                <w:b/>
+                <w:bCs/>
+                <w:color w:val="C00000"/>
+                <w:sz w:val="21"/>
+                <w:szCs w:val="21"/>
+              </w:rPr>
+              <w:t xml:space="preserve">→</w:t>
+            </w:r>
+            <w:r>
+              <w:tab/>
+            </w:r>
+            <w:r>
+              <w:rPr>
+                <w:sz w:val="21"/>
+                <w:szCs w:val="21"/>
+              </w:rPr>
+              <w:t xml:space="preserve">Ratify and implement quickly; prepare MSMEs to use it</w:t>
+            </w:r>
+          </w:p>
+          <w:p>
+            <w:pPr>
+              <w:tabs>
+                <w:tab w:val="left" w:pos="260"/>
+              </w:tabs>
+              <w:spacing w:after="0" w:before="40" w:line="280"/>
+              <w:ind w:left="260" w:hanging="260"/>
+            </w:pPr>
+            <w:r>
+              <w:rPr>
+                <w:b/>
+                <w:bCs/>
+                <w:color w:val="C00000"/>
+                <w:sz w:val="21"/>
+                <w:szCs w:val="21"/>
+              </w:rPr>
+              <w:t xml:space="preserve">→</w:t>
+            </w:r>
+            <w:r>
+              <w:tab/>
+            </w:r>
+            <w:r>
+              <w:rPr>
+                <w:b/>
+                <w:bCs/>
+                <w:sz w:val="21"/>
+                <w:szCs w:val="21"/>
+              </w:rPr>
+              <w:t xml:space="preserve">Green transition:</w:t>
+            </w:r>
+            <w:r>
+              <w:rPr>
+                <w:sz w:val="21"/>
+                <w:szCs w:val="21"/>
+              </w:rPr>
+              <w:t xml:space="preserve"> carbon market, low-carbon steel</w:t>
+            </w:r>
+          </w:p>
+          <w:p>
+            <w:pPr>
+              <w:tabs>
+                <w:tab w:val="left" w:pos="260"/>
+              </w:tabs>
+              <w:spacing w:after="0" w:before="40" w:line="280"/>
+              <w:ind w:left="260" w:hanging="260"/>
+            </w:pPr>
+            <w:r>
+              <w:rPr>
+                <w:b/>
+                <w:bCs/>
+                <w:color w:val="C00000"/>
+                <w:sz w:val="21"/>
+                <w:szCs w:val="21"/>
+              </w:rPr>
+              <w:t xml:space="preserve">→</w:t>
+            </w:r>
+            <w:r>
+              <w:tab/>
+            </w:r>
+            <w:r>
+              <w:rPr>
+                <w:sz w:val="21"/>
+                <w:szCs w:val="21"/>
+              </w:rPr>
+              <w:t xml:space="preserve">Help exporters meet EU standards</w:t>
+            </w:r>
+          </w:p>
+          <w:p>
+            <w:pPr>
+              <w:tabs>
+                <w:tab w:val="left" w:pos="260"/>
+              </w:tabs>
+              <w:spacing w:after="0" w:before="40" w:line="280"/>
+              <w:ind w:left="260" w:hanging="260"/>
+            </w:pPr>
+            <w:r>
+              <w:rPr>
+                <w:b/>
+                <w:bCs/>
+                <w:color w:val="C00000"/>
+                <w:sz w:val="21"/>
+                <w:szCs w:val="21"/>
+              </w:rPr>
+              <w:t xml:space="preserve">→</w:t>
+            </w:r>
+            <w:r>
+              <w:tab/>
+            </w:r>
+            <w:r>
+              <w:rPr>
+                <w:sz w:val="21"/>
+                <w:szCs w:val="21"/>
+              </w:rPr>
+              <w:t xml:space="preserve">Use the Trade and Technology Council for tech and supply chains</w:t>
+            </w:r>
+          </w:p>
+          <w:p>
+            <w:pPr>
+              <w:tabs>
+                <w:tab w:val="left" w:pos="260"/>
+              </w:tabs>
+              <w:spacing w:after="0" w:before="40" w:line="280"/>
+              <w:ind w:left="260" w:hanging="260"/>
+            </w:pPr>
+            <w:r>
+              <w:rPr>
+                <w:b/>
+                <w:bCs/>
+                <w:color w:val="C00000"/>
+                <w:sz w:val="21"/>
+                <w:szCs w:val="21"/>
+              </w:rPr>
+              <w:t xml:space="preserve">→</w:t>
+            </w:r>
+            <w:r>
+              <w:tab/>
+            </w:r>
+            <w:r>
+              <w:rPr>
+                <w:sz w:val="21"/>
+                <w:szCs w:val="21"/>
+              </w:rPr>
+              <w:t xml:space="preserve">Keep negotiating CBAM relief</w:t>
+            </w:r>
+          </w:p>
+        </w:tc>
+      </w:tr>
+      <w:tr>
+        <w:trPr>
+          <w:cantSplit/>
+        </w:trPr>
+        <w:tc>
+          <w:tcPr>
+            <w:tcW w:type="dxa" w:w="520"/>
+            <w:tcBorders>
+              <w:top w:val="single" w:color="BFBFBF" w:sz="4"/>
+              <w:left w:val="single" w:color="BFBFBF" w:sz="4"/>
+              <w:bottom w:val="single" w:color="BFBFBF" w:sz="4"/>
+              <w:right w:val="single" w:color="BFBFBF" w:sz="4"/>
+            </w:tcBorders>
+            <w:shd w:fill="F5F7FB" w:color="auto" w:val="clear"/>
+            <w:tcMar>
+              <w:top w:type="dxa" w:w="70"/>
+              <w:left w:type="dxa" w:w="100"/>
+              <w:bottom w:type="dxa" w:w="70"/>
+              <w:right w:type="dxa" w:w="100"/>
+            </w:tcMar>
+            <w:vAlign w:val="center"/>
+          </w:tcPr>
+          <w:p>
+            <w:pPr>
+              <w:spacing w:after="0" w:before="0" w:line="300"/>
+              <w:jc w:val="center"/>
+            </w:pPr>
+            <w:r>
+              <w:rPr>
+                <w:color w:val="7F7F7F"/>
+                <w:sz w:val="21"/>
+                <w:szCs w:val="21"/>
+              </w:rPr>
+              <w:t xml:space="preserve">6</w:t>
+            </w:r>
+          </w:p>
+        </w:tc>
+        <w:tc>
+          <w:tcPr>
+            <w:tcW w:type="dxa" w:w="2200"/>
+            <w:tcBorders>
+              <w:top w:val="single" w:color="BFBFBF" w:sz="4"/>
+              <w:left w:val="single" w:color="BFBFBF" w:sz="4"/>
+              <w:bottom w:val="single" w:color="BFBFBF" w:sz="4"/>
+              <w:right w:val="single" w:color="BFBFBF" w:sz="4"/>
+            </w:tcBorders>
+            <w:shd w:fill="F5F7FB" w:color="auto" w:val="clear"/>
+            <w:tcMar>
+              <w:top w:type="dxa" w:w="70"/>
+              <w:left w:type="dxa" w:w="100"/>
+              <w:bottom w:type="dxa" w:w="70"/>
+              <w:right w:type="dxa" w:w="100"/>
+            </w:tcMar>
+            <w:vAlign w:val="center"/>
+          </w:tcPr>
+          <w:p>
+            <w:pPr>
+              <w:spacing w:after="0" w:before="0" w:line="300"/>
+            </w:pPr>
+            <w:r>
+              <w:rPr>
+                <w:b/>
+                <w:bCs/>
+                <w:color w:val="1F3864"/>
+                <w:sz w:val="21"/>
+                <w:szCs w:val="21"/>
+              </w:rPr>
+              <w:t xml:space="preserve">Conclusion</w:t>
+            </w:r>
+          </w:p>
+        </w:tc>
+        <w:tc>
+          <w:tcPr>
+            <w:tcW w:type="dxa" w:w="7986"/>
+            <w:tcBorders>
+              <w:top w:val="single" w:color="BFBFBF" w:sz="4"/>
+              <w:left w:val="single" w:color="BFBFBF" w:sz="4"/>
+              <w:bottom w:val="single" w:color="BFBFBF" w:sz="4"/>
+              <w:right w:val="single" w:color="BFBFBF" w:sz="4"/>
+            </w:tcBorders>
+            <w:shd w:fill="F5F7FB" w:color="auto" w:val="clear"/>
+            <w:tcMar>
+              <w:top w:type="dxa" w:w="70"/>
+              <w:left w:type="dxa" w:w="100"/>
+              <w:bottom w:type="dxa" w:w="70"/>
+              <w:right w:type="dxa" w:w="100"/>
+            </w:tcMar>
+            <w:vAlign w:val="center"/>
+          </w:tcPr>
+          <w:p>
+            <w:pPr>
+              <w:tabs>
+                <w:tab w:val="left" w:pos="260"/>
+              </w:tabs>
+              <w:spacing w:after="0" w:before="0" w:line="280"/>
+              <w:ind w:left="260" w:hanging="260"/>
+            </w:pPr>
+            <w:r>
+              <w:rPr>
+                <w:b/>
+                <w:bCs/>
+                <w:color w:val="C00000"/>
+                <w:sz w:val="21"/>
+                <w:szCs w:val="21"/>
+              </w:rPr>
+              <w:t xml:space="preserve">→</w:t>
+            </w:r>
+            <w:r>
+              <w:tab/>
+            </w:r>
+            <w:r>
+              <w:rPr>
+                <w:sz w:val="21"/>
+                <w:szCs w:val="21"/>
+              </w:rPr>
+              <w:t xml:space="preserve">A landmark deal between two of the world's largest economies</w:t>
+            </w:r>
+          </w:p>
+          <w:p>
+            <w:pPr>
+              <w:tabs>
+                <w:tab w:val="left" w:pos="260"/>
+              </w:tabs>
+              <w:spacing w:after="0" w:before="40" w:line="280"/>
+              <w:ind w:left="260" w:hanging="260"/>
+            </w:pPr>
+            <w:r>
+              <w:rPr>
+                <w:b/>
+                <w:bCs/>
+                <w:color w:val="C00000"/>
+                <w:sz w:val="21"/>
+                <w:szCs w:val="21"/>
+              </w:rPr>
+              <w:t xml:space="preserve">→</w:t>
+            </w:r>
+            <w:r>
+              <w:tab/>
+            </w:r>
+            <w:r>
+              <w:rPr>
+                <w:sz w:val="21"/>
+                <w:szCs w:val="21"/>
+              </w:rPr>
+              <w:t xml:space="preserve">Opens a big market for "Make in India"</w:t>
+            </w:r>
+          </w:p>
+          <w:p>
+            <w:pPr>
+              <w:tabs>
+                <w:tab w:val="left" w:pos="260"/>
+              </w:tabs>
+              <w:spacing w:after="0" w:before="40" w:line="280"/>
+              <w:ind w:left="260" w:hanging="260"/>
+            </w:pPr>
+            <w:r>
+              <w:rPr>
+                <w:b/>
+                <w:bCs/>
+                <w:color w:val="C00000"/>
+                <w:sz w:val="21"/>
+                <w:szCs w:val="21"/>
+              </w:rPr>
+              <w:t xml:space="preserve">→</w:t>
+            </w:r>
+            <w:r>
+              <w:tab/>
+            </w:r>
+            <w:r>
+              <w:rPr>
+                <w:sz w:val="21"/>
+                <w:szCs w:val="21"/>
+              </w:rPr>
+              <w:t xml:space="preserve">Its success depends on implementation and meeting green standards</w:t>
+            </w:r>
+          </w:p>
+        </w:tc>
+      </w:tr>
+    </w:tbl>
+    <w:p>
+      <w:pPr>
+        <w:pStyle w:val="Heading1"/>
+        <w:pageBreakBefore/>
+        <w:shd w:fill="1F3864" w:color="auto" w:val="clear"/>
+        <w:spacing w:after="160" w:before="0"/>
+        <w:ind w:left="100" w:right="100"/>
+      </w:pPr>
+      <w:r>
+        <w:t xml:space="preserve">Topic 18: India–France Relations</w:t>
+      </w:r>
+    </w:p>
+    <w:tbl>
+      <w:tblPr>
+        <w:tblW w:type="dxa" w:w="10706"/>
+        <w:tblBorders>
+          <w:top w:val="single" w:color="auto" w:sz="4"/>
+          <w:left w:val="single" w:color="auto" w:sz="4"/>
+          <w:bottom w:val="single" w:color="auto" w:sz="4"/>
+          <w:right w:val="single" w:color="auto" w:sz="4"/>
+          <w:insideH w:val="single" w:color="auto" w:sz="4"/>
+          <w:insideV w:val="single" w:color="auto" w:sz="4"/>
+        </w:tblBorders>
+      </w:tblPr>
+      <w:tblGrid>
+        <w:gridCol w:w="520"/>
+        <w:gridCol w:w="2200"/>
+        <w:gridCol w:w="7986"/>
+      </w:tblGrid>
+      <w:tr>
+        <w:trPr>
+          <w:tblHeader/>
+        </w:trPr>
+        <w:tc>
+          <w:tcPr>
+            <w:tcW w:type="dxa" w:w="520"/>
+            <w:tcBorders>
+              <w:top w:val="single" w:color="BFBFBF" w:sz="4"/>
+              <w:left w:val="single" w:color="BFBFBF" w:sz="4"/>
+              <w:bottom w:val="single" w:color="BFBFBF" w:sz="4"/>
+              <w:right w:val="single" w:color="BFBFBF" w:sz="4"/>
+            </w:tcBorders>
+            <w:shd w:fill="DCE3F0" w:color="auto" w:val="clear"/>
+            <w:tcMar>
+              <w:top w:type="dxa" w:w="70"/>
+              <w:left w:type="dxa" w:w="100"/>
+              <w:bottom w:type="dxa" w:w="70"/>
+              <w:right w:type="dxa" w:w="100"/>
+            </w:tcMar>
+            <w:vAlign w:val="center"/>
+          </w:tcPr>
+          <w:p>
+            <w:pPr>
+              <w:spacing w:after="0" w:before="0" w:line="300"/>
+              <w:jc w:val="center"/>
+            </w:pPr>
+            <w:r>
+              <w:rPr>
+                <w:b/>
+                <w:bCs/>
+                <w:sz w:val="21"/>
+                <w:szCs w:val="21"/>
+              </w:rPr>
+              <w:t xml:space="preserve">#</w:t>
+            </w:r>
+          </w:p>
+        </w:tc>
+        <w:tc>
+          <w:tcPr>
+            <w:tcW w:type="dxa" w:w="2200"/>
+            <w:tcBorders>
+              <w:top w:val="single" w:color="BFBFBF" w:sz="4"/>
+              <w:left w:val="single" w:color="BFBFBF" w:sz="4"/>
+              <w:bottom w:val="single" w:color="BFBFBF" w:sz="4"/>
+              <w:right w:val="single" w:color="BFBFBF" w:sz="4"/>
+            </w:tcBorders>
+            <w:shd w:fill="DCE3F0" w:color="auto" w:val="clear"/>
+            <w:tcMar>
+              <w:top w:type="dxa" w:w="70"/>
+              <w:left w:type="dxa" w:w="100"/>
+              <w:bottom w:type="dxa" w:w="70"/>
+              <w:right w:type="dxa" w:w="100"/>
+            </w:tcMar>
+            <w:vAlign w:val="center"/>
+          </w:tcPr>
+          <w:p>
+            <w:pPr>
+              <w:spacing w:after="0" w:before="0" w:line="300"/>
+            </w:pPr>
+            <w:r>
+              <w:rPr>
+                <w:b/>
+                <w:bCs/>
+                <w:sz w:val="21"/>
+                <w:szCs w:val="21"/>
+              </w:rPr>
+              <w:t xml:space="preserve">Stage</w:t>
+            </w:r>
+          </w:p>
+        </w:tc>
+        <w:tc>
+          <w:tcPr>
+            <w:tcW w:type="dxa" w:w="7986"/>
+            <w:tcBorders>
+              <w:top w:val="single" w:color="BFBFBF" w:sz="4"/>
+              <w:left w:val="single" w:color="BFBFBF" w:sz="4"/>
+              <w:bottom w:val="single" w:color="BFBFBF" w:sz="4"/>
+              <w:right w:val="single" w:color="BFBFBF" w:sz="4"/>
+            </w:tcBorders>
+            <w:shd w:fill="DCE3F0" w:color="auto" w:val="clear"/>
+            <w:tcMar>
+              <w:top w:type="dxa" w:w="70"/>
+              <w:left w:type="dxa" w:w="100"/>
+              <w:bottom w:type="dxa" w:w="70"/>
+              <w:right w:type="dxa" w:w="100"/>
+            </w:tcMar>
+            <w:vAlign w:val="center"/>
+          </w:tcPr>
+          <w:p>
+            <w:pPr>
+              <w:spacing w:after="0" w:before="0" w:line="300"/>
+            </w:pPr>
+            <w:r>
+              <w:rPr>
+                <w:b/>
+                <w:bCs/>
+                <w:sz w:val="21"/>
+                <w:szCs w:val="21"/>
+              </w:rPr>
+              <w:t xml:space="preserve">Flow</w:t>
+            </w:r>
+          </w:p>
+        </w:tc>
+      </w:tr>
+      <w:tr>
+        <w:trPr>
+          <w:cantSplit/>
+        </w:trPr>
+        <w:tc>
+          <w:tcPr>
+            <w:tcW w:type="dxa" w:w="520"/>
+            <w:tcBorders>
+              <w:top w:val="single" w:color="BFBFBF" w:sz="4"/>
+              <w:left w:val="single" w:color="BFBFBF" w:sz="4"/>
+              <w:bottom w:val="single" w:color="BFBFBF" w:sz="4"/>
+              <w:right w:val="single" w:color="BFBFBF" w:sz="4"/>
+            </w:tcBorders>
+            <w:tcMar>
+              <w:top w:type="dxa" w:w="70"/>
+              <w:left w:type="dxa" w:w="100"/>
+              <w:bottom w:type="dxa" w:w="70"/>
+              <w:right w:type="dxa" w:w="100"/>
+            </w:tcMar>
+            <w:vAlign w:val="center"/>
+          </w:tcPr>
+          <w:p>
+            <w:pPr>
+              <w:spacing w:after="0" w:before="0" w:line="300"/>
+              <w:jc w:val="center"/>
+            </w:pPr>
+            <w:r>
+              <w:rPr>
+                <w:color w:val="7F7F7F"/>
+                <w:sz w:val="21"/>
+                <w:szCs w:val="21"/>
+              </w:rPr>
+              <w:t xml:space="preserve">1</w:t>
+            </w:r>
+          </w:p>
+        </w:tc>
+        <w:tc>
+          <w:tcPr>
+            <w:tcW w:type="dxa" w:w="2200"/>
+            <w:tcBorders>
+              <w:top w:val="single" w:color="BFBFBF" w:sz="4"/>
+              <w:left w:val="single" w:color="BFBFBF" w:sz="4"/>
+              <w:bottom w:val="single" w:color="BFBFBF" w:sz="4"/>
+              <w:right w:val="single" w:color="BFBFBF" w:sz="4"/>
+            </w:tcBorders>
+            <w:tcMar>
+              <w:top w:type="dxa" w:w="70"/>
+              <w:left w:type="dxa" w:w="100"/>
+              <w:bottom w:type="dxa" w:w="70"/>
+              <w:right w:type="dxa" w:w="100"/>
+            </w:tcMar>
+            <w:vAlign w:val="center"/>
+          </w:tcPr>
+          <w:p>
+            <w:pPr>
+              <w:spacing w:after="0" w:before="0" w:line="300"/>
+            </w:pPr>
+            <w:r>
+              <w:rPr>
+                <w:b/>
+                <w:bCs/>
+                <w:color w:val="1F3864"/>
+                <w:sz w:val="21"/>
+                <w:szCs w:val="21"/>
+              </w:rPr>
+              <w:t xml:space="preserve">What is it</w:t>
+            </w:r>
+          </w:p>
+        </w:tc>
+        <w:tc>
+          <w:tcPr>
+            <w:tcW w:type="dxa" w:w="7986"/>
+            <w:tcBorders>
+              <w:top w:val="single" w:color="BFBFBF" w:sz="4"/>
+              <w:left w:val="single" w:color="BFBFBF" w:sz="4"/>
+              <w:bottom w:val="single" w:color="BFBFBF" w:sz="4"/>
+              <w:right w:val="single" w:color="BFBFBF" w:sz="4"/>
+            </w:tcBorders>
+            <w:tcMar>
+              <w:top w:type="dxa" w:w="70"/>
+              <w:left w:type="dxa" w:w="100"/>
+              <w:bottom w:type="dxa" w:w="70"/>
+              <w:right w:type="dxa" w:w="100"/>
+            </w:tcMar>
+            <w:vAlign w:val="center"/>
+          </w:tcPr>
+          <w:p>
+            <w:pPr>
+              <w:tabs>
+                <w:tab w:val="left" w:pos="260"/>
+              </w:tabs>
+              <w:spacing w:after="0" w:before="0" w:line="280"/>
+              <w:ind w:left="260" w:hanging="260"/>
+            </w:pPr>
+            <w:r>
+              <w:rPr>
+                <w:b/>
+                <w:bCs/>
+                <w:color w:val="C00000"/>
+                <w:sz w:val="21"/>
+                <w:szCs w:val="21"/>
+              </w:rPr>
+              <w:t xml:space="preserve">→</w:t>
+            </w:r>
+            <w:r>
+              <w:tab/>
+            </w:r>
+            <w:r>
+              <w:rPr>
+                <w:sz w:val="21"/>
+                <w:szCs w:val="21"/>
+              </w:rPr>
+              <w:t xml:space="preserve">India's first strategic partnership (1998)</w:t>
+            </w:r>
+          </w:p>
+          <w:p>
+            <w:pPr>
+              <w:tabs>
+                <w:tab w:val="left" w:pos="260"/>
+              </w:tabs>
+              <w:spacing w:after="0" w:before="40" w:line="280"/>
+              <w:ind w:left="260" w:hanging="260"/>
+            </w:pPr>
+            <w:r>
+              <w:rPr>
+                <w:b/>
+                <w:bCs/>
+                <w:color w:val="C00000"/>
+                <w:sz w:val="21"/>
+                <w:szCs w:val="21"/>
+              </w:rPr>
+              <w:t xml:space="preserve">→</w:t>
+            </w:r>
+            <w:r>
+              <w:tab/>
+            </w:r>
+            <w:r>
+              <w:rPr>
+                <w:sz w:val="21"/>
+                <w:szCs w:val="21"/>
+              </w:rPr>
+              <w:t xml:space="preserve">France stood by India after the 1998 nuclear tests</w:t>
+            </w:r>
+          </w:p>
+          <w:p>
+            <w:pPr>
+              <w:tabs>
+                <w:tab w:val="left" w:pos="260"/>
+              </w:tabs>
+              <w:spacing w:after="0" w:before="40" w:line="280"/>
+              <w:ind w:left="260" w:hanging="260"/>
+            </w:pPr>
+            <w:r>
+              <w:rPr>
+                <w:b/>
+                <w:bCs/>
+                <w:color w:val="C00000"/>
+                <w:sz w:val="21"/>
+                <w:szCs w:val="21"/>
+              </w:rPr>
+              <w:t xml:space="preserve">→</w:t>
+            </w:r>
+            <w:r>
+              <w:tab/>
+            </w:r>
+            <w:r>
+              <w:rPr>
+                <w:b/>
+                <w:bCs/>
+                <w:sz w:val="21"/>
+                <w:szCs w:val="21"/>
+              </w:rPr>
+              <w:t xml:space="preserve">Pillars:</w:t>
+            </w:r>
+            <w:r>
+              <w:rPr>
+                <w:sz w:val="21"/>
+                <w:szCs w:val="21"/>
+              </w:rPr>
+              <w:t xml:space="preserve"> defence, nuclear energy, space, Indo-Pacific</w:t>
+            </w:r>
+          </w:p>
+          <w:p>
+            <w:pPr>
+              <w:tabs>
+                <w:tab w:val="left" w:pos="260"/>
+              </w:tabs>
+              <w:spacing w:after="0" w:before="40" w:line="280"/>
+              <w:ind w:left="260" w:hanging="260"/>
+            </w:pPr>
+            <w:r>
+              <w:rPr>
+                <w:b/>
+                <w:bCs/>
+                <w:color w:val="C00000"/>
+                <w:sz w:val="21"/>
+                <w:szCs w:val="21"/>
+              </w:rPr>
+              <w:t xml:space="preserve">→</w:t>
+            </w:r>
+            <w:r>
+              <w:tab/>
+            </w:r>
+            <w:r>
+              <w:rPr>
+                <w:sz w:val="21"/>
+                <w:szCs w:val="21"/>
+              </w:rPr>
+              <w:t xml:space="preserve">Horizon 2047 roadmap (2023) for the next 25 years</w:t>
+            </w:r>
+          </w:p>
+        </w:tc>
+      </w:tr>
+      <w:tr>
+        <w:trPr>
+          <w:cantSplit/>
+        </w:trPr>
+        <w:tc>
+          <w:tcPr>
+            <w:tcW w:type="dxa" w:w="520"/>
+            <w:tcBorders>
+              <w:top w:val="single" w:color="BFBFBF" w:sz="4"/>
+              <w:left w:val="single" w:color="BFBFBF" w:sz="4"/>
+              <w:bottom w:val="single" w:color="BFBFBF" w:sz="4"/>
+              <w:right w:val="single" w:color="BFBFBF" w:sz="4"/>
+            </w:tcBorders>
+            <w:shd w:fill="F5F7FB" w:color="auto" w:val="clear"/>
+            <w:tcMar>
+              <w:top w:type="dxa" w:w="70"/>
+              <w:left w:type="dxa" w:w="100"/>
+              <w:bottom w:type="dxa" w:w="70"/>
+              <w:right w:type="dxa" w:w="100"/>
+            </w:tcMar>
+            <w:vAlign w:val="center"/>
+          </w:tcPr>
+          <w:p>
+            <w:pPr>
+              <w:spacing w:after="0" w:before="0" w:line="300"/>
+              <w:jc w:val="center"/>
+            </w:pPr>
+            <w:r>
+              <w:rPr>
+                <w:color w:val="7F7F7F"/>
+                <w:sz w:val="21"/>
+                <w:szCs w:val="21"/>
+              </w:rPr>
+              <w:t xml:space="preserve">2</w:t>
+            </w:r>
+          </w:p>
+        </w:tc>
+        <w:tc>
+          <w:tcPr>
+            <w:tcW w:type="dxa" w:w="2200"/>
+            <w:tcBorders>
+              <w:top w:val="single" w:color="BFBFBF" w:sz="4"/>
+              <w:left w:val="single" w:color="BFBFBF" w:sz="4"/>
+              <w:bottom w:val="single" w:color="BFBFBF" w:sz="4"/>
+              <w:right w:val="single" w:color="BFBFBF" w:sz="4"/>
+            </w:tcBorders>
+            <w:shd w:fill="F5F7FB" w:color="auto" w:val="clear"/>
+            <w:tcMar>
+              <w:top w:type="dxa" w:w="70"/>
+              <w:left w:type="dxa" w:w="100"/>
+              <w:bottom w:type="dxa" w:w="70"/>
+              <w:right w:type="dxa" w:w="100"/>
+            </w:tcMar>
+            <w:vAlign w:val="center"/>
+          </w:tcPr>
+          <w:p>
+            <w:pPr>
+              <w:spacing w:after="0" w:before="0" w:line="300"/>
+            </w:pPr>
+            <w:r>
+              <w:rPr>
+                <w:b/>
+                <w:bCs/>
+                <w:color w:val="1F3864"/>
+                <w:sz w:val="21"/>
+                <w:szCs w:val="21"/>
+              </w:rPr>
+              <w:t xml:space="preserve">Why it matters</w:t>
+            </w:r>
+          </w:p>
+        </w:tc>
+        <w:tc>
+          <w:tcPr>
+            <w:tcW w:type="dxa" w:w="7986"/>
+            <w:tcBorders>
+              <w:top w:val="single" w:color="BFBFBF" w:sz="4"/>
+              <w:left w:val="single" w:color="BFBFBF" w:sz="4"/>
+              <w:bottom w:val="single" w:color="BFBFBF" w:sz="4"/>
+              <w:right w:val="single" w:color="BFBFBF" w:sz="4"/>
+            </w:tcBorders>
+            <w:shd w:fill="F5F7FB" w:color="auto" w:val="clear"/>
+            <w:tcMar>
+              <w:top w:type="dxa" w:w="70"/>
+              <w:left w:type="dxa" w:w="100"/>
+              <w:bottom w:type="dxa" w:w="70"/>
+              <w:right w:type="dxa" w:w="100"/>
+            </w:tcMar>
+            <w:vAlign w:val="center"/>
+          </w:tcPr>
+          <w:p>
+            <w:pPr>
+              <w:tabs>
+                <w:tab w:val="left" w:pos="260"/>
+              </w:tabs>
+              <w:spacing w:after="0" w:before="0" w:line="280"/>
+              <w:ind w:left="260" w:hanging="260"/>
+            </w:pPr>
+            <w:r>
+              <w:rPr>
+                <w:b/>
+                <w:bCs/>
+                <w:color w:val="C00000"/>
+                <w:sz w:val="21"/>
+                <w:szCs w:val="21"/>
+              </w:rPr>
+              <w:t xml:space="preserve">→</w:t>
+            </w:r>
+            <w:r>
+              <w:tab/>
+            </w:r>
+            <w:r>
+              <w:rPr>
+                <w:b/>
+                <w:bCs/>
+                <w:sz w:val="21"/>
+                <w:szCs w:val="21"/>
+              </w:rPr>
+              <w:t xml:space="preserve">Defence:</w:t>
+            </w:r>
+            <w:r>
+              <w:rPr>
+                <w:sz w:val="21"/>
+                <w:szCs w:val="21"/>
+              </w:rPr>
+              <w:t xml:space="preserve"> Rafale, Scorpene submarines, jet engines; a reliable supplier without conditions</w:t>
+            </w:r>
+          </w:p>
+          <w:p>
+            <w:pPr>
+              <w:tabs>
+                <w:tab w:val="left" w:pos="260"/>
+              </w:tabs>
+              <w:spacing w:after="0" w:before="40" w:line="280"/>
+              <w:ind w:left="260" w:hanging="260"/>
+            </w:pPr>
+            <w:r>
+              <w:rPr>
+                <w:b/>
+                <w:bCs/>
+                <w:color w:val="C00000"/>
+                <w:sz w:val="21"/>
+                <w:szCs w:val="21"/>
+              </w:rPr>
+              <w:t xml:space="preserve">→</w:t>
+            </w:r>
+            <w:r>
+              <w:tab/>
+            </w:r>
+            <w:r>
+              <w:rPr>
+                <w:b/>
+                <w:bCs/>
+                <w:sz w:val="21"/>
+                <w:szCs w:val="21"/>
+              </w:rPr>
+              <w:t xml:space="preserve">Strategic:</w:t>
+            </w:r>
+            <w:r>
+              <w:rPr>
+                <w:sz w:val="21"/>
+                <w:szCs w:val="21"/>
+              </w:rPr>
+              <w:t xml:space="preserve"> strategic autonomy shared by both; France a resident Indo-Pacific power (Réunion)</w:t>
+            </w:r>
+          </w:p>
+          <w:p>
+            <w:pPr>
+              <w:tabs>
+                <w:tab w:val="left" w:pos="260"/>
+              </w:tabs>
+              <w:spacing w:after="0" w:before="40" w:line="280"/>
+              <w:ind w:left="260" w:hanging="260"/>
+            </w:pPr>
+            <w:r>
+              <w:rPr>
+                <w:b/>
+                <w:bCs/>
+                <w:color w:val="C00000"/>
+                <w:sz w:val="21"/>
+                <w:szCs w:val="21"/>
+              </w:rPr>
+              <w:t xml:space="preserve">→</w:t>
+            </w:r>
+            <w:r>
+              <w:tab/>
+            </w:r>
+            <w:r>
+              <w:rPr>
+                <w:b/>
+                <w:bCs/>
+                <w:sz w:val="21"/>
+                <w:szCs w:val="21"/>
+              </w:rPr>
+              <w:t xml:space="preserve">Nuclear and space:</w:t>
+            </w:r>
+            <w:r>
+              <w:rPr>
+                <w:sz w:val="21"/>
+                <w:szCs w:val="21"/>
+              </w:rPr>
+              <w:t xml:space="preserve"> Jaitapur, CNES–ISRO cooperation</w:t>
+            </w:r>
+          </w:p>
+          <w:p>
+            <w:pPr>
+              <w:tabs>
+                <w:tab w:val="left" w:pos="260"/>
+              </w:tabs>
+              <w:spacing w:after="0" w:before="40" w:line="280"/>
+              <w:ind w:left="260" w:hanging="260"/>
+            </w:pPr>
+            <w:r>
+              <w:rPr>
+                <w:b/>
+                <w:bCs/>
+                <w:color w:val="C00000"/>
+                <w:sz w:val="21"/>
+                <w:szCs w:val="21"/>
+              </w:rPr>
+              <w:t xml:space="preserve">→</w:t>
+            </w:r>
+            <w:r>
+              <w:tab/>
+            </w:r>
+            <w:r>
+              <w:rPr>
+                <w:b/>
+                <w:bCs/>
+                <w:sz w:val="21"/>
+                <w:szCs w:val="21"/>
+              </w:rPr>
+              <w:t xml:space="preserve">Climate:</w:t>
+            </w:r>
+            <w:r>
+              <w:rPr>
+                <w:sz w:val="21"/>
+                <w:szCs w:val="21"/>
+              </w:rPr>
+              <w:t xml:space="preserve"> co-founded the International Solar Alliance (2015)</w:t>
+            </w:r>
+          </w:p>
+          <w:p>
+            <w:pPr>
+              <w:tabs>
+                <w:tab w:val="left" w:pos="260"/>
+              </w:tabs>
+              <w:spacing w:after="0" w:before="40" w:line="280"/>
+              <w:ind w:left="260" w:hanging="260"/>
+            </w:pPr>
+            <w:r>
+              <w:rPr>
+                <w:b/>
+                <w:bCs/>
+                <w:color w:val="C00000"/>
+                <w:sz w:val="21"/>
+                <w:szCs w:val="21"/>
+              </w:rPr>
+              <w:t xml:space="preserve">→</w:t>
+            </w:r>
+            <w:r>
+              <w:tab/>
+            </w:r>
+            <w:r>
+              <w:rPr>
+                <w:b/>
+                <w:bCs/>
+                <w:sz w:val="21"/>
+                <w:szCs w:val="21"/>
+              </w:rPr>
+              <w:t xml:space="preserve">UN:</w:t>
+            </w:r>
+            <w:r>
+              <w:rPr>
+                <w:sz w:val="21"/>
+                <w:szCs w:val="21"/>
+              </w:rPr>
+              <w:t xml:space="preserve"> France backs India's permanent UNSC seat</w:t>
+            </w:r>
+          </w:p>
+        </w:tc>
+      </w:tr>
+      <w:tr>
+        <w:trPr>
+          <w:cantSplit/>
+        </w:trPr>
+        <w:tc>
+          <w:tcPr>
+            <w:tcW w:type="dxa" w:w="520"/>
+            <w:tcBorders>
+              <w:top w:val="single" w:color="BFBFBF" w:sz="4"/>
+              <w:left w:val="single" w:color="BFBFBF" w:sz="4"/>
+              <w:bottom w:val="single" w:color="BFBFBF" w:sz="4"/>
+              <w:right w:val="single" w:color="BFBFBF" w:sz="4"/>
+            </w:tcBorders>
+            <w:tcMar>
+              <w:top w:type="dxa" w:w="70"/>
+              <w:left w:type="dxa" w:w="100"/>
+              <w:bottom w:type="dxa" w:w="70"/>
+              <w:right w:type="dxa" w:w="100"/>
+            </w:tcMar>
+            <w:vAlign w:val="center"/>
+          </w:tcPr>
+          <w:p>
+            <w:pPr>
+              <w:spacing w:after="0" w:before="0" w:line="300"/>
+              <w:jc w:val="center"/>
+            </w:pPr>
+            <w:r>
+              <w:rPr>
+                <w:color w:val="7F7F7F"/>
+                <w:sz w:val="21"/>
+                <w:szCs w:val="21"/>
+              </w:rPr>
+              <w:t xml:space="preserve">3</w:t>
+            </w:r>
+          </w:p>
+        </w:tc>
+        <w:tc>
+          <w:tcPr>
+            <w:tcW w:type="dxa" w:w="2200"/>
+            <w:tcBorders>
+              <w:top w:val="single" w:color="BFBFBF" w:sz="4"/>
+              <w:left w:val="single" w:color="BFBFBF" w:sz="4"/>
+              <w:bottom w:val="single" w:color="BFBFBF" w:sz="4"/>
+              <w:right w:val="single" w:color="BFBFBF" w:sz="4"/>
+            </w:tcBorders>
+            <w:tcMar>
+              <w:top w:type="dxa" w:w="70"/>
+              <w:left w:type="dxa" w:w="100"/>
+              <w:bottom w:type="dxa" w:w="70"/>
+              <w:right w:type="dxa" w:w="100"/>
+            </w:tcMar>
+            <w:vAlign w:val="center"/>
+          </w:tcPr>
+          <w:p>
+            <w:pPr>
+              <w:spacing w:after="0" w:before="0" w:line="300"/>
+            </w:pPr>
+            <w:r>
+              <w:rPr>
+                <w:b/>
+                <w:bCs/>
+                <w:color w:val="1F3864"/>
+                <w:sz w:val="21"/>
+                <w:szCs w:val="21"/>
+              </w:rPr>
+              <w:t xml:space="preserve">Current status (Oct 2026)</w:t>
+            </w:r>
+          </w:p>
+        </w:tc>
+        <w:tc>
+          <w:tcPr>
+            <w:tcW w:type="dxa" w:w="7986"/>
+            <w:tcBorders>
+              <w:top w:val="single" w:color="BFBFBF" w:sz="4"/>
+              <w:left w:val="single" w:color="BFBFBF" w:sz="4"/>
+              <w:bottom w:val="single" w:color="BFBFBF" w:sz="4"/>
+              <w:right w:val="single" w:color="BFBFBF" w:sz="4"/>
+            </w:tcBorders>
+            <w:tcMar>
+              <w:top w:type="dxa" w:w="70"/>
+              <w:left w:type="dxa" w:w="100"/>
+              <w:bottom w:type="dxa" w:w="70"/>
+              <w:right w:type="dxa" w:w="100"/>
+            </w:tcMar>
+            <w:vAlign w:val="center"/>
+          </w:tcPr>
+          <w:p>
+            <w:pPr>
+              <w:tabs>
+                <w:tab w:val="left" w:pos="260"/>
+              </w:tabs>
+              <w:spacing w:after="0" w:before="0" w:line="280"/>
+              <w:ind w:left="260" w:hanging="260"/>
+            </w:pPr>
+            <w:r>
+              <w:rPr>
+                <w:b/>
+                <w:bCs/>
+                <w:color w:val="C00000"/>
+                <w:sz w:val="21"/>
+                <w:szCs w:val="21"/>
+              </w:rPr>
+              <w:t xml:space="preserve">→</w:t>
+            </w:r>
+            <w:r>
+              <w:tab/>
+            </w:r>
+            <w:r>
+              <w:rPr>
+                <w:sz w:val="21"/>
+                <w:szCs w:val="21"/>
+              </w:rPr>
+              <w:t xml:space="preserve">Macron in India (Feb 2026) for the AI Impact Summit; India–France Year of Innovation 2026 launched</w:t>
+            </w:r>
+          </w:p>
+          <w:p>
+            <w:pPr>
+              <w:tabs>
+                <w:tab w:val="left" w:pos="260"/>
+              </w:tabs>
+              <w:spacing w:after="0" w:before="40" w:line="280"/>
+              <w:ind w:left="260" w:hanging="260"/>
+            </w:pPr>
+            <w:r>
+              <w:rPr>
+                <w:b/>
+                <w:bCs/>
+                <w:color w:val="C00000"/>
+                <w:sz w:val="21"/>
+                <w:szCs w:val="21"/>
+              </w:rPr>
+              <w:t xml:space="preserve">→</w:t>
+            </w:r>
+            <w:r>
+              <w:tab/>
+            </w:r>
+            <w:r>
+              <w:rPr>
+                <w:sz w:val="21"/>
+                <w:szCs w:val="21"/>
+              </w:rPr>
+              <w:t xml:space="preserve">DAC cleared 114 Rafale fighters, 90 to be made in India (about €30 bn, potential biggest deal)</w:t>
+            </w:r>
+          </w:p>
+          <w:p>
+            <w:pPr>
+              <w:tabs>
+                <w:tab w:val="left" w:pos="260"/>
+              </w:tabs>
+              <w:spacing w:after="0" w:before="40" w:line="280"/>
+              <w:ind w:left="260" w:hanging="260"/>
+            </w:pPr>
+            <w:r>
+              <w:rPr>
+                <w:b/>
+                <w:bCs/>
+                <w:color w:val="C00000"/>
+                <w:sz w:val="21"/>
+                <w:szCs w:val="21"/>
+              </w:rPr>
+              <w:t xml:space="preserve">→</w:t>
+            </w:r>
+            <w:r>
+              <w:tab/>
+            </w:r>
+            <w:r>
+              <w:rPr>
+                <w:sz w:val="21"/>
+                <w:szCs w:val="21"/>
+              </w:rPr>
+              <w:t xml:space="preserve">26 Rafale-M for the Navy signed (2025); three more Scorpene submarines under talks</w:t>
+            </w:r>
+          </w:p>
+          <w:p>
+            <w:pPr>
+              <w:tabs>
+                <w:tab w:val="left" w:pos="260"/>
+              </w:tabs>
+              <w:spacing w:after="0" w:before="40" w:line="280"/>
+              <w:ind w:left="260" w:hanging="260"/>
+            </w:pPr>
+            <w:r>
+              <w:rPr>
+                <w:b/>
+                <w:bCs/>
+                <w:color w:val="C00000"/>
+                <w:sz w:val="21"/>
+                <w:szCs w:val="21"/>
+              </w:rPr>
+              <w:t xml:space="preserve">→</w:t>
+            </w:r>
+            <w:r>
+              <w:tab/>
+            </w:r>
+            <w:r>
+              <w:rPr>
+                <w:sz w:val="21"/>
+                <w:szCs w:val="21"/>
+              </w:rPr>
+              <w:t xml:space="preserve">Safran and DRDO to co-develop a 110 kN engine for AMCA</w:t>
+            </w:r>
+          </w:p>
+          <w:p>
+            <w:pPr>
+              <w:tabs>
+                <w:tab w:val="left" w:pos="260"/>
+              </w:tabs>
+              <w:spacing w:after="0" w:before="40" w:line="280"/>
+              <w:ind w:left="260" w:hanging="260"/>
+            </w:pPr>
+            <w:r>
+              <w:rPr>
+                <w:b/>
+                <w:bCs/>
+                <w:color w:val="C00000"/>
+                <w:sz w:val="21"/>
+                <w:szCs w:val="21"/>
+              </w:rPr>
+              <w:t xml:space="preserve">→</w:t>
+            </w:r>
+            <w:r>
+              <w:tab/>
+            </w:r>
+            <w:r>
+              <w:rPr>
+                <w:sz w:val="21"/>
+                <w:szCs w:val="21"/>
+              </w:rPr>
+              <w:t xml:space="preserve">Talks on India joining the French-led sixth-generation fighter (FCAS)</w:t>
+            </w:r>
+          </w:p>
+          <w:p>
+            <w:pPr>
+              <w:tabs>
+                <w:tab w:val="left" w:pos="260"/>
+              </w:tabs>
+              <w:spacing w:after="0" w:before="40" w:line="280"/>
+              <w:ind w:left="260" w:hanging="260"/>
+            </w:pPr>
+            <w:r>
+              <w:rPr>
+                <w:b/>
+                <w:bCs/>
+                <w:color w:val="C00000"/>
+                <w:sz w:val="21"/>
+                <w:szCs w:val="21"/>
+              </w:rPr>
+              <w:t xml:space="preserve">→</w:t>
+            </w:r>
+            <w:r>
+              <w:tab/>
+            </w:r>
+            <w:r>
+              <w:rPr>
+                <w:sz w:val="21"/>
+                <w:szCs w:val="21"/>
+              </w:rPr>
+              <w:t xml:space="preserve">UPI accepted in France</w:t>
+            </w:r>
+          </w:p>
+        </w:tc>
+      </w:tr>
+      <w:tr>
+        <w:trPr>
+          <w:cantSplit/>
+        </w:trPr>
+        <w:tc>
+          <w:tcPr>
+            <w:tcW w:type="dxa" w:w="520"/>
+            <w:tcBorders>
+              <w:top w:val="single" w:color="BFBFBF" w:sz="4"/>
+              <w:left w:val="single" w:color="BFBFBF" w:sz="4"/>
+              <w:bottom w:val="single" w:color="BFBFBF" w:sz="4"/>
+              <w:right w:val="single" w:color="BFBFBF" w:sz="4"/>
+            </w:tcBorders>
+            <w:shd w:fill="F5F7FB" w:color="auto" w:val="clear"/>
+            <w:tcMar>
+              <w:top w:type="dxa" w:w="70"/>
+              <w:left w:type="dxa" w:w="100"/>
+              <w:bottom w:type="dxa" w:w="70"/>
+              <w:right w:type="dxa" w:w="100"/>
+            </w:tcMar>
+            <w:vAlign w:val="center"/>
+          </w:tcPr>
+          <w:p>
+            <w:pPr>
+              <w:spacing w:after="0" w:before="0" w:line="300"/>
+              <w:jc w:val="center"/>
+            </w:pPr>
+            <w:r>
+              <w:rPr>
+                <w:color w:val="7F7F7F"/>
+                <w:sz w:val="21"/>
+                <w:szCs w:val="21"/>
+              </w:rPr>
+              <w:t xml:space="preserve">4</w:t>
+            </w:r>
+          </w:p>
+        </w:tc>
+        <w:tc>
+          <w:tcPr>
+            <w:tcW w:type="dxa" w:w="2200"/>
+            <w:tcBorders>
+              <w:top w:val="single" w:color="BFBFBF" w:sz="4"/>
+              <w:left w:val="single" w:color="BFBFBF" w:sz="4"/>
+              <w:bottom w:val="single" w:color="BFBFBF" w:sz="4"/>
+              <w:right w:val="single" w:color="BFBFBF" w:sz="4"/>
+            </w:tcBorders>
+            <w:shd w:fill="F5F7FB" w:color="auto" w:val="clear"/>
+            <w:tcMar>
+              <w:top w:type="dxa" w:w="70"/>
+              <w:left w:type="dxa" w:w="100"/>
+              <w:bottom w:type="dxa" w:w="70"/>
+              <w:right w:type="dxa" w:w="100"/>
+            </w:tcMar>
+            <w:vAlign w:val="center"/>
+          </w:tcPr>
+          <w:p>
+            <w:pPr>
+              <w:spacing w:after="0" w:before="0" w:line="300"/>
+            </w:pPr>
+            <w:r>
+              <w:rPr>
+                <w:b/>
+                <w:bCs/>
+                <w:color w:val="1F3864"/>
+                <w:sz w:val="21"/>
+                <w:szCs w:val="21"/>
+              </w:rPr>
+              <w:t xml:space="preserve">Problems</w:t>
+            </w:r>
+          </w:p>
+        </w:tc>
+        <w:tc>
+          <w:tcPr>
+            <w:tcW w:type="dxa" w:w="7986"/>
+            <w:tcBorders>
+              <w:top w:val="single" w:color="BFBFBF" w:sz="4"/>
+              <w:left w:val="single" w:color="BFBFBF" w:sz="4"/>
+              <w:bottom w:val="single" w:color="BFBFBF" w:sz="4"/>
+              <w:right w:val="single" w:color="BFBFBF" w:sz="4"/>
+            </w:tcBorders>
+            <w:shd w:fill="F5F7FB" w:color="auto" w:val="clear"/>
+            <w:tcMar>
+              <w:top w:type="dxa" w:w="70"/>
+              <w:left w:type="dxa" w:w="100"/>
+              <w:bottom w:type="dxa" w:w="70"/>
+              <w:right w:type="dxa" w:w="100"/>
+            </w:tcMar>
+            <w:vAlign w:val="center"/>
+          </w:tcPr>
+          <w:p>
+            <w:pPr>
+              <w:tabs>
+                <w:tab w:val="left" w:pos="260"/>
+              </w:tabs>
+              <w:spacing w:after="0" w:before="0" w:line="280"/>
+              <w:ind w:left="260" w:hanging="260"/>
+            </w:pPr>
+            <w:r>
+              <w:rPr>
+                <w:b/>
+                <w:bCs/>
+                <w:color w:val="C00000"/>
+                <w:sz w:val="21"/>
+                <w:szCs w:val="21"/>
+              </w:rPr>
+              <w:t xml:space="preserve">→</w:t>
+            </w:r>
+            <w:r>
+              <w:tab/>
+            </w:r>
+            <w:r>
+              <w:rPr>
+                <w:sz w:val="21"/>
+                <w:szCs w:val="21"/>
+              </w:rPr>
+              <w:t xml:space="preserve">Slow, costly defence deals; technology transfer issues</w:t>
+            </w:r>
+          </w:p>
+          <w:p>
+            <w:pPr>
+              <w:tabs>
+                <w:tab w:val="left" w:pos="260"/>
+              </w:tabs>
+              <w:spacing w:after="0" w:before="40" w:line="280"/>
+              <w:ind w:left="260" w:hanging="260"/>
+            </w:pPr>
+            <w:r>
+              <w:rPr>
+                <w:b/>
+                <w:bCs/>
+                <w:color w:val="C00000"/>
+                <w:sz w:val="21"/>
+                <w:szCs w:val="21"/>
+              </w:rPr>
+              <w:t xml:space="preserve">→</w:t>
+            </w:r>
+            <w:r>
+              <w:tab/>
+            </w:r>
+            <w:r>
+              <w:rPr>
+                <w:sz w:val="21"/>
+                <w:szCs w:val="21"/>
+              </w:rPr>
+              <w:t xml:space="preserve">Jaitapur nuclear project long delayed</w:t>
+            </w:r>
+          </w:p>
+          <w:p>
+            <w:pPr>
+              <w:tabs>
+                <w:tab w:val="left" w:pos="260"/>
+              </w:tabs>
+              <w:spacing w:after="0" w:before="40" w:line="280"/>
+              <w:ind w:left="260" w:hanging="260"/>
+            </w:pPr>
+            <w:r>
+              <w:rPr>
+                <w:b/>
+                <w:bCs/>
+                <w:color w:val="C00000"/>
+                <w:sz w:val="21"/>
+                <w:szCs w:val="21"/>
+              </w:rPr>
+              <w:t xml:space="preserve">→</w:t>
+            </w:r>
+            <w:r>
+              <w:tab/>
+            </w:r>
+            <w:r>
+              <w:rPr>
+                <w:sz w:val="21"/>
+                <w:szCs w:val="21"/>
+              </w:rPr>
+              <w:t xml:space="preserve">Trade still modest (about $15 bn)</w:t>
+            </w:r>
+          </w:p>
+          <w:p>
+            <w:pPr>
+              <w:tabs>
+                <w:tab w:val="left" w:pos="260"/>
+              </w:tabs>
+              <w:spacing w:after="0" w:before="40" w:line="280"/>
+              <w:ind w:left="260" w:hanging="260"/>
+            </w:pPr>
+            <w:r>
+              <w:rPr>
+                <w:b/>
+                <w:bCs/>
+                <w:color w:val="C00000"/>
+                <w:sz w:val="21"/>
+                <w:szCs w:val="21"/>
+              </w:rPr>
+              <w:t xml:space="preserve">→</w:t>
+            </w:r>
+            <w:r>
+              <w:tab/>
+            </w:r>
+            <w:r>
+              <w:rPr>
+                <w:sz w:val="21"/>
+                <w:szCs w:val="21"/>
+              </w:rPr>
+              <w:t xml:space="preserve">France's own priorities in Europe and Ukraine</w:t>
+            </w:r>
+          </w:p>
+          <w:p>
+            <w:pPr>
+              <w:tabs>
+                <w:tab w:val="left" w:pos="260"/>
+              </w:tabs>
+              <w:spacing w:after="0" w:before="40" w:line="280"/>
+              <w:ind w:left="260" w:hanging="260"/>
+            </w:pPr>
+            <w:r>
+              <w:rPr>
+                <w:b/>
+                <w:bCs/>
+                <w:color w:val="C00000"/>
+                <w:sz w:val="21"/>
+                <w:szCs w:val="21"/>
+              </w:rPr>
+              <w:t xml:space="preserve">→</w:t>
+            </w:r>
+            <w:r>
+              <w:tab/>
+            </w:r>
+            <w:r>
+              <w:rPr>
+                <w:sz w:val="21"/>
+                <w:szCs w:val="21"/>
+              </w:rPr>
+              <w:t xml:space="preserve">Competition from other suppliers</w:t>
+            </w:r>
+          </w:p>
+        </w:tc>
+      </w:tr>
+      <w:tr>
+        <w:trPr>
+          <w:cantSplit/>
+        </w:trPr>
+        <w:tc>
+          <w:tcPr>
+            <w:tcW w:type="dxa" w:w="520"/>
+            <w:tcBorders>
+              <w:top w:val="single" w:color="BFBFBF" w:sz="4"/>
+              <w:left w:val="single" w:color="BFBFBF" w:sz="4"/>
+              <w:bottom w:val="single" w:color="BFBFBF" w:sz="4"/>
+              <w:right w:val="single" w:color="BFBFBF" w:sz="4"/>
+            </w:tcBorders>
+            <w:tcMar>
+              <w:top w:type="dxa" w:w="70"/>
+              <w:left w:type="dxa" w:w="100"/>
+              <w:bottom w:type="dxa" w:w="70"/>
+              <w:right w:type="dxa" w:w="100"/>
+            </w:tcMar>
+            <w:vAlign w:val="center"/>
+          </w:tcPr>
+          <w:p>
+            <w:pPr>
+              <w:spacing w:after="0" w:before="0" w:line="300"/>
+              <w:jc w:val="center"/>
+            </w:pPr>
+            <w:r>
+              <w:rPr>
+                <w:color w:val="7F7F7F"/>
+                <w:sz w:val="21"/>
+                <w:szCs w:val="21"/>
+              </w:rPr>
+              <w:t xml:space="preserve">5</w:t>
+            </w:r>
+          </w:p>
+        </w:tc>
+        <w:tc>
+          <w:tcPr>
+            <w:tcW w:type="dxa" w:w="2200"/>
+            <w:tcBorders>
+              <w:top w:val="single" w:color="BFBFBF" w:sz="4"/>
+              <w:left w:val="single" w:color="BFBFBF" w:sz="4"/>
+              <w:bottom w:val="single" w:color="BFBFBF" w:sz="4"/>
+              <w:right w:val="single" w:color="BFBFBF" w:sz="4"/>
+            </w:tcBorders>
+            <w:tcMar>
+              <w:top w:type="dxa" w:w="70"/>
+              <w:left w:type="dxa" w:w="100"/>
+              <w:bottom w:type="dxa" w:w="70"/>
+              <w:right w:type="dxa" w:w="100"/>
+            </w:tcMar>
+            <w:vAlign w:val="center"/>
+          </w:tcPr>
+          <w:p>
+            <w:pPr>
+              <w:spacing w:after="0" w:before="0" w:line="300"/>
+            </w:pPr>
+            <w:r>
+              <w:rPr>
+                <w:b/>
+                <w:bCs/>
+                <w:color w:val="1F3864"/>
+                <w:sz w:val="21"/>
+                <w:szCs w:val="21"/>
+              </w:rPr>
+              <w:t xml:space="preserve">Solutions</w:t>
+            </w:r>
+          </w:p>
+        </w:tc>
+        <w:tc>
+          <w:tcPr>
+            <w:tcW w:type="dxa" w:w="7986"/>
+            <w:tcBorders>
+              <w:top w:val="single" w:color="BFBFBF" w:sz="4"/>
+              <w:left w:val="single" w:color="BFBFBF" w:sz="4"/>
+              <w:bottom w:val="single" w:color="BFBFBF" w:sz="4"/>
+              <w:right w:val="single" w:color="BFBFBF" w:sz="4"/>
+            </w:tcBorders>
+            <w:tcMar>
+              <w:top w:type="dxa" w:w="70"/>
+              <w:left w:type="dxa" w:w="100"/>
+              <w:bottom w:type="dxa" w:w="70"/>
+              <w:right w:type="dxa" w:w="100"/>
+            </w:tcMar>
+            <w:vAlign w:val="center"/>
+          </w:tcPr>
+          <w:p>
+            <w:pPr>
+              <w:tabs>
+                <w:tab w:val="left" w:pos="260"/>
+              </w:tabs>
+              <w:spacing w:after="0" w:before="0" w:line="280"/>
+              <w:ind w:left="260" w:hanging="260"/>
+            </w:pPr>
+            <w:r>
+              <w:rPr>
+                <w:b/>
+                <w:bCs/>
+                <w:color w:val="C00000"/>
+                <w:sz w:val="21"/>
+                <w:szCs w:val="21"/>
+              </w:rPr>
+              <w:t xml:space="preserve">→</w:t>
+            </w:r>
+            <w:r>
+              <w:tab/>
+            </w:r>
+            <w:r>
+              <w:rPr>
+                <w:sz w:val="21"/>
+                <w:szCs w:val="21"/>
+              </w:rPr>
+              <w:t xml:space="preserve">Move from buying to co-development: AMCA engine, Rafale production in India</w:t>
+            </w:r>
+          </w:p>
+          <w:p>
+            <w:pPr>
+              <w:tabs>
+                <w:tab w:val="left" w:pos="260"/>
+              </w:tabs>
+              <w:spacing w:after="0" w:before="40" w:line="280"/>
+              <w:ind w:left="260" w:hanging="260"/>
+            </w:pPr>
+            <w:r>
+              <w:rPr>
+                <w:b/>
+                <w:bCs/>
+                <w:color w:val="C00000"/>
+                <w:sz w:val="21"/>
+                <w:szCs w:val="21"/>
+              </w:rPr>
+              <w:t xml:space="preserve">→</w:t>
+            </w:r>
+            <w:r>
+              <w:tab/>
+            </w:r>
+            <w:r>
+              <w:rPr>
+                <w:sz w:val="21"/>
+                <w:szCs w:val="21"/>
+              </w:rPr>
+              <w:t xml:space="preserve">Speed up Jaitapur and small modular reactor cooperation</w:t>
+            </w:r>
+          </w:p>
+          <w:p>
+            <w:pPr>
+              <w:tabs>
+                <w:tab w:val="left" w:pos="260"/>
+              </w:tabs>
+              <w:spacing w:after="0" w:before="40" w:line="280"/>
+              <w:ind w:left="260" w:hanging="260"/>
+            </w:pPr>
+            <w:r>
+              <w:rPr>
+                <w:b/>
+                <w:bCs/>
+                <w:color w:val="C00000"/>
+                <w:sz w:val="21"/>
+                <w:szCs w:val="21"/>
+              </w:rPr>
+              <w:t xml:space="preserve">→</w:t>
+            </w:r>
+            <w:r>
+              <w:tab/>
+            </w:r>
+            <w:r>
+              <w:rPr>
+                <w:sz w:val="21"/>
+                <w:szCs w:val="21"/>
+              </w:rPr>
+              <w:t xml:space="preserve">Expand trade, investment, startups, AI and space</w:t>
+            </w:r>
+          </w:p>
+          <w:p>
+            <w:pPr>
+              <w:tabs>
+                <w:tab w:val="left" w:pos="260"/>
+              </w:tabs>
+              <w:spacing w:after="0" w:before="40" w:line="280"/>
+              <w:ind w:left="260" w:hanging="260"/>
+            </w:pPr>
+            <w:r>
+              <w:rPr>
+                <w:b/>
+                <w:bCs/>
+                <w:color w:val="C00000"/>
+                <w:sz w:val="21"/>
+                <w:szCs w:val="21"/>
+              </w:rPr>
+              <w:t xml:space="preserve">→</w:t>
+            </w:r>
+            <w:r>
+              <w:tab/>
+            </w:r>
+            <w:r>
+              <w:rPr>
+                <w:b/>
+                <w:bCs/>
+                <w:sz w:val="21"/>
+                <w:szCs w:val="21"/>
+              </w:rPr>
+              <w:t xml:space="preserve">Joint Indo-Pacific work:</w:t>
+            </w:r>
+            <w:r>
+              <w:rPr>
+                <w:sz w:val="21"/>
+                <w:szCs w:val="21"/>
+              </w:rPr>
+              <w:t xml:space="preserve"> patrols, Varuna, Shakti and Garuda exercises</w:t>
+            </w:r>
+          </w:p>
+          <w:p>
+            <w:pPr>
+              <w:tabs>
+                <w:tab w:val="left" w:pos="260"/>
+              </w:tabs>
+              <w:spacing w:after="0" w:before="40" w:line="280"/>
+              <w:ind w:left="260" w:hanging="260"/>
+            </w:pPr>
+            <w:r>
+              <w:rPr>
+                <w:b/>
+                <w:bCs/>
+                <w:color w:val="C00000"/>
+                <w:sz w:val="21"/>
+                <w:szCs w:val="21"/>
+              </w:rPr>
+              <w:t xml:space="preserve">→</w:t>
+            </w:r>
+            <w:r>
+              <w:tab/>
+            </w:r>
+            <w:r>
+              <w:rPr>
+                <w:sz w:val="21"/>
+                <w:szCs w:val="21"/>
+              </w:rPr>
+              <w:t xml:space="preserve">More student and people-to-people links</w:t>
+            </w:r>
+          </w:p>
+        </w:tc>
+      </w:tr>
+      <w:tr>
+        <w:trPr>
+          <w:cantSplit/>
+        </w:trPr>
+        <w:tc>
+          <w:tcPr>
+            <w:tcW w:type="dxa" w:w="520"/>
+            <w:tcBorders>
+              <w:top w:val="single" w:color="BFBFBF" w:sz="4"/>
+              <w:left w:val="single" w:color="BFBFBF" w:sz="4"/>
+              <w:bottom w:val="single" w:color="BFBFBF" w:sz="4"/>
+              <w:right w:val="single" w:color="BFBFBF" w:sz="4"/>
+            </w:tcBorders>
+            <w:shd w:fill="F5F7FB" w:color="auto" w:val="clear"/>
+            <w:tcMar>
+              <w:top w:type="dxa" w:w="70"/>
+              <w:left w:type="dxa" w:w="100"/>
+              <w:bottom w:type="dxa" w:w="70"/>
+              <w:right w:type="dxa" w:w="100"/>
+            </w:tcMar>
+            <w:vAlign w:val="center"/>
+          </w:tcPr>
+          <w:p>
+            <w:pPr>
+              <w:spacing w:after="0" w:before="0" w:line="300"/>
+              <w:jc w:val="center"/>
+            </w:pPr>
+            <w:r>
+              <w:rPr>
+                <w:color w:val="7F7F7F"/>
+                <w:sz w:val="21"/>
+                <w:szCs w:val="21"/>
+              </w:rPr>
+              <w:t xml:space="preserve">6</w:t>
+            </w:r>
+          </w:p>
+        </w:tc>
+        <w:tc>
+          <w:tcPr>
+            <w:tcW w:type="dxa" w:w="2200"/>
+            <w:tcBorders>
+              <w:top w:val="single" w:color="BFBFBF" w:sz="4"/>
+              <w:left w:val="single" w:color="BFBFBF" w:sz="4"/>
+              <w:bottom w:val="single" w:color="BFBFBF" w:sz="4"/>
+              <w:right w:val="single" w:color="BFBFBF" w:sz="4"/>
+            </w:tcBorders>
+            <w:shd w:fill="F5F7FB" w:color="auto" w:val="clear"/>
+            <w:tcMar>
+              <w:top w:type="dxa" w:w="70"/>
+              <w:left w:type="dxa" w:w="100"/>
+              <w:bottom w:type="dxa" w:w="70"/>
+              <w:right w:type="dxa" w:w="100"/>
+            </w:tcMar>
+            <w:vAlign w:val="center"/>
+          </w:tcPr>
+          <w:p>
+            <w:pPr>
+              <w:spacing w:after="0" w:before="0" w:line="300"/>
+            </w:pPr>
+            <w:r>
+              <w:rPr>
+                <w:b/>
+                <w:bCs/>
+                <w:color w:val="1F3864"/>
+                <w:sz w:val="21"/>
+                <w:szCs w:val="21"/>
+              </w:rPr>
+              <w:t xml:space="preserve">Conclusion</w:t>
+            </w:r>
+          </w:p>
+        </w:tc>
+        <w:tc>
+          <w:tcPr>
+            <w:tcW w:type="dxa" w:w="7986"/>
+            <w:tcBorders>
+              <w:top w:val="single" w:color="BFBFBF" w:sz="4"/>
+              <w:left w:val="single" w:color="BFBFBF" w:sz="4"/>
+              <w:bottom w:val="single" w:color="BFBFBF" w:sz="4"/>
+              <w:right w:val="single" w:color="BFBFBF" w:sz="4"/>
+            </w:tcBorders>
+            <w:shd w:fill="F5F7FB" w:color="auto" w:val="clear"/>
+            <w:tcMar>
+              <w:top w:type="dxa" w:w="70"/>
+              <w:left w:type="dxa" w:w="100"/>
+              <w:bottom w:type="dxa" w:w="70"/>
+              <w:right w:type="dxa" w:w="100"/>
+            </w:tcMar>
+            <w:vAlign w:val="center"/>
+          </w:tcPr>
+          <w:p>
+            <w:pPr>
+              <w:tabs>
+                <w:tab w:val="left" w:pos="260"/>
+              </w:tabs>
+              <w:spacing w:after="0" w:before="0" w:line="280"/>
+              <w:ind w:left="260" w:hanging="260"/>
+            </w:pPr>
+            <w:r>
+              <w:rPr>
+                <w:b/>
+                <w:bCs/>
+                <w:color w:val="C00000"/>
+                <w:sz w:val="21"/>
+                <w:szCs w:val="21"/>
+              </w:rPr>
+              <w:t xml:space="preserve">→</w:t>
+            </w:r>
+            <w:r>
+              <w:tab/>
+            </w:r>
+            <w:r>
+              <w:rPr>
+                <w:sz w:val="21"/>
+                <w:szCs w:val="21"/>
+              </w:rPr>
+              <w:t xml:space="preserve">France is India's most consistent Western partner</w:t>
+            </w:r>
+          </w:p>
+          <w:p>
+            <w:pPr>
+              <w:tabs>
+                <w:tab w:val="left" w:pos="260"/>
+              </w:tabs>
+              <w:spacing w:after="0" w:before="40" w:line="280"/>
+              <w:ind w:left="260" w:hanging="260"/>
+            </w:pPr>
+            <w:r>
+              <w:rPr>
+                <w:b/>
+                <w:bCs/>
+                <w:color w:val="C00000"/>
+                <w:sz w:val="21"/>
+                <w:szCs w:val="21"/>
+              </w:rPr>
+              <w:t xml:space="preserve">→</w:t>
+            </w:r>
+            <w:r>
+              <w:tab/>
+            </w:r>
+            <w:r>
+              <w:rPr>
+                <w:sz w:val="21"/>
+                <w:szCs w:val="21"/>
+              </w:rPr>
+              <w:t xml:space="preserve">Ties rest on shared strategic autonomy</w:t>
+            </w:r>
+          </w:p>
+          <w:p>
+            <w:pPr>
+              <w:tabs>
+                <w:tab w:val="left" w:pos="260"/>
+              </w:tabs>
+              <w:spacing w:after="0" w:before="40" w:line="280"/>
+              <w:ind w:left="260" w:hanging="260"/>
+            </w:pPr>
+            <w:r>
+              <w:rPr>
+                <w:b/>
+                <w:bCs/>
+                <w:color w:val="C00000"/>
+                <w:sz w:val="21"/>
+                <w:szCs w:val="21"/>
+              </w:rPr>
+              <w:t xml:space="preserve">→</w:t>
+            </w:r>
+            <w:r>
+              <w:tab/>
+            </w:r>
+            <w:r>
+              <w:rPr>
+                <w:sz w:val="21"/>
+                <w:szCs w:val="21"/>
+              </w:rPr>
+              <w:t xml:space="preserve">From buyer and seller to co-developers of the future</w:t>
+            </w:r>
+          </w:p>
+        </w:tc>
+      </w:tr>
+    </w:tbl>
+    <w:p>
+      <w:pPr>
+        <w:pStyle w:val="Heading1"/>
+        <w:pageBreakBefore/>
+        <w:shd w:fill="1F3864" w:color="auto" w:val="clear"/>
+        <w:spacing w:after="160" w:before="0"/>
+        <w:ind w:left="100" w:right="100"/>
+      </w:pPr>
+      <w:r>
+        <w:t xml:space="preserve">Topic 19: India–Africa Relations</w:t>
+      </w:r>
+    </w:p>
+    <w:tbl>
+      <w:tblPr>
+        <w:tblW w:type="dxa" w:w="10706"/>
+        <w:tblBorders>
+          <w:top w:val="single" w:color="auto" w:sz="4"/>
+          <w:left w:val="single" w:color="auto" w:sz="4"/>
+          <w:bottom w:val="single" w:color="auto" w:sz="4"/>
+          <w:right w:val="single" w:color="auto" w:sz="4"/>
+          <w:insideH w:val="single" w:color="auto" w:sz="4"/>
+          <w:insideV w:val="single" w:color="auto" w:sz="4"/>
+        </w:tblBorders>
+      </w:tblPr>
+      <w:tblGrid>
+        <w:gridCol w:w="520"/>
+        <w:gridCol w:w="2200"/>
+        <w:gridCol w:w="7986"/>
+      </w:tblGrid>
+      <w:tr>
+        <w:trPr>
+          <w:tblHeader/>
+        </w:trPr>
+        <w:tc>
+          <w:tcPr>
+            <w:tcW w:type="dxa" w:w="520"/>
+            <w:tcBorders>
+              <w:top w:val="single" w:color="BFBFBF" w:sz="4"/>
+              <w:left w:val="single" w:color="BFBFBF" w:sz="4"/>
+              <w:bottom w:val="single" w:color="BFBFBF" w:sz="4"/>
+              <w:right w:val="single" w:color="BFBFBF" w:sz="4"/>
+            </w:tcBorders>
+            <w:shd w:fill="DCE3F0" w:color="auto" w:val="clear"/>
+            <w:tcMar>
+              <w:top w:type="dxa" w:w="70"/>
+              <w:left w:type="dxa" w:w="100"/>
+              <w:bottom w:type="dxa" w:w="70"/>
+              <w:right w:type="dxa" w:w="100"/>
+            </w:tcMar>
+            <w:vAlign w:val="center"/>
+          </w:tcPr>
+          <w:p>
+            <w:pPr>
+              <w:spacing w:after="0" w:before="0" w:line="300"/>
+              <w:jc w:val="center"/>
+            </w:pPr>
+            <w:r>
+              <w:rPr>
+                <w:b/>
+                <w:bCs/>
+                <w:sz w:val="21"/>
+                <w:szCs w:val="21"/>
+              </w:rPr>
+              <w:t xml:space="preserve">#</w:t>
+            </w:r>
+          </w:p>
+        </w:tc>
+        <w:tc>
+          <w:tcPr>
+            <w:tcW w:type="dxa" w:w="2200"/>
+            <w:tcBorders>
+              <w:top w:val="single" w:color="BFBFBF" w:sz="4"/>
+              <w:left w:val="single" w:color="BFBFBF" w:sz="4"/>
+              <w:bottom w:val="single" w:color="BFBFBF" w:sz="4"/>
+              <w:right w:val="single" w:color="BFBFBF" w:sz="4"/>
+            </w:tcBorders>
+            <w:shd w:fill="DCE3F0" w:color="auto" w:val="clear"/>
+            <w:tcMar>
+              <w:top w:type="dxa" w:w="70"/>
+              <w:left w:type="dxa" w:w="100"/>
+              <w:bottom w:type="dxa" w:w="70"/>
+              <w:right w:type="dxa" w:w="100"/>
+            </w:tcMar>
+            <w:vAlign w:val="center"/>
+          </w:tcPr>
+          <w:p>
+            <w:pPr>
+              <w:spacing w:after="0" w:before="0" w:line="300"/>
+            </w:pPr>
+            <w:r>
+              <w:rPr>
+                <w:b/>
+                <w:bCs/>
+                <w:sz w:val="21"/>
+                <w:szCs w:val="21"/>
+              </w:rPr>
+              <w:t xml:space="preserve">Stage</w:t>
+            </w:r>
+          </w:p>
+        </w:tc>
+        <w:tc>
+          <w:tcPr>
+            <w:tcW w:type="dxa" w:w="7986"/>
+            <w:tcBorders>
+              <w:top w:val="single" w:color="BFBFBF" w:sz="4"/>
+              <w:left w:val="single" w:color="BFBFBF" w:sz="4"/>
+              <w:bottom w:val="single" w:color="BFBFBF" w:sz="4"/>
+              <w:right w:val="single" w:color="BFBFBF" w:sz="4"/>
+            </w:tcBorders>
+            <w:shd w:fill="DCE3F0" w:color="auto" w:val="clear"/>
+            <w:tcMar>
+              <w:top w:type="dxa" w:w="70"/>
+              <w:left w:type="dxa" w:w="100"/>
+              <w:bottom w:type="dxa" w:w="70"/>
+              <w:right w:type="dxa" w:w="100"/>
+            </w:tcMar>
+            <w:vAlign w:val="center"/>
+          </w:tcPr>
+          <w:p>
+            <w:pPr>
+              <w:spacing w:after="0" w:before="0" w:line="300"/>
+            </w:pPr>
+            <w:r>
+              <w:rPr>
+                <w:b/>
+                <w:bCs/>
+                <w:sz w:val="21"/>
+                <w:szCs w:val="21"/>
+              </w:rPr>
+              <w:t xml:space="preserve">Flow</w:t>
+            </w:r>
+          </w:p>
+        </w:tc>
+      </w:tr>
+      <w:tr>
+        <w:trPr>
+          <w:cantSplit/>
+        </w:trPr>
+        <w:tc>
+          <w:tcPr>
+            <w:tcW w:type="dxa" w:w="520"/>
+            <w:tcBorders>
+              <w:top w:val="single" w:color="BFBFBF" w:sz="4"/>
+              <w:left w:val="single" w:color="BFBFBF" w:sz="4"/>
+              <w:bottom w:val="single" w:color="BFBFBF" w:sz="4"/>
+              <w:right w:val="single" w:color="BFBFBF" w:sz="4"/>
+            </w:tcBorders>
+            <w:tcMar>
+              <w:top w:type="dxa" w:w="70"/>
+              <w:left w:type="dxa" w:w="100"/>
+              <w:bottom w:type="dxa" w:w="70"/>
+              <w:right w:type="dxa" w:w="100"/>
+            </w:tcMar>
+            <w:vAlign w:val="center"/>
+          </w:tcPr>
+          <w:p>
+            <w:pPr>
+              <w:spacing w:after="0" w:before="0" w:line="300"/>
+              <w:jc w:val="center"/>
+            </w:pPr>
+            <w:r>
+              <w:rPr>
+                <w:color w:val="7F7F7F"/>
+                <w:sz w:val="21"/>
+                <w:szCs w:val="21"/>
+              </w:rPr>
+              <w:t xml:space="preserve">1</w:t>
+            </w:r>
+          </w:p>
+        </w:tc>
+        <w:tc>
+          <w:tcPr>
+            <w:tcW w:type="dxa" w:w="2200"/>
+            <w:tcBorders>
+              <w:top w:val="single" w:color="BFBFBF" w:sz="4"/>
+              <w:left w:val="single" w:color="BFBFBF" w:sz="4"/>
+              <w:bottom w:val="single" w:color="BFBFBF" w:sz="4"/>
+              <w:right w:val="single" w:color="BFBFBF" w:sz="4"/>
+            </w:tcBorders>
+            <w:tcMar>
+              <w:top w:type="dxa" w:w="70"/>
+              <w:left w:type="dxa" w:w="100"/>
+              <w:bottom w:type="dxa" w:w="70"/>
+              <w:right w:type="dxa" w:w="100"/>
+            </w:tcMar>
+            <w:vAlign w:val="center"/>
+          </w:tcPr>
+          <w:p>
+            <w:pPr>
+              <w:spacing w:after="0" w:before="0" w:line="300"/>
+            </w:pPr>
+            <w:r>
+              <w:rPr>
+                <w:b/>
+                <w:bCs/>
+                <w:color w:val="1F3864"/>
+                <w:sz w:val="21"/>
+                <w:szCs w:val="21"/>
+              </w:rPr>
+              <w:t xml:space="preserve">What is it</w:t>
+            </w:r>
+          </w:p>
+        </w:tc>
+        <w:tc>
+          <w:tcPr>
+            <w:tcW w:type="dxa" w:w="7986"/>
+            <w:tcBorders>
+              <w:top w:val="single" w:color="BFBFBF" w:sz="4"/>
+              <w:left w:val="single" w:color="BFBFBF" w:sz="4"/>
+              <w:bottom w:val="single" w:color="BFBFBF" w:sz="4"/>
+              <w:right w:val="single" w:color="BFBFBF" w:sz="4"/>
+            </w:tcBorders>
+            <w:tcMar>
+              <w:top w:type="dxa" w:w="70"/>
+              <w:left w:type="dxa" w:w="100"/>
+              <w:bottom w:type="dxa" w:w="70"/>
+              <w:right w:type="dxa" w:w="100"/>
+            </w:tcMar>
+            <w:vAlign w:val="center"/>
+          </w:tcPr>
+          <w:p>
+            <w:pPr>
+              <w:tabs>
+                <w:tab w:val="left" w:pos="260"/>
+              </w:tabs>
+              <w:spacing w:after="0" w:before="0" w:line="280"/>
+              <w:ind w:left="260" w:hanging="260"/>
+            </w:pPr>
+            <w:r>
+              <w:rPr>
+                <w:b/>
+                <w:bCs/>
+                <w:color w:val="C00000"/>
+                <w:sz w:val="21"/>
+                <w:szCs w:val="21"/>
+              </w:rPr>
+              <w:t xml:space="preserve">→</w:t>
+            </w:r>
+            <w:r>
+              <w:tab/>
+            </w:r>
+            <w:r>
+              <w:rPr>
+                <w:sz w:val="21"/>
+                <w:szCs w:val="21"/>
+              </w:rPr>
+              <w:t xml:space="preserve">Ties of colonial struggle, Gandhi in South Africa, the Non-Aligned Movement</w:t>
+            </w:r>
+          </w:p>
+          <w:p>
+            <w:pPr>
+              <w:tabs>
+                <w:tab w:val="left" w:pos="260"/>
+              </w:tabs>
+              <w:spacing w:after="0" w:before="40" w:line="280"/>
+              <w:ind w:left="260" w:hanging="260"/>
+            </w:pPr>
+            <w:r>
+              <w:rPr>
+                <w:b/>
+                <w:bCs/>
+                <w:color w:val="C00000"/>
+                <w:sz w:val="21"/>
+                <w:szCs w:val="21"/>
+              </w:rPr>
+              <w:t xml:space="preserve">→</w:t>
+            </w:r>
+            <w:r>
+              <w:tab/>
+            </w:r>
+            <w:r>
+              <w:rPr>
+                <w:sz w:val="21"/>
+                <w:szCs w:val="21"/>
+              </w:rPr>
+              <w:t xml:space="preserve">54 countries; about 3 million Indian diaspora</w:t>
+            </w:r>
+          </w:p>
+          <w:p>
+            <w:pPr>
+              <w:tabs>
+                <w:tab w:val="left" w:pos="260"/>
+              </w:tabs>
+              <w:spacing w:after="0" w:before="40" w:line="280"/>
+              <w:ind w:left="260" w:hanging="260"/>
+            </w:pPr>
+            <w:r>
+              <w:rPr>
+                <w:b/>
+                <w:bCs/>
+                <w:color w:val="C00000"/>
+                <w:sz w:val="21"/>
+                <w:szCs w:val="21"/>
+              </w:rPr>
+              <w:t xml:space="preserve">→</w:t>
+            </w:r>
+            <w:r>
+              <w:tab/>
+            </w:r>
+            <w:r>
+              <w:rPr>
+                <w:sz w:val="21"/>
+                <w:szCs w:val="21"/>
+              </w:rPr>
+              <w:t xml:space="preserve">India–Africa Forum Summits: 2008, 2011, 2015, 2026</w:t>
+            </w:r>
+          </w:p>
+          <w:p>
+            <w:pPr>
+              <w:tabs>
+                <w:tab w:val="left" w:pos="260"/>
+              </w:tabs>
+              <w:spacing w:after="0" w:before="40" w:line="280"/>
+              <w:ind w:left="260" w:hanging="260"/>
+            </w:pPr>
+            <w:r>
+              <w:rPr>
+                <w:b/>
+                <w:bCs/>
+                <w:color w:val="C00000"/>
+                <w:sz w:val="21"/>
+                <w:szCs w:val="21"/>
+              </w:rPr>
+              <w:t xml:space="preserve">→</w:t>
+            </w:r>
+            <w:r>
+              <w:tab/>
+            </w:r>
+            <w:r>
+              <w:rPr>
+                <w:sz w:val="21"/>
+                <w:szCs w:val="21"/>
+              </w:rPr>
+              <w:t xml:space="preserve">Kampala Principles (2018) guide India's Africa policy</w:t>
+            </w:r>
+          </w:p>
+        </w:tc>
+      </w:tr>
+      <w:tr>
+        <w:trPr>
+          <w:cantSplit/>
+        </w:trPr>
+        <w:tc>
+          <w:tcPr>
+            <w:tcW w:type="dxa" w:w="520"/>
+            <w:tcBorders>
+              <w:top w:val="single" w:color="BFBFBF" w:sz="4"/>
+              <w:left w:val="single" w:color="BFBFBF" w:sz="4"/>
+              <w:bottom w:val="single" w:color="BFBFBF" w:sz="4"/>
+              <w:right w:val="single" w:color="BFBFBF" w:sz="4"/>
+            </w:tcBorders>
+            <w:shd w:fill="F5F7FB" w:color="auto" w:val="clear"/>
+            <w:tcMar>
+              <w:top w:type="dxa" w:w="70"/>
+              <w:left w:type="dxa" w:w="100"/>
+              <w:bottom w:type="dxa" w:w="70"/>
+              <w:right w:type="dxa" w:w="100"/>
+            </w:tcMar>
+            <w:vAlign w:val="center"/>
+          </w:tcPr>
+          <w:p>
+            <w:pPr>
+              <w:spacing w:after="0" w:before="0" w:line="300"/>
+              <w:jc w:val="center"/>
+            </w:pPr>
+            <w:r>
+              <w:rPr>
+                <w:color w:val="7F7F7F"/>
+                <w:sz w:val="21"/>
+                <w:szCs w:val="21"/>
+              </w:rPr>
+              <w:t xml:space="preserve">2</w:t>
+            </w:r>
+          </w:p>
+        </w:tc>
+        <w:tc>
+          <w:tcPr>
+            <w:tcW w:type="dxa" w:w="2200"/>
+            <w:tcBorders>
+              <w:top w:val="single" w:color="BFBFBF" w:sz="4"/>
+              <w:left w:val="single" w:color="BFBFBF" w:sz="4"/>
+              <w:bottom w:val="single" w:color="BFBFBF" w:sz="4"/>
+              <w:right w:val="single" w:color="BFBFBF" w:sz="4"/>
+            </w:tcBorders>
+            <w:shd w:fill="F5F7FB" w:color="auto" w:val="clear"/>
+            <w:tcMar>
+              <w:top w:type="dxa" w:w="70"/>
+              <w:left w:type="dxa" w:w="100"/>
+              <w:bottom w:type="dxa" w:w="70"/>
+              <w:right w:type="dxa" w:w="100"/>
+            </w:tcMar>
+            <w:vAlign w:val="center"/>
+          </w:tcPr>
+          <w:p>
+            <w:pPr>
+              <w:spacing w:after="0" w:before="0" w:line="300"/>
+            </w:pPr>
+            <w:r>
+              <w:rPr>
+                <w:b/>
+                <w:bCs/>
+                <w:color w:val="1F3864"/>
+                <w:sz w:val="21"/>
+                <w:szCs w:val="21"/>
+              </w:rPr>
+              <w:t xml:space="preserve">Why it matters</w:t>
+            </w:r>
+          </w:p>
+        </w:tc>
+        <w:tc>
+          <w:tcPr>
+            <w:tcW w:type="dxa" w:w="7986"/>
+            <w:tcBorders>
+              <w:top w:val="single" w:color="BFBFBF" w:sz="4"/>
+              <w:left w:val="single" w:color="BFBFBF" w:sz="4"/>
+              <w:bottom w:val="single" w:color="BFBFBF" w:sz="4"/>
+              <w:right w:val="single" w:color="BFBFBF" w:sz="4"/>
+            </w:tcBorders>
+            <w:shd w:fill="F5F7FB" w:color="auto" w:val="clear"/>
+            <w:tcMar>
+              <w:top w:type="dxa" w:w="70"/>
+              <w:left w:type="dxa" w:w="100"/>
+              <w:bottom w:type="dxa" w:w="70"/>
+              <w:right w:type="dxa" w:w="100"/>
+            </w:tcMar>
+            <w:vAlign w:val="center"/>
+          </w:tcPr>
+          <w:p>
+            <w:pPr>
+              <w:tabs>
+                <w:tab w:val="left" w:pos="260"/>
+              </w:tabs>
+              <w:spacing w:after="0" w:before="0" w:line="280"/>
+              <w:ind w:left="260" w:hanging="260"/>
+            </w:pPr>
+            <w:r>
+              <w:rPr>
+                <w:b/>
+                <w:bCs/>
+                <w:color w:val="C00000"/>
+                <w:sz w:val="21"/>
+                <w:szCs w:val="21"/>
+              </w:rPr>
+              <w:t xml:space="preserve">→</w:t>
+            </w:r>
+            <w:r>
+              <w:tab/>
+            </w:r>
+            <w:r>
+              <w:rPr>
+                <w:b/>
+                <w:bCs/>
+                <w:sz w:val="21"/>
+                <w:szCs w:val="21"/>
+              </w:rPr>
+              <w:t xml:space="preserve">Economic:</w:t>
+            </w:r>
+            <w:r>
+              <w:rPr>
+                <w:sz w:val="21"/>
+                <w:szCs w:val="21"/>
+              </w:rPr>
+              <w:t xml:space="preserve"> trade about $100 bn; India among Africa's top trade partners and investors</w:t>
+            </w:r>
+          </w:p>
+          <w:p>
+            <w:pPr>
+              <w:tabs>
+                <w:tab w:val="left" w:pos="260"/>
+              </w:tabs>
+              <w:spacing w:after="0" w:before="40" w:line="280"/>
+              <w:ind w:left="260" w:hanging="260"/>
+            </w:pPr>
+            <w:r>
+              <w:rPr>
+                <w:b/>
+                <w:bCs/>
+                <w:color w:val="C00000"/>
+                <w:sz w:val="21"/>
+                <w:szCs w:val="21"/>
+              </w:rPr>
+              <w:t xml:space="preserve">→</w:t>
+            </w:r>
+            <w:r>
+              <w:tab/>
+            </w:r>
+            <w:r>
+              <w:rPr>
+                <w:b/>
+                <w:bCs/>
+                <w:sz w:val="21"/>
+                <w:szCs w:val="21"/>
+              </w:rPr>
+              <w:t xml:space="preserve">Resources:</w:t>
+            </w:r>
+            <w:r>
+              <w:rPr>
+                <w:sz w:val="21"/>
+                <w:szCs w:val="21"/>
+              </w:rPr>
+              <w:t xml:space="preserve"> oil, critical minerals, farmland</w:t>
+            </w:r>
+          </w:p>
+          <w:p>
+            <w:pPr>
+              <w:tabs>
+                <w:tab w:val="left" w:pos="260"/>
+              </w:tabs>
+              <w:spacing w:after="0" w:before="40" w:line="280"/>
+              <w:ind w:left="260" w:hanging="260"/>
+            </w:pPr>
+            <w:r>
+              <w:rPr>
+                <w:b/>
+                <w:bCs/>
+                <w:color w:val="C00000"/>
+                <w:sz w:val="21"/>
+                <w:szCs w:val="21"/>
+              </w:rPr>
+              <w:t xml:space="preserve">→</w:t>
+            </w:r>
+            <w:r>
+              <w:tab/>
+            </w:r>
+            <w:r>
+              <w:rPr>
+                <w:b/>
+                <w:bCs/>
+                <w:sz w:val="21"/>
+                <w:szCs w:val="21"/>
+              </w:rPr>
+              <w:t xml:space="preserve">Strategic:</w:t>
+            </w:r>
+            <w:r>
+              <w:rPr>
+                <w:sz w:val="21"/>
+                <w:szCs w:val="21"/>
+              </w:rPr>
+              <w:t xml:space="preserve"> Indian Ocean security; balancing China</w:t>
+            </w:r>
+          </w:p>
+          <w:p>
+            <w:pPr>
+              <w:tabs>
+                <w:tab w:val="left" w:pos="260"/>
+              </w:tabs>
+              <w:spacing w:after="0" w:before="40" w:line="280"/>
+              <w:ind w:left="260" w:hanging="260"/>
+            </w:pPr>
+            <w:r>
+              <w:rPr>
+                <w:b/>
+                <w:bCs/>
+                <w:color w:val="C00000"/>
+                <w:sz w:val="21"/>
+                <w:szCs w:val="21"/>
+              </w:rPr>
+              <w:t xml:space="preserve">→</w:t>
+            </w:r>
+            <w:r>
+              <w:tab/>
+            </w:r>
+            <w:r>
+              <w:rPr>
+                <w:b/>
+                <w:bCs/>
+                <w:sz w:val="21"/>
+                <w:szCs w:val="21"/>
+              </w:rPr>
+              <w:t xml:space="preserve">Global South:</w:t>
+            </w:r>
+            <w:r>
+              <w:rPr>
+                <w:sz w:val="21"/>
+                <w:szCs w:val="21"/>
+              </w:rPr>
+              <w:t xml:space="preserve"> India got the African Union into the G20 (2023)</w:t>
+            </w:r>
+          </w:p>
+          <w:p>
+            <w:pPr>
+              <w:tabs>
+                <w:tab w:val="left" w:pos="260"/>
+              </w:tabs>
+              <w:spacing w:after="0" w:before="40" w:line="280"/>
+              <w:ind w:left="260" w:hanging="260"/>
+            </w:pPr>
+            <w:r>
+              <w:rPr>
+                <w:b/>
+                <w:bCs/>
+                <w:color w:val="C00000"/>
+                <w:sz w:val="21"/>
+                <w:szCs w:val="21"/>
+              </w:rPr>
+              <w:t xml:space="preserve">→</w:t>
+            </w:r>
+            <w:r>
+              <w:tab/>
+            </w:r>
+            <w:r>
+              <w:rPr>
+                <w:b/>
+                <w:bCs/>
+                <w:sz w:val="21"/>
+                <w:szCs w:val="21"/>
+              </w:rPr>
+              <w:t xml:space="preserve">Diplomatic:</w:t>
+            </w:r>
+            <w:r>
+              <w:rPr>
+                <w:sz w:val="21"/>
+                <w:szCs w:val="21"/>
+              </w:rPr>
+              <w:t xml:space="preserve"> support at the UN; peacekeeping</w:t>
+            </w:r>
+          </w:p>
+        </w:tc>
+      </w:tr>
+      <w:tr>
+        <w:trPr>
+          <w:cantSplit/>
+        </w:trPr>
+        <w:tc>
+          <w:tcPr>
+            <w:tcW w:type="dxa" w:w="520"/>
+            <w:tcBorders>
+              <w:top w:val="single" w:color="BFBFBF" w:sz="4"/>
+              <w:left w:val="single" w:color="BFBFBF" w:sz="4"/>
+              <w:bottom w:val="single" w:color="BFBFBF" w:sz="4"/>
+              <w:right w:val="single" w:color="BFBFBF" w:sz="4"/>
+            </w:tcBorders>
+            <w:tcMar>
+              <w:top w:type="dxa" w:w="70"/>
+              <w:left w:type="dxa" w:w="100"/>
+              <w:bottom w:type="dxa" w:w="70"/>
+              <w:right w:type="dxa" w:w="100"/>
+            </w:tcMar>
+            <w:vAlign w:val="center"/>
+          </w:tcPr>
+          <w:p>
+            <w:pPr>
+              <w:spacing w:after="0" w:before="0" w:line="300"/>
+              <w:jc w:val="center"/>
+            </w:pPr>
+            <w:r>
+              <w:rPr>
+                <w:color w:val="7F7F7F"/>
+                <w:sz w:val="21"/>
+                <w:szCs w:val="21"/>
+              </w:rPr>
+              <w:t xml:space="preserve">3</w:t>
+            </w:r>
+          </w:p>
+        </w:tc>
+        <w:tc>
+          <w:tcPr>
+            <w:tcW w:type="dxa" w:w="2200"/>
+            <w:tcBorders>
+              <w:top w:val="single" w:color="BFBFBF" w:sz="4"/>
+              <w:left w:val="single" w:color="BFBFBF" w:sz="4"/>
+              <w:bottom w:val="single" w:color="BFBFBF" w:sz="4"/>
+              <w:right w:val="single" w:color="BFBFBF" w:sz="4"/>
+            </w:tcBorders>
+            <w:tcMar>
+              <w:top w:type="dxa" w:w="70"/>
+              <w:left w:type="dxa" w:w="100"/>
+              <w:bottom w:type="dxa" w:w="70"/>
+              <w:right w:type="dxa" w:w="100"/>
+            </w:tcMar>
+            <w:vAlign w:val="center"/>
+          </w:tcPr>
+          <w:p>
+            <w:pPr>
+              <w:spacing w:after="0" w:before="0" w:line="300"/>
+            </w:pPr>
+            <w:r>
+              <w:rPr>
+                <w:b/>
+                <w:bCs/>
+                <w:color w:val="1F3864"/>
+                <w:sz w:val="21"/>
+                <w:szCs w:val="21"/>
+              </w:rPr>
+              <w:t xml:space="preserve">Current status (Oct 2026)</w:t>
+            </w:r>
+          </w:p>
+        </w:tc>
+        <w:tc>
+          <w:tcPr>
+            <w:tcW w:type="dxa" w:w="7986"/>
+            <w:tcBorders>
+              <w:top w:val="single" w:color="BFBFBF" w:sz="4"/>
+              <w:left w:val="single" w:color="BFBFBF" w:sz="4"/>
+              <w:bottom w:val="single" w:color="BFBFBF" w:sz="4"/>
+              <w:right w:val="single" w:color="BFBFBF" w:sz="4"/>
+            </w:tcBorders>
+            <w:tcMar>
+              <w:top w:type="dxa" w:w="70"/>
+              <w:left w:type="dxa" w:w="100"/>
+              <w:bottom w:type="dxa" w:w="70"/>
+              <w:right w:type="dxa" w:w="100"/>
+            </w:tcMar>
+            <w:vAlign w:val="center"/>
+          </w:tcPr>
+          <w:p>
+            <w:pPr>
+              <w:tabs>
+                <w:tab w:val="left" w:pos="260"/>
+              </w:tabs>
+              <w:spacing w:after="0" w:before="0" w:line="280"/>
+              <w:ind w:left="260" w:hanging="260"/>
+            </w:pPr>
+            <w:r>
+              <w:rPr>
+                <w:b/>
+                <w:bCs/>
+                <w:color w:val="C00000"/>
+                <w:sz w:val="21"/>
+                <w:szCs w:val="21"/>
+              </w:rPr>
+              <w:t xml:space="preserve">→</w:t>
+            </w:r>
+            <w:r>
+              <w:tab/>
+            </w:r>
+            <w:r>
+              <w:rPr>
+                <w:sz w:val="21"/>
+                <w:szCs w:val="21"/>
+              </w:rPr>
+              <w:t xml:space="preserve">Fourth India–Africa Forum Summit, New Delhi (May 2026), with the African Union</w:t>
+            </w:r>
+          </w:p>
+          <w:p>
+            <w:pPr>
+              <w:tabs>
+                <w:tab w:val="left" w:pos="260"/>
+              </w:tabs>
+              <w:spacing w:after="0" w:before="40" w:line="280"/>
+              <w:ind w:left="260" w:hanging="260"/>
+            </w:pPr>
+            <w:r>
+              <w:rPr>
+                <w:b/>
+                <w:bCs/>
+                <w:color w:val="C00000"/>
+                <w:sz w:val="21"/>
+                <w:szCs w:val="21"/>
+              </w:rPr>
+              <w:t xml:space="preserve">→</w:t>
+            </w:r>
+            <w:r>
+              <w:tab/>
+            </w:r>
+            <w:r>
+              <w:rPr>
+                <w:b/>
+                <w:bCs/>
+                <w:sz w:val="21"/>
+                <w:szCs w:val="21"/>
+              </w:rPr>
+              <w:t xml:space="preserve">Theme:</w:t>
+            </w:r>
+            <w:r>
+              <w:rPr>
+                <w:sz w:val="21"/>
+                <w:szCs w:val="21"/>
+              </w:rPr>
+              <w:t xml:space="preserve"> IA SPIRIT (Innovation, Resilience, Inclusive Transformation)</w:t>
+            </w:r>
+          </w:p>
+          <w:p>
+            <w:pPr>
+              <w:tabs>
+                <w:tab w:val="left" w:pos="260"/>
+              </w:tabs>
+              <w:spacing w:after="0" w:before="40" w:line="280"/>
+              <w:ind w:left="260" w:hanging="260"/>
+            </w:pPr>
+            <w:r>
+              <w:rPr>
+                <w:b/>
+                <w:bCs/>
+                <w:color w:val="C00000"/>
+                <w:sz w:val="21"/>
+                <w:szCs w:val="21"/>
+              </w:rPr>
+              <w:t xml:space="preserve">→</w:t>
+            </w:r>
+            <w:r>
+              <w:tab/>
+            </w:r>
+            <w:r>
+              <w:rPr>
+                <w:sz w:val="21"/>
+                <w:szCs w:val="21"/>
+              </w:rPr>
+              <w:t xml:space="preserve">Over $12 bn in lines of credit to 43 countries so far</w:t>
+            </w:r>
+          </w:p>
+          <w:p>
+            <w:pPr>
+              <w:tabs>
+                <w:tab w:val="left" w:pos="260"/>
+              </w:tabs>
+              <w:spacing w:after="0" w:before="40" w:line="280"/>
+              <w:ind w:left="260" w:hanging="260"/>
+            </w:pPr>
+            <w:r>
+              <w:rPr>
+                <w:b/>
+                <w:bCs/>
+                <w:color w:val="C00000"/>
+                <w:sz w:val="21"/>
+                <w:szCs w:val="21"/>
+              </w:rPr>
+              <w:t xml:space="preserve">→</w:t>
+            </w:r>
+            <w:r>
+              <w:tab/>
+            </w:r>
+            <w:r>
+              <w:rPr>
+                <w:sz w:val="21"/>
+                <w:szCs w:val="21"/>
+              </w:rPr>
+              <w:t xml:space="preserve">42,000+ African students studied in India; ITEC training</w:t>
+            </w:r>
+          </w:p>
+          <w:p>
+            <w:pPr>
+              <w:tabs>
+                <w:tab w:val="left" w:pos="260"/>
+              </w:tabs>
+              <w:spacing w:after="0" w:before="40" w:line="280"/>
+              <w:ind w:left="260" w:hanging="260"/>
+            </w:pPr>
+            <w:r>
+              <w:rPr>
+                <w:b/>
+                <w:bCs/>
+                <w:color w:val="C00000"/>
+                <w:sz w:val="21"/>
+                <w:szCs w:val="21"/>
+              </w:rPr>
+              <w:t xml:space="preserve">→</w:t>
+            </w:r>
+            <w:r>
+              <w:tab/>
+            </w:r>
+            <w:r>
+              <w:rPr>
+                <w:sz w:val="21"/>
+                <w:szCs w:val="21"/>
+              </w:rPr>
+              <w:t xml:space="preserve">AIKEYME naval exercise (2025) with African navies</w:t>
+            </w:r>
+          </w:p>
+          <w:p>
+            <w:pPr>
+              <w:tabs>
+                <w:tab w:val="left" w:pos="260"/>
+              </w:tabs>
+              <w:spacing w:after="0" w:before="40" w:line="280"/>
+              <w:ind w:left="260" w:hanging="260"/>
+            </w:pPr>
+            <w:r>
+              <w:rPr>
+                <w:b/>
+                <w:bCs/>
+                <w:color w:val="C00000"/>
+                <w:sz w:val="21"/>
+                <w:szCs w:val="21"/>
+              </w:rPr>
+              <w:t xml:space="preserve">→</w:t>
+            </w:r>
+            <w:r>
+              <w:tab/>
+            </w:r>
+            <w:r>
+              <w:rPr>
+                <w:sz w:val="21"/>
+                <w:szCs w:val="21"/>
+              </w:rPr>
+              <w:t xml:space="preserve">46 Indian missions across Africa</w:t>
+            </w:r>
+          </w:p>
+        </w:tc>
+      </w:tr>
+      <w:tr>
+        <w:trPr>
+          <w:cantSplit/>
+        </w:trPr>
+        <w:tc>
+          <w:tcPr>
+            <w:tcW w:type="dxa" w:w="520"/>
+            <w:tcBorders>
+              <w:top w:val="single" w:color="BFBFBF" w:sz="4"/>
+              <w:left w:val="single" w:color="BFBFBF" w:sz="4"/>
+              <w:bottom w:val="single" w:color="BFBFBF" w:sz="4"/>
+              <w:right w:val="single" w:color="BFBFBF" w:sz="4"/>
+            </w:tcBorders>
+            <w:shd w:fill="F5F7FB" w:color="auto" w:val="clear"/>
+            <w:tcMar>
+              <w:top w:type="dxa" w:w="70"/>
+              <w:left w:type="dxa" w:w="100"/>
+              <w:bottom w:type="dxa" w:w="70"/>
+              <w:right w:type="dxa" w:w="100"/>
+            </w:tcMar>
+            <w:vAlign w:val="center"/>
+          </w:tcPr>
+          <w:p>
+            <w:pPr>
+              <w:spacing w:after="0" w:before="0" w:line="300"/>
+              <w:jc w:val="center"/>
+            </w:pPr>
+            <w:r>
+              <w:rPr>
+                <w:color w:val="7F7F7F"/>
+                <w:sz w:val="21"/>
+                <w:szCs w:val="21"/>
+              </w:rPr>
+              <w:t xml:space="preserve">4</w:t>
+            </w:r>
+          </w:p>
+        </w:tc>
+        <w:tc>
+          <w:tcPr>
+            <w:tcW w:type="dxa" w:w="2200"/>
+            <w:tcBorders>
+              <w:top w:val="single" w:color="BFBFBF" w:sz="4"/>
+              <w:left w:val="single" w:color="BFBFBF" w:sz="4"/>
+              <w:bottom w:val="single" w:color="BFBFBF" w:sz="4"/>
+              <w:right w:val="single" w:color="BFBFBF" w:sz="4"/>
+            </w:tcBorders>
+            <w:shd w:fill="F5F7FB" w:color="auto" w:val="clear"/>
+            <w:tcMar>
+              <w:top w:type="dxa" w:w="70"/>
+              <w:left w:type="dxa" w:w="100"/>
+              <w:bottom w:type="dxa" w:w="70"/>
+              <w:right w:type="dxa" w:w="100"/>
+            </w:tcMar>
+            <w:vAlign w:val="center"/>
+          </w:tcPr>
+          <w:p>
+            <w:pPr>
+              <w:spacing w:after="0" w:before="0" w:line="300"/>
+            </w:pPr>
+            <w:r>
+              <w:rPr>
+                <w:b/>
+                <w:bCs/>
+                <w:color w:val="1F3864"/>
+                <w:sz w:val="21"/>
+                <w:szCs w:val="21"/>
+              </w:rPr>
+              <w:t xml:space="preserve">Problems</w:t>
+            </w:r>
+          </w:p>
+        </w:tc>
+        <w:tc>
+          <w:tcPr>
+            <w:tcW w:type="dxa" w:w="7986"/>
+            <w:tcBorders>
+              <w:top w:val="single" w:color="BFBFBF" w:sz="4"/>
+              <w:left w:val="single" w:color="BFBFBF" w:sz="4"/>
+              <w:bottom w:val="single" w:color="BFBFBF" w:sz="4"/>
+              <w:right w:val="single" w:color="BFBFBF" w:sz="4"/>
+            </w:tcBorders>
+            <w:shd w:fill="F5F7FB" w:color="auto" w:val="clear"/>
+            <w:tcMar>
+              <w:top w:type="dxa" w:w="70"/>
+              <w:left w:type="dxa" w:w="100"/>
+              <w:bottom w:type="dxa" w:w="70"/>
+              <w:right w:type="dxa" w:w="100"/>
+            </w:tcMar>
+            <w:vAlign w:val="center"/>
+          </w:tcPr>
+          <w:p>
+            <w:pPr>
+              <w:tabs>
+                <w:tab w:val="left" w:pos="260"/>
+              </w:tabs>
+              <w:spacing w:after="0" w:before="0" w:line="280"/>
+              <w:ind w:left="260" w:hanging="260"/>
+            </w:pPr>
+            <w:r>
+              <w:rPr>
+                <w:b/>
+                <w:bCs/>
+                <w:color w:val="C00000"/>
+                <w:sz w:val="21"/>
+                <w:szCs w:val="21"/>
+              </w:rPr>
+              <w:t xml:space="preserve">→</w:t>
+            </w:r>
+            <w:r>
+              <w:tab/>
+            </w:r>
+            <w:r>
+              <w:rPr>
+                <w:sz w:val="21"/>
+                <w:szCs w:val="21"/>
+              </w:rPr>
+              <w:t xml:space="preserve">China's far larger trade, loans and projects</w:t>
+            </w:r>
+          </w:p>
+          <w:p>
+            <w:pPr>
+              <w:tabs>
+                <w:tab w:val="left" w:pos="260"/>
+              </w:tabs>
+              <w:spacing w:after="0" w:before="40" w:line="280"/>
+              <w:ind w:left="260" w:hanging="260"/>
+            </w:pPr>
+            <w:r>
+              <w:rPr>
+                <w:b/>
+                <w:bCs/>
+                <w:color w:val="C00000"/>
+                <w:sz w:val="21"/>
+                <w:szCs w:val="21"/>
+              </w:rPr>
+              <w:t xml:space="preserve">→</w:t>
+            </w:r>
+            <w:r>
+              <w:tab/>
+            </w:r>
+            <w:r>
+              <w:rPr>
+                <w:sz w:val="21"/>
+                <w:szCs w:val="21"/>
+              </w:rPr>
+              <w:t xml:space="preserve">Slow delivery of Indian projects</w:t>
+            </w:r>
+          </w:p>
+          <w:p>
+            <w:pPr>
+              <w:tabs>
+                <w:tab w:val="left" w:pos="260"/>
+              </w:tabs>
+              <w:spacing w:after="0" w:before="40" w:line="280"/>
+              <w:ind w:left="260" w:hanging="260"/>
+            </w:pPr>
+            <w:r>
+              <w:rPr>
+                <w:b/>
+                <w:bCs/>
+                <w:color w:val="C00000"/>
+                <w:sz w:val="21"/>
+                <w:szCs w:val="21"/>
+              </w:rPr>
+              <w:t xml:space="preserve">→</w:t>
+            </w:r>
+            <w:r>
+              <w:tab/>
+            </w:r>
+            <w:r>
+              <w:rPr>
+                <w:sz w:val="21"/>
+                <w:szCs w:val="21"/>
+              </w:rPr>
+              <w:t xml:space="preserve">Piracy, terrorism and instability (Sahel, Horn of Africa)</w:t>
+            </w:r>
+          </w:p>
+          <w:p>
+            <w:pPr>
+              <w:tabs>
+                <w:tab w:val="left" w:pos="260"/>
+              </w:tabs>
+              <w:spacing w:after="0" w:before="40" w:line="280"/>
+              <w:ind w:left="260" w:hanging="260"/>
+            </w:pPr>
+            <w:r>
+              <w:rPr>
+                <w:b/>
+                <w:bCs/>
+                <w:color w:val="C00000"/>
+                <w:sz w:val="21"/>
+                <w:szCs w:val="21"/>
+              </w:rPr>
+              <w:t xml:space="preserve">→</w:t>
+            </w:r>
+            <w:r>
+              <w:tab/>
+            </w:r>
+            <w:r>
+              <w:rPr>
+                <w:sz w:val="21"/>
+                <w:szCs w:val="21"/>
+              </w:rPr>
+              <w:t xml:space="preserve">Debt distress in many African states</w:t>
+            </w:r>
+          </w:p>
+          <w:p>
+            <w:pPr>
+              <w:tabs>
+                <w:tab w:val="left" w:pos="260"/>
+              </w:tabs>
+              <w:spacing w:after="0" w:before="40" w:line="280"/>
+              <w:ind w:left="260" w:hanging="260"/>
+            </w:pPr>
+            <w:r>
+              <w:rPr>
+                <w:b/>
+                <w:bCs/>
+                <w:color w:val="C00000"/>
+                <w:sz w:val="21"/>
+                <w:szCs w:val="21"/>
+              </w:rPr>
+              <w:t xml:space="preserve">→</w:t>
+            </w:r>
+            <w:r>
+              <w:tab/>
+            </w:r>
+            <w:r>
+              <w:rPr>
+                <w:sz w:val="21"/>
+                <w:szCs w:val="21"/>
+              </w:rPr>
+              <w:t xml:space="preserve">Low awareness and connectivity; few direct flights</w:t>
+            </w:r>
+          </w:p>
+        </w:tc>
+      </w:tr>
+      <w:tr>
+        <w:trPr>
+          <w:cantSplit/>
+        </w:trPr>
+        <w:tc>
+          <w:tcPr>
+            <w:tcW w:type="dxa" w:w="520"/>
+            <w:tcBorders>
+              <w:top w:val="single" w:color="BFBFBF" w:sz="4"/>
+              <w:left w:val="single" w:color="BFBFBF" w:sz="4"/>
+              <w:bottom w:val="single" w:color="BFBFBF" w:sz="4"/>
+              <w:right w:val="single" w:color="BFBFBF" w:sz="4"/>
+            </w:tcBorders>
+            <w:tcMar>
+              <w:top w:type="dxa" w:w="70"/>
+              <w:left w:type="dxa" w:w="100"/>
+              <w:bottom w:type="dxa" w:w="70"/>
+              <w:right w:type="dxa" w:w="100"/>
+            </w:tcMar>
+            <w:vAlign w:val="center"/>
+          </w:tcPr>
+          <w:p>
+            <w:pPr>
+              <w:spacing w:after="0" w:before="0" w:line="300"/>
+              <w:jc w:val="center"/>
+            </w:pPr>
+            <w:r>
+              <w:rPr>
+                <w:color w:val="7F7F7F"/>
+                <w:sz w:val="21"/>
+                <w:szCs w:val="21"/>
+              </w:rPr>
+              <w:t xml:space="preserve">5</w:t>
+            </w:r>
+          </w:p>
+        </w:tc>
+        <w:tc>
+          <w:tcPr>
+            <w:tcW w:type="dxa" w:w="2200"/>
+            <w:tcBorders>
+              <w:top w:val="single" w:color="BFBFBF" w:sz="4"/>
+              <w:left w:val="single" w:color="BFBFBF" w:sz="4"/>
+              <w:bottom w:val="single" w:color="BFBFBF" w:sz="4"/>
+              <w:right w:val="single" w:color="BFBFBF" w:sz="4"/>
+            </w:tcBorders>
+            <w:tcMar>
+              <w:top w:type="dxa" w:w="70"/>
+              <w:left w:type="dxa" w:w="100"/>
+              <w:bottom w:type="dxa" w:w="70"/>
+              <w:right w:type="dxa" w:w="100"/>
+            </w:tcMar>
+            <w:vAlign w:val="center"/>
+          </w:tcPr>
+          <w:p>
+            <w:pPr>
+              <w:spacing w:after="0" w:before="0" w:line="300"/>
+            </w:pPr>
+            <w:r>
+              <w:rPr>
+                <w:b/>
+                <w:bCs/>
+                <w:color w:val="1F3864"/>
+                <w:sz w:val="21"/>
+                <w:szCs w:val="21"/>
+              </w:rPr>
+              <w:t xml:space="preserve">Solutions</w:t>
+            </w:r>
+          </w:p>
+        </w:tc>
+        <w:tc>
+          <w:tcPr>
+            <w:tcW w:type="dxa" w:w="7986"/>
+            <w:tcBorders>
+              <w:top w:val="single" w:color="BFBFBF" w:sz="4"/>
+              <w:left w:val="single" w:color="BFBFBF" w:sz="4"/>
+              <w:bottom w:val="single" w:color="BFBFBF" w:sz="4"/>
+              <w:right w:val="single" w:color="BFBFBF" w:sz="4"/>
+            </w:tcBorders>
+            <w:tcMar>
+              <w:top w:type="dxa" w:w="70"/>
+              <w:left w:type="dxa" w:w="100"/>
+              <w:bottom w:type="dxa" w:w="70"/>
+              <w:right w:type="dxa" w:w="100"/>
+            </w:tcMar>
+            <w:vAlign w:val="center"/>
+          </w:tcPr>
+          <w:p>
+            <w:pPr>
+              <w:tabs>
+                <w:tab w:val="left" w:pos="260"/>
+              </w:tabs>
+              <w:spacing w:after="0" w:before="0" w:line="280"/>
+              <w:ind w:left="260" w:hanging="260"/>
+            </w:pPr>
+            <w:r>
+              <w:rPr>
+                <w:b/>
+                <w:bCs/>
+                <w:color w:val="C00000"/>
+                <w:sz w:val="21"/>
+                <w:szCs w:val="21"/>
+              </w:rPr>
+              <w:t xml:space="preserve">→</w:t>
+            </w:r>
+            <w:r>
+              <w:tab/>
+            </w:r>
+            <w:r>
+              <w:rPr>
+                <w:sz w:val="21"/>
+                <w:szCs w:val="21"/>
+              </w:rPr>
+              <w:t xml:space="preserve">Faster, demand-driven projects; capacity building over loans</w:t>
+            </w:r>
+          </w:p>
+          <w:p>
+            <w:pPr>
+              <w:tabs>
+                <w:tab w:val="left" w:pos="260"/>
+              </w:tabs>
+              <w:spacing w:after="0" w:before="40" w:line="280"/>
+              <w:ind w:left="260" w:hanging="260"/>
+            </w:pPr>
+            <w:r>
+              <w:rPr>
+                <w:b/>
+                <w:bCs/>
+                <w:color w:val="C00000"/>
+                <w:sz w:val="21"/>
+                <w:szCs w:val="21"/>
+              </w:rPr>
+              <w:t xml:space="preserve">→</w:t>
+            </w:r>
+            <w:r>
+              <w:tab/>
+            </w:r>
+            <w:r>
+              <w:rPr>
+                <w:sz w:val="21"/>
+                <w:szCs w:val="21"/>
+              </w:rPr>
+              <w:t xml:space="preserve">Digital public infrastructure: UPI, Aadhaar-type systems</w:t>
+            </w:r>
+          </w:p>
+          <w:p>
+            <w:pPr>
+              <w:tabs>
+                <w:tab w:val="left" w:pos="260"/>
+              </w:tabs>
+              <w:spacing w:after="0" w:before="40" w:line="280"/>
+              <w:ind w:left="260" w:hanging="260"/>
+            </w:pPr>
+            <w:r>
+              <w:rPr>
+                <w:b/>
+                <w:bCs/>
+                <w:color w:val="C00000"/>
+                <w:sz w:val="21"/>
+                <w:szCs w:val="21"/>
+              </w:rPr>
+              <w:t xml:space="preserve">→</w:t>
+            </w:r>
+            <w:r>
+              <w:tab/>
+            </w:r>
+            <w:r>
+              <w:rPr>
+                <w:sz w:val="21"/>
+                <w:szCs w:val="21"/>
+              </w:rPr>
+              <w:t xml:space="preserve">Health, pharma, agriculture, education</w:t>
+            </w:r>
+          </w:p>
+          <w:p>
+            <w:pPr>
+              <w:tabs>
+                <w:tab w:val="left" w:pos="260"/>
+              </w:tabs>
+              <w:spacing w:after="0" w:before="40" w:line="280"/>
+              <w:ind w:left="260" w:hanging="260"/>
+            </w:pPr>
+            <w:r>
+              <w:rPr>
+                <w:b/>
+                <w:bCs/>
+                <w:color w:val="C00000"/>
+                <w:sz w:val="21"/>
+                <w:szCs w:val="21"/>
+              </w:rPr>
+              <w:t xml:space="preserve">→</w:t>
+            </w:r>
+            <w:r>
+              <w:tab/>
+            </w:r>
+            <w:r>
+              <w:rPr>
+                <w:sz w:val="21"/>
+                <w:szCs w:val="21"/>
+              </w:rPr>
+              <w:t xml:space="preserve">Maritime security and blue economy partnership</w:t>
+            </w:r>
+          </w:p>
+          <w:p>
+            <w:pPr>
+              <w:tabs>
+                <w:tab w:val="left" w:pos="260"/>
+              </w:tabs>
+              <w:spacing w:after="0" w:before="40" w:line="280"/>
+              <w:ind w:left="260" w:hanging="260"/>
+            </w:pPr>
+            <w:r>
+              <w:rPr>
+                <w:b/>
+                <w:bCs/>
+                <w:color w:val="C00000"/>
+                <w:sz w:val="21"/>
+                <w:szCs w:val="21"/>
+              </w:rPr>
+              <w:t xml:space="preserve">→</w:t>
+            </w:r>
+            <w:r>
+              <w:tab/>
+            </w:r>
+            <w:r>
+              <w:rPr>
+                <w:sz w:val="21"/>
+                <w:szCs w:val="21"/>
+              </w:rPr>
+              <w:t xml:space="preserve">Peacekeeping, defence training, counter-terrorism</w:t>
+            </w:r>
+          </w:p>
+          <w:p>
+            <w:pPr>
+              <w:tabs>
+                <w:tab w:val="left" w:pos="260"/>
+              </w:tabs>
+              <w:spacing w:after="0" w:before="40" w:line="280"/>
+              <w:ind w:left="260" w:hanging="260"/>
+            </w:pPr>
+            <w:r>
+              <w:rPr>
+                <w:b/>
+                <w:bCs/>
+                <w:color w:val="C00000"/>
+                <w:sz w:val="21"/>
+                <w:szCs w:val="21"/>
+              </w:rPr>
+              <w:t xml:space="preserve">→</w:t>
+            </w:r>
+            <w:r>
+              <w:tab/>
+            </w:r>
+            <w:r>
+              <w:rPr>
+                <w:sz w:val="21"/>
+                <w:szCs w:val="21"/>
+              </w:rPr>
+              <w:t xml:space="preserve">Trade facilitation and direct connectivity</w:t>
+            </w:r>
+          </w:p>
+        </w:tc>
+      </w:tr>
+      <w:tr>
+        <w:trPr>
+          <w:cantSplit/>
+        </w:trPr>
+        <w:tc>
+          <w:tcPr>
+            <w:tcW w:type="dxa" w:w="520"/>
+            <w:tcBorders>
+              <w:top w:val="single" w:color="BFBFBF" w:sz="4"/>
+              <w:left w:val="single" w:color="BFBFBF" w:sz="4"/>
+              <w:bottom w:val="single" w:color="BFBFBF" w:sz="4"/>
+              <w:right w:val="single" w:color="BFBFBF" w:sz="4"/>
+            </w:tcBorders>
+            <w:shd w:fill="F5F7FB" w:color="auto" w:val="clear"/>
+            <w:tcMar>
+              <w:top w:type="dxa" w:w="70"/>
+              <w:left w:type="dxa" w:w="100"/>
+              <w:bottom w:type="dxa" w:w="70"/>
+              <w:right w:type="dxa" w:w="100"/>
+            </w:tcMar>
+            <w:vAlign w:val="center"/>
+          </w:tcPr>
+          <w:p>
+            <w:pPr>
+              <w:spacing w:after="0" w:before="0" w:line="300"/>
+              <w:jc w:val="center"/>
+            </w:pPr>
+            <w:r>
+              <w:rPr>
+                <w:color w:val="7F7F7F"/>
+                <w:sz w:val="21"/>
+                <w:szCs w:val="21"/>
+              </w:rPr>
+              <w:t xml:space="preserve">6</w:t>
+            </w:r>
+          </w:p>
+        </w:tc>
+        <w:tc>
+          <w:tcPr>
+            <w:tcW w:type="dxa" w:w="2200"/>
+            <w:tcBorders>
+              <w:top w:val="single" w:color="BFBFBF" w:sz="4"/>
+              <w:left w:val="single" w:color="BFBFBF" w:sz="4"/>
+              <w:bottom w:val="single" w:color="BFBFBF" w:sz="4"/>
+              <w:right w:val="single" w:color="BFBFBF" w:sz="4"/>
+            </w:tcBorders>
+            <w:shd w:fill="F5F7FB" w:color="auto" w:val="clear"/>
+            <w:tcMar>
+              <w:top w:type="dxa" w:w="70"/>
+              <w:left w:type="dxa" w:w="100"/>
+              <w:bottom w:type="dxa" w:w="70"/>
+              <w:right w:type="dxa" w:w="100"/>
+            </w:tcMar>
+            <w:vAlign w:val="center"/>
+          </w:tcPr>
+          <w:p>
+            <w:pPr>
+              <w:spacing w:after="0" w:before="0" w:line="300"/>
+            </w:pPr>
+            <w:r>
+              <w:rPr>
+                <w:b/>
+                <w:bCs/>
+                <w:color w:val="1F3864"/>
+                <w:sz w:val="21"/>
+                <w:szCs w:val="21"/>
+              </w:rPr>
+              <w:t xml:space="preserve">Conclusion</w:t>
+            </w:r>
+          </w:p>
+        </w:tc>
+        <w:tc>
+          <w:tcPr>
+            <w:tcW w:type="dxa" w:w="7986"/>
+            <w:tcBorders>
+              <w:top w:val="single" w:color="BFBFBF" w:sz="4"/>
+              <w:left w:val="single" w:color="BFBFBF" w:sz="4"/>
+              <w:bottom w:val="single" w:color="BFBFBF" w:sz="4"/>
+              <w:right w:val="single" w:color="BFBFBF" w:sz="4"/>
+            </w:tcBorders>
+            <w:shd w:fill="F5F7FB" w:color="auto" w:val="clear"/>
+            <w:tcMar>
+              <w:top w:type="dxa" w:w="70"/>
+              <w:left w:type="dxa" w:w="100"/>
+              <w:bottom w:type="dxa" w:w="70"/>
+              <w:right w:type="dxa" w:w="100"/>
+            </w:tcMar>
+            <w:vAlign w:val="center"/>
+          </w:tcPr>
+          <w:p>
+            <w:pPr>
+              <w:tabs>
+                <w:tab w:val="left" w:pos="260"/>
+              </w:tabs>
+              <w:spacing w:after="0" w:before="0" w:line="280"/>
+              <w:ind w:left="260" w:hanging="260"/>
+            </w:pPr>
+            <w:r>
+              <w:rPr>
+                <w:b/>
+                <w:bCs/>
+                <w:color w:val="C00000"/>
+                <w:sz w:val="21"/>
+                <w:szCs w:val="21"/>
+              </w:rPr>
+              <w:t xml:space="preserve">→</w:t>
+            </w:r>
+            <w:r>
+              <w:tab/>
+            </w:r>
+            <w:r>
+              <w:rPr>
+                <w:sz w:val="21"/>
+                <w:szCs w:val="21"/>
+              </w:rPr>
+              <w:t xml:space="preserve">Africa is India's partner in the Global South</w:t>
+            </w:r>
+          </w:p>
+          <w:p>
+            <w:pPr>
+              <w:tabs>
+                <w:tab w:val="left" w:pos="260"/>
+              </w:tabs>
+              <w:spacing w:after="0" w:before="40" w:line="280"/>
+              <w:ind w:left="260" w:hanging="260"/>
+            </w:pPr>
+            <w:r>
+              <w:rPr>
+                <w:b/>
+                <w:bCs/>
+                <w:color w:val="C00000"/>
+                <w:sz w:val="21"/>
+                <w:szCs w:val="21"/>
+              </w:rPr>
+              <w:t xml:space="preserve">→</w:t>
+            </w:r>
+            <w:r>
+              <w:tab/>
+            </w:r>
+            <w:r>
+              <w:rPr>
+                <w:sz w:val="21"/>
+                <w:szCs w:val="21"/>
+              </w:rPr>
+              <w:t xml:space="preserve">India's model is partnership, not exploitation</w:t>
+            </w:r>
+          </w:p>
+          <w:p>
+            <w:pPr>
+              <w:tabs>
+                <w:tab w:val="left" w:pos="260"/>
+              </w:tabs>
+              <w:spacing w:after="0" w:before="40" w:line="280"/>
+              <w:ind w:left="260" w:hanging="260"/>
+            </w:pPr>
+            <w:r>
+              <w:rPr>
+                <w:b/>
+                <w:bCs/>
+                <w:color w:val="C00000"/>
+                <w:sz w:val="21"/>
+                <w:szCs w:val="21"/>
+              </w:rPr>
+              <w:t xml:space="preserve">→</w:t>
+            </w:r>
+            <w:r>
+              <w:tab/>
+            </w:r>
+            <w:r>
+              <w:rPr>
+                <w:sz w:val="21"/>
+                <w:szCs w:val="21"/>
+              </w:rPr>
+              <w:t xml:space="preserve">The 21st century can belong to India and Africa together</w:t>
             </w:r>
           </w:p>
         </w:tc>

--- a/SSB_Lecturettes.docx
+++ b/SSB_Lecturettes.docx
@@ -32289,6 +32289,9675 @@
                 <w:szCs w:val="21"/>
               </w:rPr>
               <w:t xml:space="preserve">The 21st century can belong to India and Africa together</w:t>
+            </w:r>
+          </w:p>
+        </w:tc>
+      </w:tr>
+    </w:tbl>
+    <w:p>
+      <w:pPr>
+        <w:pStyle w:val="Heading1"/>
+        <w:pageBreakBefore/>
+        <w:shd w:fill="1F3864" w:color="auto" w:val="clear"/>
+        <w:spacing w:after="160" w:before="0"/>
+        <w:ind w:left="100" w:right="100"/>
+      </w:pPr>
+      <w:r>
+        <w:t xml:space="preserve">Topic 20: India and the Indian Ocean Region</w:t>
+      </w:r>
+    </w:p>
+    <w:tbl>
+      <w:tblPr>
+        <w:tblW w:type="dxa" w:w="10706"/>
+        <w:tblBorders>
+          <w:top w:val="single" w:color="auto" w:sz="4"/>
+          <w:left w:val="single" w:color="auto" w:sz="4"/>
+          <w:bottom w:val="single" w:color="auto" w:sz="4"/>
+          <w:right w:val="single" w:color="auto" w:sz="4"/>
+          <w:insideH w:val="single" w:color="auto" w:sz="4"/>
+          <w:insideV w:val="single" w:color="auto" w:sz="4"/>
+        </w:tblBorders>
+      </w:tblPr>
+      <w:tblGrid>
+        <w:gridCol w:w="520"/>
+        <w:gridCol w:w="2200"/>
+        <w:gridCol w:w="7986"/>
+      </w:tblGrid>
+      <w:tr>
+        <w:trPr>
+          <w:tblHeader/>
+        </w:trPr>
+        <w:tc>
+          <w:tcPr>
+            <w:tcW w:type="dxa" w:w="520"/>
+            <w:tcBorders>
+              <w:top w:val="single" w:color="BFBFBF" w:sz="4"/>
+              <w:left w:val="single" w:color="BFBFBF" w:sz="4"/>
+              <w:bottom w:val="single" w:color="BFBFBF" w:sz="4"/>
+              <w:right w:val="single" w:color="BFBFBF" w:sz="4"/>
+            </w:tcBorders>
+            <w:shd w:fill="DCE3F0" w:color="auto" w:val="clear"/>
+            <w:tcMar>
+              <w:top w:type="dxa" w:w="70"/>
+              <w:left w:type="dxa" w:w="100"/>
+              <w:bottom w:type="dxa" w:w="70"/>
+              <w:right w:type="dxa" w:w="100"/>
+            </w:tcMar>
+            <w:vAlign w:val="center"/>
+          </w:tcPr>
+          <w:p>
+            <w:pPr>
+              <w:spacing w:after="0" w:before="0" w:line="300"/>
+              <w:jc w:val="center"/>
+            </w:pPr>
+            <w:r>
+              <w:rPr>
+                <w:b/>
+                <w:bCs/>
+                <w:sz w:val="21"/>
+                <w:szCs w:val="21"/>
+              </w:rPr>
+              <w:t xml:space="preserve">#</w:t>
+            </w:r>
+          </w:p>
+        </w:tc>
+        <w:tc>
+          <w:tcPr>
+            <w:tcW w:type="dxa" w:w="2200"/>
+            <w:tcBorders>
+              <w:top w:val="single" w:color="BFBFBF" w:sz="4"/>
+              <w:left w:val="single" w:color="BFBFBF" w:sz="4"/>
+              <w:bottom w:val="single" w:color="BFBFBF" w:sz="4"/>
+              <w:right w:val="single" w:color="BFBFBF" w:sz="4"/>
+            </w:tcBorders>
+            <w:shd w:fill="DCE3F0" w:color="auto" w:val="clear"/>
+            <w:tcMar>
+              <w:top w:type="dxa" w:w="70"/>
+              <w:left w:type="dxa" w:w="100"/>
+              <w:bottom w:type="dxa" w:w="70"/>
+              <w:right w:type="dxa" w:w="100"/>
+            </w:tcMar>
+            <w:vAlign w:val="center"/>
+          </w:tcPr>
+          <w:p>
+            <w:pPr>
+              <w:spacing w:after="0" w:before="0" w:line="300"/>
+            </w:pPr>
+            <w:r>
+              <w:rPr>
+                <w:b/>
+                <w:bCs/>
+                <w:sz w:val="21"/>
+                <w:szCs w:val="21"/>
+              </w:rPr>
+              <w:t xml:space="preserve">Stage</w:t>
+            </w:r>
+          </w:p>
+        </w:tc>
+        <w:tc>
+          <w:tcPr>
+            <w:tcW w:type="dxa" w:w="7986"/>
+            <w:tcBorders>
+              <w:top w:val="single" w:color="BFBFBF" w:sz="4"/>
+              <w:left w:val="single" w:color="BFBFBF" w:sz="4"/>
+              <w:bottom w:val="single" w:color="BFBFBF" w:sz="4"/>
+              <w:right w:val="single" w:color="BFBFBF" w:sz="4"/>
+            </w:tcBorders>
+            <w:shd w:fill="DCE3F0" w:color="auto" w:val="clear"/>
+            <w:tcMar>
+              <w:top w:type="dxa" w:w="70"/>
+              <w:left w:type="dxa" w:w="100"/>
+              <w:bottom w:type="dxa" w:w="70"/>
+              <w:right w:type="dxa" w:w="100"/>
+            </w:tcMar>
+            <w:vAlign w:val="center"/>
+          </w:tcPr>
+          <w:p>
+            <w:pPr>
+              <w:spacing w:after="0" w:before="0" w:line="300"/>
+            </w:pPr>
+            <w:r>
+              <w:rPr>
+                <w:b/>
+                <w:bCs/>
+                <w:sz w:val="21"/>
+                <w:szCs w:val="21"/>
+              </w:rPr>
+              <w:t xml:space="preserve">Flow</w:t>
+            </w:r>
+          </w:p>
+        </w:tc>
+      </w:tr>
+      <w:tr>
+        <w:trPr>
+          <w:cantSplit/>
+        </w:trPr>
+        <w:tc>
+          <w:tcPr>
+            <w:tcW w:type="dxa" w:w="520"/>
+            <w:tcBorders>
+              <w:top w:val="single" w:color="BFBFBF" w:sz="4"/>
+              <w:left w:val="single" w:color="BFBFBF" w:sz="4"/>
+              <w:bottom w:val="single" w:color="BFBFBF" w:sz="4"/>
+              <w:right w:val="single" w:color="BFBFBF" w:sz="4"/>
+            </w:tcBorders>
+            <w:tcMar>
+              <w:top w:type="dxa" w:w="70"/>
+              <w:left w:type="dxa" w:w="100"/>
+              <w:bottom w:type="dxa" w:w="70"/>
+              <w:right w:type="dxa" w:w="100"/>
+            </w:tcMar>
+            <w:vAlign w:val="center"/>
+          </w:tcPr>
+          <w:p>
+            <w:pPr>
+              <w:spacing w:after="0" w:before="0" w:line="300"/>
+              <w:jc w:val="center"/>
+            </w:pPr>
+            <w:r>
+              <w:rPr>
+                <w:color w:val="7F7F7F"/>
+                <w:sz w:val="21"/>
+                <w:szCs w:val="21"/>
+              </w:rPr>
+              <w:t xml:space="preserve">1</w:t>
+            </w:r>
+          </w:p>
+        </w:tc>
+        <w:tc>
+          <w:tcPr>
+            <w:tcW w:type="dxa" w:w="2200"/>
+            <w:tcBorders>
+              <w:top w:val="single" w:color="BFBFBF" w:sz="4"/>
+              <w:left w:val="single" w:color="BFBFBF" w:sz="4"/>
+              <w:bottom w:val="single" w:color="BFBFBF" w:sz="4"/>
+              <w:right w:val="single" w:color="BFBFBF" w:sz="4"/>
+            </w:tcBorders>
+            <w:tcMar>
+              <w:top w:type="dxa" w:w="70"/>
+              <w:left w:type="dxa" w:w="100"/>
+              <w:bottom w:type="dxa" w:w="70"/>
+              <w:right w:type="dxa" w:w="100"/>
+            </w:tcMar>
+            <w:vAlign w:val="center"/>
+          </w:tcPr>
+          <w:p>
+            <w:pPr>
+              <w:spacing w:after="0" w:before="0" w:line="300"/>
+            </w:pPr>
+            <w:r>
+              <w:rPr>
+                <w:b/>
+                <w:bCs/>
+                <w:color w:val="1F3864"/>
+                <w:sz w:val="21"/>
+                <w:szCs w:val="21"/>
+              </w:rPr>
+              <w:t xml:space="preserve">What is it</w:t>
+            </w:r>
+          </w:p>
+        </w:tc>
+        <w:tc>
+          <w:tcPr>
+            <w:tcW w:type="dxa" w:w="7986"/>
+            <w:tcBorders>
+              <w:top w:val="single" w:color="BFBFBF" w:sz="4"/>
+              <w:left w:val="single" w:color="BFBFBF" w:sz="4"/>
+              <w:bottom w:val="single" w:color="BFBFBF" w:sz="4"/>
+              <w:right w:val="single" w:color="BFBFBF" w:sz="4"/>
+            </w:tcBorders>
+            <w:tcMar>
+              <w:top w:type="dxa" w:w="70"/>
+              <w:left w:type="dxa" w:w="100"/>
+              <w:bottom w:type="dxa" w:w="70"/>
+              <w:right w:type="dxa" w:w="100"/>
+            </w:tcMar>
+            <w:vAlign w:val="center"/>
+          </w:tcPr>
+          <w:p>
+            <w:pPr>
+              <w:tabs>
+                <w:tab w:val="left" w:pos="260"/>
+              </w:tabs>
+              <w:spacing w:after="0" w:before="0" w:line="280"/>
+              <w:ind w:left="260" w:hanging="260"/>
+            </w:pPr>
+            <w:r>
+              <w:rPr>
+                <w:b/>
+                <w:bCs/>
+                <w:color w:val="C00000"/>
+                <w:sz w:val="21"/>
+                <w:szCs w:val="21"/>
+              </w:rPr>
+              <w:t xml:space="preserve">→</w:t>
+            </w:r>
+            <w:r>
+              <w:tab/>
+            </w:r>
+            <w:r>
+              <w:rPr>
+                <w:sz w:val="21"/>
+                <w:szCs w:val="21"/>
+              </w:rPr>
+              <w:t xml:space="preserve">The only ocean named after a country; India sits at its centre</w:t>
+            </w:r>
+          </w:p>
+          <w:p>
+            <w:pPr>
+              <w:tabs>
+                <w:tab w:val="left" w:pos="260"/>
+              </w:tabs>
+              <w:spacing w:after="0" w:before="40" w:line="280"/>
+              <w:ind w:left="260" w:hanging="260"/>
+            </w:pPr>
+            <w:r>
+              <w:rPr>
+                <w:b/>
+                <w:bCs/>
+                <w:color w:val="C00000"/>
+                <w:sz w:val="21"/>
+                <w:szCs w:val="21"/>
+              </w:rPr>
+              <w:t xml:space="preserve">→</w:t>
+            </w:r>
+            <w:r>
+              <w:tab/>
+            </w:r>
+            <w:r>
+              <w:rPr>
+                <w:sz w:val="21"/>
+                <w:szCs w:val="21"/>
+              </w:rPr>
+              <w:t xml:space="preserve">7,500+ km coastline, 1,382 islands, 2 mn sq km EEZ</w:t>
+            </w:r>
+          </w:p>
+          <w:p>
+            <w:pPr>
+              <w:tabs>
+                <w:tab w:val="left" w:pos="260"/>
+              </w:tabs>
+              <w:spacing w:after="0" w:before="40" w:line="280"/>
+              <w:ind w:left="260" w:hanging="260"/>
+            </w:pPr>
+            <w:r>
+              <w:rPr>
+                <w:b/>
+                <w:bCs/>
+                <w:color w:val="C00000"/>
+                <w:sz w:val="21"/>
+                <w:szCs w:val="21"/>
+              </w:rPr>
+              <w:t xml:space="preserve">→</w:t>
+            </w:r>
+            <w:r>
+              <w:tab/>
+            </w:r>
+            <w:r>
+              <w:rPr>
+                <w:sz w:val="21"/>
+                <w:szCs w:val="21"/>
+              </w:rPr>
+              <w:t xml:space="preserve">About 95% of India's trade by volume and most oil imports move by sea</w:t>
+            </w:r>
+          </w:p>
+          <w:p>
+            <w:pPr>
+              <w:tabs>
+                <w:tab w:val="left" w:pos="260"/>
+              </w:tabs>
+              <w:spacing w:after="0" w:before="40" w:line="280"/>
+              <w:ind w:left="260" w:hanging="260"/>
+            </w:pPr>
+            <w:r>
+              <w:rPr>
+                <w:b/>
+                <w:bCs/>
+                <w:color w:val="C00000"/>
+                <w:sz w:val="21"/>
+                <w:szCs w:val="21"/>
+              </w:rPr>
+              <w:t xml:space="preserve">→</w:t>
+            </w:r>
+            <w:r>
+              <w:tab/>
+            </w:r>
+            <w:r>
+              <w:rPr>
+                <w:b/>
+                <w:bCs/>
+                <w:sz w:val="21"/>
+                <w:szCs w:val="21"/>
+              </w:rPr>
+              <w:t xml:space="preserve">Policy:</w:t>
+            </w:r>
+            <w:r>
+              <w:rPr>
+                <w:sz w:val="21"/>
+                <w:szCs w:val="21"/>
+              </w:rPr>
+              <w:t xml:space="preserve"> SAGAR (2015), upgraded to MAHASAGAR (Mar 2025)</w:t>
+            </w:r>
+          </w:p>
+        </w:tc>
+      </w:tr>
+      <w:tr>
+        <w:trPr>
+          <w:cantSplit/>
+        </w:trPr>
+        <w:tc>
+          <w:tcPr>
+            <w:tcW w:type="dxa" w:w="520"/>
+            <w:tcBorders>
+              <w:top w:val="single" w:color="BFBFBF" w:sz="4"/>
+              <w:left w:val="single" w:color="BFBFBF" w:sz="4"/>
+              <w:bottom w:val="single" w:color="BFBFBF" w:sz="4"/>
+              <w:right w:val="single" w:color="BFBFBF" w:sz="4"/>
+            </w:tcBorders>
+            <w:shd w:fill="F5F7FB" w:color="auto" w:val="clear"/>
+            <w:tcMar>
+              <w:top w:type="dxa" w:w="70"/>
+              <w:left w:type="dxa" w:w="100"/>
+              <w:bottom w:type="dxa" w:w="70"/>
+              <w:right w:type="dxa" w:w="100"/>
+            </w:tcMar>
+            <w:vAlign w:val="center"/>
+          </w:tcPr>
+          <w:p>
+            <w:pPr>
+              <w:spacing w:after="0" w:before="0" w:line="300"/>
+              <w:jc w:val="center"/>
+            </w:pPr>
+            <w:r>
+              <w:rPr>
+                <w:color w:val="7F7F7F"/>
+                <w:sz w:val="21"/>
+                <w:szCs w:val="21"/>
+              </w:rPr>
+              <w:t xml:space="preserve">2</w:t>
+            </w:r>
+          </w:p>
+        </w:tc>
+        <w:tc>
+          <w:tcPr>
+            <w:tcW w:type="dxa" w:w="2200"/>
+            <w:tcBorders>
+              <w:top w:val="single" w:color="BFBFBF" w:sz="4"/>
+              <w:left w:val="single" w:color="BFBFBF" w:sz="4"/>
+              <w:bottom w:val="single" w:color="BFBFBF" w:sz="4"/>
+              <w:right w:val="single" w:color="BFBFBF" w:sz="4"/>
+            </w:tcBorders>
+            <w:shd w:fill="F5F7FB" w:color="auto" w:val="clear"/>
+            <w:tcMar>
+              <w:top w:type="dxa" w:w="70"/>
+              <w:left w:type="dxa" w:w="100"/>
+              <w:bottom w:type="dxa" w:w="70"/>
+              <w:right w:type="dxa" w:w="100"/>
+            </w:tcMar>
+            <w:vAlign w:val="center"/>
+          </w:tcPr>
+          <w:p>
+            <w:pPr>
+              <w:spacing w:after="0" w:before="0" w:line="300"/>
+            </w:pPr>
+            <w:r>
+              <w:rPr>
+                <w:b/>
+                <w:bCs/>
+                <w:color w:val="1F3864"/>
+                <w:sz w:val="21"/>
+                <w:szCs w:val="21"/>
+              </w:rPr>
+              <w:t xml:space="preserve">Why it matters</w:t>
+            </w:r>
+          </w:p>
+        </w:tc>
+        <w:tc>
+          <w:tcPr>
+            <w:tcW w:type="dxa" w:w="7986"/>
+            <w:tcBorders>
+              <w:top w:val="single" w:color="BFBFBF" w:sz="4"/>
+              <w:left w:val="single" w:color="BFBFBF" w:sz="4"/>
+              <w:bottom w:val="single" w:color="BFBFBF" w:sz="4"/>
+              <w:right w:val="single" w:color="BFBFBF" w:sz="4"/>
+            </w:tcBorders>
+            <w:shd w:fill="F5F7FB" w:color="auto" w:val="clear"/>
+            <w:tcMar>
+              <w:top w:type="dxa" w:w="70"/>
+              <w:left w:type="dxa" w:w="100"/>
+              <w:bottom w:type="dxa" w:w="70"/>
+              <w:right w:type="dxa" w:w="100"/>
+            </w:tcMar>
+            <w:vAlign w:val="center"/>
+          </w:tcPr>
+          <w:p>
+            <w:pPr>
+              <w:tabs>
+                <w:tab w:val="left" w:pos="260"/>
+              </w:tabs>
+              <w:spacing w:after="0" w:before="0" w:line="280"/>
+              <w:ind w:left="260" w:hanging="260"/>
+            </w:pPr>
+            <w:r>
+              <w:rPr>
+                <w:b/>
+                <w:bCs/>
+                <w:color w:val="C00000"/>
+                <w:sz w:val="21"/>
+                <w:szCs w:val="21"/>
+              </w:rPr>
+              <w:t xml:space="preserve">→</w:t>
+            </w:r>
+            <w:r>
+              <w:tab/>
+            </w:r>
+            <w:r>
+              <w:rPr>
+                <w:b/>
+                <w:bCs/>
+                <w:sz w:val="21"/>
+                <w:szCs w:val="21"/>
+              </w:rPr>
+              <w:t xml:space="preserve">Sea lanes and chokepoints:</w:t>
+            </w:r>
+            <w:r>
+              <w:rPr>
+                <w:sz w:val="21"/>
+                <w:szCs w:val="21"/>
+              </w:rPr>
+              <w:t xml:space="preserve"> Hormuz, Bab-el-Mandeb, Malacca</w:t>
+            </w:r>
+          </w:p>
+          <w:p>
+            <w:pPr>
+              <w:tabs>
+                <w:tab w:val="left" w:pos="260"/>
+              </w:tabs>
+              <w:spacing w:after="0" w:before="40" w:line="280"/>
+              <w:ind w:left="260" w:hanging="260"/>
+            </w:pPr>
+            <w:r>
+              <w:rPr>
+                <w:b/>
+                <w:bCs/>
+                <w:color w:val="C00000"/>
+                <w:sz w:val="21"/>
+                <w:szCs w:val="21"/>
+              </w:rPr>
+              <w:t xml:space="preserve">→</w:t>
+            </w:r>
+            <w:r>
+              <w:tab/>
+            </w:r>
+            <w:r>
+              <w:rPr>
+                <w:b/>
+                <w:bCs/>
+                <w:sz w:val="21"/>
+                <w:szCs w:val="21"/>
+              </w:rPr>
+              <w:t xml:space="preserve">Energy security:</w:t>
+            </w:r>
+            <w:r>
+              <w:rPr>
+                <w:sz w:val="21"/>
+                <w:szCs w:val="21"/>
+              </w:rPr>
+              <w:t xml:space="preserve"> Gulf oil and gas</w:t>
+            </w:r>
+          </w:p>
+          <w:p>
+            <w:pPr>
+              <w:tabs>
+                <w:tab w:val="left" w:pos="260"/>
+              </w:tabs>
+              <w:spacing w:after="0" w:before="40" w:line="280"/>
+              <w:ind w:left="260" w:hanging="260"/>
+            </w:pPr>
+            <w:r>
+              <w:rPr>
+                <w:b/>
+                <w:bCs/>
+                <w:color w:val="C00000"/>
+                <w:sz w:val="21"/>
+                <w:szCs w:val="21"/>
+              </w:rPr>
+              <w:t xml:space="preserve">→</w:t>
+            </w:r>
+            <w:r>
+              <w:tab/>
+            </w:r>
+            <w:r>
+              <w:rPr>
+                <w:b/>
+                <w:bCs/>
+                <w:sz w:val="21"/>
+                <w:szCs w:val="21"/>
+              </w:rPr>
+              <w:t xml:space="preserve">Security:</w:t>
+            </w:r>
+            <w:r>
+              <w:rPr>
+                <w:sz w:val="21"/>
+                <w:szCs w:val="21"/>
+              </w:rPr>
+              <w:t xml:space="preserve"> piracy, terrorism, smuggling, illegal fishing</w:t>
+            </w:r>
+          </w:p>
+          <w:p>
+            <w:pPr>
+              <w:tabs>
+                <w:tab w:val="left" w:pos="260"/>
+              </w:tabs>
+              <w:spacing w:after="0" w:before="40" w:line="280"/>
+              <w:ind w:left="260" w:hanging="260"/>
+            </w:pPr>
+            <w:r>
+              <w:rPr>
+                <w:b/>
+                <w:bCs/>
+                <w:color w:val="C00000"/>
+                <w:sz w:val="21"/>
+                <w:szCs w:val="21"/>
+              </w:rPr>
+              <w:t xml:space="preserve">→</w:t>
+            </w:r>
+            <w:r>
+              <w:tab/>
+            </w:r>
+            <w:r>
+              <w:rPr>
+                <w:b/>
+                <w:bCs/>
+                <w:sz w:val="21"/>
+                <w:szCs w:val="21"/>
+              </w:rPr>
+              <w:t xml:space="preserve">Strategic:</w:t>
+            </w:r>
+            <w:r>
+              <w:rPr>
+                <w:sz w:val="21"/>
+                <w:szCs w:val="21"/>
+              </w:rPr>
+              <w:t xml:space="preserve"> China's growing presence ("String of Pearls")</w:t>
+            </w:r>
+          </w:p>
+          <w:p>
+            <w:pPr>
+              <w:tabs>
+                <w:tab w:val="left" w:pos="260"/>
+              </w:tabs>
+              <w:spacing w:after="0" w:before="40" w:line="280"/>
+              <w:ind w:left="260" w:hanging="260"/>
+            </w:pPr>
+            <w:r>
+              <w:rPr>
+                <w:b/>
+                <w:bCs/>
+                <w:color w:val="C00000"/>
+                <w:sz w:val="21"/>
+                <w:szCs w:val="21"/>
+              </w:rPr>
+              <w:t xml:space="preserve">→</w:t>
+            </w:r>
+            <w:r>
+              <w:tab/>
+            </w:r>
+            <w:r>
+              <w:rPr>
+                <w:b/>
+                <w:bCs/>
+                <w:sz w:val="21"/>
+                <w:szCs w:val="21"/>
+              </w:rPr>
+              <w:t xml:space="preserve">Blue economy:</w:t>
+            </w:r>
+            <w:r>
+              <w:rPr>
+                <w:sz w:val="21"/>
+                <w:szCs w:val="21"/>
+              </w:rPr>
+              <w:t xml:space="preserve"> fisheries, seabed minerals, ports</w:t>
+            </w:r>
+          </w:p>
+        </w:tc>
+      </w:tr>
+      <w:tr>
+        <w:trPr>
+          <w:cantSplit/>
+        </w:trPr>
+        <w:tc>
+          <w:tcPr>
+            <w:tcW w:type="dxa" w:w="520"/>
+            <w:tcBorders>
+              <w:top w:val="single" w:color="BFBFBF" w:sz="4"/>
+              <w:left w:val="single" w:color="BFBFBF" w:sz="4"/>
+              <w:bottom w:val="single" w:color="BFBFBF" w:sz="4"/>
+              <w:right w:val="single" w:color="BFBFBF" w:sz="4"/>
+            </w:tcBorders>
+            <w:tcMar>
+              <w:top w:type="dxa" w:w="70"/>
+              <w:left w:type="dxa" w:w="100"/>
+              <w:bottom w:type="dxa" w:w="70"/>
+              <w:right w:type="dxa" w:w="100"/>
+            </w:tcMar>
+            <w:vAlign w:val="center"/>
+          </w:tcPr>
+          <w:p>
+            <w:pPr>
+              <w:spacing w:after="0" w:before="0" w:line="300"/>
+              <w:jc w:val="center"/>
+            </w:pPr>
+            <w:r>
+              <w:rPr>
+                <w:color w:val="7F7F7F"/>
+                <w:sz w:val="21"/>
+                <w:szCs w:val="21"/>
+              </w:rPr>
+              <w:t xml:space="preserve">3</w:t>
+            </w:r>
+          </w:p>
+        </w:tc>
+        <w:tc>
+          <w:tcPr>
+            <w:tcW w:type="dxa" w:w="2200"/>
+            <w:tcBorders>
+              <w:top w:val="single" w:color="BFBFBF" w:sz="4"/>
+              <w:left w:val="single" w:color="BFBFBF" w:sz="4"/>
+              <w:bottom w:val="single" w:color="BFBFBF" w:sz="4"/>
+              <w:right w:val="single" w:color="BFBFBF" w:sz="4"/>
+            </w:tcBorders>
+            <w:tcMar>
+              <w:top w:type="dxa" w:w="70"/>
+              <w:left w:type="dxa" w:w="100"/>
+              <w:bottom w:type="dxa" w:w="70"/>
+              <w:right w:type="dxa" w:w="100"/>
+            </w:tcMar>
+            <w:vAlign w:val="center"/>
+          </w:tcPr>
+          <w:p>
+            <w:pPr>
+              <w:spacing w:after="0" w:before="0" w:line="300"/>
+            </w:pPr>
+            <w:r>
+              <w:rPr>
+                <w:b/>
+                <w:bCs/>
+                <w:color w:val="1F3864"/>
+                <w:sz w:val="21"/>
+                <w:szCs w:val="21"/>
+              </w:rPr>
+              <w:t xml:space="preserve">Current status (Oct 2026)</w:t>
+            </w:r>
+          </w:p>
+        </w:tc>
+        <w:tc>
+          <w:tcPr>
+            <w:tcW w:type="dxa" w:w="7986"/>
+            <w:tcBorders>
+              <w:top w:val="single" w:color="BFBFBF" w:sz="4"/>
+              <w:left w:val="single" w:color="BFBFBF" w:sz="4"/>
+              <w:bottom w:val="single" w:color="BFBFBF" w:sz="4"/>
+              <w:right w:val="single" w:color="BFBFBF" w:sz="4"/>
+            </w:tcBorders>
+            <w:tcMar>
+              <w:top w:type="dxa" w:w="70"/>
+              <w:left w:type="dxa" w:w="100"/>
+              <w:bottom w:type="dxa" w:w="70"/>
+              <w:right w:type="dxa" w:w="100"/>
+            </w:tcMar>
+            <w:vAlign w:val="center"/>
+          </w:tcPr>
+          <w:p>
+            <w:pPr>
+              <w:tabs>
+                <w:tab w:val="left" w:pos="260"/>
+              </w:tabs>
+              <w:spacing w:after="0" w:before="0" w:line="280"/>
+              <w:ind w:left="260" w:hanging="260"/>
+            </w:pPr>
+            <w:r>
+              <w:rPr>
+                <w:b/>
+                <w:bCs/>
+                <w:color w:val="C00000"/>
+                <w:sz w:val="21"/>
+                <w:szCs w:val="21"/>
+              </w:rPr>
+              <w:t xml:space="preserve">→</w:t>
+            </w:r>
+            <w:r>
+              <w:tab/>
+            </w:r>
+            <w:r>
+              <w:rPr>
+                <w:sz w:val="21"/>
+                <w:szCs w:val="21"/>
+              </w:rPr>
+              <w:t xml:space="preserve">International Fleet Review and MILAN 2026, Visakhapatnam (Feb 2026): 74 countries took part</w:t>
+            </w:r>
+          </w:p>
+          <w:p>
+            <w:pPr>
+              <w:tabs>
+                <w:tab w:val="left" w:pos="260"/>
+              </w:tabs>
+              <w:spacing w:after="0" w:before="40" w:line="280"/>
+              <w:ind w:left="260" w:hanging="260"/>
+            </w:pPr>
+            <w:r>
+              <w:rPr>
+                <w:b/>
+                <w:bCs/>
+                <w:color w:val="C00000"/>
+                <w:sz w:val="21"/>
+                <w:szCs w:val="21"/>
+              </w:rPr>
+              <w:t xml:space="preserve">→</w:t>
+            </w:r>
+            <w:r>
+              <w:tab/>
+            </w:r>
+            <w:r>
+              <w:rPr>
+                <w:b/>
+                <w:bCs/>
+                <w:sz w:val="21"/>
+                <w:szCs w:val="21"/>
+              </w:rPr>
+              <w:t xml:space="preserve">Operation Sankalp:</w:t>
+            </w:r>
+            <w:r>
+              <w:rPr>
+                <w:sz w:val="21"/>
+                <w:szCs w:val="21"/>
+              </w:rPr>
+              <w:t xml:space="preserve"> Navy escorting Indian ships in the Gulf during the Iran war</w:t>
+            </w:r>
+          </w:p>
+          <w:p>
+            <w:pPr>
+              <w:tabs>
+                <w:tab w:val="left" w:pos="260"/>
+              </w:tabs>
+              <w:spacing w:after="0" w:before="40" w:line="280"/>
+              <w:ind w:left="260" w:hanging="260"/>
+            </w:pPr>
+            <w:r>
+              <w:rPr>
+                <w:b/>
+                <w:bCs/>
+                <w:color w:val="C00000"/>
+                <w:sz w:val="21"/>
+                <w:szCs w:val="21"/>
+              </w:rPr>
+              <w:t xml:space="preserve">→</w:t>
+            </w:r>
+            <w:r>
+              <w:tab/>
+            </w:r>
+            <w:r>
+              <w:rPr>
+                <w:sz w:val="21"/>
+                <w:szCs w:val="21"/>
+              </w:rPr>
+              <w:t xml:space="preserve">Navy tracks every Chinese warship and research vessel entering the IOR</w:t>
+            </w:r>
+          </w:p>
+          <w:p>
+            <w:pPr>
+              <w:tabs>
+                <w:tab w:val="left" w:pos="260"/>
+              </w:tabs>
+              <w:spacing w:after="0" w:before="40" w:line="280"/>
+              <w:ind w:left="260" w:hanging="260"/>
+            </w:pPr>
+            <w:r>
+              <w:rPr>
+                <w:b/>
+                <w:bCs/>
+                <w:color w:val="C00000"/>
+                <w:sz w:val="21"/>
+                <w:szCs w:val="21"/>
+              </w:rPr>
+              <w:t xml:space="preserve">→</w:t>
+            </w:r>
+            <w:r>
+              <w:tab/>
+            </w:r>
+            <w:r>
+              <w:rPr>
+                <w:b/>
+                <w:bCs/>
+                <w:sz w:val="21"/>
+                <w:szCs w:val="21"/>
+              </w:rPr>
+              <w:t xml:space="preserve">IFC-IOR, Gurugram:</w:t>
+            </w:r>
+            <w:r>
+              <w:rPr>
+                <w:sz w:val="21"/>
+                <w:szCs w:val="21"/>
+              </w:rPr>
+              <w:t xml:space="preserve"> hub for maritime domain awareness; Quad IPMDA run from there</w:t>
+            </w:r>
+          </w:p>
+          <w:p>
+            <w:pPr>
+              <w:tabs>
+                <w:tab w:val="left" w:pos="260"/>
+              </w:tabs>
+              <w:spacing w:after="0" w:before="40" w:line="280"/>
+              <w:ind w:left="260" w:hanging="260"/>
+            </w:pPr>
+            <w:r>
+              <w:rPr>
+                <w:b/>
+                <w:bCs/>
+                <w:color w:val="C00000"/>
+                <w:sz w:val="21"/>
+                <w:szCs w:val="21"/>
+              </w:rPr>
+              <w:t xml:space="preserve">→</w:t>
+            </w:r>
+            <w:r>
+              <w:tab/>
+            </w:r>
+            <w:r>
+              <w:rPr>
+                <w:b/>
+                <w:bCs/>
+                <w:sz w:val="21"/>
+                <w:szCs w:val="21"/>
+              </w:rPr>
+              <w:t xml:space="preserve">Partnerships:</w:t>
+            </w:r>
+            <w:r>
+              <w:rPr>
+                <w:sz w:val="21"/>
+                <w:szCs w:val="21"/>
+              </w:rPr>
+              <w:t xml:space="preserve"> Colombo Security Conclave, Agalega (Mauritius) facilities, Duqm (Oman), IONS</w:t>
+            </w:r>
+          </w:p>
+          <w:p>
+            <w:pPr>
+              <w:tabs>
+                <w:tab w:val="left" w:pos="260"/>
+              </w:tabs>
+              <w:spacing w:after="0" w:before="40" w:line="280"/>
+              <w:ind w:left="260" w:hanging="260"/>
+            </w:pPr>
+            <w:r>
+              <w:rPr>
+                <w:b/>
+                <w:bCs/>
+                <w:color w:val="C00000"/>
+                <w:sz w:val="21"/>
+                <w:szCs w:val="21"/>
+              </w:rPr>
+              <w:t xml:space="preserve">→</w:t>
+            </w:r>
+            <w:r>
+              <w:tab/>
+            </w:r>
+            <w:r>
+              <w:rPr>
+                <w:b/>
+                <w:bCs/>
+                <w:sz w:val="21"/>
+                <w:szCs w:val="21"/>
+              </w:rPr>
+              <w:t xml:space="preserve">India as first responder:</w:t>
+            </w:r>
+            <w:r>
+              <w:rPr>
+                <w:sz w:val="21"/>
+                <w:szCs w:val="21"/>
+              </w:rPr>
+              <w:t xml:space="preserve"> disaster relief, anti-piracy, evacuations</w:t>
+            </w:r>
+          </w:p>
+        </w:tc>
+      </w:tr>
+      <w:tr>
+        <w:trPr>
+          <w:cantSplit/>
+        </w:trPr>
+        <w:tc>
+          <w:tcPr>
+            <w:tcW w:type="dxa" w:w="520"/>
+            <w:tcBorders>
+              <w:top w:val="single" w:color="BFBFBF" w:sz="4"/>
+              <w:left w:val="single" w:color="BFBFBF" w:sz="4"/>
+              <w:bottom w:val="single" w:color="BFBFBF" w:sz="4"/>
+              <w:right w:val="single" w:color="BFBFBF" w:sz="4"/>
+            </w:tcBorders>
+            <w:shd w:fill="F5F7FB" w:color="auto" w:val="clear"/>
+            <w:tcMar>
+              <w:top w:type="dxa" w:w="70"/>
+              <w:left w:type="dxa" w:w="100"/>
+              <w:bottom w:type="dxa" w:w="70"/>
+              <w:right w:type="dxa" w:w="100"/>
+            </w:tcMar>
+            <w:vAlign w:val="center"/>
+          </w:tcPr>
+          <w:p>
+            <w:pPr>
+              <w:spacing w:after="0" w:before="0" w:line="300"/>
+              <w:jc w:val="center"/>
+            </w:pPr>
+            <w:r>
+              <w:rPr>
+                <w:color w:val="7F7F7F"/>
+                <w:sz w:val="21"/>
+                <w:szCs w:val="21"/>
+              </w:rPr>
+              <w:t xml:space="preserve">4</w:t>
+            </w:r>
+          </w:p>
+        </w:tc>
+        <w:tc>
+          <w:tcPr>
+            <w:tcW w:type="dxa" w:w="2200"/>
+            <w:tcBorders>
+              <w:top w:val="single" w:color="BFBFBF" w:sz="4"/>
+              <w:left w:val="single" w:color="BFBFBF" w:sz="4"/>
+              <w:bottom w:val="single" w:color="BFBFBF" w:sz="4"/>
+              <w:right w:val="single" w:color="BFBFBF" w:sz="4"/>
+            </w:tcBorders>
+            <w:shd w:fill="F5F7FB" w:color="auto" w:val="clear"/>
+            <w:tcMar>
+              <w:top w:type="dxa" w:w="70"/>
+              <w:left w:type="dxa" w:w="100"/>
+              <w:bottom w:type="dxa" w:w="70"/>
+              <w:right w:type="dxa" w:w="100"/>
+            </w:tcMar>
+            <w:vAlign w:val="center"/>
+          </w:tcPr>
+          <w:p>
+            <w:pPr>
+              <w:spacing w:after="0" w:before="0" w:line="300"/>
+            </w:pPr>
+            <w:r>
+              <w:rPr>
+                <w:b/>
+                <w:bCs/>
+                <w:color w:val="1F3864"/>
+                <w:sz w:val="21"/>
+                <w:szCs w:val="21"/>
+              </w:rPr>
+              <w:t xml:space="preserve">Problems</w:t>
+            </w:r>
+          </w:p>
+        </w:tc>
+        <w:tc>
+          <w:tcPr>
+            <w:tcW w:type="dxa" w:w="7986"/>
+            <w:tcBorders>
+              <w:top w:val="single" w:color="BFBFBF" w:sz="4"/>
+              <w:left w:val="single" w:color="BFBFBF" w:sz="4"/>
+              <w:bottom w:val="single" w:color="BFBFBF" w:sz="4"/>
+              <w:right w:val="single" w:color="BFBFBF" w:sz="4"/>
+            </w:tcBorders>
+            <w:shd w:fill="F5F7FB" w:color="auto" w:val="clear"/>
+            <w:tcMar>
+              <w:top w:type="dxa" w:w="70"/>
+              <w:left w:type="dxa" w:w="100"/>
+              <w:bottom w:type="dxa" w:w="70"/>
+              <w:right w:type="dxa" w:w="100"/>
+            </w:tcMar>
+            <w:vAlign w:val="center"/>
+          </w:tcPr>
+          <w:p>
+            <w:pPr>
+              <w:tabs>
+                <w:tab w:val="left" w:pos="260"/>
+              </w:tabs>
+              <w:spacing w:after="0" w:before="0" w:line="280"/>
+              <w:ind w:left="260" w:hanging="260"/>
+            </w:pPr>
+            <w:r>
+              <w:rPr>
+                <w:b/>
+                <w:bCs/>
+                <w:color w:val="C00000"/>
+                <w:sz w:val="21"/>
+                <w:szCs w:val="21"/>
+              </w:rPr>
+              <w:t xml:space="preserve">→</w:t>
+            </w:r>
+            <w:r>
+              <w:tab/>
+            </w:r>
+            <w:r>
+              <w:rPr>
+                <w:b/>
+                <w:bCs/>
+                <w:sz w:val="21"/>
+                <w:szCs w:val="21"/>
+              </w:rPr>
+              <w:t xml:space="preserve">China:</w:t>
+            </w:r>
+            <w:r>
+              <w:rPr>
+                <w:sz w:val="21"/>
+                <w:szCs w:val="21"/>
+              </w:rPr>
+              <w:t xml:space="preserve"> Djibouti base, Gwadar, Hambantota, Kyaukphyu; research and survey ships</w:t>
+            </w:r>
+          </w:p>
+          <w:p>
+            <w:pPr>
+              <w:tabs>
+                <w:tab w:val="left" w:pos="260"/>
+              </w:tabs>
+              <w:spacing w:after="0" w:before="40" w:line="280"/>
+              <w:ind w:left="260" w:hanging="260"/>
+            </w:pPr>
+            <w:r>
+              <w:rPr>
+                <w:b/>
+                <w:bCs/>
+                <w:color w:val="C00000"/>
+                <w:sz w:val="21"/>
+                <w:szCs w:val="21"/>
+              </w:rPr>
+              <w:t xml:space="preserve">→</w:t>
+            </w:r>
+            <w:r>
+              <w:tab/>
+            </w:r>
+            <w:r>
+              <w:rPr>
+                <w:sz w:val="21"/>
+                <w:szCs w:val="21"/>
+              </w:rPr>
+              <w:t xml:space="preserve">Hormuz and Red Sea disruption; energy shocks</w:t>
+            </w:r>
+          </w:p>
+          <w:p>
+            <w:pPr>
+              <w:tabs>
+                <w:tab w:val="left" w:pos="260"/>
+              </w:tabs>
+              <w:spacing w:after="0" w:before="40" w:line="280"/>
+              <w:ind w:left="260" w:hanging="260"/>
+            </w:pPr>
+            <w:r>
+              <w:rPr>
+                <w:b/>
+                <w:bCs/>
+                <w:color w:val="C00000"/>
+                <w:sz w:val="21"/>
+                <w:szCs w:val="21"/>
+              </w:rPr>
+              <w:t xml:space="preserve">→</w:t>
+            </w:r>
+            <w:r>
+              <w:tab/>
+            </w:r>
+            <w:r>
+              <w:rPr>
+                <w:sz w:val="21"/>
+                <w:szCs w:val="21"/>
+              </w:rPr>
+              <w:t xml:space="preserve">Piracy off Somalia; Houthi attacks</w:t>
+            </w:r>
+          </w:p>
+          <w:p>
+            <w:pPr>
+              <w:tabs>
+                <w:tab w:val="left" w:pos="260"/>
+              </w:tabs>
+              <w:spacing w:after="0" w:before="40" w:line="280"/>
+              <w:ind w:left="260" w:hanging="260"/>
+            </w:pPr>
+            <w:r>
+              <w:rPr>
+                <w:b/>
+                <w:bCs/>
+                <w:color w:val="C00000"/>
+                <w:sz w:val="21"/>
+                <w:szCs w:val="21"/>
+              </w:rPr>
+              <w:t xml:space="preserve">→</w:t>
+            </w:r>
+            <w:r>
+              <w:tab/>
+            </w:r>
+            <w:r>
+              <w:rPr>
+                <w:sz w:val="21"/>
+                <w:szCs w:val="21"/>
+              </w:rPr>
+              <w:t xml:space="preserve">Small island states caught in debt and great-power rivalry</w:t>
+            </w:r>
+          </w:p>
+          <w:p>
+            <w:pPr>
+              <w:tabs>
+                <w:tab w:val="left" w:pos="260"/>
+              </w:tabs>
+              <w:spacing w:after="0" w:before="40" w:line="280"/>
+              <w:ind w:left="260" w:hanging="260"/>
+            </w:pPr>
+            <w:r>
+              <w:rPr>
+                <w:b/>
+                <w:bCs/>
+                <w:color w:val="C00000"/>
+                <w:sz w:val="21"/>
+                <w:szCs w:val="21"/>
+              </w:rPr>
+              <w:t xml:space="preserve">→</w:t>
+            </w:r>
+            <w:r>
+              <w:tab/>
+            </w:r>
+            <w:r>
+              <w:rPr>
+                <w:sz w:val="21"/>
+                <w:szCs w:val="21"/>
+              </w:rPr>
+              <w:t xml:space="preserve">Navy short of ships and submarines for a vast area</w:t>
+            </w:r>
+          </w:p>
+          <w:p>
+            <w:pPr>
+              <w:tabs>
+                <w:tab w:val="left" w:pos="260"/>
+              </w:tabs>
+              <w:spacing w:after="0" w:before="40" w:line="280"/>
+              <w:ind w:left="260" w:hanging="260"/>
+            </w:pPr>
+            <w:r>
+              <w:rPr>
+                <w:b/>
+                <w:bCs/>
+                <w:color w:val="C00000"/>
+                <w:sz w:val="21"/>
+                <w:szCs w:val="21"/>
+              </w:rPr>
+              <w:t xml:space="preserve">→</w:t>
+            </w:r>
+            <w:r>
+              <w:tab/>
+            </w:r>
+            <w:r>
+              <w:rPr>
+                <w:sz w:val="21"/>
+                <w:szCs w:val="21"/>
+              </w:rPr>
+              <w:t xml:space="preserve">Climate change and rising seas</w:t>
+            </w:r>
+          </w:p>
+        </w:tc>
+      </w:tr>
+      <w:tr>
+        <w:trPr>
+          <w:cantSplit/>
+        </w:trPr>
+        <w:tc>
+          <w:tcPr>
+            <w:tcW w:type="dxa" w:w="520"/>
+            <w:tcBorders>
+              <w:top w:val="single" w:color="BFBFBF" w:sz="4"/>
+              <w:left w:val="single" w:color="BFBFBF" w:sz="4"/>
+              <w:bottom w:val="single" w:color="BFBFBF" w:sz="4"/>
+              <w:right w:val="single" w:color="BFBFBF" w:sz="4"/>
+            </w:tcBorders>
+            <w:tcMar>
+              <w:top w:type="dxa" w:w="70"/>
+              <w:left w:type="dxa" w:w="100"/>
+              <w:bottom w:type="dxa" w:w="70"/>
+              <w:right w:type="dxa" w:w="100"/>
+            </w:tcMar>
+            <w:vAlign w:val="center"/>
+          </w:tcPr>
+          <w:p>
+            <w:pPr>
+              <w:spacing w:after="0" w:before="0" w:line="300"/>
+              <w:jc w:val="center"/>
+            </w:pPr>
+            <w:r>
+              <w:rPr>
+                <w:color w:val="7F7F7F"/>
+                <w:sz w:val="21"/>
+                <w:szCs w:val="21"/>
+              </w:rPr>
+              <w:t xml:space="preserve">5</w:t>
+            </w:r>
+          </w:p>
+        </w:tc>
+        <w:tc>
+          <w:tcPr>
+            <w:tcW w:type="dxa" w:w="2200"/>
+            <w:tcBorders>
+              <w:top w:val="single" w:color="BFBFBF" w:sz="4"/>
+              <w:left w:val="single" w:color="BFBFBF" w:sz="4"/>
+              <w:bottom w:val="single" w:color="BFBFBF" w:sz="4"/>
+              <w:right w:val="single" w:color="BFBFBF" w:sz="4"/>
+            </w:tcBorders>
+            <w:tcMar>
+              <w:top w:type="dxa" w:w="70"/>
+              <w:left w:type="dxa" w:w="100"/>
+              <w:bottom w:type="dxa" w:w="70"/>
+              <w:right w:type="dxa" w:w="100"/>
+            </w:tcMar>
+            <w:vAlign w:val="center"/>
+          </w:tcPr>
+          <w:p>
+            <w:pPr>
+              <w:spacing w:after="0" w:before="0" w:line="300"/>
+            </w:pPr>
+            <w:r>
+              <w:rPr>
+                <w:b/>
+                <w:bCs/>
+                <w:color w:val="1F3864"/>
+                <w:sz w:val="21"/>
+                <w:szCs w:val="21"/>
+              </w:rPr>
+              <w:t xml:space="preserve">Solutions</w:t>
+            </w:r>
+          </w:p>
+        </w:tc>
+        <w:tc>
+          <w:tcPr>
+            <w:tcW w:type="dxa" w:w="7986"/>
+            <w:tcBorders>
+              <w:top w:val="single" w:color="BFBFBF" w:sz="4"/>
+              <w:left w:val="single" w:color="BFBFBF" w:sz="4"/>
+              <w:bottom w:val="single" w:color="BFBFBF" w:sz="4"/>
+              <w:right w:val="single" w:color="BFBFBF" w:sz="4"/>
+            </w:tcBorders>
+            <w:tcMar>
+              <w:top w:type="dxa" w:w="70"/>
+              <w:left w:type="dxa" w:w="100"/>
+              <w:bottom w:type="dxa" w:w="70"/>
+              <w:right w:type="dxa" w:w="100"/>
+            </w:tcMar>
+            <w:vAlign w:val="center"/>
+          </w:tcPr>
+          <w:p>
+            <w:pPr>
+              <w:tabs>
+                <w:tab w:val="left" w:pos="260"/>
+              </w:tabs>
+              <w:spacing w:after="0" w:before="0" w:line="280"/>
+              <w:ind w:left="260" w:hanging="260"/>
+            </w:pPr>
+            <w:r>
+              <w:rPr>
+                <w:b/>
+                <w:bCs/>
+                <w:color w:val="C00000"/>
+                <w:sz w:val="21"/>
+                <w:szCs w:val="21"/>
+              </w:rPr>
+              <w:t xml:space="preserve">→</w:t>
+            </w:r>
+            <w:r>
+              <w:tab/>
+            </w:r>
+            <w:r>
+              <w:rPr>
+                <w:b/>
+                <w:bCs/>
+                <w:sz w:val="21"/>
+                <w:szCs w:val="21"/>
+              </w:rPr>
+              <w:t xml:space="preserve">Blue-water Navy:</w:t>
+            </w:r>
+            <w:r>
+              <w:rPr>
+                <w:sz w:val="21"/>
+                <w:szCs w:val="21"/>
+              </w:rPr>
+              <w:t xml:space="preserve"> more ships, submarines, carriers, maritime patrol aircraft</w:t>
+            </w:r>
+          </w:p>
+          <w:p>
+            <w:pPr>
+              <w:tabs>
+                <w:tab w:val="left" w:pos="260"/>
+              </w:tabs>
+              <w:spacing w:after="0" w:before="40" w:line="280"/>
+              <w:ind w:left="260" w:hanging="260"/>
+            </w:pPr>
+            <w:r>
+              <w:rPr>
+                <w:b/>
+                <w:bCs/>
+                <w:color w:val="C00000"/>
+                <w:sz w:val="21"/>
+                <w:szCs w:val="21"/>
+              </w:rPr>
+              <w:t xml:space="preserve">→</w:t>
+            </w:r>
+            <w:r>
+              <w:tab/>
+            </w:r>
+            <w:r>
+              <w:rPr>
+                <w:b/>
+                <w:bCs/>
+                <w:sz w:val="21"/>
+                <w:szCs w:val="21"/>
+              </w:rPr>
+              <w:t xml:space="preserve">MAHASAGAR:</w:t>
+            </w:r>
+            <w:r>
+              <w:rPr>
+                <w:sz w:val="21"/>
+                <w:szCs w:val="21"/>
+              </w:rPr>
+              <w:t xml:space="preserve"> capacity building, hydrography, coastal radars for neighbours</w:t>
+            </w:r>
+          </w:p>
+          <w:p>
+            <w:pPr>
+              <w:tabs>
+                <w:tab w:val="left" w:pos="260"/>
+              </w:tabs>
+              <w:spacing w:after="0" w:before="40" w:line="280"/>
+              <w:ind w:left="260" w:hanging="260"/>
+            </w:pPr>
+            <w:r>
+              <w:rPr>
+                <w:b/>
+                <w:bCs/>
+                <w:color w:val="C00000"/>
+                <w:sz w:val="21"/>
+                <w:szCs w:val="21"/>
+              </w:rPr>
+              <w:t xml:space="preserve">→</w:t>
+            </w:r>
+            <w:r>
+              <w:tab/>
+            </w:r>
+            <w:r>
+              <w:rPr>
+                <w:sz w:val="21"/>
+                <w:szCs w:val="21"/>
+              </w:rPr>
+              <w:t xml:space="preserve">Maritime domain awareness through IFC-IOR and white-shipping agreements</w:t>
+            </w:r>
+          </w:p>
+          <w:p>
+            <w:pPr>
+              <w:tabs>
+                <w:tab w:val="left" w:pos="260"/>
+              </w:tabs>
+              <w:spacing w:after="0" w:before="40" w:line="280"/>
+              <w:ind w:left="260" w:hanging="260"/>
+            </w:pPr>
+            <w:r>
+              <w:rPr>
+                <w:b/>
+                <w:bCs/>
+                <w:color w:val="C00000"/>
+                <w:sz w:val="21"/>
+                <w:szCs w:val="21"/>
+              </w:rPr>
+              <w:t xml:space="preserve">→</w:t>
+            </w:r>
+            <w:r>
+              <w:tab/>
+            </w:r>
+            <w:r>
+              <w:rPr>
+                <w:b/>
+                <w:bCs/>
+                <w:sz w:val="21"/>
+                <w:szCs w:val="21"/>
+              </w:rPr>
+              <w:t xml:space="preserve">Ports and connectivity:</w:t>
+            </w:r>
+            <w:r>
+              <w:rPr>
+                <w:sz w:val="21"/>
+                <w:szCs w:val="21"/>
+              </w:rPr>
+              <w:t xml:space="preserve"> Sagarmala, Great Nicobar, Chabahar</w:t>
+            </w:r>
+          </w:p>
+          <w:p>
+            <w:pPr>
+              <w:tabs>
+                <w:tab w:val="left" w:pos="260"/>
+              </w:tabs>
+              <w:spacing w:after="0" w:before="40" w:line="280"/>
+              <w:ind w:left="260" w:hanging="260"/>
+            </w:pPr>
+            <w:r>
+              <w:rPr>
+                <w:b/>
+                <w:bCs/>
+                <w:color w:val="C00000"/>
+                <w:sz w:val="21"/>
+                <w:szCs w:val="21"/>
+              </w:rPr>
+              <w:t xml:space="preserve">→</w:t>
+            </w:r>
+            <w:r>
+              <w:tab/>
+            </w:r>
+            <w:r>
+              <w:rPr>
+                <w:sz w:val="21"/>
+                <w:szCs w:val="21"/>
+              </w:rPr>
+              <w:t xml:space="preserve">Strengthen IORA, IONS, Colombo Security Conclave</w:t>
+            </w:r>
+          </w:p>
+          <w:p>
+            <w:pPr>
+              <w:tabs>
+                <w:tab w:val="left" w:pos="260"/>
+              </w:tabs>
+              <w:spacing w:after="0" w:before="40" w:line="280"/>
+              <w:ind w:left="260" w:hanging="260"/>
+            </w:pPr>
+            <w:r>
+              <w:rPr>
+                <w:b/>
+                <w:bCs/>
+                <w:color w:val="C00000"/>
+                <w:sz w:val="21"/>
+                <w:szCs w:val="21"/>
+              </w:rPr>
+              <w:t xml:space="preserve">→</w:t>
+            </w:r>
+            <w:r>
+              <w:tab/>
+            </w:r>
+            <w:r>
+              <w:rPr>
+                <w:sz w:val="21"/>
+                <w:szCs w:val="21"/>
+              </w:rPr>
+              <w:t xml:space="preserve">Blue economy and disaster response cooperation</w:t>
+            </w:r>
+          </w:p>
+        </w:tc>
+      </w:tr>
+      <w:tr>
+        <w:trPr>
+          <w:cantSplit/>
+        </w:trPr>
+        <w:tc>
+          <w:tcPr>
+            <w:tcW w:type="dxa" w:w="520"/>
+            <w:tcBorders>
+              <w:top w:val="single" w:color="BFBFBF" w:sz="4"/>
+              <w:left w:val="single" w:color="BFBFBF" w:sz="4"/>
+              <w:bottom w:val="single" w:color="BFBFBF" w:sz="4"/>
+              <w:right w:val="single" w:color="BFBFBF" w:sz="4"/>
+            </w:tcBorders>
+            <w:shd w:fill="F5F7FB" w:color="auto" w:val="clear"/>
+            <w:tcMar>
+              <w:top w:type="dxa" w:w="70"/>
+              <w:left w:type="dxa" w:w="100"/>
+              <w:bottom w:type="dxa" w:w="70"/>
+              <w:right w:type="dxa" w:w="100"/>
+            </w:tcMar>
+            <w:vAlign w:val="center"/>
+          </w:tcPr>
+          <w:p>
+            <w:pPr>
+              <w:spacing w:after="0" w:before="0" w:line="300"/>
+              <w:jc w:val="center"/>
+            </w:pPr>
+            <w:r>
+              <w:rPr>
+                <w:color w:val="7F7F7F"/>
+                <w:sz w:val="21"/>
+                <w:szCs w:val="21"/>
+              </w:rPr>
+              <w:t xml:space="preserve">6</w:t>
+            </w:r>
+          </w:p>
+        </w:tc>
+        <w:tc>
+          <w:tcPr>
+            <w:tcW w:type="dxa" w:w="2200"/>
+            <w:tcBorders>
+              <w:top w:val="single" w:color="BFBFBF" w:sz="4"/>
+              <w:left w:val="single" w:color="BFBFBF" w:sz="4"/>
+              <w:bottom w:val="single" w:color="BFBFBF" w:sz="4"/>
+              <w:right w:val="single" w:color="BFBFBF" w:sz="4"/>
+            </w:tcBorders>
+            <w:shd w:fill="F5F7FB" w:color="auto" w:val="clear"/>
+            <w:tcMar>
+              <w:top w:type="dxa" w:w="70"/>
+              <w:left w:type="dxa" w:w="100"/>
+              <w:bottom w:type="dxa" w:w="70"/>
+              <w:right w:type="dxa" w:w="100"/>
+            </w:tcMar>
+            <w:vAlign w:val="center"/>
+          </w:tcPr>
+          <w:p>
+            <w:pPr>
+              <w:spacing w:after="0" w:before="0" w:line="300"/>
+            </w:pPr>
+            <w:r>
+              <w:rPr>
+                <w:b/>
+                <w:bCs/>
+                <w:color w:val="1F3864"/>
+                <w:sz w:val="21"/>
+                <w:szCs w:val="21"/>
+              </w:rPr>
+              <w:t xml:space="preserve">Conclusion</w:t>
+            </w:r>
+          </w:p>
+        </w:tc>
+        <w:tc>
+          <w:tcPr>
+            <w:tcW w:type="dxa" w:w="7986"/>
+            <w:tcBorders>
+              <w:top w:val="single" w:color="BFBFBF" w:sz="4"/>
+              <w:left w:val="single" w:color="BFBFBF" w:sz="4"/>
+              <w:bottom w:val="single" w:color="BFBFBF" w:sz="4"/>
+              <w:right w:val="single" w:color="BFBFBF" w:sz="4"/>
+            </w:tcBorders>
+            <w:shd w:fill="F5F7FB" w:color="auto" w:val="clear"/>
+            <w:tcMar>
+              <w:top w:type="dxa" w:w="70"/>
+              <w:left w:type="dxa" w:w="100"/>
+              <w:bottom w:type="dxa" w:w="70"/>
+              <w:right w:type="dxa" w:w="100"/>
+            </w:tcMar>
+            <w:vAlign w:val="center"/>
+          </w:tcPr>
+          <w:p>
+            <w:pPr>
+              <w:tabs>
+                <w:tab w:val="left" w:pos="260"/>
+              </w:tabs>
+              <w:spacing w:after="0" w:before="0" w:line="280"/>
+              <w:ind w:left="260" w:hanging="260"/>
+            </w:pPr>
+            <w:r>
+              <w:rPr>
+                <w:b/>
+                <w:bCs/>
+                <w:color w:val="C00000"/>
+                <w:sz w:val="21"/>
+                <w:szCs w:val="21"/>
+              </w:rPr>
+              <w:t xml:space="preserve">→</w:t>
+            </w:r>
+            <w:r>
+              <w:tab/>
+            </w:r>
+            <w:r>
+              <w:rPr>
+                <w:sz w:val="21"/>
+                <w:szCs w:val="21"/>
+              </w:rPr>
+              <w:t xml:space="preserve">India's security and prosperity are tied to the Indian Ocean</w:t>
+            </w:r>
+          </w:p>
+          <w:p>
+            <w:pPr>
+              <w:tabs>
+                <w:tab w:val="left" w:pos="260"/>
+              </w:tabs>
+              <w:spacing w:after="0" w:before="40" w:line="280"/>
+              <w:ind w:left="260" w:hanging="260"/>
+            </w:pPr>
+            <w:r>
+              <w:rPr>
+                <w:b/>
+                <w:bCs/>
+                <w:color w:val="C00000"/>
+                <w:sz w:val="21"/>
+                <w:szCs w:val="21"/>
+              </w:rPr>
+              <w:t xml:space="preserve">→</w:t>
+            </w:r>
+            <w:r>
+              <w:tab/>
+            </w:r>
+            <w:r>
+              <w:rPr>
+                <w:sz w:val="21"/>
+                <w:szCs w:val="21"/>
+              </w:rPr>
+              <w:t xml:space="preserve">India aims to be the region's net security provider and first responder</w:t>
+            </w:r>
+          </w:p>
+          <w:p>
+            <w:pPr>
+              <w:tabs>
+                <w:tab w:val="left" w:pos="260"/>
+              </w:tabs>
+              <w:spacing w:after="0" w:before="40" w:line="280"/>
+              <w:ind w:left="260" w:hanging="260"/>
+            </w:pPr>
+            <w:r>
+              <w:rPr>
+                <w:b/>
+                <w:bCs/>
+                <w:color w:val="C00000"/>
+                <w:sz w:val="21"/>
+                <w:szCs w:val="21"/>
+              </w:rPr>
+              <w:t xml:space="preserve">→</w:t>
+            </w:r>
+            <w:r>
+              <w:tab/>
+            </w:r>
+            <w:r>
+              <w:rPr>
+                <w:sz w:val="21"/>
+                <w:szCs w:val="21"/>
+              </w:rPr>
+              <w:t xml:space="preserve">A free, open and secure Indian Ocean is India's core interest</w:t>
+            </w:r>
+          </w:p>
+        </w:tc>
+      </w:tr>
+    </w:tbl>
+    <w:p>
+      <w:pPr>
+        <w:pStyle w:val="Heading1"/>
+        <w:pageBreakBefore/>
+        <w:shd w:fill="1F3864" w:color="auto" w:val="clear"/>
+        <w:spacing w:after="160" w:before="0"/>
+        <w:ind w:left="100" w:right="100"/>
+      </w:pPr>
+      <w:r>
+        <w:t xml:space="preserve">Topic 21: India and the Global South</w:t>
+      </w:r>
+    </w:p>
+    <w:tbl>
+      <w:tblPr>
+        <w:tblW w:type="dxa" w:w="10706"/>
+        <w:tblBorders>
+          <w:top w:val="single" w:color="auto" w:sz="4"/>
+          <w:left w:val="single" w:color="auto" w:sz="4"/>
+          <w:bottom w:val="single" w:color="auto" w:sz="4"/>
+          <w:right w:val="single" w:color="auto" w:sz="4"/>
+          <w:insideH w:val="single" w:color="auto" w:sz="4"/>
+          <w:insideV w:val="single" w:color="auto" w:sz="4"/>
+        </w:tblBorders>
+      </w:tblPr>
+      <w:tblGrid>
+        <w:gridCol w:w="520"/>
+        <w:gridCol w:w="2200"/>
+        <w:gridCol w:w="7986"/>
+      </w:tblGrid>
+      <w:tr>
+        <w:trPr>
+          <w:tblHeader/>
+        </w:trPr>
+        <w:tc>
+          <w:tcPr>
+            <w:tcW w:type="dxa" w:w="520"/>
+            <w:tcBorders>
+              <w:top w:val="single" w:color="BFBFBF" w:sz="4"/>
+              <w:left w:val="single" w:color="BFBFBF" w:sz="4"/>
+              <w:bottom w:val="single" w:color="BFBFBF" w:sz="4"/>
+              <w:right w:val="single" w:color="BFBFBF" w:sz="4"/>
+            </w:tcBorders>
+            <w:shd w:fill="DCE3F0" w:color="auto" w:val="clear"/>
+            <w:tcMar>
+              <w:top w:type="dxa" w:w="70"/>
+              <w:left w:type="dxa" w:w="100"/>
+              <w:bottom w:type="dxa" w:w="70"/>
+              <w:right w:type="dxa" w:w="100"/>
+            </w:tcMar>
+            <w:vAlign w:val="center"/>
+          </w:tcPr>
+          <w:p>
+            <w:pPr>
+              <w:spacing w:after="0" w:before="0" w:line="300"/>
+              <w:jc w:val="center"/>
+            </w:pPr>
+            <w:r>
+              <w:rPr>
+                <w:b/>
+                <w:bCs/>
+                <w:sz w:val="21"/>
+                <w:szCs w:val="21"/>
+              </w:rPr>
+              <w:t xml:space="preserve">#</w:t>
+            </w:r>
+          </w:p>
+        </w:tc>
+        <w:tc>
+          <w:tcPr>
+            <w:tcW w:type="dxa" w:w="2200"/>
+            <w:tcBorders>
+              <w:top w:val="single" w:color="BFBFBF" w:sz="4"/>
+              <w:left w:val="single" w:color="BFBFBF" w:sz="4"/>
+              <w:bottom w:val="single" w:color="BFBFBF" w:sz="4"/>
+              <w:right w:val="single" w:color="BFBFBF" w:sz="4"/>
+            </w:tcBorders>
+            <w:shd w:fill="DCE3F0" w:color="auto" w:val="clear"/>
+            <w:tcMar>
+              <w:top w:type="dxa" w:w="70"/>
+              <w:left w:type="dxa" w:w="100"/>
+              <w:bottom w:type="dxa" w:w="70"/>
+              <w:right w:type="dxa" w:w="100"/>
+            </w:tcMar>
+            <w:vAlign w:val="center"/>
+          </w:tcPr>
+          <w:p>
+            <w:pPr>
+              <w:spacing w:after="0" w:before="0" w:line="300"/>
+            </w:pPr>
+            <w:r>
+              <w:rPr>
+                <w:b/>
+                <w:bCs/>
+                <w:sz w:val="21"/>
+                <w:szCs w:val="21"/>
+              </w:rPr>
+              <w:t xml:space="preserve">Stage</w:t>
+            </w:r>
+          </w:p>
+        </w:tc>
+        <w:tc>
+          <w:tcPr>
+            <w:tcW w:type="dxa" w:w="7986"/>
+            <w:tcBorders>
+              <w:top w:val="single" w:color="BFBFBF" w:sz="4"/>
+              <w:left w:val="single" w:color="BFBFBF" w:sz="4"/>
+              <w:bottom w:val="single" w:color="BFBFBF" w:sz="4"/>
+              <w:right w:val="single" w:color="BFBFBF" w:sz="4"/>
+            </w:tcBorders>
+            <w:shd w:fill="DCE3F0" w:color="auto" w:val="clear"/>
+            <w:tcMar>
+              <w:top w:type="dxa" w:w="70"/>
+              <w:left w:type="dxa" w:w="100"/>
+              <w:bottom w:type="dxa" w:w="70"/>
+              <w:right w:type="dxa" w:w="100"/>
+            </w:tcMar>
+            <w:vAlign w:val="center"/>
+          </w:tcPr>
+          <w:p>
+            <w:pPr>
+              <w:spacing w:after="0" w:before="0" w:line="300"/>
+            </w:pPr>
+            <w:r>
+              <w:rPr>
+                <w:b/>
+                <w:bCs/>
+                <w:sz w:val="21"/>
+                <w:szCs w:val="21"/>
+              </w:rPr>
+              <w:t xml:space="preserve">Flow</w:t>
+            </w:r>
+          </w:p>
+        </w:tc>
+      </w:tr>
+      <w:tr>
+        <w:trPr>
+          <w:cantSplit/>
+        </w:trPr>
+        <w:tc>
+          <w:tcPr>
+            <w:tcW w:type="dxa" w:w="520"/>
+            <w:tcBorders>
+              <w:top w:val="single" w:color="BFBFBF" w:sz="4"/>
+              <w:left w:val="single" w:color="BFBFBF" w:sz="4"/>
+              <w:bottom w:val="single" w:color="BFBFBF" w:sz="4"/>
+              <w:right w:val="single" w:color="BFBFBF" w:sz="4"/>
+            </w:tcBorders>
+            <w:tcMar>
+              <w:top w:type="dxa" w:w="70"/>
+              <w:left w:type="dxa" w:w="100"/>
+              <w:bottom w:type="dxa" w:w="70"/>
+              <w:right w:type="dxa" w:w="100"/>
+            </w:tcMar>
+            <w:vAlign w:val="center"/>
+          </w:tcPr>
+          <w:p>
+            <w:pPr>
+              <w:spacing w:after="0" w:before="0" w:line="300"/>
+              <w:jc w:val="center"/>
+            </w:pPr>
+            <w:r>
+              <w:rPr>
+                <w:color w:val="7F7F7F"/>
+                <w:sz w:val="21"/>
+                <w:szCs w:val="21"/>
+              </w:rPr>
+              <w:t xml:space="preserve">1</w:t>
+            </w:r>
+          </w:p>
+        </w:tc>
+        <w:tc>
+          <w:tcPr>
+            <w:tcW w:type="dxa" w:w="2200"/>
+            <w:tcBorders>
+              <w:top w:val="single" w:color="BFBFBF" w:sz="4"/>
+              <w:left w:val="single" w:color="BFBFBF" w:sz="4"/>
+              <w:bottom w:val="single" w:color="BFBFBF" w:sz="4"/>
+              <w:right w:val="single" w:color="BFBFBF" w:sz="4"/>
+            </w:tcBorders>
+            <w:tcMar>
+              <w:top w:type="dxa" w:w="70"/>
+              <w:left w:type="dxa" w:w="100"/>
+              <w:bottom w:type="dxa" w:w="70"/>
+              <w:right w:type="dxa" w:w="100"/>
+            </w:tcMar>
+            <w:vAlign w:val="center"/>
+          </w:tcPr>
+          <w:p>
+            <w:pPr>
+              <w:spacing w:after="0" w:before="0" w:line="300"/>
+            </w:pPr>
+            <w:r>
+              <w:rPr>
+                <w:b/>
+                <w:bCs/>
+                <w:color w:val="1F3864"/>
+                <w:sz w:val="21"/>
+                <w:szCs w:val="21"/>
+              </w:rPr>
+              <w:t xml:space="preserve">What is it</w:t>
+            </w:r>
+          </w:p>
+        </w:tc>
+        <w:tc>
+          <w:tcPr>
+            <w:tcW w:type="dxa" w:w="7986"/>
+            <w:tcBorders>
+              <w:top w:val="single" w:color="BFBFBF" w:sz="4"/>
+              <w:left w:val="single" w:color="BFBFBF" w:sz="4"/>
+              <w:bottom w:val="single" w:color="BFBFBF" w:sz="4"/>
+              <w:right w:val="single" w:color="BFBFBF" w:sz="4"/>
+            </w:tcBorders>
+            <w:tcMar>
+              <w:top w:type="dxa" w:w="70"/>
+              <w:left w:type="dxa" w:w="100"/>
+              <w:bottom w:type="dxa" w:w="70"/>
+              <w:right w:type="dxa" w:w="100"/>
+            </w:tcMar>
+            <w:vAlign w:val="center"/>
+          </w:tcPr>
+          <w:p>
+            <w:pPr>
+              <w:tabs>
+                <w:tab w:val="left" w:pos="260"/>
+              </w:tabs>
+              <w:spacing w:after="0" w:before="0" w:line="280"/>
+              <w:ind w:left="260" w:hanging="260"/>
+            </w:pPr>
+            <w:r>
+              <w:rPr>
+                <w:b/>
+                <w:bCs/>
+                <w:color w:val="C00000"/>
+                <w:sz w:val="21"/>
+                <w:szCs w:val="21"/>
+              </w:rPr>
+              <w:t xml:space="preserve">→</w:t>
+            </w:r>
+            <w:r>
+              <w:tab/>
+            </w:r>
+            <w:r>
+              <w:rPr>
+                <w:sz w:val="21"/>
+                <w:szCs w:val="21"/>
+              </w:rPr>
+              <w:t xml:space="preserve">Developing countries of Asia, Africa, Latin America and the Pacific</w:t>
+            </w:r>
+          </w:p>
+          <w:p>
+            <w:pPr>
+              <w:tabs>
+                <w:tab w:val="left" w:pos="260"/>
+              </w:tabs>
+              <w:spacing w:after="0" w:before="40" w:line="280"/>
+              <w:ind w:left="260" w:hanging="260"/>
+            </w:pPr>
+            <w:r>
+              <w:rPr>
+                <w:b/>
+                <w:bCs/>
+                <w:color w:val="C00000"/>
+                <w:sz w:val="21"/>
+                <w:szCs w:val="21"/>
+              </w:rPr>
+              <w:t xml:space="preserve">→</w:t>
+            </w:r>
+            <w:r>
+              <w:tab/>
+            </w:r>
+            <w:r>
+              <w:rPr>
+                <w:b/>
+                <w:bCs/>
+                <w:sz w:val="21"/>
+                <w:szCs w:val="21"/>
+              </w:rPr>
+              <w:t xml:space="preserve">India's roots:</w:t>
+            </w:r>
+            <w:r>
+              <w:rPr>
+                <w:sz w:val="21"/>
+                <w:szCs w:val="21"/>
+              </w:rPr>
+              <w:t xml:space="preserve"> anti-colonial struggle, Bandung (1955), Non-Aligned Movement, G77</w:t>
+            </w:r>
+          </w:p>
+          <w:p>
+            <w:pPr>
+              <w:tabs>
+                <w:tab w:val="left" w:pos="260"/>
+              </w:tabs>
+              <w:spacing w:after="0" w:before="40" w:line="280"/>
+              <w:ind w:left="260" w:hanging="260"/>
+            </w:pPr>
+            <w:r>
+              <w:rPr>
+                <w:b/>
+                <w:bCs/>
+                <w:color w:val="C00000"/>
+                <w:sz w:val="21"/>
+                <w:szCs w:val="21"/>
+              </w:rPr>
+              <w:t xml:space="preserve">→</w:t>
+            </w:r>
+            <w:r>
+              <w:tab/>
+            </w:r>
+            <w:r>
+              <w:rPr>
+                <w:b/>
+                <w:bCs/>
+                <w:sz w:val="21"/>
+                <w:szCs w:val="21"/>
+              </w:rPr>
+              <w:t xml:space="preserve">India's role today:</w:t>
+            </w:r>
+            <w:r>
+              <w:rPr>
+                <w:sz w:val="21"/>
+                <w:szCs w:val="21"/>
+              </w:rPr>
+              <w:t xml:space="preserve"> voice and bridge between the developed and developing world</w:t>
+            </w:r>
+          </w:p>
+          <w:p>
+            <w:pPr>
+              <w:tabs>
+                <w:tab w:val="left" w:pos="260"/>
+              </w:tabs>
+              <w:spacing w:after="0" w:before="40" w:line="280"/>
+              <w:ind w:left="260" w:hanging="260"/>
+            </w:pPr>
+            <w:r>
+              <w:rPr>
+                <w:b/>
+                <w:bCs/>
+                <w:color w:val="C00000"/>
+                <w:sz w:val="21"/>
+                <w:szCs w:val="21"/>
+              </w:rPr>
+              <w:t xml:space="preserve">→</w:t>
+            </w:r>
+            <w:r>
+              <w:tab/>
+            </w:r>
+            <w:r>
+              <w:rPr>
+                <w:b/>
+                <w:bCs/>
+                <w:sz w:val="21"/>
+                <w:szCs w:val="21"/>
+              </w:rPr>
+              <w:t xml:space="preserve">"Vasudhaiva Kutumbakam":</w:t>
+            </w:r>
+            <w:r>
+              <w:rPr>
+                <w:sz w:val="21"/>
+                <w:szCs w:val="21"/>
+              </w:rPr>
+              <w:t xml:space="preserve"> One Earth, One Family, One Future</w:t>
+            </w:r>
+          </w:p>
+        </w:tc>
+      </w:tr>
+      <w:tr>
+        <w:trPr>
+          <w:cantSplit/>
+        </w:trPr>
+        <w:tc>
+          <w:tcPr>
+            <w:tcW w:type="dxa" w:w="520"/>
+            <w:tcBorders>
+              <w:top w:val="single" w:color="BFBFBF" w:sz="4"/>
+              <w:left w:val="single" w:color="BFBFBF" w:sz="4"/>
+              <w:bottom w:val="single" w:color="BFBFBF" w:sz="4"/>
+              <w:right w:val="single" w:color="BFBFBF" w:sz="4"/>
+            </w:tcBorders>
+            <w:shd w:fill="F5F7FB" w:color="auto" w:val="clear"/>
+            <w:tcMar>
+              <w:top w:type="dxa" w:w="70"/>
+              <w:left w:type="dxa" w:w="100"/>
+              <w:bottom w:type="dxa" w:w="70"/>
+              <w:right w:type="dxa" w:w="100"/>
+            </w:tcMar>
+            <w:vAlign w:val="center"/>
+          </w:tcPr>
+          <w:p>
+            <w:pPr>
+              <w:spacing w:after="0" w:before="0" w:line="300"/>
+              <w:jc w:val="center"/>
+            </w:pPr>
+            <w:r>
+              <w:rPr>
+                <w:color w:val="7F7F7F"/>
+                <w:sz w:val="21"/>
+                <w:szCs w:val="21"/>
+              </w:rPr>
+              <w:t xml:space="preserve">2</w:t>
+            </w:r>
+          </w:p>
+        </w:tc>
+        <w:tc>
+          <w:tcPr>
+            <w:tcW w:type="dxa" w:w="2200"/>
+            <w:tcBorders>
+              <w:top w:val="single" w:color="BFBFBF" w:sz="4"/>
+              <w:left w:val="single" w:color="BFBFBF" w:sz="4"/>
+              <w:bottom w:val="single" w:color="BFBFBF" w:sz="4"/>
+              <w:right w:val="single" w:color="BFBFBF" w:sz="4"/>
+            </w:tcBorders>
+            <w:shd w:fill="F5F7FB" w:color="auto" w:val="clear"/>
+            <w:tcMar>
+              <w:top w:type="dxa" w:w="70"/>
+              <w:left w:type="dxa" w:w="100"/>
+              <w:bottom w:type="dxa" w:w="70"/>
+              <w:right w:type="dxa" w:w="100"/>
+            </w:tcMar>
+            <w:vAlign w:val="center"/>
+          </w:tcPr>
+          <w:p>
+            <w:pPr>
+              <w:spacing w:after="0" w:before="0" w:line="300"/>
+            </w:pPr>
+            <w:r>
+              <w:rPr>
+                <w:b/>
+                <w:bCs/>
+                <w:color w:val="1F3864"/>
+                <w:sz w:val="21"/>
+                <w:szCs w:val="21"/>
+              </w:rPr>
+              <w:t xml:space="preserve">Why it matters</w:t>
+            </w:r>
+          </w:p>
+        </w:tc>
+        <w:tc>
+          <w:tcPr>
+            <w:tcW w:type="dxa" w:w="7986"/>
+            <w:tcBorders>
+              <w:top w:val="single" w:color="BFBFBF" w:sz="4"/>
+              <w:left w:val="single" w:color="BFBFBF" w:sz="4"/>
+              <w:bottom w:val="single" w:color="BFBFBF" w:sz="4"/>
+              <w:right w:val="single" w:color="BFBFBF" w:sz="4"/>
+            </w:tcBorders>
+            <w:shd w:fill="F5F7FB" w:color="auto" w:val="clear"/>
+            <w:tcMar>
+              <w:top w:type="dxa" w:w="70"/>
+              <w:left w:type="dxa" w:w="100"/>
+              <w:bottom w:type="dxa" w:w="70"/>
+              <w:right w:type="dxa" w:w="100"/>
+            </w:tcMar>
+            <w:vAlign w:val="center"/>
+          </w:tcPr>
+          <w:p>
+            <w:pPr>
+              <w:tabs>
+                <w:tab w:val="left" w:pos="260"/>
+              </w:tabs>
+              <w:spacing w:after="0" w:before="0" w:line="280"/>
+              <w:ind w:left="260" w:hanging="260"/>
+            </w:pPr>
+            <w:r>
+              <w:rPr>
+                <w:b/>
+                <w:bCs/>
+                <w:color w:val="C00000"/>
+                <w:sz w:val="21"/>
+                <w:szCs w:val="21"/>
+              </w:rPr>
+              <w:t xml:space="preserve">→</w:t>
+            </w:r>
+            <w:r>
+              <w:tab/>
+            </w:r>
+            <w:r>
+              <w:rPr>
+                <w:sz w:val="21"/>
+                <w:szCs w:val="21"/>
+              </w:rPr>
+              <w:t xml:space="preserve">Majority of the world's population and future growth</w:t>
+            </w:r>
+          </w:p>
+          <w:p>
+            <w:pPr>
+              <w:tabs>
+                <w:tab w:val="left" w:pos="260"/>
+              </w:tabs>
+              <w:spacing w:after="0" w:before="40" w:line="280"/>
+              <w:ind w:left="260" w:hanging="260"/>
+            </w:pPr>
+            <w:r>
+              <w:rPr>
+                <w:b/>
+                <w:bCs/>
+                <w:color w:val="C00000"/>
+                <w:sz w:val="21"/>
+                <w:szCs w:val="21"/>
+              </w:rPr>
+              <w:t xml:space="preserve">→</w:t>
+            </w:r>
+            <w:r>
+              <w:tab/>
+            </w:r>
+            <w:r>
+              <w:rPr>
+                <w:b/>
+                <w:bCs/>
+                <w:sz w:val="21"/>
+                <w:szCs w:val="21"/>
+              </w:rPr>
+              <w:t xml:space="preserve">Shared concerns:</w:t>
+            </w:r>
+            <w:r>
+              <w:rPr>
+                <w:sz w:val="21"/>
+                <w:szCs w:val="21"/>
+              </w:rPr>
+              <w:t xml:space="preserve"> debt, climate finance, food and energy security, technology access</w:t>
+            </w:r>
+          </w:p>
+          <w:p>
+            <w:pPr>
+              <w:tabs>
+                <w:tab w:val="left" w:pos="260"/>
+              </w:tabs>
+              <w:spacing w:after="0" w:before="40" w:line="280"/>
+              <w:ind w:left="260" w:hanging="260"/>
+            </w:pPr>
+            <w:r>
+              <w:rPr>
+                <w:b/>
+                <w:bCs/>
+                <w:color w:val="C00000"/>
+                <w:sz w:val="21"/>
+                <w:szCs w:val="21"/>
+              </w:rPr>
+              <w:t xml:space="preserve">→</w:t>
+            </w:r>
+            <w:r>
+              <w:tab/>
+            </w:r>
+            <w:r>
+              <w:rPr>
+                <w:sz w:val="21"/>
+                <w:szCs w:val="21"/>
+              </w:rPr>
+              <w:t xml:space="preserve">Reform of the UN, IMF, World Bank and WTO</w:t>
+            </w:r>
+          </w:p>
+          <w:p>
+            <w:pPr>
+              <w:tabs>
+                <w:tab w:val="left" w:pos="260"/>
+              </w:tabs>
+              <w:spacing w:after="0" w:before="40" w:line="280"/>
+              <w:ind w:left="260" w:hanging="260"/>
+            </w:pPr>
+            <w:r>
+              <w:rPr>
+                <w:b/>
+                <w:bCs/>
+                <w:color w:val="C00000"/>
+                <w:sz w:val="21"/>
+                <w:szCs w:val="21"/>
+              </w:rPr>
+              <w:t xml:space="preserve">→</w:t>
+            </w:r>
+            <w:r>
+              <w:tab/>
+            </w:r>
+            <w:r>
+              <w:rPr>
+                <w:sz w:val="21"/>
+                <w:szCs w:val="21"/>
+              </w:rPr>
+              <w:t xml:space="preserve">India's leadership role and diplomatic support</w:t>
+            </w:r>
+          </w:p>
+          <w:p>
+            <w:pPr>
+              <w:tabs>
+                <w:tab w:val="left" w:pos="260"/>
+              </w:tabs>
+              <w:spacing w:after="0" w:before="40" w:line="280"/>
+              <w:ind w:left="260" w:hanging="260"/>
+            </w:pPr>
+            <w:r>
+              <w:rPr>
+                <w:b/>
+                <w:bCs/>
+                <w:color w:val="C00000"/>
+                <w:sz w:val="21"/>
+                <w:szCs w:val="21"/>
+              </w:rPr>
+              <w:t xml:space="preserve">→</w:t>
+            </w:r>
+            <w:r>
+              <w:tab/>
+            </w:r>
+            <w:r>
+              <w:rPr>
+                <w:sz w:val="21"/>
+                <w:szCs w:val="21"/>
+              </w:rPr>
+              <w:t xml:space="preserve">Balances India's ties with the West</w:t>
+            </w:r>
+          </w:p>
+        </w:tc>
+      </w:tr>
+      <w:tr>
+        <w:trPr>
+          <w:cantSplit/>
+        </w:trPr>
+        <w:tc>
+          <w:tcPr>
+            <w:tcW w:type="dxa" w:w="520"/>
+            <w:tcBorders>
+              <w:top w:val="single" w:color="BFBFBF" w:sz="4"/>
+              <w:left w:val="single" w:color="BFBFBF" w:sz="4"/>
+              <w:bottom w:val="single" w:color="BFBFBF" w:sz="4"/>
+              <w:right w:val="single" w:color="BFBFBF" w:sz="4"/>
+            </w:tcBorders>
+            <w:tcMar>
+              <w:top w:type="dxa" w:w="70"/>
+              <w:left w:type="dxa" w:w="100"/>
+              <w:bottom w:type="dxa" w:w="70"/>
+              <w:right w:type="dxa" w:w="100"/>
+            </w:tcMar>
+            <w:vAlign w:val="center"/>
+          </w:tcPr>
+          <w:p>
+            <w:pPr>
+              <w:spacing w:after="0" w:before="0" w:line="300"/>
+              <w:jc w:val="center"/>
+            </w:pPr>
+            <w:r>
+              <w:rPr>
+                <w:color w:val="7F7F7F"/>
+                <w:sz w:val="21"/>
+                <w:szCs w:val="21"/>
+              </w:rPr>
+              <w:t xml:space="preserve">3</w:t>
+            </w:r>
+          </w:p>
+        </w:tc>
+        <w:tc>
+          <w:tcPr>
+            <w:tcW w:type="dxa" w:w="2200"/>
+            <w:tcBorders>
+              <w:top w:val="single" w:color="BFBFBF" w:sz="4"/>
+              <w:left w:val="single" w:color="BFBFBF" w:sz="4"/>
+              <w:bottom w:val="single" w:color="BFBFBF" w:sz="4"/>
+              <w:right w:val="single" w:color="BFBFBF" w:sz="4"/>
+            </w:tcBorders>
+            <w:tcMar>
+              <w:top w:type="dxa" w:w="70"/>
+              <w:left w:type="dxa" w:w="100"/>
+              <w:bottom w:type="dxa" w:w="70"/>
+              <w:right w:type="dxa" w:w="100"/>
+            </w:tcMar>
+            <w:vAlign w:val="center"/>
+          </w:tcPr>
+          <w:p>
+            <w:pPr>
+              <w:spacing w:after="0" w:before="0" w:line="300"/>
+            </w:pPr>
+            <w:r>
+              <w:rPr>
+                <w:b/>
+                <w:bCs/>
+                <w:color w:val="1F3864"/>
+                <w:sz w:val="21"/>
+                <w:szCs w:val="21"/>
+              </w:rPr>
+              <w:t xml:space="preserve">Current status (Oct 2026)</w:t>
+            </w:r>
+          </w:p>
+        </w:tc>
+        <w:tc>
+          <w:tcPr>
+            <w:tcW w:type="dxa" w:w="7986"/>
+            <w:tcBorders>
+              <w:top w:val="single" w:color="BFBFBF" w:sz="4"/>
+              <w:left w:val="single" w:color="BFBFBF" w:sz="4"/>
+              <w:bottom w:val="single" w:color="BFBFBF" w:sz="4"/>
+              <w:right w:val="single" w:color="BFBFBF" w:sz="4"/>
+            </w:tcBorders>
+            <w:tcMar>
+              <w:top w:type="dxa" w:w="70"/>
+              <w:left w:type="dxa" w:w="100"/>
+              <w:bottom w:type="dxa" w:w="70"/>
+              <w:right w:type="dxa" w:w="100"/>
+            </w:tcMar>
+            <w:vAlign w:val="center"/>
+          </w:tcPr>
+          <w:p>
+            <w:pPr>
+              <w:tabs>
+                <w:tab w:val="left" w:pos="260"/>
+              </w:tabs>
+              <w:spacing w:after="0" w:before="0" w:line="280"/>
+              <w:ind w:left="260" w:hanging="260"/>
+            </w:pPr>
+            <w:r>
+              <w:rPr>
+                <w:b/>
+                <w:bCs/>
+                <w:color w:val="C00000"/>
+                <w:sz w:val="21"/>
+                <w:szCs w:val="21"/>
+              </w:rPr>
+              <w:t xml:space="preserve">→</w:t>
+            </w:r>
+            <w:r>
+              <w:tab/>
+            </w:r>
+            <w:r>
+              <w:rPr>
+                <w:sz w:val="21"/>
+                <w:szCs w:val="21"/>
+              </w:rPr>
+              <w:t xml:space="preserve">Voice of Global South Summits: three held since 2023</w:t>
+            </w:r>
+          </w:p>
+          <w:p>
+            <w:pPr>
+              <w:tabs>
+                <w:tab w:val="left" w:pos="260"/>
+              </w:tabs>
+              <w:spacing w:after="0" w:before="40" w:line="280"/>
+              <w:ind w:left="260" w:hanging="260"/>
+            </w:pPr>
+            <w:r>
+              <w:rPr>
+                <w:b/>
+                <w:bCs/>
+                <w:color w:val="C00000"/>
+                <w:sz w:val="21"/>
+                <w:szCs w:val="21"/>
+              </w:rPr>
+              <w:t xml:space="preserve">→</w:t>
+            </w:r>
+            <w:r>
+              <w:tab/>
+            </w:r>
+            <w:r>
+              <w:rPr>
+                <w:sz w:val="21"/>
+                <w:szCs w:val="21"/>
+              </w:rPr>
+              <w:t xml:space="preserve">African Union made a permanent G20 member under India's presidency (2023)</w:t>
+            </w:r>
+          </w:p>
+          <w:p>
+            <w:pPr>
+              <w:tabs>
+                <w:tab w:val="left" w:pos="260"/>
+              </w:tabs>
+              <w:spacing w:after="0" w:before="40" w:line="280"/>
+              <w:ind w:left="260" w:hanging="260"/>
+            </w:pPr>
+            <w:r>
+              <w:rPr>
+                <w:b/>
+                <w:bCs/>
+                <w:color w:val="C00000"/>
+                <w:sz w:val="21"/>
+                <w:szCs w:val="21"/>
+              </w:rPr>
+              <w:t xml:space="preserve">→</w:t>
+            </w:r>
+            <w:r>
+              <w:tab/>
+            </w:r>
+            <w:r>
+              <w:rPr>
+                <w:sz w:val="21"/>
+                <w:szCs w:val="21"/>
+              </w:rPr>
+              <w:t xml:space="preserve">India chaired BRICS (2026) and hosted the AI Impact Summit (Feb 2026), both with a Global South focus</w:t>
+            </w:r>
+          </w:p>
+          <w:p>
+            <w:pPr>
+              <w:tabs>
+                <w:tab w:val="left" w:pos="260"/>
+              </w:tabs>
+              <w:spacing w:after="0" w:before="40" w:line="280"/>
+              <w:ind w:left="260" w:hanging="260"/>
+            </w:pPr>
+            <w:r>
+              <w:rPr>
+                <w:b/>
+                <w:bCs/>
+                <w:color w:val="C00000"/>
+                <w:sz w:val="21"/>
+                <w:szCs w:val="21"/>
+              </w:rPr>
+              <w:t xml:space="preserve">→</w:t>
+            </w:r>
+            <w:r>
+              <w:tab/>
+            </w:r>
+            <w:r>
+              <w:rPr>
+                <w:sz w:val="21"/>
+                <w:szCs w:val="21"/>
+              </w:rPr>
+              <w:t xml:space="preserve">Fourth India–Africa Forum Summit (May 2026)</w:t>
+            </w:r>
+          </w:p>
+          <w:p>
+            <w:pPr>
+              <w:tabs>
+                <w:tab w:val="left" w:pos="260"/>
+              </w:tabs>
+              <w:spacing w:after="0" w:before="40" w:line="280"/>
+              <w:ind w:left="260" w:hanging="260"/>
+            </w:pPr>
+            <w:r>
+              <w:rPr>
+                <w:b/>
+                <w:bCs/>
+                <w:color w:val="C00000"/>
+                <w:sz w:val="21"/>
+                <w:szCs w:val="21"/>
+              </w:rPr>
+              <w:t xml:space="preserve">→</w:t>
+            </w:r>
+            <w:r>
+              <w:tab/>
+            </w:r>
+            <w:r>
+              <w:rPr>
+                <w:sz w:val="21"/>
+                <w:szCs w:val="21"/>
+              </w:rPr>
+              <w:t xml:space="preserve">Digital public infrastructure (UPI, Aadhaar, CoWIN) shared with partner countries</w:t>
+            </w:r>
+          </w:p>
+          <w:p>
+            <w:pPr>
+              <w:tabs>
+                <w:tab w:val="left" w:pos="260"/>
+              </w:tabs>
+              <w:spacing w:after="0" w:before="40" w:line="280"/>
+              <w:ind w:left="260" w:hanging="260"/>
+            </w:pPr>
+            <w:r>
+              <w:rPr>
+                <w:b/>
+                <w:bCs/>
+                <w:color w:val="C00000"/>
+                <w:sz w:val="21"/>
+                <w:szCs w:val="21"/>
+              </w:rPr>
+              <w:t xml:space="preserve">→</w:t>
+            </w:r>
+            <w:r>
+              <w:tab/>
+            </w:r>
+            <w:r>
+              <w:rPr>
+                <w:b/>
+                <w:bCs/>
+                <w:sz w:val="21"/>
+                <w:szCs w:val="21"/>
+              </w:rPr>
+              <w:t xml:space="preserve">India as first responder:</w:t>
+            </w:r>
+            <w:r>
+              <w:rPr>
+                <w:sz w:val="21"/>
+                <w:szCs w:val="21"/>
+              </w:rPr>
+              <w:t xml:space="preserve"> vaccines, disaster relief, fuel and food aid</w:t>
+            </w:r>
+          </w:p>
+        </w:tc>
+      </w:tr>
+      <w:tr>
+        <w:trPr>
+          <w:cantSplit/>
+        </w:trPr>
+        <w:tc>
+          <w:tcPr>
+            <w:tcW w:type="dxa" w:w="520"/>
+            <w:tcBorders>
+              <w:top w:val="single" w:color="BFBFBF" w:sz="4"/>
+              <w:left w:val="single" w:color="BFBFBF" w:sz="4"/>
+              <w:bottom w:val="single" w:color="BFBFBF" w:sz="4"/>
+              <w:right w:val="single" w:color="BFBFBF" w:sz="4"/>
+            </w:tcBorders>
+            <w:shd w:fill="F5F7FB" w:color="auto" w:val="clear"/>
+            <w:tcMar>
+              <w:top w:type="dxa" w:w="70"/>
+              <w:left w:type="dxa" w:w="100"/>
+              <w:bottom w:type="dxa" w:w="70"/>
+              <w:right w:type="dxa" w:w="100"/>
+            </w:tcMar>
+            <w:vAlign w:val="center"/>
+          </w:tcPr>
+          <w:p>
+            <w:pPr>
+              <w:spacing w:after="0" w:before="0" w:line="300"/>
+              <w:jc w:val="center"/>
+            </w:pPr>
+            <w:r>
+              <w:rPr>
+                <w:color w:val="7F7F7F"/>
+                <w:sz w:val="21"/>
+                <w:szCs w:val="21"/>
+              </w:rPr>
+              <w:t xml:space="preserve">4</w:t>
+            </w:r>
+          </w:p>
+        </w:tc>
+        <w:tc>
+          <w:tcPr>
+            <w:tcW w:type="dxa" w:w="2200"/>
+            <w:tcBorders>
+              <w:top w:val="single" w:color="BFBFBF" w:sz="4"/>
+              <w:left w:val="single" w:color="BFBFBF" w:sz="4"/>
+              <w:bottom w:val="single" w:color="BFBFBF" w:sz="4"/>
+              <w:right w:val="single" w:color="BFBFBF" w:sz="4"/>
+            </w:tcBorders>
+            <w:shd w:fill="F5F7FB" w:color="auto" w:val="clear"/>
+            <w:tcMar>
+              <w:top w:type="dxa" w:w="70"/>
+              <w:left w:type="dxa" w:w="100"/>
+              <w:bottom w:type="dxa" w:w="70"/>
+              <w:right w:type="dxa" w:w="100"/>
+            </w:tcMar>
+            <w:vAlign w:val="center"/>
+          </w:tcPr>
+          <w:p>
+            <w:pPr>
+              <w:spacing w:after="0" w:before="0" w:line="300"/>
+            </w:pPr>
+            <w:r>
+              <w:rPr>
+                <w:b/>
+                <w:bCs/>
+                <w:color w:val="1F3864"/>
+                <w:sz w:val="21"/>
+                <w:szCs w:val="21"/>
+              </w:rPr>
+              <w:t xml:space="preserve">Problems</w:t>
+            </w:r>
+          </w:p>
+        </w:tc>
+        <w:tc>
+          <w:tcPr>
+            <w:tcW w:type="dxa" w:w="7986"/>
+            <w:tcBorders>
+              <w:top w:val="single" w:color="BFBFBF" w:sz="4"/>
+              <w:left w:val="single" w:color="BFBFBF" w:sz="4"/>
+              <w:bottom w:val="single" w:color="BFBFBF" w:sz="4"/>
+              <w:right w:val="single" w:color="BFBFBF" w:sz="4"/>
+            </w:tcBorders>
+            <w:shd w:fill="F5F7FB" w:color="auto" w:val="clear"/>
+            <w:tcMar>
+              <w:top w:type="dxa" w:w="70"/>
+              <w:left w:type="dxa" w:w="100"/>
+              <w:bottom w:type="dxa" w:w="70"/>
+              <w:right w:type="dxa" w:w="100"/>
+            </w:tcMar>
+            <w:vAlign w:val="center"/>
+          </w:tcPr>
+          <w:p>
+            <w:pPr>
+              <w:tabs>
+                <w:tab w:val="left" w:pos="260"/>
+              </w:tabs>
+              <w:spacing w:after="0" w:before="0" w:line="280"/>
+              <w:ind w:left="260" w:hanging="260"/>
+            </w:pPr>
+            <w:r>
+              <w:rPr>
+                <w:b/>
+                <w:bCs/>
+                <w:color w:val="C00000"/>
+                <w:sz w:val="21"/>
+                <w:szCs w:val="21"/>
+              </w:rPr>
+              <w:t xml:space="preserve">→</w:t>
+            </w:r>
+            <w:r>
+              <w:tab/>
+            </w:r>
+            <w:r>
+              <w:rPr>
+                <w:sz w:val="21"/>
+                <w:szCs w:val="21"/>
+              </w:rPr>
+              <w:t xml:space="preserve">China competes for Global South leadership with money and BRI</w:t>
+            </w:r>
+          </w:p>
+          <w:p>
+            <w:pPr>
+              <w:tabs>
+                <w:tab w:val="left" w:pos="260"/>
+              </w:tabs>
+              <w:spacing w:after="0" w:before="40" w:line="280"/>
+              <w:ind w:left="260" w:hanging="260"/>
+            </w:pPr>
+            <w:r>
+              <w:rPr>
+                <w:b/>
+                <w:bCs/>
+                <w:color w:val="C00000"/>
+                <w:sz w:val="21"/>
+                <w:szCs w:val="21"/>
+              </w:rPr>
+              <w:t xml:space="preserve">→</w:t>
+            </w:r>
+            <w:r>
+              <w:tab/>
+            </w:r>
+            <w:r>
+              <w:rPr>
+                <w:sz w:val="21"/>
+                <w:szCs w:val="21"/>
+              </w:rPr>
+              <w:t xml:space="preserve">Debt distress in many developing countries</w:t>
+            </w:r>
+          </w:p>
+          <w:p>
+            <w:pPr>
+              <w:tabs>
+                <w:tab w:val="left" w:pos="260"/>
+              </w:tabs>
+              <w:spacing w:after="0" w:before="40" w:line="280"/>
+              <w:ind w:left="260" w:hanging="260"/>
+            </w:pPr>
+            <w:r>
+              <w:rPr>
+                <w:b/>
+                <w:bCs/>
+                <w:color w:val="C00000"/>
+                <w:sz w:val="21"/>
+                <w:szCs w:val="21"/>
+              </w:rPr>
+              <w:t xml:space="preserve">→</w:t>
+            </w:r>
+            <w:r>
+              <w:tab/>
+            </w:r>
+            <w:r>
+              <w:rPr>
+                <w:sz w:val="21"/>
+                <w:szCs w:val="21"/>
+              </w:rPr>
+              <w:t xml:space="preserve">Climate finance promises unmet by rich nations</w:t>
+            </w:r>
+          </w:p>
+          <w:p>
+            <w:pPr>
+              <w:tabs>
+                <w:tab w:val="left" w:pos="260"/>
+              </w:tabs>
+              <w:spacing w:after="0" w:before="40" w:line="280"/>
+              <w:ind w:left="260" w:hanging="260"/>
+            </w:pPr>
+            <w:r>
+              <w:rPr>
+                <w:b/>
+                <w:bCs/>
+                <w:color w:val="C00000"/>
+                <w:sz w:val="21"/>
+                <w:szCs w:val="21"/>
+              </w:rPr>
+              <w:t xml:space="preserve">→</w:t>
+            </w:r>
+            <w:r>
+              <w:tab/>
+            </w:r>
+            <w:r>
+              <w:rPr>
+                <w:sz w:val="21"/>
+                <w:szCs w:val="21"/>
+              </w:rPr>
+              <w:t xml:space="preserve">India's limited resources compared with China</w:t>
+            </w:r>
+          </w:p>
+          <w:p>
+            <w:pPr>
+              <w:tabs>
+                <w:tab w:val="left" w:pos="260"/>
+              </w:tabs>
+              <w:spacing w:after="0" w:before="40" w:line="280"/>
+              <w:ind w:left="260" w:hanging="260"/>
+            </w:pPr>
+            <w:r>
+              <w:rPr>
+                <w:b/>
+                <w:bCs/>
+                <w:color w:val="C00000"/>
+                <w:sz w:val="21"/>
+                <w:szCs w:val="21"/>
+              </w:rPr>
+              <w:t xml:space="preserve">→</w:t>
+            </w:r>
+            <w:r>
+              <w:tab/>
+            </w:r>
+            <w:r>
+              <w:rPr>
+                <w:sz w:val="21"/>
+                <w:szCs w:val="21"/>
+              </w:rPr>
+              <w:t xml:space="preserve">Divisions within the Global South itself</w:t>
+            </w:r>
+          </w:p>
+          <w:p>
+            <w:pPr>
+              <w:tabs>
+                <w:tab w:val="left" w:pos="260"/>
+              </w:tabs>
+              <w:spacing w:after="0" w:before="40" w:line="280"/>
+              <w:ind w:left="260" w:hanging="260"/>
+            </w:pPr>
+            <w:r>
+              <w:rPr>
+                <w:b/>
+                <w:bCs/>
+                <w:color w:val="C00000"/>
+                <w:sz w:val="21"/>
+                <w:szCs w:val="21"/>
+              </w:rPr>
+              <w:t xml:space="preserve">→</w:t>
+            </w:r>
+            <w:r>
+              <w:tab/>
+            </w:r>
+            <w:r>
+              <w:rPr>
+                <w:sz w:val="21"/>
+                <w:szCs w:val="21"/>
+              </w:rPr>
+              <w:t xml:space="preserve">Wars (Ukraine, West Asia) hitting food and energy prices</w:t>
+            </w:r>
+          </w:p>
+        </w:tc>
+      </w:tr>
+      <w:tr>
+        <w:trPr>
+          <w:cantSplit/>
+        </w:trPr>
+        <w:tc>
+          <w:tcPr>
+            <w:tcW w:type="dxa" w:w="520"/>
+            <w:tcBorders>
+              <w:top w:val="single" w:color="BFBFBF" w:sz="4"/>
+              <w:left w:val="single" w:color="BFBFBF" w:sz="4"/>
+              <w:bottom w:val="single" w:color="BFBFBF" w:sz="4"/>
+              <w:right w:val="single" w:color="BFBFBF" w:sz="4"/>
+            </w:tcBorders>
+            <w:tcMar>
+              <w:top w:type="dxa" w:w="70"/>
+              <w:left w:type="dxa" w:w="100"/>
+              <w:bottom w:type="dxa" w:w="70"/>
+              <w:right w:type="dxa" w:w="100"/>
+            </w:tcMar>
+            <w:vAlign w:val="center"/>
+          </w:tcPr>
+          <w:p>
+            <w:pPr>
+              <w:spacing w:after="0" w:before="0" w:line="300"/>
+              <w:jc w:val="center"/>
+            </w:pPr>
+            <w:r>
+              <w:rPr>
+                <w:color w:val="7F7F7F"/>
+                <w:sz w:val="21"/>
+                <w:szCs w:val="21"/>
+              </w:rPr>
+              <w:t xml:space="preserve">5</w:t>
+            </w:r>
+          </w:p>
+        </w:tc>
+        <w:tc>
+          <w:tcPr>
+            <w:tcW w:type="dxa" w:w="2200"/>
+            <w:tcBorders>
+              <w:top w:val="single" w:color="BFBFBF" w:sz="4"/>
+              <w:left w:val="single" w:color="BFBFBF" w:sz="4"/>
+              <w:bottom w:val="single" w:color="BFBFBF" w:sz="4"/>
+              <w:right w:val="single" w:color="BFBFBF" w:sz="4"/>
+            </w:tcBorders>
+            <w:tcMar>
+              <w:top w:type="dxa" w:w="70"/>
+              <w:left w:type="dxa" w:w="100"/>
+              <w:bottom w:type="dxa" w:w="70"/>
+              <w:right w:type="dxa" w:w="100"/>
+            </w:tcMar>
+            <w:vAlign w:val="center"/>
+          </w:tcPr>
+          <w:p>
+            <w:pPr>
+              <w:spacing w:after="0" w:before="0" w:line="300"/>
+            </w:pPr>
+            <w:r>
+              <w:rPr>
+                <w:b/>
+                <w:bCs/>
+                <w:color w:val="1F3864"/>
+                <w:sz w:val="21"/>
+                <w:szCs w:val="21"/>
+              </w:rPr>
+              <w:t xml:space="preserve">Solutions</w:t>
+            </w:r>
+          </w:p>
+        </w:tc>
+        <w:tc>
+          <w:tcPr>
+            <w:tcW w:type="dxa" w:w="7986"/>
+            <w:tcBorders>
+              <w:top w:val="single" w:color="BFBFBF" w:sz="4"/>
+              <w:left w:val="single" w:color="BFBFBF" w:sz="4"/>
+              <w:bottom w:val="single" w:color="BFBFBF" w:sz="4"/>
+              <w:right w:val="single" w:color="BFBFBF" w:sz="4"/>
+            </w:tcBorders>
+            <w:tcMar>
+              <w:top w:type="dxa" w:w="70"/>
+              <w:left w:type="dxa" w:w="100"/>
+              <w:bottom w:type="dxa" w:w="70"/>
+              <w:right w:type="dxa" w:w="100"/>
+            </w:tcMar>
+            <w:vAlign w:val="center"/>
+          </w:tcPr>
+          <w:p>
+            <w:pPr>
+              <w:tabs>
+                <w:tab w:val="left" w:pos="260"/>
+              </w:tabs>
+              <w:spacing w:after="0" w:before="0" w:line="280"/>
+              <w:ind w:left="260" w:hanging="260"/>
+            </w:pPr>
+            <w:r>
+              <w:rPr>
+                <w:b/>
+                <w:bCs/>
+                <w:color w:val="C00000"/>
+                <w:sz w:val="21"/>
+                <w:szCs w:val="21"/>
+              </w:rPr>
+              <w:t xml:space="preserve">→</w:t>
+            </w:r>
+            <w:r>
+              <w:tab/>
+            </w:r>
+            <w:r>
+              <w:rPr>
+                <w:b/>
+                <w:bCs/>
+                <w:sz w:val="21"/>
+                <w:szCs w:val="21"/>
+              </w:rPr>
+              <w:t xml:space="preserve">Development partnership:</w:t>
+            </w:r>
+            <w:r>
+              <w:rPr>
+                <w:sz w:val="21"/>
+                <w:szCs w:val="21"/>
+              </w:rPr>
+              <w:t xml:space="preserve"> demand-driven projects, grants, capacity building (ITEC)</w:t>
+            </w:r>
+          </w:p>
+          <w:p>
+            <w:pPr>
+              <w:tabs>
+                <w:tab w:val="left" w:pos="260"/>
+              </w:tabs>
+              <w:spacing w:after="0" w:before="40" w:line="280"/>
+              <w:ind w:left="260" w:hanging="260"/>
+            </w:pPr>
+            <w:r>
+              <w:rPr>
+                <w:b/>
+                <w:bCs/>
+                <w:color w:val="C00000"/>
+                <w:sz w:val="21"/>
+                <w:szCs w:val="21"/>
+              </w:rPr>
+              <w:t xml:space="preserve">→</w:t>
+            </w:r>
+            <w:r>
+              <w:tab/>
+            </w:r>
+            <w:r>
+              <w:rPr>
+                <w:sz w:val="21"/>
+                <w:szCs w:val="21"/>
+              </w:rPr>
+              <w:t xml:space="preserve">Share digital public infrastructure and low-cost technology</w:t>
+            </w:r>
+          </w:p>
+          <w:p>
+            <w:pPr>
+              <w:tabs>
+                <w:tab w:val="left" w:pos="260"/>
+              </w:tabs>
+              <w:spacing w:after="0" w:before="40" w:line="280"/>
+              <w:ind w:left="260" w:hanging="260"/>
+            </w:pPr>
+            <w:r>
+              <w:rPr>
+                <w:b/>
+                <w:bCs/>
+                <w:color w:val="C00000"/>
+                <w:sz w:val="21"/>
+                <w:szCs w:val="21"/>
+              </w:rPr>
+              <w:t xml:space="preserve">→</w:t>
+            </w:r>
+            <w:r>
+              <w:tab/>
+            </w:r>
+            <w:r>
+              <w:rPr>
+                <w:sz w:val="21"/>
+                <w:szCs w:val="21"/>
+              </w:rPr>
+              <w:t xml:space="preserve">Push for global governance reform and fair climate finance</w:t>
+            </w:r>
+          </w:p>
+          <w:p>
+            <w:pPr>
+              <w:tabs>
+                <w:tab w:val="left" w:pos="260"/>
+              </w:tabs>
+              <w:spacing w:after="0" w:before="40" w:line="280"/>
+              <w:ind w:left="260" w:hanging="260"/>
+            </w:pPr>
+            <w:r>
+              <w:rPr>
+                <w:b/>
+                <w:bCs/>
+                <w:color w:val="C00000"/>
+                <w:sz w:val="21"/>
+                <w:szCs w:val="21"/>
+              </w:rPr>
+              <w:t xml:space="preserve">→</w:t>
+            </w:r>
+            <w:r>
+              <w:tab/>
+            </w:r>
+            <w:r>
+              <w:rPr>
+                <w:sz w:val="21"/>
+                <w:szCs w:val="21"/>
+              </w:rPr>
+              <w:t xml:space="preserve">South–South trade and local-currency settlement</w:t>
+            </w:r>
+          </w:p>
+          <w:p>
+            <w:pPr>
+              <w:tabs>
+                <w:tab w:val="left" w:pos="260"/>
+              </w:tabs>
+              <w:spacing w:after="0" w:before="40" w:line="280"/>
+              <w:ind w:left="260" w:hanging="260"/>
+            </w:pPr>
+            <w:r>
+              <w:rPr>
+                <w:b/>
+                <w:bCs/>
+                <w:color w:val="C00000"/>
+                <w:sz w:val="21"/>
+                <w:szCs w:val="21"/>
+              </w:rPr>
+              <w:t xml:space="preserve">→</w:t>
+            </w:r>
+            <w:r>
+              <w:tab/>
+            </w:r>
+            <w:r>
+              <w:rPr>
+                <w:sz w:val="21"/>
+                <w:szCs w:val="21"/>
+              </w:rPr>
+              <w:t xml:space="preserve">Health, education, agriculture and disaster cooperation</w:t>
+            </w:r>
+          </w:p>
+        </w:tc>
+      </w:tr>
+      <w:tr>
+        <w:trPr>
+          <w:cantSplit/>
+        </w:trPr>
+        <w:tc>
+          <w:tcPr>
+            <w:tcW w:type="dxa" w:w="520"/>
+            <w:tcBorders>
+              <w:top w:val="single" w:color="BFBFBF" w:sz="4"/>
+              <w:left w:val="single" w:color="BFBFBF" w:sz="4"/>
+              <w:bottom w:val="single" w:color="BFBFBF" w:sz="4"/>
+              <w:right w:val="single" w:color="BFBFBF" w:sz="4"/>
+            </w:tcBorders>
+            <w:shd w:fill="F5F7FB" w:color="auto" w:val="clear"/>
+            <w:tcMar>
+              <w:top w:type="dxa" w:w="70"/>
+              <w:left w:type="dxa" w:w="100"/>
+              <w:bottom w:type="dxa" w:w="70"/>
+              <w:right w:type="dxa" w:w="100"/>
+            </w:tcMar>
+            <w:vAlign w:val="center"/>
+          </w:tcPr>
+          <w:p>
+            <w:pPr>
+              <w:spacing w:after="0" w:before="0" w:line="300"/>
+              <w:jc w:val="center"/>
+            </w:pPr>
+            <w:r>
+              <w:rPr>
+                <w:color w:val="7F7F7F"/>
+                <w:sz w:val="21"/>
+                <w:szCs w:val="21"/>
+              </w:rPr>
+              <w:t xml:space="preserve">6</w:t>
+            </w:r>
+          </w:p>
+        </w:tc>
+        <w:tc>
+          <w:tcPr>
+            <w:tcW w:type="dxa" w:w="2200"/>
+            <w:tcBorders>
+              <w:top w:val="single" w:color="BFBFBF" w:sz="4"/>
+              <w:left w:val="single" w:color="BFBFBF" w:sz="4"/>
+              <w:bottom w:val="single" w:color="BFBFBF" w:sz="4"/>
+              <w:right w:val="single" w:color="BFBFBF" w:sz="4"/>
+            </w:tcBorders>
+            <w:shd w:fill="F5F7FB" w:color="auto" w:val="clear"/>
+            <w:tcMar>
+              <w:top w:type="dxa" w:w="70"/>
+              <w:left w:type="dxa" w:w="100"/>
+              <w:bottom w:type="dxa" w:w="70"/>
+              <w:right w:type="dxa" w:w="100"/>
+            </w:tcMar>
+            <w:vAlign w:val="center"/>
+          </w:tcPr>
+          <w:p>
+            <w:pPr>
+              <w:spacing w:after="0" w:before="0" w:line="300"/>
+            </w:pPr>
+            <w:r>
+              <w:rPr>
+                <w:b/>
+                <w:bCs/>
+                <w:color w:val="1F3864"/>
+                <w:sz w:val="21"/>
+                <w:szCs w:val="21"/>
+              </w:rPr>
+              <w:t xml:space="preserve">Conclusion</w:t>
+            </w:r>
+          </w:p>
+        </w:tc>
+        <w:tc>
+          <w:tcPr>
+            <w:tcW w:type="dxa" w:w="7986"/>
+            <w:tcBorders>
+              <w:top w:val="single" w:color="BFBFBF" w:sz="4"/>
+              <w:left w:val="single" w:color="BFBFBF" w:sz="4"/>
+              <w:bottom w:val="single" w:color="BFBFBF" w:sz="4"/>
+              <w:right w:val="single" w:color="BFBFBF" w:sz="4"/>
+            </w:tcBorders>
+            <w:shd w:fill="F5F7FB" w:color="auto" w:val="clear"/>
+            <w:tcMar>
+              <w:top w:type="dxa" w:w="70"/>
+              <w:left w:type="dxa" w:w="100"/>
+              <w:bottom w:type="dxa" w:w="70"/>
+              <w:right w:type="dxa" w:w="100"/>
+            </w:tcMar>
+            <w:vAlign w:val="center"/>
+          </w:tcPr>
+          <w:p>
+            <w:pPr>
+              <w:tabs>
+                <w:tab w:val="left" w:pos="260"/>
+              </w:tabs>
+              <w:spacing w:after="0" w:before="0" w:line="280"/>
+              <w:ind w:left="260" w:hanging="260"/>
+            </w:pPr>
+            <w:r>
+              <w:rPr>
+                <w:b/>
+                <w:bCs/>
+                <w:color w:val="C00000"/>
+                <w:sz w:val="21"/>
+                <w:szCs w:val="21"/>
+              </w:rPr>
+              <w:t xml:space="preserve">→</w:t>
+            </w:r>
+            <w:r>
+              <w:tab/>
+            </w:r>
+            <w:r>
+              <w:rPr>
+                <w:sz w:val="21"/>
+                <w:szCs w:val="21"/>
+              </w:rPr>
+              <w:t xml:space="preserve">India is a natural voice of the Global South</w:t>
+            </w:r>
+          </w:p>
+          <w:p>
+            <w:pPr>
+              <w:tabs>
+                <w:tab w:val="left" w:pos="260"/>
+              </w:tabs>
+              <w:spacing w:after="0" w:before="40" w:line="280"/>
+              <w:ind w:left="260" w:hanging="260"/>
+            </w:pPr>
+            <w:r>
+              <w:rPr>
+                <w:b/>
+                <w:bCs/>
+                <w:color w:val="C00000"/>
+                <w:sz w:val="21"/>
+                <w:szCs w:val="21"/>
+              </w:rPr>
+              <w:t xml:space="preserve">→</w:t>
+            </w:r>
+            <w:r>
+              <w:tab/>
+            </w:r>
+            <w:r>
+              <w:rPr>
+                <w:sz w:val="21"/>
+                <w:szCs w:val="21"/>
+              </w:rPr>
+              <w:t xml:space="preserve">Its model is partnership, not dependence</w:t>
+            </w:r>
+          </w:p>
+          <w:p>
+            <w:pPr>
+              <w:tabs>
+                <w:tab w:val="left" w:pos="260"/>
+              </w:tabs>
+              <w:spacing w:after="0" w:before="40" w:line="280"/>
+              <w:ind w:left="260" w:hanging="260"/>
+            </w:pPr>
+            <w:r>
+              <w:rPr>
+                <w:b/>
+                <w:bCs/>
+                <w:color w:val="C00000"/>
+                <w:sz w:val="21"/>
+                <w:szCs w:val="21"/>
+              </w:rPr>
+              <w:t xml:space="preserve">→</w:t>
+            </w:r>
+            <w:r>
+              <w:tab/>
+            </w:r>
+            <w:r>
+              <w:rPr>
+                <w:sz w:val="21"/>
+                <w:szCs w:val="21"/>
+              </w:rPr>
+              <w:t xml:space="preserve">A rising India can bridge North and South</w:t>
+            </w:r>
+          </w:p>
+        </w:tc>
+      </w:tr>
+    </w:tbl>
+    <w:p>
+      <w:pPr>
+        <w:pStyle w:val="Heading1"/>
+        <w:pageBreakBefore/>
+        <w:shd w:fill="1F3864" w:color="auto" w:val="clear"/>
+        <w:spacing w:after="160" w:before="0"/>
+        <w:ind w:left="100" w:right="100"/>
+      </w:pPr>
+      <w:r>
+        <w:t xml:space="preserve">Topic 22: Iran War and the Strait of Hormuz</w:t>
+      </w:r>
+    </w:p>
+    <w:tbl>
+      <w:tblPr>
+        <w:tblW w:type="dxa" w:w="10706"/>
+        <w:tblBorders>
+          <w:top w:val="single" w:color="auto" w:sz="4"/>
+          <w:left w:val="single" w:color="auto" w:sz="4"/>
+          <w:bottom w:val="single" w:color="auto" w:sz="4"/>
+          <w:right w:val="single" w:color="auto" w:sz="4"/>
+          <w:insideH w:val="single" w:color="auto" w:sz="4"/>
+          <w:insideV w:val="single" w:color="auto" w:sz="4"/>
+        </w:tblBorders>
+      </w:tblPr>
+      <w:tblGrid>
+        <w:gridCol w:w="520"/>
+        <w:gridCol w:w="2200"/>
+        <w:gridCol w:w="7986"/>
+      </w:tblGrid>
+      <w:tr>
+        <w:trPr>
+          <w:tblHeader/>
+        </w:trPr>
+        <w:tc>
+          <w:tcPr>
+            <w:tcW w:type="dxa" w:w="520"/>
+            <w:tcBorders>
+              <w:top w:val="single" w:color="BFBFBF" w:sz="4"/>
+              <w:left w:val="single" w:color="BFBFBF" w:sz="4"/>
+              <w:bottom w:val="single" w:color="BFBFBF" w:sz="4"/>
+              <w:right w:val="single" w:color="BFBFBF" w:sz="4"/>
+            </w:tcBorders>
+            <w:shd w:fill="DCE3F0" w:color="auto" w:val="clear"/>
+            <w:tcMar>
+              <w:top w:type="dxa" w:w="70"/>
+              <w:left w:type="dxa" w:w="100"/>
+              <w:bottom w:type="dxa" w:w="70"/>
+              <w:right w:type="dxa" w:w="100"/>
+            </w:tcMar>
+            <w:vAlign w:val="center"/>
+          </w:tcPr>
+          <w:p>
+            <w:pPr>
+              <w:spacing w:after="0" w:before="0" w:line="300"/>
+              <w:jc w:val="center"/>
+            </w:pPr>
+            <w:r>
+              <w:rPr>
+                <w:b/>
+                <w:bCs/>
+                <w:sz w:val="21"/>
+                <w:szCs w:val="21"/>
+              </w:rPr>
+              <w:t xml:space="preserve">#</w:t>
+            </w:r>
+          </w:p>
+        </w:tc>
+        <w:tc>
+          <w:tcPr>
+            <w:tcW w:type="dxa" w:w="2200"/>
+            <w:tcBorders>
+              <w:top w:val="single" w:color="BFBFBF" w:sz="4"/>
+              <w:left w:val="single" w:color="BFBFBF" w:sz="4"/>
+              <w:bottom w:val="single" w:color="BFBFBF" w:sz="4"/>
+              <w:right w:val="single" w:color="BFBFBF" w:sz="4"/>
+            </w:tcBorders>
+            <w:shd w:fill="DCE3F0" w:color="auto" w:val="clear"/>
+            <w:tcMar>
+              <w:top w:type="dxa" w:w="70"/>
+              <w:left w:type="dxa" w:w="100"/>
+              <w:bottom w:type="dxa" w:w="70"/>
+              <w:right w:type="dxa" w:w="100"/>
+            </w:tcMar>
+            <w:vAlign w:val="center"/>
+          </w:tcPr>
+          <w:p>
+            <w:pPr>
+              <w:spacing w:after="0" w:before="0" w:line="300"/>
+            </w:pPr>
+            <w:r>
+              <w:rPr>
+                <w:b/>
+                <w:bCs/>
+                <w:sz w:val="21"/>
+                <w:szCs w:val="21"/>
+              </w:rPr>
+              <w:t xml:space="preserve">Stage</w:t>
+            </w:r>
+          </w:p>
+        </w:tc>
+        <w:tc>
+          <w:tcPr>
+            <w:tcW w:type="dxa" w:w="7986"/>
+            <w:tcBorders>
+              <w:top w:val="single" w:color="BFBFBF" w:sz="4"/>
+              <w:left w:val="single" w:color="BFBFBF" w:sz="4"/>
+              <w:bottom w:val="single" w:color="BFBFBF" w:sz="4"/>
+              <w:right w:val="single" w:color="BFBFBF" w:sz="4"/>
+            </w:tcBorders>
+            <w:shd w:fill="DCE3F0" w:color="auto" w:val="clear"/>
+            <w:tcMar>
+              <w:top w:type="dxa" w:w="70"/>
+              <w:left w:type="dxa" w:w="100"/>
+              <w:bottom w:type="dxa" w:w="70"/>
+              <w:right w:type="dxa" w:w="100"/>
+            </w:tcMar>
+            <w:vAlign w:val="center"/>
+          </w:tcPr>
+          <w:p>
+            <w:pPr>
+              <w:spacing w:after="0" w:before="0" w:line="300"/>
+            </w:pPr>
+            <w:r>
+              <w:rPr>
+                <w:b/>
+                <w:bCs/>
+                <w:sz w:val="21"/>
+                <w:szCs w:val="21"/>
+              </w:rPr>
+              <w:t xml:space="preserve">Flow</w:t>
+            </w:r>
+          </w:p>
+        </w:tc>
+      </w:tr>
+      <w:tr>
+        <w:trPr>
+          <w:cantSplit/>
+        </w:trPr>
+        <w:tc>
+          <w:tcPr>
+            <w:tcW w:type="dxa" w:w="520"/>
+            <w:tcBorders>
+              <w:top w:val="single" w:color="BFBFBF" w:sz="4"/>
+              <w:left w:val="single" w:color="BFBFBF" w:sz="4"/>
+              <w:bottom w:val="single" w:color="BFBFBF" w:sz="4"/>
+              <w:right w:val="single" w:color="BFBFBF" w:sz="4"/>
+            </w:tcBorders>
+            <w:tcMar>
+              <w:top w:type="dxa" w:w="70"/>
+              <w:left w:type="dxa" w:w="100"/>
+              <w:bottom w:type="dxa" w:w="70"/>
+              <w:right w:type="dxa" w:w="100"/>
+            </w:tcMar>
+            <w:vAlign w:val="center"/>
+          </w:tcPr>
+          <w:p>
+            <w:pPr>
+              <w:spacing w:after="0" w:before="0" w:line="300"/>
+              <w:jc w:val="center"/>
+            </w:pPr>
+            <w:r>
+              <w:rPr>
+                <w:color w:val="7F7F7F"/>
+                <w:sz w:val="21"/>
+                <w:szCs w:val="21"/>
+              </w:rPr>
+              <w:t xml:space="preserve">1</w:t>
+            </w:r>
+          </w:p>
+        </w:tc>
+        <w:tc>
+          <w:tcPr>
+            <w:tcW w:type="dxa" w:w="2200"/>
+            <w:tcBorders>
+              <w:top w:val="single" w:color="BFBFBF" w:sz="4"/>
+              <w:left w:val="single" w:color="BFBFBF" w:sz="4"/>
+              <w:bottom w:val="single" w:color="BFBFBF" w:sz="4"/>
+              <w:right w:val="single" w:color="BFBFBF" w:sz="4"/>
+            </w:tcBorders>
+            <w:tcMar>
+              <w:top w:type="dxa" w:w="70"/>
+              <w:left w:type="dxa" w:w="100"/>
+              <w:bottom w:type="dxa" w:w="70"/>
+              <w:right w:type="dxa" w:w="100"/>
+            </w:tcMar>
+            <w:vAlign w:val="center"/>
+          </w:tcPr>
+          <w:p>
+            <w:pPr>
+              <w:spacing w:after="0" w:before="0" w:line="300"/>
+            </w:pPr>
+            <w:r>
+              <w:rPr>
+                <w:b/>
+                <w:bCs/>
+                <w:color w:val="1F3864"/>
+                <w:sz w:val="21"/>
+                <w:szCs w:val="21"/>
+              </w:rPr>
+              <w:t xml:space="preserve">What is it</w:t>
+            </w:r>
+          </w:p>
+        </w:tc>
+        <w:tc>
+          <w:tcPr>
+            <w:tcW w:type="dxa" w:w="7986"/>
+            <w:tcBorders>
+              <w:top w:val="single" w:color="BFBFBF" w:sz="4"/>
+              <w:left w:val="single" w:color="BFBFBF" w:sz="4"/>
+              <w:bottom w:val="single" w:color="BFBFBF" w:sz="4"/>
+              <w:right w:val="single" w:color="BFBFBF" w:sz="4"/>
+            </w:tcBorders>
+            <w:tcMar>
+              <w:top w:type="dxa" w:w="70"/>
+              <w:left w:type="dxa" w:w="100"/>
+              <w:bottom w:type="dxa" w:w="70"/>
+              <w:right w:type="dxa" w:w="100"/>
+            </w:tcMar>
+            <w:vAlign w:val="center"/>
+          </w:tcPr>
+          <w:p>
+            <w:pPr>
+              <w:tabs>
+                <w:tab w:val="left" w:pos="260"/>
+              </w:tabs>
+              <w:spacing w:after="0" w:before="0" w:line="280"/>
+              <w:ind w:left="260" w:hanging="260"/>
+            </w:pPr>
+            <w:r>
+              <w:rPr>
+                <w:b/>
+                <w:bCs/>
+                <w:color w:val="C00000"/>
+                <w:sz w:val="21"/>
+                <w:szCs w:val="21"/>
+              </w:rPr>
+              <w:t xml:space="preserve">→</w:t>
+            </w:r>
+            <w:r>
+              <w:tab/>
+            </w:r>
+            <w:r>
+              <w:rPr>
+                <w:sz w:val="21"/>
+                <w:szCs w:val="21"/>
+              </w:rPr>
+              <w:t xml:space="preserve">US and Israel struck Iran on 28 Feb 2026</w:t>
+            </w:r>
+          </w:p>
+          <w:p>
+            <w:pPr>
+              <w:tabs>
+                <w:tab w:val="left" w:pos="260"/>
+              </w:tabs>
+              <w:spacing w:after="0" w:before="40" w:line="280"/>
+              <w:ind w:left="260" w:hanging="260"/>
+            </w:pPr>
+            <w:r>
+              <w:rPr>
+                <w:b/>
+                <w:bCs/>
+                <w:color w:val="C00000"/>
+                <w:sz w:val="21"/>
+                <w:szCs w:val="21"/>
+              </w:rPr>
+              <w:t xml:space="preserve">→</w:t>
+            </w:r>
+            <w:r>
+              <w:tab/>
+            </w:r>
+            <w:r>
+              <w:rPr>
+                <w:sz w:val="21"/>
+                <w:szCs w:val="21"/>
+              </w:rPr>
+              <w:t xml:space="preserve">Iran closed the Strait of Hormuz</w:t>
+            </w:r>
+          </w:p>
+          <w:p>
+            <w:pPr>
+              <w:tabs>
+                <w:tab w:val="left" w:pos="260"/>
+              </w:tabs>
+              <w:spacing w:after="0" w:before="40" w:line="280"/>
+              <w:ind w:left="260" w:hanging="260"/>
+            </w:pPr>
+            <w:r>
+              <w:rPr>
+                <w:b/>
+                <w:bCs/>
+                <w:color w:val="C00000"/>
+                <w:sz w:val="21"/>
+                <w:szCs w:val="21"/>
+              </w:rPr>
+              <w:t xml:space="preserve">→</w:t>
+            </w:r>
+            <w:r>
+              <w:tab/>
+            </w:r>
+            <w:r>
+              <w:rPr>
+                <w:sz w:val="21"/>
+                <w:szCs w:val="21"/>
+              </w:rPr>
+              <w:t xml:space="preserve">Hormuz carries about 20% of the world's oil and LNG</w:t>
+            </w:r>
+          </w:p>
+          <w:p>
+            <w:pPr>
+              <w:tabs>
+                <w:tab w:val="left" w:pos="260"/>
+              </w:tabs>
+              <w:spacing w:after="0" w:before="40" w:line="280"/>
+              <w:ind w:left="260" w:hanging="260"/>
+            </w:pPr>
+            <w:r>
+              <w:rPr>
+                <w:b/>
+                <w:bCs/>
+                <w:color w:val="C00000"/>
+                <w:sz w:val="21"/>
+                <w:szCs w:val="21"/>
+              </w:rPr>
+              <w:t xml:space="preserve">→</w:t>
+            </w:r>
+            <w:r>
+              <w:tab/>
+            </w:r>
+            <w:r>
+              <w:rPr>
+                <w:sz w:val="21"/>
+                <w:szCs w:val="21"/>
+              </w:rPr>
+              <w:t xml:space="preserve">Repeated ceasefires and breakdowns since</w:t>
+            </w:r>
+          </w:p>
+        </w:tc>
+      </w:tr>
+      <w:tr>
+        <w:trPr>
+          <w:cantSplit/>
+        </w:trPr>
+        <w:tc>
+          <w:tcPr>
+            <w:tcW w:type="dxa" w:w="520"/>
+            <w:tcBorders>
+              <w:top w:val="single" w:color="BFBFBF" w:sz="4"/>
+              <w:left w:val="single" w:color="BFBFBF" w:sz="4"/>
+              <w:bottom w:val="single" w:color="BFBFBF" w:sz="4"/>
+              <w:right w:val="single" w:color="BFBFBF" w:sz="4"/>
+            </w:tcBorders>
+            <w:shd w:fill="F5F7FB" w:color="auto" w:val="clear"/>
+            <w:tcMar>
+              <w:top w:type="dxa" w:w="70"/>
+              <w:left w:type="dxa" w:w="100"/>
+              <w:bottom w:type="dxa" w:w="70"/>
+              <w:right w:type="dxa" w:w="100"/>
+            </w:tcMar>
+            <w:vAlign w:val="center"/>
+          </w:tcPr>
+          <w:p>
+            <w:pPr>
+              <w:spacing w:after="0" w:before="0" w:line="300"/>
+              <w:jc w:val="center"/>
+            </w:pPr>
+            <w:r>
+              <w:rPr>
+                <w:color w:val="7F7F7F"/>
+                <w:sz w:val="21"/>
+                <w:szCs w:val="21"/>
+              </w:rPr>
+              <w:t xml:space="preserve">2</w:t>
+            </w:r>
+          </w:p>
+        </w:tc>
+        <w:tc>
+          <w:tcPr>
+            <w:tcW w:type="dxa" w:w="2200"/>
+            <w:tcBorders>
+              <w:top w:val="single" w:color="BFBFBF" w:sz="4"/>
+              <w:left w:val="single" w:color="BFBFBF" w:sz="4"/>
+              <w:bottom w:val="single" w:color="BFBFBF" w:sz="4"/>
+              <w:right w:val="single" w:color="BFBFBF" w:sz="4"/>
+            </w:tcBorders>
+            <w:shd w:fill="F5F7FB" w:color="auto" w:val="clear"/>
+            <w:tcMar>
+              <w:top w:type="dxa" w:w="70"/>
+              <w:left w:type="dxa" w:w="100"/>
+              <w:bottom w:type="dxa" w:w="70"/>
+              <w:right w:type="dxa" w:w="100"/>
+            </w:tcMar>
+            <w:vAlign w:val="center"/>
+          </w:tcPr>
+          <w:p>
+            <w:pPr>
+              <w:spacing w:after="0" w:before="0" w:line="300"/>
+            </w:pPr>
+            <w:r>
+              <w:rPr>
+                <w:b/>
+                <w:bCs/>
+                <w:color w:val="1F3864"/>
+                <w:sz w:val="21"/>
+                <w:szCs w:val="21"/>
+              </w:rPr>
+              <w:t xml:space="preserve">Why it matters</w:t>
+            </w:r>
+          </w:p>
+        </w:tc>
+        <w:tc>
+          <w:tcPr>
+            <w:tcW w:type="dxa" w:w="7986"/>
+            <w:tcBorders>
+              <w:top w:val="single" w:color="BFBFBF" w:sz="4"/>
+              <w:left w:val="single" w:color="BFBFBF" w:sz="4"/>
+              <w:bottom w:val="single" w:color="BFBFBF" w:sz="4"/>
+              <w:right w:val="single" w:color="BFBFBF" w:sz="4"/>
+            </w:tcBorders>
+            <w:shd w:fill="F5F7FB" w:color="auto" w:val="clear"/>
+            <w:tcMar>
+              <w:top w:type="dxa" w:w="70"/>
+              <w:left w:type="dxa" w:w="100"/>
+              <w:bottom w:type="dxa" w:w="70"/>
+              <w:right w:type="dxa" w:w="100"/>
+            </w:tcMar>
+            <w:vAlign w:val="center"/>
+          </w:tcPr>
+          <w:p>
+            <w:pPr>
+              <w:tabs>
+                <w:tab w:val="left" w:pos="260"/>
+              </w:tabs>
+              <w:spacing w:after="0" w:before="0" w:line="280"/>
+              <w:ind w:left="260" w:hanging="260"/>
+            </w:pPr>
+            <w:r>
+              <w:rPr>
+                <w:b/>
+                <w:bCs/>
+                <w:color w:val="C00000"/>
+                <w:sz w:val="21"/>
+                <w:szCs w:val="21"/>
+              </w:rPr>
+              <w:t xml:space="preserve">→</w:t>
+            </w:r>
+            <w:r>
+              <w:tab/>
+            </w:r>
+            <w:r>
+              <w:rPr>
+                <w:b/>
+                <w:bCs/>
+                <w:sz w:val="21"/>
+                <w:szCs w:val="21"/>
+              </w:rPr>
+              <w:t xml:space="preserve">Energy:</w:t>
+            </w:r>
+            <w:r>
+              <w:rPr>
+                <w:sz w:val="21"/>
+                <w:szCs w:val="21"/>
+              </w:rPr>
+              <w:t xml:space="preserve"> India imports most of its oil, LPG and gas from the Gulf</w:t>
+            </w:r>
+          </w:p>
+          <w:p>
+            <w:pPr>
+              <w:tabs>
+                <w:tab w:val="left" w:pos="260"/>
+              </w:tabs>
+              <w:spacing w:after="0" w:before="40" w:line="280"/>
+              <w:ind w:left="260" w:hanging="260"/>
+            </w:pPr>
+            <w:r>
+              <w:rPr>
+                <w:b/>
+                <w:bCs/>
+                <w:color w:val="C00000"/>
+                <w:sz w:val="21"/>
+                <w:szCs w:val="21"/>
+              </w:rPr>
+              <w:t xml:space="preserve">→</w:t>
+            </w:r>
+            <w:r>
+              <w:tab/>
+            </w:r>
+            <w:r>
+              <w:rPr>
+                <w:b/>
+                <w:bCs/>
+                <w:sz w:val="21"/>
+                <w:szCs w:val="21"/>
+              </w:rPr>
+              <w:t xml:space="preserve">Diaspora:</w:t>
+            </w:r>
+            <w:r>
+              <w:rPr>
+                <w:sz w:val="21"/>
+                <w:szCs w:val="21"/>
+              </w:rPr>
+              <w:t xml:space="preserve"> about 9 million Indians in the Gulf</w:t>
+            </w:r>
+          </w:p>
+          <w:p>
+            <w:pPr>
+              <w:tabs>
+                <w:tab w:val="left" w:pos="260"/>
+              </w:tabs>
+              <w:spacing w:after="0" w:before="40" w:line="280"/>
+              <w:ind w:left="260" w:hanging="260"/>
+            </w:pPr>
+            <w:r>
+              <w:rPr>
+                <w:b/>
+                <w:bCs/>
+                <w:color w:val="C00000"/>
+                <w:sz w:val="21"/>
+                <w:szCs w:val="21"/>
+              </w:rPr>
+              <w:t xml:space="preserve">→</w:t>
+            </w:r>
+            <w:r>
+              <w:tab/>
+            </w:r>
+            <w:r>
+              <w:rPr>
+                <w:b/>
+                <w:bCs/>
+                <w:sz w:val="21"/>
+                <w:szCs w:val="21"/>
+              </w:rPr>
+              <w:t xml:space="preserve">Shipping:</w:t>
+            </w:r>
+            <w:r>
+              <w:rPr>
+                <w:sz w:val="21"/>
+                <w:szCs w:val="21"/>
+              </w:rPr>
+              <w:t xml:space="preserve"> Indian ships and sailors at risk</w:t>
+            </w:r>
+          </w:p>
+          <w:p>
+            <w:pPr>
+              <w:tabs>
+                <w:tab w:val="left" w:pos="260"/>
+              </w:tabs>
+              <w:spacing w:after="0" w:before="40" w:line="280"/>
+              <w:ind w:left="260" w:hanging="260"/>
+            </w:pPr>
+            <w:r>
+              <w:rPr>
+                <w:b/>
+                <w:bCs/>
+                <w:color w:val="C00000"/>
+                <w:sz w:val="21"/>
+                <w:szCs w:val="21"/>
+              </w:rPr>
+              <w:t xml:space="preserve">→</w:t>
+            </w:r>
+            <w:r>
+              <w:tab/>
+            </w:r>
+            <w:r>
+              <w:rPr>
+                <w:b/>
+                <w:bCs/>
+                <w:sz w:val="21"/>
+                <w:szCs w:val="21"/>
+              </w:rPr>
+              <w:t xml:space="preserve">Economy:</w:t>
+            </w:r>
+            <w:r>
+              <w:rPr>
+                <w:sz w:val="21"/>
+                <w:szCs w:val="21"/>
+              </w:rPr>
+              <w:t xml:space="preserve"> inflation, rupee, current account deficit</w:t>
+            </w:r>
+          </w:p>
+          <w:p>
+            <w:pPr>
+              <w:tabs>
+                <w:tab w:val="left" w:pos="260"/>
+              </w:tabs>
+              <w:spacing w:after="0" w:before="40" w:line="280"/>
+              <w:ind w:left="260" w:hanging="260"/>
+            </w:pPr>
+            <w:r>
+              <w:rPr>
+                <w:b/>
+                <w:bCs/>
+                <w:color w:val="C00000"/>
+                <w:sz w:val="21"/>
+                <w:szCs w:val="21"/>
+              </w:rPr>
+              <w:t xml:space="preserve">→</w:t>
+            </w:r>
+            <w:r>
+              <w:tab/>
+            </w:r>
+            <w:r>
+              <w:rPr>
+                <w:b/>
+                <w:bCs/>
+                <w:sz w:val="21"/>
+                <w:szCs w:val="21"/>
+              </w:rPr>
+              <w:t xml:space="preserve">Strategic:</w:t>
+            </w:r>
+            <w:r>
+              <w:rPr>
+                <w:sz w:val="21"/>
+                <w:szCs w:val="21"/>
+              </w:rPr>
+              <w:t xml:space="preserve"> Chabahar, INSTC, ties with Iran, Israel, the Gulf and the US</w:t>
+            </w:r>
+          </w:p>
+        </w:tc>
+      </w:tr>
+      <w:tr>
+        <w:trPr>
+          <w:cantSplit/>
+        </w:trPr>
+        <w:tc>
+          <w:tcPr>
+            <w:tcW w:type="dxa" w:w="520"/>
+            <w:tcBorders>
+              <w:top w:val="single" w:color="BFBFBF" w:sz="4"/>
+              <w:left w:val="single" w:color="BFBFBF" w:sz="4"/>
+              <w:bottom w:val="single" w:color="BFBFBF" w:sz="4"/>
+              <w:right w:val="single" w:color="BFBFBF" w:sz="4"/>
+            </w:tcBorders>
+            <w:tcMar>
+              <w:top w:type="dxa" w:w="70"/>
+              <w:left w:type="dxa" w:w="100"/>
+              <w:bottom w:type="dxa" w:w="70"/>
+              <w:right w:type="dxa" w:w="100"/>
+            </w:tcMar>
+            <w:vAlign w:val="center"/>
+          </w:tcPr>
+          <w:p>
+            <w:pPr>
+              <w:spacing w:after="0" w:before="0" w:line="300"/>
+              <w:jc w:val="center"/>
+            </w:pPr>
+            <w:r>
+              <w:rPr>
+                <w:color w:val="7F7F7F"/>
+                <w:sz w:val="21"/>
+                <w:szCs w:val="21"/>
+              </w:rPr>
+              <w:t xml:space="preserve">3</w:t>
+            </w:r>
+          </w:p>
+        </w:tc>
+        <w:tc>
+          <w:tcPr>
+            <w:tcW w:type="dxa" w:w="2200"/>
+            <w:tcBorders>
+              <w:top w:val="single" w:color="BFBFBF" w:sz="4"/>
+              <w:left w:val="single" w:color="BFBFBF" w:sz="4"/>
+              <w:bottom w:val="single" w:color="BFBFBF" w:sz="4"/>
+              <w:right w:val="single" w:color="BFBFBF" w:sz="4"/>
+            </w:tcBorders>
+            <w:tcMar>
+              <w:top w:type="dxa" w:w="70"/>
+              <w:left w:type="dxa" w:w="100"/>
+              <w:bottom w:type="dxa" w:w="70"/>
+              <w:right w:type="dxa" w:w="100"/>
+            </w:tcMar>
+            <w:vAlign w:val="center"/>
+          </w:tcPr>
+          <w:p>
+            <w:pPr>
+              <w:spacing w:after="0" w:before="0" w:line="300"/>
+            </w:pPr>
+            <w:r>
+              <w:rPr>
+                <w:b/>
+                <w:bCs/>
+                <w:color w:val="1F3864"/>
+                <w:sz w:val="21"/>
+                <w:szCs w:val="21"/>
+              </w:rPr>
+              <w:t xml:space="preserve">Current status (Oct 2026)</w:t>
+            </w:r>
+          </w:p>
+        </w:tc>
+        <w:tc>
+          <w:tcPr>
+            <w:tcW w:type="dxa" w:w="7986"/>
+            <w:tcBorders>
+              <w:top w:val="single" w:color="BFBFBF" w:sz="4"/>
+              <w:left w:val="single" w:color="BFBFBF" w:sz="4"/>
+              <w:bottom w:val="single" w:color="BFBFBF" w:sz="4"/>
+              <w:right w:val="single" w:color="BFBFBF" w:sz="4"/>
+            </w:tcBorders>
+            <w:tcMar>
+              <w:top w:type="dxa" w:w="70"/>
+              <w:left w:type="dxa" w:w="100"/>
+              <w:bottom w:type="dxa" w:w="70"/>
+              <w:right w:type="dxa" w:w="100"/>
+            </w:tcMar>
+            <w:vAlign w:val="center"/>
+          </w:tcPr>
+          <w:p>
+            <w:pPr>
+              <w:tabs>
+                <w:tab w:val="left" w:pos="260"/>
+              </w:tabs>
+              <w:spacing w:after="0" w:before="0" w:line="280"/>
+              <w:ind w:left="260" w:hanging="260"/>
+            </w:pPr>
+            <w:r>
+              <w:rPr>
+                <w:b/>
+                <w:bCs/>
+                <w:color w:val="C00000"/>
+                <w:sz w:val="21"/>
+                <w:szCs w:val="21"/>
+              </w:rPr>
+              <w:t xml:space="preserve">→</w:t>
+            </w:r>
+            <w:r>
+              <w:tab/>
+            </w:r>
+            <w:r>
+              <w:rPr>
+                <w:b/>
+                <w:bCs/>
+                <w:sz w:val="21"/>
+                <w:szCs w:val="21"/>
+              </w:rPr>
+              <w:t xml:space="preserve">Timeline:</w:t>
+            </w:r>
+            <w:r>
+              <w:rPr>
+                <w:sz w:val="21"/>
+                <w:szCs w:val="21"/>
+              </w:rPr>
+              <w:t xml:space="preserve"> two-week ceasefire (Apr), US–Iran MoU (17 Jun), Trump declared the ceasefire over (8 Jul)</w:t>
+            </w:r>
+          </w:p>
+          <w:p>
+            <w:pPr>
+              <w:tabs>
+                <w:tab w:val="left" w:pos="260"/>
+              </w:tabs>
+              <w:spacing w:after="0" w:before="40" w:line="280"/>
+              <w:ind w:left="260" w:hanging="260"/>
+            </w:pPr>
+            <w:r>
+              <w:rPr>
+                <w:b/>
+                <w:bCs/>
+                <w:color w:val="C00000"/>
+                <w:sz w:val="21"/>
+                <w:szCs w:val="21"/>
+              </w:rPr>
+              <w:t xml:space="preserve">→</w:t>
+            </w:r>
+            <w:r>
+              <w:tab/>
+            </w:r>
+            <w:r>
+              <w:rPr>
+                <w:sz w:val="21"/>
+                <w:szCs w:val="21"/>
+              </w:rPr>
+              <w:t xml:space="preserve">Iran–Oman talks on a safe shipping route; Iran–GCC meeting postponed (Sept)</w:t>
+            </w:r>
+          </w:p>
+          <w:p>
+            <w:pPr>
+              <w:tabs>
+                <w:tab w:val="left" w:pos="260"/>
+              </w:tabs>
+              <w:spacing w:after="0" w:before="40" w:line="280"/>
+              <w:ind w:left="260" w:hanging="260"/>
+            </w:pPr>
+            <w:r>
+              <w:rPr>
+                <w:b/>
+                <w:bCs/>
+                <w:color w:val="C00000"/>
+                <w:sz w:val="21"/>
+                <w:szCs w:val="21"/>
+              </w:rPr>
+              <w:t xml:space="preserve">→</w:t>
+            </w:r>
+            <w:r>
+              <w:tab/>
+            </w:r>
+            <w:r>
+              <w:rPr>
+                <w:sz w:val="21"/>
+                <w:szCs w:val="21"/>
+              </w:rPr>
+              <w:t xml:space="preserve">Brent swinging between about $86 and over $107 a barrel</w:t>
+            </w:r>
+          </w:p>
+          <w:p>
+            <w:pPr>
+              <w:tabs>
+                <w:tab w:val="left" w:pos="260"/>
+              </w:tabs>
+              <w:spacing w:after="0" w:before="40" w:line="280"/>
+              <w:ind w:left="260" w:hanging="260"/>
+            </w:pPr>
+            <w:r>
+              <w:rPr>
+                <w:b/>
+                <w:bCs/>
+                <w:color w:val="C00000"/>
+                <w:sz w:val="21"/>
+                <w:szCs w:val="21"/>
+              </w:rPr>
+              <w:t xml:space="preserve">→</w:t>
+            </w:r>
+            <w:r>
+              <w:tab/>
+            </w:r>
+            <w:r>
+              <w:rPr>
+                <w:b/>
+                <w:bCs/>
+                <w:sz w:val="21"/>
+                <w:szCs w:val="21"/>
+              </w:rPr>
+              <w:t xml:space="preserve">India:</w:t>
+            </w:r>
+            <w:r>
+              <w:rPr>
+                <w:sz w:val="21"/>
+                <w:szCs w:val="21"/>
+              </w:rPr>
+              <w:t xml:space="preserve"> LPG crisis, about 90% of LPG from the Middle East, stocks for only 7–10 days at the worst point</w:t>
+            </w:r>
+          </w:p>
+          <w:p>
+            <w:pPr>
+              <w:tabs>
+                <w:tab w:val="left" w:pos="260"/>
+              </w:tabs>
+              <w:spacing w:after="0" w:before="40" w:line="280"/>
+              <w:ind w:left="260" w:hanging="260"/>
+            </w:pPr>
+            <w:r>
+              <w:rPr>
+                <w:b/>
+                <w:bCs/>
+                <w:color w:val="C00000"/>
+                <w:sz w:val="21"/>
+                <w:szCs w:val="21"/>
+              </w:rPr>
+              <w:t xml:space="preserve">→</w:t>
+            </w:r>
+            <w:r>
+              <w:tab/>
+            </w:r>
+            <w:r>
+              <w:rPr>
+                <w:b/>
+                <w:bCs/>
+                <w:sz w:val="21"/>
+                <w:szCs w:val="21"/>
+              </w:rPr>
+              <w:t xml:space="preserve">Operation Sankalp:</w:t>
+            </w:r>
+            <w:r>
+              <w:rPr>
+                <w:sz w:val="21"/>
+                <w:szCs w:val="21"/>
+              </w:rPr>
+              <w:t xml:space="preserve"> Navy escorting Indian ships; emergency LPG buys from the US</w:t>
+            </w:r>
+          </w:p>
+          <w:p>
+            <w:pPr>
+              <w:tabs>
+                <w:tab w:val="left" w:pos="260"/>
+              </w:tabs>
+              <w:spacing w:after="0" w:before="40" w:line="280"/>
+              <w:ind w:left="260" w:hanging="260"/>
+            </w:pPr>
+            <w:r>
+              <w:rPr>
+                <w:b/>
+                <w:bCs/>
+                <w:color w:val="C00000"/>
+                <w:sz w:val="21"/>
+                <w:szCs w:val="21"/>
+              </w:rPr>
+              <w:t xml:space="preserve">→</w:t>
+            </w:r>
+            <w:r>
+              <w:tab/>
+            </w:r>
+            <w:r>
+              <w:rPr>
+                <w:sz w:val="21"/>
+                <w:szCs w:val="21"/>
+              </w:rPr>
+              <w:t xml:space="preserve">Indian sailors killed; ships attacked and seized</w:t>
+            </w:r>
+          </w:p>
+          <w:p>
+            <w:pPr>
+              <w:tabs>
+                <w:tab w:val="left" w:pos="260"/>
+              </w:tabs>
+              <w:spacing w:after="0" w:before="40" w:line="280"/>
+              <w:ind w:left="260" w:hanging="260"/>
+            </w:pPr>
+            <w:r>
+              <w:rPr>
+                <w:b/>
+                <w:bCs/>
+                <w:color w:val="C00000"/>
+                <w:sz w:val="21"/>
+                <w:szCs w:val="21"/>
+              </w:rPr>
+              <w:t xml:space="preserve">→</w:t>
+            </w:r>
+            <w:r>
+              <w:tab/>
+            </w:r>
+            <w:r>
+              <w:rPr>
+                <w:b/>
+                <w:bCs/>
+                <w:sz w:val="21"/>
+                <w:szCs w:val="21"/>
+              </w:rPr>
+              <w:t xml:space="preserve">India's stand:</w:t>
+            </w:r>
+            <w:r>
+              <w:rPr>
+                <w:sz w:val="21"/>
+                <w:szCs w:val="21"/>
+              </w:rPr>
+              <w:t xml:space="preserve"> neutral, calls for dialogue and a peaceful solution</w:t>
+            </w:r>
+          </w:p>
+        </w:tc>
+      </w:tr>
+      <w:tr>
+        <w:trPr>
+          <w:cantSplit/>
+        </w:trPr>
+        <w:tc>
+          <w:tcPr>
+            <w:tcW w:type="dxa" w:w="520"/>
+            <w:tcBorders>
+              <w:top w:val="single" w:color="BFBFBF" w:sz="4"/>
+              <w:left w:val="single" w:color="BFBFBF" w:sz="4"/>
+              <w:bottom w:val="single" w:color="BFBFBF" w:sz="4"/>
+              <w:right w:val="single" w:color="BFBFBF" w:sz="4"/>
+            </w:tcBorders>
+            <w:shd w:fill="F5F7FB" w:color="auto" w:val="clear"/>
+            <w:tcMar>
+              <w:top w:type="dxa" w:w="70"/>
+              <w:left w:type="dxa" w:w="100"/>
+              <w:bottom w:type="dxa" w:w="70"/>
+              <w:right w:type="dxa" w:w="100"/>
+            </w:tcMar>
+            <w:vAlign w:val="center"/>
+          </w:tcPr>
+          <w:p>
+            <w:pPr>
+              <w:spacing w:after="0" w:before="0" w:line="300"/>
+              <w:jc w:val="center"/>
+            </w:pPr>
+            <w:r>
+              <w:rPr>
+                <w:color w:val="7F7F7F"/>
+                <w:sz w:val="21"/>
+                <w:szCs w:val="21"/>
+              </w:rPr>
+              <w:t xml:space="preserve">4</w:t>
+            </w:r>
+          </w:p>
+        </w:tc>
+        <w:tc>
+          <w:tcPr>
+            <w:tcW w:type="dxa" w:w="2200"/>
+            <w:tcBorders>
+              <w:top w:val="single" w:color="BFBFBF" w:sz="4"/>
+              <w:left w:val="single" w:color="BFBFBF" w:sz="4"/>
+              <w:bottom w:val="single" w:color="BFBFBF" w:sz="4"/>
+              <w:right w:val="single" w:color="BFBFBF" w:sz="4"/>
+            </w:tcBorders>
+            <w:shd w:fill="F5F7FB" w:color="auto" w:val="clear"/>
+            <w:tcMar>
+              <w:top w:type="dxa" w:w="70"/>
+              <w:left w:type="dxa" w:w="100"/>
+              <w:bottom w:type="dxa" w:w="70"/>
+              <w:right w:type="dxa" w:w="100"/>
+            </w:tcMar>
+            <w:vAlign w:val="center"/>
+          </w:tcPr>
+          <w:p>
+            <w:pPr>
+              <w:spacing w:after="0" w:before="0" w:line="300"/>
+            </w:pPr>
+            <w:r>
+              <w:rPr>
+                <w:b/>
+                <w:bCs/>
+                <w:color w:val="1F3864"/>
+                <w:sz w:val="21"/>
+                <w:szCs w:val="21"/>
+              </w:rPr>
+              <w:t xml:space="preserve">Problems</w:t>
+            </w:r>
+          </w:p>
+        </w:tc>
+        <w:tc>
+          <w:tcPr>
+            <w:tcW w:type="dxa" w:w="7986"/>
+            <w:tcBorders>
+              <w:top w:val="single" w:color="BFBFBF" w:sz="4"/>
+              <w:left w:val="single" w:color="BFBFBF" w:sz="4"/>
+              <w:bottom w:val="single" w:color="BFBFBF" w:sz="4"/>
+              <w:right w:val="single" w:color="BFBFBF" w:sz="4"/>
+            </w:tcBorders>
+            <w:shd w:fill="F5F7FB" w:color="auto" w:val="clear"/>
+            <w:tcMar>
+              <w:top w:type="dxa" w:w="70"/>
+              <w:left w:type="dxa" w:w="100"/>
+              <w:bottom w:type="dxa" w:w="70"/>
+              <w:right w:type="dxa" w:w="100"/>
+            </w:tcMar>
+            <w:vAlign w:val="center"/>
+          </w:tcPr>
+          <w:p>
+            <w:pPr>
+              <w:tabs>
+                <w:tab w:val="left" w:pos="260"/>
+              </w:tabs>
+              <w:spacing w:after="0" w:before="0" w:line="280"/>
+              <w:ind w:left="260" w:hanging="260"/>
+            </w:pPr>
+            <w:r>
+              <w:rPr>
+                <w:b/>
+                <w:bCs/>
+                <w:color w:val="C00000"/>
+                <w:sz w:val="21"/>
+                <w:szCs w:val="21"/>
+              </w:rPr>
+              <w:t xml:space="preserve">→</w:t>
+            </w:r>
+            <w:r>
+              <w:tab/>
+            </w:r>
+            <w:r>
+              <w:rPr>
+                <w:sz w:val="21"/>
+                <w:szCs w:val="21"/>
+              </w:rPr>
+              <w:t xml:space="preserve">Over-dependence on Gulf energy through one chokepoint</w:t>
+            </w:r>
+          </w:p>
+          <w:p>
+            <w:pPr>
+              <w:tabs>
+                <w:tab w:val="left" w:pos="260"/>
+              </w:tabs>
+              <w:spacing w:after="0" w:before="40" w:line="280"/>
+              <w:ind w:left="260" w:hanging="260"/>
+            </w:pPr>
+            <w:r>
+              <w:rPr>
+                <w:b/>
+                <w:bCs/>
+                <w:color w:val="C00000"/>
+                <w:sz w:val="21"/>
+                <w:szCs w:val="21"/>
+              </w:rPr>
+              <w:t xml:space="preserve">→</w:t>
+            </w:r>
+            <w:r>
+              <w:tab/>
+            </w:r>
+            <w:r>
+              <w:rPr>
+                <w:sz w:val="21"/>
+                <w:szCs w:val="21"/>
+              </w:rPr>
+              <w:t xml:space="preserve">Small strategic reserves; LPG has almost none</w:t>
+            </w:r>
+          </w:p>
+          <w:p>
+            <w:pPr>
+              <w:tabs>
+                <w:tab w:val="left" w:pos="260"/>
+              </w:tabs>
+              <w:spacing w:after="0" w:before="40" w:line="280"/>
+              <w:ind w:left="260" w:hanging="260"/>
+            </w:pPr>
+            <w:r>
+              <w:rPr>
+                <w:b/>
+                <w:bCs/>
+                <w:color w:val="C00000"/>
+                <w:sz w:val="21"/>
+                <w:szCs w:val="21"/>
+              </w:rPr>
+              <w:t xml:space="preserve">→</w:t>
+            </w:r>
+            <w:r>
+              <w:tab/>
+            </w:r>
+            <w:r>
+              <w:rPr>
+                <w:sz w:val="21"/>
+                <w:szCs w:val="21"/>
+              </w:rPr>
+              <w:t xml:space="preserve">Safety of Indian sailors and Gulf diaspora</w:t>
+            </w:r>
+          </w:p>
+          <w:p>
+            <w:pPr>
+              <w:tabs>
+                <w:tab w:val="left" w:pos="260"/>
+              </w:tabs>
+              <w:spacing w:after="0" w:before="40" w:line="280"/>
+              <w:ind w:left="260" w:hanging="260"/>
+            </w:pPr>
+            <w:r>
+              <w:rPr>
+                <w:b/>
+                <w:bCs/>
+                <w:color w:val="C00000"/>
+                <w:sz w:val="21"/>
+                <w:szCs w:val="21"/>
+              </w:rPr>
+              <w:t xml:space="preserve">→</w:t>
+            </w:r>
+            <w:r>
+              <w:tab/>
+            </w:r>
+            <w:r>
+              <w:rPr>
+                <w:sz w:val="21"/>
+                <w:szCs w:val="21"/>
+              </w:rPr>
+              <w:t xml:space="preserve">Chabahar and INSTC stalled</w:t>
+            </w:r>
+          </w:p>
+          <w:p>
+            <w:pPr>
+              <w:tabs>
+                <w:tab w:val="left" w:pos="260"/>
+              </w:tabs>
+              <w:spacing w:after="0" w:before="40" w:line="280"/>
+              <w:ind w:left="260" w:hanging="260"/>
+            </w:pPr>
+            <w:r>
+              <w:rPr>
+                <w:b/>
+                <w:bCs/>
+                <w:color w:val="C00000"/>
+                <w:sz w:val="21"/>
+                <w:szCs w:val="21"/>
+              </w:rPr>
+              <w:t xml:space="preserve">→</w:t>
+            </w:r>
+            <w:r>
+              <w:tab/>
+            </w:r>
+            <w:r>
+              <w:rPr>
+                <w:sz w:val="21"/>
+                <w:szCs w:val="21"/>
+              </w:rPr>
+              <w:t xml:space="preserve">Balancing Iran, Israel, the Gulf and the US</w:t>
+            </w:r>
+          </w:p>
+          <w:p>
+            <w:pPr>
+              <w:tabs>
+                <w:tab w:val="left" w:pos="260"/>
+              </w:tabs>
+              <w:spacing w:after="0" w:before="40" w:line="280"/>
+              <w:ind w:left="260" w:hanging="260"/>
+            </w:pPr>
+            <w:r>
+              <w:rPr>
+                <w:b/>
+                <w:bCs/>
+                <w:color w:val="C00000"/>
+                <w:sz w:val="21"/>
+                <w:szCs w:val="21"/>
+              </w:rPr>
+              <w:t xml:space="preserve">→</w:t>
+            </w:r>
+            <w:r>
+              <w:tab/>
+            </w:r>
+            <w:r>
+              <w:rPr>
+                <w:sz w:val="21"/>
+                <w:szCs w:val="21"/>
+              </w:rPr>
+              <w:t xml:space="preserve">Inflation and pressure on the rupee</w:t>
+            </w:r>
+          </w:p>
+        </w:tc>
+      </w:tr>
+      <w:tr>
+        <w:trPr>
+          <w:cantSplit/>
+        </w:trPr>
+        <w:tc>
+          <w:tcPr>
+            <w:tcW w:type="dxa" w:w="520"/>
+            <w:tcBorders>
+              <w:top w:val="single" w:color="BFBFBF" w:sz="4"/>
+              <w:left w:val="single" w:color="BFBFBF" w:sz="4"/>
+              <w:bottom w:val="single" w:color="BFBFBF" w:sz="4"/>
+              <w:right w:val="single" w:color="BFBFBF" w:sz="4"/>
+            </w:tcBorders>
+            <w:tcMar>
+              <w:top w:type="dxa" w:w="70"/>
+              <w:left w:type="dxa" w:w="100"/>
+              <w:bottom w:type="dxa" w:w="70"/>
+              <w:right w:type="dxa" w:w="100"/>
+            </w:tcMar>
+            <w:vAlign w:val="center"/>
+          </w:tcPr>
+          <w:p>
+            <w:pPr>
+              <w:spacing w:after="0" w:before="0" w:line="300"/>
+              <w:jc w:val="center"/>
+            </w:pPr>
+            <w:r>
+              <w:rPr>
+                <w:color w:val="7F7F7F"/>
+                <w:sz w:val="21"/>
+                <w:szCs w:val="21"/>
+              </w:rPr>
+              <w:t xml:space="preserve">5</w:t>
+            </w:r>
+          </w:p>
+        </w:tc>
+        <w:tc>
+          <w:tcPr>
+            <w:tcW w:type="dxa" w:w="2200"/>
+            <w:tcBorders>
+              <w:top w:val="single" w:color="BFBFBF" w:sz="4"/>
+              <w:left w:val="single" w:color="BFBFBF" w:sz="4"/>
+              <w:bottom w:val="single" w:color="BFBFBF" w:sz="4"/>
+              <w:right w:val="single" w:color="BFBFBF" w:sz="4"/>
+            </w:tcBorders>
+            <w:tcMar>
+              <w:top w:type="dxa" w:w="70"/>
+              <w:left w:type="dxa" w:w="100"/>
+              <w:bottom w:type="dxa" w:w="70"/>
+              <w:right w:type="dxa" w:w="100"/>
+            </w:tcMar>
+            <w:vAlign w:val="center"/>
+          </w:tcPr>
+          <w:p>
+            <w:pPr>
+              <w:spacing w:after="0" w:before="0" w:line="300"/>
+            </w:pPr>
+            <w:r>
+              <w:rPr>
+                <w:b/>
+                <w:bCs/>
+                <w:color w:val="1F3864"/>
+                <w:sz w:val="21"/>
+                <w:szCs w:val="21"/>
+              </w:rPr>
+              <w:t xml:space="preserve">Solutions</w:t>
+            </w:r>
+          </w:p>
+        </w:tc>
+        <w:tc>
+          <w:tcPr>
+            <w:tcW w:type="dxa" w:w="7986"/>
+            <w:tcBorders>
+              <w:top w:val="single" w:color="BFBFBF" w:sz="4"/>
+              <w:left w:val="single" w:color="BFBFBF" w:sz="4"/>
+              <w:bottom w:val="single" w:color="BFBFBF" w:sz="4"/>
+              <w:right w:val="single" w:color="BFBFBF" w:sz="4"/>
+            </w:tcBorders>
+            <w:tcMar>
+              <w:top w:type="dxa" w:w="70"/>
+              <w:left w:type="dxa" w:w="100"/>
+              <w:bottom w:type="dxa" w:w="70"/>
+              <w:right w:type="dxa" w:w="100"/>
+            </w:tcMar>
+            <w:vAlign w:val="center"/>
+          </w:tcPr>
+          <w:p>
+            <w:pPr>
+              <w:tabs>
+                <w:tab w:val="left" w:pos="260"/>
+              </w:tabs>
+              <w:spacing w:after="0" w:before="0" w:line="280"/>
+              <w:ind w:left="260" w:hanging="260"/>
+            </w:pPr>
+            <w:r>
+              <w:rPr>
+                <w:b/>
+                <w:bCs/>
+                <w:color w:val="C00000"/>
+                <w:sz w:val="21"/>
+                <w:szCs w:val="21"/>
+              </w:rPr>
+              <w:t xml:space="preserve">→</w:t>
+            </w:r>
+            <w:r>
+              <w:tab/>
+            </w:r>
+            <w:r>
+              <w:rPr>
+                <w:b/>
+                <w:bCs/>
+                <w:sz w:val="21"/>
+                <w:szCs w:val="21"/>
+              </w:rPr>
+              <w:t xml:space="preserve">Diversify energy:</w:t>
+            </w:r>
+            <w:r>
+              <w:rPr>
+                <w:sz w:val="21"/>
+                <w:szCs w:val="21"/>
+              </w:rPr>
+              <w:t xml:space="preserve"> Russia, US, Africa, Latin America</w:t>
+            </w:r>
+          </w:p>
+          <w:p>
+            <w:pPr>
+              <w:tabs>
+                <w:tab w:val="left" w:pos="260"/>
+              </w:tabs>
+              <w:spacing w:after="0" w:before="40" w:line="280"/>
+              <w:ind w:left="260" w:hanging="260"/>
+            </w:pPr>
+            <w:r>
+              <w:rPr>
+                <w:b/>
+                <w:bCs/>
+                <w:color w:val="C00000"/>
+                <w:sz w:val="21"/>
+                <w:szCs w:val="21"/>
+              </w:rPr>
+              <w:t xml:space="preserve">→</w:t>
+            </w:r>
+            <w:r>
+              <w:tab/>
+            </w:r>
+            <w:r>
+              <w:rPr>
+                <w:sz w:val="21"/>
+                <w:szCs w:val="21"/>
+              </w:rPr>
+              <w:t xml:space="preserve">Bigger strategic petroleum and LPG reserves</w:t>
+            </w:r>
+          </w:p>
+          <w:p>
+            <w:pPr>
+              <w:tabs>
+                <w:tab w:val="left" w:pos="260"/>
+              </w:tabs>
+              <w:spacing w:after="0" w:before="40" w:line="280"/>
+              <w:ind w:left="260" w:hanging="260"/>
+            </w:pPr>
+            <w:r>
+              <w:rPr>
+                <w:b/>
+                <w:bCs/>
+                <w:color w:val="C00000"/>
+                <w:sz w:val="21"/>
+                <w:szCs w:val="21"/>
+              </w:rPr>
+              <w:t xml:space="preserve">→</w:t>
+            </w:r>
+            <w:r>
+              <w:tab/>
+            </w:r>
+            <w:r>
+              <w:rPr>
+                <w:sz w:val="21"/>
+                <w:szCs w:val="21"/>
+              </w:rPr>
+              <w:t xml:space="preserve">Faster shift to renewables, electric mobility, piped gas, biofuels</w:t>
+            </w:r>
+          </w:p>
+          <w:p>
+            <w:pPr>
+              <w:tabs>
+                <w:tab w:val="left" w:pos="260"/>
+              </w:tabs>
+              <w:spacing w:after="0" w:before="40" w:line="280"/>
+              <w:ind w:left="260" w:hanging="260"/>
+            </w:pPr>
+            <w:r>
+              <w:rPr>
+                <w:b/>
+                <w:bCs/>
+                <w:color w:val="C00000"/>
+                <w:sz w:val="21"/>
+                <w:szCs w:val="21"/>
+              </w:rPr>
+              <w:t xml:space="preserve">→</w:t>
+            </w:r>
+            <w:r>
+              <w:tab/>
+            </w:r>
+            <w:r>
+              <w:rPr>
+                <w:sz w:val="21"/>
+                <w:szCs w:val="21"/>
+              </w:rPr>
+              <w:t xml:space="preserve">Naval escorts and evacuation readiness</w:t>
+            </w:r>
+          </w:p>
+          <w:p>
+            <w:pPr>
+              <w:tabs>
+                <w:tab w:val="left" w:pos="260"/>
+              </w:tabs>
+              <w:spacing w:after="0" w:before="40" w:line="280"/>
+              <w:ind w:left="260" w:hanging="260"/>
+            </w:pPr>
+            <w:r>
+              <w:rPr>
+                <w:b/>
+                <w:bCs/>
+                <w:color w:val="C00000"/>
+                <w:sz w:val="21"/>
+                <w:szCs w:val="21"/>
+              </w:rPr>
+              <w:t xml:space="preserve">→</w:t>
+            </w:r>
+            <w:r>
+              <w:tab/>
+            </w:r>
+            <w:r>
+              <w:rPr>
+                <w:sz w:val="21"/>
+                <w:szCs w:val="21"/>
+              </w:rPr>
+              <w:t xml:space="preserve">Quiet diplomacy for de-escalation; support safe passage arrangements</w:t>
+            </w:r>
+          </w:p>
+          <w:p>
+            <w:pPr>
+              <w:tabs>
+                <w:tab w:val="left" w:pos="260"/>
+              </w:tabs>
+              <w:spacing w:after="0" w:before="40" w:line="280"/>
+              <w:ind w:left="260" w:hanging="260"/>
+            </w:pPr>
+            <w:r>
+              <w:rPr>
+                <w:b/>
+                <w:bCs/>
+                <w:color w:val="C00000"/>
+                <w:sz w:val="21"/>
+                <w:szCs w:val="21"/>
+              </w:rPr>
+              <w:t xml:space="preserve">→</w:t>
+            </w:r>
+            <w:r>
+              <w:tab/>
+            </w:r>
+            <w:r>
+              <w:rPr>
+                <w:b/>
+                <w:bCs/>
+                <w:sz w:val="21"/>
+                <w:szCs w:val="21"/>
+              </w:rPr>
+              <w:t xml:space="preserve">Alternative routes:</w:t>
+            </w:r>
+            <w:r>
+              <w:rPr>
+                <w:sz w:val="21"/>
+                <w:szCs w:val="21"/>
+              </w:rPr>
+              <w:t xml:space="preserve"> IMEC, Oman ports</w:t>
+            </w:r>
+          </w:p>
+        </w:tc>
+      </w:tr>
+      <w:tr>
+        <w:trPr>
+          <w:cantSplit/>
+        </w:trPr>
+        <w:tc>
+          <w:tcPr>
+            <w:tcW w:type="dxa" w:w="520"/>
+            <w:tcBorders>
+              <w:top w:val="single" w:color="BFBFBF" w:sz="4"/>
+              <w:left w:val="single" w:color="BFBFBF" w:sz="4"/>
+              <w:bottom w:val="single" w:color="BFBFBF" w:sz="4"/>
+              <w:right w:val="single" w:color="BFBFBF" w:sz="4"/>
+            </w:tcBorders>
+            <w:shd w:fill="F5F7FB" w:color="auto" w:val="clear"/>
+            <w:tcMar>
+              <w:top w:type="dxa" w:w="70"/>
+              <w:left w:type="dxa" w:w="100"/>
+              <w:bottom w:type="dxa" w:w="70"/>
+              <w:right w:type="dxa" w:w="100"/>
+            </w:tcMar>
+            <w:vAlign w:val="center"/>
+          </w:tcPr>
+          <w:p>
+            <w:pPr>
+              <w:spacing w:after="0" w:before="0" w:line="300"/>
+              <w:jc w:val="center"/>
+            </w:pPr>
+            <w:r>
+              <w:rPr>
+                <w:color w:val="7F7F7F"/>
+                <w:sz w:val="21"/>
+                <w:szCs w:val="21"/>
+              </w:rPr>
+              <w:t xml:space="preserve">6</w:t>
+            </w:r>
+          </w:p>
+        </w:tc>
+        <w:tc>
+          <w:tcPr>
+            <w:tcW w:type="dxa" w:w="2200"/>
+            <w:tcBorders>
+              <w:top w:val="single" w:color="BFBFBF" w:sz="4"/>
+              <w:left w:val="single" w:color="BFBFBF" w:sz="4"/>
+              <w:bottom w:val="single" w:color="BFBFBF" w:sz="4"/>
+              <w:right w:val="single" w:color="BFBFBF" w:sz="4"/>
+            </w:tcBorders>
+            <w:shd w:fill="F5F7FB" w:color="auto" w:val="clear"/>
+            <w:tcMar>
+              <w:top w:type="dxa" w:w="70"/>
+              <w:left w:type="dxa" w:w="100"/>
+              <w:bottom w:type="dxa" w:w="70"/>
+              <w:right w:type="dxa" w:w="100"/>
+            </w:tcMar>
+            <w:vAlign w:val="center"/>
+          </w:tcPr>
+          <w:p>
+            <w:pPr>
+              <w:spacing w:after="0" w:before="0" w:line="300"/>
+            </w:pPr>
+            <w:r>
+              <w:rPr>
+                <w:b/>
+                <w:bCs/>
+                <w:color w:val="1F3864"/>
+                <w:sz w:val="21"/>
+                <w:szCs w:val="21"/>
+              </w:rPr>
+              <w:t xml:space="preserve">Conclusion</w:t>
+            </w:r>
+          </w:p>
+        </w:tc>
+        <w:tc>
+          <w:tcPr>
+            <w:tcW w:type="dxa" w:w="7986"/>
+            <w:tcBorders>
+              <w:top w:val="single" w:color="BFBFBF" w:sz="4"/>
+              <w:left w:val="single" w:color="BFBFBF" w:sz="4"/>
+              <w:bottom w:val="single" w:color="BFBFBF" w:sz="4"/>
+              <w:right w:val="single" w:color="BFBFBF" w:sz="4"/>
+            </w:tcBorders>
+            <w:shd w:fill="F5F7FB" w:color="auto" w:val="clear"/>
+            <w:tcMar>
+              <w:top w:type="dxa" w:w="70"/>
+              <w:left w:type="dxa" w:w="100"/>
+              <w:bottom w:type="dxa" w:w="70"/>
+              <w:right w:type="dxa" w:w="100"/>
+            </w:tcMar>
+            <w:vAlign w:val="center"/>
+          </w:tcPr>
+          <w:p>
+            <w:pPr>
+              <w:tabs>
+                <w:tab w:val="left" w:pos="260"/>
+              </w:tabs>
+              <w:spacing w:after="0" w:before="0" w:line="280"/>
+              <w:ind w:left="260" w:hanging="260"/>
+            </w:pPr>
+            <w:r>
+              <w:rPr>
+                <w:b/>
+                <w:bCs/>
+                <w:color w:val="C00000"/>
+                <w:sz w:val="21"/>
+                <w:szCs w:val="21"/>
+              </w:rPr>
+              <w:t xml:space="preserve">→</w:t>
+            </w:r>
+            <w:r>
+              <w:tab/>
+            </w:r>
+            <w:r>
+              <w:rPr>
+                <w:sz w:val="21"/>
+                <w:szCs w:val="21"/>
+              </w:rPr>
+              <w:t xml:space="preserve">The war showed how one chokepoint can shake India's economy</w:t>
+            </w:r>
+          </w:p>
+          <w:p>
+            <w:pPr>
+              <w:tabs>
+                <w:tab w:val="left" w:pos="260"/>
+              </w:tabs>
+              <w:spacing w:after="0" w:before="40" w:line="280"/>
+              <w:ind w:left="260" w:hanging="260"/>
+            </w:pPr>
+            <w:r>
+              <w:rPr>
+                <w:b/>
+                <w:bCs/>
+                <w:color w:val="C00000"/>
+                <w:sz w:val="21"/>
+                <w:szCs w:val="21"/>
+              </w:rPr>
+              <w:t xml:space="preserve">→</w:t>
+            </w:r>
+            <w:r>
+              <w:tab/>
+            </w:r>
+            <w:r>
+              <w:rPr>
+                <w:sz w:val="21"/>
+                <w:szCs w:val="21"/>
+              </w:rPr>
+              <w:t xml:space="preserve">Energy security is national security</w:t>
+            </w:r>
+          </w:p>
+          <w:p>
+            <w:pPr>
+              <w:tabs>
+                <w:tab w:val="left" w:pos="260"/>
+              </w:tabs>
+              <w:spacing w:after="0" w:before="40" w:line="280"/>
+              <w:ind w:left="260" w:hanging="260"/>
+            </w:pPr>
+            <w:r>
+              <w:rPr>
+                <w:b/>
+                <w:bCs/>
+                <w:color w:val="C00000"/>
+                <w:sz w:val="21"/>
+                <w:szCs w:val="21"/>
+              </w:rPr>
+              <w:t xml:space="preserve">→</w:t>
+            </w:r>
+            <w:r>
+              <w:tab/>
+            </w:r>
+            <w:r>
+              <w:rPr>
+                <w:sz w:val="21"/>
+                <w:szCs w:val="21"/>
+              </w:rPr>
+              <w:t xml:space="preserve">India must stay neutral, protect its people and diversify its energy</w:t>
+            </w:r>
+          </w:p>
+        </w:tc>
+      </w:tr>
+    </w:tbl>
+    <w:p>
+      <w:pPr>
+        <w:pStyle w:val="Heading1"/>
+        <w:pageBreakBefore/>
+        <w:shd w:fill="1F3864" w:color="auto" w:val="clear"/>
+        <w:spacing w:after="160" w:before="0"/>
+        <w:ind w:left="100" w:right="100"/>
+      </w:pPr>
+      <w:r>
+        <w:t xml:space="preserve">Topic 23: Gaza Conflict</w:t>
+      </w:r>
+    </w:p>
+    <w:tbl>
+      <w:tblPr>
+        <w:tblW w:type="dxa" w:w="10706"/>
+        <w:tblBorders>
+          <w:top w:val="single" w:color="auto" w:sz="4"/>
+          <w:left w:val="single" w:color="auto" w:sz="4"/>
+          <w:bottom w:val="single" w:color="auto" w:sz="4"/>
+          <w:right w:val="single" w:color="auto" w:sz="4"/>
+          <w:insideH w:val="single" w:color="auto" w:sz="4"/>
+          <w:insideV w:val="single" w:color="auto" w:sz="4"/>
+        </w:tblBorders>
+      </w:tblPr>
+      <w:tblGrid>
+        <w:gridCol w:w="520"/>
+        <w:gridCol w:w="2200"/>
+        <w:gridCol w:w="7986"/>
+      </w:tblGrid>
+      <w:tr>
+        <w:trPr>
+          <w:tblHeader/>
+        </w:trPr>
+        <w:tc>
+          <w:tcPr>
+            <w:tcW w:type="dxa" w:w="520"/>
+            <w:tcBorders>
+              <w:top w:val="single" w:color="BFBFBF" w:sz="4"/>
+              <w:left w:val="single" w:color="BFBFBF" w:sz="4"/>
+              <w:bottom w:val="single" w:color="BFBFBF" w:sz="4"/>
+              <w:right w:val="single" w:color="BFBFBF" w:sz="4"/>
+            </w:tcBorders>
+            <w:shd w:fill="DCE3F0" w:color="auto" w:val="clear"/>
+            <w:tcMar>
+              <w:top w:type="dxa" w:w="70"/>
+              <w:left w:type="dxa" w:w="100"/>
+              <w:bottom w:type="dxa" w:w="70"/>
+              <w:right w:type="dxa" w:w="100"/>
+            </w:tcMar>
+            <w:vAlign w:val="center"/>
+          </w:tcPr>
+          <w:p>
+            <w:pPr>
+              <w:spacing w:after="0" w:before="0" w:line="300"/>
+              <w:jc w:val="center"/>
+            </w:pPr>
+            <w:r>
+              <w:rPr>
+                <w:b/>
+                <w:bCs/>
+                <w:sz w:val="21"/>
+                <w:szCs w:val="21"/>
+              </w:rPr>
+              <w:t xml:space="preserve">#</w:t>
+            </w:r>
+          </w:p>
+        </w:tc>
+        <w:tc>
+          <w:tcPr>
+            <w:tcW w:type="dxa" w:w="2200"/>
+            <w:tcBorders>
+              <w:top w:val="single" w:color="BFBFBF" w:sz="4"/>
+              <w:left w:val="single" w:color="BFBFBF" w:sz="4"/>
+              <w:bottom w:val="single" w:color="BFBFBF" w:sz="4"/>
+              <w:right w:val="single" w:color="BFBFBF" w:sz="4"/>
+            </w:tcBorders>
+            <w:shd w:fill="DCE3F0" w:color="auto" w:val="clear"/>
+            <w:tcMar>
+              <w:top w:type="dxa" w:w="70"/>
+              <w:left w:type="dxa" w:w="100"/>
+              <w:bottom w:type="dxa" w:w="70"/>
+              <w:right w:type="dxa" w:w="100"/>
+            </w:tcMar>
+            <w:vAlign w:val="center"/>
+          </w:tcPr>
+          <w:p>
+            <w:pPr>
+              <w:spacing w:after="0" w:before="0" w:line="300"/>
+            </w:pPr>
+            <w:r>
+              <w:rPr>
+                <w:b/>
+                <w:bCs/>
+                <w:sz w:val="21"/>
+                <w:szCs w:val="21"/>
+              </w:rPr>
+              <w:t xml:space="preserve">Stage</w:t>
+            </w:r>
+          </w:p>
+        </w:tc>
+        <w:tc>
+          <w:tcPr>
+            <w:tcW w:type="dxa" w:w="7986"/>
+            <w:tcBorders>
+              <w:top w:val="single" w:color="BFBFBF" w:sz="4"/>
+              <w:left w:val="single" w:color="BFBFBF" w:sz="4"/>
+              <w:bottom w:val="single" w:color="BFBFBF" w:sz="4"/>
+              <w:right w:val="single" w:color="BFBFBF" w:sz="4"/>
+            </w:tcBorders>
+            <w:shd w:fill="DCE3F0" w:color="auto" w:val="clear"/>
+            <w:tcMar>
+              <w:top w:type="dxa" w:w="70"/>
+              <w:left w:type="dxa" w:w="100"/>
+              <w:bottom w:type="dxa" w:w="70"/>
+              <w:right w:type="dxa" w:w="100"/>
+            </w:tcMar>
+            <w:vAlign w:val="center"/>
+          </w:tcPr>
+          <w:p>
+            <w:pPr>
+              <w:spacing w:after="0" w:before="0" w:line="300"/>
+            </w:pPr>
+            <w:r>
+              <w:rPr>
+                <w:b/>
+                <w:bCs/>
+                <w:sz w:val="21"/>
+                <w:szCs w:val="21"/>
+              </w:rPr>
+              <w:t xml:space="preserve">Flow</w:t>
+            </w:r>
+          </w:p>
+        </w:tc>
+      </w:tr>
+      <w:tr>
+        <w:trPr>
+          <w:cantSplit/>
+        </w:trPr>
+        <w:tc>
+          <w:tcPr>
+            <w:tcW w:type="dxa" w:w="520"/>
+            <w:tcBorders>
+              <w:top w:val="single" w:color="BFBFBF" w:sz="4"/>
+              <w:left w:val="single" w:color="BFBFBF" w:sz="4"/>
+              <w:bottom w:val="single" w:color="BFBFBF" w:sz="4"/>
+              <w:right w:val="single" w:color="BFBFBF" w:sz="4"/>
+            </w:tcBorders>
+            <w:tcMar>
+              <w:top w:type="dxa" w:w="70"/>
+              <w:left w:type="dxa" w:w="100"/>
+              <w:bottom w:type="dxa" w:w="70"/>
+              <w:right w:type="dxa" w:w="100"/>
+            </w:tcMar>
+            <w:vAlign w:val="center"/>
+          </w:tcPr>
+          <w:p>
+            <w:pPr>
+              <w:spacing w:after="0" w:before="0" w:line="300"/>
+              <w:jc w:val="center"/>
+            </w:pPr>
+            <w:r>
+              <w:rPr>
+                <w:color w:val="7F7F7F"/>
+                <w:sz w:val="21"/>
+                <w:szCs w:val="21"/>
+              </w:rPr>
+              <w:t xml:space="preserve">1</w:t>
+            </w:r>
+          </w:p>
+        </w:tc>
+        <w:tc>
+          <w:tcPr>
+            <w:tcW w:type="dxa" w:w="2200"/>
+            <w:tcBorders>
+              <w:top w:val="single" w:color="BFBFBF" w:sz="4"/>
+              <w:left w:val="single" w:color="BFBFBF" w:sz="4"/>
+              <w:bottom w:val="single" w:color="BFBFBF" w:sz="4"/>
+              <w:right w:val="single" w:color="BFBFBF" w:sz="4"/>
+            </w:tcBorders>
+            <w:tcMar>
+              <w:top w:type="dxa" w:w="70"/>
+              <w:left w:type="dxa" w:w="100"/>
+              <w:bottom w:type="dxa" w:w="70"/>
+              <w:right w:type="dxa" w:w="100"/>
+            </w:tcMar>
+            <w:vAlign w:val="center"/>
+          </w:tcPr>
+          <w:p>
+            <w:pPr>
+              <w:spacing w:after="0" w:before="0" w:line="300"/>
+            </w:pPr>
+            <w:r>
+              <w:rPr>
+                <w:b/>
+                <w:bCs/>
+                <w:color w:val="1F3864"/>
+                <w:sz w:val="21"/>
+                <w:szCs w:val="21"/>
+              </w:rPr>
+              <w:t xml:space="preserve">What is it</w:t>
+            </w:r>
+          </w:p>
+        </w:tc>
+        <w:tc>
+          <w:tcPr>
+            <w:tcW w:type="dxa" w:w="7986"/>
+            <w:tcBorders>
+              <w:top w:val="single" w:color="BFBFBF" w:sz="4"/>
+              <w:left w:val="single" w:color="BFBFBF" w:sz="4"/>
+              <w:bottom w:val="single" w:color="BFBFBF" w:sz="4"/>
+              <w:right w:val="single" w:color="BFBFBF" w:sz="4"/>
+            </w:tcBorders>
+            <w:tcMar>
+              <w:top w:type="dxa" w:w="70"/>
+              <w:left w:type="dxa" w:w="100"/>
+              <w:bottom w:type="dxa" w:w="70"/>
+              <w:right w:type="dxa" w:w="100"/>
+            </w:tcMar>
+            <w:vAlign w:val="center"/>
+          </w:tcPr>
+          <w:p>
+            <w:pPr>
+              <w:tabs>
+                <w:tab w:val="left" w:pos="260"/>
+              </w:tabs>
+              <w:spacing w:after="0" w:before="0" w:line="280"/>
+              <w:ind w:left="260" w:hanging="260"/>
+            </w:pPr>
+            <w:r>
+              <w:rPr>
+                <w:b/>
+                <w:bCs/>
+                <w:color w:val="C00000"/>
+                <w:sz w:val="21"/>
+                <w:szCs w:val="21"/>
+              </w:rPr>
+              <w:t xml:space="preserve">→</w:t>
+            </w:r>
+            <w:r>
+              <w:tab/>
+            </w:r>
+            <w:r>
+              <w:rPr>
+                <w:sz w:val="21"/>
+                <w:szCs w:val="21"/>
+              </w:rPr>
+              <w:t xml:space="preserve">Hamas attack on Israel on 7 Oct 2023, about 1,200 killed and 250 taken hostage</w:t>
+            </w:r>
+          </w:p>
+          <w:p>
+            <w:pPr>
+              <w:tabs>
+                <w:tab w:val="left" w:pos="260"/>
+              </w:tabs>
+              <w:spacing w:after="0" w:before="40" w:line="280"/>
+              <w:ind w:left="260" w:hanging="260"/>
+            </w:pPr>
+            <w:r>
+              <w:rPr>
+                <w:b/>
+                <w:bCs/>
+                <w:color w:val="C00000"/>
+                <w:sz w:val="21"/>
+                <w:szCs w:val="21"/>
+              </w:rPr>
+              <w:t xml:space="preserve">→</w:t>
+            </w:r>
+            <w:r>
+              <w:tab/>
+            </w:r>
+            <w:r>
+              <w:rPr>
+                <w:sz w:val="21"/>
+                <w:szCs w:val="21"/>
+              </w:rPr>
+              <w:t xml:space="preserve">Israel's military campaign in Gaza; tens of thousands killed, severe humanitarian crisis</w:t>
+            </w:r>
+          </w:p>
+          <w:p>
+            <w:pPr>
+              <w:tabs>
+                <w:tab w:val="left" w:pos="260"/>
+              </w:tabs>
+              <w:spacing w:after="0" w:before="40" w:line="280"/>
+              <w:ind w:left="260" w:hanging="260"/>
+            </w:pPr>
+            <w:r>
+              <w:rPr>
+                <w:b/>
+                <w:bCs/>
+                <w:color w:val="C00000"/>
+                <w:sz w:val="21"/>
+                <w:szCs w:val="21"/>
+              </w:rPr>
+              <w:t xml:space="preserve">→</w:t>
+            </w:r>
+            <w:r>
+              <w:tab/>
+            </w:r>
+            <w:r>
+              <w:rPr>
+                <w:sz w:val="21"/>
+                <w:szCs w:val="21"/>
+              </w:rPr>
+              <w:t xml:space="preserve">Ceasefire under Trump's 20-point plan took effect on 10 Oct 2025</w:t>
+            </w:r>
+          </w:p>
+          <w:p>
+            <w:pPr>
+              <w:tabs>
+                <w:tab w:val="left" w:pos="260"/>
+              </w:tabs>
+              <w:spacing w:after="0" w:before="40" w:line="280"/>
+              <w:ind w:left="260" w:hanging="260"/>
+            </w:pPr>
+            <w:r>
+              <w:rPr>
+                <w:b/>
+                <w:bCs/>
+                <w:color w:val="C00000"/>
+                <w:sz w:val="21"/>
+                <w:szCs w:val="21"/>
+              </w:rPr>
+              <w:t xml:space="preserve">→</w:t>
+            </w:r>
+            <w:r>
+              <w:tab/>
+            </w:r>
+            <w:r>
+              <w:rPr>
+                <w:b/>
+                <w:bCs/>
+                <w:sz w:val="21"/>
+                <w:szCs w:val="21"/>
+              </w:rPr>
+              <w:t xml:space="preserve">Plan:</w:t>
+            </w:r>
+            <w:r>
+              <w:rPr>
+                <w:sz w:val="21"/>
+                <w:szCs w:val="21"/>
+              </w:rPr>
+              <w:t xml:space="preserve"> hostage release, Board of Peace, an international stabilisation force, reconstruction</w:t>
+            </w:r>
+          </w:p>
+        </w:tc>
+      </w:tr>
+      <w:tr>
+        <w:trPr>
+          <w:cantSplit/>
+        </w:trPr>
+        <w:tc>
+          <w:tcPr>
+            <w:tcW w:type="dxa" w:w="520"/>
+            <w:tcBorders>
+              <w:top w:val="single" w:color="BFBFBF" w:sz="4"/>
+              <w:left w:val="single" w:color="BFBFBF" w:sz="4"/>
+              <w:bottom w:val="single" w:color="BFBFBF" w:sz="4"/>
+              <w:right w:val="single" w:color="BFBFBF" w:sz="4"/>
+            </w:tcBorders>
+            <w:shd w:fill="F5F7FB" w:color="auto" w:val="clear"/>
+            <w:tcMar>
+              <w:top w:type="dxa" w:w="70"/>
+              <w:left w:type="dxa" w:w="100"/>
+              <w:bottom w:type="dxa" w:w="70"/>
+              <w:right w:type="dxa" w:w="100"/>
+            </w:tcMar>
+            <w:vAlign w:val="center"/>
+          </w:tcPr>
+          <w:p>
+            <w:pPr>
+              <w:spacing w:after="0" w:before="0" w:line="300"/>
+              <w:jc w:val="center"/>
+            </w:pPr>
+            <w:r>
+              <w:rPr>
+                <w:color w:val="7F7F7F"/>
+                <w:sz w:val="21"/>
+                <w:szCs w:val="21"/>
+              </w:rPr>
+              <w:t xml:space="preserve">2</w:t>
+            </w:r>
+          </w:p>
+        </w:tc>
+        <w:tc>
+          <w:tcPr>
+            <w:tcW w:type="dxa" w:w="2200"/>
+            <w:tcBorders>
+              <w:top w:val="single" w:color="BFBFBF" w:sz="4"/>
+              <w:left w:val="single" w:color="BFBFBF" w:sz="4"/>
+              <w:bottom w:val="single" w:color="BFBFBF" w:sz="4"/>
+              <w:right w:val="single" w:color="BFBFBF" w:sz="4"/>
+            </w:tcBorders>
+            <w:shd w:fill="F5F7FB" w:color="auto" w:val="clear"/>
+            <w:tcMar>
+              <w:top w:type="dxa" w:w="70"/>
+              <w:left w:type="dxa" w:w="100"/>
+              <w:bottom w:type="dxa" w:w="70"/>
+              <w:right w:type="dxa" w:w="100"/>
+            </w:tcMar>
+            <w:vAlign w:val="center"/>
+          </w:tcPr>
+          <w:p>
+            <w:pPr>
+              <w:spacing w:after="0" w:before="0" w:line="300"/>
+            </w:pPr>
+            <w:r>
+              <w:rPr>
+                <w:b/>
+                <w:bCs/>
+                <w:color w:val="1F3864"/>
+                <w:sz w:val="21"/>
+                <w:szCs w:val="21"/>
+              </w:rPr>
+              <w:t xml:space="preserve">Why it matters</w:t>
+            </w:r>
+          </w:p>
+        </w:tc>
+        <w:tc>
+          <w:tcPr>
+            <w:tcW w:type="dxa" w:w="7986"/>
+            <w:tcBorders>
+              <w:top w:val="single" w:color="BFBFBF" w:sz="4"/>
+              <w:left w:val="single" w:color="BFBFBF" w:sz="4"/>
+              <w:bottom w:val="single" w:color="BFBFBF" w:sz="4"/>
+              <w:right w:val="single" w:color="BFBFBF" w:sz="4"/>
+            </w:tcBorders>
+            <w:shd w:fill="F5F7FB" w:color="auto" w:val="clear"/>
+            <w:tcMar>
+              <w:top w:type="dxa" w:w="70"/>
+              <w:left w:type="dxa" w:w="100"/>
+              <w:bottom w:type="dxa" w:w="70"/>
+              <w:right w:type="dxa" w:w="100"/>
+            </w:tcMar>
+            <w:vAlign w:val="center"/>
+          </w:tcPr>
+          <w:p>
+            <w:pPr>
+              <w:tabs>
+                <w:tab w:val="left" w:pos="260"/>
+              </w:tabs>
+              <w:spacing w:after="0" w:before="0" w:line="280"/>
+              <w:ind w:left="260" w:hanging="260"/>
+            </w:pPr>
+            <w:r>
+              <w:rPr>
+                <w:b/>
+                <w:bCs/>
+                <w:color w:val="C00000"/>
+                <w:sz w:val="21"/>
+                <w:szCs w:val="21"/>
+              </w:rPr>
+              <w:t xml:space="preserve">→</w:t>
+            </w:r>
+            <w:r>
+              <w:tab/>
+            </w:r>
+            <w:r>
+              <w:rPr>
+                <w:b/>
+                <w:bCs/>
+                <w:sz w:val="21"/>
+                <w:szCs w:val="21"/>
+              </w:rPr>
+              <w:t xml:space="preserve">Humanitarian:</w:t>
+            </w:r>
+            <w:r>
+              <w:rPr>
+                <w:sz w:val="21"/>
+                <w:szCs w:val="21"/>
+              </w:rPr>
+              <w:t xml:space="preserve"> one of the worst crises of our time</w:t>
+            </w:r>
+          </w:p>
+          <w:p>
+            <w:pPr>
+              <w:tabs>
+                <w:tab w:val="left" w:pos="260"/>
+              </w:tabs>
+              <w:spacing w:after="0" w:before="40" w:line="280"/>
+              <w:ind w:left="260" w:hanging="260"/>
+            </w:pPr>
+            <w:r>
+              <w:rPr>
+                <w:b/>
+                <w:bCs/>
+                <w:color w:val="C00000"/>
+                <w:sz w:val="21"/>
+                <w:szCs w:val="21"/>
+              </w:rPr>
+              <w:t xml:space="preserve">→</w:t>
+            </w:r>
+            <w:r>
+              <w:tab/>
+            </w:r>
+            <w:r>
+              <w:rPr>
+                <w:b/>
+                <w:bCs/>
+                <w:sz w:val="21"/>
+                <w:szCs w:val="21"/>
+              </w:rPr>
+              <w:t xml:space="preserve">Regional:</w:t>
+            </w:r>
+            <w:r>
+              <w:rPr>
+                <w:sz w:val="21"/>
+                <w:szCs w:val="21"/>
+              </w:rPr>
+              <w:t xml:space="preserve"> spread to Lebanon, Yemen (Houthis), Iran</w:t>
+            </w:r>
+          </w:p>
+          <w:p>
+            <w:pPr>
+              <w:tabs>
+                <w:tab w:val="left" w:pos="260"/>
+              </w:tabs>
+              <w:spacing w:after="0" w:before="40" w:line="280"/>
+              <w:ind w:left="260" w:hanging="260"/>
+            </w:pPr>
+            <w:r>
+              <w:rPr>
+                <w:b/>
+                <w:bCs/>
+                <w:color w:val="C00000"/>
+                <w:sz w:val="21"/>
+                <w:szCs w:val="21"/>
+              </w:rPr>
+              <w:t xml:space="preserve">→</w:t>
+            </w:r>
+            <w:r>
+              <w:tab/>
+            </w:r>
+            <w:r>
+              <w:rPr>
+                <w:b/>
+                <w:bCs/>
+                <w:sz w:val="21"/>
+                <w:szCs w:val="21"/>
+              </w:rPr>
+              <w:t xml:space="preserve">Economic:</w:t>
+            </w:r>
+            <w:r>
+              <w:rPr>
+                <w:sz w:val="21"/>
+                <w:szCs w:val="21"/>
+              </w:rPr>
+              <w:t xml:space="preserve"> Red Sea shipping, oil prices</w:t>
+            </w:r>
+          </w:p>
+          <w:p>
+            <w:pPr>
+              <w:tabs>
+                <w:tab w:val="left" w:pos="260"/>
+              </w:tabs>
+              <w:spacing w:after="0" w:before="40" w:line="280"/>
+              <w:ind w:left="260" w:hanging="260"/>
+            </w:pPr>
+            <w:r>
+              <w:rPr>
+                <w:b/>
+                <w:bCs/>
+                <w:color w:val="C00000"/>
+                <w:sz w:val="21"/>
+                <w:szCs w:val="21"/>
+              </w:rPr>
+              <w:t xml:space="preserve">→</w:t>
+            </w:r>
+            <w:r>
+              <w:tab/>
+            </w:r>
+            <w:r>
+              <w:rPr>
+                <w:b/>
+                <w:bCs/>
+                <w:sz w:val="21"/>
+                <w:szCs w:val="21"/>
+              </w:rPr>
+              <w:t xml:space="preserve">For India:</w:t>
+            </w:r>
+            <w:r>
+              <w:rPr>
+                <w:sz w:val="21"/>
+                <w:szCs w:val="21"/>
+              </w:rPr>
+              <w:t xml:space="preserve"> ties with Israel, Arab states and Palestine; diaspora in West Asia; IMEC</w:t>
+            </w:r>
+          </w:p>
+          <w:p>
+            <w:pPr>
+              <w:tabs>
+                <w:tab w:val="left" w:pos="260"/>
+              </w:tabs>
+              <w:spacing w:after="0" w:before="40" w:line="280"/>
+              <w:ind w:left="260" w:hanging="260"/>
+            </w:pPr>
+            <w:r>
+              <w:rPr>
+                <w:b/>
+                <w:bCs/>
+                <w:color w:val="C00000"/>
+                <w:sz w:val="21"/>
+                <w:szCs w:val="21"/>
+              </w:rPr>
+              <w:t xml:space="preserve">→</w:t>
+            </w:r>
+            <w:r>
+              <w:tab/>
+            </w:r>
+            <w:r>
+              <w:rPr>
+                <w:b/>
+                <w:bCs/>
+                <w:sz w:val="21"/>
+                <w:szCs w:val="21"/>
+              </w:rPr>
+              <w:t xml:space="preserve">Global:</w:t>
+            </w:r>
+            <w:r>
+              <w:rPr>
+                <w:sz w:val="21"/>
+                <w:szCs w:val="21"/>
+              </w:rPr>
+              <w:t xml:space="preserve"> test of international law and the UN</w:t>
+            </w:r>
+          </w:p>
+        </w:tc>
+      </w:tr>
+      <w:tr>
+        <w:trPr>
+          <w:cantSplit/>
+        </w:trPr>
+        <w:tc>
+          <w:tcPr>
+            <w:tcW w:type="dxa" w:w="520"/>
+            <w:tcBorders>
+              <w:top w:val="single" w:color="BFBFBF" w:sz="4"/>
+              <w:left w:val="single" w:color="BFBFBF" w:sz="4"/>
+              <w:bottom w:val="single" w:color="BFBFBF" w:sz="4"/>
+              <w:right w:val="single" w:color="BFBFBF" w:sz="4"/>
+            </w:tcBorders>
+            <w:tcMar>
+              <w:top w:type="dxa" w:w="70"/>
+              <w:left w:type="dxa" w:w="100"/>
+              <w:bottom w:type="dxa" w:w="70"/>
+              <w:right w:type="dxa" w:w="100"/>
+            </w:tcMar>
+            <w:vAlign w:val="center"/>
+          </w:tcPr>
+          <w:p>
+            <w:pPr>
+              <w:spacing w:after="0" w:before="0" w:line="300"/>
+              <w:jc w:val="center"/>
+            </w:pPr>
+            <w:r>
+              <w:rPr>
+                <w:color w:val="7F7F7F"/>
+                <w:sz w:val="21"/>
+                <w:szCs w:val="21"/>
+              </w:rPr>
+              <w:t xml:space="preserve">3</w:t>
+            </w:r>
+          </w:p>
+        </w:tc>
+        <w:tc>
+          <w:tcPr>
+            <w:tcW w:type="dxa" w:w="2200"/>
+            <w:tcBorders>
+              <w:top w:val="single" w:color="BFBFBF" w:sz="4"/>
+              <w:left w:val="single" w:color="BFBFBF" w:sz="4"/>
+              <w:bottom w:val="single" w:color="BFBFBF" w:sz="4"/>
+              <w:right w:val="single" w:color="BFBFBF" w:sz="4"/>
+            </w:tcBorders>
+            <w:tcMar>
+              <w:top w:type="dxa" w:w="70"/>
+              <w:left w:type="dxa" w:w="100"/>
+              <w:bottom w:type="dxa" w:w="70"/>
+              <w:right w:type="dxa" w:w="100"/>
+            </w:tcMar>
+            <w:vAlign w:val="center"/>
+          </w:tcPr>
+          <w:p>
+            <w:pPr>
+              <w:spacing w:after="0" w:before="0" w:line="300"/>
+            </w:pPr>
+            <w:r>
+              <w:rPr>
+                <w:b/>
+                <w:bCs/>
+                <w:color w:val="1F3864"/>
+                <w:sz w:val="21"/>
+                <w:szCs w:val="21"/>
+              </w:rPr>
+              <w:t xml:space="preserve">Current status (Oct 2026)</w:t>
+            </w:r>
+          </w:p>
+        </w:tc>
+        <w:tc>
+          <w:tcPr>
+            <w:tcW w:type="dxa" w:w="7986"/>
+            <w:tcBorders>
+              <w:top w:val="single" w:color="BFBFBF" w:sz="4"/>
+              <w:left w:val="single" w:color="BFBFBF" w:sz="4"/>
+              <w:bottom w:val="single" w:color="BFBFBF" w:sz="4"/>
+              <w:right w:val="single" w:color="BFBFBF" w:sz="4"/>
+            </w:tcBorders>
+            <w:tcMar>
+              <w:top w:type="dxa" w:w="70"/>
+              <w:left w:type="dxa" w:w="100"/>
+              <w:bottom w:type="dxa" w:w="70"/>
+              <w:right w:type="dxa" w:w="100"/>
+            </w:tcMar>
+            <w:vAlign w:val="center"/>
+          </w:tcPr>
+          <w:p>
+            <w:pPr>
+              <w:tabs>
+                <w:tab w:val="left" w:pos="260"/>
+              </w:tabs>
+              <w:spacing w:after="0" w:before="0" w:line="280"/>
+              <w:ind w:left="260" w:hanging="260"/>
+            </w:pPr>
+            <w:r>
+              <w:rPr>
+                <w:b/>
+                <w:bCs/>
+                <w:color w:val="C00000"/>
+                <w:sz w:val="21"/>
+                <w:szCs w:val="21"/>
+              </w:rPr>
+              <w:t xml:space="preserve">→</w:t>
+            </w:r>
+            <w:r>
+              <w:tab/>
+            </w:r>
+            <w:r>
+              <w:rPr>
+                <w:sz w:val="21"/>
+                <w:szCs w:val="21"/>
+              </w:rPr>
+              <w:t xml:space="preserve">Ceasefire holding but fragile; peace plan largely stalled</w:t>
+            </w:r>
+          </w:p>
+          <w:p>
+            <w:pPr>
+              <w:tabs>
+                <w:tab w:val="left" w:pos="260"/>
+              </w:tabs>
+              <w:spacing w:after="0" w:before="40" w:line="280"/>
+              <w:ind w:left="260" w:hanging="260"/>
+            </w:pPr>
+            <w:r>
+              <w:rPr>
+                <w:b/>
+                <w:bCs/>
+                <w:color w:val="C00000"/>
+                <w:sz w:val="21"/>
+                <w:szCs w:val="21"/>
+              </w:rPr>
+              <w:t xml:space="preserve">→</w:t>
+            </w:r>
+            <w:r>
+              <w:tab/>
+            </w:r>
+            <w:r>
+              <w:rPr>
+                <w:sz w:val="21"/>
+                <w:szCs w:val="21"/>
+              </w:rPr>
+              <w:t xml:space="preserve">Israel controls about 60% of Gaza; Hamas not disarmed</w:t>
+            </w:r>
+          </w:p>
+          <w:p>
+            <w:pPr>
+              <w:tabs>
+                <w:tab w:val="left" w:pos="260"/>
+              </w:tabs>
+              <w:spacing w:after="0" w:before="40" w:line="280"/>
+              <w:ind w:left="260" w:hanging="260"/>
+            </w:pPr>
+            <w:r>
+              <w:rPr>
+                <w:b/>
+                <w:bCs/>
+                <w:color w:val="C00000"/>
+                <w:sz w:val="21"/>
+                <w:szCs w:val="21"/>
+              </w:rPr>
+              <w:t xml:space="preserve">→</w:t>
+            </w:r>
+            <w:r>
+              <w:tab/>
+            </w:r>
+            <w:r>
+              <w:rPr>
+                <w:sz w:val="21"/>
+                <w:szCs w:val="21"/>
+              </w:rPr>
+              <w:t xml:space="preserve">International force and new administration yet to enter Gaza</w:t>
+            </w:r>
+          </w:p>
+          <w:p>
+            <w:pPr>
+              <w:tabs>
+                <w:tab w:val="left" w:pos="260"/>
+              </w:tabs>
+              <w:spacing w:after="0" w:before="40" w:line="280"/>
+              <w:ind w:left="260" w:hanging="260"/>
+            </w:pPr>
+            <w:r>
+              <w:rPr>
+                <w:b/>
+                <w:bCs/>
+                <w:color w:val="C00000"/>
+                <w:sz w:val="21"/>
+                <w:szCs w:val="21"/>
+              </w:rPr>
+              <w:t xml:space="preserve">→</w:t>
+            </w:r>
+            <w:r>
+              <w:tab/>
+            </w:r>
+            <w:r>
+              <w:rPr>
+                <w:sz w:val="21"/>
+                <w:szCs w:val="21"/>
+              </w:rPr>
+              <w:t xml:space="preserve">Board of Peace proposed a $2.45 bn, 66-project plan to start reconstruction (Sept 2026)</w:t>
+            </w:r>
+          </w:p>
+          <w:p>
+            <w:pPr>
+              <w:tabs>
+                <w:tab w:val="left" w:pos="260"/>
+              </w:tabs>
+              <w:spacing w:after="0" w:before="40" w:line="280"/>
+              <w:ind w:left="260" w:hanging="260"/>
+            </w:pPr>
+            <w:r>
+              <w:rPr>
+                <w:b/>
+                <w:bCs/>
+                <w:color w:val="C00000"/>
+                <w:sz w:val="21"/>
+                <w:szCs w:val="21"/>
+              </w:rPr>
+              <w:t xml:space="preserve">→</w:t>
+            </w:r>
+            <w:r>
+              <w:tab/>
+            </w:r>
+            <w:r>
+              <w:rPr>
+                <w:sz w:val="21"/>
+                <w:szCs w:val="21"/>
+              </w:rPr>
+              <w:t xml:space="preserve">Full rebuilding estimated at over $100 bn over 10 years</w:t>
+            </w:r>
+          </w:p>
+          <w:p>
+            <w:pPr>
+              <w:tabs>
+                <w:tab w:val="left" w:pos="260"/>
+              </w:tabs>
+              <w:spacing w:after="0" w:before="40" w:line="280"/>
+              <w:ind w:left="260" w:hanging="260"/>
+            </w:pPr>
+            <w:r>
+              <w:rPr>
+                <w:b/>
+                <w:bCs/>
+                <w:color w:val="C00000"/>
+                <w:sz w:val="21"/>
+                <w:szCs w:val="21"/>
+              </w:rPr>
+              <w:t xml:space="preserve">→</w:t>
+            </w:r>
+            <w:r>
+              <w:tab/>
+            </w:r>
+            <w:r>
+              <w:rPr>
+                <w:sz w:val="21"/>
+                <w:szCs w:val="21"/>
+              </w:rPr>
+              <w:t xml:space="preserve">India invited to the Board of Peace; India ready to help rebuild Gaza</w:t>
+            </w:r>
+          </w:p>
+        </w:tc>
+      </w:tr>
+      <w:tr>
+        <w:trPr>
+          <w:cantSplit/>
+        </w:trPr>
+        <w:tc>
+          <w:tcPr>
+            <w:tcW w:type="dxa" w:w="520"/>
+            <w:tcBorders>
+              <w:top w:val="single" w:color="BFBFBF" w:sz="4"/>
+              <w:left w:val="single" w:color="BFBFBF" w:sz="4"/>
+              <w:bottom w:val="single" w:color="BFBFBF" w:sz="4"/>
+              <w:right w:val="single" w:color="BFBFBF" w:sz="4"/>
+            </w:tcBorders>
+            <w:shd w:fill="F5F7FB" w:color="auto" w:val="clear"/>
+            <w:tcMar>
+              <w:top w:type="dxa" w:w="70"/>
+              <w:left w:type="dxa" w:w="100"/>
+              <w:bottom w:type="dxa" w:w="70"/>
+              <w:right w:type="dxa" w:w="100"/>
+            </w:tcMar>
+            <w:vAlign w:val="center"/>
+          </w:tcPr>
+          <w:p>
+            <w:pPr>
+              <w:spacing w:after="0" w:before="0" w:line="300"/>
+              <w:jc w:val="center"/>
+            </w:pPr>
+            <w:r>
+              <w:rPr>
+                <w:color w:val="7F7F7F"/>
+                <w:sz w:val="21"/>
+                <w:szCs w:val="21"/>
+              </w:rPr>
+              <w:t xml:space="preserve">4</w:t>
+            </w:r>
+          </w:p>
+        </w:tc>
+        <w:tc>
+          <w:tcPr>
+            <w:tcW w:type="dxa" w:w="2200"/>
+            <w:tcBorders>
+              <w:top w:val="single" w:color="BFBFBF" w:sz="4"/>
+              <w:left w:val="single" w:color="BFBFBF" w:sz="4"/>
+              <w:bottom w:val="single" w:color="BFBFBF" w:sz="4"/>
+              <w:right w:val="single" w:color="BFBFBF" w:sz="4"/>
+            </w:tcBorders>
+            <w:shd w:fill="F5F7FB" w:color="auto" w:val="clear"/>
+            <w:tcMar>
+              <w:top w:type="dxa" w:w="70"/>
+              <w:left w:type="dxa" w:w="100"/>
+              <w:bottom w:type="dxa" w:w="70"/>
+              <w:right w:type="dxa" w:w="100"/>
+            </w:tcMar>
+            <w:vAlign w:val="center"/>
+          </w:tcPr>
+          <w:p>
+            <w:pPr>
+              <w:spacing w:after="0" w:before="0" w:line="300"/>
+            </w:pPr>
+            <w:r>
+              <w:rPr>
+                <w:b/>
+                <w:bCs/>
+                <w:color w:val="1F3864"/>
+                <w:sz w:val="21"/>
+                <w:szCs w:val="21"/>
+              </w:rPr>
+              <w:t xml:space="preserve">Problems</w:t>
+            </w:r>
+          </w:p>
+        </w:tc>
+        <w:tc>
+          <w:tcPr>
+            <w:tcW w:type="dxa" w:w="7986"/>
+            <w:tcBorders>
+              <w:top w:val="single" w:color="BFBFBF" w:sz="4"/>
+              <w:left w:val="single" w:color="BFBFBF" w:sz="4"/>
+              <w:bottom w:val="single" w:color="BFBFBF" w:sz="4"/>
+              <w:right w:val="single" w:color="BFBFBF" w:sz="4"/>
+            </w:tcBorders>
+            <w:shd w:fill="F5F7FB" w:color="auto" w:val="clear"/>
+            <w:tcMar>
+              <w:top w:type="dxa" w:w="70"/>
+              <w:left w:type="dxa" w:w="100"/>
+              <w:bottom w:type="dxa" w:w="70"/>
+              <w:right w:type="dxa" w:w="100"/>
+            </w:tcMar>
+            <w:vAlign w:val="center"/>
+          </w:tcPr>
+          <w:p>
+            <w:pPr>
+              <w:tabs>
+                <w:tab w:val="left" w:pos="260"/>
+              </w:tabs>
+              <w:spacing w:after="0" w:before="0" w:line="280"/>
+              <w:ind w:left="260" w:hanging="260"/>
+            </w:pPr>
+            <w:r>
+              <w:rPr>
+                <w:b/>
+                <w:bCs/>
+                <w:color w:val="C00000"/>
+                <w:sz w:val="21"/>
+                <w:szCs w:val="21"/>
+              </w:rPr>
+              <w:t xml:space="preserve">→</w:t>
+            </w:r>
+            <w:r>
+              <w:tab/>
+            </w:r>
+            <w:r>
+              <w:rPr>
+                <w:sz w:val="21"/>
+                <w:szCs w:val="21"/>
+              </w:rPr>
+              <w:t xml:space="preserve">Fragile ceasefire; no political settlement</w:t>
+            </w:r>
+          </w:p>
+          <w:p>
+            <w:pPr>
+              <w:tabs>
+                <w:tab w:val="left" w:pos="260"/>
+              </w:tabs>
+              <w:spacing w:after="0" w:before="40" w:line="280"/>
+              <w:ind w:left="260" w:hanging="260"/>
+            </w:pPr>
+            <w:r>
+              <w:rPr>
+                <w:b/>
+                <w:bCs/>
+                <w:color w:val="C00000"/>
+                <w:sz w:val="21"/>
+                <w:szCs w:val="21"/>
+              </w:rPr>
+              <w:t xml:space="preserve">→</w:t>
+            </w:r>
+            <w:r>
+              <w:tab/>
+            </w:r>
+            <w:r>
+              <w:rPr>
+                <w:b/>
+                <w:bCs/>
+                <w:sz w:val="21"/>
+                <w:szCs w:val="21"/>
+              </w:rPr>
+              <w:t xml:space="preserve">Humanitarian crisis:</w:t>
+            </w:r>
+            <w:r>
+              <w:rPr>
+                <w:sz w:val="21"/>
+                <w:szCs w:val="21"/>
+              </w:rPr>
+              <w:t xml:space="preserve"> food, health, shelter</w:t>
+            </w:r>
+          </w:p>
+          <w:p>
+            <w:pPr>
+              <w:tabs>
+                <w:tab w:val="left" w:pos="260"/>
+              </w:tabs>
+              <w:spacing w:after="0" w:before="40" w:line="280"/>
+              <w:ind w:left="260" w:hanging="260"/>
+            </w:pPr>
+            <w:r>
+              <w:rPr>
+                <w:b/>
+                <w:bCs/>
+                <w:color w:val="C00000"/>
+                <w:sz w:val="21"/>
+                <w:szCs w:val="21"/>
+              </w:rPr>
+              <w:t xml:space="preserve">→</w:t>
+            </w:r>
+            <w:r>
+              <w:tab/>
+            </w:r>
+            <w:r>
+              <w:rPr>
+                <w:sz w:val="21"/>
+                <w:szCs w:val="21"/>
+              </w:rPr>
+              <w:t xml:space="preserve">Hamas disarmament and Israeli withdrawal unresolved</w:t>
+            </w:r>
+          </w:p>
+          <w:p>
+            <w:pPr>
+              <w:tabs>
+                <w:tab w:val="left" w:pos="260"/>
+              </w:tabs>
+              <w:spacing w:after="0" w:before="40" w:line="280"/>
+              <w:ind w:left="260" w:hanging="260"/>
+            </w:pPr>
+            <w:r>
+              <w:rPr>
+                <w:b/>
+                <w:bCs/>
+                <w:color w:val="C00000"/>
+                <w:sz w:val="21"/>
+                <w:szCs w:val="21"/>
+              </w:rPr>
+              <w:t xml:space="preserve">→</w:t>
+            </w:r>
+            <w:r>
+              <w:tab/>
+            </w:r>
+            <w:r>
+              <w:rPr>
+                <w:sz w:val="21"/>
+                <w:szCs w:val="21"/>
+              </w:rPr>
+              <w:t xml:space="preserve">Two-state solution further away</w:t>
+            </w:r>
+          </w:p>
+          <w:p>
+            <w:pPr>
+              <w:tabs>
+                <w:tab w:val="left" w:pos="260"/>
+              </w:tabs>
+              <w:spacing w:after="0" w:before="40" w:line="280"/>
+              <w:ind w:left="260" w:hanging="260"/>
+            </w:pPr>
+            <w:r>
+              <w:rPr>
+                <w:b/>
+                <w:bCs/>
+                <w:color w:val="C00000"/>
+                <w:sz w:val="21"/>
+                <w:szCs w:val="21"/>
+              </w:rPr>
+              <w:t xml:space="preserve">→</w:t>
+            </w:r>
+            <w:r>
+              <w:tab/>
+            </w:r>
+            <w:r>
+              <w:rPr>
+                <w:b/>
+                <w:bCs/>
+                <w:sz w:val="21"/>
+                <w:szCs w:val="21"/>
+              </w:rPr>
+              <w:t xml:space="preserve">Regional spillover:</w:t>
+            </w:r>
+            <w:r>
+              <w:rPr>
+                <w:sz w:val="21"/>
+                <w:szCs w:val="21"/>
+              </w:rPr>
+              <w:t xml:space="preserve"> Iran war, Red Sea</w:t>
+            </w:r>
+          </w:p>
+          <w:p>
+            <w:pPr>
+              <w:tabs>
+                <w:tab w:val="left" w:pos="260"/>
+              </w:tabs>
+              <w:spacing w:after="0" w:before="40" w:line="280"/>
+              <w:ind w:left="260" w:hanging="260"/>
+            </w:pPr>
+            <w:r>
+              <w:rPr>
+                <w:b/>
+                <w:bCs/>
+                <w:color w:val="C00000"/>
+                <w:sz w:val="21"/>
+                <w:szCs w:val="21"/>
+              </w:rPr>
+              <w:t xml:space="preserve">→</w:t>
+            </w:r>
+            <w:r>
+              <w:tab/>
+            </w:r>
+            <w:r>
+              <w:rPr>
+                <w:sz w:val="21"/>
+                <w:szCs w:val="21"/>
+              </w:rPr>
+              <w:t xml:space="preserve">India's balancing between Israel and the Arab world; domestic criticism</w:t>
+            </w:r>
+          </w:p>
+        </w:tc>
+      </w:tr>
+      <w:tr>
+        <w:trPr>
+          <w:cantSplit/>
+        </w:trPr>
+        <w:tc>
+          <w:tcPr>
+            <w:tcW w:type="dxa" w:w="520"/>
+            <w:tcBorders>
+              <w:top w:val="single" w:color="BFBFBF" w:sz="4"/>
+              <w:left w:val="single" w:color="BFBFBF" w:sz="4"/>
+              <w:bottom w:val="single" w:color="BFBFBF" w:sz="4"/>
+              <w:right w:val="single" w:color="BFBFBF" w:sz="4"/>
+            </w:tcBorders>
+            <w:tcMar>
+              <w:top w:type="dxa" w:w="70"/>
+              <w:left w:type="dxa" w:w="100"/>
+              <w:bottom w:type="dxa" w:w="70"/>
+              <w:right w:type="dxa" w:w="100"/>
+            </w:tcMar>
+            <w:vAlign w:val="center"/>
+          </w:tcPr>
+          <w:p>
+            <w:pPr>
+              <w:spacing w:after="0" w:before="0" w:line="300"/>
+              <w:jc w:val="center"/>
+            </w:pPr>
+            <w:r>
+              <w:rPr>
+                <w:color w:val="7F7F7F"/>
+                <w:sz w:val="21"/>
+                <w:szCs w:val="21"/>
+              </w:rPr>
+              <w:t xml:space="preserve">5</w:t>
+            </w:r>
+          </w:p>
+        </w:tc>
+        <w:tc>
+          <w:tcPr>
+            <w:tcW w:type="dxa" w:w="2200"/>
+            <w:tcBorders>
+              <w:top w:val="single" w:color="BFBFBF" w:sz="4"/>
+              <w:left w:val="single" w:color="BFBFBF" w:sz="4"/>
+              <w:bottom w:val="single" w:color="BFBFBF" w:sz="4"/>
+              <w:right w:val="single" w:color="BFBFBF" w:sz="4"/>
+            </w:tcBorders>
+            <w:tcMar>
+              <w:top w:type="dxa" w:w="70"/>
+              <w:left w:type="dxa" w:w="100"/>
+              <w:bottom w:type="dxa" w:w="70"/>
+              <w:right w:type="dxa" w:w="100"/>
+            </w:tcMar>
+            <w:vAlign w:val="center"/>
+          </w:tcPr>
+          <w:p>
+            <w:pPr>
+              <w:spacing w:after="0" w:before="0" w:line="300"/>
+            </w:pPr>
+            <w:r>
+              <w:rPr>
+                <w:b/>
+                <w:bCs/>
+                <w:color w:val="1F3864"/>
+                <w:sz w:val="21"/>
+                <w:szCs w:val="21"/>
+              </w:rPr>
+              <w:t xml:space="preserve">Solutions</w:t>
+            </w:r>
+          </w:p>
+        </w:tc>
+        <w:tc>
+          <w:tcPr>
+            <w:tcW w:type="dxa" w:w="7986"/>
+            <w:tcBorders>
+              <w:top w:val="single" w:color="BFBFBF" w:sz="4"/>
+              <w:left w:val="single" w:color="BFBFBF" w:sz="4"/>
+              <w:bottom w:val="single" w:color="BFBFBF" w:sz="4"/>
+              <w:right w:val="single" w:color="BFBFBF" w:sz="4"/>
+            </w:tcBorders>
+            <w:tcMar>
+              <w:top w:type="dxa" w:w="70"/>
+              <w:left w:type="dxa" w:w="100"/>
+              <w:bottom w:type="dxa" w:w="70"/>
+              <w:right w:type="dxa" w:w="100"/>
+            </w:tcMar>
+            <w:vAlign w:val="center"/>
+          </w:tcPr>
+          <w:p>
+            <w:pPr>
+              <w:tabs>
+                <w:tab w:val="left" w:pos="260"/>
+              </w:tabs>
+              <w:spacing w:after="0" w:before="0" w:line="280"/>
+              <w:ind w:left="260" w:hanging="260"/>
+            </w:pPr>
+            <w:r>
+              <w:rPr>
+                <w:b/>
+                <w:bCs/>
+                <w:color w:val="C00000"/>
+                <w:sz w:val="21"/>
+                <w:szCs w:val="21"/>
+              </w:rPr>
+              <w:t xml:space="preserve">→</w:t>
+            </w:r>
+            <w:r>
+              <w:tab/>
+            </w:r>
+            <w:r>
+              <w:rPr>
+                <w:sz w:val="21"/>
+                <w:szCs w:val="21"/>
+              </w:rPr>
+              <w:t xml:space="preserve">Sustain the ceasefire; unhindered humanitarian aid</w:t>
+            </w:r>
+          </w:p>
+          <w:p>
+            <w:pPr>
+              <w:tabs>
+                <w:tab w:val="left" w:pos="260"/>
+              </w:tabs>
+              <w:spacing w:after="0" w:before="40" w:line="280"/>
+              <w:ind w:left="260" w:hanging="260"/>
+            </w:pPr>
+            <w:r>
+              <w:rPr>
+                <w:b/>
+                <w:bCs/>
+                <w:color w:val="C00000"/>
+                <w:sz w:val="21"/>
+                <w:szCs w:val="21"/>
+              </w:rPr>
+              <w:t xml:space="preserve">→</w:t>
+            </w:r>
+            <w:r>
+              <w:tab/>
+            </w:r>
+            <w:r>
+              <w:rPr>
+                <w:sz w:val="21"/>
+                <w:szCs w:val="21"/>
+              </w:rPr>
+              <w:t xml:space="preserve">Hostage release, disarmament and phased withdrawal</w:t>
+            </w:r>
+          </w:p>
+          <w:p>
+            <w:pPr>
+              <w:tabs>
+                <w:tab w:val="left" w:pos="260"/>
+              </w:tabs>
+              <w:spacing w:after="0" w:before="40" w:line="280"/>
+              <w:ind w:left="260" w:hanging="260"/>
+            </w:pPr>
+            <w:r>
+              <w:rPr>
+                <w:b/>
+                <w:bCs/>
+                <w:color w:val="C00000"/>
+                <w:sz w:val="21"/>
+                <w:szCs w:val="21"/>
+              </w:rPr>
+              <w:t xml:space="preserve">→</w:t>
+            </w:r>
+            <w:r>
+              <w:tab/>
+            </w:r>
+            <w:r>
+              <w:rPr>
+                <w:sz w:val="21"/>
+                <w:szCs w:val="21"/>
+              </w:rPr>
+              <w:t xml:space="preserve">Reconstruction through the Board of Peace and the UN</w:t>
+            </w:r>
+          </w:p>
+          <w:p>
+            <w:pPr>
+              <w:tabs>
+                <w:tab w:val="left" w:pos="260"/>
+              </w:tabs>
+              <w:spacing w:after="0" w:before="40" w:line="280"/>
+              <w:ind w:left="260" w:hanging="260"/>
+            </w:pPr>
+            <w:r>
+              <w:rPr>
+                <w:b/>
+                <w:bCs/>
+                <w:color w:val="C00000"/>
+                <w:sz w:val="21"/>
+                <w:szCs w:val="21"/>
+              </w:rPr>
+              <w:t xml:space="preserve">→</w:t>
+            </w:r>
+            <w:r>
+              <w:tab/>
+            </w:r>
+            <w:r>
+              <w:rPr>
+                <w:sz w:val="21"/>
+                <w:szCs w:val="21"/>
+              </w:rPr>
+              <w:t xml:space="preserve">Revive talks for a two-state solution</w:t>
+            </w:r>
+          </w:p>
+          <w:p>
+            <w:pPr>
+              <w:tabs>
+                <w:tab w:val="left" w:pos="260"/>
+              </w:tabs>
+              <w:spacing w:after="0" w:before="40" w:line="280"/>
+              <w:ind w:left="260" w:hanging="260"/>
+            </w:pPr>
+            <w:r>
+              <w:rPr>
+                <w:b/>
+                <w:bCs/>
+                <w:color w:val="C00000"/>
+                <w:sz w:val="21"/>
+                <w:szCs w:val="21"/>
+              </w:rPr>
+              <w:t xml:space="preserve">→</w:t>
+            </w:r>
+            <w:r>
+              <w:tab/>
+            </w:r>
+            <w:r>
+              <w:rPr>
+                <w:b/>
+                <w:bCs/>
+                <w:sz w:val="21"/>
+                <w:szCs w:val="21"/>
+              </w:rPr>
+              <w:t xml:space="preserve">India:</w:t>
+            </w:r>
+            <w:r>
+              <w:rPr>
+                <w:sz w:val="21"/>
+                <w:szCs w:val="21"/>
+              </w:rPr>
+              <w:t xml:space="preserve"> humanitarian aid, UNRWA support, reconstruction, quiet diplomacy</w:t>
+            </w:r>
+          </w:p>
+        </w:tc>
+      </w:tr>
+      <w:tr>
+        <w:trPr>
+          <w:cantSplit/>
+        </w:trPr>
+        <w:tc>
+          <w:tcPr>
+            <w:tcW w:type="dxa" w:w="520"/>
+            <w:tcBorders>
+              <w:top w:val="single" w:color="BFBFBF" w:sz="4"/>
+              <w:left w:val="single" w:color="BFBFBF" w:sz="4"/>
+              <w:bottom w:val="single" w:color="BFBFBF" w:sz="4"/>
+              <w:right w:val="single" w:color="BFBFBF" w:sz="4"/>
+            </w:tcBorders>
+            <w:shd w:fill="F5F7FB" w:color="auto" w:val="clear"/>
+            <w:tcMar>
+              <w:top w:type="dxa" w:w="70"/>
+              <w:left w:type="dxa" w:w="100"/>
+              <w:bottom w:type="dxa" w:w="70"/>
+              <w:right w:type="dxa" w:w="100"/>
+            </w:tcMar>
+            <w:vAlign w:val="center"/>
+          </w:tcPr>
+          <w:p>
+            <w:pPr>
+              <w:spacing w:after="0" w:before="0" w:line="300"/>
+              <w:jc w:val="center"/>
+            </w:pPr>
+            <w:r>
+              <w:rPr>
+                <w:color w:val="7F7F7F"/>
+                <w:sz w:val="21"/>
+                <w:szCs w:val="21"/>
+              </w:rPr>
+              <w:t xml:space="preserve">6</w:t>
+            </w:r>
+          </w:p>
+        </w:tc>
+        <w:tc>
+          <w:tcPr>
+            <w:tcW w:type="dxa" w:w="2200"/>
+            <w:tcBorders>
+              <w:top w:val="single" w:color="BFBFBF" w:sz="4"/>
+              <w:left w:val="single" w:color="BFBFBF" w:sz="4"/>
+              <w:bottom w:val="single" w:color="BFBFBF" w:sz="4"/>
+              <w:right w:val="single" w:color="BFBFBF" w:sz="4"/>
+            </w:tcBorders>
+            <w:shd w:fill="F5F7FB" w:color="auto" w:val="clear"/>
+            <w:tcMar>
+              <w:top w:type="dxa" w:w="70"/>
+              <w:left w:type="dxa" w:w="100"/>
+              <w:bottom w:type="dxa" w:w="70"/>
+              <w:right w:type="dxa" w:w="100"/>
+            </w:tcMar>
+            <w:vAlign w:val="center"/>
+          </w:tcPr>
+          <w:p>
+            <w:pPr>
+              <w:spacing w:after="0" w:before="0" w:line="300"/>
+            </w:pPr>
+            <w:r>
+              <w:rPr>
+                <w:b/>
+                <w:bCs/>
+                <w:color w:val="1F3864"/>
+                <w:sz w:val="21"/>
+                <w:szCs w:val="21"/>
+              </w:rPr>
+              <w:t xml:space="preserve">Conclusion</w:t>
+            </w:r>
+          </w:p>
+        </w:tc>
+        <w:tc>
+          <w:tcPr>
+            <w:tcW w:type="dxa" w:w="7986"/>
+            <w:tcBorders>
+              <w:top w:val="single" w:color="BFBFBF" w:sz="4"/>
+              <w:left w:val="single" w:color="BFBFBF" w:sz="4"/>
+              <w:bottom w:val="single" w:color="BFBFBF" w:sz="4"/>
+              <w:right w:val="single" w:color="BFBFBF" w:sz="4"/>
+            </w:tcBorders>
+            <w:shd w:fill="F5F7FB" w:color="auto" w:val="clear"/>
+            <w:tcMar>
+              <w:top w:type="dxa" w:w="70"/>
+              <w:left w:type="dxa" w:w="100"/>
+              <w:bottom w:type="dxa" w:w="70"/>
+              <w:right w:type="dxa" w:w="100"/>
+            </w:tcMar>
+            <w:vAlign w:val="center"/>
+          </w:tcPr>
+          <w:p>
+            <w:pPr>
+              <w:tabs>
+                <w:tab w:val="left" w:pos="260"/>
+              </w:tabs>
+              <w:spacing w:after="0" w:before="0" w:line="280"/>
+              <w:ind w:left="260" w:hanging="260"/>
+            </w:pPr>
+            <w:r>
+              <w:rPr>
+                <w:b/>
+                <w:bCs/>
+                <w:color w:val="C00000"/>
+                <w:sz w:val="21"/>
+                <w:szCs w:val="21"/>
+              </w:rPr>
+              <w:t xml:space="preserve">→</w:t>
+            </w:r>
+            <w:r>
+              <w:tab/>
+            </w:r>
+            <w:r>
+              <w:rPr>
+                <w:sz w:val="21"/>
+                <w:szCs w:val="21"/>
+              </w:rPr>
+              <w:t xml:space="preserve">India condemns terrorism and the loss of civilian lives alike</w:t>
+            </w:r>
+          </w:p>
+          <w:p>
+            <w:pPr>
+              <w:tabs>
+                <w:tab w:val="left" w:pos="260"/>
+              </w:tabs>
+              <w:spacing w:after="0" w:before="40" w:line="280"/>
+              <w:ind w:left="260" w:hanging="260"/>
+            </w:pPr>
+            <w:r>
+              <w:rPr>
+                <w:b/>
+                <w:bCs/>
+                <w:color w:val="C00000"/>
+                <w:sz w:val="21"/>
+                <w:szCs w:val="21"/>
+              </w:rPr>
+              <w:t xml:space="preserve">→</w:t>
+            </w:r>
+            <w:r>
+              <w:tab/>
+            </w:r>
+            <w:r>
+              <w:rPr>
+                <w:sz w:val="21"/>
+                <w:szCs w:val="21"/>
+              </w:rPr>
+              <w:t xml:space="preserve">India supports a sovereign, viable Palestine living side by side with a secure Israel</w:t>
+            </w:r>
+          </w:p>
+          <w:p>
+            <w:pPr>
+              <w:tabs>
+                <w:tab w:val="left" w:pos="260"/>
+              </w:tabs>
+              <w:spacing w:after="0" w:before="40" w:line="280"/>
+              <w:ind w:left="260" w:hanging="260"/>
+            </w:pPr>
+            <w:r>
+              <w:rPr>
+                <w:b/>
+                <w:bCs/>
+                <w:color w:val="C00000"/>
+                <w:sz w:val="21"/>
+                <w:szCs w:val="21"/>
+              </w:rPr>
+              <w:t xml:space="preserve">→</w:t>
+            </w:r>
+            <w:r>
+              <w:tab/>
+            </w:r>
+            <w:r>
+              <w:rPr>
+                <w:sz w:val="21"/>
+                <w:szCs w:val="21"/>
+              </w:rPr>
+              <w:t xml:space="preserve">Lasting peace needs dialogue, not force</w:t>
+            </w:r>
+          </w:p>
+        </w:tc>
+      </w:tr>
+    </w:tbl>
+    <w:p>
+      <w:pPr>
+        <w:pStyle w:val="Heading1"/>
+        <w:pageBreakBefore/>
+        <w:shd w:fill="1F3864" w:color="auto" w:val="clear"/>
+        <w:spacing w:after="160" w:before="0"/>
+        <w:ind w:left="100" w:right="100"/>
+      </w:pPr>
+      <w:r>
+        <w:t xml:space="preserve">Topic 24: Terrorism as a Global Threat</w:t>
+      </w:r>
+    </w:p>
+    <w:tbl>
+      <w:tblPr>
+        <w:tblW w:type="dxa" w:w="10706"/>
+        <w:tblBorders>
+          <w:top w:val="single" w:color="auto" w:sz="4"/>
+          <w:left w:val="single" w:color="auto" w:sz="4"/>
+          <w:bottom w:val="single" w:color="auto" w:sz="4"/>
+          <w:right w:val="single" w:color="auto" w:sz="4"/>
+          <w:insideH w:val="single" w:color="auto" w:sz="4"/>
+          <w:insideV w:val="single" w:color="auto" w:sz="4"/>
+        </w:tblBorders>
+      </w:tblPr>
+      <w:tblGrid>
+        <w:gridCol w:w="520"/>
+        <w:gridCol w:w="2200"/>
+        <w:gridCol w:w="7986"/>
+      </w:tblGrid>
+      <w:tr>
+        <w:trPr>
+          <w:tblHeader/>
+        </w:trPr>
+        <w:tc>
+          <w:tcPr>
+            <w:tcW w:type="dxa" w:w="520"/>
+            <w:tcBorders>
+              <w:top w:val="single" w:color="BFBFBF" w:sz="4"/>
+              <w:left w:val="single" w:color="BFBFBF" w:sz="4"/>
+              <w:bottom w:val="single" w:color="BFBFBF" w:sz="4"/>
+              <w:right w:val="single" w:color="BFBFBF" w:sz="4"/>
+            </w:tcBorders>
+            <w:shd w:fill="DCE3F0" w:color="auto" w:val="clear"/>
+            <w:tcMar>
+              <w:top w:type="dxa" w:w="70"/>
+              <w:left w:type="dxa" w:w="100"/>
+              <w:bottom w:type="dxa" w:w="70"/>
+              <w:right w:type="dxa" w:w="100"/>
+            </w:tcMar>
+            <w:vAlign w:val="center"/>
+          </w:tcPr>
+          <w:p>
+            <w:pPr>
+              <w:spacing w:after="0" w:before="0" w:line="300"/>
+              <w:jc w:val="center"/>
+            </w:pPr>
+            <w:r>
+              <w:rPr>
+                <w:b/>
+                <w:bCs/>
+                <w:sz w:val="21"/>
+                <w:szCs w:val="21"/>
+              </w:rPr>
+              <w:t xml:space="preserve">#</w:t>
+            </w:r>
+          </w:p>
+        </w:tc>
+        <w:tc>
+          <w:tcPr>
+            <w:tcW w:type="dxa" w:w="2200"/>
+            <w:tcBorders>
+              <w:top w:val="single" w:color="BFBFBF" w:sz="4"/>
+              <w:left w:val="single" w:color="BFBFBF" w:sz="4"/>
+              <w:bottom w:val="single" w:color="BFBFBF" w:sz="4"/>
+              <w:right w:val="single" w:color="BFBFBF" w:sz="4"/>
+            </w:tcBorders>
+            <w:shd w:fill="DCE3F0" w:color="auto" w:val="clear"/>
+            <w:tcMar>
+              <w:top w:type="dxa" w:w="70"/>
+              <w:left w:type="dxa" w:w="100"/>
+              <w:bottom w:type="dxa" w:w="70"/>
+              <w:right w:type="dxa" w:w="100"/>
+            </w:tcMar>
+            <w:vAlign w:val="center"/>
+          </w:tcPr>
+          <w:p>
+            <w:pPr>
+              <w:spacing w:after="0" w:before="0" w:line="300"/>
+            </w:pPr>
+            <w:r>
+              <w:rPr>
+                <w:b/>
+                <w:bCs/>
+                <w:sz w:val="21"/>
+                <w:szCs w:val="21"/>
+              </w:rPr>
+              <w:t xml:space="preserve">Stage</w:t>
+            </w:r>
+          </w:p>
+        </w:tc>
+        <w:tc>
+          <w:tcPr>
+            <w:tcW w:type="dxa" w:w="7986"/>
+            <w:tcBorders>
+              <w:top w:val="single" w:color="BFBFBF" w:sz="4"/>
+              <w:left w:val="single" w:color="BFBFBF" w:sz="4"/>
+              <w:bottom w:val="single" w:color="BFBFBF" w:sz="4"/>
+              <w:right w:val="single" w:color="BFBFBF" w:sz="4"/>
+            </w:tcBorders>
+            <w:shd w:fill="DCE3F0" w:color="auto" w:val="clear"/>
+            <w:tcMar>
+              <w:top w:type="dxa" w:w="70"/>
+              <w:left w:type="dxa" w:w="100"/>
+              <w:bottom w:type="dxa" w:w="70"/>
+              <w:right w:type="dxa" w:w="100"/>
+            </w:tcMar>
+            <w:vAlign w:val="center"/>
+          </w:tcPr>
+          <w:p>
+            <w:pPr>
+              <w:spacing w:after="0" w:before="0" w:line="300"/>
+            </w:pPr>
+            <w:r>
+              <w:rPr>
+                <w:b/>
+                <w:bCs/>
+                <w:sz w:val="21"/>
+                <w:szCs w:val="21"/>
+              </w:rPr>
+              <w:t xml:space="preserve">Flow</w:t>
+            </w:r>
+          </w:p>
+        </w:tc>
+      </w:tr>
+      <w:tr>
+        <w:trPr>
+          <w:cantSplit/>
+        </w:trPr>
+        <w:tc>
+          <w:tcPr>
+            <w:tcW w:type="dxa" w:w="520"/>
+            <w:tcBorders>
+              <w:top w:val="single" w:color="BFBFBF" w:sz="4"/>
+              <w:left w:val="single" w:color="BFBFBF" w:sz="4"/>
+              <w:bottom w:val="single" w:color="BFBFBF" w:sz="4"/>
+              <w:right w:val="single" w:color="BFBFBF" w:sz="4"/>
+            </w:tcBorders>
+            <w:tcMar>
+              <w:top w:type="dxa" w:w="70"/>
+              <w:left w:type="dxa" w:w="100"/>
+              <w:bottom w:type="dxa" w:w="70"/>
+              <w:right w:type="dxa" w:w="100"/>
+            </w:tcMar>
+            <w:vAlign w:val="center"/>
+          </w:tcPr>
+          <w:p>
+            <w:pPr>
+              <w:spacing w:after="0" w:before="0" w:line="300"/>
+              <w:jc w:val="center"/>
+            </w:pPr>
+            <w:r>
+              <w:rPr>
+                <w:color w:val="7F7F7F"/>
+                <w:sz w:val="21"/>
+                <w:szCs w:val="21"/>
+              </w:rPr>
+              <w:t xml:space="preserve">1</w:t>
+            </w:r>
+          </w:p>
+        </w:tc>
+        <w:tc>
+          <w:tcPr>
+            <w:tcW w:type="dxa" w:w="2200"/>
+            <w:tcBorders>
+              <w:top w:val="single" w:color="BFBFBF" w:sz="4"/>
+              <w:left w:val="single" w:color="BFBFBF" w:sz="4"/>
+              <w:bottom w:val="single" w:color="BFBFBF" w:sz="4"/>
+              <w:right w:val="single" w:color="BFBFBF" w:sz="4"/>
+            </w:tcBorders>
+            <w:tcMar>
+              <w:top w:type="dxa" w:w="70"/>
+              <w:left w:type="dxa" w:w="100"/>
+              <w:bottom w:type="dxa" w:w="70"/>
+              <w:right w:type="dxa" w:w="100"/>
+            </w:tcMar>
+            <w:vAlign w:val="center"/>
+          </w:tcPr>
+          <w:p>
+            <w:pPr>
+              <w:spacing w:after="0" w:before="0" w:line="300"/>
+            </w:pPr>
+            <w:r>
+              <w:rPr>
+                <w:b/>
+                <w:bCs/>
+                <w:color w:val="1F3864"/>
+                <w:sz w:val="21"/>
+                <w:szCs w:val="21"/>
+              </w:rPr>
+              <w:t xml:space="preserve">What is it</w:t>
+            </w:r>
+          </w:p>
+        </w:tc>
+        <w:tc>
+          <w:tcPr>
+            <w:tcW w:type="dxa" w:w="7986"/>
+            <w:tcBorders>
+              <w:top w:val="single" w:color="BFBFBF" w:sz="4"/>
+              <w:left w:val="single" w:color="BFBFBF" w:sz="4"/>
+              <w:bottom w:val="single" w:color="BFBFBF" w:sz="4"/>
+              <w:right w:val="single" w:color="BFBFBF" w:sz="4"/>
+            </w:tcBorders>
+            <w:tcMar>
+              <w:top w:type="dxa" w:w="70"/>
+              <w:left w:type="dxa" w:w="100"/>
+              <w:bottom w:type="dxa" w:w="70"/>
+              <w:right w:type="dxa" w:w="100"/>
+            </w:tcMar>
+            <w:vAlign w:val="center"/>
+          </w:tcPr>
+          <w:p>
+            <w:pPr>
+              <w:tabs>
+                <w:tab w:val="left" w:pos="260"/>
+              </w:tabs>
+              <w:spacing w:after="0" w:before="0" w:line="280"/>
+              <w:ind w:left="260" w:hanging="260"/>
+            </w:pPr>
+            <w:r>
+              <w:rPr>
+                <w:b/>
+                <w:bCs/>
+                <w:color w:val="C00000"/>
+                <w:sz w:val="21"/>
+                <w:szCs w:val="21"/>
+              </w:rPr>
+              <w:t xml:space="preserve">→</w:t>
+            </w:r>
+            <w:r>
+              <w:tab/>
+            </w:r>
+            <w:r>
+              <w:rPr>
+                <w:sz w:val="21"/>
+                <w:szCs w:val="21"/>
+              </w:rPr>
+              <w:t xml:space="preserve">Use of violence against civilians for political or ideological goals</w:t>
+            </w:r>
+          </w:p>
+          <w:p>
+            <w:pPr>
+              <w:tabs>
+                <w:tab w:val="left" w:pos="260"/>
+              </w:tabs>
+              <w:spacing w:after="0" w:before="40" w:line="280"/>
+              <w:ind w:left="260" w:hanging="260"/>
+            </w:pPr>
+            <w:r>
+              <w:rPr>
+                <w:b/>
+                <w:bCs/>
+                <w:color w:val="C00000"/>
+                <w:sz w:val="21"/>
+                <w:szCs w:val="21"/>
+              </w:rPr>
+              <w:t xml:space="preserve">→</w:t>
+            </w:r>
+            <w:r>
+              <w:tab/>
+            </w:r>
+            <w:r>
+              <w:rPr>
+                <w:b/>
+                <w:bCs/>
+                <w:sz w:val="21"/>
+                <w:szCs w:val="21"/>
+              </w:rPr>
+              <w:t xml:space="preserve">Global groups:</w:t>
+            </w:r>
+            <w:r>
+              <w:rPr>
+                <w:sz w:val="21"/>
+                <w:szCs w:val="21"/>
+              </w:rPr>
+              <w:t xml:space="preserve"> ISIS, al-Qaeda and affiliates; regional groups in Africa's Sahel</w:t>
+            </w:r>
+          </w:p>
+          <w:p>
+            <w:pPr>
+              <w:tabs>
+                <w:tab w:val="left" w:pos="260"/>
+              </w:tabs>
+              <w:spacing w:after="0" w:before="40" w:line="280"/>
+              <w:ind w:left="260" w:hanging="260"/>
+            </w:pPr>
+            <w:r>
+              <w:rPr>
+                <w:b/>
+                <w:bCs/>
+                <w:color w:val="C00000"/>
+                <w:sz w:val="21"/>
+                <w:szCs w:val="21"/>
+              </w:rPr>
+              <w:t xml:space="preserve">→</w:t>
+            </w:r>
+            <w:r>
+              <w:tab/>
+            </w:r>
+            <w:r>
+              <w:rPr>
+                <w:sz w:val="21"/>
+                <w:szCs w:val="21"/>
+              </w:rPr>
+              <w:t xml:space="preserve">India has faced cross-border terrorism for decades: LeT, JeM, TRF</w:t>
+            </w:r>
+          </w:p>
+          <w:p>
+            <w:pPr>
+              <w:tabs>
+                <w:tab w:val="left" w:pos="260"/>
+              </w:tabs>
+              <w:spacing w:after="0" w:before="40" w:line="280"/>
+              <w:ind w:left="260" w:hanging="260"/>
+            </w:pPr>
+            <w:r>
+              <w:rPr>
+                <w:b/>
+                <w:bCs/>
+                <w:color w:val="C00000"/>
+                <w:sz w:val="21"/>
+                <w:szCs w:val="21"/>
+              </w:rPr>
+              <w:t xml:space="preserve">→</w:t>
+            </w:r>
+            <w:r>
+              <w:tab/>
+            </w:r>
+            <w:r>
+              <w:rPr>
+                <w:sz w:val="21"/>
+                <w:szCs w:val="21"/>
+              </w:rPr>
+              <w:t xml:space="preserve">No agreed UN definition of terrorism yet</w:t>
+            </w:r>
+          </w:p>
+        </w:tc>
+      </w:tr>
+      <w:tr>
+        <w:trPr>
+          <w:cantSplit/>
+        </w:trPr>
+        <w:tc>
+          <w:tcPr>
+            <w:tcW w:type="dxa" w:w="520"/>
+            <w:tcBorders>
+              <w:top w:val="single" w:color="BFBFBF" w:sz="4"/>
+              <w:left w:val="single" w:color="BFBFBF" w:sz="4"/>
+              <w:bottom w:val="single" w:color="BFBFBF" w:sz="4"/>
+              <w:right w:val="single" w:color="BFBFBF" w:sz="4"/>
+            </w:tcBorders>
+            <w:shd w:fill="F5F7FB" w:color="auto" w:val="clear"/>
+            <w:tcMar>
+              <w:top w:type="dxa" w:w="70"/>
+              <w:left w:type="dxa" w:w="100"/>
+              <w:bottom w:type="dxa" w:w="70"/>
+              <w:right w:type="dxa" w:w="100"/>
+            </w:tcMar>
+            <w:vAlign w:val="center"/>
+          </w:tcPr>
+          <w:p>
+            <w:pPr>
+              <w:spacing w:after="0" w:before="0" w:line="300"/>
+              <w:jc w:val="center"/>
+            </w:pPr>
+            <w:r>
+              <w:rPr>
+                <w:color w:val="7F7F7F"/>
+                <w:sz w:val="21"/>
+                <w:szCs w:val="21"/>
+              </w:rPr>
+              <w:t xml:space="preserve">2</w:t>
+            </w:r>
+          </w:p>
+        </w:tc>
+        <w:tc>
+          <w:tcPr>
+            <w:tcW w:type="dxa" w:w="2200"/>
+            <w:tcBorders>
+              <w:top w:val="single" w:color="BFBFBF" w:sz="4"/>
+              <w:left w:val="single" w:color="BFBFBF" w:sz="4"/>
+              <w:bottom w:val="single" w:color="BFBFBF" w:sz="4"/>
+              <w:right w:val="single" w:color="BFBFBF" w:sz="4"/>
+            </w:tcBorders>
+            <w:shd w:fill="F5F7FB" w:color="auto" w:val="clear"/>
+            <w:tcMar>
+              <w:top w:type="dxa" w:w="70"/>
+              <w:left w:type="dxa" w:w="100"/>
+              <w:bottom w:type="dxa" w:w="70"/>
+              <w:right w:type="dxa" w:w="100"/>
+            </w:tcMar>
+            <w:vAlign w:val="center"/>
+          </w:tcPr>
+          <w:p>
+            <w:pPr>
+              <w:spacing w:after="0" w:before="0" w:line="300"/>
+            </w:pPr>
+            <w:r>
+              <w:rPr>
+                <w:b/>
+                <w:bCs/>
+                <w:color w:val="1F3864"/>
+                <w:sz w:val="21"/>
+                <w:szCs w:val="21"/>
+              </w:rPr>
+              <w:t xml:space="preserve">Why it matters</w:t>
+            </w:r>
+          </w:p>
+        </w:tc>
+        <w:tc>
+          <w:tcPr>
+            <w:tcW w:type="dxa" w:w="7986"/>
+            <w:tcBorders>
+              <w:top w:val="single" w:color="BFBFBF" w:sz="4"/>
+              <w:left w:val="single" w:color="BFBFBF" w:sz="4"/>
+              <w:bottom w:val="single" w:color="BFBFBF" w:sz="4"/>
+              <w:right w:val="single" w:color="BFBFBF" w:sz="4"/>
+            </w:tcBorders>
+            <w:shd w:fill="F5F7FB" w:color="auto" w:val="clear"/>
+            <w:tcMar>
+              <w:top w:type="dxa" w:w="70"/>
+              <w:left w:type="dxa" w:w="100"/>
+              <w:bottom w:type="dxa" w:w="70"/>
+              <w:right w:type="dxa" w:w="100"/>
+            </w:tcMar>
+            <w:vAlign w:val="center"/>
+          </w:tcPr>
+          <w:p>
+            <w:pPr>
+              <w:tabs>
+                <w:tab w:val="left" w:pos="260"/>
+              </w:tabs>
+              <w:spacing w:after="0" w:before="0" w:line="280"/>
+              <w:ind w:left="260" w:hanging="260"/>
+            </w:pPr>
+            <w:r>
+              <w:rPr>
+                <w:b/>
+                <w:bCs/>
+                <w:color w:val="C00000"/>
+                <w:sz w:val="21"/>
+                <w:szCs w:val="21"/>
+              </w:rPr>
+              <w:t xml:space="preserve">→</w:t>
+            </w:r>
+            <w:r>
+              <w:tab/>
+            </w:r>
+            <w:r>
+              <w:rPr>
+                <w:sz w:val="21"/>
+                <w:szCs w:val="21"/>
+              </w:rPr>
+              <w:t xml:space="preserve">Threat to lives, sovereignty and economic growth</w:t>
+            </w:r>
+          </w:p>
+          <w:p>
+            <w:pPr>
+              <w:tabs>
+                <w:tab w:val="left" w:pos="260"/>
+              </w:tabs>
+              <w:spacing w:after="0" w:before="40" w:line="280"/>
+              <w:ind w:left="260" w:hanging="260"/>
+            </w:pPr>
+            <w:r>
+              <w:rPr>
+                <w:b/>
+                <w:bCs/>
+                <w:color w:val="C00000"/>
+                <w:sz w:val="21"/>
+                <w:szCs w:val="21"/>
+              </w:rPr>
+              <w:t xml:space="preserve">→</w:t>
+            </w:r>
+            <w:r>
+              <w:tab/>
+            </w:r>
+            <w:r>
+              <w:rPr>
+                <w:b/>
+                <w:bCs/>
+                <w:sz w:val="21"/>
+                <w:szCs w:val="21"/>
+              </w:rPr>
+              <w:t xml:space="preserve">Cross-border:</w:t>
+            </w:r>
+            <w:r>
+              <w:rPr>
+                <w:sz w:val="21"/>
+                <w:szCs w:val="21"/>
+              </w:rPr>
+              <w:t xml:space="preserve"> safe havens, state sponsorship</w:t>
+            </w:r>
+          </w:p>
+          <w:p>
+            <w:pPr>
+              <w:tabs>
+                <w:tab w:val="left" w:pos="260"/>
+              </w:tabs>
+              <w:spacing w:after="0" w:before="40" w:line="280"/>
+              <w:ind w:left="260" w:hanging="260"/>
+            </w:pPr>
+            <w:r>
+              <w:rPr>
+                <w:b/>
+                <w:bCs/>
+                <w:color w:val="C00000"/>
+                <w:sz w:val="21"/>
+                <w:szCs w:val="21"/>
+              </w:rPr>
+              <w:t xml:space="preserve">→</w:t>
+            </w:r>
+            <w:r>
+              <w:tab/>
+            </w:r>
+            <w:r>
+              <w:rPr>
+                <w:b/>
+                <w:bCs/>
+                <w:sz w:val="21"/>
+                <w:szCs w:val="21"/>
+              </w:rPr>
+              <w:t xml:space="preserve">New tools:</w:t>
+            </w:r>
+            <w:r>
+              <w:rPr>
+                <w:sz w:val="21"/>
+                <w:szCs w:val="21"/>
+              </w:rPr>
+              <w:t xml:space="preserve"> drones, crypto, encrypted apps, online radicalisation</w:t>
+            </w:r>
+          </w:p>
+          <w:p>
+            <w:pPr>
+              <w:tabs>
+                <w:tab w:val="left" w:pos="260"/>
+              </w:tabs>
+              <w:spacing w:after="0" w:before="40" w:line="280"/>
+              <w:ind w:left="260" w:hanging="260"/>
+            </w:pPr>
+            <w:r>
+              <w:rPr>
+                <w:b/>
+                <w:bCs/>
+                <w:color w:val="C00000"/>
+                <w:sz w:val="21"/>
+                <w:szCs w:val="21"/>
+              </w:rPr>
+              <w:t xml:space="preserve">→</w:t>
+            </w:r>
+            <w:r>
+              <w:tab/>
+            </w:r>
+            <w:r>
+              <w:rPr>
+                <w:sz w:val="21"/>
+                <w:szCs w:val="21"/>
+              </w:rPr>
+              <w:t xml:space="preserve">Linked to drugs, arms smuggling and organised crime</w:t>
+            </w:r>
+          </w:p>
+          <w:p>
+            <w:pPr>
+              <w:tabs>
+                <w:tab w:val="left" w:pos="260"/>
+              </w:tabs>
+              <w:spacing w:after="0" w:before="40" w:line="280"/>
+              <w:ind w:left="260" w:hanging="260"/>
+            </w:pPr>
+            <w:r>
+              <w:rPr>
+                <w:b/>
+                <w:bCs/>
+                <w:color w:val="C00000"/>
+                <w:sz w:val="21"/>
+                <w:szCs w:val="21"/>
+              </w:rPr>
+              <w:t xml:space="preserve">→</w:t>
+            </w:r>
+            <w:r>
+              <w:tab/>
+            </w:r>
+            <w:r>
+              <w:rPr>
+                <w:b/>
+                <w:bCs/>
+                <w:sz w:val="21"/>
+                <w:szCs w:val="21"/>
+              </w:rPr>
+              <w:t xml:space="preserve">India:</w:t>
+            </w:r>
+            <w:r>
+              <w:rPr>
+                <w:sz w:val="21"/>
+                <w:szCs w:val="21"/>
+              </w:rPr>
+              <w:t xml:space="preserve"> 26/11, Pulwama, Pahalgam, Red Fort car blast (Nov 2025)</w:t>
+            </w:r>
+          </w:p>
+        </w:tc>
+      </w:tr>
+      <w:tr>
+        <w:trPr>
+          <w:cantSplit/>
+        </w:trPr>
+        <w:tc>
+          <w:tcPr>
+            <w:tcW w:type="dxa" w:w="520"/>
+            <w:tcBorders>
+              <w:top w:val="single" w:color="BFBFBF" w:sz="4"/>
+              <w:left w:val="single" w:color="BFBFBF" w:sz="4"/>
+              <w:bottom w:val="single" w:color="BFBFBF" w:sz="4"/>
+              <w:right w:val="single" w:color="BFBFBF" w:sz="4"/>
+            </w:tcBorders>
+            <w:tcMar>
+              <w:top w:type="dxa" w:w="70"/>
+              <w:left w:type="dxa" w:w="100"/>
+              <w:bottom w:type="dxa" w:w="70"/>
+              <w:right w:type="dxa" w:w="100"/>
+            </w:tcMar>
+            <w:vAlign w:val="center"/>
+          </w:tcPr>
+          <w:p>
+            <w:pPr>
+              <w:spacing w:after="0" w:before="0" w:line="300"/>
+              <w:jc w:val="center"/>
+            </w:pPr>
+            <w:r>
+              <w:rPr>
+                <w:color w:val="7F7F7F"/>
+                <w:sz w:val="21"/>
+                <w:szCs w:val="21"/>
+              </w:rPr>
+              <w:t xml:space="preserve">3</w:t>
+            </w:r>
+          </w:p>
+        </w:tc>
+        <w:tc>
+          <w:tcPr>
+            <w:tcW w:type="dxa" w:w="2200"/>
+            <w:tcBorders>
+              <w:top w:val="single" w:color="BFBFBF" w:sz="4"/>
+              <w:left w:val="single" w:color="BFBFBF" w:sz="4"/>
+              <w:bottom w:val="single" w:color="BFBFBF" w:sz="4"/>
+              <w:right w:val="single" w:color="BFBFBF" w:sz="4"/>
+            </w:tcBorders>
+            <w:tcMar>
+              <w:top w:type="dxa" w:w="70"/>
+              <w:left w:type="dxa" w:w="100"/>
+              <w:bottom w:type="dxa" w:w="70"/>
+              <w:right w:type="dxa" w:w="100"/>
+            </w:tcMar>
+            <w:vAlign w:val="center"/>
+          </w:tcPr>
+          <w:p>
+            <w:pPr>
+              <w:spacing w:after="0" w:before="0" w:line="300"/>
+            </w:pPr>
+            <w:r>
+              <w:rPr>
+                <w:b/>
+                <w:bCs/>
+                <w:color w:val="1F3864"/>
+                <w:sz w:val="21"/>
+                <w:szCs w:val="21"/>
+              </w:rPr>
+              <w:t xml:space="preserve">Current status (Oct 2026)</w:t>
+            </w:r>
+          </w:p>
+        </w:tc>
+        <w:tc>
+          <w:tcPr>
+            <w:tcW w:type="dxa" w:w="7986"/>
+            <w:tcBorders>
+              <w:top w:val="single" w:color="BFBFBF" w:sz="4"/>
+              <w:left w:val="single" w:color="BFBFBF" w:sz="4"/>
+              <w:bottom w:val="single" w:color="BFBFBF" w:sz="4"/>
+              <w:right w:val="single" w:color="BFBFBF" w:sz="4"/>
+            </w:tcBorders>
+            <w:tcMar>
+              <w:top w:type="dxa" w:w="70"/>
+              <w:left w:type="dxa" w:w="100"/>
+              <w:bottom w:type="dxa" w:w="70"/>
+              <w:right w:type="dxa" w:w="100"/>
+            </w:tcMar>
+            <w:vAlign w:val="center"/>
+          </w:tcPr>
+          <w:p>
+            <w:pPr>
+              <w:tabs>
+                <w:tab w:val="left" w:pos="260"/>
+              </w:tabs>
+              <w:spacing w:after="0" w:before="0" w:line="280"/>
+              <w:ind w:left="260" w:hanging="260"/>
+            </w:pPr>
+            <w:r>
+              <w:rPr>
+                <w:b/>
+                <w:bCs/>
+                <w:color w:val="C00000"/>
+                <w:sz w:val="21"/>
+                <w:szCs w:val="21"/>
+              </w:rPr>
+              <w:t xml:space="preserve">→</w:t>
+            </w:r>
+            <w:r>
+              <w:tab/>
+            </w:r>
+            <w:r>
+              <w:rPr>
+                <w:sz w:val="21"/>
+                <w:szCs w:val="21"/>
+              </w:rPr>
+              <w:t xml:space="preserve">UN Global Counter-Terrorism Strategy's 9th review adopted with 140 votes; urges finishing India's proposed Comprehensive Convention on International Terrorism (CCIT)</w:t>
+            </w:r>
+          </w:p>
+          <w:p>
+            <w:pPr>
+              <w:tabs>
+                <w:tab w:val="left" w:pos="260"/>
+              </w:tabs>
+              <w:spacing w:after="0" w:before="40" w:line="280"/>
+              <w:ind w:left="260" w:hanging="260"/>
+            </w:pPr>
+            <w:r>
+              <w:rPr>
+                <w:b/>
+                <w:bCs/>
+                <w:color w:val="C00000"/>
+                <w:sz w:val="21"/>
+                <w:szCs w:val="21"/>
+              </w:rPr>
+              <w:t xml:space="preserve">→</w:t>
+            </w:r>
+            <w:r>
+              <w:tab/>
+            </w:r>
+            <w:r>
+              <w:rPr>
+                <w:sz w:val="21"/>
+                <w:szCs w:val="21"/>
+              </w:rPr>
+              <w:t xml:space="preserve">India at UN Counter-Terrorism Week 2026: defended FATF, flagged crowdfunding, prepaid cards and social media for terror finance</w:t>
+            </w:r>
+          </w:p>
+          <w:p>
+            <w:pPr>
+              <w:tabs>
+                <w:tab w:val="left" w:pos="260"/>
+              </w:tabs>
+              <w:spacing w:after="0" w:before="40" w:line="280"/>
+              <w:ind w:left="260" w:hanging="260"/>
+            </w:pPr>
+            <w:r>
+              <w:rPr>
+                <w:b/>
+                <w:bCs/>
+                <w:color w:val="C00000"/>
+                <w:sz w:val="21"/>
+                <w:szCs w:val="21"/>
+              </w:rPr>
+              <w:t xml:space="preserve">→</w:t>
+            </w:r>
+            <w:r>
+              <w:tab/>
+            </w:r>
+            <w:r>
+              <w:rPr>
+                <w:sz w:val="21"/>
+                <w:szCs w:val="21"/>
+              </w:rPr>
+              <w:t xml:space="preserve">India's doctrine after Operation Sindoor: a terror attack is an act of war; no distinction between terrorists and sponsors</w:t>
+            </w:r>
+          </w:p>
+          <w:p>
+            <w:pPr>
+              <w:tabs>
+                <w:tab w:val="left" w:pos="260"/>
+              </w:tabs>
+              <w:spacing w:after="0" w:before="40" w:line="280"/>
+              <w:ind w:left="260" w:hanging="260"/>
+            </w:pPr>
+            <w:r>
+              <w:rPr>
+                <w:b/>
+                <w:bCs/>
+                <w:color w:val="C00000"/>
+                <w:sz w:val="21"/>
+                <w:szCs w:val="21"/>
+              </w:rPr>
+              <w:t xml:space="preserve">→</w:t>
+            </w:r>
+            <w:r>
+              <w:tab/>
+            </w:r>
+            <w:r>
+              <w:rPr>
+                <w:sz w:val="21"/>
+                <w:szCs w:val="21"/>
+              </w:rPr>
+              <w:t xml:space="preserve">US designated TRF a foreign terrorist organisation (2025)</w:t>
+            </w:r>
+          </w:p>
+          <w:p>
+            <w:pPr>
+              <w:tabs>
+                <w:tab w:val="left" w:pos="260"/>
+              </w:tabs>
+              <w:spacing w:after="0" w:before="40" w:line="280"/>
+              <w:ind w:left="260" w:hanging="260"/>
+            </w:pPr>
+            <w:r>
+              <w:rPr>
+                <w:b/>
+                <w:bCs/>
+                <w:color w:val="C00000"/>
+                <w:sz w:val="21"/>
+                <w:szCs w:val="21"/>
+              </w:rPr>
+              <w:t xml:space="preserve">→</w:t>
+            </w:r>
+            <w:r>
+              <w:tab/>
+            </w:r>
+            <w:r>
+              <w:rPr>
+                <w:sz w:val="21"/>
+                <w:szCs w:val="21"/>
+              </w:rPr>
+              <w:t xml:space="preserve">China still blocks some UN listings of Pakistan-based terrorists</w:t>
+            </w:r>
+          </w:p>
+        </w:tc>
+      </w:tr>
+      <w:tr>
+        <w:trPr>
+          <w:cantSplit/>
+        </w:trPr>
+        <w:tc>
+          <w:tcPr>
+            <w:tcW w:type="dxa" w:w="520"/>
+            <w:tcBorders>
+              <w:top w:val="single" w:color="BFBFBF" w:sz="4"/>
+              <w:left w:val="single" w:color="BFBFBF" w:sz="4"/>
+              <w:bottom w:val="single" w:color="BFBFBF" w:sz="4"/>
+              <w:right w:val="single" w:color="BFBFBF" w:sz="4"/>
+            </w:tcBorders>
+            <w:shd w:fill="F5F7FB" w:color="auto" w:val="clear"/>
+            <w:tcMar>
+              <w:top w:type="dxa" w:w="70"/>
+              <w:left w:type="dxa" w:w="100"/>
+              <w:bottom w:type="dxa" w:w="70"/>
+              <w:right w:type="dxa" w:w="100"/>
+            </w:tcMar>
+            <w:vAlign w:val="center"/>
+          </w:tcPr>
+          <w:p>
+            <w:pPr>
+              <w:spacing w:after="0" w:before="0" w:line="300"/>
+              <w:jc w:val="center"/>
+            </w:pPr>
+            <w:r>
+              <w:rPr>
+                <w:color w:val="7F7F7F"/>
+                <w:sz w:val="21"/>
+                <w:szCs w:val="21"/>
+              </w:rPr>
+              <w:t xml:space="preserve">4</w:t>
+            </w:r>
+          </w:p>
+        </w:tc>
+        <w:tc>
+          <w:tcPr>
+            <w:tcW w:type="dxa" w:w="2200"/>
+            <w:tcBorders>
+              <w:top w:val="single" w:color="BFBFBF" w:sz="4"/>
+              <w:left w:val="single" w:color="BFBFBF" w:sz="4"/>
+              <w:bottom w:val="single" w:color="BFBFBF" w:sz="4"/>
+              <w:right w:val="single" w:color="BFBFBF" w:sz="4"/>
+            </w:tcBorders>
+            <w:shd w:fill="F5F7FB" w:color="auto" w:val="clear"/>
+            <w:tcMar>
+              <w:top w:type="dxa" w:w="70"/>
+              <w:left w:type="dxa" w:w="100"/>
+              <w:bottom w:type="dxa" w:w="70"/>
+              <w:right w:type="dxa" w:w="100"/>
+            </w:tcMar>
+            <w:vAlign w:val="center"/>
+          </w:tcPr>
+          <w:p>
+            <w:pPr>
+              <w:spacing w:after="0" w:before="0" w:line="300"/>
+            </w:pPr>
+            <w:r>
+              <w:rPr>
+                <w:b/>
+                <w:bCs/>
+                <w:color w:val="1F3864"/>
+                <w:sz w:val="21"/>
+                <w:szCs w:val="21"/>
+              </w:rPr>
+              <w:t xml:space="preserve">Problems</w:t>
+            </w:r>
+          </w:p>
+        </w:tc>
+        <w:tc>
+          <w:tcPr>
+            <w:tcW w:type="dxa" w:w="7986"/>
+            <w:tcBorders>
+              <w:top w:val="single" w:color="BFBFBF" w:sz="4"/>
+              <w:left w:val="single" w:color="BFBFBF" w:sz="4"/>
+              <w:bottom w:val="single" w:color="BFBFBF" w:sz="4"/>
+              <w:right w:val="single" w:color="BFBFBF" w:sz="4"/>
+            </w:tcBorders>
+            <w:shd w:fill="F5F7FB" w:color="auto" w:val="clear"/>
+            <w:tcMar>
+              <w:top w:type="dxa" w:w="70"/>
+              <w:left w:type="dxa" w:w="100"/>
+              <w:bottom w:type="dxa" w:w="70"/>
+              <w:right w:type="dxa" w:w="100"/>
+            </w:tcMar>
+            <w:vAlign w:val="center"/>
+          </w:tcPr>
+          <w:p>
+            <w:pPr>
+              <w:tabs>
+                <w:tab w:val="left" w:pos="260"/>
+              </w:tabs>
+              <w:spacing w:after="0" w:before="0" w:line="280"/>
+              <w:ind w:left="260" w:hanging="260"/>
+            </w:pPr>
+            <w:r>
+              <w:rPr>
+                <w:b/>
+                <w:bCs/>
+                <w:color w:val="C00000"/>
+                <w:sz w:val="21"/>
+                <w:szCs w:val="21"/>
+              </w:rPr>
+              <w:t xml:space="preserve">→</w:t>
+            </w:r>
+            <w:r>
+              <w:tab/>
+            </w:r>
+            <w:r>
+              <w:rPr>
+                <w:b/>
+                <w:bCs/>
+                <w:sz w:val="21"/>
+                <w:szCs w:val="21"/>
+              </w:rPr>
+              <w:t xml:space="preserve">Double standards:</w:t>
+            </w:r>
+            <w:r>
+              <w:rPr>
+                <w:sz w:val="21"/>
+                <w:szCs w:val="21"/>
+              </w:rPr>
+              <w:t xml:space="preserve"> "good" and "bad" terrorists</w:t>
+            </w:r>
+          </w:p>
+          <w:p>
+            <w:pPr>
+              <w:tabs>
+                <w:tab w:val="left" w:pos="260"/>
+              </w:tabs>
+              <w:spacing w:after="0" w:before="40" w:line="280"/>
+              <w:ind w:left="260" w:hanging="260"/>
+            </w:pPr>
+            <w:r>
+              <w:rPr>
+                <w:b/>
+                <w:bCs/>
+                <w:color w:val="C00000"/>
+                <w:sz w:val="21"/>
+                <w:szCs w:val="21"/>
+              </w:rPr>
+              <w:t xml:space="preserve">→</w:t>
+            </w:r>
+            <w:r>
+              <w:tab/>
+            </w:r>
+            <w:r>
+              <w:rPr>
+                <w:sz w:val="21"/>
+                <w:szCs w:val="21"/>
+              </w:rPr>
+              <w:t xml:space="preserve">State sponsorship from Pakistan</w:t>
+            </w:r>
+          </w:p>
+          <w:p>
+            <w:pPr>
+              <w:tabs>
+                <w:tab w:val="left" w:pos="260"/>
+              </w:tabs>
+              <w:spacing w:after="0" w:before="40" w:line="280"/>
+              <w:ind w:left="260" w:hanging="260"/>
+            </w:pPr>
+            <w:r>
+              <w:rPr>
+                <w:b/>
+                <w:bCs/>
+                <w:color w:val="C00000"/>
+                <w:sz w:val="21"/>
+                <w:szCs w:val="21"/>
+              </w:rPr>
+              <w:t xml:space="preserve">→</w:t>
+            </w:r>
+            <w:r>
+              <w:tab/>
+            </w:r>
+            <w:r>
+              <w:rPr>
+                <w:sz w:val="21"/>
+                <w:szCs w:val="21"/>
+              </w:rPr>
+              <w:t xml:space="preserve">No agreed definition; CCIT stuck since 1996</w:t>
+            </w:r>
+          </w:p>
+          <w:p>
+            <w:pPr>
+              <w:tabs>
+                <w:tab w:val="left" w:pos="260"/>
+              </w:tabs>
+              <w:spacing w:after="0" w:before="40" w:line="280"/>
+              <w:ind w:left="260" w:hanging="260"/>
+            </w:pPr>
+            <w:r>
+              <w:rPr>
+                <w:b/>
+                <w:bCs/>
+                <w:color w:val="C00000"/>
+                <w:sz w:val="21"/>
+                <w:szCs w:val="21"/>
+              </w:rPr>
+              <w:t xml:space="preserve">→</w:t>
+            </w:r>
+            <w:r>
+              <w:tab/>
+            </w:r>
+            <w:r>
+              <w:rPr>
+                <w:sz w:val="21"/>
+                <w:szCs w:val="21"/>
+              </w:rPr>
+              <w:t xml:space="preserve">Technology outpacing laws</w:t>
+            </w:r>
+          </w:p>
+          <w:p>
+            <w:pPr>
+              <w:tabs>
+                <w:tab w:val="left" w:pos="260"/>
+              </w:tabs>
+              <w:spacing w:after="0" w:before="40" w:line="280"/>
+              <w:ind w:left="260" w:hanging="260"/>
+            </w:pPr>
+            <w:r>
+              <w:rPr>
+                <w:b/>
+                <w:bCs/>
+                <w:color w:val="C00000"/>
+                <w:sz w:val="21"/>
+                <w:szCs w:val="21"/>
+              </w:rPr>
+              <w:t xml:space="preserve">→</w:t>
+            </w:r>
+            <w:r>
+              <w:tab/>
+            </w:r>
+            <w:r>
+              <w:rPr>
+                <w:sz w:val="21"/>
+                <w:szCs w:val="21"/>
+              </w:rPr>
+              <w:t xml:space="preserve">Radicalisation of youth online</w:t>
+            </w:r>
+          </w:p>
+          <w:p>
+            <w:pPr>
+              <w:tabs>
+                <w:tab w:val="left" w:pos="260"/>
+              </w:tabs>
+              <w:spacing w:after="0" w:before="40" w:line="280"/>
+              <w:ind w:left="260" w:hanging="260"/>
+            </w:pPr>
+            <w:r>
+              <w:rPr>
+                <w:b/>
+                <w:bCs/>
+                <w:color w:val="C00000"/>
+                <w:sz w:val="21"/>
+                <w:szCs w:val="21"/>
+              </w:rPr>
+              <w:t xml:space="preserve">→</w:t>
+            </w:r>
+            <w:r>
+              <w:tab/>
+            </w:r>
+            <w:r>
+              <w:rPr>
+                <w:sz w:val="21"/>
+                <w:szCs w:val="21"/>
+              </w:rPr>
+              <w:t xml:space="preserve">Weak coordination between countries</w:t>
+            </w:r>
+          </w:p>
+        </w:tc>
+      </w:tr>
+      <w:tr>
+        <w:trPr>
+          <w:cantSplit/>
+        </w:trPr>
+        <w:tc>
+          <w:tcPr>
+            <w:tcW w:type="dxa" w:w="520"/>
+            <w:tcBorders>
+              <w:top w:val="single" w:color="BFBFBF" w:sz="4"/>
+              <w:left w:val="single" w:color="BFBFBF" w:sz="4"/>
+              <w:bottom w:val="single" w:color="BFBFBF" w:sz="4"/>
+              <w:right w:val="single" w:color="BFBFBF" w:sz="4"/>
+            </w:tcBorders>
+            <w:tcMar>
+              <w:top w:type="dxa" w:w="70"/>
+              <w:left w:type="dxa" w:w="100"/>
+              <w:bottom w:type="dxa" w:w="70"/>
+              <w:right w:type="dxa" w:w="100"/>
+            </w:tcMar>
+            <w:vAlign w:val="center"/>
+          </w:tcPr>
+          <w:p>
+            <w:pPr>
+              <w:spacing w:after="0" w:before="0" w:line="300"/>
+              <w:jc w:val="center"/>
+            </w:pPr>
+            <w:r>
+              <w:rPr>
+                <w:color w:val="7F7F7F"/>
+                <w:sz w:val="21"/>
+                <w:szCs w:val="21"/>
+              </w:rPr>
+              <w:t xml:space="preserve">5</w:t>
+            </w:r>
+          </w:p>
+        </w:tc>
+        <w:tc>
+          <w:tcPr>
+            <w:tcW w:type="dxa" w:w="2200"/>
+            <w:tcBorders>
+              <w:top w:val="single" w:color="BFBFBF" w:sz="4"/>
+              <w:left w:val="single" w:color="BFBFBF" w:sz="4"/>
+              <w:bottom w:val="single" w:color="BFBFBF" w:sz="4"/>
+              <w:right w:val="single" w:color="BFBFBF" w:sz="4"/>
+            </w:tcBorders>
+            <w:tcMar>
+              <w:top w:type="dxa" w:w="70"/>
+              <w:left w:type="dxa" w:w="100"/>
+              <w:bottom w:type="dxa" w:w="70"/>
+              <w:right w:type="dxa" w:w="100"/>
+            </w:tcMar>
+            <w:vAlign w:val="center"/>
+          </w:tcPr>
+          <w:p>
+            <w:pPr>
+              <w:spacing w:after="0" w:before="0" w:line="300"/>
+            </w:pPr>
+            <w:r>
+              <w:rPr>
+                <w:b/>
+                <w:bCs/>
+                <w:color w:val="1F3864"/>
+                <w:sz w:val="21"/>
+                <w:szCs w:val="21"/>
+              </w:rPr>
+              <w:t xml:space="preserve">Solutions</w:t>
+            </w:r>
+          </w:p>
+        </w:tc>
+        <w:tc>
+          <w:tcPr>
+            <w:tcW w:type="dxa" w:w="7986"/>
+            <w:tcBorders>
+              <w:top w:val="single" w:color="BFBFBF" w:sz="4"/>
+              <w:left w:val="single" w:color="BFBFBF" w:sz="4"/>
+              <w:bottom w:val="single" w:color="BFBFBF" w:sz="4"/>
+              <w:right w:val="single" w:color="BFBFBF" w:sz="4"/>
+            </w:tcBorders>
+            <w:tcMar>
+              <w:top w:type="dxa" w:w="70"/>
+              <w:left w:type="dxa" w:w="100"/>
+              <w:bottom w:type="dxa" w:w="70"/>
+              <w:right w:type="dxa" w:w="100"/>
+            </w:tcMar>
+            <w:vAlign w:val="center"/>
+          </w:tcPr>
+          <w:p>
+            <w:pPr>
+              <w:tabs>
+                <w:tab w:val="left" w:pos="260"/>
+              </w:tabs>
+              <w:spacing w:after="0" w:before="0" w:line="280"/>
+              <w:ind w:left="260" w:hanging="260"/>
+            </w:pPr>
+            <w:r>
+              <w:rPr>
+                <w:b/>
+                <w:bCs/>
+                <w:color w:val="C00000"/>
+                <w:sz w:val="21"/>
+                <w:szCs w:val="21"/>
+              </w:rPr>
+              <w:t xml:space="preserve">→</w:t>
+            </w:r>
+            <w:r>
+              <w:tab/>
+            </w:r>
+            <w:r>
+              <w:rPr>
+                <w:sz w:val="21"/>
+                <w:szCs w:val="21"/>
+              </w:rPr>
+              <w:t xml:space="preserve">Adopt the CCIT; no double standards</w:t>
+            </w:r>
+          </w:p>
+          <w:p>
+            <w:pPr>
+              <w:tabs>
+                <w:tab w:val="left" w:pos="260"/>
+              </w:tabs>
+              <w:spacing w:after="0" w:before="40" w:line="280"/>
+              <w:ind w:left="260" w:hanging="260"/>
+            </w:pPr>
+            <w:r>
+              <w:rPr>
+                <w:b/>
+                <w:bCs/>
+                <w:color w:val="C00000"/>
+                <w:sz w:val="21"/>
+                <w:szCs w:val="21"/>
+              </w:rPr>
+              <w:t xml:space="preserve">→</w:t>
+            </w:r>
+            <w:r>
+              <w:tab/>
+            </w:r>
+            <w:r>
+              <w:rPr>
+                <w:b/>
+                <w:bCs/>
+                <w:sz w:val="21"/>
+                <w:szCs w:val="21"/>
+              </w:rPr>
+              <w:t xml:space="preserve">Choke terror financing:</w:t>
+            </w:r>
+            <w:r>
+              <w:rPr>
+                <w:sz w:val="21"/>
+                <w:szCs w:val="21"/>
+              </w:rPr>
+              <w:t xml:space="preserve"> FATF, NMFT ("No Money for Terror")</w:t>
+            </w:r>
+          </w:p>
+          <w:p>
+            <w:pPr>
+              <w:tabs>
+                <w:tab w:val="left" w:pos="260"/>
+              </w:tabs>
+              <w:spacing w:after="0" w:before="40" w:line="280"/>
+              <w:ind w:left="260" w:hanging="260"/>
+            </w:pPr>
+            <w:r>
+              <w:rPr>
+                <w:b/>
+                <w:bCs/>
+                <w:color w:val="C00000"/>
+                <w:sz w:val="21"/>
+                <w:szCs w:val="21"/>
+              </w:rPr>
+              <w:t xml:space="preserve">→</w:t>
+            </w:r>
+            <w:r>
+              <w:tab/>
+            </w:r>
+            <w:r>
+              <w:rPr>
+                <w:sz w:val="21"/>
+                <w:szCs w:val="21"/>
+              </w:rPr>
+              <w:t xml:space="preserve">Intelligence sharing, extradition, joint operations</w:t>
+            </w:r>
+          </w:p>
+          <w:p>
+            <w:pPr>
+              <w:tabs>
+                <w:tab w:val="left" w:pos="260"/>
+              </w:tabs>
+              <w:spacing w:after="0" w:before="40" w:line="280"/>
+              <w:ind w:left="260" w:hanging="260"/>
+            </w:pPr>
+            <w:r>
+              <w:rPr>
+                <w:b/>
+                <w:bCs/>
+                <w:color w:val="C00000"/>
+                <w:sz w:val="21"/>
+                <w:szCs w:val="21"/>
+              </w:rPr>
+              <w:t xml:space="preserve">→</w:t>
+            </w:r>
+            <w:r>
+              <w:tab/>
+            </w:r>
+            <w:r>
+              <w:rPr>
+                <w:sz w:val="21"/>
+                <w:szCs w:val="21"/>
+              </w:rPr>
+              <w:t xml:space="preserve">Counter online radicalisation; de-radicalisation programmes</w:t>
+            </w:r>
+          </w:p>
+          <w:p>
+            <w:pPr>
+              <w:tabs>
+                <w:tab w:val="left" w:pos="260"/>
+              </w:tabs>
+              <w:spacing w:after="0" w:before="40" w:line="280"/>
+              <w:ind w:left="260" w:hanging="260"/>
+            </w:pPr>
+            <w:r>
+              <w:rPr>
+                <w:b/>
+                <w:bCs/>
+                <w:color w:val="C00000"/>
+                <w:sz w:val="21"/>
+                <w:szCs w:val="21"/>
+              </w:rPr>
+              <w:t xml:space="preserve">→</w:t>
+            </w:r>
+            <w:r>
+              <w:tab/>
+            </w:r>
+            <w:r>
+              <w:rPr>
+                <w:b/>
+                <w:bCs/>
+                <w:sz w:val="21"/>
+                <w:szCs w:val="21"/>
+              </w:rPr>
+              <w:t xml:space="preserve">Strong deterrence:</w:t>
+            </w:r>
+            <w:r>
+              <w:rPr>
+                <w:sz w:val="21"/>
+                <w:szCs w:val="21"/>
+              </w:rPr>
+              <w:t xml:space="preserve"> Operation Sindoor-type responses</w:t>
+            </w:r>
+          </w:p>
+          <w:p>
+            <w:pPr>
+              <w:tabs>
+                <w:tab w:val="left" w:pos="260"/>
+              </w:tabs>
+              <w:spacing w:after="0" w:before="40" w:line="280"/>
+              <w:ind w:left="260" w:hanging="260"/>
+            </w:pPr>
+            <w:r>
+              <w:rPr>
+                <w:b/>
+                <w:bCs/>
+                <w:color w:val="C00000"/>
+                <w:sz w:val="21"/>
+                <w:szCs w:val="21"/>
+              </w:rPr>
+              <w:t xml:space="preserve">→</w:t>
+            </w:r>
+            <w:r>
+              <w:tab/>
+            </w:r>
+            <w:r>
+              <w:rPr>
+                <w:sz w:val="21"/>
+                <w:szCs w:val="21"/>
+              </w:rPr>
+              <w:t xml:space="preserve">Community policing, border management, modern police</w:t>
+            </w:r>
+          </w:p>
+        </w:tc>
+      </w:tr>
+      <w:tr>
+        <w:trPr>
+          <w:cantSplit/>
+        </w:trPr>
+        <w:tc>
+          <w:tcPr>
+            <w:tcW w:type="dxa" w:w="520"/>
+            <w:tcBorders>
+              <w:top w:val="single" w:color="BFBFBF" w:sz="4"/>
+              <w:left w:val="single" w:color="BFBFBF" w:sz="4"/>
+              <w:bottom w:val="single" w:color="BFBFBF" w:sz="4"/>
+              <w:right w:val="single" w:color="BFBFBF" w:sz="4"/>
+            </w:tcBorders>
+            <w:shd w:fill="F5F7FB" w:color="auto" w:val="clear"/>
+            <w:tcMar>
+              <w:top w:type="dxa" w:w="70"/>
+              <w:left w:type="dxa" w:w="100"/>
+              <w:bottom w:type="dxa" w:w="70"/>
+              <w:right w:type="dxa" w:w="100"/>
+            </w:tcMar>
+            <w:vAlign w:val="center"/>
+          </w:tcPr>
+          <w:p>
+            <w:pPr>
+              <w:spacing w:after="0" w:before="0" w:line="300"/>
+              <w:jc w:val="center"/>
+            </w:pPr>
+            <w:r>
+              <w:rPr>
+                <w:color w:val="7F7F7F"/>
+                <w:sz w:val="21"/>
+                <w:szCs w:val="21"/>
+              </w:rPr>
+              <w:t xml:space="preserve">6</w:t>
+            </w:r>
+          </w:p>
+        </w:tc>
+        <w:tc>
+          <w:tcPr>
+            <w:tcW w:type="dxa" w:w="2200"/>
+            <w:tcBorders>
+              <w:top w:val="single" w:color="BFBFBF" w:sz="4"/>
+              <w:left w:val="single" w:color="BFBFBF" w:sz="4"/>
+              <w:bottom w:val="single" w:color="BFBFBF" w:sz="4"/>
+              <w:right w:val="single" w:color="BFBFBF" w:sz="4"/>
+            </w:tcBorders>
+            <w:shd w:fill="F5F7FB" w:color="auto" w:val="clear"/>
+            <w:tcMar>
+              <w:top w:type="dxa" w:w="70"/>
+              <w:left w:type="dxa" w:w="100"/>
+              <w:bottom w:type="dxa" w:w="70"/>
+              <w:right w:type="dxa" w:w="100"/>
+            </w:tcMar>
+            <w:vAlign w:val="center"/>
+          </w:tcPr>
+          <w:p>
+            <w:pPr>
+              <w:spacing w:after="0" w:before="0" w:line="300"/>
+            </w:pPr>
+            <w:r>
+              <w:rPr>
+                <w:b/>
+                <w:bCs/>
+                <w:color w:val="1F3864"/>
+                <w:sz w:val="21"/>
+                <w:szCs w:val="21"/>
+              </w:rPr>
+              <w:t xml:space="preserve">Conclusion</w:t>
+            </w:r>
+          </w:p>
+        </w:tc>
+        <w:tc>
+          <w:tcPr>
+            <w:tcW w:type="dxa" w:w="7986"/>
+            <w:tcBorders>
+              <w:top w:val="single" w:color="BFBFBF" w:sz="4"/>
+              <w:left w:val="single" w:color="BFBFBF" w:sz="4"/>
+              <w:bottom w:val="single" w:color="BFBFBF" w:sz="4"/>
+              <w:right w:val="single" w:color="BFBFBF" w:sz="4"/>
+            </w:tcBorders>
+            <w:shd w:fill="F5F7FB" w:color="auto" w:val="clear"/>
+            <w:tcMar>
+              <w:top w:type="dxa" w:w="70"/>
+              <w:left w:type="dxa" w:w="100"/>
+              <w:bottom w:type="dxa" w:w="70"/>
+              <w:right w:type="dxa" w:w="100"/>
+            </w:tcMar>
+            <w:vAlign w:val="center"/>
+          </w:tcPr>
+          <w:p>
+            <w:pPr>
+              <w:tabs>
+                <w:tab w:val="left" w:pos="260"/>
+              </w:tabs>
+              <w:spacing w:after="0" w:before="0" w:line="280"/>
+              <w:ind w:left="260" w:hanging="260"/>
+            </w:pPr>
+            <w:r>
+              <w:rPr>
+                <w:b/>
+                <w:bCs/>
+                <w:color w:val="C00000"/>
+                <w:sz w:val="21"/>
+                <w:szCs w:val="21"/>
+              </w:rPr>
+              <w:t xml:space="preserve">→</w:t>
+            </w:r>
+            <w:r>
+              <w:tab/>
+            </w:r>
+            <w:r>
+              <w:rPr>
+                <w:sz w:val="21"/>
+                <w:szCs w:val="21"/>
+              </w:rPr>
+              <w:t xml:space="preserve">Terrorism is a threat to all humanity</w:t>
+            </w:r>
+          </w:p>
+          <w:p>
+            <w:pPr>
+              <w:tabs>
+                <w:tab w:val="left" w:pos="260"/>
+              </w:tabs>
+              <w:spacing w:after="0" w:before="40" w:line="280"/>
+              <w:ind w:left="260" w:hanging="260"/>
+            </w:pPr>
+            <w:r>
+              <w:rPr>
+                <w:b/>
+                <w:bCs/>
+                <w:color w:val="C00000"/>
+                <w:sz w:val="21"/>
+                <w:szCs w:val="21"/>
+              </w:rPr>
+              <w:t xml:space="preserve">→</w:t>
+            </w:r>
+            <w:r>
+              <w:tab/>
+            </w:r>
+            <w:r>
+              <w:rPr>
+                <w:sz w:val="21"/>
+                <w:szCs w:val="21"/>
+              </w:rPr>
+              <w:t xml:space="preserve">It can be defeated only by global unity and zero tolerance</w:t>
+            </w:r>
+          </w:p>
+          <w:p>
+            <w:pPr>
+              <w:tabs>
+                <w:tab w:val="left" w:pos="260"/>
+              </w:tabs>
+              <w:spacing w:after="0" w:before="40" w:line="280"/>
+              <w:ind w:left="260" w:hanging="260"/>
+            </w:pPr>
+            <w:r>
+              <w:rPr>
+                <w:b/>
+                <w:bCs/>
+                <w:color w:val="C00000"/>
+                <w:sz w:val="21"/>
+                <w:szCs w:val="21"/>
+              </w:rPr>
+              <w:t xml:space="preserve">→</w:t>
+            </w:r>
+            <w:r>
+              <w:tab/>
+            </w:r>
+            <w:r>
+              <w:rPr>
+                <w:b/>
+                <w:bCs/>
+                <w:sz w:val="21"/>
+                <w:szCs w:val="21"/>
+              </w:rPr>
+              <w:t xml:space="preserve">India's message:</w:t>
+            </w:r>
+            <w:r>
+              <w:rPr>
+                <w:sz w:val="21"/>
+                <w:szCs w:val="21"/>
+              </w:rPr>
+              <w:t xml:space="preserve"> talks and terror cannot go together</w:t>
+            </w:r>
+          </w:p>
+        </w:tc>
+      </w:tr>
+    </w:tbl>
+    <w:p>
+      <w:pPr>
+        <w:pStyle w:val="Heading1"/>
+        <w:pageBreakBefore/>
+        <w:shd w:fill="1F3864" w:color="auto" w:val="clear"/>
+        <w:spacing w:after="160" w:before="0"/>
+        <w:ind w:left="100" w:right="100"/>
+      </w:pPr>
+      <w:r>
+        <w:t xml:space="preserve">Topic 25: Operation Sindoor</w:t>
+      </w:r>
+    </w:p>
+    <w:tbl>
+      <w:tblPr>
+        <w:tblW w:type="dxa" w:w="10706"/>
+        <w:tblBorders>
+          <w:top w:val="single" w:color="auto" w:sz="4"/>
+          <w:left w:val="single" w:color="auto" w:sz="4"/>
+          <w:bottom w:val="single" w:color="auto" w:sz="4"/>
+          <w:right w:val="single" w:color="auto" w:sz="4"/>
+          <w:insideH w:val="single" w:color="auto" w:sz="4"/>
+          <w:insideV w:val="single" w:color="auto" w:sz="4"/>
+        </w:tblBorders>
+      </w:tblPr>
+      <w:tblGrid>
+        <w:gridCol w:w="520"/>
+        <w:gridCol w:w="2200"/>
+        <w:gridCol w:w="7986"/>
+      </w:tblGrid>
+      <w:tr>
+        <w:trPr>
+          <w:tblHeader/>
+        </w:trPr>
+        <w:tc>
+          <w:tcPr>
+            <w:tcW w:type="dxa" w:w="520"/>
+            <w:tcBorders>
+              <w:top w:val="single" w:color="BFBFBF" w:sz="4"/>
+              <w:left w:val="single" w:color="BFBFBF" w:sz="4"/>
+              <w:bottom w:val="single" w:color="BFBFBF" w:sz="4"/>
+              <w:right w:val="single" w:color="BFBFBF" w:sz="4"/>
+            </w:tcBorders>
+            <w:shd w:fill="DCE3F0" w:color="auto" w:val="clear"/>
+            <w:tcMar>
+              <w:top w:type="dxa" w:w="70"/>
+              <w:left w:type="dxa" w:w="100"/>
+              <w:bottom w:type="dxa" w:w="70"/>
+              <w:right w:type="dxa" w:w="100"/>
+            </w:tcMar>
+            <w:vAlign w:val="center"/>
+          </w:tcPr>
+          <w:p>
+            <w:pPr>
+              <w:spacing w:after="0" w:before="0" w:line="300"/>
+              <w:jc w:val="center"/>
+            </w:pPr>
+            <w:r>
+              <w:rPr>
+                <w:b/>
+                <w:bCs/>
+                <w:sz w:val="21"/>
+                <w:szCs w:val="21"/>
+              </w:rPr>
+              <w:t xml:space="preserve">#</w:t>
+            </w:r>
+          </w:p>
+        </w:tc>
+        <w:tc>
+          <w:tcPr>
+            <w:tcW w:type="dxa" w:w="2200"/>
+            <w:tcBorders>
+              <w:top w:val="single" w:color="BFBFBF" w:sz="4"/>
+              <w:left w:val="single" w:color="BFBFBF" w:sz="4"/>
+              <w:bottom w:val="single" w:color="BFBFBF" w:sz="4"/>
+              <w:right w:val="single" w:color="BFBFBF" w:sz="4"/>
+            </w:tcBorders>
+            <w:shd w:fill="DCE3F0" w:color="auto" w:val="clear"/>
+            <w:tcMar>
+              <w:top w:type="dxa" w:w="70"/>
+              <w:left w:type="dxa" w:w="100"/>
+              <w:bottom w:type="dxa" w:w="70"/>
+              <w:right w:type="dxa" w:w="100"/>
+            </w:tcMar>
+            <w:vAlign w:val="center"/>
+          </w:tcPr>
+          <w:p>
+            <w:pPr>
+              <w:spacing w:after="0" w:before="0" w:line="300"/>
+            </w:pPr>
+            <w:r>
+              <w:rPr>
+                <w:b/>
+                <w:bCs/>
+                <w:sz w:val="21"/>
+                <w:szCs w:val="21"/>
+              </w:rPr>
+              <w:t xml:space="preserve">Stage</w:t>
+            </w:r>
+          </w:p>
+        </w:tc>
+        <w:tc>
+          <w:tcPr>
+            <w:tcW w:type="dxa" w:w="7986"/>
+            <w:tcBorders>
+              <w:top w:val="single" w:color="BFBFBF" w:sz="4"/>
+              <w:left w:val="single" w:color="BFBFBF" w:sz="4"/>
+              <w:bottom w:val="single" w:color="BFBFBF" w:sz="4"/>
+              <w:right w:val="single" w:color="BFBFBF" w:sz="4"/>
+            </w:tcBorders>
+            <w:shd w:fill="DCE3F0" w:color="auto" w:val="clear"/>
+            <w:tcMar>
+              <w:top w:type="dxa" w:w="70"/>
+              <w:left w:type="dxa" w:w="100"/>
+              <w:bottom w:type="dxa" w:w="70"/>
+              <w:right w:type="dxa" w:w="100"/>
+            </w:tcMar>
+            <w:vAlign w:val="center"/>
+          </w:tcPr>
+          <w:p>
+            <w:pPr>
+              <w:spacing w:after="0" w:before="0" w:line="300"/>
+            </w:pPr>
+            <w:r>
+              <w:rPr>
+                <w:b/>
+                <w:bCs/>
+                <w:sz w:val="21"/>
+                <w:szCs w:val="21"/>
+              </w:rPr>
+              <w:t xml:space="preserve">Flow</w:t>
+            </w:r>
+          </w:p>
+        </w:tc>
+      </w:tr>
+      <w:tr>
+        <w:trPr>
+          <w:cantSplit/>
+        </w:trPr>
+        <w:tc>
+          <w:tcPr>
+            <w:tcW w:type="dxa" w:w="520"/>
+            <w:tcBorders>
+              <w:top w:val="single" w:color="BFBFBF" w:sz="4"/>
+              <w:left w:val="single" w:color="BFBFBF" w:sz="4"/>
+              <w:bottom w:val="single" w:color="BFBFBF" w:sz="4"/>
+              <w:right w:val="single" w:color="BFBFBF" w:sz="4"/>
+            </w:tcBorders>
+            <w:tcMar>
+              <w:top w:type="dxa" w:w="70"/>
+              <w:left w:type="dxa" w:w="100"/>
+              <w:bottom w:type="dxa" w:w="70"/>
+              <w:right w:type="dxa" w:w="100"/>
+            </w:tcMar>
+            <w:vAlign w:val="center"/>
+          </w:tcPr>
+          <w:p>
+            <w:pPr>
+              <w:spacing w:after="0" w:before="0" w:line="300"/>
+              <w:jc w:val="center"/>
+            </w:pPr>
+            <w:r>
+              <w:rPr>
+                <w:color w:val="7F7F7F"/>
+                <w:sz w:val="21"/>
+                <w:szCs w:val="21"/>
+              </w:rPr>
+              <w:t xml:space="preserve">1</w:t>
+            </w:r>
+          </w:p>
+        </w:tc>
+        <w:tc>
+          <w:tcPr>
+            <w:tcW w:type="dxa" w:w="2200"/>
+            <w:tcBorders>
+              <w:top w:val="single" w:color="BFBFBF" w:sz="4"/>
+              <w:left w:val="single" w:color="BFBFBF" w:sz="4"/>
+              <w:bottom w:val="single" w:color="BFBFBF" w:sz="4"/>
+              <w:right w:val="single" w:color="BFBFBF" w:sz="4"/>
+            </w:tcBorders>
+            <w:tcMar>
+              <w:top w:type="dxa" w:w="70"/>
+              <w:left w:type="dxa" w:w="100"/>
+              <w:bottom w:type="dxa" w:w="70"/>
+              <w:right w:type="dxa" w:w="100"/>
+            </w:tcMar>
+            <w:vAlign w:val="center"/>
+          </w:tcPr>
+          <w:p>
+            <w:pPr>
+              <w:spacing w:after="0" w:before="0" w:line="300"/>
+            </w:pPr>
+            <w:r>
+              <w:rPr>
+                <w:b/>
+                <w:bCs/>
+                <w:color w:val="1F3864"/>
+                <w:sz w:val="21"/>
+                <w:szCs w:val="21"/>
+              </w:rPr>
+              <w:t xml:space="preserve">What is it</w:t>
+            </w:r>
+          </w:p>
+        </w:tc>
+        <w:tc>
+          <w:tcPr>
+            <w:tcW w:type="dxa" w:w="7986"/>
+            <w:tcBorders>
+              <w:top w:val="single" w:color="BFBFBF" w:sz="4"/>
+              <w:left w:val="single" w:color="BFBFBF" w:sz="4"/>
+              <w:bottom w:val="single" w:color="BFBFBF" w:sz="4"/>
+              <w:right w:val="single" w:color="BFBFBF" w:sz="4"/>
+            </w:tcBorders>
+            <w:tcMar>
+              <w:top w:type="dxa" w:w="70"/>
+              <w:left w:type="dxa" w:w="100"/>
+              <w:bottom w:type="dxa" w:w="70"/>
+              <w:right w:type="dxa" w:w="100"/>
+            </w:tcMar>
+            <w:vAlign w:val="center"/>
+          </w:tcPr>
+          <w:p>
+            <w:pPr>
+              <w:tabs>
+                <w:tab w:val="left" w:pos="260"/>
+              </w:tabs>
+              <w:spacing w:after="0" w:before="0" w:line="280"/>
+              <w:ind w:left="260" w:hanging="260"/>
+            </w:pPr>
+            <w:r>
+              <w:rPr>
+                <w:b/>
+                <w:bCs/>
+                <w:color w:val="C00000"/>
+                <w:sz w:val="21"/>
+                <w:szCs w:val="21"/>
+              </w:rPr>
+              <w:t xml:space="preserve">→</w:t>
+            </w:r>
+            <w:r>
+              <w:tab/>
+            </w:r>
+            <w:r>
+              <w:rPr>
+                <w:sz w:val="21"/>
+                <w:szCs w:val="21"/>
+              </w:rPr>
+              <w:t xml:space="preserve">India's military response to the Pahalgam terror attack (22 Apr 2025), in which 26 people were killed</w:t>
+            </w:r>
+          </w:p>
+          <w:p>
+            <w:pPr>
+              <w:tabs>
+                <w:tab w:val="left" w:pos="260"/>
+              </w:tabs>
+              <w:spacing w:after="0" w:before="40" w:line="280"/>
+              <w:ind w:left="260" w:hanging="260"/>
+            </w:pPr>
+            <w:r>
+              <w:rPr>
+                <w:b/>
+                <w:bCs/>
+                <w:color w:val="C00000"/>
+                <w:sz w:val="21"/>
+                <w:szCs w:val="21"/>
+              </w:rPr>
+              <w:t xml:space="preserve">→</w:t>
+            </w:r>
+            <w:r>
+              <w:tab/>
+            </w:r>
+            <w:r>
+              <w:rPr>
+                <w:b/>
+                <w:bCs/>
+                <w:sz w:val="21"/>
+                <w:szCs w:val="21"/>
+              </w:rPr>
+              <w:t xml:space="preserve">7 May 2025:</w:t>
+            </w:r>
+            <w:r>
+              <w:rPr>
+                <w:sz w:val="21"/>
+                <w:szCs w:val="21"/>
+              </w:rPr>
+              <w:t xml:space="preserve"> precision strikes on 9 terror sites in Pakistan and PoK, including JeM's Bahawalpur and LeT's Muridke headquarters</w:t>
+            </w:r>
+          </w:p>
+          <w:p>
+            <w:pPr>
+              <w:tabs>
+                <w:tab w:val="left" w:pos="260"/>
+              </w:tabs>
+              <w:spacing w:after="0" w:before="40" w:line="280"/>
+              <w:ind w:left="260" w:hanging="260"/>
+            </w:pPr>
+            <w:r>
+              <w:rPr>
+                <w:b/>
+                <w:bCs/>
+                <w:color w:val="C00000"/>
+                <w:sz w:val="21"/>
+                <w:szCs w:val="21"/>
+              </w:rPr>
+              <w:t xml:space="preserve">→</w:t>
+            </w:r>
+            <w:r>
+              <w:tab/>
+            </w:r>
+            <w:r>
+              <w:rPr>
+                <w:sz w:val="21"/>
+                <w:szCs w:val="21"/>
+              </w:rPr>
+              <w:t xml:space="preserve">Pakistan retaliated with drones and missiles; India struck Pakistani air bases</w:t>
+            </w:r>
+          </w:p>
+          <w:p>
+            <w:pPr>
+              <w:tabs>
+                <w:tab w:val="left" w:pos="260"/>
+              </w:tabs>
+              <w:spacing w:after="0" w:before="40" w:line="280"/>
+              <w:ind w:left="260" w:hanging="260"/>
+            </w:pPr>
+            <w:r>
+              <w:rPr>
+                <w:b/>
+                <w:bCs/>
+                <w:color w:val="C00000"/>
+                <w:sz w:val="21"/>
+                <w:szCs w:val="21"/>
+              </w:rPr>
+              <w:t xml:space="preserve">→</w:t>
+            </w:r>
+            <w:r>
+              <w:tab/>
+            </w:r>
+            <w:r>
+              <w:rPr>
+                <w:sz w:val="21"/>
+                <w:szCs w:val="21"/>
+              </w:rPr>
+              <w:t xml:space="preserve">Ceasefire understanding on 10 May 2025 after Pakistan's DGMO called</w:t>
+            </w:r>
+          </w:p>
+        </w:tc>
+      </w:tr>
+      <w:tr>
+        <w:trPr>
+          <w:cantSplit/>
+        </w:trPr>
+        <w:tc>
+          <w:tcPr>
+            <w:tcW w:type="dxa" w:w="520"/>
+            <w:tcBorders>
+              <w:top w:val="single" w:color="BFBFBF" w:sz="4"/>
+              <w:left w:val="single" w:color="BFBFBF" w:sz="4"/>
+              <w:bottom w:val="single" w:color="BFBFBF" w:sz="4"/>
+              <w:right w:val="single" w:color="BFBFBF" w:sz="4"/>
+            </w:tcBorders>
+            <w:shd w:fill="F5F7FB" w:color="auto" w:val="clear"/>
+            <w:tcMar>
+              <w:top w:type="dxa" w:w="70"/>
+              <w:left w:type="dxa" w:w="100"/>
+              <w:bottom w:type="dxa" w:w="70"/>
+              <w:right w:type="dxa" w:w="100"/>
+            </w:tcMar>
+            <w:vAlign w:val="center"/>
+          </w:tcPr>
+          <w:p>
+            <w:pPr>
+              <w:spacing w:after="0" w:before="0" w:line="300"/>
+              <w:jc w:val="center"/>
+            </w:pPr>
+            <w:r>
+              <w:rPr>
+                <w:color w:val="7F7F7F"/>
+                <w:sz w:val="21"/>
+                <w:szCs w:val="21"/>
+              </w:rPr>
+              <w:t xml:space="preserve">2</w:t>
+            </w:r>
+          </w:p>
+        </w:tc>
+        <w:tc>
+          <w:tcPr>
+            <w:tcW w:type="dxa" w:w="2200"/>
+            <w:tcBorders>
+              <w:top w:val="single" w:color="BFBFBF" w:sz="4"/>
+              <w:left w:val="single" w:color="BFBFBF" w:sz="4"/>
+              <w:bottom w:val="single" w:color="BFBFBF" w:sz="4"/>
+              <w:right w:val="single" w:color="BFBFBF" w:sz="4"/>
+            </w:tcBorders>
+            <w:shd w:fill="F5F7FB" w:color="auto" w:val="clear"/>
+            <w:tcMar>
+              <w:top w:type="dxa" w:w="70"/>
+              <w:left w:type="dxa" w:w="100"/>
+              <w:bottom w:type="dxa" w:w="70"/>
+              <w:right w:type="dxa" w:w="100"/>
+            </w:tcMar>
+            <w:vAlign w:val="center"/>
+          </w:tcPr>
+          <w:p>
+            <w:pPr>
+              <w:spacing w:after="0" w:before="0" w:line="300"/>
+            </w:pPr>
+            <w:r>
+              <w:rPr>
+                <w:b/>
+                <w:bCs/>
+                <w:color w:val="1F3864"/>
+                <w:sz w:val="21"/>
+                <w:szCs w:val="21"/>
+              </w:rPr>
+              <w:t xml:space="preserve">Why it matters</w:t>
+            </w:r>
+          </w:p>
+        </w:tc>
+        <w:tc>
+          <w:tcPr>
+            <w:tcW w:type="dxa" w:w="7986"/>
+            <w:tcBorders>
+              <w:top w:val="single" w:color="BFBFBF" w:sz="4"/>
+              <w:left w:val="single" w:color="BFBFBF" w:sz="4"/>
+              <w:bottom w:val="single" w:color="BFBFBF" w:sz="4"/>
+              <w:right w:val="single" w:color="BFBFBF" w:sz="4"/>
+            </w:tcBorders>
+            <w:shd w:fill="F5F7FB" w:color="auto" w:val="clear"/>
+            <w:tcMar>
+              <w:top w:type="dxa" w:w="70"/>
+              <w:left w:type="dxa" w:w="100"/>
+              <w:bottom w:type="dxa" w:w="70"/>
+              <w:right w:type="dxa" w:w="100"/>
+            </w:tcMar>
+            <w:vAlign w:val="center"/>
+          </w:tcPr>
+          <w:p>
+            <w:pPr>
+              <w:tabs>
+                <w:tab w:val="left" w:pos="260"/>
+              </w:tabs>
+              <w:spacing w:after="0" w:before="0" w:line="280"/>
+              <w:ind w:left="260" w:hanging="260"/>
+            </w:pPr>
+            <w:r>
+              <w:rPr>
+                <w:b/>
+                <w:bCs/>
+                <w:color w:val="C00000"/>
+                <w:sz w:val="21"/>
+                <w:szCs w:val="21"/>
+              </w:rPr>
+              <w:t xml:space="preserve">→</w:t>
+            </w:r>
+            <w:r>
+              <w:tab/>
+            </w:r>
+            <w:r>
+              <w:rPr>
+                <w:b/>
+                <w:bCs/>
+                <w:sz w:val="21"/>
+                <w:szCs w:val="21"/>
+              </w:rPr>
+              <w:t xml:space="preserve">New doctrine:</w:t>
+            </w:r>
+            <w:r>
+              <w:rPr>
+                <w:sz w:val="21"/>
+                <w:szCs w:val="21"/>
+              </w:rPr>
+              <w:t xml:space="preserve"> a terror attack is an act of war; no nuclear blackmail; no difference between terrorists and their sponsors</w:t>
+            </w:r>
+          </w:p>
+          <w:p>
+            <w:pPr>
+              <w:tabs>
+                <w:tab w:val="left" w:pos="260"/>
+              </w:tabs>
+              <w:spacing w:after="0" w:before="40" w:line="280"/>
+              <w:ind w:left="260" w:hanging="260"/>
+            </w:pPr>
+            <w:r>
+              <w:rPr>
+                <w:b/>
+                <w:bCs/>
+                <w:color w:val="C00000"/>
+                <w:sz w:val="21"/>
+                <w:szCs w:val="21"/>
+              </w:rPr>
+              <w:t xml:space="preserve">→</w:t>
+            </w:r>
+            <w:r>
+              <w:tab/>
+            </w:r>
+            <w:r>
+              <w:rPr>
+                <w:sz w:val="21"/>
+                <w:szCs w:val="21"/>
+              </w:rPr>
+              <w:t xml:space="preserve">Showed jointness and precision of the three services</w:t>
+            </w:r>
+          </w:p>
+          <w:p>
+            <w:pPr>
+              <w:tabs>
+                <w:tab w:val="left" w:pos="260"/>
+              </w:tabs>
+              <w:spacing w:after="0" w:before="40" w:line="280"/>
+              <w:ind w:left="260" w:hanging="260"/>
+            </w:pPr>
+            <w:r>
+              <w:rPr>
+                <w:b/>
+                <w:bCs/>
+                <w:color w:val="C00000"/>
+                <w:sz w:val="21"/>
+                <w:szCs w:val="21"/>
+              </w:rPr>
+              <w:t xml:space="preserve">→</w:t>
+            </w:r>
+            <w:r>
+              <w:tab/>
+            </w:r>
+            <w:r>
+              <w:rPr>
+                <w:b/>
+                <w:bCs/>
+                <w:sz w:val="21"/>
+                <w:szCs w:val="21"/>
+              </w:rPr>
+              <w:t xml:space="preserve">Indigenous weapons proved:</w:t>
+            </w:r>
+            <w:r>
+              <w:rPr>
+                <w:sz w:val="21"/>
+                <w:szCs w:val="21"/>
+              </w:rPr>
+              <w:t xml:space="preserve"> BrahMos, Akash, Akashteer air defence</w:t>
+            </w:r>
+          </w:p>
+          <w:p>
+            <w:pPr>
+              <w:tabs>
+                <w:tab w:val="left" w:pos="260"/>
+              </w:tabs>
+              <w:spacing w:after="0" w:before="40" w:line="280"/>
+              <w:ind w:left="260" w:hanging="260"/>
+            </w:pPr>
+            <w:r>
+              <w:rPr>
+                <w:b/>
+                <w:bCs/>
+                <w:color w:val="C00000"/>
+                <w:sz w:val="21"/>
+                <w:szCs w:val="21"/>
+              </w:rPr>
+              <w:t xml:space="preserve">→</w:t>
+            </w:r>
+            <w:r>
+              <w:tab/>
+            </w:r>
+            <w:r>
+              <w:rPr>
+                <w:b/>
+                <w:bCs/>
+                <w:sz w:val="21"/>
+                <w:szCs w:val="21"/>
+              </w:rPr>
+              <w:t xml:space="preserve">Non-military pressure:</w:t>
+            </w:r>
+            <w:r>
+              <w:rPr>
+                <w:sz w:val="21"/>
+                <w:szCs w:val="21"/>
+              </w:rPr>
+              <w:t xml:space="preserve"> Indus Waters Treaty in abeyance, trade and visas suspended</w:t>
+            </w:r>
+          </w:p>
+          <w:p>
+            <w:pPr>
+              <w:tabs>
+                <w:tab w:val="left" w:pos="260"/>
+              </w:tabs>
+              <w:spacing w:after="0" w:before="40" w:line="280"/>
+              <w:ind w:left="260" w:hanging="260"/>
+            </w:pPr>
+            <w:r>
+              <w:rPr>
+                <w:b/>
+                <w:bCs/>
+                <w:color w:val="C00000"/>
+                <w:sz w:val="21"/>
+                <w:szCs w:val="21"/>
+              </w:rPr>
+              <w:t xml:space="preserve">→</w:t>
+            </w:r>
+            <w:r>
+              <w:tab/>
+            </w:r>
+            <w:r>
+              <w:rPr>
+                <w:b/>
+                <w:bCs/>
+                <w:sz w:val="21"/>
+                <w:szCs w:val="21"/>
+              </w:rPr>
+              <w:t xml:space="preserve">Global outreach:</w:t>
+            </w:r>
+            <w:r>
+              <w:rPr>
+                <w:sz w:val="21"/>
+                <w:szCs w:val="21"/>
+              </w:rPr>
+              <w:t xml:space="preserve"> all-party delegations to 33 countries</w:t>
+            </w:r>
+          </w:p>
+        </w:tc>
+      </w:tr>
+      <w:tr>
+        <w:trPr>
+          <w:cantSplit/>
+        </w:trPr>
+        <w:tc>
+          <w:tcPr>
+            <w:tcW w:type="dxa" w:w="520"/>
+            <w:tcBorders>
+              <w:top w:val="single" w:color="BFBFBF" w:sz="4"/>
+              <w:left w:val="single" w:color="BFBFBF" w:sz="4"/>
+              <w:bottom w:val="single" w:color="BFBFBF" w:sz="4"/>
+              <w:right w:val="single" w:color="BFBFBF" w:sz="4"/>
+            </w:tcBorders>
+            <w:tcMar>
+              <w:top w:type="dxa" w:w="70"/>
+              <w:left w:type="dxa" w:w="100"/>
+              <w:bottom w:type="dxa" w:w="70"/>
+              <w:right w:type="dxa" w:w="100"/>
+            </w:tcMar>
+            <w:vAlign w:val="center"/>
+          </w:tcPr>
+          <w:p>
+            <w:pPr>
+              <w:spacing w:after="0" w:before="0" w:line="300"/>
+              <w:jc w:val="center"/>
+            </w:pPr>
+            <w:r>
+              <w:rPr>
+                <w:color w:val="7F7F7F"/>
+                <w:sz w:val="21"/>
+                <w:szCs w:val="21"/>
+              </w:rPr>
+              <w:t xml:space="preserve">3</w:t>
+            </w:r>
+          </w:p>
+        </w:tc>
+        <w:tc>
+          <w:tcPr>
+            <w:tcW w:type="dxa" w:w="2200"/>
+            <w:tcBorders>
+              <w:top w:val="single" w:color="BFBFBF" w:sz="4"/>
+              <w:left w:val="single" w:color="BFBFBF" w:sz="4"/>
+              <w:bottom w:val="single" w:color="BFBFBF" w:sz="4"/>
+              <w:right w:val="single" w:color="BFBFBF" w:sz="4"/>
+            </w:tcBorders>
+            <w:tcMar>
+              <w:top w:type="dxa" w:w="70"/>
+              <w:left w:type="dxa" w:w="100"/>
+              <w:bottom w:type="dxa" w:w="70"/>
+              <w:right w:type="dxa" w:w="100"/>
+            </w:tcMar>
+            <w:vAlign w:val="center"/>
+          </w:tcPr>
+          <w:p>
+            <w:pPr>
+              <w:spacing w:after="0" w:before="0" w:line="300"/>
+            </w:pPr>
+            <w:r>
+              <w:rPr>
+                <w:b/>
+                <w:bCs/>
+                <w:color w:val="1F3864"/>
+                <w:sz w:val="21"/>
+                <w:szCs w:val="21"/>
+              </w:rPr>
+              <w:t xml:space="preserve">Current status (Oct 2026)</w:t>
+            </w:r>
+          </w:p>
+        </w:tc>
+        <w:tc>
+          <w:tcPr>
+            <w:tcW w:type="dxa" w:w="7986"/>
+            <w:tcBorders>
+              <w:top w:val="single" w:color="BFBFBF" w:sz="4"/>
+              <w:left w:val="single" w:color="BFBFBF" w:sz="4"/>
+              <w:bottom w:val="single" w:color="BFBFBF" w:sz="4"/>
+              <w:right w:val="single" w:color="BFBFBF" w:sz="4"/>
+            </w:tcBorders>
+            <w:tcMar>
+              <w:top w:type="dxa" w:w="70"/>
+              <w:left w:type="dxa" w:w="100"/>
+              <w:bottom w:type="dxa" w:w="70"/>
+              <w:right w:type="dxa" w:w="100"/>
+            </w:tcMar>
+            <w:vAlign w:val="center"/>
+          </w:tcPr>
+          <w:p>
+            <w:pPr>
+              <w:tabs>
+                <w:tab w:val="left" w:pos="260"/>
+              </w:tabs>
+              <w:spacing w:after="0" w:before="0" w:line="280"/>
+              <w:ind w:left="260" w:hanging="260"/>
+            </w:pPr>
+            <w:r>
+              <w:rPr>
+                <w:b/>
+                <w:bCs/>
+                <w:color w:val="C00000"/>
+                <w:sz w:val="21"/>
+                <w:szCs w:val="21"/>
+              </w:rPr>
+              <w:t xml:space="preserve">→</w:t>
+            </w:r>
+            <w:r>
+              <w:tab/>
+            </w:r>
+            <w:r>
+              <w:rPr>
+                <w:sz w:val="21"/>
+                <w:szCs w:val="21"/>
+              </w:rPr>
+              <w:t xml:space="preserve">First anniversary marked on 7 May 2026; called a "golden chapter" in India's military history</w:t>
+            </w:r>
+          </w:p>
+          <w:p>
+            <w:pPr>
+              <w:tabs>
+                <w:tab w:val="left" w:pos="260"/>
+              </w:tabs>
+              <w:spacing w:after="0" w:before="40" w:line="280"/>
+              <w:ind w:left="260" w:hanging="260"/>
+            </w:pPr>
+            <w:r>
+              <w:rPr>
+                <w:b/>
+                <w:bCs/>
+                <w:color w:val="C00000"/>
+                <w:sz w:val="21"/>
+                <w:szCs w:val="21"/>
+              </w:rPr>
+              <w:t xml:space="preserve">→</w:t>
+            </w:r>
+            <w:r>
+              <w:tab/>
+            </w:r>
+            <w:r>
+              <w:rPr>
+                <w:b/>
+                <w:bCs/>
+                <w:sz w:val="21"/>
+                <w:szCs w:val="21"/>
+              </w:rPr>
+              <w:t xml:space="preserve">Lessons:</w:t>
+            </w:r>
+            <w:r>
+              <w:rPr>
+                <w:sz w:val="21"/>
+                <w:szCs w:val="21"/>
+              </w:rPr>
+              <w:t xml:space="preserve"> shift from reactive retaliation to anticipatory precision strikes with clear red lines</w:t>
+            </w:r>
+          </w:p>
+          <w:p>
+            <w:pPr>
+              <w:tabs>
+                <w:tab w:val="left" w:pos="260"/>
+              </w:tabs>
+              <w:spacing w:after="0" w:before="40" w:line="280"/>
+              <w:ind w:left="260" w:hanging="260"/>
+            </w:pPr>
+            <w:r>
+              <w:rPr>
+                <w:b/>
+                <w:bCs/>
+                <w:color w:val="C00000"/>
+                <w:sz w:val="21"/>
+                <w:szCs w:val="21"/>
+              </w:rPr>
+              <w:t xml:space="preserve">→</w:t>
+            </w:r>
+            <w:r>
+              <w:tab/>
+            </w:r>
+            <w:r>
+              <w:rPr>
+                <w:sz w:val="21"/>
+                <w:szCs w:val="21"/>
+              </w:rPr>
+              <w:t xml:space="preserve">Push for air defence, drones, counter-drones and long-range strike</w:t>
+            </w:r>
+          </w:p>
+          <w:p>
+            <w:pPr>
+              <w:tabs>
+                <w:tab w:val="left" w:pos="260"/>
+              </w:tabs>
+              <w:spacing w:after="0" w:before="40" w:line="280"/>
+              <w:ind w:left="260" w:hanging="260"/>
+            </w:pPr>
+            <w:r>
+              <w:rPr>
+                <w:b/>
+                <w:bCs/>
+                <w:color w:val="C00000"/>
+                <w:sz w:val="21"/>
+                <w:szCs w:val="21"/>
+              </w:rPr>
+              <w:t xml:space="preserve">→</w:t>
+            </w:r>
+            <w:r>
+              <w:tab/>
+            </w:r>
+            <w:r>
+              <w:rPr>
+                <w:sz w:val="21"/>
+                <w:szCs w:val="21"/>
+              </w:rPr>
+              <w:t xml:space="preserve">Remaining S-400 units being fast-tracked</w:t>
+            </w:r>
+          </w:p>
+          <w:p>
+            <w:pPr>
+              <w:tabs>
+                <w:tab w:val="left" w:pos="260"/>
+              </w:tabs>
+              <w:spacing w:after="0" w:before="40" w:line="280"/>
+              <w:ind w:left="260" w:hanging="260"/>
+            </w:pPr>
+            <w:r>
+              <w:rPr>
+                <w:b/>
+                <w:bCs/>
+                <w:color w:val="C00000"/>
+                <w:sz w:val="21"/>
+                <w:szCs w:val="21"/>
+              </w:rPr>
+              <w:t xml:space="preserve">→</w:t>
+            </w:r>
+            <w:r>
+              <w:tab/>
+            </w:r>
+            <w:r>
+              <w:rPr>
+                <w:sz w:val="21"/>
+                <w:szCs w:val="21"/>
+              </w:rPr>
+              <w:t xml:space="preserve">Momentum for theatre commands and joint planning</w:t>
+            </w:r>
+          </w:p>
+          <w:p>
+            <w:pPr>
+              <w:tabs>
+                <w:tab w:val="left" w:pos="260"/>
+              </w:tabs>
+              <w:spacing w:after="0" w:before="40" w:line="280"/>
+              <w:ind w:left="260" w:hanging="260"/>
+            </w:pPr>
+            <w:r>
+              <w:rPr>
+                <w:b/>
+                <w:bCs/>
+                <w:color w:val="C00000"/>
+                <w:sz w:val="21"/>
+                <w:szCs w:val="21"/>
+              </w:rPr>
+              <w:t xml:space="preserve">→</w:t>
+            </w:r>
+            <w:r>
+              <w:tab/>
+            </w:r>
+            <w:r>
+              <w:rPr>
+                <w:sz w:val="21"/>
+                <w:szCs w:val="21"/>
+              </w:rPr>
+              <w:t xml:space="preserve">Indus Waters Treaty remains in abeyance</w:t>
+            </w:r>
+          </w:p>
+        </w:tc>
+      </w:tr>
+      <w:tr>
+        <w:trPr>
+          <w:cantSplit/>
+        </w:trPr>
+        <w:tc>
+          <w:tcPr>
+            <w:tcW w:type="dxa" w:w="520"/>
+            <w:tcBorders>
+              <w:top w:val="single" w:color="BFBFBF" w:sz="4"/>
+              <w:left w:val="single" w:color="BFBFBF" w:sz="4"/>
+              <w:bottom w:val="single" w:color="BFBFBF" w:sz="4"/>
+              <w:right w:val="single" w:color="BFBFBF" w:sz="4"/>
+            </w:tcBorders>
+            <w:shd w:fill="F5F7FB" w:color="auto" w:val="clear"/>
+            <w:tcMar>
+              <w:top w:type="dxa" w:w="70"/>
+              <w:left w:type="dxa" w:w="100"/>
+              <w:bottom w:type="dxa" w:w="70"/>
+              <w:right w:type="dxa" w:w="100"/>
+            </w:tcMar>
+            <w:vAlign w:val="center"/>
+          </w:tcPr>
+          <w:p>
+            <w:pPr>
+              <w:spacing w:after="0" w:before="0" w:line="300"/>
+              <w:jc w:val="center"/>
+            </w:pPr>
+            <w:r>
+              <w:rPr>
+                <w:color w:val="7F7F7F"/>
+                <w:sz w:val="21"/>
+                <w:szCs w:val="21"/>
+              </w:rPr>
+              <w:t xml:space="preserve">4</w:t>
+            </w:r>
+          </w:p>
+        </w:tc>
+        <w:tc>
+          <w:tcPr>
+            <w:tcW w:type="dxa" w:w="2200"/>
+            <w:tcBorders>
+              <w:top w:val="single" w:color="BFBFBF" w:sz="4"/>
+              <w:left w:val="single" w:color="BFBFBF" w:sz="4"/>
+              <w:bottom w:val="single" w:color="BFBFBF" w:sz="4"/>
+              <w:right w:val="single" w:color="BFBFBF" w:sz="4"/>
+            </w:tcBorders>
+            <w:shd w:fill="F5F7FB" w:color="auto" w:val="clear"/>
+            <w:tcMar>
+              <w:top w:type="dxa" w:w="70"/>
+              <w:left w:type="dxa" w:w="100"/>
+              <w:bottom w:type="dxa" w:w="70"/>
+              <w:right w:type="dxa" w:w="100"/>
+            </w:tcMar>
+            <w:vAlign w:val="center"/>
+          </w:tcPr>
+          <w:p>
+            <w:pPr>
+              <w:spacing w:after="0" w:before="0" w:line="300"/>
+            </w:pPr>
+            <w:r>
+              <w:rPr>
+                <w:b/>
+                <w:bCs/>
+                <w:color w:val="1F3864"/>
+                <w:sz w:val="21"/>
+                <w:szCs w:val="21"/>
+              </w:rPr>
+              <w:t xml:space="preserve">Problems</w:t>
+            </w:r>
+          </w:p>
+        </w:tc>
+        <w:tc>
+          <w:tcPr>
+            <w:tcW w:type="dxa" w:w="7986"/>
+            <w:tcBorders>
+              <w:top w:val="single" w:color="BFBFBF" w:sz="4"/>
+              <w:left w:val="single" w:color="BFBFBF" w:sz="4"/>
+              <w:bottom w:val="single" w:color="BFBFBF" w:sz="4"/>
+              <w:right w:val="single" w:color="BFBFBF" w:sz="4"/>
+            </w:tcBorders>
+            <w:shd w:fill="F5F7FB" w:color="auto" w:val="clear"/>
+            <w:tcMar>
+              <w:top w:type="dxa" w:w="70"/>
+              <w:left w:type="dxa" w:w="100"/>
+              <w:bottom w:type="dxa" w:w="70"/>
+              <w:right w:type="dxa" w:w="100"/>
+            </w:tcMar>
+            <w:vAlign w:val="center"/>
+          </w:tcPr>
+          <w:p>
+            <w:pPr>
+              <w:tabs>
+                <w:tab w:val="left" w:pos="260"/>
+              </w:tabs>
+              <w:spacing w:after="0" w:before="0" w:line="280"/>
+              <w:ind w:left="260" w:hanging="260"/>
+            </w:pPr>
+            <w:r>
+              <w:rPr>
+                <w:b/>
+                <w:bCs/>
+                <w:color w:val="C00000"/>
+                <w:sz w:val="21"/>
+                <w:szCs w:val="21"/>
+              </w:rPr>
+              <w:t xml:space="preserve">→</w:t>
+            </w:r>
+            <w:r>
+              <w:tab/>
+            </w:r>
+            <w:r>
+              <w:rPr>
+                <w:sz w:val="21"/>
+                <w:szCs w:val="21"/>
+              </w:rPr>
+              <w:t xml:space="preserve">Pakistan's continued sponsorship of terror</w:t>
+            </w:r>
+          </w:p>
+          <w:p>
+            <w:pPr>
+              <w:tabs>
+                <w:tab w:val="left" w:pos="260"/>
+              </w:tabs>
+              <w:spacing w:after="0" w:before="40" w:line="280"/>
+              <w:ind w:left="260" w:hanging="260"/>
+            </w:pPr>
+            <w:r>
+              <w:rPr>
+                <w:b/>
+                <w:bCs/>
+                <w:color w:val="C00000"/>
+                <w:sz w:val="21"/>
+                <w:szCs w:val="21"/>
+              </w:rPr>
+              <w:t xml:space="preserve">→</w:t>
+            </w:r>
+            <w:r>
+              <w:tab/>
+            </w:r>
+            <w:r>
+              <w:rPr>
+                <w:sz w:val="21"/>
+                <w:szCs w:val="21"/>
+              </w:rPr>
+              <w:t xml:space="preserve">Information war and disinformation</w:t>
+            </w:r>
+          </w:p>
+          <w:p>
+            <w:pPr>
+              <w:tabs>
+                <w:tab w:val="left" w:pos="260"/>
+              </w:tabs>
+              <w:spacing w:after="0" w:before="40" w:line="280"/>
+              <w:ind w:left="260" w:hanging="260"/>
+            </w:pPr>
+            <w:r>
+              <w:rPr>
+                <w:b/>
+                <w:bCs/>
+                <w:color w:val="C00000"/>
+                <w:sz w:val="21"/>
+                <w:szCs w:val="21"/>
+              </w:rPr>
+              <w:t xml:space="preserve">→</w:t>
+            </w:r>
+            <w:r>
+              <w:tab/>
+            </w:r>
+            <w:r>
+              <w:rPr>
+                <w:sz w:val="21"/>
+                <w:szCs w:val="21"/>
+              </w:rPr>
+              <w:t xml:space="preserve">China's support to Pakistan: weapons, intelligence, diplomatic cover</w:t>
+            </w:r>
+          </w:p>
+          <w:p>
+            <w:pPr>
+              <w:tabs>
+                <w:tab w:val="left" w:pos="260"/>
+              </w:tabs>
+              <w:spacing w:after="0" w:before="40" w:line="280"/>
+              <w:ind w:left="260" w:hanging="260"/>
+            </w:pPr>
+            <w:r>
+              <w:rPr>
+                <w:b/>
+                <w:bCs/>
+                <w:color w:val="C00000"/>
+                <w:sz w:val="21"/>
+                <w:szCs w:val="21"/>
+              </w:rPr>
+              <w:t xml:space="preserve">→</w:t>
+            </w:r>
+            <w:r>
+              <w:tab/>
+            </w:r>
+            <w:r>
+              <w:rPr>
+                <w:sz w:val="21"/>
+                <w:szCs w:val="21"/>
+              </w:rPr>
+              <w:t xml:space="preserve">Risk of escalation between nuclear-armed states</w:t>
+            </w:r>
+          </w:p>
+          <w:p>
+            <w:pPr>
+              <w:tabs>
+                <w:tab w:val="left" w:pos="260"/>
+              </w:tabs>
+              <w:spacing w:after="0" w:before="40" w:line="280"/>
+              <w:ind w:left="260" w:hanging="260"/>
+            </w:pPr>
+            <w:r>
+              <w:rPr>
+                <w:b/>
+                <w:bCs/>
+                <w:color w:val="C00000"/>
+                <w:sz w:val="21"/>
+                <w:szCs w:val="21"/>
+              </w:rPr>
+              <w:t xml:space="preserve">→</w:t>
+            </w:r>
+            <w:r>
+              <w:tab/>
+            </w:r>
+            <w:r>
+              <w:rPr>
+                <w:sz w:val="21"/>
+                <w:szCs w:val="21"/>
+              </w:rPr>
+              <w:t xml:space="preserve">Third-party claims of mediation, which India rejects</w:t>
+            </w:r>
+          </w:p>
+        </w:tc>
+      </w:tr>
+      <w:tr>
+        <w:trPr>
+          <w:cantSplit/>
+        </w:trPr>
+        <w:tc>
+          <w:tcPr>
+            <w:tcW w:type="dxa" w:w="520"/>
+            <w:tcBorders>
+              <w:top w:val="single" w:color="BFBFBF" w:sz="4"/>
+              <w:left w:val="single" w:color="BFBFBF" w:sz="4"/>
+              <w:bottom w:val="single" w:color="BFBFBF" w:sz="4"/>
+              <w:right w:val="single" w:color="BFBFBF" w:sz="4"/>
+            </w:tcBorders>
+            <w:tcMar>
+              <w:top w:type="dxa" w:w="70"/>
+              <w:left w:type="dxa" w:w="100"/>
+              <w:bottom w:type="dxa" w:w="70"/>
+              <w:right w:type="dxa" w:w="100"/>
+            </w:tcMar>
+            <w:vAlign w:val="center"/>
+          </w:tcPr>
+          <w:p>
+            <w:pPr>
+              <w:spacing w:after="0" w:before="0" w:line="300"/>
+              <w:jc w:val="center"/>
+            </w:pPr>
+            <w:r>
+              <w:rPr>
+                <w:color w:val="7F7F7F"/>
+                <w:sz w:val="21"/>
+                <w:szCs w:val="21"/>
+              </w:rPr>
+              <w:t xml:space="preserve">5</w:t>
+            </w:r>
+          </w:p>
+        </w:tc>
+        <w:tc>
+          <w:tcPr>
+            <w:tcW w:type="dxa" w:w="2200"/>
+            <w:tcBorders>
+              <w:top w:val="single" w:color="BFBFBF" w:sz="4"/>
+              <w:left w:val="single" w:color="BFBFBF" w:sz="4"/>
+              <w:bottom w:val="single" w:color="BFBFBF" w:sz="4"/>
+              <w:right w:val="single" w:color="BFBFBF" w:sz="4"/>
+            </w:tcBorders>
+            <w:tcMar>
+              <w:top w:type="dxa" w:w="70"/>
+              <w:left w:type="dxa" w:w="100"/>
+              <w:bottom w:type="dxa" w:w="70"/>
+              <w:right w:type="dxa" w:w="100"/>
+            </w:tcMar>
+            <w:vAlign w:val="center"/>
+          </w:tcPr>
+          <w:p>
+            <w:pPr>
+              <w:spacing w:after="0" w:before="0" w:line="300"/>
+            </w:pPr>
+            <w:r>
+              <w:rPr>
+                <w:b/>
+                <w:bCs/>
+                <w:color w:val="1F3864"/>
+                <w:sz w:val="21"/>
+                <w:szCs w:val="21"/>
+              </w:rPr>
+              <w:t xml:space="preserve">Solutions</w:t>
+            </w:r>
+          </w:p>
+        </w:tc>
+        <w:tc>
+          <w:tcPr>
+            <w:tcW w:type="dxa" w:w="7986"/>
+            <w:tcBorders>
+              <w:top w:val="single" w:color="BFBFBF" w:sz="4"/>
+              <w:left w:val="single" w:color="BFBFBF" w:sz="4"/>
+              <w:bottom w:val="single" w:color="BFBFBF" w:sz="4"/>
+              <w:right w:val="single" w:color="BFBFBF" w:sz="4"/>
+            </w:tcBorders>
+            <w:tcMar>
+              <w:top w:type="dxa" w:w="70"/>
+              <w:left w:type="dxa" w:w="100"/>
+              <w:bottom w:type="dxa" w:w="70"/>
+              <w:right w:type="dxa" w:w="100"/>
+            </w:tcMar>
+            <w:vAlign w:val="center"/>
+          </w:tcPr>
+          <w:p>
+            <w:pPr>
+              <w:tabs>
+                <w:tab w:val="left" w:pos="260"/>
+              </w:tabs>
+              <w:spacing w:after="0" w:before="0" w:line="280"/>
+              <w:ind w:left="260" w:hanging="260"/>
+            </w:pPr>
+            <w:r>
+              <w:rPr>
+                <w:b/>
+                <w:bCs/>
+                <w:color w:val="C00000"/>
+                <w:sz w:val="21"/>
+                <w:szCs w:val="21"/>
+              </w:rPr>
+              <w:t xml:space="preserve">→</w:t>
+            </w:r>
+            <w:r>
+              <w:tab/>
+            </w:r>
+            <w:r>
+              <w:rPr>
+                <w:b/>
+                <w:bCs/>
+                <w:sz w:val="21"/>
+                <w:szCs w:val="21"/>
+              </w:rPr>
+              <w:t xml:space="preserve">Keep deterrence credible:</w:t>
+            </w:r>
+            <w:r>
+              <w:rPr>
+                <w:sz w:val="21"/>
+                <w:szCs w:val="21"/>
+              </w:rPr>
+              <w:t xml:space="preserve"> readiness, precision weapons, intelligence</w:t>
+            </w:r>
+          </w:p>
+          <w:p>
+            <w:pPr>
+              <w:tabs>
+                <w:tab w:val="left" w:pos="260"/>
+              </w:tabs>
+              <w:spacing w:after="0" w:before="40" w:line="280"/>
+              <w:ind w:left="260" w:hanging="260"/>
+            </w:pPr>
+            <w:r>
+              <w:rPr>
+                <w:b/>
+                <w:bCs/>
+                <w:color w:val="C00000"/>
+                <w:sz w:val="21"/>
+                <w:szCs w:val="21"/>
+              </w:rPr>
+              <w:t xml:space="preserve">→</w:t>
+            </w:r>
+            <w:r>
+              <w:tab/>
+            </w:r>
+            <w:r>
+              <w:rPr>
+                <w:sz w:val="21"/>
+                <w:szCs w:val="21"/>
+              </w:rPr>
+              <w:t xml:space="preserve">Jointness and theatre commands</w:t>
+            </w:r>
+          </w:p>
+          <w:p>
+            <w:pPr>
+              <w:tabs>
+                <w:tab w:val="left" w:pos="260"/>
+              </w:tabs>
+              <w:spacing w:after="0" w:before="40" w:line="280"/>
+              <w:ind w:left="260" w:hanging="260"/>
+            </w:pPr>
+            <w:r>
+              <w:rPr>
+                <w:b/>
+                <w:bCs/>
+                <w:color w:val="C00000"/>
+                <w:sz w:val="21"/>
+                <w:szCs w:val="21"/>
+              </w:rPr>
+              <w:t xml:space="preserve">→</w:t>
+            </w:r>
+            <w:r>
+              <w:tab/>
+            </w:r>
+            <w:r>
+              <w:rPr>
+                <w:sz w:val="21"/>
+                <w:szCs w:val="21"/>
+              </w:rPr>
+              <w:t xml:space="preserve">Self-reliance in drones, missiles and air defence</w:t>
+            </w:r>
+          </w:p>
+          <w:p>
+            <w:pPr>
+              <w:tabs>
+                <w:tab w:val="left" w:pos="260"/>
+              </w:tabs>
+              <w:spacing w:after="0" w:before="40" w:line="280"/>
+              <w:ind w:left="260" w:hanging="260"/>
+            </w:pPr>
+            <w:r>
+              <w:rPr>
+                <w:b/>
+                <w:bCs/>
+                <w:color w:val="C00000"/>
+                <w:sz w:val="21"/>
+                <w:szCs w:val="21"/>
+              </w:rPr>
+              <w:t xml:space="preserve">→</w:t>
+            </w:r>
+            <w:r>
+              <w:tab/>
+            </w:r>
+            <w:r>
+              <w:rPr>
+                <w:sz w:val="21"/>
+                <w:szCs w:val="21"/>
+              </w:rPr>
+              <w:t xml:space="preserve">Counter-terror grid in J&amp;K; choke infiltration and finance</w:t>
+            </w:r>
+          </w:p>
+          <w:p>
+            <w:pPr>
+              <w:tabs>
+                <w:tab w:val="left" w:pos="260"/>
+              </w:tabs>
+              <w:spacing w:after="0" w:before="40" w:line="280"/>
+              <w:ind w:left="260" w:hanging="260"/>
+            </w:pPr>
+            <w:r>
+              <w:rPr>
+                <w:b/>
+                <w:bCs/>
+                <w:color w:val="C00000"/>
+                <w:sz w:val="21"/>
+                <w:szCs w:val="21"/>
+              </w:rPr>
+              <w:t xml:space="preserve">→</w:t>
+            </w:r>
+            <w:r>
+              <w:tab/>
+            </w:r>
+            <w:r>
+              <w:rPr>
+                <w:b/>
+                <w:bCs/>
+                <w:sz w:val="21"/>
+                <w:szCs w:val="21"/>
+              </w:rPr>
+              <w:t xml:space="preserve">Diplomatic pressure:</w:t>
+            </w:r>
+            <w:r>
+              <w:rPr>
+                <w:sz w:val="21"/>
+                <w:szCs w:val="21"/>
+              </w:rPr>
+              <w:t xml:space="preserve"> FATF, UN listings, global outreach</w:t>
+            </w:r>
+          </w:p>
+          <w:p>
+            <w:pPr>
+              <w:tabs>
+                <w:tab w:val="left" w:pos="260"/>
+              </w:tabs>
+              <w:spacing w:after="0" w:before="40" w:line="280"/>
+              <w:ind w:left="260" w:hanging="260"/>
+            </w:pPr>
+            <w:r>
+              <w:rPr>
+                <w:b/>
+                <w:bCs/>
+                <w:color w:val="C00000"/>
+                <w:sz w:val="21"/>
+                <w:szCs w:val="21"/>
+              </w:rPr>
+              <w:t xml:space="preserve">→</w:t>
+            </w:r>
+            <w:r>
+              <w:tab/>
+            </w:r>
+            <w:r>
+              <w:rPr>
+                <w:sz w:val="21"/>
+                <w:szCs w:val="21"/>
+              </w:rPr>
+              <w:t xml:space="preserve">Strategic communication to counter disinformation</w:t>
+            </w:r>
+          </w:p>
+        </w:tc>
+      </w:tr>
+      <w:tr>
+        <w:trPr>
+          <w:cantSplit/>
+        </w:trPr>
+        <w:tc>
+          <w:tcPr>
+            <w:tcW w:type="dxa" w:w="520"/>
+            <w:tcBorders>
+              <w:top w:val="single" w:color="BFBFBF" w:sz="4"/>
+              <w:left w:val="single" w:color="BFBFBF" w:sz="4"/>
+              <w:bottom w:val="single" w:color="BFBFBF" w:sz="4"/>
+              <w:right w:val="single" w:color="BFBFBF" w:sz="4"/>
+            </w:tcBorders>
+            <w:shd w:fill="F5F7FB" w:color="auto" w:val="clear"/>
+            <w:tcMar>
+              <w:top w:type="dxa" w:w="70"/>
+              <w:left w:type="dxa" w:w="100"/>
+              <w:bottom w:type="dxa" w:w="70"/>
+              <w:right w:type="dxa" w:w="100"/>
+            </w:tcMar>
+            <w:vAlign w:val="center"/>
+          </w:tcPr>
+          <w:p>
+            <w:pPr>
+              <w:spacing w:after="0" w:before="0" w:line="300"/>
+              <w:jc w:val="center"/>
+            </w:pPr>
+            <w:r>
+              <w:rPr>
+                <w:color w:val="7F7F7F"/>
+                <w:sz w:val="21"/>
+                <w:szCs w:val="21"/>
+              </w:rPr>
+              <w:t xml:space="preserve">6</w:t>
+            </w:r>
+          </w:p>
+        </w:tc>
+        <w:tc>
+          <w:tcPr>
+            <w:tcW w:type="dxa" w:w="2200"/>
+            <w:tcBorders>
+              <w:top w:val="single" w:color="BFBFBF" w:sz="4"/>
+              <w:left w:val="single" w:color="BFBFBF" w:sz="4"/>
+              <w:bottom w:val="single" w:color="BFBFBF" w:sz="4"/>
+              <w:right w:val="single" w:color="BFBFBF" w:sz="4"/>
+            </w:tcBorders>
+            <w:shd w:fill="F5F7FB" w:color="auto" w:val="clear"/>
+            <w:tcMar>
+              <w:top w:type="dxa" w:w="70"/>
+              <w:left w:type="dxa" w:w="100"/>
+              <w:bottom w:type="dxa" w:w="70"/>
+              <w:right w:type="dxa" w:w="100"/>
+            </w:tcMar>
+            <w:vAlign w:val="center"/>
+          </w:tcPr>
+          <w:p>
+            <w:pPr>
+              <w:spacing w:after="0" w:before="0" w:line="300"/>
+            </w:pPr>
+            <w:r>
+              <w:rPr>
+                <w:b/>
+                <w:bCs/>
+                <w:color w:val="1F3864"/>
+                <w:sz w:val="21"/>
+                <w:szCs w:val="21"/>
+              </w:rPr>
+              <w:t xml:space="preserve">Conclusion</w:t>
+            </w:r>
+          </w:p>
+        </w:tc>
+        <w:tc>
+          <w:tcPr>
+            <w:tcW w:type="dxa" w:w="7986"/>
+            <w:tcBorders>
+              <w:top w:val="single" w:color="BFBFBF" w:sz="4"/>
+              <w:left w:val="single" w:color="BFBFBF" w:sz="4"/>
+              <w:bottom w:val="single" w:color="BFBFBF" w:sz="4"/>
+              <w:right w:val="single" w:color="BFBFBF" w:sz="4"/>
+            </w:tcBorders>
+            <w:shd w:fill="F5F7FB" w:color="auto" w:val="clear"/>
+            <w:tcMar>
+              <w:top w:type="dxa" w:w="70"/>
+              <w:left w:type="dxa" w:w="100"/>
+              <w:bottom w:type="dxa" w:w="70"/>
+              <w:right w:type="dxa" w:w="100"/>
+            </w:tcMar>
+            <w:vAlign w:val="center"/>
+          </w:tcPr>
+          <w:p>
+            <w:pPr>
+              <w:tabs>
+                <w:tab w:val="left" w:pos="260"/>
+              </w:tabs>
+              <w:spacing w:after="0" w:before="0" w:line="280"/>
+              <w:ind w:left="260" w:hanging="260"/>
+            </w:pPr>
+            <w:r>
+              <w:rPr>
+                <w:b/>
+                <w:bCs/>
+                <w:color w:val="C00000"/>
+                <w:sz w:val="21"/>
+                <w:szCs w:val="21"/>
+              </w:rPr>
+              <w:t xml:space="preserve">→</w:t>
+            </w:r>
+            <w:r>
+              <w:tab/>
+            </w:r>
+            <w:r>
+              <w:rPr>
+                <w:sz w:val="21"/>
+                <w:szCs w:val="21"/>
+              </w:rPr>
+              <w:t xml:space="preserve">Operation Sindoor marked a new normal in India's response to terror</w:t>
+            </w:r>
+          </w:p>
+          <w:p>
+            <w:pPr>
+              <w:tabs>
+                <w:tab w:val="left" w:pos="260"/>
+              </w:tabs>
+              <w:spacing w:after="0" w:before="40" w:line="280"/>
+              <w:ind w:left="260" w:hanging="260"/>
+            </w:pPr>
+            <w:r>
+              <w:rPr>
+                <w:b/>
+                <w:bCs/>
+                <w:color w:val="C00000"/>
+                <w:sz w:val="21"/>
+                <w:szCs w:val="21"/>
+              </w:rPr>
+              <w:t xml:space="preserve">→</w:t>
+            </w:r>
+            <w:r>
+              <w:tab/>
+            </w:r>
+            <w:r>
+              <w:rPr>
+                <w:sz w:val="21"/>
+                <w:szCs w:val="21"/>
+              </w:rPr>
+              <w:t xml:space="preserve">Precise, measured and decisive</w:t>
+            </w:r>
+          </w:p>
+          <w:p>
+            <w:pPr>
+              <w:tabs>
+                <w:tab w:val="left" w:pos="260"/>
+              </w:tabs>
+              <w:spacing w:after="0" w:before="40" w:line="280"/>
+              <w:ind w:left="260" w:hanging="260"/>
+            </w:pPr>
+            <w:r>
+              <w:rPr>
+                <w:b/>
+                <w:bCs/>
+                <w:color w:val="C00000"/>
+                <w:sz w:val="21"/>
+                <w:szCs w:val="21"/>
+              </w:rPr>
+              <w:t xml:space="preserve">→</w:t>
+            </w:r>
+            <w:r>
+              <w:tab/>
+            </w:r>
+            <w:r>
+              <w:rPr>
+                <w:sz w:val="21"/>
+                <w:szCs w:val="21"/>
+              </w:rPr>
+              <w:t xml:space="preserve">India will respond to terror at a time and place of its choosing</w:t>
             </w:r>
           </w:p>
         </w:tc>
